--- a/JF实战_标准自然 - Rev 3.2.docx
+++ b/JF实战_标准自然 - Rev 3.2.docx
@@ -17905,6 +17905,12 @@
         </w:rPr>
         <w:t>- 优先探查3NT：确定逼局进程后，不要直接叫到3NT。开始进行止张分析。如果止张不足，首先在在2NT到3NT之间通过叫某个花色显示该花色有止张。叫新花可能表示对未叫花色的担忧。</w:t>
       </w:r>
+      <w:r>
+        <w:rPr>
+          <w:rFonts w:hint="eastAsia"/>
+        </w:rPr>
+        <w:t>不要急于转向低花成局甚至开始扣叫。</w:t>
+      </w:r>
     </w:p>
     <w:p>
       <w:pPr>
@@ -17926,6 +17932,12 @@
           <w:rFonts w:hint="eastAsia"/>
         </w:rPr>
         <w:t>- 如果在3NT之前无法保证所有未叫花色有止张，但是联手总点力上限在28点及以上（包括牌型点），考虑5阶低花进局和探查满贯</w:t>
+      </w:r>
+      <w:r>
+        <w:rPr>
+          <w:rFonts w:hint="eastAsia"/>
+        </w:rPr>
+        <w:t>，可以启动扣叫。</w:t>
       </w:r>
     </w:p>
     <w:p>
@@ -19593,22 +19605,10 @@
         <w:rPr>
           <w:rFonts w:hint="eastAsia"/>
         </w:rPr>
-        <w:t>的牌</w:t>
-      </w:r>
-      <w:r>
-        <w:rPr>
-          <w:rFonts w:hint="eastAsia"/>
-        </w:rPr>
-        <w:t>（</w:t>
-      </w:r>
-      <w:r>
-        <w:t>10-12点，</w:t>
-      </w:r>
-      <w:r>
-        <w:t>5张</w:t>
-      </w:r>
-      <w:r>
-        <w:t>以上 D 邀请，</w:t>
+        <w:t>的牌（</w:t>
+      </w:r>
+      <w:r>
+        <w:t>10-12点，5张以上 D 邀请，</w:t>
       </w:r>
       <w:r>
         <w:rPr>
@@ -19617,16 +19617,7 @@
         <w:t>或者</w:t>
       </w:r>
       <w:r>
-        <w:t>13</w:t>
-      </w:r>
-      <w:r>
-        <w:t>点以上，</w:t>
-      </w:r>
-      <w:r>
-        <w:t>4张</w:t>
-      </w:r>
-      <w:r>
-        <w:t>以上 D</w:t>
+        <w:t>13点以上，4张以上 D</w:t>
       </w:r>
       <w:r>
         <w:rPr>

--- a/JF实战_标准自然 - Rev 3.2.docx
+++ b/JF实战_标准自然 - Rev 3.2.docx
@@ -266,12 +266,262 @@
       </w:r>
     </w:p>
     <w:p/>
-    <w:p>
-      <w:pPr>
-        <w:rPr>
-          <w:rFonts w:hint="eastAsia"/>
-        </w:rPr>
-      </w:pPr>
+    <w:p/>
+    <w:p>
+      <w:pPr>
+        <w:pStyle w:val="1"/>
+      </w:pPr>
+      <w:r>
+        <w:rPr>
+          <w:rFonts w:hint="eastAsia"/>
+        </w:rPr>
+        <w:t>花色开叫1</w:t>
+      </w:r>
+    </w:p>
+    <w:p>
+      <w:r>
+        <w:t>1.1花色开叫</w:t>
+      </w:r>
+    </w:p>
+    <w:p>
+      <w:r>
+        <w:rPr>
+          <w:rFonts w:hint="eastAsia"/>
+        </w:rPr>
+        <w:t>1NT：15-17，牌型包括：</w:t>
+      </w:r>
+    </w:p>
+    <w:p>
+      <w:r>
+        <w:rPr>
+          <w:rFonts w:hint="eastAsia"/>
+        </w:rPr>
+        <w:t>1NT：- 不允许7-2-2-2牌型开叫NT</w:t>
+      </w:r>
+    </w:p>
+    <w:p>
+      <w:r>
+        <w:rPr>
+          <w:rFonts w:hint="eastAsia"/>
+        </w:rPr>
+        <w:t>1NT：- 允许有五张高花或六张低花，但不可以同时存在一门花色5张及以上而另一</w:t>
+      </w:r>
+      <w:r>
+        <w:rPr>
+          <w:rFonts w:hint="eastAsia"/>
+        </w:rPr>
+        <w:lastRenderedPageBreak/>
+        <w:t>门花色4张及以上的情况。</w:t>
+      </w:r>
+    </w:p>
+    <w:p>
+      <w:r>
+        <w:rPr>
+          <w:rFonts w:hint="eastAsia"/>
+        </w:rPr>
+        <w:t>1NT：- 不允许存在两门花色没有止张</w:t>
+      </w:r>
+    </w:p>
+    <w:p>
+      <w:r>
+        <w:rPr>
+          <w:rFonts w:hint="eastAsia"/>
+        </w:rPr>
+        <w:t>1NT：- 禁止有花色单缺：但允许单张A/K。</w:t>
+      </w:r>
+    </w:p>
+    <w:p>
+      <w:r>
+        <w:rPr>
+          <w:rFonts w:hint="eastAsia"/>
+        </w:rPr>
+        <w:t>1NT：- 1NT后续叫牌手段完善，满足条件时非均型也要开叫1NT。</w:t>
+      </w:r>
+    </w:p>
+    <w:p>
+      <w:r>
+        <w:rPr>
+          <w:rFonts w:hint="eastAsia"/>
+        </w:rPr>
+        <w:t>1NT：任何15-17点的牌，满足1NT条件，都必须无条件优先开叫1NT！</w:t>
+      </w:r>
+    </w:p>
+    <w:p>
+      <w:r>
+        <w:rPr>
+          <w:rFonts w:hint="eastAsia"/>
+        </w:rPr>
+        <w:t>1NT：开叫1NT不代表保证所有花色都有止张。</w:t>
+      </w:r>
+    </w:p>
+    <w:p/>
+    <w:p>
+      <w:r>
+        <w:rPr>
+          <w:rFonts w:hint="eastAsia"/>
+        </w:rPr>
+        <w:t>1C：12-21点，3+C，没有5张高花，且C比D长。CD等长时，33低花开叫1C，其他情况叫1D。</w:t>
+      </w:r>
+    </w:p>
+    <w:p>
+      <w:r>
+        <w:rPr>
+          <w:rFonts w:hint="eastAsia"/>
+        </w:rPr>
+        <w:t>1D：12-21点，没有5张高花，通常D比C长。CD等长时，33低花开叫1C，其他情况叫1D。如44低花开叫1D，或者在C和D强弱差距明显时开叫比较强的那门。符合1NT叫牌的要优先叫1NT。</w:t>
+      </w:r>
+    </w:p>
+    <w:p>
+      <w:r>
+        <w:rPr>
+          <w:rFonts w:hint="eastAsia"/>
+        </w:rPr>
+        <w:t>1H：12-21点，5+H</w:t>
+      </w:r>
+    </w:p>
+    <w:p>
+      <w:r>
+        <w:rPr>
+          <w:rFonts w:hint="eastAsia"/>
+        </w:rPr>
+        <w:t>1S：12-21点，5+S</w:t>
+      </w:r>
+    </w:p>
+    <w:p/>
+    <w:p>
+      <w:r>
+        <w:rPr>
+          <w:rFonts w:hint="eastAsia"/>
+        </w:rPr>
+        <w:t>2C：强牌开叫</w:t>
+      </w:r>
+    </w:p>
+    <w:p>
+      <w:r>
+        <w:rPr>
+          <w:rFonts w:hint="eastAsia"/>
+        </w:rPr>
+        <w:t>2C：情形1 - 任意22+</w:t>
+      </w:r>
+    </w:p>
+    <w:p>
+      <w:r>
+        <w:rPr>
+          <w:rFonts w:hint="eastAsia"/>
+        </w:rPr>
+        <w:t>2C：情形2 - 18+自己接近独立成局牌（必须确保9个赢墩，否则不可以叫2C），在选择开叫2C还是1m时更倾向于1m，但在选择开2C还是1M时，更倾向2C</w:t>
+      </w:r>
+    </w:p>
+    <w:p/>
+    <w:p>
+      <w:r>
+        <w:rPr>
+          <w:rFonts w:hint="eastAsia"/>
+        </w:rPr>
+        <w:t>阻击叫规定：</w:t>
+      </w:r>
+    </w:p>
+    <w:p>
+      <w:r>
+        <w:rPr>
+          <w:rFonts w:hint="eastAsia"/>
+        </w:rPr>
+        <w:t>- 阻击叫在有局方时应该比较严格，包括套的质量</w:t>
+      </w:r>
+    </w:p>
+    <w:p>
+      <w:r>
+        <w:rPr>
+          <w:rFonts w:hint="eastAsia"/>
+        </w:rPr>
+        <w:t>- 第一二家阻击叫不能有另一个4张高花套；</w:t>
+      </w:r>
+    </w:p>
+    <w:p>
+      <w:r>
+        <w:rPr>
+          <w:rFonts w:hint="eastAsia"/>
+        </w:rPr>
+        <w:t>- 第一二家阻击叫不能有两个A;</w:t>
+      </w:r>
+    </w:p>
+    <w:p>
+      <w:r>
+        <w:rPr>
+          <w:rFonts w:hint="eastAsia"/>
+        </w:rPr>
+        <w:t>- 阻击叫不应该有缺门。</w:t>
+      </w:r>
+    </w:p>
+    <w:p>
+      <w:r>
+        <w:rPr>
+          <w:rFonts w:hint="eastAsia"/>
+        </w:rPr>
+        <w:t>- 7张必须叫3阶，8张必须叫4阶，不能低叫或高叫。具体如下：</w:t>
+      </w:r>
+    </w:p>
+    <w:p>
+      <w:r>
+        <w:rPr>
+          <w:rFonts w:hint="eastAsia"/>
+        </w:rPr>
+        <w:t>3C/4C：自然阻击， 6-10点，7C/8C</w:t>
+      </w:r>
+    </w:p>
+    <w:p>
+      <w:r>
+        <w:rPr>
+          <w:rFonts w:hint="eastAsia"/>
+        </w:rPr>
+        <w:t>3D/4D：自然阻击， 6-10点，7D/8D</w:t>
+      </w:r>
+    </w:p>
+    <w:p>
+      <w:r>
+        <w:rPr>
+          <w:rFonts w:hint="eastAsia"/>
+        </w:rPr>
+        <w:lastRenderedPageBreak/>
+        <w:t>3H/4H：自然阻击， 6-10点，6H/7H/8H</w:t>
+      </w:r>
+    </w:p>
+    <w:p>
+      <w:r>
+        <w:rPr>
+          <w:rFonts w:hint="eastAsia"/>
+        </w:rPr>
+        <w:t>3S/4S：自然阻击， 6-10点，6S/7S/8S</w:t>
+      </w:r>
+    </w:p>
+    <w:p>
+      <w:r>
+        <w:rPr>
+          <w:rFonts w:hint="eastAsia"/>
+        </w:rPr>
+        <w:t>其中4高花在三四家为自然想打，可能有较多的点</w:t>
+      </w:r>
+    </w:p>
+    <w:p/>
+    <w:p>
+      <w:r>
+        <w:rPr>
+          <w:rFonts w:hint="eastAsia"/>
+        </w:rPr>
+        <w:t>3NT：赌博性，7张坚固低花，旁门不能有K或者缺门，三四家为自然想打</w:t>
+      </w:r>
+    </w:p>
+    <w:p/>
+    <w:p>
+      <w:r>
+        <w:rPr>
+          <w:rFonts w:hint="eastAsia"/>
+        </w:rPr>
+        <w:t>pass：以上没有合适叫品</w:t>
+      </w:r>
+    </w:p>
+    <w:p/>
+    <w:p>
       <w:r>
         <w:rPr>
           <w:rFonts w:hint="eastAsia"/>
@@ -310,23 +560,36 @@
       <w:r>
         <w:t>5-11p，六张高花的单套阻击 或 20-21 点的均型牌</w:t>
       </w:r>
+      <w:r>
+        <w:rPr>
+          <w:rFonts w:hint="eastAsia"/>
+        </w:rPr>
+        <w:t>，（适用于多功能/麦德伯格系统）</w:t>
+      </w:r>
     </w:p>
     <w:p>
       <w:r>
         <w:t>2H：5-10hcp，准确的5张红心加一门四张及以上的低花。（局况不利时根据套质量和型适当调高下限）</w:t>
       </w:r>
+      <w:r>
+        <w:rPr>
+          <w:rFonts w:hint="eastAsia"/>
+        </w:rPr>
+        <w:t>，（适用于多功能/麦德伯格系统）</w:t>
+      </w:r>
     </w:p>
     <w:p>
       <w:r>
         <w:t>2S：5-10hcp，准确的5张黑桃加一门四张及以上的低花。（局况不利时根据套质量和型适当调高下限）</w:t>
       </w:r>
-    </w:p>
-    <w:p>
-      <w:pPr>
-        <w:rPr>
-          <w:rFonts w:hint="eastAsia"/>
-        </w:rPr>
-      </w:pPr>
+      <w:r>
+        <w:rPr>
+          <w:rFonts w:hint="eastAsia"/>
+        </w:rPr>
+        <w:t>，（适用于多功能/麦德伯格系统）</w:t>
+      </w:r>
+    </w:p>
+    <w:p>
       <w:r>
         <w:t>2NT</w:t>
       </w:r>
@@ -364,7 +627,13 @@
         <w:t>以上</w:t>
       </w:r>
       <w:r>
-        <w:t>高花）。</w:t>
+        <w:t>高花）</w:t>
+      </w:r>
+      <w:r>
+        <w:rPr>
+          <w:rFonts w:hint="eastAsia"/>
+        </w:rPr>
+        <w:t>，（适用于多功能/麦德伯格系统）</w:t>
       </w:r>
     </w:p>
     <w:p/>
@@ -418,39 +687,423 @@
         <w:rPr>
           <w:rFonts w:hint="eastAsia"/>
         </w:rPr>
-        <w:t>--- X（加倍）：直接位置加倍为技术性加倍，通常有开叫牌力（12点以上），在对方开叫花色越短，所需点力越少，最低可以到 10点 (4441 牌型），通常技术性加倍后再扣叫表示超强牌，需要同伴继续描述自己的牌。平衡位置的技术性加倍可以降低2~3 点。通常保证未叫花色有3张以上。</w:t>
-      </w:r>
-    </w:p>
-    <w:p>
-      <w:r>
-        <w:rPr>
-          <w:rFonts w:hint="eastAsia"/>
-        </w:rPr>
-        <w:t>--- 简单新花：自然争叫，所叫花色5张以上好套，不逼叫。争叫1阶花色，7+点。争叫2阶花色（非跳叫），11+点。</w:t>
-      </w:r>
-    </w:p>
-    <w:p>
-      <w:r>
-        <w:rPr>
-          <w:rFonts w:hint="eastAsia"/>
-        </w:rPr>
-        <w:t>--- 扣叫：迈克尔斯扣叫，8点以上，表示5-5双套牌。对低花扣叫表示双高花，对高花扣叫表示高花加一未知低花，带有逼叫性。</w:t>
-      </w:r>
-    </w:p>
-    <w:p>
-      <w:r>
-        <w:rPr>
-          <w:rFonts w:hint="eastAsia"/>
-        </w:rPr>
-        <w:t>--- 跳叫新花：阻击叫，6-9点，6张以上该花色。</w:t>
-      </w:r>
-    </w:p>
-    <w:p>
-      <w:r>
-        <w:rPr>
-          <w:rFonts w:hint="eastAsia"/>
-        </w:rPr>
-        <w:t>--- 跳叫 2NT：不寻常 2NT，8点以上，表示除开叫花色外，级别较低低的两套牌。比如1C-（2NT），表示5D5H双套。</w:t>
+        <w:t>--- X（加倍）：直接位置加倍为技术性加倍，通常有开叫牌力（12点以上），在对方</w:t>
+      </w:r>
+      <w:r>
+        <w:rPr>
+          <w:rFonts w:hint="eastAsia"/>
+        </w:rPr>
+        <w:lastRenderedPageBreak/>
+        <w:t>开叫花色越短，所需点力越少，最低可以</w:t>
+      </w:r>
+      <w:r>
+        <w:rPr>
+          <w:rFonts w:hint="eastAsia"/>
+        </w:rPr>
+        <w:t>到</w:t>
+      </w:r>
+      <w:r>
+        <w:t>10</w:t>
+      </w:r>
+      <w:r>
+        <w:rPr>
+          <w:rFonts w:hint="eastAsia"/>
+        </w:rPr>
+        <w:t>点 (4441 牌型），通常技术性加倍后再扣叫表示超强牌，需要同伴继续描述自己的牌。平衡位置的技术性加倍可以降低</w:t>
+      </w:r>
+      <w:r>
+        <w:t>2～3点</w:t>
+      </w:r>
+      <w:r>
+        <w:rPr>
+          <w:rFonts w:hint="eastAsia"/>
+        </w:rPr>
+        <w:t>。通常保证未叫花色有3张以上。</w:t>
+      </w:r>
+    </w:p>
+    <w:p>
+      <w:r>
+        <w:rPr>
+          <w:rFonts w:hint="eastAsia"/>
+        </w:rPr>
+        <w:t>--</w:t>
+      </w:r>
+      <w:r>
+        <w:t>-简单</w:t>
+      </w:r>
+      <w:r>
+        <w:rPr>
+          <w:rFonts w:hint="eastAsia"/>
+        </w:rPr>
+        <w:t>新花：自然争叫，所叫花色5张以上好套，不逼叫。争叫1阶花色，7+点</w:t>
+      </w:r>
+      <w:r>
+        <w:rPr>
+          <w:rFonts w:hint="eastAsia"/>
+        </w:rPr>
+        <w:t>，比如1C后争叫1D/H/S</w:t>
+      </w:r>
+      <w:r>
+        <w:rPr>
+          <w:rFonts w:hint="eastAsia"/>
+        </w:rPr>
+        <w:t>。争叫2阶花色（非跳叫），11+点</w:t>
+      </w:r>
+      <w:r>
+        <w:rPr>
+          <w:rFonts w:hint="eastAsia"/>
+        </w:rPr>
+        <w:t>，比如1H/S开叫后，争叫2C/D</w:t>
+      </w:r>
+      <w:r>
+        <w:rPr>
+          <w:rFonts w:hint="eastAsia"/>
+        </w:rPr>
+        <w:t>。</w:t>
+      </w:r>
+    </w:p>
+    <w:p>
+      <w:pPr>
+        <w:rPr>
+          <w:rFonts w:hint="eastAsia"/>
+        </w:rPr>
+      </w:pPr>
+      <w:r>
+        <w:rPr>
+          <w:rFonts w:hint="eastAsia"/>
+        </w:rPr>
+        <w:t>--</w:t>
+      </w:r>
+      <w:r>
+        <w:t>-</w:t>
+      </w:r>
+      <w:r>
+        <w:rPr>
+          <w:rFonts w:hint="eastAsia"/>
+        </w:rPr>
+        <w:t>争叫1NT：参见下一节### 均型牌的争叫。</w:t>
+      </w:r>
+    </w:p>
+    <w:p>
+      <w:r>
+        <w:rPr>
+          <w:rFonts w:hint="eastAsia"/>
+        </w:rPr>
+        <w:t>--</w:t>
+      </w:r>
+      <w:r>
+        <w:t>-扣</w:t>
+      </w:r>
+      <w:r>
+        <w:rPr>
+          <w:rFonts w:hint="eastAsia"/>
+        </w:rPr>
+        <w:t>叫：</w:t>
+      </w:r>
+      <w:r>
+        <w:rPr>
+          <w:rFonts w:hint="eastAsia"/>
+        </w:rPr>
+        <w:t>1阶开叫后争叫2阶同一花色</w:t>
+      </w:r>
+      <w:r>
+        <w:rPr>
+          <w:rFonts w:hint="eastAsia"/>
+        </w:rPr>
+        <w:t>，属于</w:t>
+      </w:r>
+      <w:r>
+        <w:rPr>
+          <w:rFonts w:hint="eastAsia"/>
+        </w:rPr>
+        <w:t>迈克尔斯扣叫，8点以上，表示5-5双套牌。</w:t>
+      </w:r>
+      <w:r>
+        <w:rPr>
+          <w:rFonts w:hint="eastAsia"/>
+        </w:rPr>
+        <w:t>带有逼叫性</w:t>
+      </w:r>
+      <w:r>
+        <w:rPr>
+          <w:rFonts w:hint="eastAsia"/>
+        </w:rPr>
+        <w:t>。</w:t>
+      </w:r>
+    </w:p>
+    <w:p>
+      <w:pPr>
+        <w:ind w:firstLine="420"/>
+      </w:pPr>
+      <w:r>
+        <w:rPr>
+          <w:rFonts w:hint="eastAsia"/>
+        </w:rPr>
+        <w:t>--</w:t>
+      </w:r>
+      <w:r>
+        <w:t>-对</w:t>
+      </w:r>
+      <w:r>
+        <w:rPr>
+          <w:rFonts w:hint="eastAsia"/>
+        </w:rPr>
+        <w:t>自然</w:t>
+      </w:r>
+      <w:r>
+        <w:t>1C</w:t>
+      </w:r>
+      <w:r>
+        <w:t>/D，</w:t>
+      </w:r>
+      <w:r>
+        <w:rPr>
+          <w:rFonts w:hint="eastAsia"/>
+        </w:rPr>
+        <w:t>精确</w:t>
+      </w:r>
+      <w:r>
+        <w:t>1D</w:t>
+      </w:r>
+      <w:r>
+        <w:t>以后，扣叫</w:t>
+      </w:r>
+      <w:r>
+        <w:rPr>
+          <w:rFonts w:hint="eastAsia"/>
+        </w:rPr>
+        <w:t>2C/2D</w:t>
+      </w:r>
+      <w:r>
+        <w:t xml:space="preserve">表示双高花 </w:t>
+      </w:r>
+      <w:r>
+        <w:t>55以上</w:t>
+      </w:r>
+    </w:p>
+    <w:p>
+      <w:pPr>
+        <w:ind w:firstLine="420"/>
+      </w:pPr>
+      <w:r>
+        <w:rPr>
+          <w:rFonts w:hint="eastAsia"/>
+        </w:rPr>
+        <w:t>--</w:t>
+      </w:r>
+      <w:r>
+        <w:t>-对1</w:t>
+      </w:r>
+      <w:r>
+        <w:rPr>
+          <w:rFonts w:hint="eastAsia"/>
+        </w:rPr>
+        <w:t>H/S</w:t>
+      </w:r>
+      <w:r>
+        <w:t>开叫</w:t>
+      </w:r>
+      <w:r>
+        <w:rPr>
+          <w:rFonts w:hint="eastAsia"/>
+        </w:rPr>
+        <w:t>，</w:t>
+      </w:r>
+      <w:r>
+        <w:t>扣叫</w:t>
+      </w:r>
+      <w:r>
+        <w:rPr>
+          <w:rFonts w:hint="eastAsia"/>
+        </w:rPr>
+        <w:t>2H/S</w:t>
+      </w:r>
+      <w:r>
+        <w:t>表示另外高花</w:t>
+      </w:r>
+      <w:r>
+        <w:rPr>
+          <w:rFonts w:hint="eastAsia"/>
+        </w:rPr>
+        <w:t>带</w:t>
+      </w:r>
+      <w:r>
+        <w:t>1</w:t>
+      </w:r>
+      <w:r>
+        <w:t>低</w:t>
+      </w:r>
+      <w:r>
+        <w:rPr>
+          <w:rFonts w:hint="eastAsia"/>
+        </w:rPr>
+        <w:t>花</w:t>
+      </w:r>
+      <w:r>
+        <w:t>55</w:t>
+      </w:r>
+      <w:r>
+        <w:t>以上</w:t>
+      </w:r>
+    </w:p>
+    <w:p>
+      <w:pPr>
+        <w:rPr>
+          <w:rFonts w:hint="eastAsia"/>
+        </w:rPr>
+      </w:pPr>
+      <w:r>
+        <w:rPr>
+          <w:rFonts w:hint="eastAsia"/>
+        </w:rPr>
+        <w:t>--</w:t>
+      </w:r>
+      <w:r>
+        <w:t>-跳</w:t>
+      </w:r>
+      <w:r>
+        <w:rPr>
+          <w:rFonts w:hint="eastAsia"/>
+        </w:rPr>
+        <w:t>叫新花：阻击叫，6-9点，6张以上该花色。</w:t>
+      </w:r>
+      <w:r>
+        <w:rPr>
+          <w:rFonts w:hint="eastAsia"/>
+        </w:rPr>
+        <w:t>迈克尔斯扣叫不属于跳叫新花</w:t>
+      </w:r>
+      <w:r>
+        <w:rPr>
+          <w:rFonts w:hint="eastAsia"/>
+        </w:rPr>
+        <w:t>。</w:t>
+      </w:r>
+    </w:p>
+    <w:p>
+      <w:r>
+        <w:rPr>
+          <w:rFonts w:hint="eastAsia"/>
+        </w:rPr>
+        <w:t>--</w:t>
+      </w:r>
+      <w:r>
+        <w:t>-</w:t>
+      </w:r>
+      <w:r>
+        <w:rPr>
+          <w:rFonts w:hint="eastAsia"/>
+        </w:rPr>
+        <w:t>争叫</w:t>
+      </w:r>
+      <w:r>
+        <w:t>2NT</w:t>
+      </w:r>
+      <w:r>
+        <w:rPr>
+          <w:rFonts w:hint="eastAsia"/>
+        </w:rPr>
+        <w:t>：</w:t>
+      </w:r>
+      <w:r>
+        <w:rPr>
+          <w:rFonts w:hint="eastAsia"/>
+        </w:rPr>
+        <w:t>1阶开叫（包括1NT开叫</w:t>
+      </w:r>
+      <w:r>
+        <w:t>）</w:t>
+      </w:r>
+      <w:r>
+        <w:rPr>
+          <w:rFonts w:hint="eastAsia"/>
+        </w:rPr>
+        <w:t>后，争叫叫2NT为</w:t>
+      </w:r>
+      <w:r>
+        <w:rPr>
+          <w:rFonts w:hint="eastAsia"/>
+        </w:rPr>
+        <w:t>不</w:t>
+      </w:r>
+      <w:r>
+        <w:rPr>
+          <w:rFonts w:hint="eastAsia"/>
+        </w:rPr>
+        <w:t>寻常</w:t>
+      </w:r>
+      <w:r>
+        <w:t>2NT</w:t>
+      </w:r>
+      <w:r>
+        <w:rPr>
+          <w:rFonts w:hint="eastAsia"/>
+        </w:rPr>
+        <w:t>，</w:t>
+      </w:r>
+      <w:r>
+        <w:rPr>
+          <w:rFonts w:hint="eastAsia"/>
+        </w:rPr>
+        <w:t>表示</w:t>
+      </w:r>
+      <w:r>
+        <w:rPr>
+          <w:rFonts w:hint="eastAsia"/>
+        </w:rPr>
+        <w:t>8点以上，除开叫花色外，</w:t>
+      </w:r>
+      <w:r>
+        <w:rPr>
+          <w:rFonts w:hint="eastAsia"/>
+        </w:rPr>
+        <w:t>有</w:t>
+      </w:r>
+      <w:r>
+        <w:rPr>
+          <w:rFonts w:hint="eastAsia"/>
+        </w:rPr>
+        <w:t>级别较低的</w:t>
+      </w:r>
+      <w:r>
+        <w:rPr>
+          <w:rFonts w:hint="eastAsia"/>
+        </w:rPr>
+        <w:t>55</w:t>
+      </w:r>
+      <w:r>
+        <w:rPr>
+          <w:rFonts w:hint="eastAsia"/>
+        </w:rPr>
+        <w:t>两套牌。比如1C-（2NT），表示5D5H双套。</w:t>
+      </w:r>
+    </w:p>
+    <w:p>
+      <w:pPr>
+        <w:rPr>
+          <w:rFonts w:hint="eastAsia"/>
+        </w:rPr>
+      </w:pPr>
+      <w:r>
+        <w:rPr>
+          <w:rFonts w:hint="eastAsia"/>
+        </w:rPr>
+        <w:t>--</w:t>
+      </w:r>
+      <w:r>
+        <w:t>-</w:t>
+      </w:r>
+      <w:r>
+        <w:rPr>
+          <w:rFonts w:hint="eastAsia"/>
+        </w:rPr>
+        <w:t>争叫</w:t>
+      </w:r>
+      <w:r>
+        <w:rPr>
+          <w:rFonts w:hint="eastAsia"/>
+        </w:rPr>
+        <w:t>3阶花色均为阻击叫牌，6-9点，7张所叫花色，通常无缺门。</w:t>
       </w:r>
     </w:p>
     <w:p>
@@ -488,141 +1141,32 @@
     </w:p>
     <w:p>
       <w:r>
-        <w:rPr>
-          <w:rFonts w:hint="eastAsia"/>
-        </w:rPr>
-        <w:t>叫品          直接位置</w:t>
-      </w:r>
-      <w:r>
-        <w:rPr>
-          <w:rFonts w:hint="eastAsia"/>
-        </w:rPr>
-        <w:tab/>
-        <w:t xml:space="preserve">         平衡位置</w:t>
-      </w:r>
-      <w:r>
-        <w:rPr>
-          <w:rFonts w:hint="eastAsia"/>
-        </w:rPr>
-        <w:tab/>
-        <w:t xml:space="preserve">             </w:t>
-      </w:r>
-      <w:r>
-        <w:rPr>
-          <w:rFonts w:hint="eastAsia"/>
-        </w:rPr>
-        <w:tab/>
-      </w:r>
-    </w:p>
-    <w:p>
-      <w:r>
-        <w:rPr>
-          <w:rFonts w:hint="eastAsia"/>
-        </w:rPr>
-        <w:t>Pass</w:t>
-      </w:r>
-      <w:r>
-        <w:rPr>
-          <w:rFonts w:hint="eastAsia"/>
-        </w:rPr>
-        <w:tab/>
-        <w:t xml:space="preserve">        14点以下</w:t>
-      </w:r>
-      <w:r>
-        <w:rPr>
-          <w:rFonts w:hint="eastAsia"/>
-        </w:rPr>
-        <w:tab/>
-      </w:r>
-      <w:r>
-        <w:rPr>
-          <w:rFonts w:hint="eastAsia"/>
-        </w:rPr>
-        <w:tab/>
-      </w:r>
-      <w:r>
-        <w:rPr>
-          <w:rFonts w:hint="eastAsia"/>
-        </w:rPr>
-        <w:tab/>
-        <w:t xml:space="preserve"> 10点以下</w:t>
-      </w:r>
-    </w:p>
-    <w:p>
-      <w:r>
-        <w:rPr>
-          <w:rFonts w:hint="eastAsia"/>
-        </w:rPr>
-        <w:lastRenderedPageBreak/>
-        <w:t>1NT</w:t>
-      </w:r>
-      <w:r>
-        <w:rPr>
-          <w:rFonts w:hint="eastAsia"/>
-        </w:rPr>
-        <w:tab/>
-      </w:r>
-      <w:r>
-        <w:rPr>
-          <w:rFonts w:hint="eastAsia"/>
-        </w:rPr>
-        <w:tab/>
-        <w:t xml:space="preserve">    15–18点</w:t>
-      </w:r>
-      <w:r>
-        <w:rPr>
-          <w:rFonts w:hint="eastAsia"/>
-        </w:rPr>
-        <w:tab/>
-        <w:t xml:space="preserve">         11–14点</w:t>
-      </w:r>
-      <w:r>
-        <w:rPr>
-          <w:rFonts w:hint="eastAsia"/>
-        </w:rPr>
-        <w:tab/>
-      </w:r>
-      <w:r>
-        <w:rPr>
-          <w:rFonts w:hint="eastAsia"/>
-        </w:rPr>
-        <w:tab/>
-      </w:r>
-    </w:p>
-    <w:p>
-      <w:r>
-        <w:rPr>
-          <w:rFonts w:hint="eastAsia"/>
-        </w:rPr>
-        <w:t>X后叫NT  19–20点</w:t>
-      </w:r>
-      <w:r>
-        <w:rPr>
-          <w:rFonts w:hint="eastAsia"/>
-        </w:rPr>
-        <w:tab/>
-        <w:t xml:space="preserve">         15–18点</w:t>
-      </w:r>
-    </w:p>
-    <w:p>
-      <w:r>
-        <w:rPr>
-          <w:rFonts w:hint="eastAsia"/>
-        </w:rPr>
-        <w:t>2NT</w:t>
-      </w:r>
-      <w:r>
-        <w:rPr>
-          <w:rFonts w:hint="eastAsia"/>
-        </w:rPr>
-        <w:tab/>
-      </w:r>
-      <w:r>
-        <w:rPr>
-          <w:rFonts w:hint="eastAsia"/>
-        </w:rPr>
-        <w:tab/>
-        <w:t xml:space="preserve">     —                     19–20点</w:t>
+        <w:t>| 叫品 | 直接位置 | 平衡位置 |</w:t>
+      </w:r>
+    </w:p>
+    <w:p>
+      <w:r>
+        <w:t>|------|----------|----------|</w:t>
+      </w:r>
+    </w:p>
+    <w:p>
+      <w:r>
+        <w:t>| Pass | 14点以下 | 10点以下 |</w:t>
+      </w:r>
+    </w:p>
+    <w:p>
+      <w:r>
+        <w:t>| 1NT | 15–18点 | 11–14点 |</w:t>
+      </w:r>
+    </w:p>
+    <w:p>
+      <w:r>
+        <w:t>| X后叫NT | 19–20点 | 15–18点 |</w:t>
+      </w:r>
+    </w:p>
+    <w:p>
+      <w:r>
+        <w:t>| 2NT | — | 19–20点 |</w:t>
       </w:r>
     </w:p>
     <w:p/>
@@ -636,90 +1180,27 @@
     </w:p>
     <w:p>
       <w:r>
-        <w:rPr>
-          <w:rFonts w:hint="eastAsia"/>
-        </w:rPr>
-        <w:t>叫品</w:t>
-      </w:r>
-      <w:r>
-        <w:rPr>
-          <w:rFonts w:hint="eastAsia"/>
-        </w:rPr>
-        <w:tab/>
-        <w:t xml:space="preserve">             点力</w:t>
-      </w:r>
-      <w:r>
-        <w:rPr>
-          <w:rFonts w:hint="eastAsia"/>
-        </w:rPr>
-        <w:tab/>
-        <w:t xml:space="preserve">        说  明</w:t>
-      </w:r>
-    </w:p>
-    <w:p>
-      <w:r>
-        <w:rPr>
-          <w:rFonts w:hint="eastAsia"/>
-        </w:rPr>
-        <w:t>X</w:t>
-      </w:r>
-      <w:r>
-        <w:rPr>
-          <w:rFonts w:hint="eastAsia"/>
-        </w:rPr>
-        <w:tab/>
-        <w:t xml:space="preserve">                 ≥12点</w:t>
-      </w:r>
-      <w:r>
-        <w:rPr>
-          <w:rFonts w:hint="eastAsia"/>
-        </w:rPr>
-        <w:tab/>
-        <w:t xml:space="preserve">        技术性，加倍后保证未叫花色3张以上</w:t>
-      </w:r>
-    </w:p>
-    <w:p>
-      <w:r>
-        <w:rPr>
-          <w:rFonts w:hint="eastAsia"/>
-        </w:rPr>
-        <w:t>X</w:t>
-      </w:r>
-      <w:r>
-        <w:rPr>
-          <w:rFonts w:hint="eastAsia"/>
-        </w:rPr>
-        <w:tab/>
-        <w:t xml:space="preserve">                 ≥17点</w:t>
-      </w:r>
-      <w:r>
-        <w:rPr>
-          <w:rFonts w:hint="eastAsia"/>
-        </w:rPr>
-        <w:tab/>
-        <w:t xml:space="preserve">        惩罚性，加倍示出套强牌</w:t>
-      </w:r>
-    </w:p>
-    <w:p>
-      <w:r>
-        <w:rPr>
-          <w:rFonts w:hint="eastAsia"/>
-        </w:rPr>
-        <w:t>X–1NT</w:t>
-      </w:r>
-      <w:r>
-        <w:rPr>
-          <w:rFonts w:hint="eastAsia"/>
-        </w:rPr>
-        <w:tab/>
-        <w:t xml:space="preserve">        19–20点</w:t>
-      </w:r>
-      <w:r>
-        <w:rPr>
-          <w:rFonts w:hint="eastAsia"/>
-        </w:rPr>
-        <w:tab/>
-        <w:t xml:space="preserve">    加倍后叫NT</w:t>
+        <w:t>| 叫品 | 点力 | 说明 |</w:t>
+      </w:r>
+    </w:p>
+    <w:p>
+      <w:r>
+        <w:t>|------|------|------|</w:t>
+      </w:r>
+    </w:p>
+    <w:p>
+      <w:r>
+        <w:t>| X | ≥12点 | 技术性，加倍后保证未叫花色3张以上 |</w:t>
+      </w:r>
+    </w:p>
+    <w:p>
+      <w:r>
+        <w:t>| X | ≥17点 | 惩罚性，加倍示出套强牌 |</w:t>
+      </w:r>
+    </w:p>
+    <w:p>
+      <w:r>
+        <w:t>| X–1NT | 19–20点 | 加倍后叫NT |</w:t>
       </w:r>
     </w:p>
     <w:p/>
@@ -840,8 +1321,14 @@
         <w:rPr>
           <w:rFonts w:hint="eastAsia"/>
         </w:rPr>
+        <w:t>###  对方开叫2♣后的争叫：2♣是强开叫，争叫以牌型为重，旨在干扰对方并剥夺空</w:t>
+      </w:r>
+      <w:r>
+        <w:rPr>
+          <w:rFonts w:hint="eastAsia"/>
+        </w:rPr>
         <w:lastRenderedPageBreak/>
-        <w:t>###  对方开叫2♣后的争叫：2♣是强开叫，争叫以牌型为重，旨在干扰对方并剥夺空间</w:t>
+        <w:t>间</w:t>
       </w:r>
     </w:p>
     <w:p>
@@ -999,23 +1486,23 @@
         <w:rPr>
           <w:rFonts w:hint="eastAsia"/>
         </w:rPr>
+        <w:t>1D-pass-1H-1NT</w:t>
+      </w:r>
+    </w:p>
+    <w:p>
+      <w:r>
+        <w:rPr>
+          <w:rFonts w:hint="eastAsia"/>
+        </w:rPr>
+        <w:t>1D-pass-1S-1NT</w:t>
+      </w:r>
+    </w:p>
+    <w:p>
+      <w:r>
+        <w:rPr>
+          <w:rFonts w:hint="eastAsia"/>
+        </w:rPr>
         <w:lastRenderedPageBreak/>
-        <w:t>1D-pass-1H-1NT</w:t>
-      </w:r>
-    </w:p>
-    <w:p>
-      <w:r>
-        <w:rPr>
-          <w:rFonts w:hint="eastAsia"/>
-        </w:rPr>
-        <w:t>1D-pass-1S-1NT</w:t>
-      </w:r>
-    </w:p>
-    <w:p>
-      <w:r>
-        <w:rPr>
-          <w:rFonts w:hint="eastAsia"/>
-        </w:rPr>
         <w:t>1H-pass-1S-1NT</w:t>
       </w:r>
     </w:p>
@@ -17737,112 +18224,32 @@
     </w:p>
     <w:p>
       <w:r>
-        <w:rPr>
-          <w:rFonts w:hint="eastAsia"/>
-        </w:rPr>
-        <w:t>将牌配合</w:t>
-      </w:r>
-      <w:r>
-        <w:rPr>
-          <w:rFonts w:hint="eastAsia"/>
-        </w:rPr>
-        <w:tab/>
-        <w:t>牌型</w:t>
-      </w:r>
-      <w:r>
-        <w:rPr>
-          <w:rFonts w:hint="eastAsia"/>
-        </w:rPr>
-        <w:tab/>
-        <w:t>要求联手总点力（含牌型点）</w:t>
-      </w:r>
-    </w:p>
-    <w:p>
-      <w:r>
-        <w:rPr>
-          <w:rFonts w:hint="eastAsia"/>
-        </w:rPr>
-        <w:t>无配合</w:t>
-      </w:r>
-      <w:r>
-        <w:rPr>
-          <w:rFonts w:hint="eastAsia"/>
-        </w:rPr>
-        <w:tab/>
-        <w:t>均型</w:t>
-      </w:r>
-      <w:r>
-        <w:rPr>
-          <w:rFonts w:hint="eastAsia"/>
-        </w:rPr>
-        <w:tab/>
-        <w:t>32点</w:t>
-      </w:r>
-    </w:p>
-    <w:p>
-      <w:r>
-        <w:rPr>
-          <w:rFonts w:hint="eastAsia"/>
-        </w:rPr>
-        <w:t>8张配合</w:t>
-      </w:r>
-      <w:r>
-        <w:rPr>
-          <w:rFonts w:hint="eastAsia"/>
-        </w:rPr>
-        <w:tab/>
-        <w:t>均型</w:t>
-      </w:r>
-      <w:r>
-        <w:rPr>
-          <w:rFonts w:hint="eastAsia"/>
-        </w:rPr>
-        <w:tab/>
-        <w:t>31点</w:t>
-      </w:r>
-    </w:p>
-    <w:p>
-      <w:r>
-        <w:rPr>
-          <w:rFonts w:hint="eastAsia"/>
-        </w:rPr>
-        <w:t>8张配合</w:t>
-      </w:r>
-      <w:r>
-        <w:rPr>
-          <w:rFonts w:hint="eastAsia"/>
-        </w:rPr>
-        <w:tab/>
-        <w:t>有单缺/第二套</w:t>
-      </w:r>
-      <w:r>
-        <w:rPr>
-          <w:rFonts w:hint="eastAsia"/>
-        </w:rPr>
-        <w:tab/>
-        <w:t>30点</w:t>
-      </w:r>
-    </w:p>
-    <w:p>
-      <w:r>
-        <w:rPr>
-          <w:rFonts w:hint="eastAsia"/>
-        </w:rPr>
-        <w:t>9张配合</w:t>
-      </w:r>
-      <w:r>
-        <w:rPr>
-          <w:rFonts w:hint="eastAsia"/>
-        </w:rPr>
-        <w:tab/>
-        <w:t>均型</w:t>
-      </w:r>
-      <w:r>
-        <w:rPr>
-          <w:rFonts w:hint="eastAsia"/>
-        </w:rPr>
-        <w:tab/>
-        <w:t>29点</w:t>
+        <w:t>| 将牌配合 | 牌型 | 要求联手总点力（含牌型点） |</w:t>
+      </w:r>
+    </w:p>
+    <w:p>
+      <w:r>
+        <w:t>|----------|------|---------------------------|</w:t>
+      </w:r>
+    </w:p>
+    <w:p>
+      <w:r>
+        <w:t>| 无配合 | 均型 | 32点 |</w:t>
+      </w:r>
+    </w:p>
+    <w:p>
+      <w:r>
+        <w:t>| 8张配合 | 均型 | 31点 |</w:t>
+      </w:r>
+    </w:p>
+    <w:p>
+      <w:r>
+        <w:t>| 8张配合 | 有单缺/第二套 | 30点 |</w:t>
+      </w:r>
+    </w:p>
+    <w:p>
+      <w:r>
+        <w:t>| 9张配合 | 均型 | 29点 |</w:t>
       </w:r>
     </w:p>
     <w:p/>
@@ -17954,6 +18361,7 @@
         <w:rPr>
           <w:rFonts w:hint="eastAsia"/>
         </w:rPr>
+        <w:lastRenderedPageBreak/>
         <w:t>- 3阶将牌高花以下：描述牌型，比如，叫出未叫的长套（54xx），或者3张的第三套（5431牌型）</w:t>
       </w:r>
     </w:p>
@@ -17965,7 +18373,6 @@
         <w:rPr>
           <w:rFonts w:hint="eastAsia"/>
         </w:rPr>
-        <w:lastRenderedPageBreak/>
         <w:t>- 3阶将牌高花到4阶将牌高花之间：扣叫与满贯探查。</w:t>
       </w:r>
     </w:p>
@@ -18215,53 +18622,6 @@
           <w:rFonts w:hint="eastAsia"/>
         </w:rPr>
         <w:t>邀请，否则pass</w:t>
-      </w:r>
-    </w:p>
-    <w:p>
-      <w:pPr>
-        <w:ind w:left="420" w:firstLine="420"/>
-      </w:pPr>
-      <w:r>
-        <w:rPr>
-          <w:rFonts w:hint="eastAsia"/>
-        </w:rPr>
-        <w:t xml:space="preserve">- </w:t>
-      </w:r>
-      <w:r>
-        <w:rPr>
-          <w:rFonts w:hint="eastAsia"/>
-        </w:rPr>
-        <w:t>4NT：</w:t>
-      </w:r>
-      <w:r>
-        <w:rPr>
-          <w:rFonts w:hint="eastAsia"/>
-        </w:rPr>
-        <w:t>不论队友是2NT还是3NT，如果</w:t>
-      </w:r>
-      <w:r>
-        <w:rPr>
-          <w:rFonts w:hint="eastAsia"/>
-        </w:rPr>
-        <w:t>合计点力上限超过33点，自己</w:t>
-      </w:r>
-      <w:r>
-        <w:rPr>
-          <w:rFonts w:hint="eastAsia"/>
-        </w:rPr>
-        <w:t>18-19点，</w:t>
-      </w:r>
-      <w:r>
-        <w:rPr>
-          <w:rFonts w:hint="eastAsia"/>
-        </w:rPr>
-        <w:t>叫4NT邀请</w:t>
-      </w:r>
-      <w:r>
-        <w:rPr>
-          <w:rFonts w:hint="eastAsia"/>
-        </w:rPr>
-        <w:t>小满贯，此后南家估算总点力超过33点，可以叫6NT接受邀请，否则pass</w:t>
       </w:r>
     </w:p>
     <w:p>
@@ -18279,6 +18639,53 @@
         <w:rPr>
           <w:rFonts w:hint="eastAsia"/>
         </w:rPr>
+        <w:t>4NT：</w:t>
+      </w:r>
+      <w:r>
+        <w:rPr>
+          <w:rFonts w:hint="eastAsia"/>
+        </w:rPr>
+        <w:t>不论队友是2NT还是3NT，如果</w:t>
+      </w:r>
+      <w:r>
+        <w:rPr>
+          <w:rFonts w:hint="eastAsia"/>
+        </w:rPr>
+        <w:t>合计点力上限超过33点，自己</w:t>
+      </w:r>
+      <w:r>
+        <w:rPr>
+          <w:rFonts w:hint="eastAsia"/>
+        </w:rPr>
+        <w:t>18-19点，</w:t>
+      </w:r>
+      <w:r>
+        <w:rPr>
+          <w:rFonts w:hint="eastAsia"/>
+        </w:rPr>
+        <w:t>叫4NT邀请</w:t>
+      </w:r>
+      <w:r>
+        <w:rPr>
+          <w:rFonts w:hint="eastAsia"/>
+        </w:rPr>
+        <w:t>小满贯，此后南家估算总点力超过33点，可以叫6NT接受邀请，否则pass</w:t>
+      </w:r>
+    </w:p>
+    <w:p>
+      <w:pPr>
+        <w:ind w:left="420" w:firstLine="420"/>
+      </w:pPr>
+      <w:r>
+        <w:rPr>
+          <w:rFonts w:hint="eastAsia"/>
+        </w:rPr>
+        <w:t xml:space="preserve">- </w:t>
+      </w:r>
+      <w:r>
+        <w:rPr>
+          <w:rFonts w:hint="eastAsia"/>
+        </w:rPr>
         <w:t>5NT：</w:t>
       </w:r>
       <w:r>
@@ -18392,37 +18799,376 @@
     </w:p>
     <w:p>
       <w:pPr>
+        <w:ind w:firstLine="420"/>
+      </w:pPr>
+      <w:r>
+        <w:t>| 将牌配合 | 牌型 | 要求联手总点力（含牌型点） |</w:t>
+      </w:r>
+    </w:p>
+    <w:p>
+      <w:pPr>
+        <w:ind w:firstLine="420"/>
+      </w:pPr>
+      <w:r>
+        <w:t>|----------|------|---------------------------|</w:t>
+      </w:r>
+    </w:p>
+    <w:p>
+      <w:pPr>
+        <w:ind w:firstLine="420"/>
+      </w:pPr>
+      <w:r>
+        <w:t>| 无配合 | 均型 | 32点 |</w:t>
+      </w:r>
+    </w:p>
+    <w:p>
+      <w:pPr>
+        <w:ind w:firstLine="420"/>
+      </w:pPr>
+      <w:r>
+        <w:t>| 8张配合 | 均型 | 31点 |</w:t>
+      </w:r>
+    </w:p>
+    <w:p>
+      <w:pPr>
+        <w:ind w:firstLine="420"/>
+      </w:pPr>
+      <w:r>
+        <w:t>| 8张配合 | 有单缺/第二套 | 30点 |</w:t>
+      </w:r>
+    </w:p>
+    <w:p>
+      <w:pPr>
+        <w:ind w:firstLine="420"/>
+      </w:pPr>
+      <w:r>
+        <w:t>| 9张配合 | 均型 | 29点 |</w:t>
+      </w:r>
+    </w:p>
+    <w:p>
+      <w:pPr>
+        <w:ind w:firstLine="420"/>
+      </w:pPr>
+      <w:r>
+        <w:rPr>
+          <w:rFonts w:hint="eastAsia"/>
+        </w:rPr>
+        <w:t>- 如果条件不满足：执行速达原则，直接叫到成局定约并止叫，不得扣叫</w:t>
+      </w:r>
+    </w:p>
+    <w:p>
+      <w:pPr>
+        <w:ind w:firstLine="420"/>
+      </w:pPr>
+      <w:r>
+        <w:rPr>
+          <w:rFonts w:hint="eastAsia"/>
+        </w:rPr>
+        <w:t>- 如果条件满足：进入步骤2</w:t>
+      </w:r>
+    </w:p>
+    <w:p>
+      <w:r>
+        <w:rPr>
+          <w:rFonts w:hint="eastAsia"/>
+        </w:rPr>
+        <w:t>步骤2：确定扣叫起始点</w:t>
+      </w:r>
+    </w:p>
+    <w:p>
+      <w:pPr>
+        <w:ind w:firstLine="420"/>
+      </w:pPr>
+      <w:r>
+        <w:rPr>
+          <w:rFonts w:hint="eastAsia"/>
+        </w:rPr>
+        <w:t>- 高花配合（将牌为H或S）：扣叫从3M的下一阶开始，不包括将牌本身</w:t>
+      </w:r>
+    </w:p>
+    <w:p>
+      <w:pPr>
+        <w:ind w:left="420" w:firstLine="420"/>
+      </w:pPr>
+      <w:r>
+        <w:rPr>
+          <w:rFonts w:hint="eastAsia"/>
+        </w:rPr>
+        <w:t>- 将牌为H：从3S开始（3S &gt; 3H）</w:t>
+      </w:r>
+    </w:p>
+    <w:p>
+      <w:pPr>
+        <w:ind w:left="420" w:firstLine="420"/>
+      </w:pPr>
+      <w:r>
+        <w:rPr>
+          <w:rFonts w:hint="eastAsia"/>
+        </w:rPr>
+        <w:t>- 将牌为S：从4C开始（4C &gt; 3S）</w:t>
+      </w:r>
+    </w:p>
+    <w:p>
+      <w:pPr>
+        <w:ind w:firstLine="420"/>
+      </w:pPr>
+      <w:r>
+        <w:rPr>
+          <w:rFonts w:hint="eastAsia"/>
+        </w:rPr>
+        <w:t>- 低花配合（将牌为D或C）：扣叫从3NT以上开始</w:t>
+      </w:r>
+    </w:p>
+    <w:p>
+      <w:pPr>
+        <w:ind w:firstLine="420"/>
+      </w:pPr>
+      <w:r>
+        <w:rPr>
+          <w:rFonts w:hint="eastAsia"/>
+        </w:rPr>
+        <w:t>- 将牌花色绝对不能扣叫</w:t>
+      </w:r>
+    </w:p>
+    <w:p/>
+    <w:p>
+      <w:r>
+        <w:rPr>
+          <w:rFonts w:hint="eastAsia"/>
+        </w:rPr>
+        <w:t>步骤3：检查控制是否齐全（每次准备扣叫前必须执行）</w:t>
+      </w:r>
+    </w:p>
+    <w:p>
+      <w:pPr>
+        <w:ind w:firstLine="420"/>
+      </w:pPr>
+      <w:r>
+        <w:rPr>
+          <w:rFonts w:hint="eastAsia"/>
+        </w:rPr>
+        <w:lastRenderedPageBreak/>
+        <w:t>- 控制的定义：</w:t>
+      </w:r>
+    </w:p>
+    <w:p>
+      <w:pPr>
+        <w:ind w:left="420" w:firstLine="420"/>
+      </w:pPr>
+      <w:r>
+        <w:rPr>
+          <w:rFonts w:hint="eastAsia"/>
+        </w:rPr>
+        <w:t>- 第一轮控制：A或缺门</w:t>
+      </w:r>
+    </w:p>
+    <w:p>
+      <w:pPr>
+        <w:ind w:left="420" w:firstLine="420"/>
+      </w:pPr>
+      <w:r>
+        <w:rPr>
+          <w:rFonts w:hint="eastAsia"/>
+        </w:rPr>
+        <w:t>- 第二轮控制：K或单张</w:t>
+      </w:r>
+    </w:p>
+    <w:p>
+      <w:pPr>
+        <w:ind w:left="420" w:firstLine="420"/>
+      </w:pPr>
+      <w:r>
+        <w:rPr>
+          <w:rFonts w:hint="eastAsia"/>
+        </w:rPr>
+        <w:t>- K也是控制！ 有K就有第二轮控制</w:t>
+      </w:r>
+    </w:p>
+    <w:p>
+      <w:pPr>
+        <w:ind w:firstLine="420"/>
+      </w:pPr>
+      <w:r>
+        <w:rPr>
+          <w:rFonts w:hint="eastAsia"/>
+        </w:rPr>
+        <w:t>- 队友扣叫的含义：</w:t>
+      </w:r>
+    </w:p>
+    <w:p>
+      <w:pPr>
+        <w:ind w:left="420" w:firstLine="420"/>
+      </w:pPr>
+      <w:r>
+        <w:rPr>
+          <w:rFonts w:hint="eastAsia"/>
+        </w:rPr>
+        <w:t>- 队友扣叫某花色 = 队友有该花色控制（A</w:t>
+      </w:r>
+      <w:r>
+        <w:rPr>
+          <w:rFonts w:hint="eastAsia"/>
+        </w:rPr>
+        <w:t>，K，单张，或缺门</w:t>
+      </w:r>
+      <w:r>
+        <w:rPr>
+          <w:rFonts w:hint="eastAsia"/>
+        </w:rPr>
+        <w:t>）</w:t>
+      </w:r>
+    </w:p>
+    <w:p>
+      <w:pPr>
+        <w:ind w:left="420" w:firstLine="420"/>
+      </w:pPr>
+      <w:r>
+        <w:rPr>
+          <w:rFonts w:hint="eastAsia"/>
+        </w:rPr>
+        <w:t>- 例如：队友扣叫4H = 队友有♥控制</w:t>
+      </w:r>
+    </w:p>
+    <w:p>
+      <w:pPr>
+        <w:ind w:firstLine="420"/>
+      </w:pPr>
+      <w:r>
+        <w:rPr>
+          <w:rFonts w:hint="eastAsia"/>
+        </w:rPr>
+        <w:t>- 列出3门边花的控制情况：</w:t>
+      </w:r>
+    </w:p>
+    <w:p>
+      <w:r>
+        <w:rPr>
+          <w:rFonts w:hint="eastAsia"/>
+        </w:rPr>
+        <w:t xml:space="preserve">            | 花色 | 自己有控制？           | 队友有控制？|   该门是否有控制     |</w:t>
+      </w:r>
+    </w:p>
+    <w:p>
+      <w:r>
+        <w:rPr>
+          <w:rFonts w:hint="eastAsia"/>
+        </w:rPr>
+        <w:t xml:space="preserve">            |------|------------------------|-------------|----------------------|</w:t>
+      </w:r>
+    </w:p>
+    <w:p>
+      <w:r>
+        <w:rPr>
+          <w:rFonts w:hint="eastAsia"/>
+        </w:rPr>
+        <w:t xml:space="preserve">            | ♣   | 有（A/K/单张/缺门）/无 | 扣叫/未扣叫 | 是（任一方有控制）/否 |</w:t>
+      </w:r>
+    </w:p>
+    <w:p>
+      <w:r>
+        <w:rPr>
+          <w:rFonts w:hint="eastAsia"/>
+        </w:rPr>
+        <w:t xml:space="preserve">            | ♦    | 有（A/K/单张/缺门）/无 | 扣叫/未扣叫 | 是（任一方有控制）/否 |</w:t>
+      </w:r>
+    </w:p>
+    <w:p>
+      <w:r>
+        <w:rPr>
+          <w:rFonts w:hint="eastAsia"/>
+        </w:rPr>
+        <w:t xml:space="preserve">            | ♥   | 有（A/K/单张/缺门）/无 | 扣叫/未扣叫 | 是（任一方有控制）/否 |</w:t>
+      </w:r>
+    </w:p>
+    <w:p>
+      <w:pPr>
+        <w:ind w:firstLine="420"/>
+      </w:pPr>
+      <w:r>
+        <w:rPr>
+          <w:rFonts w:hint="eastAsia"/>
+        </w:rPr>
+        <w:t>- 判断规则：</w:t>
+      </w:r>
+    </w:p>
+    <w:p>
+      <w:pPr>
+        <w:ind w:left="420" w:firstLine="420"/>
+      </w:pPr>
+      <w:r>
+        <w:rPr>
+          <w:rFonts w:hint="eastAsia"/>
+        </w:rPr>
+        <w:t>- 如果3门边花都有控制（</w:t>
+      </w:r>
+      <w:r>
+        <w:rPr>
+          <w:rFonts w:hint="eastAsia"/>
+        </w:rPr>
+        <w:t>自己和队友</w:t>
+      </w:r>
+      <w:r>
+        <w:rPr>
+          <w:rFonts w:hint="eastAsia"/>
+        </w:rPr>
+        <w:t>任一方有A，K，单张，缺门即可）</w:t>
+      </w:r>
+      <w:r>
+        <w:rPr>
+          <w:rFonts w:hint="eastAsia"/>
+        </w:rPr>
+        <w:t>，</w:t>
+      </w:r>
+      <w:r>
+        <w:rPr>
+          <w:rFonts w:hint="eastAsia"/>
+        </w:rPr>
+        <w:t>停止扣叫</w:t>
+      </w:r>
+      <w:r>
+        <w:rPr>
+          <w:rFonts w:hint="eastAsia"/>
+        </w:rPr>
+        <w:t>，进入步骤4检查问叫资格</w:t>
+      </w:r>
+    </w:p>
+    <w:p>
+      <w:pPr>
+        <w:ind w:left="420" w:firstLine="420"/>
+      </w:pPr>
+      <w:r>
+        <w:rPr>
+          <w:rFonts w:hint="eastAsia"/>
+        </w:rPr>
+        <w:t>- 如果控制不齐全 → 进入步骤</w:t>
+      </w:r>
+      <w:r>
+        <w:rPr>
+          <w:rFonts w:hint="eastAsia"/>
+        </w:rPr>
+        <w:t>5</w:t>
+      </w:r>
+    </w:p>
+    <w:p>
+      <w:pPr>
+        <w:ind w:left="420" w:firstLine="420"/>
+      </w:pPr>
+      <w:r>
+        <w:rPr>
+          <w:rFonts w:hint="eastAsia"/>
+        </w:rPr>
+        <w:t>- 示例：将牌为S，自己有♣A、♦K、♥K，队友扣叫4H</w:t>
+      </w:r>
+    </w:p>
+    <w:p>
+      <w:pPr>
         <w:ind w:left="840" w:firstLine="420"/>
       </w:pPr>
       <w:r>
         <w:rPr>
           <w:rFonts w:hint="eastAsia"/>
         </w:rPr>
-        <w:t>将牌配合</w:t>
-      </w:r>
-      <w:r>
-        <w:tab/>
-      </w:r>
-      <w:r>
-        <w:rPr>
-          <w:rFonts w:hint="eastAsia"/>
-        </w:rPr>
-        <w:t>牌型</w:t>
-      </w:r>
-      <w:r>
-        <w:tab/>
-      </w:r>
-      <w:r>
-        <w:tab/>
-      </w:r>
-      <w:r>
-        <w:tab/>
-      </w:r>
-      <w:r>
-        <w:rPr>
-          <w:rFonts w:hint="eastAsia"/>
-        </w:rPr>
-        <w:t>要求联手总点力（含牌型点）</w:t>
+        <w:t>- ♣：自己有A → 有控制 ✓</w:t>
       </w:r>
     </w:p>
     <w:p>
@@ -18433,34 +19179,7 @@
         <w:rPr>
           <w:rFonts w:hint="eastAsia"/>
         </w:rPr>
-        <w:t>无配合</w:t>
-      </w:r>
-      <w:r>
-        <w:tab/>
-      </w:r>
-      <w:r>
-        <w:tab/>
-      </w:r>
-      <w:r>
-        <w:rPr>
-          <w:rFonts w:hint="eastAsia"/>
-        </w:rPr>
-        <w:t>均型</w:t>
-      </w:r>
-      <w:r>
-        <w:tab/>
-      </w:r>
-      <w:r>
-        <w:tab/>
-      </w:r>
-      <w:r>
-        <w:tab/>
-      </w:r>
-      <w:r>
-        <w:rPr>
-          <w:rFonts w:hint="eastAsia"/>
-        </w:rPr>
-        <w:t>32点</w:t>
+        <w:t>- ♦：自己有K → 有控制 ✓</w:t>
       </w:r>
     </w:p>
     <w:p>
@@ -18471,453 +19190,7 @@
         <w:rPr>
           <w:rFonts w:hint="eastAsia"/>
         </w:rPr>
-        <w:t>8张配合</w:t>
-      </w:r>
-      <w:r>
-        <w:rPr>
-          <w:rFonts w:hint="eastAsia"/>
-        </w:rPr>
-        <w:tab/>
-      </w:r>
-      <w:r>
-        <w:tab/>
-      </w:r>
-      <w:r>
-        <w:rPr>
-          <w:rFonts w:hint="eastAsia"/>
-        </w:rPr>
-        <w:t>均型</w:t>
-      </w:r>
-      <w:r>
-        <w:tab/>
-      </w:r>
-      <w:r>
-        <w:tab/>
-      </w:r>
-      <w:r>
-        <w:tab/>
-      </w:r>
-      <w:r>
-        <w:rPr>
-          <w:rFonts w:hint="eastAsia"/>
-        </w:rPr>
-        <w:t>31点</w:t>
-      </w:r>
-    </w:p>
-    <w:p>
-      <w:pPr>
-        <w:ind w:left="840" w:firstLine="420"/>
-      </w:pPr>
-      <w:r>
-        <w:rPr>
-          <w:rFonts w:hint="eastAsia"/>
-        </w:rPr>
-        <w:t>8张配合</w:t>
-      </w:r>
-      <w:r>
-        <w:tab/>
-      </w:r>
-      <w:r>
-        <w:rPr>
-          <w:rFonts w:hint="eastAsia"/>
-        </w:rPr>
-        <w:tab/>
-        <w:t>有单缺/第二套</w:t>
-      </w:r>
-      <w:r>
-        <w:tab/>
-      </w:r>
-      <w:r>
-        <w:rPr>
-          <w:rFonts w:hint="eastAsia"/>
-        </w:rPr>
-        <w:t>30点</w:t>
-      </w:r>
-    </w:p>
-    <w:p>
-      <w:pPr>
-        <w:ind w:left="840" w:firstLine="420"/>
-      </w:pPr>
-      <w:r>
-        <w:rPr>
-          <w:rFonts w:hint="eastAsia"/>
-        </w:rPr>
-        <w:t>9张配合</w:t>
-      </w:r>
-      <w:r>
-        <w:tab/>
-      </w:r>
-      <w:r>
-        <w:rPr>
-          <w:rFonts w:hint="eastAsia"/>
-        </w:rPr>
-        <w:tab/>
-        <w:t>均型</w:t>
-      </w:r>
-      <w:r>
-        <w:rPr>
-          <w:rFonts w:hint="eastAsia"/>
-        </w:rPr>
-        <w:tab/>
-      </w:r>
-      <w:r>
-        <w:tab/>
-      </w:r>
-      <w:r>
-        <w:tab/>
-      </w:r>
-      <w:r>
-        <w:rPr>
-          <w:rFonts w:hint="eastAsia"/>
-        </w:rPr>
-        <w:t>29点</w:t>
-      </w:r>
-    </w:p>
-    <w:p>
-      <w:pPr>
-        <w:ind w:firstLine="420"/>
-      </w:pPr>
-      <w:r>
-        <w:rPr>
-          <w:rFonts w:hint="eastAsia"/>
-        </w:rPr>
-        <w:t>- 如果条件不满足：执行速达原则，直接叫到成局定约并止叫，不得扣叫</w:t>
-      </w:r>
-    </w:p>
-    <w:p>
-      <w:pPr>
-        <w:ind w:firstLine="420"/>
-      </w:pPr>
-      <w:r>
-        <w:rPr>
-          <w:rFonts w:hint="eastAsia"/>
-        </w:rPr>
-        <w:t>- 如果条件满足：进入步骤2</w:t>
-      </w:r>
-    </w:p>
-    <w:p>
-      <w:r>
-        <w:rPr>
-          <w:rFonts w:hint="eastAsia"/>
-        </w:rPr>
-        <w:t>步骤2：确定扣叫起始点</w:t>
-      </w:r>
-    </w:p>
-    <w:p>
-      <w:pPr>
-        <w:ind w:firstLine="420"/>
-      </w:pPr>
-      <w:r>
-        <w:rPr>
-          <w:rFonts w:hint="eastAsia"/>
-        </w:rPr>
-        <w:t>- 高花配合（将牌为H或S）：扣叫从3M的下一阶开始，不包括将牌本身</w:t>
-      </w:r>
-    </w:p>
-    <w:p>
-      <w:pPr>
-        <w:ind w:left="420" w:firstLine="420"/>
-      </w:pPr>
-      <w:r>
-        <w:rPr>
-          <w:rFonts w:hint="eastAsia"/>
-        </w:rPr>
-        <w:t>- 将牌为H：从3S开始（3S &gt; 3H）</w:t>
-      </w:r>
-    </w:p>
-    <w:p>
-      <w:pPr>
-        <w:ind w:left="420" w:firstLine="420"/>
-      </w:pPr>
-      <w:r>
-        <w:rPr>
-          <w:rFonts w:hint="eastAsia"/>
-        </w:rPr>
-        <w:t>- 将牌为S：从4C开始（4C &gt; 3S）</w:t>
-      </w:r>
-    </w:p>
-    <w:p>
-      <w:pPr>
-        <w:ind w:firstLine="420"/>
-      </w:pPr>
-      <w:r>
-        <w:rPr>
-          <w:rFonts w:hint="eastAsia"/>
-        </w:rPr>
-        <w:t>- 低花配合（将牌为D或C）：扣叫从3NT以上开始</w:t>
-      </w:r>
-    </w:p>
-    <w:p>
-      <w:pPr>
-        <w:ind w:firstLine="420"/>
-      </w:pPr>
-      <w:r>
-        <w:rPr>
-          <w:rFonts w:hint="eastAsia"/>
-        </w:rPr>
-        <w:t>- 将牌花色绝对不能扣叫</w:t>
-      </w:r>
-    </w:p>
-    <w:p/>
-    <w:p>
-      <w:r>
-        <w:rPr>
-          <w:rFonts w:hint="eastAsia"/>
-        </w:rPr>
-        <w:t>步骤3：检查控制是否齐全（每次准备扣叫前必须执行）</w:t>
-      </w:r>
-    </w:p>
-    <w:p>
-      <w:pPr>
-        <w:ind w:firstLine="420"/>
-      </w:pPr>
-      <w:r>
-        <w:rPr>
-          <w:rFonts w:hint="eastAsia"/>
-        </w:rPr>
-        <w:t>- 控制的定义：</w:t>
-      </w:r>
-    </w:p>
-    <w:p>
-      <w:pPr>
-        <w:ind w:left="420" w:firstLine="420"/>
-      </w:pPr>
-      <w:r>
-        <w:rPr>
-          <w:rFonts w:hint="eastAsia"/>
-        </w:rPr>
-        <w:t>- 第一轮控制：A或缺门</w:t>
-      </w:r>
-    </w:p>
-    <w:p>
-      <w:pPr>
-        <w:ind w:left="420" w:firstLine="420"/>
-      </w:pPr>
-      <w:r>
-        <w:rPr>
-          <w:rFonts w:hint="eastAsia"/>
-        </w:rPr>
-        <w:t>- 第二轮控制：K或单张</w:t>
-      </w:r>
-    </w:p>
-    <w:p>
-      <w:pPr>
-        <w:ind w:left="420" w:firstLine="420"/>
-      </w:pPr>
-      <w:r>
-        <w:rPr>
-          <w:rFonts w:hint="eastAsia"/>
-        </w:rPr>
         <w:lastRenderedPageBreak/>
-        <w:t>- K也是控制！ 有K就有第二轮控制</w:t>
-      </w:r>
-    </w:p>
-    <w:p>
-      <w:pPr>
-        <w:ind w:firstLine="420"/>
-      </w:pPr>
-      <w:r>
-        <w:rPr>
-          <w:rFonts w:hint="eastAsia"/>
-        </w:rPr>
-        <w:t>- 队友扣叫的含义：</w:t>
-      </w:r>
-    </w:p>
-    <w:p>
-      <w:pPr>
-        <w:ind w:left="420" w:firstLine="420"/>
-      </w:pPr>
-      <w:r>
-        <w:rPr>
-          <w:rFonts w:hint="eastAsia"/>
-        </w:rPr>
-        <w:t>- 队友扣叫某花色 = 队友有该花色控制（A</w:t>
-      </w:r>
-      <w:r>
-        <w:rPr>
-          <w:rFonts w:hint="eastAsia"/>
-        </w:rPr>
-        <w:t>，K，单张，或缺门</w:t>
-      </w:r>
-      <w:r>
-        <w:rPr>
-          <w:rFonts w:hint="eastAsia"/>
-        </w:rPr>
-        <w:t>）</w:t>
-      </w:r>
-    </w:p>
-    <w:p>
-      <w:pPr>
-        <w:ind w:left="420" w:firstLine="420"/>
-      </w:pPr>
-      <w:r>
-        <w:rPr>
-          <w:rFonts w:hint="eastAsia"/>
-        </w:rPr>
-        <w:t>- 例如：队友扣叫4H = 队友有♥控制</w:t>
-      </w:r>
-    </w:p>
-    <w:p>
-      <w:pPr>
-        <w:ind w:firstLine="420"/>
-      </w:pPr>
-      <w:r>
-        <w:rPr>
-          <w:rFonts w:hint="eastAsia"/>
-        </w:rPr>
-        <w:t>- 列出3门边花的控制情况：</w:t>
-      </w:r>
-    </w:p>
-    <w:p>
-      <w:r>
-        <w:rPr>
-          <w:rFonts w:hint="eastAsia"/>
-        </w:rPr>
-        <w:t xml:space="preserve">            | 花色 | 自己有控制？           | 队友有控制？|   该门是否有控制     |</w:t>
-      </w:r>
-    </w:p>
-    <w:p>
-      <w:r>
-        <w:rPr>
-          <w:rFonts w:hint="eastAsia"/>
-        </w:rPr>
-        <w:t xml:space="preserve">            |------|------------------------|-------------|----------------------|</w:t>
-      </w:r>
-    </w:p>
-    <w:p>
-      <w:r>
-        <w:rPr>
-          <w:rFonts w:hint="eastAsia"/>
-        </w:rPr>
-        <w:t xml:space="preserve">            | ♣   | 有（A/K/单张/缺门）/无 | 扣叫/未扣叫 | 是（任一方有控制）/否 |</w:t>
-      </w:r>
-    </w:p>
-    <w:p>
-      <w:r>
-        <w:rPr>
-          <w:rFonts w:hint="eastAsia"/>
-        </w:rPr>
-        <w:t xml:space="preserve">            | ♦    | 有（A/K/单张/缺门）/无 | 扣叫/未扣叫 | 是（任一方有控制）/否 |</w:t>
-      </w:r>
-    </w:p>
-    <w:p>
-      <w:r>
-        <w:rPr>
-          <w:rFonts w:hint="eastAsia"/>
-        </w:rPr>
-        <w:t xml:space="preserve">            | ♥   | 有（A/K/单张/缺门）/无 | 扣叫/未扣叫 | 是（任一方有控制）/否 |</w:t>
-      </w:r>
-    </w:p>
-    <w:p>
-      <w:pPr>
-        <w:ind w:firstLine="420"/>
-      </w:pPr>
-      <w:r>
-        <w:rPr>
-          <w:rFonts w:hint="eastAsia"/>
-        </w:rPr>
-        <w:t>- 判断规则：</w:t>
-      </w:r>
-    </w:p>
-    <w:p>
-      <w:pPr>
-        <w:ind w:left="420" w:firstLine="420"/>
-      </w:pPr>
-      <w:r>
-        <w:rPr>
-          <w:rFonts w:hint="eastAsia"/>
-        </w:rPr>
-        <w:t>- 如果3门边花都有控制（</w:t>
-      </w:r>
-      <w:r>
-        <w:rPr>
-          <w:rFonts w:hint="eastAsia"/>
-        </w:rPr>
-        <w:t>自己和队友</w:t>
-      </w:r>
-      <w:r>
-        <w:rPr>
-          <w:rFonts w:hint="eastAsia"/>
-        </w:rPr>
-        <w:t>任一方有A，K，单张，缺门即可）</w:t>
-      </w:r>
-      <w:r>
-        <w:rPr>
-          <w:rFonts w:hint="eastAsia"/>
-        </w:rPr>
-        <w:t>，</w:t>
-      </w:r>
-      <w:r>
-        <w:rPr>
-          <w:rFonts w:hint="eastAsia"/>
-        </w:rPr>
-        <w:t>停止扣叫</w:t>
-      </w:r>
-      <w:r>
-        <w:rPr>
-          <w:rFonts w:hint="eastAsia"/>
-        </w:rPr>
-        <w:t>，进入步骤4检查问叫资格</w:t>
-      </w:r>
-    </w:p>
-    <w:p>
-      <w:pPr>
-        <w:ind w:left="420" w:firstLine="420"/>
-      </w:pPr>
-      <w:r>
-        <w:rPr>
-          <w:rFonts w:hint="eastAsia"/>
-        </w:rPr>
-        <w:t>- 如果控制不齐全 → 进入步骤</w:t>
-      </w:r>
-      <w:r>
-        <w:rPr>
-          <w:rFonts w:hint="eastAsia"/>
-        </w:rPr>
-        <w:t>5</w:t>
-      </w:r>
-    </w:p>
-    <w:p>
-      <w:pPr>
-        <w:ind w:left="420" w:firstLine="420"/>
-      </w:pPr>
-      <w:r>
-        <w:rPr>
-          <w:rFonts w:hint="eastAsia"/>
-        </w:rPr>
-        <w:t>- 示例：将牌为S，自己有♣A、♦K、♥K，队友扣叫4H</w:t>
-      </w:r>
-    </w:p>
-    <w:p>
-      <w:pPr>
-        <w:ind w:left="840" w:firstLine="420"/>
-      </w:pPr>
-      <w:r>
-        <w:rPr>
-          <w:rFonts w:hint="eastAsia"/>
-        </w:rPr>
-        <w:t>- ♣：自己有A → 有控制 ✓</w:t>
-      </w:r>
-    </w:p>
-    <w:p>
-      <w:pPr>
-        <w:ind w:left="840" w:firstLine="420"/>
-      </w:pPr>
-      <w:r>
-        <w:rPr>
-          <w:rFonts w:hint="eastAsia"/>
-        </w:rPr>
-        <w:t>- ♦：自己有K → 有控制 ✓</w:t>
-      </w:r>
-    </w:p>
-    <w:p>
-      <w:pPr>
-        <w:ind w:left="840" w:firstLine="420"/>
-      </w:pPr>
-      <w:r>
-        <w:rPr>
-          <w:rFonts w:hint="eastAsia"/>
-        </w:rPr>
         <w:t>- ♥：队友扣叫4H → 队友有控制 ✓</w:t>
       </w:r>
     </w:p>
@@ -18927,7 +19200,6 @@
         <w:rPr>
           <w:rFonts w:hint="eastAsia"/>
         </w:rPr>
-        <w:lastRenderedPageBreak/>
         <w:t>步骤</w:t>
       </w:r>
       <w:r>
@@ -19120,6 +19392,7 @@
         <w:rPr>
           <w:rFonts w:hint="eastAsia"/>
         </w:rPr>
+        <w:lastRenderedPageBreak/>
         <w:t>5♦ = 0或3关键张，后面5H问将牌Q，如果H是将牌，则5S是问将牌Q</w:t>
       </w:r>
     </w:p>
@@ -19136,7 +19409,6 @@
         <w:rPr>
           <w:rFonts w:hint="eastAsia"/>
         </w:rPr>
-        <w:lastRenderedPageBreak/>
         <w:t>5♠ = 2或5关键张，有将牌Q</w:t>
       </w:r>
     </w:p>
@@ -19342,6 +19614,7 @@
         <w:rPr>
           <w:rFonts w:hint="eastAsia"/>
         </w:rPr>
+        <w:lastRenderedPageBreak/>
         <w:t>加叫至6阶将牌 = 有将牌Q，没有低于将牌花色的边花K</w:t>
       </w:r>
     </w:p>
@@ -19375,7 +19648,6 @@
         <w:rPr>
           <w:rFonts w:hint="eastAsia"/>
         </w:rPr>
-        <w:lastRenderedPageBreak/>
         <w:t>加叫至高于于6阶将牌的花色 = 有将牌Q，同时有该花色的K，同伴有额外牌力可以打6NT</w:t>
       </w:r>
     </w:p>
@@ -19527,23 +19799,23 @@
         <w:rPr>
           <w:rFonts w:hint="eastAsia"/>
         </w:rPr>
-        <w:t>如果问叫人直接在 6 阶叫不可打的花色，表示询问该花色的第三轮控制；如果有 Q 直接叫 7，如果双张+额外将牌，也可以叫 7，只有双张可以随便再叫一嘴，如果没有第三轮控制，则叫回将牌花色</w:t>
-      </w:r>
-    </w:p>
-    <w:p/>
-    <w:p>
-      <w:r>
-        <w:rPr>
-          <w:rFonts w:hint="eastAsia"/>
-        </w:rPr>
-        <w:t>如果问叫人叫 5NT，这个叫品承诺关键张齐全，并且表示大满贯兴趣，此时如果答叫</w:t>
+        <w:t xml:space="preserve">如果问叫人直接在 6 阶叫不可打的花色，表示询问该花色的第三轮控制；如果有 Q </w:t>
       </w:r>
       <w:r>
         <w:rPr>
           <w:rFonts w:hint="eastAsia"/>
         </w:rPr>
         <w:lastRenderedPageBreak/>
-        <w:t>者有同伴可以想象的空门，回答方式是 5NT 表示偶数个关键张+某空门， 6X 表示奇数个关键张+X 空门，如果 X 高于将牌花色，则叫 6 将牌。注意：回答空门时应该保证 6 阶是可打的，否则只能忽略空门，正常回答关键张</w:t>
+        <w:t>直接叫 7，如果双张+额外将牌，也可以叫 7，只有双张可以随便再叫一嘴，如果没有第三轮控制，则叫回将牌花色</w:t>
+      </w:r>
+    </w:p>
+    <w:p/>
+    <w:p>
+      <w:r>
+        <w:rPr>
+          <w:rFonts w:hint="eastAsia"/>
+        </w:rPr>
+        <w:t>如果问叫人叫 5NT，这个叫品承诺关键张齐全，并且表示大满贯兴趣，此时如果答叫者有同伴可以想象的空门，回答方式是 5NT 表示偶数个关键张+某空门， 6X 表示奇数个关键张+X 空门，如果 X 高于将牌花色，则叫 6 将牌。注意：回答空门时应该保证 6 阶是可打的，否则只能忽略空门，正常回答关键张</w:t>
       </w:r>
     </w:p>
     <w:p/>
@@ -19748,6 +20020,7 @@
     <w:p/>
     <w:p>
       <w:r>
+        <w:lastRenderedPageBreak/>
         <w:t>1C-(X)-XX-(2S)</w:t>
       </w:r>
     </w:p>
@@ -19918,6 +20191,7 @@
         <w:rPr>
           <w:rFonts w:hint="eastAsia"/>
         </w:rPr>
+        <w:lastRenderedPageBreak/>
         <w:t>├2NT：均型邀请</w:t>
       </w:r>
     </w:p>
@@ -19942,73 +20216,396 @@
         <w:rPr>
           <w:rFonts w:hint="eastAsia"/>
         </w:rPr>
+        <w:t>├2D：C 配合邀请以上，应叫人再叫 3C 不逼叫，其他叫品逼局</w:t>
+      </w:r>
+    </w:p>
+    <w:p>
+      <w:r>
+        <w:rPr>
+          <w:rFonts w:hint="eastAsia"/>
+        </w:rPr>
+        <w:t>├2H：阻击</w:t>
+      </w:r>
+    </w:p>
+    <w:p>
+      <w:r>
+        <w:rPr>
+          <w:rFonts w:hint="eastAsia"/>
+        </w:rPr>
+        <w:t>├2S：阻击</w:t>
+      </w:r>
+    </w:p>
+    <w:p>
+      <w:r>
+        <w:rPr>
+          <w:rFonts w:hint="eastAsia"/>
+        </w:rPr>
+        <w:t>├3C：阻击</w:t>
+      </w:r>
+    </w:p>
+    <w:p>
+      <w:r>
+        <w:rPr>
+          <w:rFonts w:hint="eastAsia"/>
+        </w:rPr>
+        <w:t>├3D：逼局，D单缺</w:t>
+      </w:r>
+      <w:r>
+        <w:t xml:space="preserve">          </w:t>
+      </w:r>
+    </w:p>
+    <w:p/>
+    <w:p>
+      <w:r>
+        <w:t>1C/D-(1H)-?</w:t>
+      </w:r>
+    </w:p>
+    <w:p>
+      <w:r>
+        <w:rPr>
+          <w:rFonts w:hint="eastAsia"/>
+        </w:rPr>
+        <w:t>├X：通常有 4 张 S 的技术性加倍</w:t>
+      </w:r>
+    </w:p>
+    <w:p>
+      <w:r>
+        <w:rPr>
+          <w:rFonts w:hint="eastAsia"/>
+        </w:rPr>
+        <w:t>├1S：5 张以上 S 逼叫一轮</w:t>
+      </w:r>
+    </w:p>
+    <w:p>
+      <w:r>
+        <w:rPr>
+          <w:rFonts w:hint="eastAsia"/>
+        </w:rPr>
+        <w:t>├1NT：自然叫</w:t>
+      </w:r>
+    </w:p>
+    <w:p>
+      <w:r>
+        <w:rPr>
+          <w:rFonts w:hint="eastAsia"/>
+        </w:rPr>
+        <w:t>├2NT：自然叫</w:t>
+      </w:r>
+    </w:p>
+    <w:p>
+      <w:r>
+        <w:rPr>
+          <w:rFonts w:hint="eastAsia"/>
+        </w:rPr>
+        <w:t>├3NT：自然叫</w:t>
+      </w:r>
+    </w:p>
+    <w:p>
+      <w:r>
+        <w:rPr>
+          <w:rFonts w:hint="eastAsia"/>
+        </w:rPr>
+        <w:t>├2C/D：加叫为普通加叫 6-9 点不逼叫，新花逼叫一轮，邀请以上实力</w:t>
+      </w:r>
+    </w:p>
+    <w:p>
+      <w:r>
+        <w:rPr>
+          <w:rFonts w:hint="eastAsia"/>
+        </w:rPr>
+        <w:t>├2H：低花配合邀请以上，应叫人再叫 3 低花不逼叫，其他叫品逼局</w:t>
+      </w:r>
+    </w:p>
+    <w:p>
+      <w:r>
+        <w:rPr>
+          <w:rFonts w:hint="eastAsia"/>
+        </w:rPr>
+        <w:t>├2S：自然阻击</w:t>
+      </w:r>
+    </w:p>
+    <w:p>
+      <w:r>
+        <w:rPr>
+          <w:rFonts w:hint="eastAsia"/>
+        </w:rPr>
+        <w:t>├3C：自然阻击</w:t>
+      </w:r>
+    </w:p>
+    <w:p>
+      <w:r>
+        <w:rPr>
+          <w:rFonts w:hint="eastAsia"/>
+        </w:rPr>
+        <w:t>├3D：自然阻击</w:t>
+      </w:r>
+    </w:p>
+    <w:p>
+      <w:r>
+        <w:rPr>
+          <w:rFonts w:hint="eastAsia"/>
+        </w:rPr>
+        <w:t>├3H：逼局，H单缺</w:t>
+      </w:r>
+      <w:r>
+        <w:t xml:space="preserve">          </w:t>
+      </w:r>
+    </w:p>
+    <w:p/>
+    <w:p>
+      <w:r>
+        <w:t>1C/D-(1S)-?</w:t>
+      </w:r>
+    </w:p>
+    <w:p>
+      <w:r>
+        <w:rPr>
+          <w:rFonts w:hint="eastAsia"/>
+        </w:rPr>
+        <w:t>├X：通常有 4 张 H 的技术性加倍</w:t>
+      </w:r>
+    </w:p>
+    <w:p>
+      <w:r>
+        <w:rPr>
+          <w:rFonts w:hint="eastAsia"/>
+        </w:rPr>
+        <w:t>├1NT：自然叫</w:t>
+      </w:r>
+    </w:p>
+    <w:p>
+      <w:r>
+        <w:rPr>
+          <w:rFonts w:hint="eastAsia"/>
+        </w:rPr>
+        <w:t>├2NT：自然叫</w:t>
+      </w:r>
+    </w:p>
+    <w:p>
+      <w:r>
+        <w:rPr>
+          <w:rFonts w:hint="eastAsia"/>
+        </w:rPr>
+        <w:t>├3NT：自然叫</w:t>
+      </w:r>
+    </w:p>
+    <w:p>
+      <w:r>
+        <w:rPr>
+          <w:rFonts w:hint="eastAsia"/>
+        </w:rPr>
         <w:lastRenderedPageBreak/>
-        <w:t>├2D：C 配合邀请以上，应叫人再叫 3C 不逼叫，其他叫品逼局</w:t>
-      </w:r>
-    </w:p>
-    <w:p>
-      <w:r>
-        <w:rPr>
-          <w:rFonts w:hint="eastAsia"/>
-        </w:rPr>
-        <w:t>├2H：阻击</w:t>
-      </w:r>
-    </w:p>
-    <w:p>
-      <w:r>
-        <w:rPr>
-          <w:rFonts w:hint="eastAsia"/>
-        </w:rPr>
-        <w:t>├2S：阻击</w:t>
-      </w:r>
-    </w:p>
-    <w:p>
-      <w:r>
-        <w:rPr>
-          <w:rFonts w:hint="eastAsia"/>
-        </w:rPr>
-        <w:t>├3C：阻击</w:t>
-      </w:r>
-    </w:p>
-    <w:p>
-      <w:r>
-        <w:rPr>
-          <w:rFonts w:hint="eastAsia"/>
-        </w:rPr>
-        <w:t>├3D：逼局，D单缺</w:t>
-      </w:r>
-      <w:r>
-        <w:t xml:space="preserve">          </w:t>
-      </w:r>
-    </w:p>
-    <w:p/>
-    <w:p>
-      <w:r>
-        <w:t>1C/D-(1H)-?</w:t>
-      </w:r>
-    </w:p>
-    <w:p>
-      <w:r>
-        <w:rPr>
-          <w:rFonts w:hint="eastAsia"/>
-        </w:rPr>
-        <w:t>├X：通常有 4 张 S 的技术性加倍</w:t>
-      </w:r>
-    </w:p>
-    <w:p>
-      <w:r>
-        <w:rPr>
-          <w:rFonts w:hint="eastAsia"/>
-        </w:rPr>
-        <w:t>├1S：5 张以上 S 逼叫一轮</w:t>
-      </w:r>
-    </w:p>
-    <w:p>
-      <w:r>
-        <w:rPr>
-          <w:rFonts w:hint="eastAsia"/>
-        </w:rPr>
-        <w:t>├1NT：自然叫</w:t>
+        <w:t>├2C/D：加叫为普通加叫 6-9 点不逼叫，新花色逼叫一轮，邀请以上实力</w:t>
+      </w:r>
+    </w:p>
+    <w:p>
+      <w:r>
+        <w:rPr>
+          <w:rFonts w:hint="eastAsia"/>
+        </w:rPr>
+        <w:t>├2H：逼叫一轮，邀请以上实力</w:t>
+      </w:r>
+    </w:p>
+    <w:p>
+      <w:r>
+        <w:rPr>
+          <w:rFonts w:hint="eastAsia"/>
+        </w:rPr>
+        <w:t>├2S：低花配合邀请以上，应叫人再叫 3 低花不逼叫，其他叫品逼局</w:t>
+      </w:r>
+    </w:p>
+    <w:p>
+      <w:r>
+        <w:rPr>
+          <w:rFonts w:hint="eastAsia"/>
+        </w:rPr>
+        <w:t>├3C：自然阻击</w:t>
+      </w:r>
+    </w:p>
+    <w:p>
+      <w:r>
+        <w:rPr>
+          <w:rFonts w:hint="eastAsia"/>
+        </w:rPr>
+        <w:t>├3D：自然阻击</w:t>
+      </w:r>
+    </w:p>
+    <w:p>
+      <w:r>
+        <w:rPr>
+          <w:rFonts w:hint="eastAsia"/>
+        </w:rPr>
+        <w:t>├3H：自然阻击</w:t>
+      </w:r>
+    </w:p>
+    <w:p>
+      <w:r>
+        <w:rPr>
+          <w:rFonts w:hint="eastAsia"/>
+        </w:rPr>
+        <w:t>├3S：逼局，S单缺</w:t>
+      </w:r>
+    </w:p>
+    <w:p/>
+    <w:p>
+      <w:pPr>
+        <w:pStyle w:val="4"/>
+      </w:pPr>
+      <w:r>
+        <w:t>强自由争叫</w:t>
+      </w:r>
+    </w:p>
+    <w:p>
+      <w:r>
+        <w:t>在对方争叫以后，在二阶自然出新花表示逼叫一轮，邀叫以上，并且承诺再叫一次，后续重叫自己的花色显示邀请实力，其他叫品逼叫进局，所以当持有5+以上高花但是实力不足邀请的时候，只能先加倍，再考虑是否要出该套</w:t>
+      </w:r>
+    </w:p>
+    <w:p>
+      <w:r>
+        <w:t>1C-(1S)-?</w:t>
+      </w:r>
+    </w:p>
+    <w:p>
+      <w:r>
+        <w:rPr>
+          <w:rFonts w:hint="eastAsia"/>
+        </w:rPr>
+        <w:t>├</w:t>
+      </w:r>
+      <w:r>
+        <w:t>2D/H：逼叫一轮，承诺再叫一次，后续除非重叫 3D/H，其他叫品均GF</w:t>
+      </w:r>
+    </w:p>
+    <w:p>
+      <w:r>
+        <w:rPr>
+          <w:rFonts w:hint="eastAsia"/>
+        </w:rPr>
+        <w:t>├</w:t>
+      </w:r>
+      <w:r>
+        <w:t>X 再叫 H：通常 6 张 H，不逼叫，弱于邀叫</w:t>
+      </w:r>
+    </w:p>
+    <w:p>
+      <w:r>
+        <w:rPr>
+          <w:rFonts w:hint="eastAsia"/>
+        </w:rPr>
+        <w:t>├</w:t>
+      </w:r>
+      <w:r>
+        <w:t>X 再叫 D：对低花通常不这样处理，所以 X 的情况下通常有 3-4H 和 6D</w:t>
+      </w:r>
+    </w:p>
+    <w:p>
+      <w:r>
+        <w:rPr>
+          <w:rFonts w:hint="eastAsia"/>
+        </w:rPr>
+        <w:t>├</w:t>
+      </w:r>
+      <w:r>
+        <w:t>如果自由争叫花色在三阶以上，则逼叫进局</w:t>
+      </w:r>
+    </w:p>
+    <w:p/>
+    <w:p/>
+    <w:p>
+      <w:pPr>
+        <w:pStyle w:val="4"/>
+      </w:pPr>
+      <w:r>
+        <w:t>对方二阶争叫：</w:t>
+      </w:r>
+    </w:p>
+    <w:p>
+      <w:r>
+        <w:rPr>
+          <w:rFonts w:hint="eastAsia"/>
+        </w:rPr>
+        <w:t>加倍是偏向高花的技术性</w:t>
+      </w:r>
+    </w:p>
+    <w:p>
+      <w:r>
+        <w:rPr>
+          <w:rFonts w:hint="eastAsia"/>
+        </w:rPr>
+        <w:t>加叫不逼叫</w:t>
+      </w:r>
+    </w:p>
+    <w:p>
+      <w:r>
+        <w:rPr>
+          <w:rFonts w:hint="eastAsia"/>
+        </w:rPr>
+        <w:t>扣叫显示配合和邀请以上实力</w:t>
+      </w:r>
+    </w:p>
+    <w:p>
+      <w:r>
+        <w:rPr>
+          <w:rFonts w:hint="eastAsia"/>
+        </w:rPr>
+        <w:t>对弱跳争叫的扣叫逼局，例外是1C-(2D)-3D表示55高花邀请</w:t>
+      </w:r>
+    </w:p>
+    <w:p>
+      <w:r>
+        <w:rPr>
+          <w:rFonts w:hint="eastAsia"/>
+        </w:rPr>
+        <w:t>二阶新花色逼叫一轮</w:t>
+      </w:r>
+    </w:p>
+    <w:p>
+      <w:r>
+        <w:rPr>
+          <w:rFonts w:hint="eastAsia"/>
+        </w:rPr>
+        <w:t>三阶新花色逼叫进局</w:t>
+      </w:r>
+    </w:p>
+    <w:p>
+      <w:r>
+        <w:rPr>
+          <w:rFonts w:hint="eastAsia"/>
+        </w:rPr>
+        <w:t>1D-(2C)-?</w:t>
+      </w:r>
+    </w:p>
+    <w:p>
+      <w:r>
+        <w:rPr>
+          <w:rFonts w:hint="eastAsia"/>
+        </w:rPr>
+        <w:lastRenderedPageBreak/>
+        <w:t>├X：有一门高花 4 张，但如果另外一个高花没有 3 张时，通常有能力改叫到 3D 或者 2NT</w:t>
+      </w:r>
+    </w:p>
+    <w:p>
+      <w:r>
+        <w:rPr>
+          <w:rFonts w:hint="eastAsia"/>
+        </w:rPr>
+        <w:t>├2D：普通加叫，通常没有 4 张高花</w:t>
+      </w:r>
+    </w:p>
+    <w:p>
+      <w:r>
+        <w:rPr>
+          <w:rFonts w:hint="eastAsia"/>
+        </w:rPr>
+        <w:t>├2H：逼叫一轮，邀请以上实力</w:t>
+      </w:r>
+    </w:p>
+    <w:p>
+      <w:r>
+        <w:rPr>
+          <w:rFonts w:hint="eastAsia"/>
+        </w:rPr>
+        <w:t>├2S：逼叫一轮，邀请以上实力</w:t>
       </w:r>
     </w:p>
     <w:p>
@@ -20032,145 +20629,34 @@
         <w:rPr>
           <w:rFonts w:hint="eastAsia"/>
         </w:rPr>
-        <w:t>├2C/D：加叫为普通加叫 6-9 点不逼叫，新花逼叫一轮，邀请以上实力</w:t>
-      </w:r>
-    </w:p>
-    <w:p>
-      <w:r>
-        <w:rPr>
-          <w:rFonts w:hint="eastAsia"/>
-        </w:rPr>
-        <w:t>├2H：低花配合邀请以上，应叫人再叫 3 低花不逼叫，其他叫品逼局</w:t>
-      </w:r>
-    </w:p>
-    <w:p>
-      <w:r>
-        <w:rPr>
-          <w:rFonts w:hint="eastAsia"/>
-        </w:rPr>
-        <w:t>├2S：自然阻击</w:t>
-      </w:r>
-    </w:p>
-    <w:p>
-      <w:r>
-        <w:rPr>
-          <w:rFonts w:hint="eastAsia"/>
-        </w:rPr>
-        <w:t>├3C：自然阻击</w:t>
-      </w:r>
-    </w:p>
-    <w:p>
-      <w:r>
-        <w:rPr>
-          <w:rFonts w:hint="eastAsia"/>
-        </w:rPr>
-        <w:t>├3D：自然阻击</w:t>
-      </w:r>
-    </w:p>
-    <w:p>
-      <w:r>
-        <w:rPr>
-          <w:rFonts w:hint="eastAsia"/>
-        </w:rPr>
-        <w:t>├3H：逼局，H单缺</w:t>
-      </w:r>
-      <w:r>
-        <w:t xml:space="preserve">          </w:t>
-      </w:r>
-    </w:p>
-    <w:p/>
-    <w:p>
-      <w:r>
-        <w:t>1C/D-(1S)-?</w:t>
-      </w:r>
-    </w:p>
-    <w:p>
-      <w:r>
-        <w:rPr>
-          <w:rFonts w:hint="eastAsia"/>
-        </w:rPr>
-        <w:t>├X：通常有 4 张 H 的技术性加倍</w:t>
-      </w:r>
-    </w:p>
-    <w:p>
-      <w:r>
-        <w:rPr>
-          <w:rFonts w:hint="eastAsia"/>
-        </w:rPr>
-        <w:t>├1NT：自然叫</w:t>
-      </w:r>
-    </w:p>
-    <w:p>
-      <w:r>
-        <w:rPr>
-          <w:rFonts w:hint="eastAsia"/>
-        </w:rPr>
-        <w:t>├2NT：自然叫</w:t>
-      </w:r>
-    </w:p>
-    <w:p>
-      <w:r>
-        <w:rPr>
-          <w:rFonts w:hint="eastAsia"/>
-        </w:rPr>
-        <w:t>├3NT：自然叫</w:t>
-      </w:r>
-    </w:p>
-    <w:p>
-      <w:r>
-        <w:rPr>
-          <w:rFonts w:hint="eastAsia"/>
-        </w:rPr>
-        <w:t>├2C/D：加叫为普通加叫 6-9 点不逼叫，新花色逼叫一轮，邀请以上实力</w:t>
-      </w:r>
-    </w:p>
-    <w:p>
-      <w:r>
-        <w:rPr>
-          <w:rFonts w:hint="eastAsia"/>
-        </w:rPr>
-        <w:t>├2H：逼叫一轮，邀请以上实力</w:t>
-      </w:r>
-    </w:p>
-    <w:p>
-      <w:r>
-        <w:rPr>
-          <w:rFonts w:hint="eastAsia"/>
-        </w:rPr>
-        <w:t>├2S：低花配合邀请以上，应叫人再叫 3 低花不逼叫，其他叫品逼局</w:t>
-      </w:r>
-    </w:p>
-    <w:p>
-      <w:r>
-        <w:rPr>
-          <w:rFonts w:hint="eastAsia"/>
-        </w:rPr>
-        <w:lastRenderedPageBreak/>
-        <w:t>├3C：自然阻击</w:t>
-      </w:r>
-    </w:p>
-    <w:p>
-      <w:r>
-        <w:rPr>
-          <w:rFonts w:hint="eastAsia"/>
-        </w:rPr>
-        <w:t>├3D：自然阻击</w:t>
-      </w:r>
-    </w:p>
-    <w:p>
-      <w:r>
-        <w:rPr>
-          <w:rFonts w:hint="eastAsia"/>
-        </w:rPr>
-        <w:t>├3H：自然阻击</w:t>
-      </w:r>
-    </w:p>
-    <w:p>
-      <w:r>
-        <w:rPr>
-          <w:rFonts w:hint="eastAsia"/>
-        </w:rPr>
-        <w:t>├3S：逼局，S单缺</w:t>
+        <w:t>├3C：D 配合邀请以上实力</w:t>
+      </w:r>
+    </w:p>
+    <w:p>
+      <w:r>
+        <w:rPr>
+          <w:rFonts w:hint="eastAsia"/>
+        </w:rPr>
+        <w:t>├3D：阻击</w:t>
+      </w:r>
+    </w:p>
+    <w:p>
+      <w:r>
+        <w:rPr>
+          <w:rFonts w:hint="eastAsia"/>
+        </w:rPr>
+        <w:t>├3H：阻击</w:t>
+      </w:r>
+    </w:p>
+    <w:p>
+      <w:pPr>
+        <w:ind w:firstLine="440"/>
+      </w:pPr>
+      <w:r>
+        <w:rPr>
+          <w:rFonts w:hint="eastAsia"/>
+        </w:rPr>
+        <w:t>├3S：阻击</w:t>
       </w:r>
     </w:p>
     <w:p/>
@@ -20243,219 +20729,6 @@
         <w:pStyle w:val="4"/>
       </w:pPr>
       <w:r>
-        <w:t>对方二阶争叫：</w:t>
-      </w:r>
-    </w:p>
-    <w:p>
-      <w:r>
-        <w:rPr>
-          <w:rFonts w:hint="eastAsia"/>
-        </w:rPr>
-        <w:t>加倍是偏向高花的技术性</w:t>
-      </w:r>
-    </w:p>
-    <w:p>
-      <w:r>
-        <w:rPr>
-          <w:rFonts w:hint="eastAsia"/>
-        </w:rPr>
-        <w:t>加叫不逼叫</w:t>
-      </w:r>
-    </w:p>
-    <w:p>
-      <w:r>
-        <w:rPr>
-          <w:rFonts w:hint="eastAsia"/>
-        </w:rPr>
-        <w:t>扣叫显示配合和邀请以上实力</w:t>
-      </w:r>
-    </w:p>
-    <w:p>
-      <w:r>
-        <w:rPr>
-          <w:rFonts w:hint="eastAsia"/>
-        </w:rPr>
-        <w:t>对弱跳争叫的扣叫逼局，例外是1C-(2D)-3D表示55高花邀请</w:t>
-      </w:r>
-    </w:p>
-    <w:p>
-      <w:r>
-        <w:rPr>
-          <w:rFonts w:hint="eastAsia"/>
-        </w:rPr>
-        <w:t>二阶新花色逼叫一轮</w:t>
-      </w:r>
-    </w:p>
-    <w:p>
-      <w:r>
-        <w:rPr>
-          <w:rFonts w:hint="eastAsia"/>
-        </w:rPr>
-        <w:t>三阶新花色逼叫进局</w:t>
-      </w:r>
-    </w:p>
-    <w:p>
-      <w:r>
-        <w:rPr>
-          <w:rFonts w:hint="eastAsia"/>
-        </w:rPr>
-        <w:t>1D-(2C)-?</w:t>
-      </w:r>
-    </w:p>
-    <w:p>
-      <w:r>
-        <w:rPr>
-          <w:rFonts w:hint="eastAsia"/>
-        </w:rPr>
-        <w:t>├X：有一门高花 4 张，但如果另外一个高花没有 3 张时，通常有能力改叫到 3D 或者 2NT</w:t>
-      </w:r>
-    </w:p>
-    <w:p>
-      <w:r>
-        <w:rPr>
-          <w:rFonts w:hint="eastAsia"/>
-        </w:rPr>
-        <w:t>├2D：普通加叫，通常没有 4 张高花</w:t>
-      </w:r>
-    </w:p>
-    <w:p>
-      <w:r>
-        <w:rPr>
-          <w:rFonts w:hint="eastAsia"/>
-        </w:rPr>
-        <w:lastRenderedPageBreak/>
-        <w:t>├2H：逼叫一轮，邀请以上实力</w:t>
-      </w:r>
-    </w:p>
-    <w:p>
-      <w:r>
-        <w:rPr>
-          <w:rFonts w:hint="eastAsia"/>
-        </w:rPr>
-        <w:t>├2S：逼叫一轮，邀请以上实力</w:t>
-      </w:r>
-    </w:p>
-    <w:p>
-      <w:r>
-        <w:rPr>
-          <w:rFonts w:hint="eastAsia"/>
-        </w:rPr>
-        <w:t>├2NT：自然叫</w:t>
-      </w:r>
-    </w:p>
-    <w:p>
-      <w:r>
-        <w:rPr>
-          <w:rFonts w:hint="eastAsia"/>
-        </w:rPr>
-        <w:t>├3NT：自然叫</w:t>
-      </w:r>
-    </w:p>
-    <w:p>
-      <w:r>
-        <w:rPr>
-          <w:rFonts w:hint="eastAsia"/>
-        </w:rPr>
-        <w:t>├3C：D 配合邀请以上实力</w:t>
-      </w:r>
-    </w:p>
-    <w:p>
-      <w:r>
-        <w:rPr>
-          <w:rFonts w:hint="eastAsia"/>
-        </w:rPr>
-        <w:t>├3D：阻击</w:t>
-      </w:r>
-    </w:p>
-    <w:p>
-      <w:r>
-        <w:rPr>
-          <w:rFonts w:hint="eastAsia"/>
-        </w:rPr>
-        <w:t>├3H：阻击</w:t>
-      </w:r>
-    </w:p>
-    <w:p>
-      <w:pPr>
-        <w:ind w:firstLine="440"/>
-      </w:pPr>
-      <w:r>
-        <w:rPr>
-          <w:rFonts w:hint="eastAsia"/>
-        </w:rPr>
-        <w:t>├3S：阻击</w:t>
-      </w:r>
-    </w:p>
-    <w:p/>
-    <w:p>
-      <w:pPr>
-        <w:pStyle w:val="4"/>
-      </w:pPr>
-      <w:r>
-        <w:t>强自由争叫</w:t>
-      </w:r>
-    </w:p>
-    <w:p>
-      <w:r>
-        <w:t>在对方争叫以后，在二阶自然出新花表示逼叫一轮，邀叫以上，并且承诺再叫一次，后续重叫自己的花色显示邀请实力，其他叫品逼叫进局，所以当持有5+以上高花但是实力不足邀请的时候，只能先加倍，再考虑是否要出该套</w:t>
-      </w:r>
-    </w:p>
-    <w:p>
-      <w:r>
-        <w:t>1C-(1S)-?</w:t>
-      </w:r>
-    </w:p>
-    <w:p>
-      <w:r>
-        <w:rPr>
-          <w:rFonts w:hint="eastAsia"/>
-        </w:rPr>
-        <w:t>├</w:t>
-      </w:r>
-      <w:r>
-        <w:t>2D/H：逼叫一轮，承诺再叫一次，后续除非重叫 3D/H，其他叫品均GF</w:t>
-      </w:r>
-    </w:p>
-    <w:p>
-      <w:r>
-        <w:rPr>
-          <w:rFonts w:hint="eastAsia"/>
-        </w:rPr>
-        <w:t>├</w:t>
-      </w:r>
-      <w:r>
-        <w:t>X 再叫 H：通常 6 张 H，不逼叫，弱于邀叫</w:t>
-      </w:r>
-    </w:p>
-    <w:p>
-      <w:r>
-        <w:rPr>
-          <w:rFonts w:hint="eastAsia"/>
-        </w:rPr>
-        <w:t>├</w:t>
-      </w:r>
-      <w:r>
-        <w:t>X 再叫 D：对低花通常不这样处理，所以 X 的情况下通常有 3-4H 和 6D</w:t>
-      </w:r>
-    </w:p>
-    <w:p>
-      <w:r>
-        <w:rPr>
-          <w:rFonts w:hint="eastAsia"/>
-        </w:rPr>
-        <w:t>├</w:t>
-      </w:r>
-      <w:r>
-        <w:t>如果自由争叫花色在三阶以上，则逼叫进局</w:t>
-      </w:r>
-    </w:p>
-    <w:p/>
-    <w:p/>
-    <w:p>
-      <w:pPr>
-        <w:pStyle w:val="4"/>
-      </w:pPr>
-      <w:r>
         <w:t>开叫人的再叫</w:t>
       </w:r>
     </w:p>
@@ -20467,22 +20740,6 @@
     <w:p>
       <w:r>
         <w:t>1C-(1H)-1S-(P)</w:t>
-      </w:r>
-    </w:p>
-    <w:p>
-      <w:r>
-        <w:rPr>
-          <w:rFonts w:hint="eastAsia"/>
-        </w:rPr>
-        <w:t>├</w:t>
-      </w:r>
-      <w:r>
-        <w:t>1NT：这不是主动叫牌，显示 12-14 均型，应叫人 2H 逼局，其他叫品自然不逼叫（对方争叫花色取消 XYZ，对方只以加倍介入则保留 XYZ）</w:t>
-      </w:r>
-    </w:p>
-    <w:p>
-      <w:r>
-        <w:t>1C-(P)-1H-(1S)</w:t>
       </w:r>
     </w:p>
     <w:p>
@@ -20494,6 +20751,22 @@
         <w:t>├</w:t>
       </w:r>
       <w:r>
+        <w:t>1NT：这不是主动叫牌，显示 12-14 均型，应叫人 2H 逼局，其他叫品自然不逼叫（对方争叫花色取消 XYZ，对方只以加倍介入则保留 XYZ）</w:t>
+      </w:r>
+    </w:p>
+    <w:p>
+      <w:r>
+        <w:t>1C-(P)-1H-(1S)</w:t>
+      </w:r>
+    </w:p>
+    <w:p>
+      <w:r>
+        <w:rPr>
+          <w:rFonts w:hint="eastAsia"/>
+        </w:rPr>
+        <w:t>├</w:t>
+      </w:r>
+      <w:r>
         <w:t>1NT：主动叫牌且同伴显示过一点点实力，显示 15-17 非均型，例如 4135，如果仅仅是 12-14，可以先 pass，18-19 可以先加倍或者叫 2NT</w:t>
       </w:r>
     </w:p>
@@ -20651,21 +20924,470 @@
         <w:pStyle w:val="4"/>
       </w:pPr>
       <w:r>
+        <w:lastRenderedPageBreak/>
         <w:t>双方扣叫均逼局</w:t>
       </w:r>
     </w:p>
     <w:p>
       <w:r>
-        <w:t>在开叫人和应叫人均参与过叫牌的情况下，双方的任何一方在自己的第二次以上的叫牌机会中扣叫均表示逼叫进局，具体什么类型的逼局牌在下一声叫牌显示，当同时可以选择加倍和扣叫的时候，加倍显示的牌比较偏向平均，而扣叫通常清楚定约将牌的</w:t>
-      </w:r>
-      <w:r>
+        <w:t>在开叫人和应叫人均参与过叫牌的情况下，双方的任何一方在自己的第二次以上的叫牌机会中扣叫均表示逼叫进局，具体什么类型的逼局牌在下一声叫牌显示，当同时可以选择加倍和扣叫的时候，加倍显示的牌比较偏向平均，而扣叫通常清楚定约将牌的方向是什么</w:t>
+      </w:r>
+    </w:p>
+    <w:p>
+      <w:r>
+        <w:t>1C-(P)-1H-(1S)</w:t>
+      </w:r>
+    </w:p>
+    <w:p>
+      <w:r>
+        <w:rPr>
+          <w:rFonts w:hint="eastAsia"/>
+        </w:rPr>
+        <w:t>├</w:t>
+      </w:r>
+      <w:r>
+        <w:t>2S：逼叫进局，扣叫可能的牌情有，4 张支持超过 18 点</w:t>
+      </w:r>
+      <w:r>
+        <w:rPr>
+          <w:rFonts w:hint="eastAsia"/>
+        </w:rPr>
+        <w:t>，或者</w:t>
+      </w:r>
+      <w:r>
+        <w:t>C 单套强牌逼局，</w:t>
+      </w:r>
+      <w:r>
+        <w:rPr>
+          <w:rFonts w:hint="eastAsia"/>
+        </w:rPr>
+        <w:t>6+C</w:t>
+      </w:r>
+    </w:p>
+    <w:p>
+      <w:r>
+        <w:rPr>
+          <w:rFonts w:hint="eastAsia"/>
+        </w:rPr>
+        <w:t>├</w:t>
+      </w:r>
+      <w:r>
+        <w:t>2D仍然是逆叫和逼叫，</w:t>
+      </w:r>
+    </w:p>
+    <w:p>
+      <w:r>
+        <w:rPr>
+          <w:rFonts w:hint="eastAsia"/>
+        </w:rPr>
+        <w:t>├</w:t>
+      </w:r>
+      <w:r>
+        <w:t>加倍显示的是支持性，或者 2 张支持不明确定约方向的强牌（例如挡张不是很好的 18-19 均型   ）</w:t>
+      </w:r>
+    </w:p>
+    <w:p>
+      <w:r>
+        <w:t>1C-(1H)-1S-(P)</w:t>
+      </w:r>
+    </w:p>
+    <w:p>
+      <w:r>
+        <w:rPr>
+          <w:rFonts w:hint="eastAsia"/>
+        </w:rPr>
+        <w:t>├</w:t>
+      </w:r>
+      <w:r>
+        <w:t>2H：逼叫进局，可能是 S 三张以上支持或者 C 单套逼局牌</w:t>
+      </w:r>
+      <w:r>
+        <w:rPr>
+          <w:rFonts w:hint="eastAsia"/>
+          <w:highlight w:val="yellow"/>
+        </w:rPr>
+        <w:t>，19点以上，6张C坚固套或7+C</w:t>
+      </w:r>
+    </w:p>
+    <w:p>
+      <w:r>
+        <w:rPr>
+          <w:rFonts w:hint="eastAsia"/>
+        </w:rPr>
+        <w:t>├</w:t>
+      </w:r>
+      <w:r>
+        <w:t>2D 仍然是逆叫</w:t>
+      </w:r>
+    </w:p>
+    <w:p/>
+    <w:p/>
+    <w:p>
+      <w:pPr>
+        <w:pStyle w:val="4"/>
+      </w:pPr>
+      <w:r>
+        <w:t>低花反加叫被干扰</w:t>
+      </w:r>
+    </w:p>
+    <w:p>
+      <w:r>
+        <w:t>低花反加叫逼叫到 3 低花，在 3 低花以下加倍建议惩罚，3低花以上加倍技术性</w:t>
+      </w:r>
+    </w:p>
+    <w:p>
+      <w:r>
+        <w:rPr>
+          <w:rFonts w:hint="eastAsia"/>
+        </w:rPr>
+        <w:t>1C-(P)-2C-(争叫 3C 以下)</w:t>
+      </w:r>
+    </w:p>
+    <w:p>
+      <w:r>
+        <w:rPr>
+          <w:rFonts w:hint="eastAsia"/>
+        </w:rPr>
+        <w:t>├Pass：逼叫</w:t>
+      </w:r>
+    </w:p>
+    <w:p>
+      <w:r>
+        <w:rPr>
+          <w:rFonts w:hint="eastAsia"/>
+        </w:rPr>
+        <w:t>├X：惩罚</w:t>
+      </w:r>
+    </w:p>
+    <w:p>
+      <w:r>
+        <w:rPr>
+          <w:rFonts w:hint="eastAsia"/>
+        </w:rPr>
+        <w:t>├叫牌：牌型牌</w:t>
+      </w:r>
+    </w:p>
+    <w:p>
+      <w:r>
+        <w:rPr>
+          <w:rFonts w:hint="eastAsia"/>
+        </w:rPr>
+        <w:t>├2NT：18-19</w:t>
+      </w:r>
+    </w:p>
+    <w:p/>
+    <w:p/>
+    <w:p>
+      <w:r>
+        <w:t xml:space="preserve">12.2 </w:t>
+      </w:r>
+      <w:r>
+        <w:tab/>
+      </w:r>
+    </w:p>
+    <w:p>
+      <w:pPr>
+        <w:pStyle w:val="2"/>
+      </w:pPr>
+      <w:r>
+        <w:rPr>
+          <w:rFonts w:hint="eastAsia"/>
+        </w:rPr>
         <w:lastRenderedPageBreak/>
-        <w:t>方向是什么</w:t>
-      </w:r>
-    </w:p>
-    <w:p>
-      <w:r>
-        <w:t>1C-(P)-1H-(1S)</w:t>
+        <w:t>我方开叫</w:t>
+      </w:r>
+      <w:r>
+        <w:t>1高花</w:t>
+      </w:r>
+    </w:p>
+    <w:p>
+      <w:pPr>
+        <w:pStyle w:val="3"/>
+      </w:pPr>
+      <w:r>
+        <w:t>12.2.1 敌方加倍</w:t>
+      </w:r>
+    </w:p>
+    <w:p>
+      <w:r>
+        <w:rPr>
+          <w:rFonts w:hint="eastAsia"/>
+        </w:rPr>
+        <w:t>1H-(X)-?</w:t>
+      </w:r>
+    </w:p>
+    <w:p>
+      <w:r>
+        <w:rPr>
+          <w:rFonts w:hint="eastAsia"/>
+        </w:rPr>
+        <w:t>├XX：10 点以上，如果有支持最多 3 张，逼叫到 2H</w:t>
+      </w:r>
+    </w:p>
+    <w:p>
+      <w:r>
+        <w:rPr>
+          <w:rFonts w:hint="eastAsia"/>
+        </w:rPr>
+        <w:t>├1NT：转移到2C，可能是6张C套不足二盖一（二盖一牌再加倍起步），也可能是5张C套但有2-3张H配合并且准备再叫回2H有一定的D指示首攻倾向</w:t>
+      </w:r>
+    </w:p>
+    <w:p>
+      <w:r>
+        <w:rPr>
+          <w:rFonts w:hint="eastAsia"/>
+        </w:rPr>
+        <w:t>├2C：转移到2D，可能是6张D套不足二盖一（二盖一牌再加倍起步），也可能是5张D套但有2-3张H配合并且准备再叫回2H有一定的指示首攻倾向</w:t>
+      </w:r>
+    </w:p>
+    <w:p>
+      <w:r>
+        <w:rPr>
+          <w:rFonts w:hint="eastAsia"/>
+        </w:rPr>
+        <w:t>├2D：显示正常加叫，3张以上H，6-9点</w:t>
+      </w:r>
+    </w:p>
+    <w:p>
+      <w:r>
+        <w:rPr>
+          <w:rFonts w:hint="eastAsia"/>
+        </w:rPr>
+        <w:t>├2H：直接加叫显示弱加叫（有局5-7，无局0-6）</w:t>
+      </w:r>
+    </w:p>
+    <w:p>
+      <w:r>
+        <w:rPr>
+          <w:rFonts w:hint="eastAsia"/>
+        </w:rPr>
+        <w:t>├2NT：4 张支持邀请以上，后续3H不接受邀请，其他叫品为自然含义（体系中对于高花开叫对方介入任何叫品以后叫 2NT 均是此含义）</w:t>
+      </w:r>
+    </w:p>
+    <w:p>
+      <w:r>
+        <w:rPr>
+          <w:rFonts w:hint="eastAsia"/>
+        </w:rPr>
+        <w:t>├3H：跳叫高花任何情况下都是阻击性加叫，是自然阻击</w:t>
+      </w:r>
+    </w:p>
+    <w:p>
+      <w:r>
+        <w:rPr>
+          <w:rFonts w:hint="eastAsia"/>
+        </w:rPr>
+        <w:t>├3m/4m：跳叫低花是配合显示叫（在体系中所有同伴开叫高花对方介入叫牌（加倍或者争叫），自己跳叫低花均表示配合显示叫，显示高花 4 张支持，低花 5 张以上套，且点力集中在两门花色的描述性，在这里跳叫 3 低花和 4 低花都是配合显示，4 低花对两套的长度和质量有更高的要求）</w:t>
+      </w:r>
+    </w:p>
+    <w:p/>
+    <w:p>
+      <w:r>
+        <w:rPr>
+          <w:rFonts w:hint="eastAsia"/>
+        </w:rPr>
+        <w:t>1S-(X)-?</w:t>
+      </w:r>
+    </w:p>
+    <w:p>
+      <w:r>
+        <w:rPr>
+          <w:rFonts w:hint="eastAsia"/>
+        </w:rPr>
+        <w:t>├XX：10 点以上，如果有支持最多 3 张，逼叫到 2S</w:t>
+      </w:r>
+    </w:p>
+    <w:p>
+      <w:r>
+        <w:rPr>
+          <w:rFonts w:hint="eastAsia"/>
+        </w:rPr>
+        <w:t>├1NT：转移到2C，可能是6张C套不足二盖一（二盖一牌再加倍起步），也可能是5张C套但有2-3张S配合并且准备再叫回2H有一定的D指示首攻倾向</w:t>
+      </w:r>
+    </w:p>
+    <w:p>
+      <w:r>
+        <w:rPr>
+          <w:rFonts w:hint="eastAsia"/>
+        </w:rPr>
+        <w:t>├2C：转移到2D，可能是6张D套不足二盖一（二盖一牌再加倍起步），也可能是5张D套但有2-3张S配合并且准备再叫回2H有一定的指示首攻倾向</w:t>
+      </w:r>
+    </w:p>
+    <w:p>
+      <w:r>
+        <w:rPr>
+          <w:rFonts w:hint="eastAsia"/>
+        </w:rPr>
+        <w:t>├2D：转移到2H，可能是6张H套不足二盖一（二盖一牌再加倍起步），也可能是5张H套但有2-3张S配合并且准备再叫回2H有一定的指示首攻倾向</w:t>
+      </w:r>
+    </w:p>
+    <w:p>
+      <w:r>
+        <w:rPr>
+          <w:rFonts w:hint="eastAsia"/>
+        </w:rPr>
+        <w:t>├2H：显示正常加叫，3张以上S，6-9点</w:t>
+      </w:r>
+    </w:p>
+    <w:p>
+      <w:r>
+        <w:rPr>
+          <w:rFonts w:hint="eastAsia"/>
+        </w:rPr>
+        <w:t>├2S：直接加叫显示弱加叫（有局5-7，无局0-6）</w:t>
+      </w:r>
+    </w:p>
+    <w:p>
+      <w:r>
+        <w:rPr>
+          <w:rFonts w:hint="eastAsia"/>
+        </w:rPr>
+        <w:t>├2NT：4 张支持邀请以上，后续3S不接受邀请，其他叫品为自然含义（体系中对于</w:t>
+      </w:r>
+      <w:r>
+        <w:rPr>
+          <w:rFonts w:hint="eastAsia"/>
+        </w:rPr>
+        <w:lastRenderedPageBreak/>
+        <w:t>高花开叫对方介入任何叫品以后叫 2NT 均是此含义）</w:t>
+      </w:r>
+    </w:p>
+    <w:p>
+      <w:r>
+        <w:rPr>
+          <w:rFonts w:hint="eastAsia"/>
+        </w:rPr>
+        <w:t>├3S：跳叫高花任何情况下都是阻击性加叫，是自然阻击</w:t>
+      </w:r>
+    </w:p>
+    <w:p>
+      <w:r>
+        <w:rPr>
+          <w:rFonts w:hint="eastAsia"/>
+        </w:rPr>
+        <w:t>├3m/4m：跳叫低花是配合显示叫（在体系中所有同伴开叫高花对方介入叫牌（加倍或者争叫），自己跳叫低花均表示配合显示叫，显示高花 4 张支持，低花 5 张以上套，且点力集中在两门花色的描述性，在这里跳叫 3 低花和 4 低花都是配合显示，4 低花对两套的长度和质量有更高的要求）</w:t>
+      </w:r>
+    </w:p>
+    <w:p/>
+    <w:p/>
+    <w:p>
+      <w:pPr>
+        <w:pStyle w:val="3"/>
+      </w:pPr>
+      <w:r>
+        <w:t>12.2.2 敌方争叫花色</w:t>
+      </w:r>
+    </w:p>
+    <w:p>
+      <w:r>
+        <w:rPr>
+          <w:rFonts w:hint="eastAsia"/>
+        </w:rPr>
+        <w:t>1H-(2C)-?</w:t>
+      </w:r>
+    </w:p>
+    <w:p>
+      <w:r>
+        <w:rPr>
+          <w:rFonts w:hint="eastAsia"/>
+        </w:rPr>
+        <w:t>├X：技术性，也可能是均型邀请</w:t>
+      </w:r>
+    </w:p>
+    <w:p>
+      <w:r>
+        <w:rPr>
+          <w:rFonts w:hint="eastAsia"/>
+        </w:rPr>
+        <w:t>├2D：逼叫一轮，邀请以上</w:t>
+      </w:r>
+    </w:p>
+    <w:p>
+      <w:r>
+        <w:rPr>
+          <w:rFonts w:hint="eastAsia"/>
+        </w:rPr>
+        <w:t>├2S：逼叫一轮，邀请以上</w:t>
+      </w:r>
+    </w:p>
+    <w:p>
+      <w:r>
+        <w:rPr>
+          <w:rFonts w:hint="eastAsia"/>
+        </w:rPr>
+        <w:t>├2NT：4 张支持邀请以上，自然叫牌先加倍</w:t>
+      </w:r>
+    </w:p>
+    <w:p>
+      <w:r>
+        <w:rPr>
+          <w:rFonts w:hint="eastAsia"/>
+        </w:rPr>
+        <w:t>├3C：3 张支持邀请以上</w:t>
+      </w:r>
+    </w:p>
+    <w:p>
+      <w:r>
+        <w:rPr>
+          <w:rFonts w:hint="eastAsia"/>
+        </w:rPr>
+        <w:t>├3D：配合显示叫</w:t>
+      </w:r>
+    </w:p>
+    <w:p>
+      <w:r>
+        <w:rPr>
+          <w:rFonts w:hint="eastAsia"/>
+        </w:rPr>
+        <w:t>├4D：配合显示叫</w:t>
+      </w:r>
+    </w:p>
+    <w:p>
+      <w:r>
+        <w:rPr>
+          <w:rFonts w:hint="eastAsia"/>
+        </w:rPr>
+        <w:t>├3S：阻击</w:t>
+      </w:r>
+    </w:p>
+    <w:p>
+      <w:r>
+        <w:rPr>
+          <w:rFonts w:hint="eastAsia"/>
+        </w:rPr>
+        <w:t>├4C：Splinter</w:t>
+      </w:r>
+      <w:r>
+        <w:t xml:space="preserve"> </w:t>
+      </w:r>
+    </w:p>
+    <w:p>
+      <w:r>
+        <w:t>也就是说仅在对方争叫后的跳扣叫显示 Splinter，其他花色的单缺不关心</w:t>
+      </w:r>
+    </w:p>
+    <w:p>
+      <w:r>
+        <w:rPr>
+          <w:rFonts w:hint="eastAsia"/>
+          <w:highlight w:val="yellow"/>
+        </w:rPr>
+        <w:t>敌方争叫阻击后，新花逼叫一轮，五张以上。加倍表示强牌偏另一门高花，但不足五张。</w:t>
+      </w:r>
+    </w:p>
+    <w:p/>
+    <w:p/>
+    <w:p>
+      <w:pPr>
+        <w:pStyle w:val="3"/>
+      </w:pPr>
+      <w:r>
+        <w:t>12.2.3 我方简单加叫后敌方参与</w:t>
+      </w:r>
+    </w:p>
+    <w:p>
+      <w:r>
+        <w:t>1M-P-2M-(3X)</w:t>
       </w:r>
     </w:p>
     <w:p>
@@ -20676,463 +21398,12 @@
         <w:t>├</w:t>
       </w:r>
       <w:r>
-        <w:t>2S：逼叫进局，扣叫可能的牌情有，4 张支持超过 18 点</w:t>
-      </w:r>
-      <w:r>
-        <w:rPr>
-          <w:rFonts w:hint="eastAsia"/>
-        </w:rPr>
-        <w:t>，或者</w:t>
-      </w:r>
-      <w:r>
-        <w:t>C 单套强牌逼局，</w:t>
-      </w:r>
-      <w:r>
-        <w:rPr>
-          <w:rFonts w:hint="eastAsia"/>
-        </w:rPr>
-        <w:t>6+C</w:t>
-      </w:r>
-    </w:p>
-    <w:p>
-      <w:r>
-        <w:rPr>
-          <w:rFonts w:hint="eastAsia"/>
-        </w:rPr>
-        <w:t>├</w:t>
-      </w:r>
-      <w:r>
-        <w:t>2D仍然是逆叫和逼叫，</w:t>
-      </w:r>
-    </w:p>
-    <w:p>
-      <w:r>
-        <w:rPr>
-          <w:rFonts w:hint="eastAsia"/>
-        </w:rPr>
-        <w:t>├</w:t>
-      </w:r>
-      <w:r>
-        <w:t>加倍显示的是支持性，或者 2 张支持不明确定约方向的强牌（例如挡张不是很好的 18-19 均型   ）</w:t>
-      </w:r>
-    </w:p>
-    <w:p>
-      <w:r>
-        <w:t>1C-(1H)-1S-(P)</w:t>
-      </w:r>
-    </w:p>
-    <w:p>
-      <w:r>
-        <w:rPr>
-          <w:rFonts w:hint="eastAsia"/>
-        </w:rPr>
-        <w:t>├</w:t>
-      </w:r>
-      <w:r>
-        <w:t>2H：逼叫进局，可能是 S 三张以上支持或者 C 单套逼局牌</w:t>
-      </w:r>
-      <w:r>
-        <w:rPr>
-          <w:rFonts w:hint="eastAsia"/>
-          <w:highlight w:val="yellow"/>
-        </w:rPr>
-        <w:t>，19点以上，6张C坚固套或7+C</w:t>
-      </w:r>
-    </w:p>
-    <w:p>
-      <w:r>
-        <w:rPr>
-          <w:rFonts w:hint="eastAsia"/>
-        </w:rPr>
-        <w:t>├</w:t>
-      </w:r>
-      <w:r>
-        <w:t>2D 仍然是逆叫</w:t>
-      </w:r>
-    </w:p>
-    <w:p/>
-    <w:p/>
-    <w:p>
-      <w:pPr>
-        <w:pStyle w:val="4"/>
-      </w:pPr>
-      <w:r>
-        <w:t>低花反加叫被干扰</w:t>
-      </w:r>
-    </w:p>
-    <w:p>
-      <w:r>
-        <w:t>低花反加叫逼叫到 3 低花，在 3 低花以下加倍建议惩罚，3低花以上加倍技术性</w:t>
-      </w:r>
-    </w:p>
-    <w:p>
-      <w:r>
-        <w:rPr>
-          <w:rFonts w:hint="eastAsia"/>
-        </w:rPr>
-        <w:t>1C-(P)-2C-(争叫 3C 以下)</w:t>
-      </w:r>
-    </w:p>
-    <w:p>
-      <w:r>
-        <w:rPr>
-          <w:rFonts w:hint="eastAsia"/>
-        </w:rPr>
-        <w:t>├Pass：逼叫</w:t>
-      </w:r>
-    </w:p>
-    <w:p>
-      <w:r>
-        <w:rPr>
-          <w:rFonts w:hint="eastAsia"/>
-        </w:rPr>
-        <w:t>├X：惩罚</w:t>
-      </w:r>
-    </w:p>
-    <w:p>
-      <w:r>
-        <w:rPr>
-          <w:rFonts w:hint="eastAsia"/>
-        </w:rPr>
-        <w:t>├叫牌：牌型牌</w:t>
-      </w:r>
-    </w:p>
-    <w:p>
-      <w:r>
-        <w:rPr>
-          <w:rFonts w:hint="eastAsia"/>
-        </w:rPr>
-        <w:t>├2NT：18-19</w:t>
-      </w:r>
-    </w:p>
-    <w:p/>
-    <w:p/>
-    <w:p>
-      <w:r>
-        <w:t xml:space="preserve">12.2 </w:t>
-      </w:r>
-      <w:r>
-        <w:tab/>
-      </w:r>
-    </w:p>
-    <w:p>
-      <w:pPr>
-        <w:pStyle w:val="2"/>
-      </w:pPr>
-      <w:r>
-        <w:rPr>
-          <w:rFonts w:hint="eastAsia"/>
-        </w:rPr>
-        <w:t>我方开叫</w:t>
-      </w:r>
-      <w:r>
-        <w:t>1高花</w:t>
-      </w:r>
-    </w:p>
-    <w:p>
-      <w:pPr>
-        <w:pStyle w:val="3"/>
-      </w:pPr>
-      <w:r>
-        <w:t>12.2.1 敌方加倍</w:t>
-      </w:r>
-    </w:p>
-    <w:p>
-      <w:r>
-        <w:rPr>
-          <w:rFonts w:hint="eastAsia"/>
-        </w:rPr>
-        <w:t>1H-(X)-?</w:t>
-      </w:r>
-    </w:p>
-    <w:p>
-      <w:r>
-        <w:rPr>
-          <w:rFonts w:hint="eastAsia"/>
-        </w:rPr>
+        <w:t>?</w:t>
+      </w:r>
+    </w:p>
+    <w:p>
+      <w:r>
         <w:lastRenderedPageBreak/>
-        <w:t>├XX：10 点以上，如果有支持最多 3 张，逼叫到 2H</w:t>
-      </w:r>
-    </w:p>
-    <w:p>
-      <w:r>
-        <w:rPr>
-          <w:rFonts w:hint="eastAsia"/>
-        </w:rPr>
-        <w:t>├1NT：转移到2C，可能是6张C套不足二盖一（二盖一牌再加倍起步），也可能是5张C套但有2-3张H配合并且准备再叫回2H有一定的D指示首攻倾向</w:t>
-      </w:r>
-    </w:p>
-    <w:p>
-      <w:r>
-        <w:rPr>
-          <w:rFonts w:hint="eastAsia"/>
-        </w:rPr>
-        <w:t>├2C：转移到2D，可能是6张D套不足二盖一（二盖一牌再加倍起步），也可能是5张D套但有2-3张H配合并且准备再叫回2H有一定的指示首攻倾向</w:t>
-      </w:r>
-    </w:p>
-    <w:p>
-      <w:r>
-        <w:rPr>
-          <w:rFonts w:hint="eastAsia"/>
-        </w:rPr>
-        <w:t>├2D：显示正常加叫，3张以上H，6-9点</w:t>
-      </w:r>
-    </w:p>
-    <w:p>
-      <w:r>
-        <w:rPr>
-          <w:rFonts w:hint="eastAsia"/>
-        </w:rPr>
-        <w:t>├2H：直接加叫显示弱加叫（有局5-7，无局0-6）</w:t>
-      </w:r>
-    </w:p>
-    <w:p>
-      <w:r>
-        <w:rPr>
-          <w:rFonts w:hint="eastAsia"/>
-        </w:rPr>
-        <w:t>├2NT：4 张支持邀请以上，后续3H不接受邀请，其他叫品为自然含义（体系中对于高花开叫对方介入任何叫品以后叫 2NT 均是此含义）</w:t>
-      </w:r>
-    </w:p>
-    <w:p>
-      <w:r>
-        <w:rPr>
-          <w:rFonts w:hint="eastAsia"/>
-        </w:rPr>
-        <w:t>├3H：跳叫高花任何情况下都是阻击性加叫，是自然阻击</w:t>
-      </w:r>
-    </w:p>
-    <w:p>
-      <w:r>
-        <w:rPr>
-          <w:rFonts w:hint="eastAsia"/>
-        </w:rPr>
-        <w:t>├3m/4m：跳叫低花是配合显示叫（在体系中所有同伴开叫高花对方介入叫牌（加倍或者争叫），自己跳叫低花均表示配合显示叫，显示高花 4 张支持，低花 5 张以上套，且点力集中在两门花色的描述性，在这里跳叫 3 低花和 4 低花都是配合显示，4 低花对两套的长度和质量有更高的要求）</w:t>
-      </w:r>
-    </w:p>
-    <w:p/>
-    <w:p>
-      <w:r>
-        <w:rPr>
-          <w:rFonts w:hint="eastAsia"/>
-        </w:rPr>
-        <w:t>1S-(X)-?</w:t>
-      </w:r>
-    </w:p>
-    <w:p>
-      <w:r>
-        <w:rPr>
-          <w:rFonts w:hint="eastAsia"/>
-        </w:rPr>
-        <w:t>├XX：10 点以上，如果有支持最多 3 张，逼叫到 2S</w:t>
-      </w:r>
-    </w:p>
-    <w:p>
-      <w:r>
-        <w:rPr>
-          <w:rFonts w:hint="eastAsia"/>
-        </w:rPr>
-        <w:t>├1NT：转移到2C，可能是6张C套不足二盖一（二盖一牌再加倍起步），也可能是5张C套但有2-3张S配合并且准备再叫回2H有一定的D指示首攻倾向</w:t>
-      </w:r>
-    </w:p>
-    <w:p>
-      <w:r>
-        <w:rPr>
-          <w:rFonts w:hint="eastAsia"/>
-        </w:rPr>
-        <w:t>├2C：转移到2D，可能是6张D套不足二盖一（二盖一牌再加倍起步），也可能是5张D套但有2-3张S配合并且准备再叫回2H有一定的指示首攻倾向</w:t>
-      </w:r>
-    </w:p>
-    <w:p>
-      <w:r>
-        <w:rPr>
-          <w:rFonts w:hint="eastAsia"/>
-        </w:rPr>
-        <w:t>├2D：转移到2H，可能是6张H套不足二盖一（二盖一牌再加倍起步），也可能是5张H套但有2-3张S配合并且准备再叫回2H有一定的指示首攻倾向</w:t>
-      </w:r>
-    </w:p>
-    <w:p>
-      <w:r>
-        <w:rPr>
-          <w:rFonts w:hint="eastAsia"/>
-        </w:rPr>
-        <w:t>├2H：显示正常加叫，3张以上S，6-9点</w:t>
-      </w:r>
-    </w:p>
-    <w:p>
-      <w:r>
-        <w:rPr>
-          <w:rFonts w:hint="eastAsia"/>
-        </w:rPr>
-        <w:t>├2S：直接加叫显示弱加叫（有局5-7，无局0-6）</w:t>
-      </w:r>
-    </w:p>
-    <w:p>
-      <w:r>
-        <w:rPr>
-          <w:rFonts w:hint="eastAsia"/>
-        </w:rPr>
-        <w:t>├2NT：4 张支持邀请以上，后续3S不接受邀请，其他叫品为自然含义（体系中对于高花开叫对方介入任何叫品以后叫 2NT 均是此含义）</w:t>
-      </w:r>
-    </w:p>
-    <w:p>
-      <w:r>
-        <w:rPr>
-          <w:rFonts w:hint="eastAsia"/>
-        </w:rPr>
-        <w:t>├3S：跳叫高花任何情况下都是阻击性加叫，是自然阻击</w:t>
-      </w:r>
-    </w:p>
-    <w:p>
-      <w:r>
-        <w:rPr>
-          <w:rFonts w:hint="eastAsia"/>
-        </w:rPr>
-        <w:t>├3m/4m：跳叫低花是配合显示叫（在体系中所有同伴开叫高花对方介入叫牌（加倍或者争叫），自己跳叫低花均表示配合显示叫，显示高花 4 张支持，低花 5 张以上</w:t>
-      </w:r>
-      <w:r>
-        <w:rPr>
-          <w:rFonts w:hint="eastAsia"/>
-        </w:rPr>
-        <w:lastRenderedPageBreak/>
-        <w:t>套，且点力集中在两门花色的描述性，在这里跳叫 3 低花和 4 低花都是配合显示，4 低花对两套的长度和质量有更高的要求）</w:t>
-      </w:r>
-    </w:p>
-    <w:p/>
-    <w:p/>
-    <w:p>
-      <w:pPr>
-        <w:pStyle w:val="3"/>
-      </w:pPr>
-      <w:r>
-        <w:t>12.2.2 敌方争叫花色</w:t>
-      </w:r>
-    </w:p>
-    <w:p>
-      <w:r>
-        <w:rPr>
-          <w:rFonts w:hint="eastAsia"/>
-        </w:rPr>
-        <w:t>1H-(2C)-?</w:t>
-      </w:r>
-    </w:p>
-    <w:p>
-      <w:r>
-        <w:rPr>
-          <w:rFonts w:hint="eastAsia"/>
-        </w:rPr>
-        <w:t>├X：技术性，也可能是均型邀请</w:t>
-      </w:r>
-    </w:p>
-    <w:p>
-      <w:r>
-        <w:rPr>
-          <w:rFonts w:hint="eastAsia"/>
-        </w:rPr>
-        <w:t>├2D：逼叫一轮，邀请以上</w:t>
-      </w:r>
-    </w:p>
-    <w:p>
-      <w:r>
-        <w:rPr>
-          <w:rFonts w:hint="eastAsia"/>
-        </w:rPr>
-        <w:t>├2S：逼叫一轮，邀请以上</w:t>
-      </w:r>
-    </w:p>
-    <w:p>
-      <w:r>
-        <w:rPr>
-          <w:rFonts w:hint="eastAsia"/>
-        </w:rPr>
-        <w:t>├2NT：4 张支持邀请以上，自然叫牌先加倍</w:t>
-      </w:r>
-    </w:p>
-    <w:p>
-      <w:r>
-        <w:rPr>
-          <w:rFonts w:hint="eastAsia"/>
-        </w:rPr>
-        <w:t>├3C：3 张支持邀请以上</w:t>
-      </w:r>
-    </w:p>
-    <w:p>
-      <w:r>
-        <w:rPr>
-          <w:rFonts w:hint="eastAsia"/>
-        </w:rPr>
-        <w:t>├3D：配合显示叫</w:t>
-      </w:r>
-    </w:p>
-    <w:p>
-      <w:r>
-        <w:rPr>
-          <w:rFonts w:hint="eastAsia"/>
-        </w:rPr>
-        <w:t>├4D：配合显示叫</w:t>
-      </w:r>
-    </w:p>
-    <w:p>
-      <w:r>
-        <w:rPr>
-          <w:rFonts w:hint="eastAsia"/>
-        </w:rPr>
-        <w:t>├3S：阻击</w:t>
-      </w:r>
-    </w:p>
-    <w:p>
-      <w:r>
-        <w:rPr>
-          <w:rFonts w:hint="eastAsia"/>
-        </w:rPr>
-        <w:t>├4C：Splinter</w:t>
-      </w:r>
-      <w:r>
-        <w:t xml:space="preserve"> </w:t>
-      </w:r>
-    </w:p>
-    <w:p>
-      <w:r>
-        <w:t>也就是说仅在对方争叫后的跳扣叫显示 Splinter，其他花色的单缺不关心</w:t>
-      </w:r>
-    </w:p>
-    <w:p>
-      <w:r>
-        <w:rPr>
-          <w:rFonts w:hint="eastAsia"/>
-          <w:highlight w:val="yellow"/>
-        </w:rPr>
-        <w:t>敌方争叫阻击后，新花逼叫一轮，五张以上。加倍表示强牌偏另一门高花，但不足五张。</w:t>
-      </w:r>
-    </w:p>
-    <w:p/>
-    <w:p/>
-    <w:p>
-      <w:pPr>
-        <w:pStyle w:val="3"/>
-      </w:pPr>
-      <w:r>
-        <w:t>12.2.3 我方简单加叫后敌方参与</w:t>
-      </w:r>
-    </w:p>
-    <w:p>
-      <w:r>
-        <w:t>1M-P-2M-(3X)</w:t>
-      </w:r>
-    </w:p>
-    <w:p>
-      <w:r>
-        <w:rPr>
-          <w:rFonts w:hint="eastAsia"/>
-        </w:rPr>
-        <w:t>├</w:t>
-      </w:r>
-      <w:r>
-        <w:t>?</w:t>
-      </w:r>
-    </w:p>
-    <w:p>
-      <w:r>
         <w:t>当 3X 和 3M 之间还有空间的时候，比如配合花色是 H，对方争叫 3C，此时加倍表示建议惩罚，叫空间内叫品表示邀叫；而如果没有空间，比如配合花色是 H，对方争叫 3D，加倍表示邀叫，直接叫 3M 表示竞叫</w:t>
       </w:r>
     </w:p>
@@ -21456,6 +21727,7 @@
         <w:rPr>
           <w:rFonts w:ascii="等线" w:hAnsi="等线" w:cs="Arial" w:hint="eastAsia"/>
         </w:rPr>
+        <w:lastRenderedPageBreak/>
         <w:t>├3C：不逼叫</w:t>
       </w:r>
     </w:p>
@@ -21490,7 +21762,6 @@
         <w:rPr>
           <w:rFonts w:ascii="等线" w:hAnsi="等线" w:cs="Arial" w:hint="eastAsia"/>
         </w:rPr>
-        <w:lastRenderedPageBreak/>
         <w:t>1H-(2NT)-?</w:t>
       </w:r>
     </w:p>
@@ -21799,6 +22070,7 @@
         <w:rPr>
           <w:rFonts w:hint="eastAsia"/>
         </w:rPr>
+        <w:lastRenderedPageBreak/>
         <w:t>├Pass：不逼叫，可能自己牌型太均或者有一些实力愿意打</w:t>
       </w:r>
     </w:p>
@@ -21823,7 +22095,6 @@
         <w:rPr>
           <w:rFonts w:hint="eastAsia"/>
         </w:rPr>
-        <w:lastRenderedPageBreak/>
         <w:t>├2D：所叫套和其上面一套，保证 44 以上，此后双方对套</w:t>
       </w:r>
     </w:p>
@@ -21970,6 +22241,7 @@
         <w:rPr>
           <w:rFonts w:hint="eastAsia"/>
         </w:rPr>
+        <w:lastRenderedPageBreak/>
         <w:t>├XX：想打</w:t>
       </w:r>
     </w:p>
@@ -21987,171 +22259,171 @@
         <w:rPr>
           <w:rFonts w:hint="eastAsia"/>
         </w:rPr>
+        <w:t>?</w:t>
+      </w:r>
+    </w:p>
+    <w:p>
+      <w:r>
+        <w:rPr>
+          <w:rFonts w:hint="eastAsia"/>
+        </w:rPr>
+        <w:t>├X：双方技术性加倍</w:t>
+      </w:r>
+    </w:p>
+    <w:p/>
+    <w:p>
+      <w:r>
+        <w:rPr>
+          <w:rFonts w:hint="eastAsia"/>
+        </w:rPr>
+        <w:t>1NT-(P)-2D-(X)</w:t>
+      </w:r>
+    </w:p>
+    <w:p>
+      <w:r>
+        <w:rPr>
+          <w:rFonts w:hint="eastAsia"/>
+        </w:rPr>
+        <w:t>?</w:t>
+      </w:r>
+    </w:p>
+    <w:p>
+      <w:r>
+        <w:rPr>
+          <w:rFonts w:hint="eastAsia"/>
+        </w:rPr>
+        <w:t>├2H：有3张H</w:t>
+      </w:r>
+    </w:p>
+    <w:p>
+      <w:r>
+        <w:rPr>
+          <w:rFonts w:hint="eastAsia"/>
+        </w:rPr>
+        <w:t>├Pass：没有 3 张 H</w:t>
+      </w:r>
+    </w:p>
+    <w:p>
+      <w:r>
+        <w:rPr>
+          <w:rFonts w:hint="eastAsia"/>
+        </w:rPr>
+        <w:t>├XX：有 3-4 张 H 并且高限，邀请</w:t>
+      </w:r>
+    </w:p>
+    <w:p>
+      <w:r>
+        <w:rPr>
+          <w:rFonts w:hint="eastAsia"/>
+        </w:rPr>
+        <w:t>通常应叫人再叫转移花色下一级的叫品（如这里的 3D/4D），均表示再次转移</w:t>
+      </w:r>
+    </w:p>
+    <w:p/>
+    <w:p>
+      <w:r>
+        <w:rPr>
+          <w:rFonts w:hint="eastAsia"/>
+        </w:rPr>
+        <w:t>1NT-(P)-2D-(2S/3C/3D)</w:t>
+      </w:r>
+    </w:p>
+    <w:p>
+      <w:r>
+        <w:rPr>
+          <w:rFonts w:hint="eastAsia"/>
+        </w:rPr>
+        <w:t>├3H：竞争性</w:t>
+      </w:r>
+    </w:p>
+    <w:p>
+      <w:r>
+        <w:rPr>
+          <w:rFonts w:hint="eastAsia"/>
+        </w:rPr>
+        <w:t>├X：有 3 张支持的邀请</w:t>
+      </w:r>
+    </w:p>
+    <w:p/>
+    <w:p>
+      <w:r>
+        <w:rPr>
+          <w:rFonts w:hint="eastAsia"/>
+        </w:rPr>
+        <w:t>1NT-(P)-2D-(2S)</w:t>
+      </w:r>
+    </w:p>
+    <w:p>
+      <w:r>
+        <w:rPr>
+          <w:rFonts w:hint="eastAsia"/>
+        </w:rPr>
+        <w:t>P-(P)-?</w:t>
+      </w:r>
+    </w:p>
+    <w:p>
+      <w:r>
+        <w:rPr>
+          <w:rFonts w:hint="eastAsia"/>
+        </w:rPr>
+        <w:t>├X：技术性，此后再叫花色逼叫进局</w:t>
+      </w:r>
+    </w:p>
+    <w:p>
+      <w:r>
+        <w:rPr>
+          <w:rFonts w:hint="eastAsia"/>
+        </w:rPr>
+        <w:t>├2NT：自然不逼叫，保证邀请实力</w:t>
+      </w:r>
+    </w:p>
+    <w:p>
+      <w:r>
+        <w:rPr>
+          <w:rFonts w:hint="eastAsia"/>
+        </w:rPr>
+        <w:t>├3C：自然不逼叫，保证邀请实力</w:t>
+      </w:r>
+    </w:p>
+    <w:p>
+      <w:r>
+        <w:rPr>
+          <w:rFonts w:hint="eastAsia"/>
+        </w:rPr>
+        <w:t>├3D：自然不逼叫，保证邀请实力</w:t>
+      </w:r>
+    </w:p>
+    <w:p/>
+    <w:p>
+      <w:r>
+        <w:rPr>
+          <w:rFonts w:hint="eastAsia"/>
+        </w:rPr>
+        <w:t>1NT-(P)-3C-(X)</w:t>
+      </w:r>
+    </w:p>
+    <w:p>
+      <w:r>
+        <w:rPr>
+          <w:rFonts w:hint="eastAsia"/>
+        </w:rPr>
+        <w:t>├Pass：D 没配合，应叫人叫 XX 表示再次转移</w:t>
+      </w:r>
+    </w:p>
+    <w:p>
+      <w:r>
+        <w:rPr>
+          <w:rFonts w:hint="eastAsia"/>
+        </w:rPr>
+        <w:t>├3D：D 有配合（一大一小就可以）</w:t>
+      </w:r>
+    </w:p>
+    <w:p>
+      <w:r>
+        <w:rPr>
+          <w:rFonts w:hint="eastAsia"/>
+        </w:rPr>
         <w:lastRenderedPageBreak/>
-        <w:t>?</w:t>
-      </w:r>
-    </w:p>
-    <w:p>
-      <w:r>
-        <w:rPr>
-          <w:rFonts w:hint="eastAsia"/>
-        </w:rPr>
-        <w:t>├X：双方技术性加倍</w:t>
-      </w:r>
-    </w:p>
-    <w:p/>
-    <w:p>
-      <w:r>
-        <w:rPr>
-          <w:rFonts w:hint="eastAsia"/>
-        </w:rPr>
-        <w:t>1NT-(P)-2D-(X)</w:t>
-      </w:r>
-    </w:p>
-    <w:p>
-      <w:r>
-        <w:rPr>
-          <w:rFonts w:hint="eastAsia"/>
-        </w:rPr>
-        <w:t>?</w:t>
-      </w:r>
-    </w:p>
-    <w:p>
-      <w:r>
-        <w:rPr>
-          <w:rFonts w:hint="eastAsia"/>
-        </w:rPr>
-        <w:t>├2H：有3张H</w:t>
-      </w:r>
-    </w:p>
-    <w:p>
-      <w:r>
-        <w:rPr>
-          <w:rFonts w:hint="eastAsia"/>
-        </w:rPr>
-        <w:t>├Pass：没有 3 张 H</w:t>
-      </w:r>
-    </w:p>
-    <w:p>
-      <w:r>
-        <w:rPr>
-          <w:rFonts w:hint="eastAsia"/>
-        </w:rPr>
-        <w:t>├XX：有 3-4 张 H 并且高限，邀请</w:t>
-      </w:r>
-    </w:p>
-    <w:p>
-      <w:r>
-        <w:rPr>
-          <w:rFonts w:hint="eastAsia"/>
-        </w:rPr>
-        <w:t>通常应叫人再叫转移花色下一级的叫品（如这里的 3D/4D），均表示再次转移</w:t>
-      </w:r>
-    </w:p>
-    <w:p/>
-    <w:p>
-      <w:r>
-        <w:rPr>
-          <w:rFonts w:hint="eastAsia"/>
-        </w:rPr>
-        <w:t>1NT-(P)-2D-(2S/3C/3D)</w:t>
-      </w:r>
-    </w:p>
-    <w:p>
-      <w:r>
-        <w:rPr>
-          <w:rFonts w:hint="eastAsia"/>
-        </w:rPr>
-        <w:t>├3H：竞争性</w:t>
-      </w:r>
-    </w:p>
-    <w:p>
-      <w:r>
-        <w:rPr>
-          <w:rFonts w:hint="eastAsia"/>
-        </w:rPr>
-        <w:t>├X：有 3 张支持的邀请</w:t>
-      </w:r>
-    </w:p>
-    <w:p/>
-    <w:p>
-      <w:r>
-        <w:rPr>
-          <w:rFonts w:hint="eastAsia"/>
-        </w:rPr>
-        <w:t>1NT-(P)-2D-(2S)</w:t>
-      </w:r>
-    </w:p>
-    <w:p>
-      <w:r>
-        <w:rPr>
-          <w:rFonts w:hint="eastAsia"/>
-        </w:rPr>
-        <w:t>P-(P)-?</w:t>
-      </w:r>
-    </w:p>
-    <w:p>
-      <w:r>
-        <w:rPr>
-          <w:rFonts w:hint="eastAsia"/>
-        </w:rPr>
-        <w:t>├X：技术性，此后再叫花色逼叫进局</w:t>
-      </w:r>
-    </w:p>
-    <w:p>
-      <w:r>
-        <w:rPr>
-          <w:rFonts w:hint="eastAsia"/>
-        </w:rPr>
-        <w:t>├2NT：自然不逼叫，保证邀请实力</w:t>
-      </w:r>
-    </w:p>
-    <w:p>
-      <w:r>
-        <w:rPr>
-          <w:rFonts w:hint="eastAsia"/>
-        </w:rPr>
-        <w:t>├3C：自然不逼叫，保证邀请实力</w:t>
-      </w:r>
-    </w:p>
-    <w:p>
-      <w:r>
-        <w:rPr>
-          <w:rFonts w:hint="eastAsia"/>
-        </w:rPr>
-        <w:t>├3D：自然不逼叫，保证邀请实力</w:t>
-      </w:r>
-    </w:p>
-    <w:p/>
-    <w:p>
-      <w:r>
-        <w:rPr>
-          <w:rFonts w:hint="eastAsia"/>
-        </w:rPr>
-        <w:t>1NT-(P)-3C-(X)</w:t>
-      </w:r>
-    </w:p>
-    <w:p>
-      <w:r>
-        <w:rPr>
-          <w:rFonts w:hint="eastAsia"/>
-        </w:rPr>
-        <w:t>├Pass：D 没配合，应叫人叫 XX 表示再次转移</w:t>
-      </w:r>
-    </w:p>
-    <w:p>
-      <w:r>
-        <w:rPr>
-          <w:rFonts w:hint="eastAsia"/>
-        </w:rPr>
-        <w:t>├3D：D 有配合（一大一小就可以）</w:t>
-      </w:r>
-    </w:p>
-    <w:p>
-      <w:r>
-        <w:rPr>
-          <w:rFonts w:hint="eastAsia"/>
-        </w:rPr>
         <w:t>├XX：想打</w:t>
       </w:r>
       <w:r>
@@ -22169,7 +22441,6 @@
         <w:pStyle w:val="3"/>
       </w:pPr>
       <w:r>
-        <w:lastRenderedPageBreak/>
         <w:t>12.3.4</w:t>
       </w:r>
       <w:r>
@@ -22332,6 +22603,7 @@
         <w:pStyle w:val="3"/>
       </w:pPr>
       <w:r>
+        <w:lastRenderedPageBreak/>
         <w:t>12.3.5</w:t>
       </w:r>
       <w:r>
@@ -22365,171 +22637,171 @@
         <w:rPr>
           <w:rFonts w:hint="eastAsia"/>
         </w:rPr>
+        <w:t>├2M：想打</w:t>
+      </w:r>
+    </w:p>
+    <w:p>
+      <w:r>
+        <w:rPr>
+          <w:rFonts w:hint="eastAsia"/>
+        </w:rPr>
+        <w:t>├2NT：转移 3C</w:t>
+      </w:r>
+    </w:p>
+    <w:p>
+      <w:r>
+        <w:rPr>
+          <w:rFonts w:hint="eastAsia"/>
+        </w:rPr>
+        <w:t>│-----├此后 Pass 和 3D 是止叫</w:t>
+      </w:r>
+    </w:p>
+    <w:p>
+      <w:r>
+        <w:rPr>
+          <w:rFonts w:hint="eastAsia"/>
+        </w:rPr>
+        <w:t>│-----├其他叫品表示 C 套逼局</w:t>
+      </w:r>
+    </w:p>
+    <w:p>
+      <w:r>
+        <w:rPr>
+          <w:rFonts w:hint="eastAsia"/>
+        </w:rPr>
+        <w:t>├3C：D 邀请以上，开叫人接受转移表示不接受邀请</w:t>
+      </w:r>
+    </w:p>
+    <w:p>
+      <w:r>
+        <w:rPr>
+          <w:rFonts w:hint="eastAsia"/>
+        </w:rPr>
+        <w:t>├3D：H 邀请以上，开叫人接受转移表示不接受邀请</w:t>
+      </w:r>
+    </w:p>
+    <w:p>
+      <w:r>
+        <w:rPr>
+          <w:rFonts w:hint="eastAsia"/>
+        </w:rPr>
+        <w:t>├3H：S 邀请以上，开叫人接受转移表示不接受邀请</w:t>
+      </w:r>
+    </w:p>
+    <w:p>
+      <w:r>
+        <w:rPr>
+          <w:rFonts w:hint="eastAsia"/>
+        </w:rPr>
+        <w:t>├3S：55 低花逼局</w:t>
+      </w:r>
+    </w:p>
+    <w:p/>
+    <w:p>
+      <w:r>
+        <w:t>当对方对 1NT 争叫 2C 表示 54 以上双高花的时候，在二阶扣叫表示双低花</w:t>
+      </w:r>
+    </w:p>
+    <w:p>
+      <w:r>
+        <w:rPr>
+          <w:rFonts w:hint="eastAsia"/>
+        </w:rPr>
+        <w:t>1NT-(2C=双高)-?</w:t>
+      </w:r>
+    </w:p>
+    <w:p>
+      <w:r>
+        <w:rPr>
+          <w:rFonts w:hint="eastAsia"/>
+        </w:rPr>
+        <w:t>├2D：想打</w:t>
+      </w:r>
+    </w:p>
+    <w:p>
+      <w:r>
+        <w:rPr>
+          <w:rFonts w:hint="eastAsia"/>
+        </w:rPr>
+        <w:t>├2H：双低花 54 以上竞争定约</w:t>
+      </w:r>
+    </w:p>
+    <w:p>
+      <w:r>
+        <w:rPr>
+          <w:rFonts w:hint="eastAsia"/>
+        </w:rPr>
+        <w:t>├2S：双低花 54 以上逼局</w:t>
+      </w:r>
+    </w:p>
+    <w:p>
+      <w:r>
+        <w:rPr>
+          <w:rFonts w:hint="eastAsia"/>
+        </w:rPr>
+        <w:t>├2NT：转移 3C</w:t>
+      </w:r>
+    </w:p>
+    <w:p>
+      <w:r>
+        <w:rPr>
+          <w:rFonts w:hint="eastAsia"/>
+        </w:rPr>
+        <w:t>│-----├此后 Pass 和 3D 是止叫</w:t>
+      </w:r>
+    </w:p>
+    <w:p>
+      <w:r>
+        <w:rPr>
+          <w:rFonts w:hint="eastAsia"/>
+        </w:rPr>
+        <w:t>│-----├其他叫品表示 C 套逼局</w:t>
+      </w:r>
+    </w:p>
+    <w:p>
+      <w:r>
+        <w:rPr>
+          <w:rFonts w:hint="eastAsia"/>
+        </w:rPr>
+        <w:t>├3C：D 邀请以上，开叫人接受转移表示不接受邀请</w:t>
+      </w:r>
+    </w:p>
+    <w:p>
+      <w:r>
+        <w:rPr>
+          <w:rFonts w:hint="eastAsia"/>
+        </w:rPr>
+        <w:t>├3D：H 邀请以上，开叫人接受转移表示不接受邀请</w:t>
+      </w:r>
+    </w:p>
+    <w:p>
+      <w:r>
+        <w:rPr>
+          <w:rFonts w:hint="eastAsia"/>
+        </w:rPr>
+        <w:t>├3H：S 邀请以上，开叫人接受转移表示不接受邀请</w:t>
+      </w:r>
+    </w:p>
+    <w:p>
+      <w:r>
+        <w:rPr>
+          <w:rFonts w:hint="eastAsia"/>
+        </w:rPr>
+        <w:t>├3S：55 低花逼局</w:t>
+      </w:r>
+    </w:p>
+    <w:p/>
+    <w:p>
+      <w:pPr>
+        <w:rPr>
+          <w:highlight w:val="yellow"/>
+        </w:rPr>
+      </w:pPr>
+      <w:r>
+        <w:rPr>
+          <w:highlight w:val="yellow"/>
+        </w:rPr>
         <w:lastRenderedPageBreak/>
-        <w:t>├2M：想打</w:t>
-      </w:r>
-    </w:p>
-    <w:p>
-      <w:r>
-        <w:rPr>
-          <w:rFonts w:hint="eastAsia"/>
-        </w:rPr>
-        <w:t>├2NT：转移 3C</w:t>
-      </w:r>
-    </w:p>
-    <w:p>
-      <w:r>
-        <w:rPr>
-          <w:rFonts w:hint="eastAsia"/>
-        </w:rPr>
-        <w:t>│-----├此后 Pass 和 3D 是止叫</w:t>
-      </w:r>
-    </w:p>
-    <w:p>
-      <w:r>
-        <w:rPr>
-          <w:rFonts w:hint="eastAsia"/>
-        </w:rPr>
-        <w:t>│-----├其他叫品表示 C 套逼局</w:t>
-      </w:r>
-    </w:p>
-    <w:p>
-      <w:r>
-        <w:rPr>
-          <w:rFonts w:hint="eastAsia"/>
-        </w:rPr>
-        <w:t>├3C：D 邀请以上，开叫人接受转移表示不接受邀请</w:t>
-      </w:r>
-    </w:p>
-    <w:p>
-      <w:r>
-        <w:rPr>
-          <w:rFonts w:hint="eastAsia"/>
-        </w:rPr>
-        <w:t>├3D：H 邀请以上，开叫人接受转移表示不接受邀请</w:t>
-      </w:r>
-    </w:p>
-    <w:p>
-      <w:r>
-        <w:rPr>
-          <w:rFonts w:hint="eastAsia"/>
-        </w:rPr>
-        <w:t>├3H：S 邀请以上，开叫人接受转移表示不接受邀请</w:t>
-      </w:r>
-    </w:p>
-    <w:p>
-      <w:r>
-        <w:rPr>
-          <w:rFonts w:hint="eastAsia"/>
-        </w:rPr>
-        <w:t>├3S：55 低花逼局</w:t>
-      </w:r>
-    </w:p>
-    <w:p/>
-    <w:p>
-      <w:r>
-        <w:t>当对方对 1NT 争叫 2C 表示 54 以上双高花的时候，在二阶扣叫表示双低花</w:t>
-      </w:r>
-    </w:p>
-    <w:p>
-      <w:r>
-        <w:rPr>
-          <w:rFonts w:hint="eastAsia"/>
-        </w:rPr>
-        <w:t>1NT-(2C=双高)-?</w:t>
-      </w:r>
-    </w:p>
-    <w:p>
-      <w:r>
-        <w:rPr>
-          <w:rFonts w:hint="eastAsia"/>
-        </w:rPr>
-        <w:t>├2D：想打</w:t>
-      </w:r>
-    </w:p>
-    <w:p>
-      <w:r>
-        <w:rPr>
-          <w:rFonts w:hint="eastAsia"/>
-        </w:rPr>
-        <w:t>├2H：双低花 54 以上竞争定约</w:t>
-      </w:r>
-    </w:p>
-    <w:p>
-      <w:r>
-        <w:rPr>
-          <w:rFonts w:hint="eastAsia"/>
-        </w:rPr>
-        <w:t>├2S：双低花 54 以上逼局</w:t>
-      </w:r>
-    </w:p>
-    <w:p>
-      <w:r>
-        <w:rPr>
-          <w:rFonts w:hint="eastAsia"/>
-        </w:rPr>
-        <w:t>├2NT：转移 3C</w:t>
-      </w:r>
-    </w:p>
-    <w:p>
-      <w:r>
-        <w:rPr>
-          <w:rFonts w:hint="eastAsia"/>
-        </w:rPr>
-        <w:t>│-----├此后 Pass 和 3D 是止叫</w:t>
-      </w:r>
-    </w:p>
-    <w:p>
-      <w:r>
-        <w:rPr>
-          <w:rFonts w:hint="eastAsia"/>
-        </w:rPr>
-        <w:t>│-----├其他叫品表示 C 套逼局</w:t>
-      </w:r>
-    </w:p>
-    <w:p>
-      <w:r>
-        <w:rPr>
-          <w:rFonts w:hint="eastAsia"/>
-        </w:rPr>
-        <w:t>├3C：D 邀请以上，开叫人接受转移表示不接受邀请</w:t>
-      </w:r>
-    </w:p>
-    <w:p>
-      <w:r>
-        <w:rPr>
-          <w:rFonts w:hint="eastAsia"/>
-        </w:rPr>
-        <w:t>├3D：H 邀请以上，开叫人接受转移表示不接受邀请</w:t>
-      </w:r>
-    </w:p>
-    <w:p>
-      <w:r>
-        <w:rPr>
-          <w:rFonts w:hint="eastAsia"/>
-        </w:rPr>
-        <w:t>├3H：S 邀请以上，开叫人接受转移表示不接受邀请</w:t>
-      </w:r>
-    </w:p>
-    <w:p>
-      <w:r>
-        <w:rPr>
-          <w:rFonts w:hint="eastAsia"/>
-        </w:rPr>
-        <w:t>├3S：55 低花逼局</w:t>
-      </w:r>
-    </w:p>
-    <w:p/>
-    <w:p>
-      <w:pPr>
-        <w:rPr>
-          <w:highlight w:val="yellow"/>
-        </w:rPr>
-      </w:pPr>
-      <w:r>
-        <w:rPr>
-          <w:highlight w:val="yellow"/>
-        </w:rPr>
         <w:t>当对方对 1NT 争叫 2</w:t>
       </w:r>
       <w:r>
@@ -22656,7 +22928,6 @@
           <w:rFonts w:hint="eastAsia"/>
           <w:highlight w:val="yellow"/>
         </w:rPr>
-        <w:lastRenderedPageBreak/>
         <w:t>├</w:t>
       </w:r>
       <w:r>
@@ -22782,6 +23053,7 @@
     </w:p>
     <w:p>
       <w:r>
+        <w:lastRenderedPageBreak/>
         <w:t xml:space="preserve">      叫牌显示逼局和比较好的套</w:t>
       </w:r>
     </w:p>
@@ -22813,7 +23085,6 @@
         <w:pStyle w:val="3"/>
       </w:pPr>
       <w:r>
-        <w:lastRenderedPageBreak/>
         <w:t>对方在 4H 以上争叫：（进入逼叫性 Pass 序列）</w:t>
       </w:r>
     </w:p>
@@ -22919,7 +23190,6 @@
         <w:rPr>
           <w:rFonts w:hint="eastAsia"/>
         </w:rPr>
-        <w:lastRenderedPageBreak/>
         <w:t xml:space="preserve">十三 </w:t>
       </w:r>
       <w:r>
@@ -23065,6 +23335,7 @@
         <w:rPr>
           <w:rFonts w:hint="eastAsia"/>
         </w:rPr>
+        <w:lastRenderedPageBreak/>
         <w:t>├2H：普通加叫 7-9</w:t>
       </w:r>
     </w:p>
@@ -23113,124 +23384,124 @@
         <w:rPr>
           <w:rFonts w:hint="eastAsia"/>
         </w:rPr>
+        <w:t>├3S：自然阻击</w:t>
+      </w:r>
+    </w:p>
+    <w:p>
+      <w:r>
+        <w:rPr>
+          <w:rFonts w:hint="eastAsia"/>
+        </w:rPr>
+        <w:t>├3NT：16-18 想打，自然叫</w:t>
+      </w:r>
+    </w:p>
+    <w:p>
+      <w:r>
+        <w:rPr>
+          <w:rFonts w:hint="eastAsia"/>
+        </w:rPr>
+        <w:t>├4C：配合显示</w:t>
+      </w:r>
+    </w:p>
+    <w:p>
+      <w:r>
+        <w:rPr>
+          <w:rFonts w:hint="eastAsia"/>
+        </w:rPr>
+        <w:t>├4D：Splinter</w:t>
+      </w:r>
+    </w:p>
+    <w:p/>
+    <w:p>
+      <w:pPr>
+        <w:pStyle w:val="2"/>
+      </w:pPr>
+      <w:r>
+        <w:t>13.2 表邀请加叫叫品的扣叫以及2NT后对方干扰，</w:t>
+      </w:r>
+    </w:p>
+    <w:p>
+      <w:r>
+        <w:t>如果对方加倍介入，则直接叫回将牌表示最弱，Pass表示稍好，</w:t>
+      </w:r>
+    </w:p>
+    <w:p>
+      <w:r>
+        <w:t>如果对方争叫介入，则Pass表示最弱，且不逼叫，叫牌表示稍好</w:t>
+      </w:r>
+    </w:p>
+    <w:p>
+      <w:r>
+        <w:rPr>
+          <w:rFonts w:hint="eastAsia"/>
+        </w:rPr>
+        <w:t>(1D)-1H-(P)-2D</w:t>
+      </w:r>
+    </w:p>
+    <w:p>
+      <w:r>
+        <w:rPr>
+          <w:rFonts w:hint="eastAsia"/>
+        </w:rPr>
+        <w:t>(X)-?</w:t>
+      </w:r>
+    </w:p>
+    <w:p>
+      <w:r>
+        <w:rPr>
+          <w:rFonts w:hint="eastAsia"/>
+        </w:rPr>
+        <w:t>├2H：最弱</w:t>
+      </w:r>
+    </w:p>
+    <w:p>
+      <w:r>
+        <w:rPr>
+          <w:rFonts w:hint="eastAsia"/>
+        </w:rPr>
+        <w:t>├Pass：稍好</w:t>
+      </w:r>
+    </w:p>
+    <w:p/>
+    <w:p>
+      <w:r>
+        <w:rPr>
+          <w:rFonts w:hint="eastAsia"/>
+        </w:rPr>
+        <w:t>(1D)-1H-(X)-2NT</w:t>
+      </w:r>
+    </w:p>
+    <w:p>
+      <w:r>
+        <w:rPr>
+          <w:rFonts w:hint="eastAsia"/>
+        </w:rPr>
+        <w:t>(3D)-?</w:t>
+      </w:r>
+    </w:p>
+    <w:p>
+      <w:r>
+        <w:rPr>
+          <w:rFonts w:hint="eastAsia"/>
+        </w:rPr>
+        <w:t>├Pass：最弱</w:t>
+      </w:r>
+    </w:p>
+    <w:p>
+      <w:r>
+        <w:rPr>
+          <w:rFonts w:hint="eastAsia"/>
+        </w:rPr>
+        <w:t>├3H：稍好</w:t>
+      </w:r>
+    </w:p>
+    <w:p/>
+    <w:p>
+      <w:pPr>
+        <w:pStyle w:val="2"/>
+      </w:pPr>
+      <w:r>
         <w:lastRenderedPageBreak/>
-        <w:t>├3S：自然阻击</w:t>
-      </w:r>
-    </w:p>
-    <w:p>
-      <w:r>
-        <w:rPr>
-          <w:rFonts w:hint="eastAsia"/>
-        </w:rPr>
-        <w:t>├3NT：16-18 想打，自然叫</w:t>
-      </w:r>
-    </w:p>
-    <w:p>
-      <w:r>
-        <w:rPr>
-          <w:rFonts w:hint="eastAsia"/>
-        </w:rPr>
-        <w:t>├4C：配合显示</w:t>
-      </w:r>
-    </w:p>
-    <w:p>
-      <w:r>
-        <w:rPr>
-          <w:rFonts w:hint="eastAsia"/>
-        </w:rPr>
-        <w:t>├4D：Splinter</w:t>
-      </w:r>
-    </w:p>
-    <w:p/>
-    <w:p>
-      <w:pPr>
-        <w:pStyle w:val="2"/>
-      </w:pPr>
-      <w:r>
-        <w:t>13.2 表邀请加叫叫品的扣叫以及2NT后对方干扰，</w:t>
-      </w:r>
-    </w:p>
-    <w:p>
-      <w:r>
-        <w:t>如果对方加倍介入，则直接叫回将牌表示最弱，Pass表示稍好，</w:t>
-      </w:r>
-    </w:p>
-    <w:p>
-      <w:r>
-        <w:t>如果对方争叫介入，则Pass表示最弱，且不逼叫，叫牌表示稍好</w:t>
-      </w:r>
-    </w:p>
-    <w:p>
-      <w:r>
-        <w:rPr>
-          <w:rFonts w:hint="eastAsia"/>
-        </w:rPr>
-        <w:t>(1D)-1H-(P)-2D</w:t>
-      </w:r>
-    </w:p>
-    <w:p>
-      <w:r>
-        <w:rPr>
-          <w:rFonts w:hint="eastAsia"/>
-        </w:rPr>
-        <w:t>(X)-?</w:t>
-      </w:r>
-    </w:p>
-    <w:p>
-      <w:r>
-        <w:rPr>
-          <w:rFonts w:hint="eastAsia"/>
-        </w:rPr>
-        <w:t>├2H：最弱</w:t>
-      </w:r>
-    </w:p>
-    <w:p>
-      <w:r>
-        <w:rPr>
-          <w:rFonts w:hint="eastAsia"/>
-        </w:rPr>
-        <w:t>├Pass：稍好</w:t>
-      </w:r>
-    </w:p>
-    <w:p/>
-    <w:p>
-      <w:r>
-        <w:rPr>
-          <w:rFonts w:hint="eastAsia"/>
-        </w:rPr>
-        <w:t>(1D)-1H-(X)-2NT</w:t>
-      </w:r>
-    </w:p>
-    <w:p>
-      <w:r>
-        <w:rPr>
-          <w:rFonts w:hint="eastAsia"/>
-        </w:rPr>
-        <w:t>(3D)-?</w:t>
-      </w:r>
-    </w:p>
-    <w:p>
-      <w:r>
-        <w:rPr>
-          <w:rFonts w:hint="eastAsia"/>
-        </w:rPr>
-        <w:t>├Pass：最弱</w:t>
-      </w:r>
-    </w:p>
-    <w:p>
-      <w:r>
-        <w:rPr>
-          <w:rFonts w:hint="eastAsia"/>
-        </w:rPr>
-        <w:t>├3H：稍好</w:t>
-      </w:r>
-    </w:p>
-    <w:p/>
-    <w:p>
-      <w:pPr>
-        <w:pStyle w:val="2"/>
-      </w:pPr>
-      <w:r>
         <w:t>13.5 Scramble2NT</w:t>
       </w:r>
     </w:p>
@@ -23267,7 +23538,6 @@
         <w:rPr>
           <w:rFonts w:hint="eastAsia"/>
         </w:rPr>
-        <w:lastRenderedPageBreak/>
         <w:t>(1S)-X-(2S)-P</w:t>
       </w:r>
     </w:p>
@@ -23350,6 +23620,7 @@
         <w:rPr>
           <w:rFonts w:hint="eastAsia"/>
         </w:rPr>
+        <w:lastRenderedPageBreak/>
         <w:t>技术性加倍以后</w:t>
       </w:r>
     </w:p>
@@ -23390,146 +23661,146 @@
         <w:rPr>
           <w:rFonts w:hint="eastAsia"/>
         </w:rPr>
+        <w:t>(P)-?</w:t>
+      </w:r>
+    </w:p>
+    <w:p>
+      <w:r>
+        <w:rPr>
+          <w:rFonts w:hint="eastAsia"/>
+        </w:rPr>
+        <w:t>├2H   3H：不逼叫</w:t>
+      </w:r>
+    </w:p>
+    <w:p>
+      <w:r>
+        <w:rPr>
+          <w:rFonts w:hint="eastAsia"/>
+        </w:rPr>
+        <w:t>├2NT  如果争叫人直接无将表示加倍出无将</w:t>
+      </w:r>
+    </w:p>
+    <w:p/>
+    <w:p>
+      <w:r>
+        <w:rPr>
+          <w:rFonts w:hint="eastAsia"/>
+        </w:rPr>
+        <w:t>(1D)-X-(P)-1H</w:t>
+      </w:r>
+    </w:p>
+    <w:p>
+      <w:r>
+        <w:rPr>
+          <w:rFonts w:hint="eastAsia"/>
+        </w:rPr>
+        <w:t>(P) - ?</w:t>
+      </w:r>
+    </w:p>
+    <w:p>
+      <w:r>
+        <w:rPr>
+          <w:rFonts w:hint="eastAsia"/>
+        </w:rPr>
+        <w:t>├2H：4 张支持，均型时实力为 15-17</w:t>
+      </w:r>
+    </w:p>
+    <w:p>
+      <w:r>
+        <w:rPr>
+          <w:rFonts w:hint="eastAsia"/>
+        </w:rPr>
+        <w:t>├3H：通常 4 张支持非均型 17-19</w:t>
+      </w:r>
+    </w:p>
+    <w:p>
+      <w:r>
+        <w:rPr>
+          <w:rFonts w:hint="eastAsia"/>
+        </w:rPr>
+        <w:t>├2D：3 张支持，16+，或者 4 张支持更强的牌</w:t>
+      </w:r>
+    </w:p>
+    <w:p>
+      <w:r>
+        <w:rPr>
+          <w:rFonts w:hint="eastAsia"/>
+        </w:rPr>
+        <w:t>├跳叫新花色，强牌，逼叫一轮</w:t>
+      </w:r>
+    </w:p>
+    <w:p>
+      <w:r>
+        <w:rPr>
+          <w:rFonts w:hint="eastAsia"/>
+        </w:rPr>
+        <w:t>├1NT：18-20</w:t>
+      </w:r>
+    </w:p>
+    <w:p>
+      <w:r>
+        <w:rPr>
+          <w:rFonts w:hint="eastAsia"/>
+        </w:rPr>
+        <w:t>├2NT：21-22</w:t>
+      </w:r>
+    </w:p>
+    <w:p>
+      <w:r>
+        <w:rPr>
+          <w:rFonts w:hint="eastAsia"/>
+        </w:rPr>
+        <w:t>├扣叫后叫无将：23-24</w:t>
+      </w:r>
+    </w:p>
+    <w:p/>
+    <w:p>
+      <w:r>
+        <w:rPr>
+          <w:rFonts w:hint="eastAsia"/>
+        </w:rPr>
+        <w:t>当同伴对对方花色技术性加倍以后：</w:t>
+      </w:r>
+    </w:p>
+    <w:p>
+      <w:r>
+        <w:rPr>
+          <w:rFonts w:hint="eastAsia"/>
+        </w:rPr>
+        <w:t>(1H)-X-(2H)-?</w:t>
+      </w:r>
+    </w:p>
+    <w:p>
+      <w:r>
+        <w:rPr>
+          <w:rFonts w:hint="eastAsia"/>
+        </w:rPr>
+        <w:t>├X：技术性，双低花</w:t>
+      </w:r>
+    </w:p>
+    <w:p/>
+    <w:p>
+      <w:r>
+        <w:rPr>
+          <w:rFonts w:hint="eastAsia"/>
+        </w:rPr>
+        <w:t>(1H)-P-(P/1S/NT)-X</w:t>
+      </w:r>
+    </w:p>
+    <w:p>
+      <w:r>
+        <w:rPr>
+          <w:rFonts w:hint="eastAsia"/>
+        </w:rPr>
+        <w:t>(2H/Y)-X：</w:t>
+      </w:r>
+    </w:p>
+    <w:p>
+      <w:r>
+        <w:rPr>
+          <w:rFonts w:hint="eastAsia"/>
+        </w:rPr>
         <w:lastRenderedPageBreak/>
-        <w:t>(P)-?</w:t>
-      </w:r>
-    </w:p>
-    <w:p>
-      <w:r>
-        <w:rPr>
-          <w:rFonts w:hint="eastAsia"/>
-        </w:rPr>
-        <w:t>├2H   3H：不逼叫</w:t>
-      </w:r>
-    </w:p>
-    <w:p>
-      <w:r>
-        <w:rPr>
-          <w:rFonts w:hint="eastAsia"/>
-        </w:rPr>
-        <w:t>├2NT  如果争叫人直接无将表示加倍出无将</w:t>
-      </w:r>
-    </w:p>
-    <w:p/>
-    <w:p>
-      <w:r>
-        <w:rPr>
-          <w:rFonts w:hint="eastAsia"/>
-        </w:rPr>
-        <w:t>(1D)-X-(P)-1H</w:t>
-      </w:r>
-    </w:p>
-    <w:p>
-      <w:r>
-        <w:rPr>
-          <w:rFonts w:hint="eastAsia"/>
-        </w:rPr>
-        <w:t>(P) - ?</w:t>
-      </w:r>
-    </w:p>
-    <w:p>
-      <w:r>
-        <w:rPr>
-          <w:rFonts w:hint="eastAsia"/>
-        </w:rPr>
-        <w:t>├2H：4 张支持，均型时实力为 15-17</w:t>
-      </w:r>
-    </w:p>
-    <w:p>
-      <w:r>
-        <w:rPr>
-          <w:rFonts w:hint="eastAsia"/>
-        </w:rPr>
-        <w:t>├3H：通常 4 张支持非均型 17-19</w:t>
-      </w:r>
-    </w:p>
-    <w:p>
-      <w:r>
-        <w:rPr>
-          <w:rFonts w:hint="eastAsia"/>
-        </w:rPr>
-        <w:t>├2D：3 张支持，16+，或者 4 张支持更强的牌</w:t>
-      </w:r>
-    </w:p>
-    <w:p>
-      <w:r>
-        <w:rPr>
-          <w:rFonts w:hint="eastAsia"/>
-        </w:rPr>
-        <w:t>├跳叫新花色，强牌，逼叫一轮</w:t>
-      </w:r>
-    </w:p>
-    <w:p>
-      <w:r>
-        <w:rPr>
-          <w:rFonts w:hint="eastAsia"/>
-        </w:rPr>
-        <w:t>├1NT：18-20</w:t>
-      </w:r>
-    </w:p>
-    <w:p>
-      <w:r>
-        <w:rPr>
-          <w:rFonts w:hint="eastAsia"/>
-        </w:rPr>
-        <w:t>├2NT：21-22</w:t>
-      </w:r>
-    </w:p>
-    <w:p>
-      <w:r>
-        <w:rPr>
-          <w:rFonts w:hint="eastAsia"/>
-        </w:rPr>
-        <w:t>├扣叫后叫无将：23-24</w:t>
-      </w:r>
-    </w:p>
-    <w:p/>
-    <w:p>
-      <w:r>
-        <w:rPr>
-          <w:rFonts w:hint="eastAsia"/>
-        </w:rPr>
-        <w:t>当同伴对对方花色技术性加倍以后：</w:t>
-      </w:r>
-    </w:p>
-    <w:p>
-      <w:r>
-        <w:rPr>
-          <w:rFonts w:hint="eastAsia"/>
-        </w:rPr>
-        <w:t>(1H)-X-(2H)-?</w:t>
-      </w:r>
-    </w:p>
-    <w:p>
-      <w:r>
-        <w:rPr>
-          <w:rFonts w:hint="eastAsia"/>
-        </w:rPr>
-        <w:t>├X：技术性，双低花</w:t>
-      </w:r>
-    </w:p>
-    <w:p/>
-    <w:p>
-      <w:r>
-        <w:rPr>
-          <w:rFonts w:hint="eastAsia"/>
-        </w:rPr>
-        <w:t>(1H)-P-(P/1S/NT)-X</w:t>
-      </w:r>
-    </w:p>
-    <w:p>
-      <w:r>
-        <w:rPr>
-          <w:rFonts w:hint="eastAsia"/>
-        </w:rPr>
-        <w:t>(2H/Y)-X：</w:t>
-      </w:r>
-    </w:p>
-    <w:p>
-      <w:r>
-        <w:rPr>
-          <w:rFonts w:hint="eastAsia"/>
-        </w:rPr>
         <w:t>├惩罚，表示同时能惩罚 Y 和 H</w:t>
       </w:r>
     </w:p>
@@ -23556,7 +23827,6 @@
         <w:pStyle w:val="2"/>
       </w:pPr>
       <w:r>
-        <w:lastRenderedPageBreak/>
         <w:t>13.4</w:t>
       </w:r>
       <w:r>
@@ -23749,6 +24019,7 @@
         <w:pStyle w:val="2"/>
       </w:pPr>
       <w:r>
+        <w:lastRenderedPageBreak/>
         <w:t>13.6</w:t>
       </w:r>
       <w:r>
@@ -23783,7 +24054,6 @@
     </w:p>
     <w:p>
       <w:r>
-        <w:lastRenderedPageBreak/>
         <w:t xml:space="preserve">      提前平衡：</w:t>
       </w:r>
     </w:p>
@@ -23874,6 +24144,7 @@
     </w:p>
     <w:p>
       <w:r>
+        <w:lastRenderedPageBreak/>
         <w:t xml:space="preserve">      2C：双高花 54 以上</w:t>
       </w:r>
     </w:p>
@@ -23899,7 +24170,6 @@
     </w:p>
     <w:p>
       <w:r>
-        <w:lastRenderedPageBreak/>
         <w:t xml:space="preserve">      牌例：</w:t>
       </w:r>
     </w:p>
@@ -24068,7 +24338,11 @@
     </w:p>
     <w:p>
       <w:r>
-        <w:t xml:space="preserve">      对自然 1C/D，精确 1D 以后，扣叫表示双高花 55 以上对 1M 开叫扣叫表示另外高花带 1 低花 55 以上</w:t>
+        <w:t xml:space="preserve">      对自然 1C/D，精确 1D 以后，扣叫表示双高花 55 以上对 1M 开叫扣叫表示</w:t>
+      </w:r>
+      <w:r>
+        <w:lastRenderedPageBreak/>
+        <w:t>另外高花带 1 低花 55 以上</w:t>
       </w:r>
     </w:p>
     <w:p>
@@ -24094,7 +24368,6 @@
         <w:rPr>
           <w:rFonts w:hint="eastAsia"/>
         </w:rPr>
-        <w:lastRenderedPageBreak/>
         <w:t>├Pass：C/D</w:t>
       </w:r>
     </w:p>
@@ -24257,6 +24530,7 @@
         <w:rPr>
           <w:rFonts w:hint="eastAsia"/>
         </w:rPr>
+        <w:lastRenderedPageBreak/>
         <w:t>├(X后) XX：对高级花色有支持</w:t>
       </w:r>
     </w:p>
@@ -24297,7 +24571,6 @@
         <w:rPr>
           <w:rFonts w:hint="eastAsia"/>
         </w:rPr>
-        <w:lastRenderedPageBreak/>
         <w:t>├3S：D支持的好牌，逼叫一轮</w:t>
       </w:r>
     </w:p>
@@ -24424,6 +24697,7 @@
         <w:pStyle w:val="3"/>
       </w:pPr>
       <w:r>
+        <w:lastRenderedPageBreak/>
         <w:t>13.8.5</w:t>
       </w:r>
       <w:r>
@@ -24440,7 +24714,6 @@
     <w:p/>
     <w:p>
       <w:r>
-        <w:lastRenderedPageBreak/>
         <w:t xml:space="preserve">13.9 </w:t>
       </w:r>
       <w:r>
@@ -24549,7 +24822,11 @@
     </w:p>
     <w:p>
       <w:r>
-        <w:t xml:space="preserve">      当对方在二阶开叫 2 高花表示阻击的时候，同伴加倍，为了区分加倍人的同伴是否有建设性，采用经过 2NT 表示弱牌，直接叫表示建设性：</w:t>
+        <w:t xml:space="preserve">      当对方在二阶开叫 2 高花表示阻击的时候，同伴加倍，为了区分加倍人的同伴</w:t>
+      </w:r>
+      <w:r>
+        <w:lastRenderedPageBreak/>
+        <w:t>是否有建设性，采用经过 2NT 表示弱牌，直接叫表示建设性：</w:t>
       </w:r>
     </w:p>
     <w:p>
@@ -24589,160 +24866,160 @@
         <w:rPr>
           <w:rFonts w:hint="eastAsia"/>
         </w:rPr>
+        <w:t>│-----│-----├再叫 Pass/3D 表示比较差的自然叫</w:t>
+      </w:r>
+    </w:p>
+    <w:p>
+      <w:r>
+        <w:rPr>
+          <w:rFonts w:hint="eastAsia"/>
+        </w:rPr>
+        <w:t>│-----│-----├再叫 3H 表示有 4 张 S，且有挡张，请同伴选择定约</w:t>
+      </w:r>
+    </w:p>
+    <w:p>
+      <w:r>
+        <w:rPr>
+          <w:rFonts w:hint="eastAsia"/>
+        </w:rPr>
+        <w:t>│-----│-----├再叫 3S 表示 S 套邀叫</w:t>
+      </w:r>
+    </w:p>
+    <w:p>
+      <w:r>
+        <w:rPr>
+          <w:rFonts w:hint="eastAsia"/>
+        </w:rPr>
+        <w:t>│-----│-----├再叫 3NT 表示比直接跳叫 3NT 更强的牌（大约 16-17 点）， (这里如果加倍人是加倍出套的话应该拒绝接受转移)</w:t>
+      </w:r>
+    </w:p>
+    <w:p>
+      <w:r>
+        <w:rPr>
+          <w:rFonts w:hint="eastAsia"/>
+        </w:rPr>
+        <w:t>├3C：自然叫，9 点以上有建设性，不逼叫</w:t>
+      </w:r>
+    </w:p>
+    <w:p>
+      <w:r>
+        <w:rPr>
+          <w:rFonts w:hint="eastAsia"/>
+        </w:rPr>
+        <w:t>├3D：自然叫，9 点以上有建设性，不逼叫</w:t>
+      </w:r>
+    </w:p>
+    <w:p>
+      <w:r>
+        <w:rPr>
+          <w:rFonts w:hint="eastAsia"/>
+        </w:rPr>
+        <w:t>├3H：没有 4 张 S，没有挡张，逼叫进局</w:t>
+      </w:r>
+    </w:p>
+    <w:p>
+      <w:r>
+        <w:rPr>
+          <w:rFonts w:hint="eastAsia"/>
+        </w:rPr>
+        <w:t>├3S：跳叫逼局</w:t>
+      </w:r>
+    </w:p>
+    <w:p>
+      <w:r>
+        <w:rPr>
+          <w:rFonts w:hint="eastAsia"/>
+        </w:rPr>
+        <w:t>├4C：跳叫逼局</w:t>
+      </w:r>
+    </w:p>
+    <w:p>
+      <w:r>
+        <w:rPr>
+          <w:rFonts w:hint="eastAsia"/>
+        </w:rPr>
+        <w:t>├4D：跳叫逼局</w:t>
+      </w:r>
+    </w:p>
+    <w:p>
+      <w:r>
+        <w:rPr>
+          <w:rFonts w:hint="eastAsia"/>
+        </w:rPr>
+        <w:t>├3NT：没有 4 张 S，有挡张</w:t>
+      </w:r>
+      <w:r>
+        <w:t xml:space="preserve"> </w:t>
+      </w:r>
+    </w:p>
+    <w:p/>
+    <w:p>
+      <w:pPr>
+        <w:pStyle w:val="3"/>
+      </w:pPr>
+      <w:r>
+        <w:t>阻击之后不再阻击：</w:t>
+      </w:r>
+    </w:p>
+    <w:p>
+      <w:r>
+        <w:t xml:space="preserve">      当对方开叫阻击叫之后（精确 2C 不算阻击叫），跳争叫新花色（如对方开叫 2H，争叫 3S），表示中限以上好牌，14-16 点，6 张以上好套，比加倍出套稍差。</w:t>
+      </w:r>
+    </w:p>
+    <w:p>
+      <w:pPr>
+        <w:pStyle w:val="3"/>
+      </w:pPr>
+      <w:r>
+        <w:t>我方争叫 3NT 后：</w:t>
+      </w:r>
+    </w:p>
+    <w:p>
+      <w:r>
+        <w:rPr>
+          <w:rFonts w:hint="eastAsia"/>
+        </w:rPr>
+        <w:t>(3X)-3NT-P-?</w:t>
+      </w:r>
+    </w:p>
+    <w:p>
+      <w:r>
+        <w:rPr>
+          <w:rFonts w:hint="eastAsia"/>
+        </w:rPr>
+        <w:t>├4C：询问</w:t>
+      </w:r>
+    </w:p>
+    <w:p>
+      <w:r>
+        <w:rPr>
+          <w:rFonts w:hint="eastAsia"/>
+        </w:rPr>
+        <w:t>│-----├4NT：16-18 均型</w:t>
+      </w:r>
+    </w:p>
+    <w:p>
+      <w:r>
+        <w:rPr>
+          <w:rFonts w:hint="eastAsia"/>
+        </w:rPr>
+        <w:t>│-----├4Y：依靠所叫长套 6 张以上叫的 3NT</w:t>
+      </w:r>
+    </w:p>
+    <w:p>
+      <w:r>
+        <w:rPr>
+          <w:rFonts w:hint="eastAsia"/>
+        </w:rPr>
+        <w:t>│-----├4X 扣叫：19+均型，或者单套很强的牌</w:t>
+      </w:r>
+    </w:p>
+    <w:p>
+      <w:r>
+        <w:rPr>
+          <w:rFonts w:hint="eastAsia"/>
+        </w:rPr>
         <w:lastRenderedPageBreak/>
-        <w:t>│-----│-----├再叫 Pass/3D 表示比较差的自然叫</w:t>
-      </w:r>
-    </w:p>
-    <w:p>
-      <w:r>
-        <w:rPr>
-          <w:rFonts w:hint="eastAsia"/>
-        </w:rPr>
-        <w:t>│-----│-----├再叫 3H 表示有 4 张 S，且有挡张，请同伴选择定约</w:t>
-      </w:r>
-    </w:p>
-    <w:p>
-      <w:r>
-        <w:rPr>
-          <w:rFonts w:hint="eastAsia"/>
-        </w:rPr>
-        <w:t>│-----│-----├再叫 3S 表示 S 套邀叫</w:t>
-      </w:r>
-    </w:p>
-    <w:p>
-      <w:r>
-        <w:rPr>
-          <w:rFonts w:hint="eastAsia"/>
-        </w:rPr>
-        <w:t>│-----│-----├再叫 3NT 表示比直接跳叫 3NT 更强的牌（大约 16-17 点）， (这里如果加倍人是加倍出套的话应该拒绝接受转移)</w:t>
-      </w:r>
-    </w:p>
-    <w:p>
-      <w:r>
-        <w:rPr>
-          <w:rFonts w:hint="eastAsia"/>
-        </w:rPr>
-        <w:t>├3C：自然叫，9 点以上有建设性，不逼叫</w:t>
-      </w:r>
-    </w:p>
-    <w:p>
-      <w:r>
-        <w:rPr>
-          <w:rFonts w:hint="eastAsia"/>
-        </w:rPr>
-        <w:t>├3D：自然叫，9 点以上有建设性，不逼叫</w:t>
-      </w:r>
-    </w:p>
-    <w:p>
-      <w:r>
-        <w:rPr>
-          <w:rFonts w:hint="eastAsia"/>
-        </w:rPr>
-        <w:t>├3H：没有 4 张 S，没有挡张，逼叫进局</w:t>
-      </w:r>
-    </w:p>
-    <w:p>
-      <w:r>
-        <w:rPr>
-          <w:rFonts w:hint="eastAsia"/>
-        </w:rPr>
-        <w:t>├3S：跳叫逼局</w:t>
-      </w:r>
-    </w:p>
-    <w:p>
-      <w:r>
-        <w:rPr>
-          <w:rFonts w:hint="eastAsia"/>
-        </w:rPr>
-        <w:t>├4C：跳叫逼局</w:t>
-      </w:r>
-    </w:p>
-    <w:p>
-      <w:r>
-        <w:rPr>
-          <w:rFonts w:hint="eastAsia"/>
-        </w:rPr>
-        <w:t>├4D：跳叫逼局</w:t>
-      </w:r>
-    </w:p>
-    <w:p>
-      <w:r>
-        <w:rPr>
-          <w:rFonts w:hint="eastAsia"/>
-        </w:rPr>
-        <w:t>├3NT：没有 4 张 S，有挡张</w:t>
-      </w:r>
-      <w:r>
-        <w:t xml:space="preserve"> </w:t>
-      </w:r>
-    </w:p>
-    <w:p/>
-    <w:p>
-      <w:pPr>
-        <w:pStyle w:val="3"/>
-      </w:pPr>
-      <w:r>
-        <w:t>阻击之后不再阻击：</w:t>
-      </w:r>
-    </w:p>
-    <w:p>
-      <w:r>
-        <w:t xml:space="preserve">      当对方开叫阻击叫之后（精确 2C 不算阻击叫），跳争叫新花色（如对方开叫 2H，争叫 3S），表示中限以上好牌，14-16 点，6 张以上好套，比加倍出套稍差。</w:t>
-      </w:r>
-    </w:p>
-    <w:p>
-      <w:pPr>
-        <w:pStyle w:val="3"/>
-      </w:pPr>
-      <w:r>
-        <w:t>我方争叫 3NT 后：</w:t>
-      </w:r>
-    </w:p>
-    <w:p>
-      <w:r>
-        <w:rPr>
-          <w:rFonts w:hint="eastAsia"/>
-        </w:rPr>
-        <w:t>(3X)-3NT-P-?</w:t>
-      </w:r>
-    </w:p>
-    <w:p>
-      <w:r>
-        <w:rPr>
-          <w:rFonts w:hint="eastAsia"/>
-        </w:rPr>
-        <w:t>├4C：询问</w:t>
-      </w:r>
-    </w:p>
-    <w:p>
-      <w:r>
-        <w:rPr>
-          <w:rFonts w:hint="eastAsia"/>
-        </w:rPr>
-        <w:t>│-----├4NT：16-18 均型</w:t>
-      </w:r>
-    </w:p>
-    <w:p>
-      <w:r>
-        <w:rPr>
-          <w:rFonts w:hint="eastAsia"/>
-        </w:rPr>
-        <w:t>│-----├4Y：依靠所叫长套 6 张以上叫的 3NT</w:t>
-      </w:r>
-    </w:p>
-    <w:p>
-      <w:r>
-        <w:rPr>
-          <w:rFonts w:hint="eastAsia"/>
-        </w:rPr>
-        <w:t>│-----├4X 扣叫：19+均型，或者单套很强的牌</w:t>
-      </w:r>
-    </w:p>
-    <w:p>
-      <w:r>
-        <w:rPr>
-          <w:rFonts w:hint="eastAsia"/>
-        </w:rPr>
         <w:t>├4D/H：转移</w:t>
       </w:r>
     </w:p>
@@ -24766,119 +25043,119 @@
     </w:p>
     <w:p>
       <w:r>
+        <w:t xml:space="preserve">      扣叫表示问挡张，</w:t>
+      </w:r>
+    </w:p>
+    <w:p>
+      <w:r>
+        <w:t xml:space="preserve">      跳叫 4 阶低花表示所叫低花和另外一个高花 55 以上，好牌逼叫一轮。</w:t>
+      </w:r>
+    </w:p>
+    <w:p>
+      <w:r>
+        <w:t xml:space="preserve">      (2H)-?</w:t>
+      </w:r>
+    </w:p>
+    <w:p>
+      <w:r>
+        <w:t xml:space="preserve">            3H：问挡张</w:t>
+      </w:r>
+    </w:p>
+    <w:p>
+      <w:r>
+        <w:t xml:space="preserve">            4C/D：所叫加上 S 套 55 好牌</w:t>
+      </w:r>
+    </w:p>
+    <w:p>
+      <w:r>
+        <w:t xml:space="preserve">            4H：双低花强牌</w:t>
+      </w:r>
+    </w:p>
+    <w:p/>
+    <w:p/>
+    <w:p>
+      <w:r>
+        <w:t xml:space="preserve">13.12 </w:t>
+      </w:r>
+      <w:r>
+        <w:tab/>
+      </w:r>
+    </w:p>
+    <w:p>
+      <w:pPr>
+        <w:pStyle w:val="2"/>
+      </w:pPr>
+      <w:r>
+        <w:rPr>
+          <w:rFonts w:hint="eastAsia"/>
+        </w:rPr>
+        <w:t>对精确</w:t>
+      </w:r>
+      <w:r>
+        <w:t>1C和自然2C开叫</w:t>
+      </w:r>
+    </w:p>
+    <w:p>
+      <w:r>
+        <w:rPr>
+          <w:rFonts w:hint="eastAsia"/>
+        </w:rPr>
+        <w:t>（视情况选用）</w:t>
+      </w:r>
+    </w:p>
+    <w:p>
+      <w:r>
+        <w:t xml:space="preserve">      包括对 1C-1D 之后和 2C-2D 之后：</w:t>
+      </w:r>
+    </w:p>
+    <w:p>
+      <w:r>
+        <w:t xml:space="preserve">      X：双高花 54 以上</w:t>
+      </w:r>
+    </w:p>
+    <w:p>
+      <w:r>
+        <w:t xml:space="preserve">      叫无将：双低花 54 以上</w:t>
+      </w:r>
+    </w:p>
+    <w:p>
+      <w:r>
+        <w:t xml:space="preserve">      争叫：自然叫</w:t>
+      </w:r>
+    </w:p>
+    <w:p>
+      <w:r>
+        <w:t xml:space="preserve">      同伴争叫以后叫无将表示扣叫，好牌</w:t>
+      </w:r>
+    </w:p>
+    <w:p/>
+    <w:p/>
+    <w:p>
+      <w:pPr>
+        <w:pStyle w:val="2"/>
+      </w:pPr>
+      <w:r>
+        <w:t>13.13逼叫性 Pass</w:t>
+      </w:r>
+    </w:p>
+    <w:p>
+      <w:r>
+        <w:t xml:space="preserve">      我方逼局进程</w:t>
+      </w:r>
+    </w:p>
+    <w:p>
+      <w:r>
+        <w:t xml:space="preserve">      我方进程显示邀请以上并且承诺逼叫到某个位置，在该位置以下是逼叫 Pass</w:t>
+      </w:r>
+    </w:p>
+    <w:p>
+      <w:r>
+        <w:t xml:space="preserve">      我方单有局，对方开叫阻击，我方加倍，对方加叫阻击进局时是逼叫 Pass   </w:t>
+      </w:r>
+    </w:p>
+    <w:p>
+      <w:r>
         <w:lastRenderedPageBreak/>
-        <w:t xml:space="preserve">      扣叫表示问挡张，</w:t>
-      </w:r>
-    </w:p>
-    <w:p>
-      <w:r>
-        <w:t xml:space="preserve">      跳叫 4 阶低花表示所叫低花和另外一个高花 55 以上，好牌逼叫一轮。</w:t>
-      </w:r>
-    </w:p>
-    <w:p>
-      <w:r>
-        <w:t xml:space="preserve">      (2H)-?</w:t>
-      </w:r>
-    </w:p>
-    <w:p>
-      <w:r>
-        <w:t xml:space="preserve">            3H：问挡张</w:t>
-      </w:r>
-    </w:p>
-    <w:p>
-      <w:r>
-        <w:t xml:space="preserve">            4C/D：所叫加上 S 套 55 好牌</w:t>
-      </w:r>
-    </w:p>
-    <w:p>
-      <w:r>
-        <w:t xml:space="preserve">            4H：双低花强牌</w:t>
-      </w:r>
-    </w:p>
-    <w:p/>
-    <w:p/>
-    <w:p>
-      <w:r>
-        <w:t xml:space="preserve">13.12 </w:t>
-      </w:r>
-      <w:r>
-        <w:tab/>
-      </w:r>
-    </w:p>
-    <w:p>
-      <w:pPr>
-        <w:pStyle w:val="2"/>
-      </w:pPr>
-      <w:r>
-        <w:rPr>
-          <w:rFonts w:hint="eastAsia"/>
-        </w:rPr>
-        <w:t>对精确</w:t>
-      </w:r>
-      <w:r>
-        <w:t>1C和自然2C开叫</w:t>
-      </w:r>
-    </w:p>
-    <w:p>
-      <w:r>
-        <w:rPr>
-          <w:rFonts w:hint="eastAsia"/>
-        </w:rPr>
-        <w:t>（视情况选用）</w:t>
-      </w:r>
-    </w:p>
-    <w:p>
-      <w:r>
-        <w:t xml:space="preserve">      包括对 1C-1D 之后和 2C-2D 之后：</w:t>
-      </w:r>
-    </w:p>
-    <w:p>
-      <w:r>
-        <w:t xml:space="preserve">      X：双高花 54 以上</w:t>
-      </w:r>
-    </w:p>
-    <w:p>
-      <w:r>
-        <w:t xml:space="preserve">      叫无将：双低花 54 以上</w:t>
-      </w:r>
-    </w:p>
-    <w:p>
-      <w:r>
-        <w:t xml:space="preserve">      争叫：自然叫</w:t>
-      </w:r>
-    </w:p>
-    <w:p>
-      <w:r>
-        <w:t xml:space="preserve">      同伴争叫以后叫无将表示扣叫，好牌</w:t>
-      </w:r>
-    </w:p>
-    <w:p/>
-    <w:p/>
-    <w:p>
-      <w:pPr>
-        <w:pStyle w:val="2"/>
-      </w:pPr>
-      <w:r>
-        <w:t>13.13逼叫性 Pass</w:t>
-      </w:r>
-    </w:p>
-    <w:p>
-      <w:r>
-        <w:t xml:space="preserve">      我方逼局进程</w:t>
-      </w:r>
-    </w:p>
-    <w:p>
-      <w:r>
-        <w:t xml:space="preserve">      我方进程显示邀请以上并且承诺逼叫到某个位置，在该位置以下是逼叫 Pass</w:t>
-      </w:r>
-    </w:p>
-    <w:p>
-      <w:r>
-        <w:t xml:space="preserve">      我方单有局，对方开叫阻击，我方加倍，对方加叫阻击进局时是逼叫 Pass   </w:t>
-      </w:r>
-    </w:p>
-    <w:p>
-      <w:r>
         <w:t xml:space="preserve">      在上述进程中用法如下：</w:t>
       </w:r>
     </w:p>
@@ -24911,7 +25188,6 @@
     </w:p>
     <w:p>
       <w:r>
-        <w:lastRenderedPageBreak/>
         <w:t></w:t>
       </w:r>
       <w:r>
@@ -25012,6 +25288,7 @@
     </w:p>
     <w:p>
       <w:r>
+        <w:lastRenderedPageBreak/>
         <w:t xml:space="preserve">                2H：H+m，保证54，8+hcp</w:t>
       </w:r>
     </w:p>
@@ -25182,6 +25459,7 @@
         <w:ind w:firstLine="437"/>
       </w:pPr>
       <w:r>
+        <w:lastRenderedPageBreak/>
         <w:t xml:space="preserve">              2S：双低有进局兴趣</w:t>
       </w:r>
     </w:p>
@@ -25218,7 +25496,6 @@
         <w:ind w:firstLine="437"/>
       </w:pPr>
       <w:r>
-        <w:lastRenderedPageBreak/>
         <w:t xml:space="preserve">              1H/S：自然争叫</w:t>
       </w:r>
     </w:p>
@@ -25435,6 +25712,7 @@
         <w:rPr>
           <w:rFonts w:hint="eastAsia"/>
         </w:rPr>
+        <w:lastRenderedPageBreak/>
         <w:t>│-----│-----├3NT：止叫</w:t>
       </w:r>
     </w:p>
@@ -25479,260 +25757,260 @@
         <w:rPr>
           <w:rFonts w:hint="eastAsia"/>
         </w:rPr>
+        <w:t>│-----│-----│-----├3S：低限弱二黑桃</w:t>
+      </w:r>
+    </w:p>
+    <w:p>
+      <w:pPr>
+        <w:ind w:firstLine="437"/>
+      </w:pPr>
+      <w:r>
+        <w:rPr>
+          <w:rFonts w:hint="eastAsia"/>
+        </w:rPr>
+        <w:t>│-----│-----│-----├3NT：中限弱二黑桃</w:t>
+      </w:r>
+    </w:p>
+    <w:p>
+      <w:pPr>
+        <w:ind w:firstLine="437"/>
+      </w:pPr>
+      <w:r>
+        <w:rPr>
+          <w:rFonts w:hint="eastAsia"/>
+        </w:rPr>
+        <w:t>│-----│-----├3S：止叫</w:t>
+      </w:r>
+    </w:p>
+    <w:p>
+      <w:pPr>
+        <w:ind w:firstLine="437"/>
+      </w:pPr>
+      <w:r>
+        <w:rPr>
+          <w:rFonts w:hint="eastAsia"/>
+        </w:rPr>
+        <w:t>│-----│-----├3NT：止叫</w:t>
+      </w:r>
+    </w:p>
+    <w:p>
+      <w:pPr>
+        <w:ind w:firstLine="437"/>
+      </w:pPr>
+      <w:r>
+        <w:rPr>
+          <w:rFonts w:hint="eastAsia"/>
+        </w:rPr>
+        <w:t>│-----├3H：高限弱二黑桃</w:t>
+      </w:r>
+    </w:p>
+    <w:p>
+      <w:pPr>
+        <w:ind w:firstLine="437"/>
+      </w:pPr>
+      <w:r>
+        <w:rPr>
+          <w:rFonts w:hint="eastAsia"/>
+        </w:rPr>
+        <w:t>│-----├3S：高限弱二红桃</w:t>
+      </w:r>
+    </w:p>
+    <w:p>
+      <w:pPr>
+        <w:ind w:firstLine="437"/>
+      </w:pPr>
+      <w:r>
+        <w:rPr>
+          <w:rFonts w:hint="eastAsia"/>
+        </w:rPr>
+        <w:t>│-----├3NT：AKQXXX 的任意一门高花</w:t>
+      </w:r>
+    </w:p>
+    <w:p>
+      <w:pPr>
+        <w:ind w:firstLine="437"/>
+      </w:pPr>
+      <w:r>
+        <w:rPr>
+          <w:rFonts w:hint="eastAsia"/>
+        </w:rPr>
+        <w:t>│-----├4NT：20-21均型牌</w:t>
+      </w:r>
+    </w:p>
+    <w:p>
+      <w:pPr>
+        <w:ind w:firstLine="437"/>
+      </w:pPr>
+      <w:r>
+        <w:rPr>
+          <w:rFonts w:hint="eastAsia"/>
+        </w:rPr>
+        <w:t>├3C/3D：自然叫/逼叫，15点以上6张半坚固套</w:t>
+      </w:r>
+    </w:p>
+    <w:p>
+      <w:pPr>
+        <w:ind w:firstLine="437"/>
+      </w:pPr>
+      <w:r>
+        <w:rPr>
+          <w:rFonts w:hint="eastAsia"/>
+        </w:rPr>
+        <w:t>│-----├3H/3S：对C/D无四张以上支持，H/S为阻击套</w:t>
+      </w:r>
+    </w:p>
+    <w:p>
+      <w:pPr>
+        <w:ind w:firstLine="437"/>
+      </w:pPr>
+      <w:r>
+        <w:rPr>
+          <w:rFonts w:hint="eastAsia"/>
+        </w:rPr>
+        <w:t>│-----├4C/4D：对C和D有四张良好支持</w:t>
+      </w:r>
+    </w:p>
+    <w:p>
+      <w:pPr>
+        <w:ind w:firstLine="437"/>
+      </w:pPr>
+      <w:r>
+        <w:rPr>
+          <w:rFonts w:hint="eastAsia"/>
+        </w:rPr>
+        <w:t>│-----├3NT：20-21点强均牌</w:t>
+      </w:r>
+    </w:p>
+    <w:p>
+      <w:pPr>
+        <w:ind w:firstLine="437"/>
+      </w:pPr>
+      <w:r>
+        <w:rPr>
+          <w:rFonts w:hint="eastAsia"/>
+        </w:rPr>
+        <w:t>├3H：不叫或修正，对两门高花都有支持的弱阻击</w:t>
+      </w:r>
+    </w:p>
+    <w:p>
+      <w:pPr>
+        <w:ind w:firstLine="437"/>
+      </w:pPr>
+      <w:r>
+        <w:rPr>
+          <w:rFonts w:hint="eastAsia"/>
+        </w:rPr>
+        <w:t>├3S：自然叫，邀请，一般保证6张</w:t>
+      </w:r>
+    </w:p>
+    <w:p>
+      <w:pPr>
+        <w:ind w:firstLine="437"/>
+      </w:pPr>
+      <w:r>
+        <w:rPr>
+          <w:rFonts w:hint="eastAsia"/>
+        </w:rPr>
+        <w:t>│-----├pass：无支持，低限</w:t>
+      </w:r>
+    </w:p>
+    <w:p>
+      <w:pPr>
+        <w:ind w:firstLine="437"/>
+      </w:pPr>
+      <w:r>
+        <w:rPr>
+          <w:rFonts w:hint="eastAsia"/>
+        </w:rPr>
+        <w:t>│-----├4S：有支持</w:t>
+      </w:r>
+    </w:p>
+    <w:p>
+      <w:pPr>
+        <w:ind w:firstLine="437"/>
+      </w:pPr>
+      <w:r>
+        <w:rPr>
+          <w:rFonts w:hint="eastAsia"/>
+        </w:rPr>
+        <w:t>│-----├扣叫新花：有支持，扣叫控制</w:t>
+      </w:r>
+    </w:p>
+    <w:p>
+      <w:pPr>
+        <w:ind w:firstLine="437"/>
+      </w:pPr>
+      <w:r>
+        <w:rPr>
+          <w:rFonts w:hint="eastAsia"/>
+        </w:rPr>
+        <w:t>│-----├4H：无支持，但H质量好，高限</w:t>
+      </w:r>
+    </w:p>
+    <w:p>
+      <w:pPr>
+        <w:ind w:firstLine="437"/>
+      </w:pPr>
+      <w:r>
+        <w:rPr>
+          <w:rFonts w:hint="eastAsia"/>
+        </w:rPr>
+        <w:t>│-----├3NT：20-21强均牌</w:t>
+      </w:r>
+    </w:p>
+    <w:p>
+      <w:pPr>
+        <w:ind w:firstLine="437"/>
+      </w:pPr>
+      <w:r>
+        <w:rPr>
+          <w:rFonts w:hint="eastAsia"/>
+        </w:rPr>
+        <w:t>├3NT：想打（一般是基于长套低花的实力和高花的止张）</w:t>
+      </w:r>
+    </w:p>
+    <w:p>
+      <w:pPr>
+        <w:ind w:firstLine="437"/>
+      </w:pPr>
+      <w:r>
+        <w:rPr>
+          <w:rFonts w:hint="eastAsia"/>
+        </w:rPr>
+        <w:t>│-----├pass：弱二阻击，接受3NT</w:t>
+      </w:r>
+    </w:p>
+    <w:p>
+      <w:pPr>
+        <w:ind w:firstLine="437"/>
+      </w:pPr>
+      <w:r>
+        <w:rPr>
+          <w:rFonts w:hint="eastAsia"/>
+        </w:rPr>
+        <w:t>│-----├4C/4D/4H/4S：持20-22强均时，按对方的3NT是盖伯问A处理</w:t>
+      </w:r>
+    </w:p>
+    <w:p>
+      <w:pPr>
+        <w:ind w:firstLine="437"/>
+      </w:pPr>
+      <w:r>
+        <w:rPr>
+          <w:rFonts w:hint="eastAsia"/>
+        </w:rPr>
+        <w:t>├4C：要求开叫人叫出比自己长套低一级花色，应叫人要庄位或者有满贯兴趣</w:t>
+      </w:r>
+    </w:p>
+    <w:p>
+      <w:pPr>
+        <w:ind w:firstLine="437"/>
+      </w:pPr>
+      <w:r>
+        <w:rPr>
+          <w:rFonts w:hint="eastAsia"/>
+        </w:rPr>
         <w:lastRenderedPageBreak/>
-        <w:t>│-----│-----│-----├3S：低限弱二黑桃</w:t>
-      </w:r>
-    </w:p>
-    <w:p>
-      <w:pPr>
-        <w:ind w:firstLine="437"/>
-      </w:pPr>
-      <w:r>
-        <w:rPr>
-          <w:rFonts w:hint="eastAsia"/>
-        </w:rPr>
-        <w:t>│-----│-----│-----├3NT：中限弱二黑桃</w:t>
-      </w:r>
-    </w:p>
-    <w:p>
-      <w:pPr>
-        <w:ind w:firstLine="437"/>
-      </w:pPr>
-      <w:r>
-        <w:rPr>
-          <w:rFonts w:hint="eastAsia"/>
-        </w:rPr>
-        <w:t>│-----│-----├3S：止叫</w:t>
-      </w:r>
-    </w:p>
-    <w:p>
-      <w:pPr>
-        <w:ind w:firstLine="437"/>
-      </w:pPr>
-      <w:r>
-        <w:rPr>
-          <w:rFonts w:hint="eastAsia"/>
-        </w:rPr>
-        <w:t>│-----│-----├3NT：止叫</w:t>
-      </w:r>
-    </w:p>
-    <w:p>
-      <w:pPr>
-        <w:ind w:firstLine="437"/>
-      </w:pPr>
-      <w:r>
-        <w:rPr>
-          <w:rFonts w:hint="eastAsia"/>
-        </w:rPr>
-        <w:t>│-----├3H：高限弱二黑桃</w:t>
-      </w:r>
-    </w:p>
-    <w:p>
-      <w:pPr>
-        <w:ind w:firstLine="437"/>
-      </w:pPr>
-      <w:r>
-        <w:rPr>
-          <w:rFonts w:hint="eastAsia"/>
-        </w:rPr>
-        <w:t>│-----├3S：高限弱二红桃</w:t>
-      </w:r>
-    </w:p>
-    <w:p>
-      <w:pPr>
-        <w:ind w:firstLine="437"/>
-      </w:pPr>
-      <w:r>
-        <w:rPr>
-          <w:rFonts w:hint="eastAsia"/>
-        </w:rPr>
-        <w:t>│-----├3NT：AKQXXX 的任意一门高花</w:t>
-      </w:r>
-    </w:p>
-    <w:p>
-      <w:pPr>
-        <w:ind w:firstLine="437"/>
-      </w:pPr>
-      <w:r>
-        <w:rPr>
-          <w:rFonts w:hint="eastAsia"/>
-        </w:rPr>
-        <w:t>│-----├4NT：20-21均型牌</w:t>
-      </w:r>
-    </w:p>
-    <w:p>
-      <w:pPr>
-        <w:ind w:firstLine="437"/>
-      </w:pPr>
-      <w:r>
-        <w:rPr>
-          <w:rFonts w:hint="eastAsia"/>
-        </w:rPr>
-        <w:t>├3C/3D：自然叫/逼叫，15点以上6张半坚固套</w:t>
-      </w:r>
-    </w:p>
-    <w:p>
-      <w:pPr>
-        <w:ind w:firstLine="437"/>
-      </w:pPr>
-      <w:r>
-        <w:rPr>
-          <w:rFonts w:hint="eastAsia"/>
-        </w:rPr>
-        <w:t>│-----├3H/3S：对C/D无四张以上支持，H/S为阻击套</w:t>
-      </w:r>
-    </w:p>
-    <w:p>
-      <w:pPr>
-        <w:ind w:firstLine="437"/>
-      </w:pPr>
-      <w:r>
-        <w:rPr>
-          <w:rFonts w:hint="eastAsia"/>
-        </w:rPr>
-        <w:t>│-----├4C/4D：对C和D有四张良好支持</w:t>
-      </w:r>
-    </w:p>
-    <w:p>
-      <w:pPr>
-        <w:ind w:firstLine="437"/>
-      </w:pPr>
-      <w:r>
-        <w:rPr>
-          <w:rFonts w:hint="eastAsia"/>
-        </w:rPr>
-        <w:t>│-----├3NT：20-21点强均牌</w:t>
-      </w:r>
-    </w:p>
-    <w:p>
-      <w:pPr>
-        <w:ind w:firstLine="437"/>
-      </w:pPr>
-      <w:r>
-        <w:rPr>
-          <w:rFonts w:hint="eastAsia"/>
-        </w:rPr>
-        <w:t>├3H：不叫或修正，对两门高花都有支持的弱阻击</w:t>
-      </w:r>
-    </w:p>
-    <w:p>
-      <w:pPr>
-        <w:ind w:firstLine="437"/>
-      </w:pPr>
-      <w:r>
-        <w:rPr>
-          <w:rFonts w:hint="eastAsia"/>
-        </w:rPr>
-        <w:t>├3S：自然叫，邀请，一般保证6张</w:t>
-      </w:r>
-    </w:p>
-    <w:p>
-      <w:pPr>
-        <w:ind w:firstLine="437"/>
-      </w:pPr>
-      <w:r>
-        <w:rPr>
-          <w:rFonts w:hint="eastAsia"/>
-        </w:rPr>
-        <w:t>│-----├pass：无支持，低限</w:t>
-      </w:r>
-    </w:p>
-    <w:p>
-      <w:pPr>
-        <w:ind w:firstLine="437"/>
-      </w:pPr>
-      <w:r>
-        <w:rPr>
-          <w:rFonts w:hint="eastAsia"/>
-        </w:rPr>
-        <w:t>│-----├4S：有支持</w:t>
-      </w:r>
-    </w:p>
-    <w:p>
-      <w:pPr>
-        <w:ind w:firstLine="437"/>
-      </w:pPr>
-      <w:r>
-        <w:rPr>
-          <w:rFonts w:hint="eastAsia"/>
-        </w:rPr>
-        <w:t>│-----├扣叫新花：有支持，扣叫控制</w:t>
-      </w:r>
-    </w:p>
-    <w:p>
-      <w:pPr>
-        <w:ind w:firstLine="437"/>
-      </w:pPr>
-      <w:r>
-        <w:rPr>
-          <w:rFonts w:hint="eastAsia"/>
-        </w:rPr>
-        <w:t>│-----├4H：无支持，但H质量好，高限</w:t>
-      </w:r>
-    </w:p>
-    <w:p>
-      <w:pPr>
-        <w:ind w:firstLine="437"/>
-      </w:pPr>
-      <w:r>
-        <w:rPr>
-          <w:rFonts w:hint="eastAsia"/>
-        </w:rPr>
-        <w:t>│-----├3NT：20-21强均牌</w:t>
-      </w:r>
-    </w:p>
-    <w:p>
-      <w:pPr>
-        <w:ind w:firstLine="437"/>
-      </w:pPr>
-      <w:r>
-        <w:rPr>
-          <w:rFonts w:hint="eastAsia"/>
-        </w:rPr>
-        <w:t>├3NT：想打（一般是基于长套低花的实力和高花的止张）</w:t>
-      </w:r>
-    </w:p>
-    <w:p>
-      <w:pPr>
-        <w:ind w:firstLine="437"/>
-      </w:pPr>
-      <w:r>
-        <w:rPr>
-          <w:rFonts w:hint="eastAsia"/>
-        </w:rPr>
-        <w:t>│-----├pass：弱二阻击，接受3NT</w:t>
-      </w:r>
-    </w:p>
-    <w:p>
-      <w:pPr>
-        <w:ind w:firstLine="437"/>
-      </w:pPr>
-      <w:r>
-        <w:rPr>
-          <w:rFonts w:hint="eastAsia"/>
-        </w:rPr>
-        <w:t>│-----├4C/4D/4H/4S：持20-22强均时，按对方的3NT是盖伯问A处理</w:t>
-      </w:r>
-    </w:p>
-    <w:p>
-      <w:pPr>
-        <w:ind w:firstLine="437"/>
-      </w:pPr>
-      <w:r>
-        <w:rPr>
-          <w:rFonts w:hint="eastAsia"/>
-        </w:rPr>
-        <w:t>├4C：要求开叫人叫出比自己长套低一级花色，应叫人要庄位或者有满贯兴趣</w:t>
-      </w:r>
-    </w:p>
-    <w:p>
-      <w:pPr>
-        <w:ind w:firstLine="437"/>
-      </w:pPr>
-      <w:r>
-        <w:rPr>
-          <w:rFonts w:hint="eastAsia"/>
-        </w:rPr>
         <w:t>│-----├开叫人无条件根据指示叫牌，然后应叫人</w:t>
       </w:r>
     </w:p>
@@ -25777,7 +26055,6 @@
         <w:rPr>
           <w:rFonts w:hint="eastAsia"/>
         </w:rPr>
-        <w:lastRenderedPageBreak/>
         <w:t>├4D：要求开叫人叫出自己的长套，没有满贯兴趣</w:t>
       </w:r>
     </w:p>
@@ -26026,6 +26303,7 @@
         <w:rPr>
           <w:rFonts w:hint="eastAsia"/>
         </w:rPr>
+        <w:lastRenderedPageBreak/>
         <w:t>│-----│-----│-----├3NT：中限弱二黑桃</w:t>
       </w:r>
     </w:p>
@@ -26070,260 +26348,260 @@
         <w:rPr>
           <w:rFonts w:hint="eastAsia"/>
         </w:rPr>
+        <w:t>│-----├3S：高限弱二红桃</w:t>
+      </w:r>
+    </w:p>
+    <w:p>
+      <w:pPr>
+        <w:ind w:firstLine="437"/>
+      </w:pPr>
+      <w:r>
+        <w:rPr>
+          <w:rFonts w:hint="eastAsia"/>
+        </w:rPr>
+        <w:t>│-----├3NT：AKQXXX 的任意一门高花</w:t>
+      </w:r>
+    </w:p>
+    <w:p>
+      <w:pPr>
+        <w:ind w:firstLine="437"/>
+      </w:pPr>
+      <w:r>
+        <w:rPr>
+          <w:rFonts w:hint="eastAsia"/>
+        </w:rPr>
+        <w:t>│-----├4NT：20-21均型牌</w:t>
+      </w:r>
+    </w:p>
+    <w:p>
+      <w:pPr>
+        <w:ind w:firstLine="437"/>
+      </w:pPr>
+      <w:r>
+        <w:rPr>
+          <w:rFonts w:hint="eastAsia"/>
+        </w:rPr>
+        <w:t>├3C/3D：自然叫/逼叫，15点以上6张半坚固套</w:t>
+      </w:r>
+    </w:p>
+    <w:p>
+      <w:pPr>
+        <w:ind w:firstLine="437"/>
+      </w:pPr>
+      <w:r>
+        <w:rPr>
+          <w:rFonts w:hint="eastAsia"/>
+        </w:rPr>
+        <w:t>│-----├3H/3S：对C/D无四张以上支持，H/S为阻击套</w:t>
+      </w:r>
+    </w:p>
+    <w:p>
+      <w:pPr>
+        <w:ind w:firstLine="437"/>
+      </w:pPr>
+      <w:r>
+        <w:rPr>
+          <w:rFonts w:hint="eastAsia"/>
+        </w:rPr>
+        <w:t>│-----├4C/4D：对C和D有四张良好支持</w:t>
+      </w:r>
+    </w:p>
+    <w:p>
+      <w:pPr>
+        <w:ind w:firstLine="437"/>
+      </w:pPr>
+      <w:r>
+        <w:rPr>
+          <w:rFonts w:hint="eastAsia"/>
+        </w:rPr>
+        <w:t>│-----├3NT：20-21点强均牌</w:t>
+      </w:r>
+    </w:p>
+    <w:p>
+      <w:pPr>
+        <w:ind w:firstLine="437"/>
+      </w:pPr>
+      <w:r>
+        <w:rPr>
+          <w:rFonts w:hint="eastAsia"/>
+        </w:rPr>
+        <w:t>├3H：不叫或修正，对两门高花都有支持的弱阻击</w:t>
+      </w:r>
+    </w:p>
+    <w:p>
+      <w:pPr>
+        <w:ind w:firstLine="437"/>
+      </w:pPr>
+      <w:r>
+        <w:rPr>
+          <w:rFonts w:hint="eastAsia"/>
+        </w:rPr>
+        <w:t>├3S：自然叫，邀请，一般保证6张</w:t>
+      </w:r>
+    </w:p>
+    <w:p>
+      <w:pPr>
+        <w:ind w:firstLine="437"/>
+      </w:pPr>
+      <w:r>
+        <w:rPr>
+          <w:rFonts w:hint="eastAsia"/>
+        </w:rPr>
+        <w:t>│-----├pass：无支持，低限</w:t>
+      </w:r>
+    </w:p>
+    <w:p>
+      <w:pPr>
+        <w:ind w:firstLine="437"/>
+      </w:pPr>
+      <w:r>
+        <w:rPr>
+          <w:rFonts w:hint="eastAsia"/>
+        </w:rPr>
+        <w:t>│-----├4S：有支持</w:t>
+      </w:r>
+    </w:p>
+    <w:p>
+      <w:pPr>
+        <w:ind w:firstLine="437"/>
+      </w:pPr>
+      <w:r>
+        <w:rPr>
+          <w:rFonts w:hint="eastAsia"/>
+        </w:rPr>
+        <w:t>│-----├扣叫新花：有支持，扣叫控制</w:t>
+      </w:r>
+    </w:p>
+    <w:p>
+      <w:pPr>
+        <w:ind w:firstLine="437"/>
+      </w:pPr>
+      <w:r>
+        <w:rPr>
+          <w:rFonts w:hint="eastAsia"/>
+        </w:rPr>
+        <w:t>│-----├4H：无支持，但H质量好，高限</w:t>
+      </w:r>
+    </w:p>
+    <w:p>
+      <w:pPr>
+        <w:ind w:firstLine="437"/>
+      </w:pPr>
+      <w:r>
+        <w:rPr>
+          <w:rFonts w:hint="eastAsia"/>
+        </w:rPr>
+        <w:t>│-----├3NT：20-21强均牌</w:t>
+      </w:r>
+    </w:p>
+    <w:p>
+      <w:pPr>
+        <w:ind w:firstLine="437"/>
+      </w:pPr>
+      <w:r>
+        <w:rPr>
+          <w:rFonts w:hint="eastAsia"/>
+        </w:rPr>
+        <w:t>├3NT：想打（一般是基于长套低花的实力和高花的止张）</w:t>
+      </w:r>
+    </w:p>
+    <w:p>
+      <w:pPr>
+        <w:ind w:firstLine="437"/>
+      </w:pPr>
+      <w:r>
+        <w:rPr>
+          <w:rFonts w:hint="eastAsia"/>
+        </w:rPr>
+        <w:t>│-----├pass：弱二阻击，接受3NT</w:t>
+      </w:r>
+    </w:p>
+    <w:p>
+      <w:pPr>
+        <w:ind w:firstLine="437"/>
+      </w:pPr>
+      <w:r>
+        <w:rPr>
+          <w:rFonts w:hint="eastAsia"/>
+        </w:rPr>
+        <w:t>│-----├4C/4D/4H/4S：持20-22强均时，按对方的3NT是盖伯问A处理</w:t>
+      </w:r>
+    </w:p>
+    <w:p>
+      <w:pPr>
+        <w:ind w:firstLine="437"/>
+      </w:pPr>
+      <w:r>
+        <w:rPr>
+          <w:rFonts w:hint="eastAsia"/>
+        </w:rPr>
+        <w:t>├4C：要求开叫人叫出比自己长套低一级花色，应叫人要庄位或者有满贯兴趣</w:t>
+      </w:r>
+    </w:p>
+    <w:p>
+      <w:pPr>
+        <w:ind w:firstLine="437"/>
+      </w:pPr>
+      <w:r>
+        <w:rPr>
+          <w:rFonts w:hint="eastAsia"/>
+        </w:rPr>
+        <w:t>│-----├开叫人无条件根据指示叫牌，然后应叫人</w:t>
+      </w:r>
+    </w:p>
+    <w:p>
+      <w:pPr>
+        <w:ind w:firstLine="437"/>
+      </w:pPr>
+      <w:r>
+        <w:rPr>
+          <w:rFonts w:hint="eastAsia"/>
+        </w:rPr>
+        <w:t>│-----│-----├直接4H/4S：自己坐庄打这个定约</w:t>
+      </w:r>
+    </w:p>
+    <w:p>
+      <w:pPr>
+        <w:ind w:firstLine="437"/>
+      </w:pPr>
+      <w:r>
+        <w:rPr>
+          <w:rFonts w:hint="eastAsia"/>
+        </w:rPr>
+        <w:t>│-----│-----├扣叫新花：满贯兴趣，要求对家继续扣叫</w:t>
+      </w:r>
+    </w:p>
+    <w:p>
+      <w:pPr>
+        <w:ind w:firstLine="437"/>
+      </w:pPr>
+      <w:r>
+        <w:rPr>
+          <w:rFonts w:hint="eastAsia"/>
+        </w:rPr>
+        <w:t>│-----│-----├4NT：RKCB</w:t>
+      </w:r>
+    </w:p>
+    <w:p>
+      <w:pPr>
+        <w:ind w:firstLine="437"/>
+      </w:pPr>
+      <w:r>
+        <w:rPr>
+          <w:rFonts w:hint="eastAsia"/>
+        </w:rPr>
+        <w:t>├4D：要求开叫人叫出自己的长套，没有满贯兴趣</w:t>
+      </w:r>
+    </w:p>
+    <w:p>
+      <w:pPr>
+        <w:ind w:firstLine="437"/>
+      </w:pPr>
+      <w:r>
+        <w:rPr>
+          <w:rFonts w:hint="eastAsia"/>
+        </w:rPr>
         <w:lastRenderedPageBreak/>
-        <w:t>│-----├3S：高限弱二红桃</w:t>
-      </w:r>
-    </w:p>
-    <w:p>
-      <w:pPr>
-        <w:ind w:firstLine="437"/>
-      </w:pPr>
-      <w:r>
-        <w:rPr>
-          <w:rFonts w:hint="eastAsia"/>
-        </w:rPr>
-        <w:t>│-----├3NT：AKQXXX 的任意一门高花</w:t>
-      </w:r>
-    </w:p>
-    <w:p>
-      <w:pPr>
-        <w:ind w:firstLine="437"/>
-      </w:pPr>
-      <w:r>
-        <w:rPr>
-          <w:rFonts w:hint="eastAsia"/>
-        </w:rPr>
-        <w:t>│-----├4NT：20-21均型牌</w:t>
-      </w:r>
-    </w:p>
-    <w:p>
-      <w:pPr>
-        <w:ind w:firstLine="437"/>
-      </w:pPr>
-      <w:r>
-        <w:rPr>
-          <w:rFonts w:hint="eastAsia"/>
-        </w:rPr>
-        <w:t>├3C/3D：自然叫/逼叫，15点以上6张半坚固套</w:t>
-      </w:r>
-    </w:p>
-    <w:p>
-      <w:pPr>
-        <w:ind w:firstLine="437"/>
-      </w:pPr>
-      <w:r>
-        <w:rPr>
-          <w:rFonts w:hint="eastAsia"/>
-        </w:rPr>
-        <w:t>│-----├3H/3S：对C/D无四张以上支持，H/S为阻击套</w:t>
-      </w:r>
-    </w:p>
-    <w:p>
-      <w:pPr>
-        <w:ind w:firstLine="437"/>
-      </w:pPr>
-      <w:r>
-        <w:rPr>
-          <w:rFonts w:hint="eastAsia"/>
-        </w:rPr>
-        <w:t>│-----├4C/4D：对C和D有四张良好支持</w:t>
-      </w:r>
-    </w:p>
-    <w:p>
-      <w:pPr>
-        <w:ind w:firstLine="437"/>
-      </w:pPr>
-      <w:r>
-        <w:rPr>
-          <w:rFonts w:hint="eastAsia"/>
-        </w:rPr>
-        <w:t>│-----├3NT：20-21点强均牌</w:t>
-      </w:r>
-    </w:p>
-    <w:p>
-      <w:pPr>
-        <w:ind w:firstLine="437"/>
-      </w:pPr>
-      <w:r>
-        <w:rPr>
-          <w:rFonts w:hint="eastAsia"/>
-        </w:rPr>
-        <w:t>├3H：不叫或修正，对两门高花都有支持的弱阻击</w:t>
-      </w:r>
-    </w:p>
-    <w:p>
-      <w:pPr>
-        <w:ind w:firstLine="437"/>
-      </w:pPr>
-      <w:r>
-        <w:rPr>
-          <w:rFonts w:hint="eastAsia"/>
-        </w:rPr>
-        <w:t>├3S：自然叫，邀请，一般保证6张</w:t>
-      </w:r>
-    </w:p>
-    <w:p>
-      <w:pPr>
-        <w:ind w:firstLine="437"/>
-      </w:pPr>
-      <w:r>
-        <w:rPr>
-          <w:rFonts w:hint="eastAsia"/>
-        </w:rPr>
-        <w:t>│-----├pass：无支持，低限</w:t>
-      </w:r>
-    </w:p>
-    <w:p>
-      <w:pPr>
-        <w:ind w:firstLine="437"/>
-      </w:pPr>
-      <w:r>
-        <w:rPr>
-          <w:rFonts w:hint="eastAsia"/>
-        </w:rPr>
-        <w:t>│-----├4S：有支持</w:t>
-      </w:r>
-    </w:p>
-    <w:p>
-      <w:pPr>
-        <w:ind w:firstLine="437"/>
-      </w:pPr>
-      <w:r>
-        <w:rPr>
-          <w:rFonts w:hint="eastAsia"/>
-        </w:rPr>
-        <w:t>│-----├扣叫新花：有支持，扣叫控制</w:t>
-      </w:r>
-    </w:p>
-    <w:p>
-      <w:pPr>
-        <w:ind w:firstLine="437"/>
-      </w:pPr>
-      <w:r>
-        <w:rPr>
-          <w:rFonts w:hint="eastAsia"/>
-        </w:rPr>
-        <w:t>│-----├4H：无支持，但H质量好，高限</w:t>
-      </w:r>
-    </w:p>
-    <w:p>
-      <w:pPr>
-        <w:ind w:firstLine="437"/>
-      </w:pPr>
-      <w:r>
-        <w:rPr>
-          <w:rFonts w:hint="eastAsia"/>
-        </w:rPr>
-        <w:t>│-----├3NT：20-21强均牌</w:t>
-      </w:r>
-    </w:p>
-    <w:p>
-      <w:pPr>
-        <w:ind w:firstLine="437"/>
-      </w:pPr>
-      <w:r>
-        <w:rPr>
-          <w:rFonts w:hint="eastAsia"/>
-        </w:rPr>
-        <w:t>├3NT：想打（一般是基于长套低花的实力和高花的止张）</w:t>
-      </w:r>
-    </w:p>
-    <w:p>
-      <w:pPr>
-        <w:ind w:firstLine="437"/>
-      </w:pPr>
-      <w:r>
-        <w:rPr>
-          <w:rFonts w:hint="eastAsia"/>
-        </w:rPr>
-        <w:t>│-----├pass：弱二阻击，接受3NT</w:t>
-      </w:r>
-    </w:p>
-    <w:p>
-      <w:pPr>
-        <w:ind w:firstLine="437"/>
-      </w:pPr>
-      <w:r>
-        <w:rPr>
-          <w:rFonts w:hint="eastAsia"/>
-        </w:rPr>
-        <w:t>│-----├4C/4D/4H/4S：持20-22强均时，按对方的3NT是盖伯问A处理</w:t>
-      </w:r>
-    </w:p>
-    <w:p>
-      <w:pPr>
-        <w:ind w:firstLine="437"/>
-      </w:pPr>
-      <w:r>
-        <w:rPr>
-          <w:rFonts w:hint="eastAsia"/>
-        </w:rPr>
-        <w:t>├4C：要求开叫人叫出比自己长套低一级花色，应叫人要庄位或者有满贯兴趣</w:t>
-      </w:r>
-    </w:p>
-    <w:p>
-      <w:pPr>
-        <w:ind w:firstLine="437"/>
-      </w:pPr>
-      <w:r>
-        <w:rPr>
-          <w:rFonts w:hint="eastAsia"/>
-        </w:rPr>
-        <w:t>│-----├开叫人无条件根据指示叫牌，然后应叫人</w:t>
-      </w:r>
-    </w:p>
-    <w:p>
-      <w:pPr>
-        <w:ind w:firstLine="437"/>
-      </w:pPr>
-      <w:r>
-        <w:rPr>
-          <w:rFonts w:hint="eastAsia"/>
-        </w:rPr>
-        <w:t>│-----│-----├直接4H/4S：自己坐庄打这个定约</w:t>
-      </w:r>
-    </w:p>
-    <w:p>
-      <w:pPr>
-        <w:ind w:firstLine="437"/>
-      </w:pPr>
-      <w:r>
-        <w:rPr>
-          <w:rFonts w:hint="eastAsia"/>
-        </w:rPr>
-        <w:t>│-----│-----├扣叫新花：满贯兴趣，要求对家继续扣叫</w:t>
-      </w:r>
-    </w:p>
-    <w:p>
-      <w:pPr>
-        <w:ind w:firstLine="437"/>
-      </w:pPr>
-      <w:r>
-        <w:rPr>
-          <w:rFonts w:hint="eastAsia"/>
-        </w:rPr>
-        <w:t>│-----│-----├4NT：RKCB</w:t>
-      </w:r>
-    </w:p>
-    <w:p>
-      <w:pPr>
-        <w:ind w:firstLine="437"/>
-      </w:pPr>
-      <w:r>
-        <w:rPr>
-          <w:rFonts w:hint="eastAsia"/>
-        </w:rPr>
-        <w:t>├4D：要求开叫人叫出自己的长套，没有满贯兴趣</w:t>
-      </w:r>
-    </w:p>
-    <w:p>
-      <w:pPr>
-        <w:ind w:firstLine="437"/>
-      </w:pPr>
-      <w:r>
-        <w:rPr>
-          <w:rFonts w:hint="eastAsia"/>
-        </w:rPr>
         <w:t>│-----├开叫人叫出自己的长套，Over</w:t>
       </w:r>
     </w:p>
@@ -26362,7 +26640,6 @@
         <w:rPr>
           <w:rFonts w:hint="eastAsia"/>
         </w:rPr>
-        <w:lastRenderedPageBreak/>
         <w:t>├X：负加倍（显示其他三套都有一定的支持实力）</w:t>
       </w:r>
     </w:p>
@@ -26593,84 +26870,84 @@
         <w:rPr>
           <w:rFonts w:hint="eastAsia"/>
         </w:rPr>
-        <w:t>├</w:t>
-      </w:r>
-      <w:r>
-        <w:t>2H：正常二阶争叫5+张，13-18点</w:t>
-      </w:r>
-    </w:p>
-    <w:p>
-      <w:pPr>
-        <w:ind w:firstLine="437"/>
-      </w:pPr>
-      <w:r>
-        <w:rPr>
-          <w:rFonts w:hint="eastAsia"/>
-        </w:rPr>
-        <w:t>├</w:t>
-      </w:r>
-      <w:r>
-        <w:t>2S：正常二阶争叫5+张，13-18点</w:t>
-      </w:r>
-    </w:p>
-    <w:p>
-      <w:pPr>
-        <w:ind w:firstLine="437"/>
-      </w:pPr>
-      <w:r>
-        <w:rPr>
-          <w:rFonts w:hint="eastAsia"/>
-        </w:rPr>
-        <w:t>├</w:t>
-      </w:r>
-      <w:r>
-        <w:t>2NT：16-18</w:t>
-      </w:r>
-      <w:r>
-        <w:rPr>
-          <w:rFonts w:hint="eastAsia"/>
-        </w:rPr>
-        <w:t>点</w:t>
-      </w:r>
-      <w:r>
-        <w:t>，均型，承诺止张</w:t>
-      </w:r>
-    </w:p>
-    <w:p>
-      <w:pPr>
-        <w:ind w:firstLine="437"/>
-      </w:pPr>
-      <w:r>
-        <w:rPr>
-          <w:rFonts w:hint="eastAsia"/>
-        </w:rPr>
-        <w:t>├</w:t>
-      </w:r>
-      <w:r>
-        <w:t>3C：16-18</w:t>
-      </w:r>
-      <w:r>
-        <w:rPr>
-          <w:rFonts w:hint="eastAsia"/>
-        </w:rPr>
-        <w:t>点</w:t>
-      </w:r>
-      <w:r>
-        <w:t>，建设性，不逼叫</w:t>
-      </w:r>
-    </w:p>
-    <w:p>
-      <w:pPr>
-        <w:ind w:firstLine="437"/>
-      </w:pPr>
-      <w:r>
-        <w:rPr>
-          <w:rFonts w:hint="eastAsia"/>
-        </w:rPr>
         <w:lastRenderedPageBreak/>
         <w:t>├</w:t>
       </w:r>
       <w:r>
+        <w:t>2H：正常二阶争叫5+张，13-18点</w:t>
+      </w:r>
+    </w:p>
+    <w:p>
+      <w:pPr>
+        <w:ind w:firstLine="437"/>
+      </w:pPr>
+      <w:r>
+        <w:rPr>
+          <w:rFonts w:hint="eastAsia"/>
+        </w:rPr>
+        <w:t>├</w:t>
+      </w:r>
+      <w:r>
+        <w:t>2S：正常二阶争叫5+张，13-18点</w:t>
+      </w:r>
+    </w:p>
+    <w:p>
+      <w:pPr>
+        <w:ind w:firstLine="437"/>
+      </w:pPr>
+      <w:r>
+        <w:rPr>
+          <w:rFonts w:hint="eastAsia"/>
+        </w:rPr>
+        <w:t>├</w:t>
+      </w:r>
+      <w:r>
+        <w:t>2NT：16-18</w:t>
+      </w:r>
+      <w:r>
+        <w:rPr>
+          <w:rFonts w:hint="eastAsia"/>
+        </w:rPr>
+        <w:t>点</w:t>
+      </w:r>
+      <w:r>
+        <w:t>，均型，承诺止张</w:t>
+      </w:r>
+    </w:p>
+    <w:p>
+      <w:pPr>
+        <w:ind w:firstLine="437"/>
+      </w:pPr>
+      <w:r>
+        <w:rPr>
+          <w:rFonts w:hint="eastAsia"/>
+        </w:rPr>
+        <w:t>├</w:t>
+      </w:r>
+      <w:r>
+        <w:t>3C：16-18</w:t>
+      </w:r>
+      <w:r>
+        <w:rPr>
+          <w:rFonts w:hint="eastAsia"/>
+        </w:rPr>
+        <w:t>点</w:t>
+      </w:r>
+      <w:r>
+        <w:t>，建设性，不逼叫</w:t>
+      </w:r>
+    </w:p>
+    <w:p>
+      <w:pPr>
+        <w:ind w:firstLine="437"/>
+      </w:pPr>
+      <w:r>
+        <w:rPr>
+          <w:rFonts w:hint="eastAsia"/>
+        </w:rPr>
+        <w:t>├</w:t>
+      </w:r>
+      <w:r>
         <w:t>3D：16-18</w:t>
       </w:r>
       <w:r>
@@ -26944,6 +27221,7 @@
         <w:rPr>
           <w:rFonts w:hint="eastAsia"/>
         </w:rPr>
+        <w:lastRenderedPageBreak/>
         <w:t>│-----│-----├4m：加叫答叫低花，显示该套低花配合，满贯兴趣</w:t>
       </w:r>
     </w:p>
@@ -26988,7 +27266,6 @@
         <w:rPr>
           <w:rFonts w:hint="eastAsia"/>
         </w:rPr>
-        <w:lastRenderedPageBreak/>
         <w:t>│-----├3D：低限，方块是第二套</w:t>
       </w:r>
     </w:p>
@@ -27193,6 +27470,7 @@
         <w:pStyle w:val="2"/>
       </w:pPr>
       <w:r>
+        <w:lastRenderedPageBreak/>
         <w:t>2NT双低花阻击</w:t>
       </w:r>
     </w:p>
@@ -27235,7 +27513,6 @@
         <w:rPr>
           <w:rFonts w:hint="eastAsia"/>
         </w:rPr>
-        <w:lastRenderedPageBreak/>
         <w:t>├Pass：没有配合，持双高花</w:t>
       </w:r>
     </w:p>
@@ -27468,6 +27745,7 @@
         <w:rPr>
           <w:rFonts w:hint="eastAsia"/>
         </w:rPr>
+        <w:lastRenderedPageBreak/>
         <w:t>答叫方案</w:t>
       </w:r>
       <w:r>
@@ -27505,11 +27783,7 @@
         <w:ind w:firstLine="437"/>
       </w:pPr>
       <w:r>
-        <w:t xml:space="preserve">        EKB的问叫人在EKB答叫后加一级，即使这个花色是缺门花色，但只要</w:t>
-      </w:r>
-      <w:r>
-        <w:lastRenderedPageBreak/>
-        <w:t>不是5NT，就仍然是Q问叫。</w:t>
+        <w:t xml:space="preserve">        EKB的问叫人在EKB答叫后加一级，即使这个花色是缺门花色，但只要不是5NT，就仍然是Q问叫。</w:t>
       </w:r>
     </w:p>
     <w:p>
@@ -27736,6 +28010,7 @@
         <w:ind w:firstLine="437"/>
       </w:pPr>
       <w:r>
+        <w:lastRenderedPageBreak/>
         <w:t xml:space="preserve">        5NT</w:t>
       </w:r>
       <w:r>
@@ -27967,6 +28242,7 @@
         <w:ind w:firstLine="437"/>
       </w:pPr>
       <w:r>
+        <w:lastRenderedPageBreak/>
         <w:t>2D.SgleM多功能2D，6张高花阻击，不带20-21均型选项</w:t>
       </w:r>
     </w:p>
@@ -27999,213 +28275,213 @@
         <w:ind w:firstLine="437"/>
       </w:pPr>
       <w:r>
+        <w:t>2M.Raw：单套2高花阻击；</w:t>
+      </w:r>
+    </w:p>
+    <w:p>
+      <w:pPr>
+        <w:ind w:firstLine="437"/>
+      </w:pPr>
+      <w:r>
+        <w:t>2D.MdBerg麦德伯格，5张高花带4张以上低花建设性</w:t>
+      </w:r>
+    </w:p>
+    <w:p>
+      <w:pPr>
+        <w:ind w:firstLine="437"/>
+      </w:pPr>
+      <w:r>
+        <w:t>15.1.32NT开叫【2N】</w:t>
+      </w:r>
+    </w:p>
+    <w:p>
+      <w:pPr>
+        <w:ind w:firstLine="437"/>
+      </w:pPr>
+      <w:r>
+        <w:t>2N.Raw：20-21均型；</w:t>
+      </w:r>
+    </w:p>
+    <w:p>
+      <w:pPr>
+        <w:ind w:firstLine="437"/>
+      </w:pPr>
+      <w:r>
+        <w:t>2N.Dualm双低阻击；</w:t>
+      </w:r>
+    </w:p>
+    <w:p>
+      <w:pPr>
+        <w:ind w:firstLine="437"/>
+      </w:pPr>
+      <w:r>
+        <w:t>15.1.42D/2M/2NT开叫的联合约定叫搭配</w:t>
+      </w:r>
+    </w:p>
+    <w:p>
+      <w:pPr>
+        <w:ind w:firstLine="437"/>
+      </w:pPr>
+      <w:r>
+        <w:rPr>
+          <w:rFonts w:hint="eastAsia"/>
+        </w:rPr>
+        <w:t>方案</w:t>
+      </w:r>
+      <w:r>
+        <w:t>A：2D.MultiPlus+2M.MdBerg+2N.Dualm</w:t>
+      </w:r>
+    </w:p>
+    <w:p>
+      <w:pPr>
+        <w:ind w:firstLine="437"/>
+      </w:pPr>
+      <w:r>
+        <w:rPr>
+          <w:rFonts w:hint="eastAsia"/>
+        </w:rPr>
+        <w:t>方案</w:t>
+      </w:r>
+      <w:r>
+        <w:t>B：2D.DualM+2M.MPre+2N.Raw</w:t>
+      </w:r>
+    </w:p>
+    <w:p>
+      <w:pPr>
+        <w:ind w:firstLine="437"/>
+      </w:pPr>
+      <w:r>
+        <w:rPr>
+          <w:rFonts w:hint="eastAsia"/>
+        </w:rPr>
+        <w:t>方案</w:t>
+      </w:r>
+      <w:r>
+        <w:t>C：2D.Raw+2M.Raw+2N.Raw</w:t>
+      </w:r>
+    </w:p>
+    <w:p>
+      <w:pPr>
+        <w:ind w:firstLine="437"/>
+      </w:pPr>
+      <w:r>
+        <w:rPr>
+          <w:rFonts w:hint="eastAsia"/>
+        </w:rPr>
+        <w:t>方案</w:t>
+      </w:r>
+      <w:r>
+        <w:t>D：2D.SgleM+2M.MdBerg+2N.Raw</w:t>
+      </w:r>
+    </w:p>
+    <w:p>
+      <w:pPr>
+        <w:ind w:firstLine="437"/>
+      </w:pPr>
+      <w:r>
+        <w:t>15.2主动叫牌过程约定叫选择</w:t>
+      </w:r>
+    </w:p>
+    <w:p>
+      <w:pPr>
+        <w:ind w:firstLine="437"/>
+      </w:pPr>
+      <w:r>
+        <w:rPr>
+          <w:rFonts w:hint="eastAsia"/>
+        </w:rPr>
+        <w:t>主动叫牌过程中一般约定叫为配套使用，拆分效果不佳，建议整体采用。唯一可拆分的是</w:t>
+      </w:r>
+      <w:r>
+        <w:t>1N和2C开叫的后续，可采用新睿方案或JF方案</w:t>
+      </w:r>
+    </w:p>
+    <w:p>
+      <w:pPr>
+        <w:ind w:firstLine="437"/>
+      </w:pPr>
+      <w:r>
+        <w:t>15.3叫牌被介入约定叫选择</w:t>
+      </w:r>
+    </w:p>
+    <w:p>
+      <w:pPr>
+        <w:ind w:firstLine="437"/>
+      </w:pPr>
+      <w:r>
+        <w:t>15.3.11M开叫被X【O1MX】</w:t>
+      </w:r>
+    </w:p>
+    <w:p>
+      <w:pPr>
+        <w:ind w:firstLine="437"/>
+      </w:pPr>
+      <w:r>
+        <w:t>O1MX.Raw：原始版，1NT=8-10支持，其他自然</w:t>
+      </w:r>
+    </w:p>
+    <w:p>
+      <w:pPr>
+        <w:ind w:firstLine="437"/>
+      </w:pPr>
+      <w:r>
+        <w:t>O1MX.Transfer：转移应叫（JF默认），1N到2M-1均为转移</w:t>
+      </w:r>
+    </w:p>
+    <w:p>
+      <w:pPr>
+        <w:ind w:firstLine="437"/>
+      </w:pPr>
+      <w:r>
+        <w:t>15.3.2开叫被双套争叫【O2SUIT】</w:t>
+      </w:r>
+    </w:p>
+    <w:p>
+      <w:pPr>
+        <w:ind w:firstLine="437"/>
+      </w:pPr>
+      <w:r>
+        <w:t>O2SUIT.XR扣叫方式：低对低高对高</w:t>
+      </w:r>
+    </w:p>
+    <w:p>
+      <w:pPr>
+        <w:ind w:firstLine="437"/>
+      </w:pPr>
+      <w:r>
+        <w:t>O2SUIT.JF扣叫方式：高对将牌</w:t>
+      </w:r>
+    </w:p>
+    <w:p>
+      <w:pPr>
+        <w:ind w:firstLine="437"/>
+      </w:pPr>
+      <w:r>
+        <w:t>15.3.31N开叫被争叫【O1NTO】</w:t>
+      </w:r>
+    </w:p>
+    <w:p>
+      <w:pPr>
+        <w:ind w:firstLine="437"/>
+      </w:pPr>
+      <w:r>
+        <w:t>O1NTO.Leben【新睿模式】Lebensol约定叫’</w:t>
+      </w:r>
+    </w:p>
+    <w:p>
+      <w:pPr>
+        <w:ind w:firstLine="437"/>
+      </w:pPr>
+      <w:r>
+        <w:t>O1NTO.Ruben【JF模式】Rubensol约定叫，见12.3.4章节</w:t>
+      </w:r>
+    </w:p>
+    <w:p>
+      <w:pPr>
+        <w:ind w:firstLine="437"/>
+      </w:pPr>
+      <w:r>
         <w:lastRenderedPageBreak/>
-        <w:t>2M.Raw：单套2高花阻击；</w:t>
-      </w:r>
-    </w:p>
-    <w:p>
-      <w:pPr>
-        <w:ind w:firstLine="437"/>
-      </w:pPr>
-      <w:r>
-        <w:t>2D.MdBerg麦德伯格，5张高花带4张以上低花建设性</w:t>
-      </w:r>
-    </w:p>
-    <w:p>
-      <w:pPr>
-        <w:ind w:firstLine="437"/>
-      </w:pPr>
-      <w:r>
-        <w:t>15.1.32NT开叫【2N】</w:t>
-      </w:r>
-    </w:p>
-    <w:p>
-      <w:pPr>
-        <w:ind w:firstLine="437"/>
-      </w:pPr>
-      <w:r>
-        <w:t>2N.Raw：20-21均型；</w:t>
-      </w:r>
-    </w:p>
-    <w:p>
-      <w:pPr>
-        <w:ind w:firstLine="437"/>
-      </w:pPr>
-      <w:r>
-        <w:t>2N.Dualm双低阻击；</w:t>
-      </w:r>
-    </w:p>
-    <w:p>
-      <w:pPr>
-        <w:ind w:firstLine="437"/>
-      </w:pPr>
-      <w:r>
-        <w:t>15.1.42D/2M/2NT开叫的联合约定叫搭配</w:t>
-      </w:r>
-    </w:p>
-    <w:p>
-      <w:pPr>
-        <w:ind w:firstLine="437"/>
-      </w:pPr>
-      <w:r>
-        <w:rPr>
-          <w:rFonts w:hint="eastAsia"/>
-        </w:rPr>
-        <w:t>方案</w:t>
-      </w:r>
-      <w:r>
-        <w:t>A：2D.MultiPlus+2M.MdBerg+2N.Dualm</w:t>
-      </w:r>
-    </w:p>
-    <w:p>
-      <w:pPr>
-        <w:ind w:firstLine="437"/>
-      </w:pPr>
-      <w:r>
-        <w:rPr>
-          <w:rFonts w:hint="eastAsia"/>
-        </w:rPr>
-        <w:t>方案</w:t>
-      </w:r>
-      <w:r>
-        <w:t>B：2D.DualM+2M.MPre+2N.Raw</w:t>
-      </w:r>
-    </w:p>
-    <w:p>
-      <w:pPr>
-        <w:ind w:firstLine="437"/>
-      </w:pPr>
-      <w:r>
-        <w:rPr>
-          <w:rFonts w:hint="eastAsia"/>
-        </w:rPr>
-        <w:t>方案</w:t>
-      </w:r>
-      <w:r>
-        <w:t>C：2D.Raw+2M.Raw+2N.Raw</w:t>
-      </w:r>
-    </w:p>
-    <w:p>
-      <w:pPr>
-        <w:ind w:firstLine="437"/>
-      </w:pPr>
-      <w:r>
-        <w:rPr>
-          <w:rFonts w:hint="eastAsia"/>
-        </w:rPr>
-        <w:t>方案</w:t>
-      </w:r>
-      <w:r>
-        <w:t>D：2D.SgleM+2M.MdBerg+2N.Raw</w:t>
-      </w:r>
-    </w:p>
-    <w:p>
-      <w:pPr>
-        <w:ind w:firstLine="437"/>
-      </w:pPr>
-      <w:r>
-        <w:t>15.2主动叫牌过程约定叫选择</w:t>
-      </w:r>
-    </w:p>
-    <w:p>
-      <w:pPr>
-        <w:ind w:firstLine="437"/>
-      </w:pPr>
-      <w:r>
-        <w:rPr>
-          <w:rFonts w:hint="eastAsia"/>
-        </w:rPr>
-        <w:t>主动叫牌过程中一般约定叫为配套使用，拆分效果不佳，建议整体采用。唯一可拆分的是</w:t>
-      </w:r>
-      <w:r>
-        <w:t>1N和2C开叫的后续，可采用新睿方案或JF方案</w:t>
-      </w:r>
-    </w:p>
-    <w:p>
-      <w:pPr>
-        <w:ind w:firstLine="437"/>
-      </w:pPr>
-      <w:r>
-        <w:t>15.3叫牌被介入约定叫选择</w:t>
-      </w:r>
-    </w:p>
-    <w:p>
-      <w:pPr>
-        <w:ind w:firstLine="437"/>
-      </w:pPr>
-      <w:r>
-        <w:t>15.3.11M开叫被X【O1MX】</w:t>
-      </w:r>
-    </w:p>
-    <w:p>
-      <w:pPr>
-        <w:ind w:firstLine="437"/>
-      </w:pPr>
-      <w:r>
-        <w:t>O1MX.Raw：原始版，1NT=8-10支持，其他自然</w:t>
-      </w:r>
-    </w:p>
-    <w:p>
-      <w:pPr>
-        <w:ind w:firstLine="437"/>
-      </w:pPr>
-      <w:r>
-        <w:t>O1MX.Transfer：转移应叫（JF默认），1N到2M-1均为转移</w:t>
-      </w:r>
-    </w:p>
-    <w:p>
-      <w:pPr>
-        <w:ind w:firstLine="437"/>
-      </w:pPr>
-      <w:r>
-        <w:t>15.3.2开叫被双套争叫【O2SUIT】</w:t>
-      </w:r>
-    </w:p>
-    <w:p>
-      <w:pPr>
-        <w:ind w:firstLine="437"/>
-      </w:pPr>
-      <w:r>
-        <w:t>O2SUIT.XR扣叫方式：低对低高对高</w:t>
-      </w:r>
-    </w:p>
-    <w:p>
-      <w:pPr>
-        <w:ind w:firstLine="437"/>
-      </w:pPr>
-      <w:r>
-        <w:t>O2SUIT.JF扣叫方式：高对将牌</w:t>
-      </w:r>
-    </w:p>
-    <w:p>
-      <w:pPr>
-        <w:ind w:firstLine="437"/>
-      </w:pPr>
-      <w:r>
-        <w:t>15.3.31N开叫被争叫【O1NTO】</w:t>
-      </w:r>
-    </w:p>
-    <w:p>
-      <w:pPr>
-        <w:ind w:firstLine="437"/>
-      </w:pPr>
-      <w:r>
-        <w:t>O1NTO.Leben【新睿模式】Lebensol约定叫’</w:t>
-      </w:r>
-    </w:p>
-    <w:p>
-      <w:pPr>
-        <w:ind w:firstLine="437"/>
-      </w:pPr>
-      <w:r>
-        <w:t>O1NTO.Ruben【JF模式】Rubensol约定叫，见12.3.4章节</w:t>
-      </w:r>
-    </w:p>
-    <w:p>
-      <w:pPr>
-        <w:ind w:firstLine="437"/>
-      </w:pPr>
-      <w:r>
         <w:t>15.3.41N开叫被惩罚逃叫【O1NTX】</w:t>
       </w:r>
     </w:p>
@@ -28410,6 +28686,7 @@
         <w:ind w:firstLine="437"/>
       </w:pPr>
       <w:r>
+        <w:lastRenderedPageBreak/>
         <w:t>SDC.Roman：罗马垫牌（即奇偶垫牌），垫奇数欢迎，偶数不欢迎</w:t>
       </w:r>
     </w:p>
@@ -29346,7 +29623,7 @@
   <w:style w:type="paragraph" w:default="1" w:styleId="a">
     <w:name w:val="Normal"/>
     <w:qFormat/>
-    <w:rsid w:val="0058796E"/>
+    <w:rsid w:val="00482148"/>
     <w:pPr>
       <w:widowControl w:val="0"/>
       <w:spacing w:after="160" w:line="278" w:lineRule="auto"/>
@@ -29550,6 +29827,7 @@
   <w:style w:type="character" w:default="1" w:styleId="a0">
     <w:name w:val="Default Paragraph Font"/>
     <w:uiPriority w:val="1"/>
+    <w:semiHidden/>
     <w:unhideWhenUsed/>
   </w:style>
   <w:style w:type="table" w:default="1" w:styleId="a1">

--- a/JF实战_标准自然 - Rev 3.2.docx
+++ b/JF实战_标准自然 - Rev 3.2.docx
@@ -482,7 +482,6 @@
         <w:rPr>
           <w:rFonts w:hint="eastAsia"/>
         </w:rPr>
-        <w:lastRenderedPageBreak/>
         <w:t>3H/4H：自然阻击， 6-10点，6H/7H/8H</w:t>
       </w:r>
     </w:p>
@@ -687,14 +686,7 @@
         <w:rPr>
           <w:rFonts w:hint="eastAsia"/>
         </w:rPr>
-        <w:t>--- X（加倍）：直接位置加倍为技术性加倍，通常有开叫牌力（12点以上），在对方</w:t>
-      </w:r>
-      <w:r>
-        <w:rPr>
-          <w:rFonts w:hint="eastAsia"/>
-        </w:rPr>
-        <w:lastRenderedPageBreak/>
-        <w:t>开叫花色越短，所需点力越少，最低可以</w:t>
+        <w:t>--- X（加倍）：直接位置加倍为技术性加倍，通常有开叫牌力（12点以上），在对方开叫花色越短，所需点力越少，最低可以</w:t>
       </w:r>
       <w:r>
         <w:rPr>
@@ -763,11 +755,6 @@
       </w:r>
     </w:p>
     <w:p>
-      <w:pPr>
-        <w:rPr>
-          <w:rFonts w:hint="eastAsia"/>
-        </w:rPr>
-      </w:pPr>
       <w:r>
         <w:rPr>
           <w:rFonts w:hint="eastAsia"/>
@@ -804,13 +791,7 @@
         <w:rPr>
           <w:rFonts w:hint="eastAsia"/>
         </w:rPr>
-        <w:t>1阶开叫后争叫2阶同一花色</w:t>
-      </w:r>
-      <w:r>
-        <w:rPr>
-          <w:rFonts w:hint="eastAsia"/>
-        </w:rPr>
-        <w:t>，属于</w:t>
+        <w:t>1阶开叫后争叫2阶同一花色，属于</w:t>
       </w:r>
       <w:r>
         <w:rPr>
@@ -822,7 +803,130 @@
         <w:rPr>
           <w:rFonts w:hint="eastAsia"/>
         </w:rPr>
-        <w:t>带有逼叫性</w:t>
+        <w:t>带有逼叫性。</w:t>
+      </w:r>
+    </w:p>
+    <w:p>
+      <w:pPr>
+        <w:ind w:firstLine="420"/>
+      </w:pPr>
+      <w:r>
+        <w:rPr>
+          <w:rFonts w:hint="eastAsia"/>
+        </w:rPr>
+        <w:t>--</w:t>
+      </w:r>
+      <w:r>
+        <w:t>-对</w:t>
+      </w:r>
+      <w:r>
+        <w:rPr>
+          <w:rFonts w:hint="eastAsia"/>
+        </w:rPr>
+        <w:t>自然</w:t>
+      </w:r>
+      <w:r>
+        <w:t>1C/D，</w:t>
+      </w:r>
+      <w:r>
+        <w:rPr>
+          <w:rFonts w:hint="eastAsia"/>
+        </w:rPr>
+        <w:t>精确</w:t>
+      </w:r>
+      <w:r>
+        <w:t>1D以后，扣叫</w:t>
+      </w:r>
+      <w:r>
+        <w:rPr>
+          <w:rFonts w:hint="eastAsia"/>
+        </w:rPr>
+        <w:t>2C/2D</w:t>
+      </w:r>
+      <w:r>
+        <w:t>表示双高花 55以上</w:t>
+      </w:r>
+    </w:p>
+    <w:p>
+      <w:pPr>
+        <w:ind w:firstLine="420"/>
+      </w:pPr>
+      <w:r>
+        <w:rPr>
+          <w:rFonts w:hint="eastAsia"/>
+        </w:rPr>
+        <w:t>--</w:t>
+      </w:r>
+      <w:r>
+        <w:t>-对1</w:t>
+      </w:r>
+      <w:r>
+        <w:rPr>
+          <w:rFonts w:hint="eastAsia"/>
+        </w:rPr>
+        <w:t>H/S</w:t>
+      </w:r>
+      <w:r>
+        <w:t>开叫</w:t>
+      </w:r>
+      <w:r>
+        <w:rPr>
+          <w:rFonts w:hint="eastAsia"/>
+        </w:rPr>
+        <w:t>，</w:t>
+      </w:r>
+      <w:r>
+        <w:t>扣叫</w:t>
+      </w:r>
+      <w:r>
+        <w:rPr>
+          <w:rFonts w:hint="eastAsia"/>
+        </w:rPr>
+        <w:t>2H/S</w:t>
+      </w:r>
+      <w:r>
+        <w:t>表示另外高花</w:t>
+      </w:r>
+      <w:r>
+        <w:rPr>
+          <w:rFonts w:hint="eastAsia"/>
+        </w:rPr>
+        <w:t>带</w:t>
+      </w:r>
+      <w:r>
+        <w:t>1低</w:t>
+      </w:r>
+      <w:r>
+        <w:rPr>
+          <w:rFonts w:hint="eastAsia"/>
+        </w:rPr>
+        <w:t>花</w:t>
+      </w:r>
+      <w:r>
+        <w:t>55以上</w:t>
+      </w:r>
+    </w:p>
+    <w:p>
+      <w:r>
+        <w:rPr>
+          <w:rFonts w:hint="eastAsia"/>
+        </w:rPr>
+        <w:t>--</w:t>
+      </w:r>
+      <w:r>
+        <w:t>-跳</w:t>
+      </w:r>
+      <w:r>
+        <w:rPr>
+          <w:rFonts w:hint="eastAsia"/>
+        </w:rPr>
+        <w:t>叫新花：阻击叫，6-9点，6张以上该花色。</w:t>
+      </w:r>
+      <w:r>
+        <w:rPr>
+          <w:rFonts w:hint="eastAsia"/>
+        </w:rPr>
+        <w:t>迈克尔斯扣叫不属于跳叫新花</w:t>
       </w:r>
       <w:r>
         <w:rPr>
@@ -832,9 +936,6 @@
       </w:r>
     </w:p>
     <w:p>
-      <w:pPr>
-        <w:ind w:firstLine="420"/>
-      </w:pPr>
       <w:r>
         <w:rPr>
           <w:rFonts w:hint="eastAsia"/>
@@ -842,49 +943,97 @@
         <w:t>--</w:t>
       </w:r>
       <w:r>
-        <w:t>-对</w:t>
-      </w:r>
-      <w:r>
-        <w:rPr>
-          <w:rFonts w:hint="eastAsia"/>
-        </w:rPr>
-        <w:t>自然</w:t>
-      </w:r>
-      <w:r>
-        <w:t>1C</w:t>
-      </w:r>
-      <w:r>
-        <w:t>/D，</w:t>
-      </w:r>
-      <w:r>
-        <w:rPr>
-          <w:rFonts w:hint="eastAsia"/>
-        </w:rPr>
-        <w:t>精确</w:t>
-      </w:r>
-      <w:r>
-        <w:t>1D</w:t>
-      </w:r>
-      <w:r>
-        <w:t>以后，扣叫</w:t>
-      </w:r>
-      <w:r>
-        <w:rPr>
-          <w:rFonts w:hint="eastAsia"/>
-        </w:rPr>
-        <w:t>2C/2D</w:t>
-      </w:r>
-      <w:r>
-        <w:t xml:space="preserve">表示双高花 </w:t>
-      </w:r>
-      <w:r>
-        <w:t>55以上</w:t>
-      </w:r>
-    </w:p>
-    <w:p>
-      <w:pPr>
-        <w:ind w:firstLine="420"/>
-      </w:pPr>
+        <w:t>-</w:t>
+      </w:r>
+      <w:r>
+        <w:rPr>
+          <w:rFonts w:hint="eastAsia"/>
+        </w:rPr>
+        <w:t>争叫</w:t>
+      </w:r>
+      <w:r>
+        <w:t>2NT</w:t>
+      </w:r>
+      <w:r>
+        <w:rPr>
+          <w:rFonts w:hint="eastAsia"/>
+        </w:rPr>
+        <w:t>：</w:t>
+      </w:r>
+      <w:r>
+        <w:rPr>
+          <w:rFonts w:hint="eastAsia"/>
+        </w:rPr>
+        <w:t>1阶开叫（包括1NT开叫</w:t>
+      </w:r>
+      <w:r>
+        <w:t>）</w:t>
+      </w:r>
+      <w:r>
+        <w:rPr>
+          <w:rFonts w:hint="eastAsia"/>
+        </w:rPr>
+        <w:t>后，争叫叫2NT为</w:t>
+      </w:r>
+      <w:r>
+        <w:rPr>
+          <w:rFonts w:hint="eastAsia"/>
+        </w:rPr>
+        <w:t>不</w:t>
+      </w:r>
+      <w:r>
+        <w:rPr>
+          <w:rFonts w:hint="eastAsia"/>
+        </w:rPr>
+        <w:t>寻常</w:t>
+      </w:r>
+      <w:r>
+        <w:t>2NT</w:t>
+      </w:r>
+      <w:r>
+        <w:rPr>
+          <w:rFonts w:hint="eastAsia"/>
+        </w:rPr>
+        <w:t>，</w:t>
+      </w:r>
+      <w:r>
+        <w:rPr>
+          <w:rFonts w:hint="eastAsia"/>
+        </w:rPr>
+        <w:t>表示</w:t>
+      </w:r>
+      <w:r>
+        <w:rPr>
+          <w:rFonts w:hint="eastAsia"/>
+        </w:rPr>
+        <w:t>8点以上，除开叫花色外，</w:t>
+      </w:r>
+      <w:r>
+        <w:rPr>
+          <w:rFonts w:hint="eastAsia"/>
+        </w:rPr>
+        <w:t>有</w:t>
+      </w:r>
+      <w:r>
+        <w:rPr>
+          <w:rFonts w:hint="eastAsia"/>
+        </w:rPr>
+        <w:t>级别较低的</w:t>
+      </w:r>
+      <w:r>
+        <w:rPr>
+          <w:rFonts w:hint="eastAsia"/>
+        </w:rPr>
+        <w:t>55</w:t>
+      </w:r>
+      <w:r>
+        <w:rPr>
+          <w:rFonts w:hint="eastAsia"/>
+        </w:rPr>
+        <w:t>两套牌。比如1C-（2NT），表示5D5H双套。</w:t>
+      </w:r>
+    </w:p>
+    <w:p>
       <w:r>
         <w:rPr>
           <w:rFonts w:hint="eastAsia"/>
@@ -892,218 +1041,13 @@
         <w:t>--</w:t>
       </w:r>
       <w:r>
-        <w:t>-对1</w:t>
-      </w:r>
-      <w:r>
-        <w:rPr>
-          <w:rFonts w:hint="eastAsia"/>
-        </w:rPr>
-        <w:t>H/S</w:t>
-      </w:r>
-      <w:r>
-        <w:t>开叫</w:t>
-      </w:r>
-      <w:r>
-        <w:rPr>
-          <w:rFonts w:hint="eastAsia"/>
-        </w:rPr>
-        <w:t>，</w:t>
-      </w:r>
-      <w:r>
-        <w:t>扣叫</w:t>
-      </w:r>
-      <w:r>
-        <w:rPr>
-          <w:rFonts w:hint="eastAsia"/>
-        </w:rPr>
-        <w:t>2H/S</w:t>
-      </w:r>
-      <w:r>
-        <w:t>表示另外高花</w:t>
-      </w:r>
-      <w:r>
-        <w:rPr>
-          <w:rFonts w:hint="eastAsia"/>
-        </w:rPr>
-        <w:t>带</w:t>
-      </w:r>
-      <w:r>
-        <w:t>1</w:t>
-      </w:r>
-      <w:r>
-        <w:t>低</w:t>
-      </w:r>
-      <w:r>
-        <w:rPr>
-          <w:rFonts w:hint="eastAsia"/>
-        </w:rPr>
-        <w:t>花</w:t>
-      </w:r>
-      <w:r>
-        <w:t>55</w:t>
-      </w:r>
-      <w:r>
-        <w:t>以上</w:t>
-      </w:r>
-    </w:p>
-    <w:p>
-      <w:pPr>
-        <w:rPr>
-          <w:rFonts w:hint="eastAsia"/>
-        </w:rPr>
-      </w:pPr>
-      <w:r>
-        <w:rPr>
-          <w:rFonts w:hint="eastAsia"/>
-        </w:rPr>
-        <w:t>--</w:t>
-      </w:r>
-      <w:r>
-        <w:t>-跳</w:t>
-      </w:r>
-      <w:r>
-        <w:rPr>
-          <w:rFonts w:hint="eastAsia"/>
-        </w:rPr>
-        <w:t>叫新花：阻击叫，6-9点，6张以上该花色。</w:t>
-      </w:r>
-      <w:r>
-        <w:rPr>
-          <w:rFonts w:hint="eastAsia"/>
-        </w:rPr>
-        <w:t>迈克尔斯扣叫不属于跳叫新花</w:t>
-      </w:r>
-      <w:r>
-        <w:rPr>
-          <w:rFonts w:hint="eastAsia"/>
-        </w:rPr>
-        <w:t>。</w:t>
-      </w:r>
-    </w:p>
-    <w:p>
-      <w:r>
-        <w:rPr>
-          <w:rFonts w:hint="eastAsia"/>
-        </w:rPr>
-        <w:t>--</w:t>
-      </w:r>
-      <w:r>
         <w:t>-</w:t>
       </w:r>
       <w:r>
         <w:rPr>
           <w:rFonts w:hint="eastAsia"/>
         </w:rPr>
-        <w:t>争叫</w:t>
-      </w:r>
-      <w:r>
-        <w:t>2NT</w:t>
-      </w:r>
-      <w:r>
-        <w:rPr>
-          <w:rFonts w:hint="eastAsia"/>
-        </w:rPr>
-        <w:t>：</w:t>
-      </w:r>
-      <w:r>
-        <w:rPr>
-          <w:rFonts w:hint="eastAsia"/>
-        </w:rPr>
-        <w:t>1阶开叫（包括1NT开叫</w:t>
-      </w:r>
-      <w:r>
-        <w:t>）</w:t>
-      </w:r>
-      <w:r>
-        <w:rPr>
-          <w:rFonts w:hint="eastAsia"/>
-        </w:rPr>
-        <w:t>后，争叫叫2NT为</w:t>
-      </w:r>
-      <w:r>
-        <w:rPr>
-          <w:rFonts w:hint="eastAsia"/>
-        </w:rPr>
-        <w:t>不</w:t>
-      </w:r>
-      <w:r>
-        <w:rPr>
-          <w:rFonts w:hint="eastAsia"/>
-        </w:rPr>
-        <w:t>寻常</w:t>
-      </w:r>
-      <w:r>
-        <w:t>2NT</w:t>
-      </w:r>
-      <w:r>
-        <w:rPr>
-          <w:rFonts w:hint="eastAsia"/>
-        </w:rPr>
-        <w:t>，</w:t>
-      </w:r>
-      <w:r>
-        <w:rPr>
-          <w:rFonts w:hint="eastAsia"/>
-        </w:rPr>
-        <w:t>表示</w:t>
-      </w:r>
-      <w:r>
-        <w:rPr>
-          <w:rFonts w:hint="eastAsia"/>
-        </w:rPr>
-        <w:t>8点以上，除开叫花色外，</w:t>
-      </w:r>
-      <w:r>
-        <w:rPr>
-          <w:rFonts w:hint="eastAsia"/>
-        </w:rPr>
-        <w:t>有</w:t>
-      </w:r>
-      <w:r>
-        <w:rPr>
-          <w:rFonts w:hint="eastAsia"/>
-        </w:rPr>
-        <w:t>级别较低的</w:t>
-      </w:r>
-      <w:r>
-        <w:rPr>
-          <w:rFonts w:hint="eastAsia"/>
-        </w:rPr>
-        <w:t>55</w:t>
-      </w:r>
-      <w:r>
-        <w:rPr>
-          <w:rFonts w:hint="eastAsia"/>
-        </w:rPr>
-        <w:t>两套牌。比如1C-（2NT），表示5D5H双套。</w:t>
-      </w:r>
-    </w:p>
-    <w:p>
-      <w:pPr>
-        <w:rPr>
-          <w:rFonts w:hint="eastAsia"/>
-        </w:rPr>
-      </w:pPr>
-      <w:r>
-        <w:rPr>
-          <w:rFonts w:hint="eastAsia"/>
-        </w:rPr>
-        <w:t>--</w:t>
-      </w:r>
-      <w:r>
-        <w:t>-</w:t>
-      </w:r>
-      <w:r>
-        <w:rPr>
-          <w:rFonts w:hint="eastAsia"/>
-        </w:rPr>
-        <w:t>争叫</w:t>
-      </w:r>
-      <w:r>
-        <w:rPr>
-          <w:rFonts w:hint="eastAsia"/>
-        </w:rPr>
-        <w:t>3阶花色均为阻击叫牌，6-9点，7张所叫花色，通常无缺门。</w:t>
+        <w:t>争叫3阶花色均为阻击叫牌，6-9点，7张所叫花色，通常无缺门。</w:t>
       </w:r>
     </w:p>
     <w:p>
@@ -1321,14 +1265,7 @@
         <w:rPr>
           <w:rFonts w:hint="eastAsia"/>
         </w:rPr>
-        <w:t>###  对方开叫2♣后的争叫：2♣是强开叫，争叫以牌型为重，旨在干扰对方并剥夺空</w:t>
-      </w:r>
-      <w:r>
-        <w:rPr>
-          <w:rFonts w:hint="eastAsia"/>
-        </w:rPr>
-        <w:lastRenderedPageBreak/>
-        <w:t>间</w:t>
+        <w:t>###  对方开叫2♣后的争叫：2♣是强开叫，争叫以牌型为重，旨在干扰对方并剥夺空间</w:t>
       </w:r>
     </w:p>
     <w:p>
@@ -1502,7 +1439,6 @@
         <w:rPr>
           <w:rFonts w:hint="eastAsia"/>
         </w:rPr>
-        <w:lastRenderedPageBreak/>
         <w:t>1H-pass-1S-1NT</w:t>
       </w:r>
     </w:p>
@@ -1626,7 +1562,6 @@
         <w:pStyle w:val="1"/>
       </w:pPr>
       <w:r>
-        <w:lastRenderedPageBreak/>
         <w:t>1C开叫</w:t>
       </w:r>
     </w:p>
@@ -1801,7 +1736,6 @@
         <w:pStyle w:val="2"/>
       </w:pPr>
       <w:r>
-        <w:lastRenderedPageBreak/>
         <w:t>2.2</w:t>
       </w:r>
       <w:r>
@@ -2107,7 +2041,6 @@
         <w:rPr>
           <w:rFonts w:hint="eastAsia"/>
         </w:rPr>
-        <w:lastRenderedPageBreak/>
         <w:t>│-----├</w:t>
       </w:r>
       <w:r>
@@ -2482,7 +2415,6 @@
         <w:rPr>
           <w:rFonts w:hint="eastAsia"/>
         </w:rPr>
-        <w:lastRenderedPageBreak/>
         <w:t>│-----├</w:t>
       </w:r>
       <w:r>
@@ -2973,7 +2905,6 @@
         <w:rPr>
           <w:rFonts w:hint="eastAsia"/>
         </w:rPr>
-        <w:lastRenderedPageBreak/>
         <w:t>│-----│-----├2S：5C4S</w:t>
       </w:r>
     </w:p>
@@ -3180,7 +3111,6 @@
         <w:rPr>
           <w:rFonts w:hint="eastAsia"/>
         </w:rPr>
-        <w:lastRenderedPageBreak/>
         <w:t>│-----│-----├3D：5C4D22</w:t>
       </w:r>
     </w:p>
@@ -3419,7 +3349,6 @@
         <w:rPr>
           <w:rFonts w:hint="eastAsia"/>
         </w:rPr>
-        <w:lastRenderedPageBreak/>
         <w:t>│-----│-----├3C：C单套逼局</w:t>
       </w:r>
       <w:r>
@@ -3627,7 +3556,6 @@
         <w:rPr>
           <w:rFonts w:hint="eastAsia"/>
         </w:rPr>
-        <w:lastRenderedPageBreak/>
         <w:t>│-----├3C：转移3D，</w:t>
       </w:r>
       <w:r>
@@ -3887,7 +3815,6 @@
         <w:rPr>
           <w:rFonts w:hint="eastAsia"/>
         </w:rPr>
-        <w:lastRenderedPageBreak/>
         <w:t>├3H：15-17，4 张H，通常有单缺</w:t>
       </w:r>
     </w:p>
@@ -4207,7 +4134,6 @@
         <w:rPr>
           <w:rFonts w:hint="eastAsia"/>
         </w:rPr>
-        <w:lastRenderedPageBreak/>
         <w:t>│-----│-----│-----├3NT：5S332选局</w:t>
       </w:r>
     </w:p>
@@ -4408,7 +4334,6 @@
         <w:rPr>
           <w:rFonts w:hint="eastAsia"/>
         </w:rPr>
-        <w:lastRenderedPageBreak/>
         <w:t>│-----├3H：10-11，5S5H，自然邀请</w:t>
       </w:r>
     </w:p>
@@ -4705,7 +4630,6 @@
         <w:rPr>
           <w:rFonts w:hint="eastAsia"/>
         </w:rPr>
-        <w:lastRenderedPageBreak/>
         <w:t>├2H：16+，逆叫，5C4H逼叫一轮</w:t>
       </w:r>
     </w:p>
@@ -4946,7 +4870,6 @@
         <w:rPr>
           <w:rFonts w:hint="eastAsia"/>
         </w:rPr>
-        <w:lastRenderedPageBreak/>
         <w:t>├2NT：18-19 均型，通常没有4张S</w:t>
       </w:r>
     </w:p>
@@ -5297,7 +5220,6 @@
         <w:rPr>
           <w:rFonts w:hint="eastAsia"/>
         </w:rPr>
-        <w:lastRenderedPageBreak/>
         <w:t>├3S：15-17，4张S，通常有单缺</w:t>
       </w:r>
     </w:p>
@@ -5513,7 +5435,6 @@
         <w:rPr>
           <w:rFonts w:hint="eastAsia"/>
         </w:rPr>
-        <w:lastRenderedPageBreak/>
         <w:t>│-----├2S：有5张S的等待</w:t>
       </w:r>
     </w:p>
@@ -5720,7 +5641,6 @@
         <w:rPr>
           <w:rFonts w:hint="eastAsia"/>
         </w:rPr>
-        <w:lastRenderedPageBreak/>
         <w:t>├</w:t>
       </w:r>
       <w:r>
@@ -5927,7 +5847,6 @@
         <w:pStyle w:val="2"/>
       </w:pPr>
       <w:r>
-        <w:lastRenderedPageBreak/>
         <w:t>2.9</w:t>
       </w:r>
       <w:r>
@@ -6068,7 +5987,6 @@
     </w:p>
     <w:p>
       <w:r>
-        <w:lastRenderedPageBreak/>
         <w:t xml:space="preserve">      2C 均是转移叫，转移以后再叫是邀请</w:t>
       </w:r>
     </w:p>
@@ -6183,11 +6101,7 @@
     <w:p/>
     <w:p>
       <w:r>
-        <w:t xml:space="preserve">            2M+2 以上为长套邀叫，通常应叫人的目的是选局或者很怪的两套牌，</w:t>
-      </w:r>
-      <w:r>
-        <w:lastRenderedPageBreak/>
-        <w:t>比较强但是牌型不怪的满贯兴趣牌通常都从问叫起步</w:t>
+        <w:t xml:space="preserve">            2M+2 以上为长套邀叫，通常应叫人的目的是选局或者很怪的两套牌，比较强但是牌型不怪的满贯兴趣牌通常都从问叫起步</w:t>
       </w:r>
     </w:p>
     <w:p/>
@@ -6285,7 +6199,6 @@
         <w:rPr>
           <w:rFonts w:hint="eastAsia"/>
         </w:rPr>
-        <w:lastRenderedPageBreak/>
         <w:t>1D-2C： 5 张以上C，或者4张C（3334牌型），逼局，13+点，如果有 5+C4 高花逼局实力通常先叫 2C</w:t>
       </w:r>
     </w:p>
@@ -6467,7 +6380,6 @@
         <w:rPr>
           <w:rFonts w:hint="eastAsia"/>
         </w:rPr>
-        <w:lastRenderedPageBreak/>
         <w:t>│-----│-----│-----├2NT：4H 均型邀请</w:t>
       </w:r>
     </w:p>
@@ -6676,7 +6588,6 @@
         <w:rPr>
           <w:rFonts w:hint="eastAsia"/>
         </w:rPr>
-        <w:lastRenderedPageBreak/>
         <w:t>│-----│-----│-----├2H：5H 邀请</w:t>
       </w:r>
     </w:p>
@@ -6885,7 +6796,6 @@
         <w:rPr>
           <w:rFonts w:hint="eastAsia"/>
         </w:rPr>
-        <w:lastRenderedPageBreak/>
         <w:t>│-----├3D：9-11，4+D 邀请</w:t>
       </w:r>
     </w:p>
@@ -7101,7 +7011,6 @@
         <w:rPr>
           <w:rFonts w:hint="eastAsia"/>
         </w:rPr>
-        <w:lastRenderedPageBreak/>
         <w:t>│-----│-----├3D：D 单套逼局</w:t>
       </w:r>
       <w:r>
@@ -7542,7 +7451,6 @@
         <w:rPr>
           <w:rFonts w:hint="eastAsia"/>
         </w:rPr>
-        <w:lastRenderedPageBreak/>
         <w:t>│-----├2S：6-9，想打，通常6张</w:t>
       </w:r>
     </w:p>
@@ -7751,7 +7659,6 @@
         <w:rPr>
           <w:rFonts w:hint="eastAsia"/>
         </w:rPr>
-        <w:lastRenderedPageBreak/>
         <w:t>├2H：16+，逆叫，5D4H 逼叫一轮，或者 D 单套逼局</w:t>
       </w:r>
       <w:r>
@@ -7974,7 +7881,6 @@
         <w:rPr>
           <w:rFonts w:hint="eastAsia"/>
         </w:rPr>
-        <w:lastRenderedPageBreak/>
         <w:t>├2NT：18-19 均型，通常没有 4 张 S</w:t>
       </w:r>
     </w:p>
@@ -8213,7 +8119,6 @@
         <w:rPr>
           <w:rFonts w:hint="eastAsia"/>
         </w:rPr>
-        <w:lastRenderedPageBreak/>
         <w:t>├2C：12-17，5D4+C</w:t>
       </w:r>
     </w:p>
@@ -8441,7 +8346,6 @@
           <w:rFonts w:hint="eastAsia"/>
           <w:highlight w:val="yellow"/>
         </w:rPr>
-        <w:lastRenderedPageBreak/>
         <w:t>│-----├后续叫挡张</w:t>
       </w:r>
     </w:p>
@@ -8620,7 +8524,6 @@
         <w:rPr>
           <w:rFonts w:hint="eastAsia"/>
         </w:rPr>
-        <w:lastRenderedPageBreak/>
         <w:t>├2NT：12-14 均型</w:t>
       </w:r>
     </w:p>
@@ -8816,7 +8719,6 @@
         <w:rPr>
           <w:rFonts w:hint="eastAsia"/>
         </w:rPr>
-        <w:lastRenderedPageBreak/>
         <w:t>│-----├3H：高限 54</w:t>
       </w:r>
     </w:p>
@@ -9058,7 +8960,6 @@
         <w:pStyle w:val="2"/>
       </w:pPr>
       <w:r>
-        <w:lastRenderedPageBreak/>
         <w:t>3.10</w:t>
       </w:r>
       <w:r>
@@ -9224,7 +9125,6 @@
         <w:rPr>
           <w:rFonts w:hint="eastAsia"/>
         </w:rPr>
-        <w:lastRenderedPageBreak/>
         <w:t>1H-3C: 9-11点，6 张 C，单套邀请</w:t>
       </w:r>
     </w:p>
@@ -9401,7 +9301,6 @@
         <w:rPr>
           <w:rFonts w:hint="eastAsia"/>
         </w:rPr>
-        <w:lastRenderedPageBreak/>
         <w:t>│-----│-----│-----├3C/3D：4张 S， 所叫 5 张邀请</w:t>
       </w:r>
     </w:p>
@@ -9621,7 +9520,6 @@
         <w:rPr>
           <w:rFonts w:hint="eastAsia"/>
         </w:rPr>
-        <w:lastRenderedPageBreak/>
         <w:t>│-----├3D：11-12点，5S5D，严肃邀请</w:t>
       </w:r>
     </w:p>
@@ -9878,7 +9776,6 @@
         <w:rPr>
           <w:rFonts w:hint="eastAsia"/>
         </w:rPr>
-        <w:lastRenderedPageBreak/>
         <w:t>│-----├3S：10-11点，6 张 S 好套，邀请</w:t>
       </w:r>
     </w:p>
@@ -10159,7 +10056,6 @@
         <w:rPr>
           <w:rFonts w:hint="eastAsia"/>
         </w:rPr>
-        <w:lastRenderedPageBreak/>
         <w:t>│-----├3H：自然叫</w:t>
       </w:r>
       <w:r>
@@ -10389,7 +10285,6 @@
         <w:rPr>
           <w:rFonts w:hint="eastAsia"/>
         </w:rPr>
-        <w:lastRenderedPageBreak/>
         <w:t>│-----├2H：8-10，2 张以上 H，或者 5-7，3 张以上 H</w:t>
       </w:r>
     </w:p>
@@ -10574,7 +10469,6 @@
         <w:rPr>
           <w:rFonts w:hint="eastAsia"/>
         </w:rPr>
-        <w:lastRenderedPageBreak/>
         <w:t>│-----├3D：自然叫，逼叫进局，D有实力</w:t>
       </w:r>
     </w:p>
@@ -10770,7 +10664,6 @@
         <w:rPr>
           <w:rFonts w:hint="eastAsia"/>
         </w:rPr>
-        <w:lastRenderedPageBreak/>
         <w:t>├3H：14+点，至少 6+张半坚固套(应叫人 3NT 和 4 阶将牌为示弱叫品)</w:t>
       </w:r>
     </w:p>
@@ -11332,7 +11225,6 @@
         <w:pStyle w:val="2"/>
       </w:pPr>
       <w:r>
-        <w:lastRenderedPageBreak/>
         <w:t xml:space="preserve">5.1 </w:t>
       </w:r>
       <w:r>
@@ -11804,15 +11696,7 @@
           <w:rFonts w:hint="eastAsia"/>
           <w:highlight w:val="yellow"/>
         </w:rPr>
-        <w:t>│-----├2NT：11-12，严肃邀请，此后开叫人叫 3S 表示修正定约，其他叫品接受</w:t>
-      </w:r>
-      <w:r>
-        <w:rPr>
-          <w:rFonts w:hint="eastAsia"/>
-          <w:highlight w:val="yellow"/>
-        </w:rPr>
-        <w:lastRenderedPageBreak/>
-        <w:t>邀请</w:t>
+        <w:t>│-----├2NT：11-12，严肃邀请，此后开叫人叫 3S 表示修正定约，其他叫品接受邀请</w:t>
       </w:r>
     </w:p>
     <w:p>
@@ -12214,7 +12098,6 @@
           <w:rFonts w:hint="eastAsia"/>
           <w:highlight w:val="yellow"/>
         </w:rPr>
-        <w:lastRenderedPageBreak/>
         <w:t>│-----├4C：7张以上C，半坚固套，16点以上</w:t>
       </w:r>
     </w:p>
@@ -12562,7 +12445,6 @@
           <w:rFonts w:hint="eastAsia"/>
           <w:highlight w:val="yellow"/>
         </w:rPr>
-        <w:lastRenderedPageBreak/>
         <w:t>├2H：4张 H</w:t>
       </w:r>
     </w:p>
@@ -12875,7 +12757,6 @@
         <w:rPr>
           <w:rFonts w:hint="eastAsia"/>
         </w:rPr>
-        <w:lastRenderedPageBreak/>
         <w:t>├2NT：14-21点，5S2H33 或者 5S1H43m 或者 5S2H42m</w:t>
       </w:r>
     </w:p>
@@ -13078,7 +12959,6 @@
         <w:pStyle w:val="2"/>
       </w:pPr>
       <w:r>
-        <w:lastRenderedPageBreak/>
         <w:t xml:space="preserve">5.6 </w:t>
       </w:r>
       <w:r>
@@ -13237,7 +13117,6 @@
         <w:pStyle w:val="2"/>
       </w:pPr>
       <w:r>
-        <w:lastRenderedPageBreak/>
         <w:t xml:space="preserve">5.8 </w:t>
       </w:r>
       <w:r>
@@ -13449,7 +13328,6 @@
         <w:rPr>
           <w:rFonts w:hint="eastAsia"/>
         </w:rPr>
-        <w:lastRenderedPageBreak/>
         <w:t>│-----│-----├3H：C单缺</w:t>
       </w:r>
     </w:p>
@@ -13650,7 +13528,6 @@
         <w:rPr>
           <w:rFonts w:hint="eastAsia"/>
         </w:rPr>
-        <w:lastRenderedPageBreak/>
         <w:t>│-----├3C/D/H/S：自然叫，满贯兴趣，18-21点</w:t>
       </w:r>
     </w:p>
@@ -13823,7 +13700,6 @@
         <w:rPr>
           <w:rFonts w:hint="eastAsia"/>
         </w:rPr>
-        <w:lastRenderedPageBreak/>
         <w:t>1NT-2C：至少有一门高花（S或H）4张及以上，8点以上，除非有其他合格叫品</w:t>
       </w:r>
     </w:p>
@@ -13995,7 +13871,6 @@
         <w:rPr>
           <w:rFonts w:hint="eastAsia"/>
         </w:rPr>
-        <w:lastRenderedPageBreak/>
         <w:t>1NT-4D：保证 6 张H，7-11点，想打</w:t>
       </w:r>
     </w:p>
@@ -14193,7 +14068,6 @@
         <w:rPr>
           <w:rFonts w:hint="eastAsia"/>
         </w:rPr>
-        <w:lastRenderedPageBreak/>
         <w:t>│-----├4D：6S4H，有满贯兴趣，15点以上</w:t>
       </w:r>
     </w:p>
@@ -14447,7 +14321,6 @@
           <w:rFonts w:hint="eastAsia"/>
           <w:highlight w:val="yellow"/>
         </w:rPr>
-        <w:lastRenderedPageBreak/>
         <w:t>│-----├5NT：示量邀请大满贯 7NT，且有 4 张 S，20-21点</w:t>
       </w:r>
     </w:p>
@@ -14663,7 +14536,6 @@
         <w:rPr>
           <w:rFonts w:hint="eastAsia"/>
         </w:rPr>
-        <w:lastRenderedPageBreak/>
         <w:t>│-----├3C：自然叫，保证 4 张，5H4+C，逼局，10点以上</w:t>
       </w:r>
     </w:p>
@@ -14864,7 +14736,6 @@
         <w:rPr>
           <w:rFonts w:hint="eastAsia"/>
         </w:rPr>
-        <w:lastRenderedPageBreak/>
         <w:t>│-----├2NT：55 高花邀请以上，8-9点</w:t>
       </w:r>
     </w:p>
@@ -15271,7 +15142,6 @@
         <w:rPr>
           <w:rFonts w:hint="eastAsia"/>
         </w:rPr>
-        <w:lastRenderedPageBreak/>
         <w:t>├3H：16-17点，接受邀请，5 张以上H，选局</w:t>
       </w:r>
     </w:p>
@@ -15435,7 +15305,6 @@
         <w:pStyle w:val="2"/>
       </w:pPr>
       <w:r>
-        <w:lastRenderedPageBreak/>
         <w:t>6.9</w:t>
       </w:r>
       <w:r>
@@ -15611,7 +15480,6 @@
         <w:rPr>
           <w:rFonts w:hint="eastAsia"/>
         </w:rPr>
-        <w:lastRenderedPageBreak/>
         <w:t>2C-2NT：8 点以上，平均牌型</w:t>
       </w:r>
     </w:p>
@@ -15977,7 +15845,6 @@
         <w:rPr>
           <w:rFonts w:hint="eastAsia"/>
         </w:rPr>
-        <w:lastRenderedPageBreak/>
         <w:t>├2NT：22-23 均型，后续同 2NT 开叫6</w:t>
       </w:r>
     </w:p>
@@ -16206,7 +16073,6 @@
         <w:rPr>
           <w:rFonts w:hint="eastAsia"/>
         </w:rPr>
-        <w:lastRenderedPageBreak/>
         <w:t>八、</w:t>
       </w:r>
       <w:r>
@@ -16382,7 +16248,6 @@
         <w:rPr>
           <w:rFonts w:hint="eastAsia"/>
         </w:rPr>
-        <w:lastRenderedPageBreak/>
         <w:t>│-----│-----├4D：等价值双高花套</w:t>
       </w:r>
     </w:p>
@@ -16920,7 +16785,6 @@
     </w:p>
     <w:p>
       <w:r>
-        <w:lastRenderedPageBreak/>
         <w:t>2D-3S</w:t>
       </w:r>
       <w:r>
@@ -17148,7 +17012,6 @@
     </w:p>
     <w:p>
       <w:r>
-        <w:lastRenderedPageBreak/>
         <w:t>2H-3S</w:t>
       </w:r>
       <w:r>
@@ -17420,7 +17283,6 @@
     </w:p>
     <w:p>
       <w:r>
-        <w:lastRenderedPageBreak/>
         <w:t>2S-4S</w:t>
       </w:r>
       <w:r>
@@ -17597,7 +17459,6 @@
         <w:rPr>
           <w:rFonts w:hint="eastAsia"/>
         </w:rPr>
-        <w:lastRenderedPageBreak/>
         <w:t>3C-4NT：邀请将牌质量，如果面对单张 1 输张就叫满贯</w:t>
       </w:r>
     </w:p>
@@ -18015,7 +17876,6 @@
         <w:rPr>
           <w:rFonts w:ascii="等线" w:hAnsi="等线" w:cs="Arial" w:hint="eastAsia"/>
         </w:rPr>
-        <w:lastRenderedPageBreak/>
         <w:t>├4NT：另一低花单张</w:t>
       </w:r>
     </w:p>
@@ -18185,7 +18045,6 @@
         <w:rPr>
           <w:rFonts w:hint="eastAsia"/>
         </w:rPr>
-        <w:lastRenderedPageBreak/>
         <w:t>满贯定约:</w:t>
       </w:r>
     </w:p>
@@ -18361,7 +18220,6 @@
         <w:rPr>
           <w:rFonts w:hint="eastAsia"/>
         </w:rPr>
-        <w:lastRenderedPageBreak/>
         <w:t>- 3阶将牌高花以下：描述牌型，比如，叫出未叫的长套（54xx），或者3张的第三套（5431牌型）</w:t>
       </w:r>
     </w:p>
@@ -18632,7 +18490,6 @@
         <w:rPr>
           <w:rFonts w:hint="eastAsia"/>
         </w:rPr>
-        <w:lastRenderedPageBreak/>
         <w:t xml:space="preserve">- </w:t>
       </w:r>
       <w:r>
@@ -18947,7 +18804,6 @@
         <w:rPr>
           <w:rFonts w:hint="eastAsia"/>
         </w:rPr>
-        <w:lastRenderedPageBreak/>
         <w:t>- 控制的定义：</w:t>
       </w:r>
     </w:p>
@@ -19190,7 +19046,6 @@
         <w:rPr>
           <w:rFonts w:hint="eastAsia"/>
         </w:rPr>
-        <w:lastRenderedPageBreak/>
         <w:t>- ♥：队友扣叫4H → 队友有控制 ✓</w:t>
       </w:r>
     </w:p>
@@ -19392,7 +19247,6 @@
         <w:rPr>
           <w:rFonts w:hint="eastAsia"/>
         </w:rPr>
-        <w:lastRenderedPageBreak/>
         <w:t>5♦ = 0或3关键张，后面5H问将牌Q，如果H是将牌，则5S是问将牌Q</w:t>
       </w:r>
     </w:p>
@@ -19614,7 +19468,6 @@
         <w:rPr>
           <w:rFonts w:hint="eastAsia"/>
         </w:rPr>
-        <w:lastRenderedPageBreak/>
         <w:t>加叫至6阶将牌 = 有将牌Q，没有低于将牌花色的边花K</w:t>
       </w:r>
     </w:p>
@@ -19799,14 +19652,7 @@
         <w:rPr>
           <w:rFonts w:hint="eastAsia"/>
         </w:rPr>
-        <w:t xml:space="preserve">如果问叫人直接在 6 阶叫不可打的花色，表示询问该花色的第三轮控制；如果有 Q </w:t>
-      </w:r>
-      <w:r>
-        <w:rPr>
-          <w:rFonts w:hint="eastAsia"/>
-        </w:rPr>
-        <w:lastRenderedPageBreak/>
-        <w:t>直接叫 7，如果双张+额外将牌，也可以叫 7，只有双张可以随便再叫一嘴，如果没有第三轮控制，则叫回将牌花色</w:t>
+        <w:t>如果问叫人直接在 6 阶叫不可打的花色，表示询问该花色的第三轮控制；如果有 Q 直接叫 7，如果双张+额外将牌，也可以叫 7，只有双张可以随便再叫一嘴，如果没有第三轮控制，则叫回将牌花色</w:t>
       </w:r>
     </w:p>
     <w:p/>
@@ -20020,7 +19866,6 @@
     <w:p/>
     <w:p>
       <w:r>
-        <w:lastRenderedPageBreak/>
         <w:t>1C-(X)-XX-(2S)</w:t>
       </w:r>
     </w:p>
@@ -20191,7 +20036,6 @@
         <w:rPr>
           <w:rFonts w:hint="eastAsia"/>
         </w:rPr>
-        <w:lastRenderedPageBreak/>
         <w:t>├2NT：均型邀请</w:t>
       </w:r>
     </w:p>
@@ -20394,7 +20238,6 @@
         <w:rPr>
           <w:rFonts w:hint="eastAsia"/>
         </w:rPr>
-        <w:lastRenderedPageBreak/>
         <w:t>├2C/D：加叫为普通加叫 6-9 点不逼叫，新花色逼叫一轮，邀请以上实力</w:t>
       </w:r>
     </w:p>
@@ -20580,7 +20423,6 @@
         <w:rPr>
           <w:rFonts w:hint="eastAsia"/>
         </w:rPr>
-        <w:lastRenderedPageBreak/>
         <w:t>├X：有一门高花 4 张，但如果另外一个高花没有 3 张时，通常有能力改叫到 3D 或者 2NT</w:t>
       </w:r>
     </w:p>
@@ -20747,7 +20589,6 @@
         <w:rPr>
           <w:rFonts w:hint="eastAsia"/>
         </w:rPr>
-        <w:lastRenderedPageBreak/>
         <w:t>├</w:t>
       </w:r>
       <w:r>
@@ -20924,7 +20765,6 @@
         <w:pStyle w:val="4"/>
       </w:pPr>
       <w:r>
-        <w:lastRenderedPageBreak/>
         <w:t>双方扣叫均逼局</w:t>
       </w:r>
     </w:p>
@@ -21093,7 +20933,6 @@
         <w:rPr>
           <w:rFonts w:hint="eastAsia"/>
         </w:rPr>
-        <w:lastRenderedPageBreak/>
         <w:t>我方开叫</w:t>
       </w:r>
       <w:r>
@@ -21242,14 +21081,7 @@
         <w:rPr>
           <w:rFonts w:hint="eastAsia"/>
         </w:rPr>
-        <w:t>├2NT：4 张支持邀请以上，后续3S不接受邀请，其他叫品为自然含义（体系中对于</w:t>
-      </w:r>
-      <w:r>
-        <w:rPr>
-          <w:rFonts w:hint="eastAsia"/>
-        </w:rPr>
-        <w:lastRenderedPageBreak/>
-        <w:t>高花开叫对方介入任何叫品以后叫 2NT 均是此含义）</w:t>
+        <w:t>├2NT：4 张支持邀请以上，后续3S不接受邀请，其他叫品为自然含义（体系中对于高花开叫对方介入任何叫品以后叫 2NT 均是此含义）</w:t>
       </w:r>
     </w:p>
     <w:p>
@@ -21403,7 +21235,6 @@
     </w:p>
     <w:p>
       <w:r>
-        <w:lastRenderedPageBreak/>
         <w:t>当 3X 和 3M 之间还有空间的时候，比如配合花色是 H，对方争叫 3C，此时加倍表示建议惩罚，叫空间内叫品表示邀叫；而如果没有空间，比如配合花色是 H，对方争叫 3D，加倍表示邀叫，直接叫 3M 表示竞叫</w:t>
       </w:r>
     </w:p>
@@ -21727,7 +21558,6 @@
         <w:rPr>
           <w:rFonts w:ascii="等线" w:hAnsi="等线" w:cs="Arial" w:hint="eastAsia"/>
         </w:rPr>
-        <w:lastRenderedPageBreak/>
         <w:t>├3C：不逼叫</w:t>
       </w:r>
     </w:p>
@@ -22070,7 +21900,6 @@
         <w:rPr>
           <w:rFonts w:hint="eastAsia"/>
         </w:rPr>
-        <w:lastRenderedPageBreak/>
         <w:t>├Pass：不逼叫，可能自己牌型太均或者有一些实力愿意打</w:t>
       </w:r>
     </w:p>
@@ -22241,7 +22070,6 @@
         <w:rPr>
           <w:rFonts w:hint="eastAsia"/>
         </w:rPr>
-        <w:lastRenderedPageBreak/>
         <w:t>├XX：想打</w:t>
       </w:r>
     </w:p>
@@ -22423,7 +22251,6 @@
         <w:rPr>
           <w:rFonts w:hint="eastAsia"/>
         </w:rPr>
-        <w:lastRenderedPageBreak/>
         <w:t>├XX：想打</w:t>
       </w:r>
       <w:r>
@@ -22603,7 +22430,6 @@
         <w:pStyle w:val="3"/>
       </w:pPr>
       <w:r>
-        <w:lastRenderedPageBreak/>
         <w:t>12.3.5</w:t>
       </w:r>
       <w:r>
@@ -22801,7 +22627,6 @@
         <w:rPr>
           <w:highlight w:val="yellow"/>
         </w:rPr>
-        <w:lastRenderedPageBreak/>
         <w:t>当对方对 1NT 争叫 2</w:t>
       </w:r>
       <w:r>
@@ -23053,7 +22878,6 @@
     </w:p>
     <w:p>
       <w:r>
-        <w:lastRenderedPageBreak/>
         <w:t xml:space="preserve">      叫牌显示逼局和比较好的套</w:t>
       </w:r>
     </w:p>
@@ -23287,6 +23111,183 @@
         <w:rPr>
           <w:rFonts w:hint="eastAsia"/>
         </w:rPr>
+        <w:t>下面仅展示</w:t>
+      </w:r>
+      <w:r>
+        <w:rPr>
+          <w:rFonts w:hint="eastAsia"/>
+        </w:rPr>
+        <w:t>(1D)-1H-(P/X)-</w:t>
+      </w:r>
+      <w:r>
+        <w:rPr>
+          <w:rFonts w:hint="eastAsia"/>
+        </w:rPr>
+        <w:t>后续的叫牌，其他情况，比如</w:t>
+      </w:r>
+      <w:r>
+        <w:rPr>
+          <w:rFonts w:hint="eastAsia"/>
+        </w:rPr>
+        <w:t>(1</w:t>
+      </w:r>
+      <w:r>
+        <w:rPr>
+          <w:rFonts w:hint="eastAsia"/>
+        </w:rPr>
+        <w:t>C</w:t>
+      </w:r>
+      <w:r>
+        <w:rPr>
+          <w:rFonts w:hint="eastAsia"/>
+        </w:rPr>
+        <w:t>)-1H-(P/X)-</w:t>
+      </w:r>
+      <w:r>
+        <w:rPr>
+          <w:rFonts w:hint="eastAsia"/>
+        </w:rPr>
+        <w:t>，</w:t>
+      </w:r>
+      <w:r>
+        <w:rPr>
+          <w:rFonts w:hint="eastAsia"/>
+        </w:rPr>
+        <w:t xml:space="preserve"> </w:t>
+      </w:r>
+      <w:r>
+        <w:rPr>
+          <w:rFonts w:hint="eastAsia"/>
+        </w:rPr>
+        <w:t>(1C)-1</w:t>
+      </w:r>
+      <w:r>
+        <w:rPr>
+          <w:rFonts w:hint="eastAsia"/>
+        </w:rPr>
+        <w:t>S</w:t>
+      </w:r>
+      <w:r>
+        <w:rPr>
+          <w:rFonts w:hint="eastAsia"/>
+        </w:rPr>
+        <w:t>-(P/X)-</w:t>
+      </w:r>
+      <w:r>
+        <w:rPr>
+          <w:rFonts w:hint="eastAsia"/>
+        </w:rPr>
+        <w:t>，</w:t>
+      </w:r>
+      <w:r>
+        <w:rPr>
+          <w:rFonts w:hint="eastAsia"/>
+        </w:rPr>
+        <w:t xml:space="preserve"> </w:t>
+      </w:r>
+      <w:r>
+        <w:rPr>
+          <w:rFonts w:hint="eastAsia"/>
+        </w:rPr>
+        <w:t>(1</w:t>
+      </w:r>
+      <w:r>
+        <w:rPr>
+          <w:rFonts w:hint="eastAsia"/>
+        </w:rPr>
+        <w:t>D</w:t>
+      </w:r>
+      <w:r>
+        <w:rPr>
+          <w:rFonts w:hint="eastAsia"/>
+        </w:rPr>
+        <w:t>)-1</w:t>
+      </w:r>
+      <w:r>
+        <w:rPr>
+          <w:rFonts w:hint="eastAsia"/>
+        </w:rPr>
+        <w:t>S</w:t>
+      </w:r>
+      <w:r>
+        <w:rPr>
+          <w:rFonts w:hint="eastAsia"/>
+        </w:rPr>
+        <w:t>-(P/X)-</w:t>
+      </w:r>
+      <w:r>
+        <w:rPr>
+          <w:rFonts w:hint="eastAsia"/>
+        </w:rPr>
+        <w:t>，</w:t>
+      </w:r>
+      <w:r>
+        <w:rPr>
+          <w:rFonts w:hint="eastAsia"/>
+        </w:rPr>
+        <w:t xml:space="preserve"> </w:t>
+      </w:r>
+      <w:r>
+        <w:rPr>
+          <w:rFonts w:hint="eastAsia"/>
+        </w:rPr>
+        <w:t>(1</w:t>
+      </w:r>
+      <w:r>
+        <w:rPr>
+          <w:rFonts w:hint="eastAsia"/>
+        </w:rPr>
+        <w:t>H</w:t>
+      </w:r>
+      <w:r>
+        <w:rPr>
+          <w:rFonts w:hint="eastAsia"/>
+        </w:rPr>
+        <w:t>)-1</w:t>
+      </w:r>
+      <w:r>
+        <w:rPr>
+          <w:rFonts w:hint="eastAsia"/>
+        </w:rPr>
+        <w:t>S</w:t>
+      </w:r>
+      <w:r>
+        <w:rPr>
+          <w:rFonts w:hint="eastAsia"/>
+        </w:rPr>
+        <w:t>-(P/X)-</w:t>
+      </w:r>
+      <w:r>
+        <w:rPr>
+          <w:rFonts w:hint="eastAsia"/>
+        </w:rPr>
+        <w:t>等，后续叫牌要参考</w:t>
+      </w:r>
+      <w:r>
+        <w:rPr>
+          <w:rFonts w:hint="eastAsia"/>
+        </w:rPr>
+        <w:t>(1D)-1H-(P/X)-</w:t>
+      </w:r>
+      <w:r>
+        <w:rPr>
+          <w:rFonts w:hint="eastAsia"/>
+        </w:rPr>
+        <w:t>和上面的一般说明做调整。</w:t>
+      </w:r>
+    </w:p>
+    <w:p>
+      <w:pPr>
+        <w:rPr>
+          <w:rFonts w:hint="eastAsia"/>
+        </w:rPr>
+      </w:pPr>
+    </w:p>
+    <w:p>
+      <w:r>
+        <w:rPr>
+          <w:rFonts w:hint="eastAsia"/>
+        </w:rPr>
         <w:t>(1D)-1H-(P/X)-?</w:t>
       </w:r>
     </w:p>
@@ -23335,7 +23336,6 @@
         <w:rPr>
           <w:rFonts w:hint="eastAsia"/>
         </w:rPr>
-        <w:lastRenderedPageBreak/>
         <w:t>├2H：普通加叫 7-9</w:t>
       </w:r>
     </w:p>
@@ -23501,7 +23501,6 @@
         <w:pStyle w:val="2"/>
       </w:pPr>
       <w:r>
-        <w:lastRenderedPageBreak/>
         <w:t>13.5 Scramble2NT</w:t>
       </w:r>
     </w:p>
@@ -23620,7 +23619,6 @@
         <w:rPr>
           <w:rFonts w:hint="eastAsia"/>
         </w:rPr>
-        <w:lastRenderedPageBreak/>
         <w:t>技术性加倍以后</w:t>
       </w:r>
     </w:p>
@@ -23800,7 +23798,6 @@
         <w:rPr>
           <w:rFonts w:hint="eastAsia"/>
         </w:rPr>
-        <w:lastRenderedPageBreak/>
         <w:t>├惩罚，表示同时能惩罚 Y 和 H</w:t>
       </w:r>
     </w:p>
@@ -24019,7 +24016,6 @@
         <w:pStyle w:val="2"/>
       </w:pPr>
       <w:r>
-        <w:lastRenderedPageBreak/>
         <w:t>13.6</w:t>
       </w:r>
       <w:r>
@@ -24144,7 +24140,6 @@
     </w:p>
     <w:p>
       <w:r>
-        <w:lastRenderedPageBreak/>
         <w:t xml:space="preserve">      2C：双高花 54 以上</w:t>
       </w:r>
     </w:p>
@@ -24338,11 +24333,7 @@
     </w:p>
     <w:p>
       <w:r>
-        <w:t xml:space="preserve">      对自然 1C/D，精确 1D 以后，扣叫表示双高花 55 以上对 1M 开叫扣叫表示</w:t>
-      </w:r>
-      <w:r>
-        <w:lastRenderedPageBreak/>
-        <w:t>另外高花带 1 低花 55 以上</w:t>
+        <w:t xml:space="preserve">      对自然 1C/D，精确 1D 以后，扣叫表示双高花 55 以上对 1M 开叫扣叫表示另外高花带 1 低花 55 以上</w:t>
       </w:r>
     </w:p>
     <w:p>
@@ -24530,7 +24521,6 @@
         <w:rPr>
           <w:rFonts w:hint="eastAsia"/>
         </w:rPr>
-        <w:lastRenderedPageBreak/>
         <w:t>├(X后) XX：对高级花色有支持</w:t>
       </w:r>
     </w:p>
@@ -24697,7 +24687,6 @@
         <w:pStyle w:val="3"/>
       </w:pPr>
       <w:r>
-        <w:lastRenderedPageBreak/>
         <w:t>13.8.5</w:t>
       </w:r>
       <w:r>
@@ -24822,11 +24811,7 @@
     </w:p>
     <w:p>
       <w:r>
-        <w:t xml:space="preserve">      当对方在二阶开叫 2 高花表示阻击的时候，同伴加倍，为了区分加倍人的同伴</w:t>
-      </w:r>
-      <w:r>
-        <w:lastRenderedPageBreak/>
-        <w:t>是否有建设性，采用经过 2NT 表示弱牌，直接叫表示建设性：</w:t>
+        <w:t xml:space="preserve">      当对方在二阶开叫 2 高花表示阻击的时候，同伴加倍，为了区分加倍人的同伴是否有建设性，采用经过 2NT 表示弱牌，直接叫表示建设性：</w:t>
       </w:r>
     </w:p>
     <w:p>
@@ -25019,7 +25004,6 @@
         <w:rPr>
           <w:rFonts w:hint="eastAsia"/>
         </w:rPr>
-        <w:lastRenderedPageBreak/>
         <w:t>├4D/H：转移</w:t>
       </w:r>
     </w:p>
@@ -25155,7 +25139,6 @@
     </w:p>
     <w:p>
       <w:r>
-        <w:lastRenderedPageBreak/>
         <w:t xml:space="preserve">      在上述进程中用法如下：</w:t>
       </w:r>
     </w:p>
@@ -25288,7 +25271,6 @@
     </w:p>
     <w:p>
       <w:r>
-        <w:lastRenderedPageBreak/>
         <w:t xml:space="preserve">                2H：H+m，保证54，8+hcp</w:t>
       </w:r>
     </w:p>
@@ -25459,7 +25441,6 @@
         <w:ind w:firstLine="437"/>
       </w:pPr>
       <w:r>
-        <w:lastRenderedPageBreak/>
         <w:t xml:space="preserve">              2S：双低有进局兴趣</w:t>
       </w:r>
     </w:p>
@@ -25712,7 +25693,6 @@
         <w:rPr>
           <w:rFonts w:hint="eastAsia"/>
         </w:rPr>
-        <w:lastRenderedPageBreak/>
         <w:t>│-----│-----├3NT：止叫</w:t>
       </w:r>
     </w:p>
@@ -26010,7 +25990,6 @@
         <w:rPr>
           <w:rFonts w:hint="eastAsia"/>
         </w:rPr>
-        <w:lastRenderedPageBreak/>
         <w:t>│-----├开叫人无条件根据指示叫牌，然后应叫人</w:t>
       </w:r>
     </w:p>
@@ -26303,7 +26282,6 @@
         <w:rPr>
           <w:rFonts w:hint="eastAsia"/>
         </w:rPr>
-        <w:lastRenderedPageBreak/>
         <w:t>│-----│-----│-----├3NT：中限弱二黑桃</w:t>
       </w:r>
     </w:p>
@@ -26601,7 +26579,6 @@
         <w:rPr>
           <w:rFonts w:hint="eastAsia"/>
         </w:rPr>
-        <w:lastRenderedPageBreak/>
         <w:t>│-----├开叫人叫出自己的长套，Over</w:t>
       </w:r>
     </w:p>
@@ -26870,7 +26847,6 @@
         <w:rPr>
           <w:rFonts w:hint="eastAsia"/>
         </w:rPr>
-        <w:lastRenderedPageBreak/>
         <w:t>├</w:t>
       </w:r>
       <w:r>
@@ -27221,7 +27197,6 @@
         <w:rPr>
           <w:rFonts w:hint="eastAsia"/>
         </w:rPr>
-        <w:lastRenderedPageBreak/>
         <w:t>│-----│-----├4m：加叫答叫低花，显示该套低花配合，满贯兴趣</w:t>
       </w:r>
     </w:p>
@@ -27470,7 +27445,6 @@
         <w:pStyle w:val="2"/>
       </w:pPr>
       <w:r>
-        <w:lastRenderedPageBreak/>
         <w:t>2NT双低花阻击</w:t>
       </w:r>
     </w:p>
@@ -27745,7 +27719,6 @@
         <w:rPr>
           <w:rFonts w:hint="eastAsia"/>
         </w:rPr>
-        <w:lastRenderedPageBreak/>
         <w:t>答叫方案</w:t>
       </w:r>
       <w:r>
@@ -28010,7 +27983,6 @@
         <w:ind w:firstLine="437"/>
       </w:pPr>
       <w:r>
-        <w:lastRenderedPageBreak/>
         <w:t xml:space="preserve">        5NT</w:t>
       </w:r>
       <w:r>
@@ -28242,7 +28214,6 @@
         <w:ind w:firstLine="437"/>
       </w:pPr>
       <w:r>
-        <w:lastRenderedPageBreak/>
         <w:t>2D.SgleM多功能2D，6张高花阻击，不带20-21均型选项</w:t>
       </w:r>
     </w:p>
@@ -28481,7 +28452,6 @@
         <w:ind w:firstLine="437"/>
       </w:pPr>
       <w:r>
-        <w:lastRenderedPageBreak/>
         <w:t>15.3.41N开叫被惩罚逃叫【O1NTX】</w:t>
       </w:r>
     </w:p>
@@ -28686,7 +28656,6 @@
         <w:ind w:firstLine="437"/>
       </w:pPr>
       <w:r>
-        <w:lastRenderedPageBreak/>
         <w:t>SDC.Roman：罗马垫牌（即奇偶垫牌），垫奇数欢迎，偶数不欢迎</w:t>
       </w:r>
     </w:p>

--- a/JF实战_标准自然 - Rev 3.2.docx
+++ b/JF实战_标准自然 - Rev 3.2.docx
@@ -482,6 +482,7 @@
         <w:rPr>
           <w:rFonts w:hint="eastAsia"/>
         </w:rPr>
+        <w:lastRenderedPageBreak/>
         <w:t>3H/4H：自然阻击， 6-10点，6H/7H/8H</w:t>
       </w:r>
     </w:p>
@@ -686,7 +687,14 @@
         <w:rPr>
           <w:rFonts w:hint="eastAsia"/>
         </w:rPr>
-        <w:t>--- X（加倍）：直接位置加倍为技术性加倍，通常有开叫牌力（12点以上），在对方开叫花色越短，所需点力越少，最低可以</w:t>
+        <w:t>--- X（加倍）：直接位置加倍为技术性加倍，通常有开叫牌力（12点以上），在对方</w:t>
+      </w:r>
+      <w:r>
+        <w:rPr>
+          <w:rFonts w:hint="eastAsia"/>
+        </w:rPr>
+        <w:lastRenderedPageBreak/>
+        <w:t>开叫花色越短，所需点力越少，最低可以</w:t>
       </w:r>
       <w:r>
         <w:rPr>
@@ -1265,7 +1273,14 @@
         <w:rPr>
           <w:rFonts w:hint="eastAsia"/>
         </w:rPr>
-        <w:t>###  对方开叫2♣后的争叫：2♣是强开叫，争叫以牌型为重，旨在干扰对方并剥夺空间</w:t>
+        <w:t>###  对方开叫2♣后的争叫：2♣是强开叫，争叫以牌型为重，旨在干扰对方并剥夺空</w:t>
+      </w:r>
+      <w:r>
+        <w:rPr>
+          <w:rFonts w:hint="eastAsia"/>
+        </w:rPr>
+        <w:lastRenderedPageBreak/>
+        <w:t>间</w:t>
       </w:r>
     </w:p>
     <w:p>
@@ -1439,6 +1454,7 @@
         <w:rPr>
           <w:rFonts w:hint="eastAsia"/>
         </w:rPr>
+        <w:lastRenderedPageBreak/>
         <w:t>1H-pass-1S-1NT</w:t>
       </w:r>
     </w:p>
@@ -1562,6 +1578,7 @@
         <w:pStyle w:val="1"/>
       </w:pPr>
       <w:r>
+        <w:lastRenderedPageBreak/>
         <w:t>1C开叫</w:t>
       </w:r>
     </w:p>
@@ -1736,6 +1753,7 @@
         <w:pStyle w:val="2"/>
       </w:pPr>
       <w:r>
+        <w:lastRenderedPageBreak/>
         <w:t>2.2</w:t>
       </w:r>
       <w:r>
@@ -2041,6 +2059,7 @@
         <w:rPr>
           <w:rFonts w:hint="eastAsia"/>
         </w:rPr>
+        <w:lastRenderedPageBreak/>
         <w:t>│-----├</w:t>
       </w:r>
       <w:r>
@@ -2415,6 +2434,7 @@
         <w:rPr>
           <w:rFonts w:hint="eastAsia"/>
         </w:rPr>
+        <w:lastRenderedPageBreak/>
         <w:t>│-----├</w:t>
       </w:r>
       <w:r>
@@ -2905,6 +2925,7 @@
         <w:rPr>
           <w:rFonts w:hint="eastAsia"/>
         </w:rPr>
+        <w:lastRenderedPageBreak/>
         <w:t>│-----│-----├2S：5C4S</w:t>
       </w:r>
     </w:p>
@@ -3009,7 +3030,19 @@
         <w:rPr>
           <w:rFonts w:hint="eastAsia"/>
         </w:rPr>
-        <w:t>│-----├2C：包括两种情形，1. 10-12点，对D张数没有要求；2. 6-9点，且有6+D，开叫人转移2D后应叫人再叫pass，表示想打（止叫）</w:t>
+        <w:t>│-----├2C：</w:t>
+      </w:r>
+      <w:r>
+        <w:rPr>
+          <w:rFonts w:hint="eastAsia"/>
+        </w:rPr>
+        <w:t>转移叫，要求开叫人无条件叫2D。</w:t>
+      </w:r>
+      <w:r>
+        <w:rPr>
+          <w:rFonts w:hint="eastAsia"/>
+        </w:rPr>
+        <w:t>包括两种情形，1. 10-12点，对D张数没有要求；2. 6-9点，且有6+D，开叫人转移2D后应叫人再叫pass，表示想打（止叫）</w:t>
       </w:r>
     </w:p>
     <w:p>
@@ -3111,6 +3144,7 @@
         <w:rPr>
           <w:rFonts w:hint="eastAsia"/>
         </w:rPr>
+        <w:lastRenderedPageBreak/>
         <w:t>│-----│-----├3D：5C4D22</w:t>
       </w:r>
     </w:p>
@@ -3349,6 +3383,7 @@
         <w:rPr>
           <w:rFonts w:hint="eastAsia"/>
         </w:rPr>
+        <w:lastRenderedPageBreak/>
         <w:t>│-----│-----├3C：C单套逼局</w:t>
       </w:r>
       <w:r>
@@ -3556,6 +3591,7 @@
         <w:rPr>
           <w:rFonts w:hint="eastAsia"/>
         </w:rPr>
+        <w:lastRenderedPageBreak/>
         <w:t>│-----├3C：转移3D，</w:t>
       </w:r>
       <w:r>
@@ -3815,6 +3851,7 @@
         <w:rPr>
           <w:rFonts w:hint="eastAsia"/>
         </w:rPr>
+        <w:lastRenderedPageBreak/>
         <w:t>├3H：15-17，4 张H，通常有单缺</w:t>
       </w:r>
     </w:p>
@@ -4134,6 +4171,7 @@
         <w:rPr>
           <w:rFonts w:hint="eastAsia"/>
         </w:rPr>
+        <w:lastRenderedPageBreak/>
         <w:t>│-----│-----│-----├3NT：5S332选局</w:t>
       </w:r>
     </w:p>
@@ -4334,6 +4372,7 @@
         <w:rPr>
           <w:rFonts w:hint="eastAsia"/>
         </w:rPr>
+        <w:lastRenderedPageBreak/>
         <w:t>│-----├3H：10-11，5S5H，自然邀请</w:t>
       </w:r>
     </w:p>
@@ -4630,6 +4669,7 @@
         <w:rPr>
           <w:rFonts w:hint="eastAsia"/>
         </w:rPr>
+        <w:lastRenderedPageBreak/>
         <w:t>├2H：16+，逆叫，5C4H逼叫一轮</w:t>
       </w:r>
     </w:p>
@@ -4870,6 +4910,7 @@
         <w:rPr>
           <w:rFonts w:hint="eastAsia"/>
         </w:rPr>
+        <w:lastRenderedPageBreak/>
         <w:t>├2NT：18-19 均型，通常没有4张S</w:t>
       </w:r>
     </w:p>
@@ -5220,6 +5261,7 @@
         <w:rPr>
           <w:rFonts w:hint="eastAsia"/>
         </w:rPr>
+        <w:lastRenderedPageBreak/>
         <w:t>├3S：15-17，4张S，通常有单缺</w:t>
       </w:r>
     </w:p>
@@ -5435,6 +5477,7 @@
         <w:rPr>
           <w:rFonts w:hint="eastAsia"/>
         </w:rPr>
+        <w:lastRenderedPageBreak/>
         <w:t>│-----├2S：有5张S的等待</w:t>
       </w:r>
     </w:p>
@@ -5641,6 +5684,7 @@
         <w:rPr>
           <w:rFonts w:hint="eastAsia"/>
         </w:rPr>
+        <w:lastRenderedPageBreak/>
         <w:t>├</w:t>
       </w:r>
       <w:r>
@@ -5847,6 +5891,7 @@
         <w:pStyle w:val="2"/>
       </w:pPr>
       <w:r>
+        <w:lastRenderedPageBreak/>
         <w:t>2.9</w:t>
       </w:r>
       <w:r>
@@ -5987,6 +6032,7 @@
     </w:p>
     <w:p>
       <w:r>
+        <w:lastRenderedPageBreak/>
         <w:t xml:space="preserve">      2C 均是转移叫，转移以后再叫是邀请</w:t>
       </w:r>
     </w:p>
@@ -6101,7 +6147,11 @@
     <w:p/>
     <w:p>
       <w:r>
-        <w:t xml:space="preserve">            2M+2 以上为长套邀叫，通常应叫人的目的是选局或者很怪的两套牌，比较强但是牌型不怪的满贯兴趣牌通常都从问叫起步</w:t>
+        <w:t xml:space="preserve">            2M+2 以上为长套邀叫，通常应叫人的目的是选局或者很怪的两套牌，</w:t>
+      </w:r>
+      <w:r>
+        <w:lastRenderedPageBreak/>
+        <w:t>比较强但是牌型不怪的满贯兴趣牌通常都从问叫起步</w:t>
       </w:r>
     </w:p>
     <w:p/>
@@ -6199,6 +6249,7 @@
         <w:rPr>
           <w:rFonts w:hint="eastAsia"/>
         </w:rPr>
+        <w:lastRenderedPageBreak/>
         <w:t>1D-2C： 5 张以上C，或者4张C（3334牌型），逼局，13+点，如果有 5+C4 高花逼局实力通常先叫 2C</w:t>
       </w:r>
     </w:p>
@@ -6380,6 +6431,7 @@
         <w:rPr>
           <w:rFonts w:hint="eastAsia"/>
         </w:rPr>
+        <w:lastRenderedPageBreak/>
         <w:t>│-----│-----│-----├2NT：4H 均型邀请</w:t>
       </w:r>
     </w:p>
@@ -6564,7 +6616,19 @@
         <w:rPr>
           <w:rFonts w:hint="eastAsia"/>
         </w:rPr>
-        <w:t>│-----├2C：转移叫，包括两种情形，1. 10-12点，对D张数没有要求；2. 6-9点，且有6+D，开叫人转移2D后应叫人再叫pass，表示想打（止叫）</w:t>
+        <w:t>│-----├2C：</w:t>
+      </w:r>
+      <w:r>
+        <w:rPr>
+          <w:rFonts w:hint="eastAsia"/>
+        </w:rPr>
+        <w:t>转移叫，要求开叫人无条件叫2D。</w:t>
+      </w:r>
+      <w:r>
+        <w:rPr>
+          <w:rFonts w:hint="eastAsia"/>
+        </w:rPr>
+        <w:t>包括两种情形，1. 10-12点，对D张数没有要求；2. 6-9点，且有6+D，开叫人转移2D后应叫人再叫pass，表示想打（止叫）</w:t>
       </w:r>
     </w:p>
     <w:p>
@@ -6580,6 +6644,7 @@
         <w:rPr>
           <w:rFonts w:hint="eastAsia"/>
         </w:rPr>
+        <w:lastRenderedPageBreak/>
         <w:t>│-----│-----│-----├pass: 6-9点，想打</w:t>
       </w:r>
     </w:p>
@@ -6788,6 +6853,7 @@
         <w:rPr>
           <w:rFonts w:hint="eastAsia"/>
         </w:rPr>
+        <w:lastRenderedPageBreak/>
         <w:t>│-----├3C：8-10，维持叫牌</w:t>
       </w:r>
     </w:p>
@@ -7003,7 +7069,14 @@
         <w:rPr>
           <w:rFonts w:hint="eastAsia"/>
         </w:rPr>
-        <w:t>│-----├2NT：等待叫，可能是弱牌6-7点，示弱不保证C止张，或8点以上C有止张</w:t>
+        <w:t>│-----├2NT：等待叫，可能是弱牌6-7点，示弱不保证C止张，或8点以上C有止</w:t>
+      </w:r>
+      <w:r>
+        <w:rPr>
+          <w:rFonts w:hint="eastAsia"/>
+        </w:rPr>
+        <w:lastRenderedPageBreak/>
+        <w:t>张</w:t>
       </w:r>
     </w:p>
     <w:p>
@@ -7443,6 +7516,7 @@
         <w:rPr>
           <w:rFonts w:hint="eastAsia"/>
         </w:rPr>
+        <w:lastRenderedPageBreak/>
         <w:t>│-----├2H：6-9，5S4H，自然叫不逼叫</w:t>
       </w:r>
     </w:p>
@@ -7651,6 +7725,7 @@
         <w:rPr>
           <w:rFonts w:hint="eastAsia"/>
         </w:rPr>
+        <w:lastRenderedPageBreak/>
         <w:t>│-----├3S：9-11，自然邀请</w:t>
       </w:r>
     </w:p>
@@ -7873,6 +7948,7 @@
         <w:rPr>
           <w:rFonts w:hint="eastAsia"/>
         </w:rPr>
+        <w:lastRenderedPageBreak/>
         <w:t>│-----├3H：10点以上，H长套邀请</w:t>
       </w:r>
     </w:p>
@@ -8102,6 +8178,7 @@
         <w:pStyle w:val="2"/>
       </w:pPr>
       <w:r>
+        <w:lastRenderedPageBreak/>
         <w:t xml:space="preserve">3.4 </w:t>
       </w:r>
       <w:r>
@@ -8324,6 +8401,7 @@
         <w:rPr>
           <w:rFonts w:hint="eastAsia"/>
         </w:rPr>
+        <w:lastRenderedPageBreak/>
         <w:t>├3D：15-17，6 张好套</w:t>
       </w:r>
     </w:p>
@@ -8516,6 +8594,7 @@
         <w:rPr>
           <w:rFonts w:hint="eastAsia"/>
         </w:rPr>
+        <w:lastRenderedPageBreak/>
         <w:t>│-----├此后应叫人再叫 3D 表示原先是邀请，不逼叫，再叫其他表示挡张和原先逼局实力</w:t>
       </w:r>
     </w:p>
@@ -8703,6 +8782,7 @@
         <w:rPr>
           <w:rFonts w:hint="eastAsia"/>
         </w:rPr>
+        <w:lastRenderedPageBreak/>
         <w:t>│-----├3C：低限 54</w:t>
       </w:r>
     </w:p>
@@ -8938,6 +9018,7 @@
         <w:rPr>
           <w:rFonts w:hint="eastAsia"/>
         </w:rPr>
+        <w:lastRenderedPageBreak/>
         <w:t>├3NT：</w:t>
       </w:r>
       <w:r>
@@ -9117,6 +9198,7 @@
         <w:rPr>
           <w:rFonts w:hint="eastAsia"/>
         </w:rPr>
+        <w:lastRenderedPageBreak/>
         <w:t>1H-2NT: Jacoby，12点以上，4 张以上支持，逼叫进局，通常均型但是也可能是牌很强（15+），自己把控</w:t>
       </w:r>
     </w:p>
@@ -9285,6 +9367,7 @@
         <w:rPr>
           <w:rFonts w:hint="eastAsia"/>
         </w:rPr>
+        <w:lastRenderedPageBreak/>
         <w:t>│-----│-----│-----├2S：5 张 S，邀请</w:t>
       </w:r>
     </w:p>
@@ -9504,6 +9587,126 @@
         <w:rPr>
           <w:rFonts w:hint="eastAsia"/>
         </w:rPr>
+        <w:t>│-----├2NT：11-12，严肃邀请，高花无配合，此后开叫人再叫 3C 不逼叫，叫其</w:t>
+      </w:r>
+      <w:r>
+        <w:rPr>
+          <w:rFonts w:hint="eastAsia"/>
+        </w:rPr>
+        <w:lastRenderedPageBreak/>
+        <w:t>他叫品接受邀请</w:t>
+      </w:r>
+    </w:p>
+    <w:p>
+      <w:r>
+        <w:rPr>
+          <w:rFonts w:hint="eastAsia"/>
+        </w:rPr>
+        <w:t>│-----├3C：8-10，4 张 C，维持叫牌</w:t>
+      </w:r>
+    </w:p>
+    <w:p>
+      <w:r>
+        <w:rPr>
+          <w:rFonts w:hint="eastAsia"/>
+        </w:rPr>
+        <w:t>│-----├3D：11-12点，5S5D，严肃邀请</w:t>
+      </w:r>
+    </w:p>
+    <w:p>
+      <w:r>
+        <w:rPr>
+          <w:rFonts w:hint="eastAsia"/>
+        </w:rPr>
+        <w:t>│-----├3H：11-12点，3 张 H 邀请</w:t>
+      </w:r>
+    </w:p>
+    <w:p>
+      <w:r>
+        <w:rPr>
+          <w:rFonts w:hint="eastAsia"/>
+        </w:rPr>
+        <w:t>│-----├3S：10-11点，6 张 S 好套，邀请</w:t>
+      </w:r>
+    </w:p>
+    <w:p>
+      <w:pPr>
+        <w:rPr>
+          <w:highlight w:val="yellow"/>
+        </w:rPr>
+      </w:pPr>
+      <w:r>
+        <w:rPr>
+          <w:rFonts w:hint="eastAsia"/>
+          <w:highlight w:val="yellow"/>
+        </w:rPr>
+        <w:t>│-----├3NT：12-17点，止叫</w:t>
+      </w:r>
+    </w:p>
+    <w:p>
+      <w:pPr>
+        <w:rPr>
+          <w:highlight w:val="yellow"/>
+        </w:rPr>
+      </w:pPr>
+      <w:r>
+        <w:rPr>
+          <w:rFonts w:hint="eastAsia"/>
+          <w:highlight w:val="yellow"/>
+        </w:rPr>
+        <w:t>│-----├4C：10-11，5+C，邀请</w:t>
+      </w:r>
+    </w:p>
+    <w:p>
+      <w:r>
+        <w:rPr>
+          <w:rFonts w:hint="eastAsia"/>
+          <w:highlight w:val="yellow"/>
+        </w:rPr>
+        <w:t>│-----├4H：13-15，3张H，止叫</w:t>
+      </w:r>
+    </w:p>
+    <w:p>
+      <w:r>
+        <w:rPr>
+          <w:rFonts w:hint="eastAsia"/>
+        </w:rPr>
+        <w:t>├2D：4 张以上D，12-17点，不逼叫</w:t>
+      </w:r>
+    </w:p>
+    <w:p>
+      <w:pPr>
+        <w:rPr>
+          <w:highlight w:val="yellow"/>
+        </w:rPr>
+      </w:pPr>
+      <w:r>
+        <w:rPr>
+          <w:rFonts w:hint="eastAsia"/>
+          <w:highlight w:val="yellow"/>
+        </w:rPr>
+        <w:t>│-----├2H：8-10点，2 张 H，或者 5-7点，3+H，不逼叫</w:t>
+      </w:r>
+    </w:p>
+    <w:p>
+      <w:r>
+        <w:rPr>
+          <w:rFonts w:hint="eastAsia"/>
+        </w:rPr>
+        <w:t>│-----├2S：13点以上，逼叫进局，不保证 5 张 S</w:t>
+      </w:r>
+    </w:p>
+    <w:p>
+      <w:pPr>
+        <w:rPr>
+          <w:highlight w:val="yellow"/>
+        </w:rPr>
+      </w:pPr>
+      <w:r>
+        <w:rPr>
+          <w:rFonts w:hint="eastAsia"/>
+          <w:highlight w:val="yellow"/>
+        </w:rPr>
         <w:t>│-----├2NT：11-12，严肃邀请，高花无配合，此后开叫人再叫 3C 不逼叫，叫其他叫品接受邀请</w:t>
       </w:r>
     </w:p>
@@ -9512,29 +9715,47 @@
         <w:rPr>
           <w:rFonts w:hint="eastAsia"/>
         </w:rPr>
-        <w:t>│-----├3C：8-10，4 张 C，维持叫牌</w:t>
-      </w:r>
-    </w:p>
-    <w:p>
-      <w:r>
-        <w:rPr>
-          <w:rFonts w:hint="eastAsia"/>
-        </w:rPr>
-        <w:t>│-----├3D：11-12点，5S5D，严肃邀请</w:t>
-      </w:r>
-    </w:p>
-    <w:p>
-      <w:r>
-        <w:rPr>
-          <w:rFonts w:hint="eastAsia"/>
+        <w:t>│-----├3C：13点以上，5S5C，逼局</w:t>
+      </w:r>
+    </w:p>
+    <w:p>
+      <w:pPr>
+        <w:rPr>
+          <w:highlight w:val="yellow"/>
+        </w:rPr>
+      </w:pPr>
+      <w:r>
+        <w:rPr>
+          <w:rFonts w:hint="eastAsia"/>
+          <w:highlight w:val="yellow"/>
+        </w:rPr>
+        <w:t>│-----├3D：8-10，4 张 D，维持叫牌</w:t>
+      </w:r>
+    </w:p>
+    <w:p>
+      <w:pPr>
+        <w:rPr>
+          <w:highlight w:val="yellow"/>
+        </w:rPr>
+      </w:pPr>
+      <w:r>
+        <w:rPr>
+          <w:rFonts w:hint="eastAsia"/>
+          <w:highlight w:val="yellow"/>
         </w:rPr>
         <w:t>│-----├3H：11-12点，3 张 H 邀请</w:t>
       </w:r>
     </w:p>
     <w:p>
-      <w:r>
-        <w:rPr>
-          <w:rFonts w:hint="eastAsia"/>
+      <w:pPr>
+        <w:rPr>
+          <w:highlight w:val="yellow"/>
+        </w:rPr>
+      </w:pPr>
+      <w:r>
+        <w:rPr>
+          <w:rFonts w:hint="eastAsia"/>
+          <w:highlight w:val="yellow"/>
         </w:rPr>
         <w:t>│-----├3S：10-11点，6 张 S 好套，邀请</w:t>
       </w:r>
@@ -9564,7 +9785,7 @@
           <w:rFonts w:hint="eastAsia"/>
           <w:highlight w:val="yellow"/>
         </w:rPr>
-        <w:t>│-----├4C：10-11，5+C，邀请</w:t>
+        <w:t>│-----├4D：10-11，5+D，邀请</w:t>
       </w:r>
     </w:p>
     <w:p>
@@ -9581,43 +9802,39 @@
         <w:rPr>
           <w:rFonts w:hint="eastAsia"/>
         </w:rPr>
-        <w:t>├2D：4 张以上D，12-17点，不逼叫</w:t>
-      </w:r>
-    </w:p>
-    <w:p>
-      <w:pPr>
-        <w:rPr>
-          <w:highlight w:val="yellow"/>
-        </w:rPr>
-      </w:pPr>
-      <w:r>
-        <w:rPr>
-          <w:rFonts w:hint="eastAsia"/>
-          <w:highlight w:val="yellow"/>
-        </w:rPr>
-        <w:t>│-----├2H：8-10点，2 张 H，或者 5-7点，3+H，不逼叫</w:t>
-      </w:r>
-    </w:p>
-    <w:p>
-      <w:r>
-        <w:rPr>
-          <w:rFonts w:hint="eastAsia"/>
-        </w:rPr>
-        <w:t>│-----├2S：13点以上，逼叫进局，不保证 5 张 S</w:t>
-      </w:r>
-    </w:p>
-    <w:p>
-      <w:pPr>
-        <w:rPr>
-          <w:highlight w:val="yellow"/>
-        </w:rPr>
-      </w:pPr>
-      <w:r>
-        <w:rPr>
-          <w:rFonts w:hint="eastAsia"/>
-          <w:highlight w:val="yellow"/>
-        </w:rPr>
-        <w:t>│-----├2NT：11-12，严肃邀请，高花无配合，此后开叫人再叫 3C 不逼叫，叫其他叫品接受邀请</w:t>
+        <w:t>├2H：低限，12-15点， 6 张 H 以上，当低限 64 的时候倾向于再叫 2H，牌还可以时先叫 2m【开叫人】</w:t>
+      </w:r>
+    </w:p>
+    <w:p>
+      <w:r>
+        <w:rPr>
+          <w:rFonts w:hint="eastAsia"/>
+        </w:rPr>
+        <w:t>│-----├2S：13点以上，逼局，不保证 S 张数，后续自然叫【应叫人】</w:t>
+      </w:r>
+    </w:p>
+    <w:p>
+      <w:r>
+        <w:rPr>
+          <w:rFonts w:hint="eastAsia"/>
+        </w:rPr>
+        <w:t>│-----│-----├3S：3 张 S【开叫人】</w:t>
+      </w:r>
+    </w:p>
+    <w:p>
+      <w:r>
+        <w:rPr>
+          <w:rFonts w:hint="eastAsia"/>
+        </w:rPr>
+        <w:t>│-----│-----│-----├此后应叫人叫 3NT 是 H 配合，其他是 S 配合【应叫人】</w:t>
+      </w:r>
+    </w:p>
+    <w:p>
+      <w:r>
+        <w:rPr>
+          <w:rFonts w:hint="eastAsia"/>
+        </w:rPr>
+        <w:t>│-----├2NT：11-12，严肃邀请，通常H单缺，或可能有 2 张小 H</w:t>
       </w:r>
     </w:p>
     <w:p>
@@ -9629,43 +9846,26 @@
       </w:r>
     </w:p>
     <w:p>
-      <w:pPr>
-        <w:rPr>
-          <w:highlight w:val="yellow"/>
-        </w:rPr>
-      </w:pPr>
-      <w:r>
-        <w:rPr>
-          <w:rFonts w:hint="eastAsia"/>
-          <w:highlight w:val="yellow"/>
-        </w:rPr>
-        <w:t>│-----├3D：8-10，4 张 D，维持叫牌</w:t>
-      </w:r>
-    </w:p>
-    <w:p>
-      <w:pPr>
-        <w:rPr>
-          <w:highlight w:val="yellow"/>
-        </w:rPr>
-      </w:pPr>
-      <w:r>
-        <w:rPr>
-          <w:rFonts w:hint="eastAsia"/>
-          <w:highlight w:val="yellow"/>
-        </w:rPr>
-        <w:t>│-----├3H：11-12点，3 张 H 邀请</w:t>
-      </w:r>
-    </w:p>
-    <w:p>
-      <w:pPr>
-        <w:rPr>
-          <w:highlight w:val="yellow"/>
-        </w:rPr>
-      </w:pPr>
-      <w:r>
-        <w:rPr>
-          <w:rFonts w:hint="eastAsia"/>
-          <w:highlight w:val="yellow"/>
+      <w:r>
+        <w:rPr>
+          <w:rFonts w:hint="eastAsia"/>
+        </w:rPr>
+        <w:lastRenderedPageBreak/>
+        <w:t>│-----├3D：13点以上，5S5D，逼局</w:t>
+      </w:r>
+    </w:p>
+    <w:p>
+      <w:r>
+        <w:rPr>
+          <w:rFonts w:hint="eastAsia"/>
+        </w:rPr>
+        <w:t>│-----├3H：9-11，更倾向于 4H 定约的邀请</w:t>
+      </w:r>
+    </w:p>
+    <w:p>
+      <w:r>
+        <w:rPr>
+          <w:rFonts w:hint="eastAsia"/>
         </w:rPr>
         <w:t>│-----├3S：10-11点，6 张 S 好套，邀请</w:t>
       </w:r>
@@ -9681,115 +9881,6 @@
           <w:rFonts w:hint="eastAsia"/>
           <w:highlight w:val="yellow"/>
         </w:rPr>
-        <w:t>│-----├3NT：12-17点，止叫</w:t>
-      </w:r>
-    </w:p>
-    <w:p>
-      <w:pPr>
-        <w:rPr>
-          <w:highlight w:val="yellow"/>
-        </w:rPr>
-      </w:pPr>
-      <w:r>
-        <w:rPr>
-          <w:rFonts w:hint="eastAsia"/>
-          <w:highlight w:val="yellow"/>
-        </w:rPr>
-        <w:t>│-----├4D：10-11，5+D，邀请</w:t>
-      </w:r>
-    </w:p>
-    <w:p>
-      <w:r>
-        <w:rPr>
-          <w:rFonts w:hint="eastAsia"/>
-          <w:highlight w:val="yellow"/>
-        </w:rPr>
-        <w:t>│-----├4H：13-15，3张H，止叫</w:t>
-      </w:r>
-    </w:p>
-    <w:p>
-      <w:r>
-        <w:rPr>
-          <w:rFonts w:hint="eastAsia"/>
-        </w:rPr>
-        <w:t>├2H：低限，12-15点， 6 张 H 以上，当低限 64 的时候倾向于再叫 2H，牌还可以时先叫 2m【开叫人】</w:t>
-      </w:r>
-    </w:p>
-    <w:p>
-      <w:r>
-        <w:rPr>
-          <w:rFonts w:hint="eastAsia"/>
-        </w:rPr>
-        <w:t>│-----├2S：13点以上，逼局，不保证 S 张数，后续自然叫【应叫人】</w:t>
-      </w:r>
-    </w:p>
-    <w:p>
-      <w:r>
-        <w:rPr>
-          <w:rFonts w:hint="eastAsia"/>
-        </w:rPr>
-        <w:t>│-----│-----├3S：3 张 S【开叫人】</w:t>
-      </w:r>
-    </w:p>
-    <w:p>
-      <w:r>
-        <w:rPr>
-          <w:rFonts w:hint="eastAsia"/>
-        </w:rPr>
-        <w:t>│-----│-----│-----├此后应叫人叫 3NT 是 H 配合，其他是 S 配合【应叫人】</w:t>
-      </w:r>
-    </w:p>
-    <w:p>
-      <w:r>
-        <w:rPr>
-          <w:rFonts w:hint="eastAsia"/>
-        </w:rPr>
-        <w:t>│-----├2NT：11-12，严肃邀请，通常H单缺，或可能有 2 张小 H</w:t>
-      </w:r>
-    </w:p>
-    <w:p>
-      <w:r>
-        <w:rPr>
-          <w:rFonts w:hint="eastAsia"/>
-        </w:rPr>
-        <w:t>│-----├3C：13点以上，5S5C，逼局</w:t>
-      </w:r>
-    </w:p>
-    <w:p>
-      <w:r>
-        <w:rPr>
-          <w:rFonts w:hint="eastAsia"/>
-        </w:rPr>
-        <w:t>│-----├3D：13点以上，5S5D，逼局</w:t>
-      </w:r>
-    </w:p>
-    <w:p>
-      <w:r>
-        <w:rPr>
-          <w:rFonts w:hint="eastAsia"/>
-        </w:rPr>
-        <w:t>│-----├3H：9-11，更倾向于 4H 定约的邀请</w:t>
-      </w:r>
-    </w:p>
-    <w:p>
-      <w:r>
-        <w:rPr>
-          <w:rFonts w:hint="eastAsia"/>
-        </w:rPr>
-        <w:t>│-----├3S：10-11点，6 张 S 好套，邀请</w:t>
-      </w:r>
-    </w:p>
-    <w:p>
-      <w:pPr>
-        <w:rPr>
-          <w:highlight w:val="yellow"/>
-        </w:rPr>
-      </w:pPr>
-      <w:r>
-        <w:rPr>
-          <w:rFonts w:hint="eastAsia"/>
-          <w:highlight w:val="yellow"/>
-        </w:rPr>
         <w:t>│-----├3NT：12-16点，止叫</w:t>
       </w:r>
     </w:p>
@@ -10027,6 +10118,7 @@
           <w:rFonts w:hint="eastAsia"/>
           <w:highlight w:val="yellow"/>
         </w:rPr>
+        <w:lastRenderedPageBreak/>
         <w:t>│-----│-----│-----├再叫其他表示原本持有 C 的逼局牌，7点以上</w:t>
       </w:r>
     </w:p>
@@ -10269,7 +10361,14 @@
         <w:rPr>
           <w:rFonts w:hint="eastAsia"/>
         </w:rPr>
-        <w:t>├2C：12-17，保证 2 张，且当 2 张的时候是 4522 牌型，如果只有 2-3 张，则准备接受同伴再叫 2NT 时的邀请（即持有好的 13-14 点）</w:t>
+        <w:t>├2C：12-17，保证 2 张，且当 2 张的时候是 4522 牌型，如果只有 2-3 张，则准</w:t>
+      </w:r>
+      <w:r>
+        <w:rPr>
+          <w:rFonts w:hint="eastAsia"/>
+        </w:rPr>
+        <w:lastRenderedPageBreak/>
+        <w:t>备接受同伴再叫 2NT 时的邀请（即持有好的 13-14 点）</w:t>
       </w:r>
     </w:p>
     <w:p>
@@ -10453,6 +10552,7 @@
         <w:rPr>
           <w:rFonts w:hint="eastAsia"/>
         </w:rPr>
+        <w:lastRenderedPageBreak/>
         <w:t>│-----│-----├3D：原始逆叫牌，且逼叫一轮，3+D</w:t>
       </w:r>
     </w:p>
@@ -10648,6 +10748,7 @@
         <w:rPr>
           <w:rFonts w:hint="eastAsia"/>
         </w:rPr>
+        <w:lastRenderedPageBreak/>
         <w:t>├3C：4 张以上 C</w:t>
       </w:r>
     </w:p>
@@ -10837,6 +10938,7 @@
           <w:rFonts w:hint="eastAsia"/>
           <w:highlight w:val="yellow"/>
         </w:rPr>
+        <w:lastRenderedPageBreak/>
         <w:t>├4H：12-13，低限，7+好套或 8+张不坚固套</w:t>
       </w:r>
     </w:p>
@@ -11014,6 +11116,7 @@
         <w:rPr>
           <w:rFonts w:hint="eastAsia"/>
         </w:rPr>
+        <w:lastRenderedPageBreak/>
         <w:t>├4D：5 张套</w:t>
       </w:r>
     </w:p>
@@ -11212,6 +11315,7 @@
         <w:pStyle w:val="1"/>
       </w:pPr>
       <w:r>
+        <w:lastRenderedPageBreak/>
         <w:t>1S开叫</w:t>
       </w:r>
     </w:p>
@@ -11396,6 +11500,7 @@
         <w:rPr>
           <w:rFonts w:hint="eastAsia"/>
         </w:rPr>
+        <w:lastRenderedPageBreak/>
         <w:t>1S-4H： 0-8点，7张以上H，想打</w:t>
       </w:r>
     </w:p>
@@ -11682,6 +11787,7 @@
           <w:rFonts w:hint="eastAsia"/>
           <w:highlight w:val="yellow"/>
         </w:rPr>
+        <w:lastRenderedPageBreak/>
         <w:t>├2S：6 张 S 低限，12-14点，6 高花 4 低花低限时先再叫 2 高花，好牌时先再叫 2 低花</w:t>
       </w:r>
     </w:p>
@@ -12070,6 +12176,7 @@
           <w:rFonts w:hint="eastAsia"/>
           <w:highlight w:val="yellow"/>
         </w:rPr>
+        <w:lastRenderedPageBreak/>
         <w:t>│-----├3S：4张以上S，要求扣叫，15点以上，有满贯兴趣</w:t>
       </w:r>
     </w:p>
@@ -12729,6 +12836,7 @@
         <w:pStyle w:val="2"/>
       </w:pPr>
       <w:r>
+        <w:lastRenderedPageBreak/>
         <w:t>5.4</w:t>
       </w:r>
       <w:r>
@@ -13117,6 +13225,7 @@
         <w:pStyle w:val="2"/>
       </w:pPr>
       <w:r>
+        <w:lastRenderedPageBreak/>
         <w:t xml:space="preserve">5.8 </w:t>
       </w:r>
       <w:r>
@@ -13328,6 +13437,7 @@
         <w:rPr>
           <w:rFonts w:hint="eastAsia"/>
         </w:rPr>
+        <w:lastRenderedPageBreak/>
         <w:t>│-----│-----├3H：C单缺</w:t>
       </w:r>
     </w:p>
@@ -13528,6 +13638,7 @@
         <w:rPr>
           <w:rFonts w:hint="eastAsia"/>
         </w:rPr>
+        <w:lastRenderedPageBreak/>
         <w:t>│-----├3C/D/H/S：自然叫，满贯兴趣，18-21点</w:t>
       </w:r>
     </w:p>
@@ -13700,6 +13811,7 @@
         <w:rPr>
           <w:rFonts w:hint="eastAsia"/>
         </w:rPr>
+        <w:lastRenderedPageBreak/>
         <w:t>1NT-2C：至少有一门高花（S或H）4张及以上，8点以上，除非有其他合格叫品</w:t>
       </w:r>
     </w:p>
@@ -13871,6 +13983,7 @@
         <w:rPr>
           <w:rFonts w:hint="eastAsia"/>
         </w:rPr>
+        <w:lastRenderedPageBreak/>
         <w:t>1NT-4D：保证 6 张H，7-11点，想打</w:t>
       </w:r>
     </w:p>
@@ -14068,6 +14181,7 @@
         <w:rPr>
           <w:rFonts w:hint="eastAsia"/>
         </w:rPr>
+        <w:lastRenderedPageBreak/>
         <w:t>│-----├4D：6S4H，有满贯兴趣，15点以上</w:t>
       </w:r>
     </w:p>
@@ -14321,6 +14435,7 @@
           <w:rFonts w:hint="eastAsia"/>
           <w:highlight w:val="yellow"/>
         </w:rPr>
+        <w:lastRenderedPageBreak/>
         <w:t>│-----├5NT：示量邀请大满贯 7NT，且有 4 张 S，20-21点</w:t>
       </w:r>
     </w:p>
@@ -14536,6 +14651,7 @@
         <w:rPr>
           <w:rFonts w:hint="eastAsia"/>
         </w:rPr>
+        <w:lastRenderedPageBreak/>
         <w:t>│-----├3C：自然叫，保证 4 张，5H4+C，逼局，10点以上</w:t>
       </w:r>
     </w:p>
@@ -14736,6 +14852,7 @@
         <w:rPr>
           <w:rFonts w:hint="eastAsia"/>
         </w:rPr>
+        <w:lastRenderedPageBreak/>
         <w:t>│-----├2NT：55 高花邀请以上，8-9点</w:t>
       </w:r>
     </w:p>
@@ -15142,6 +15259,7 @@
         <w:rPr>
           <w:rFonts w:hint="eastAsia"/>
         </w:rPr>
+        <w:lastRenderedPageBreak/>
         <w:t>├3H：16-17点，接受邀请，5 张以上H，选局</w:t>
       </w:r>
     </w:p>
@@ -15305,6 +15423,7 @@
         <w:pStyle w:val="2"/>
       </w:pPr>
       <w:r>
+        <w:lastRenderedPageBreak/>
         <w:t>6.9</w:t>
       </w:r>
       <w:r>
@@ -15480,6 +15599,7 @@
         <w:rPr>
           <w:rFonts w:hint="eastAsia"/>
         </w:rPr>
+        <w:lastRenderedPageBreak/>
         <w:t>2C-2NT：8 点以上，平均牌型</w:t>
       </w:r>
     </w:p>
@@ -15845,6 +15965,7 @@
         <w:rPr>
           <w:rFonts w:hint="eastAsia"/>
         </w:rPr>
+        <w:lastRenderedPageBreak/>
         <w:t>├2NT：22-23 均型，后续同 2NT 开叫6</w:t>
       </w:r>
     </w:p>
@@ -16073,6 +16194,7 @@
         <w:rPr>
           <w:rFonts w:hint="eastAsia"/>
         </w:rPr>
+        <w:lastRenderedPageBreak/>
         <w:t>八、</w:t>
       </w:r>
       <w:r>
@@ -16248,6 +16370,7 @@
         <w:rPr>
           <w:rFonts w:hint="eastAsia"/>
         </w:rPr>
+        <w:lastRenderedPageBreak/>
         <w:t>│-----│-----├4D：等价值双高花套</w:t>
       </w:r>
     </w:p>
@@ -16738,7 +16861,17 @@
         <w:t>：</w:t>
       </w:r>
       <w:r>
-        <w:t>问叫，邀请以上</w:t>
+        <w:t>问叫，邀请</w:t>
+      </w:r>
+      <w:r>
+        <w:rPr>
+          <w:rFonts w:hint="eastAsia"/>
+          <w:highlight w:val="yellow"/>
+        </w:rPr>
+        <w:t>（11点）</w:t>
+      </w:r>
+      <w:r>
+        <w:t>以上</w:t>
       </w:r>
     </w:p>
     <w:p>
@@ -16785,6 +16918,7 @@
     </w:p>
     <w:p>
       <w:r>
+        <w:lastRenderedPageBreak/>
         <w:t>2D-3S</w:t>
       </w:r>
       <w:r>
@@ -16965,7 +17099,17 @@
         <w:t>：</w:t>
       </w:r>
       <w:r>
-        <w:t>问叫，邀请以上</w:t>
+        <w:t>问叫，邀请</w:t>
+      </w:r>
+      <w:r>
+        <w:rPr>
+          <w:rFonts w:hint="eastAsia"/>
+          <w:highlight w:val="yellow"/>
+        </w:rPr>
+        <w:t>（11点）</w:t>
+      </w:r>
+      <w:r>
+        <w:t>以上</w:t>
       </w:r>
     </w:p>
     <w:p>
@@ -17012,6 +17156,7 @@
     </w:p>
     <w:p>
       <w:r>
+        <w:lastRenderedPageBreak/>
         <w:t>2H-3S</w:t>
       </w:r>
       <w:r>
@@ -17180,7 +17325,17 @@
         <w:t>：</w:t>
       </w:r>
       <w:r>
-        <w:t>问叫，邀请以上</w:t>
+        <w:t>问叫，邀请</w:t>
+      </w:r>
+      <w:r>
+        <w:rPr>
+          <w:rFonts w:hint="eastAsia"/>
+          <w:highlight w:val="yellow"/>
+        </w:rPr>
+        <w:t>（11点）</w:t>
+      </w:r>
+      <w:r>
+        <w:t>以上</w:t>
       </w:r>
     </w:p>
     <w:p>
@@ -17283,6 +17438,7 @@
     </w:p>
     <w:p>
       <w:r>
+        <w:lastRenderedPageBreak/>
         <w:t>2S-4S</w:t>
       </w:r>
       <w:r>
@@ -17459,6 +17615,7 @@
         <w:rPr>
           <w:rFonts w:hint="eastAsia"/>
         </w:rPr>
+        <w:lastRenderedPageBreak/>
         <w:t>3C-4NT：邀请将牌质量，如果面对单张 1 输张就叫满贯</w:t>
       </w:r>
     </w:p>
@@ -17876,6 +18033,7 @@
         <w:rPr>
           <w:rFonts w:ascii="等线" w:hAnsi="等线" w:cs="Arial" w:hint="eastAsia"/>
         </w:rPr>
+        <w:lastRenderedPageBreak/>
         <w:t>├4NT：另一低花单张</w:t>
       </w:r>
     </w:p>
@@ -18045,6 +18203,7 @@
         <w:rPr>
           <w:rFonts w:hint="eastAsia"/>
         </w:rPr>
+        <w:lastRenderedPageBreak/>
         <w:t>满贯定约:</w:t>
       </w:r>
     </w:p>
@@ -18220,6 +18379,7 @@
         <w:rPr>
           <w:rFonts w:hint="eastAsia"/>
         </w:rPr>
+        <w:lastRenderedPageBreak/>
         <w:t>- 3阶将牌高花以下：描述牌型，比如，叫出未叫的长套（54xx），或者3张的第三套（5431牌型）</w:t>
       </w:r>
     </w:p>
@@ -18490,6 +18650,7 @@
         <w:rPr>
           <w:rFonts w:hint="eastAsia"/>
         </w:rPr>
+        <w:lastRenderedPageBreak/>
         <w:t xml:space="preserve">- </w:t>
       </w:r>
       <w:r>
@@ -18804,6 +18965,7 @@
         <w:rPr>
           <w:rFonts w:hint="eastAsia"/>
         </w:rPr>
+        <w:lastRenderedPageBreak/>
         <w:t>- 控制的定义：</w:t>
       </w:r>
     </w:p>
@@ -19046,6 +19208,7 @@
         <w:rPr>
           <w:rFonts w:hint="eastAsia"/>
         </w:rPr>
+        <w:lastRenderedPageBreak/>
         <w:t>- ♥：队友扣叫4H → 队友有控制 ✓</w:t>
       </w:r>
     </w:p>
@@ -19247,6 +19410,7 @@
         <w:rPr>
           <w:rFonts w:hint="eastAsia"/>
         </w:rPr>
+        <w:lastRenderedPageBreak/>
         <w:t>5♦ = 0或3关键张，后面5H问将牌Q，如果H是将牌，则5S是问将牌Q</w:t>
       </w:r>
     </w:p>
@@ -19468,6 +19632,7 @@
         <w:rPr>
           <w:rFonts w:hint="eastAsia"/>
         </w:rPr>
+        <w:lastRenderedPageBreak/>
         <w:t>加叫至6阶将牌 = 有将牌Q，没有低于将牌花色的边花K</w:t>
       </w:r>
     </w:p>
@@ -19652,7 +19817,14 @@
         <w:rPr>
           <w:rFonts w:hint="eastAsia"/>
         </w:rPr>
-        <w:t>如果问叫人直接在 6 阶叫不可打的花色，表示询问该花色的第三轮控制；如果有 Q 直接叫 7，如果双张+额外将牌，也可以叫 7，只有双张可以随便再叫一嘴，如果没有第三轮控制，则叫回将牌花色</w:t>
+        <w:t xml:space="preserve">如果问叫人直接在 6 阶叫不可打的花色，表示询问该花色的第三轮控制；如果有 Q </w:t>
+      </w:r>
+      <w:r>
+        <w:rPr>
+          <w:rFonts w:hint="eastAsia"/>
+        </w:rPr>
+        <w:lastRenderedPageBreak/>
+        <w:t>直接叫 7，如果双张+额外将牌，也可以叫 7，只有双张可以随便再叫一嘴，如果没有第三轮控制，则叫回将牌花色</w:t>
       </w:r>
     </w:p>
     <w:p/>
@@ -19866,6 +20038,7 @@
     <w:p/>
     <w:p>
       <w:r>
+        <w:lastRenderedPageBreak/>
         <w:t>1C-(X)-XX-(2S)</w:t>
       </w:r>
     </w:p>
@@ -20036,6 +20209,7 @@
         <w:rPr>
           <w:rFonts w:hint="eastAsia"/>
         </w:rPr>
+        <w:lastRenderedPageBreak/>
         <w:t>├2NT：均型邀请</w:t>
       </w:r>
     </w:p>
@@ -20238,6 +20412,7 @@
         <w:rPr>
           <w:rFonts w:hint="eastAsia"/>
         </w:rPr>
+        <w:lastRenderedPageBreak/>
         <w:t>├2C/D：加叫为普通加叫 6-9 点不逼叫，新花色逼叫一轮，邀请以上实力</w:t>
       </w:r>
     </w:p>
@@ -20423,6 +20598,7 @@
         <w:rPr>
           <w:rFonts w:hint="eastAsia"/>
         </w:rPr>
+        <w:lastRenderedPageBreak/>
         <w:t>├X：有一门高花 4 张，但如果另外一个高花没有 3 张时，通常有能力改叫到 3D 或者 2NT</w:t>
       </w:r>
     </w:p>
@@ -20589,6 +20765,7 @@
         <w:rPr>
           <w:rFonts w:hint="eastAsia"/>
         </w:rPr>
+        <w:lastRenderedPageBreak/>
         <w:t>├</w:t>
       </w:r>
       <w:r>
@@ -20765,6 +20942,7 @@
         <w:pStyle w:val="4"/>
       </w:pPr>
       <w:r>
+        <w:lastRenderedPageBreak/>
         <w:t>双方扣叫均逼局</w:t>
       </w:r>
     </w:p>
@@ -20933,6 +21111,7 @@
         <w:rPr>
           <w:rFonts w:hint="eastAsia"/>
         </w:rPr>
+        <w:lastRenderedPageBreak/>
         <w:t>我方开叫</w:t>
       </w:r>
       <w:r>
@@ -21081,7 +21260,14 @@
         <w:rPr>
           <w:rFonts w:hint="eastAsia"/>
         </w:rPr>
-        <w:t>├2NT：4 张支持邀请以上，后续3S不接受邀请，其他叫品为自然含义（体系中对于高花开叫对方介入任何叫品以后叫 2NT 均是此含义）</w:t>
+        <w:t>├2NT：4 张支持邀请以上，后续3S不接受邀请，其他叫品为自然含义（体系中对于</w:t>
+      </w:r>
+      <w:r>
+        <w:rPr>
+          <w:rFonts w:hint="eastAsia"/>
+        </w:rPr>
+        <w:lastRenderedPageBreak/>
+        <w:t>高花开叫对方介入任何叫品以后叫 2NT 均是此含义）</w:t>
       </w:r>
     </w:p>
     <w:p>
@@ -21235,6 +21421,7 @@
     </w:p>
     <w:p>
       <w:r>
+        <w:lastRenderedPageBreak/>
         <w:t>当 3X 和 3M 之间还有空间的时候，比如配合花色是 H，对方争叫 3C，此时加倍表示建议惩罚，叫空间内叫品表示邀叫；而如果没有空间，比如配合花色是 H，对方争叫 3D，加倍表示邀叫，直接叫 3M 表示竞叫</w:t>
       </w:r>
     </w:p>
@@ -21558,6 +21745,7 @@
         <w:rPr>
           <w:rFonts w:ascii="等线" w:hAnsi="等线" w:cs="Arial" w:hint="eastAsia"/>
         </w:rPr>
+        <w:lastRenderedPageBreak/>
         <w:t>├3C：不逼叫</w:t>
       </w:r>
     </w:p>
@@ -21900,6 +22088,7 @@
         <w:rPr>
           <w:rFonts w:hint="eastAsia"/>
         </w:rPr>
+        <w:lastRenderedPageBreak/>
         <w:t>├Pass：不逼叫，可能自己牌型太均或者有一些实力愿意打</w:t>
       </w:r>
     </w:p>
@@ -22070,6 +22259,7 @@
         <w:rPr>
           <w:rFonts w:hint="eastAsia"/>
         </w:rPr>
+        <w:lastRenderedPageBreak/>
         <w:t>├XX：想打</w:t>
       </w:r>
     </w:p>
@@ -22251,6 +22441,7 @@
         <w:rPr>
           <w:rFonts w:hint="eastAsia"/>
         </w:rPr>
+        <w:lastRenderedPageBreak/>
         <w:t>├XX：想打</w:t>
       </w:r>
       <w:r>
@@ -22430,6 +22621,7 @@
         <w:pStyle w:val="3"/>
       </w:pPr>
       <w:r>
+        <w:lastRenderedPageBreak/>
         <w:t>12.3.5</w:t>
       </w:r>
       <w:r>
@@ -22627,6 +22819,7 @@
         <w:rPr>
           <w:highlight w:val="yellow"/>
         </w:rPr>
+        <w:lastRenderedPageBreak/>
         <w:t>当对方对 1NT 争叫 2</w:t>
       </w:r>
       <w:r>
@@ -22878,6 +23071,7 @@
     </w:p>
     <w:p>
       <w:r>
+        <w:lastRenderedPageBreak/>
         <w:t xml:space="preserve">      叫牌显示逼局和比较好的套</w:t>
       </w:r>
     </w:p>
@@ -23111,43 +23305,7 @@
         <w:rPr>
           <w:rFonts w:hint="eastAsia"/>
         </w:rPr>
-        <w:t>下面仅展示</w:t>
-      </w:r>
-      <w:r>
-        <w:rPr>
-          <w:rFonts w:hint="eastAsia"/>
-        </w:rPr>
-        <w:t>(1D)-1H-(P/X)-</w:t>
-      </w:r>
-      <w:r>
-        <w:rPr>
-          <w:rFonts w:hint="eastAsia"/>
-        </w:rPr>
-        <w:t>后续的叫牌，其他情况，比如</w:t>
-      </w:r>
-      <w:r>
-        <w:rPr>
-          <w:rFonts w:hint="eastAsia"/>
-        </w:rPr>
-        <w:t>(1</w:t>
-      </w:r>
-      <w:r>
-        <w:rPr>
-          <w:rFonts w:hint="eastAsia"/>
-        </w:rPr>
-        <w:t>C</w:t>
-      </w:r>
-      <w:r>
-        <w:rPr>
-          <w:rFonts w:hint="eastAsia"/>
-        </w:rPr>
-        <w:t>)-1H-(P/X)-</w:t>
-      </w:r>
-      <w:r>
-        <w:rPr>
-          <w:rFonts w:hint="eastAsia"/>
-        </w:rPr>
-        <w:t>，</w:t>
+        <w:t>下面仅展示(1D)-1H-(P/X)-后续的叫牌，其他情况，比如(1C)-1H-(P/X)-，</w:t>
       </w:r>
       <w:r>
         <w:rPr>
@@ -23159,25 +23317,7 @@
         <w:rPr>
           <w:rFonts w:hint="eastAsia"/>
         </w:rPr>
-        <w:t>(1C)-1</w:t>
-      </w:r>
-      <w:r>
-        <w:rPr>
-          <w:rFonts w:hint="eastAsia"/>
-        </w:rPr>
-        <w:t>S</w:t>
-      </w:r>
-      <w:r>
-        <w:rPr>
-          <w:rFonts w:hint="eastAsia"/>
-        </w:rPr>
-        <w:t>-(P/X)-</w:t>
-      </w:r>
-      <w:r>
-        <w:rPr>
-          <w:rFonts w:hint="eastAsia"/>
-        </w:rPr>
-        <w:t>，</w:t>
+        <w:t>(1C)-1S-(P/X)-，</w:t>
       </w:r>
       <w:r>
         <w:rPr>
@@ -23189,37 +23329,7 @@
         <w:rPr>
           <w:rFonts w:hint="eastAsia"/>
         </w:rPr>
-        <w:t>(1</w:t>
-      </w:r>
-      <w:r>
-        <w:rPr>
-          <w:rFonts w:hint="eastAsia"/>
-        </w:rPr>
-        <w:t>D</w:t>
-      </w:r>
-      <w:r>
-        <w:rPr>
-          <w:rFonts w:hint="eastAsia"/>
-        </w:rPr>
-        <w:t>)-1</w:t>
-      </w:r>
-      <w:r>
-        <w:rPr>
-          <w:rFonts w:hint="eastAsia"/>
-        </w:rPr>
-        <w:t>S</w:t>
-      </w:r>
-      <w:r>
-        <w:rPr>
-          <w:rFonts w:hint="eastAsia"/>
-        </w:rPr>
-        <w:t>-(P/X)-</w:t>
-      </w:r>
-      <w:r>
-        <w:rPr>
-          <w:rFonts w:hint="eastAsia"/>
-        </w:rPr>
-        <w:t>，</w:t>
+        <w:t>(1D)-1S-(P/X)-，</w:t>
       </w:r>
       <w:r>
         <w:rPr>
@@ -23231,58 +23341,10 @@
         <w:rPr>
           <w:rFonts w:hint="eastAsia"/>
         </w:rPr>
-        <w:t>(1</w:t>
-      </w:r>
-      <w:r>
-        <w:rPr>
-          <w:rFonts w:hint="eastAsia"/>
-        </w:rPr>
-        <w:t>H</w:t>
-      </w:r>
-      <w:r>
-        <w:rPr>
-          <w:rFonts w:hint="eastAsia"/>
-        </w:rPr>
-        <w:t>)-1</w:t>
-      </w:r>
-      <w:r>
-        <w:rPr>
-          <w:rFonts w:hint="eastAsia"/>
-        </w:rPr>
-        <w:t>S</w:t>
-      </w:r>
-      <w:r>
-        <w:rPr>
-          <w:rFonts w:hint="eastAsia"/>
-        </w:rPr>
-        <w:t>-(P/X)-</w:t>
-      </w:r>
-      <w:r>
-        <w:rPr>
-          <w:rFonts w:hint="eastAsia"/>
-        </w:rPr>
-        <w:t>等，后续叫牌要参考</w:t>
-      </w:r>
-      <w:r>
-        <w:rPr>
-          <w:rFonts w:hint="eastAsia"/>
-        </w:rPr>
-        <w:t>(1D)-1H-(P/X)-</w:t>
-      </w:r>
-      <w:r>
-        <w:rPr>
-          <w:rFonts w:hint="eastAsia"/>
-        </w:rPr>
-        <w:t>和上面的一般说明做调整。</w:t>
-      </w:r>
-    </w:p>
-    <w:p>
-      <w:pPr>
-        <w:rPr>
-          <w:rFonts w:hint="eastAsia"/>
-        </w:rPr>
-      </w:pPr>
-    </w:p>
+        <w:t>(1H)-1S-(P/X)-等，后续叫牌要参考(1D)-1H-(P/X)-和上面的一般说明做调整。</w:t>
+      </w:r>
+    </w:p>
+    <w:p/>
     <w:p>
       <w:r>
         <w:rPr>
@@ -23312,6 +23374,7 @@
         <w:rPr>
           <w:rFonts w:hint="eastAsia"/>
         </w:rPr>
+        <w:lastRenderedPageBreak/>
         <w:t>├XX：有一大一小的支持，并且有一定的实力</w:t>
       </w:r>
     </w:p>
@@ -23492,6 +23555,7 @@
         <w:rPr>
           <w:rFonts w:hint="eastAsia"/>
         </w:rPr>
+        <w:lastRenderedPageBreak/>
         <w:t>├3H：稍好</w:t>
       </w:r>
     </w:p>
@@ -23782,6 +23846,7 @@
         <w:rPr>
           <w:rFonts w:hint="eastAsia"/>
         </w:rPr>
+        <w:lastRenderedPageBreak/>
         <w:t>(1H)-P-(P/1S/NT)-X</w:t>
       </w:r>
     </w:p>
@@ -24135,6 +24200,7 @@
     </w:p>
     <w:p>
       <w:r>
+        <w:lastRenderedPageBreak/>
         <w:t xml:space="preserve">      X：惩罚性，比对方开叫 1NT 的中限实力更强即可，当加倍以后对方逃叫以后，加倍表示技术性</w:t>
       </w:r>
     </w:p>
@@ -24316,6 +24382,7 @@
         <w:pStyle w:val="2"/>
       </w:pPr>
       <w:r>
+        <w:lastRenderedPageBreak/>
         <w:t>Michaels扣叫与两套牌争叫</w:t>
       </w:r>
     </w:p>
@@ -24493,6 +24560,7 @@
         <w:pStyle w:val="3"/>
       </w:pPr>
       <w:r>
+        <w:lastRenderedPageBreak/>
         <w:t xml:space="preserve">13.8.2 </w:t>
       </w:r>
       <w:r>
@@ -24668,6 +24736,7 @@
     </w:p>
     <w:p>
       <w:r>
+        <w:lastRenderedPageBreak/>
         <w:t xml:space="preserve">            3H：问挡张</w:t>
       </w:r>
     </w:p>
@@ -24798,6 +24867,7 @@
         <w:rPr>
           <w:rFonts w:hint="eastAsia"/>
         </w:rPr>
+        <w:lastRenderedPageBreak/>
         <w:t>对抗对方阻击叫</w:t>
       </w:r>
     </w:p>
@@ -24972,6 +25042,7 @@
         <w:rPr>
           <w:rFonts w:hint="eastAsia"/>
         </w:rPr>
+        <w:lastRenderedPageBreak/>
         <w:t>├4C：询问</w:t>
       </w:r>
     </w:p>
@@ -25119,6 +25190,7 @@
         <w:pStyle w:val="2"/>
       </w:pPr>
       <w:r>
+        <w:lastRenderedPageBreak/>
         <w:t>13.13逼叫性 Pass</w:t>
       </w:r>
     </w:p>
@@ -25247,6 +25319,7 @@
     <w:p/>
     <w:p>
       <w:r>
+        <w:lastRenderedPageBreak/>
         <w:t xml:space="preserve">  14.1.2 </w:t>
       </w:r>
       <w:r>
@@ -25409,6 +25482,7 @@
         <w:ind w:firstLine="437"/>
       </w:pPr>
       <w:r>
+        <w:lastRenderedPageBreak/>
         <w:t xml:space="preserve">              1S：同阶两套</w:t>
       </w:r>
     </w:p>
@@ -25649,6 +25723,7 @@
         <w:rPr>
           <w:rFonts w:hint="eastAsia"/>
         </w:rPr>
+        <w:lastRenderedPageBreak/>
         <w:t>│-----│-----├3D：继续问叫</w:t>
       </w:r>
     </w:p>
@@ -25946,6 +26021,7 @@
         <w:rPr>
           <w:rFonts w:hint="eastAsia"/>
         </w:rPr>
+        <w:lastRenderedPageBreak/>
         <w:t>├3NT：想打（一般是基于长套低花的实力和高花的止张）</w:t>
       </w:r>
     </w:p>
@@ -26238,6 +26314,7 @@
         <w:rPr>
           <w:rFonts w:hint="eastAsia"/>
         </w:rPr>
+        <w:lastRenderedPageBreak/>
         <w:t>│-----│-----├3S：好套，逼叫</w:t>
       </w:r>
     </w:p>
@@ -26535,6 +26612,7 @@
         <w:rPr>
           <w:rFonts w:hint="eastAsia"/>
         </w:rPr>
+        <w:lastRenderedPageBreak/>
         <w:t>│-----│-----├直接4H/4S：自己坐庄打这个定约</w:t>
       </w:r>
     </w:p>
@@ -27153,6 +27231,7 @@
         <w:rPr>
           <w:rFonts w:hint="eastAsia"/>
         </w:rPr>
+        <w:lastRenderedPageBreak/>
         <w:t>│-----│-----├3D（仅对3C）：自然叫，逼叫</w:t>
       </w:r>
     </w:p>
@@ -27416,6 +27495,7 @@
         <w:ind w:firstLine="437"/>
       </w:pPr>
       <w:r>
+        <w:lastRenderedPageBreak/>
         <w:t>2NT：显示16-18的均牌。</w:t>
       </w:r>
     </w:p>
@@ -27933,6 +28013,7 @@
         <w:ind w:firstLine="437"/>
       </w:pPr>
       <w:r>
+        <w:lastRenderedPageBreak/>
         <w:t xml:space="preserve">        6D</w:t>
       </w:r>
       <w:r>
@@ -28179,6 +28260,7 @@
         <w:rPr>
           <w:rFonts w:hint="eastAsia"/>
         </w:rPr>
+        <w:lastRenderedPageBreak/>
         <w:t>十五、附录</w:t>
       </w:r>
       <w:r>
@@ -28412,6 +28494,7 @@
         <w:ind w:firstLine="437"/>
       </w:pPr>
       <w:r>
+        <w:lastRenderedPageBreak/>
         <w:t>O2SUIT.XR扣叫方式：低对低高对高</w:t>
       </w:r>
     </w:p>
@@ -28616,6 +28699,7 @@
         <w:ind w:firstLine="437"/>
       </w:pPr>
       <w:r>
+        <w:lastRenderedPageBreak/>
         <w:t>SIG.Std：标准信号，一律大欢迎</w:t>
       </w:r>
     </w:p>
@@ -28818,6 +28902,7 @@
         <w:ind w:firstLine="437"/>
       </w:pPr>
       <w:r>
+        <w:lastRenderedPageBreak/>
         <w:t>| SIG | UDCA | UDCA | UDCA | UDCA | UDCA | |</w:t>
       </w:r>
     </w:p>

--- a/JF实战_标准自然 - Rev 3.2.docx
+++ b/JF实战_标准自然 - Rev 3.2.docx
@@ -22481,6 +22481,12 @@
         </w:rPr>
         <w:t>├加倍：技术性</w:t>
       </w:r>
+      <w:r>
+        <w:rPr>
+          <w:rFonts w:hint="eastAsia"/>
+        </w:rPr>
+        <w:t>，9点以上。</w:t>
+      </w:r>
     </w:p>
     <w:p>
       <w:r>
@@ -22496,6 +22502,12 @@
           <w:rFonts w:hint="eastAsia"/>
         </w:rPr>
         <w:t>├从 3C 开始所有花色都表示转移叫，和至少邀请实力</w:t>
+      </w:r>
+      <w:r>
+        <w:rPr>
+          <w:rFonts w:hint="eastAsia"/>
+        </w:rPr>
+        <w:t>，9点以上</w:t>
       </w:r>
     </w:p>
     <w:p>

--- a/JF实战_标准自然 - Rev 3.2.docx
+++ b/JF实战_标准自然 - Rev 3.2.docx
@@ -19324,6 +19324,20 @@
         <w:t>- 如果4NT之前没有确认4门花色都有控制，如果确定点力够满贯水平，应在5阶扣叫，此时扣叫应该表示第一轮控制，即有A或缺门。</w:t>
       </w:r>
     </w:p>
+    <w:p>
+      <w:pPr>
+        <w:ind w:left="420" w:firstLine="420"/>
+        <w:rPr>
+          <w:rFonts w:hint="eastAsia"/>
+        </w:rPr>
+      </w:pPr>
+      <w:r>
+        <w:rPr>
+          <w:rFonts w:hint="eastAsia"/>
+        </w:rPr>
+        <w:t>- 进入5阶扣叫后，如果判断实力已经超过小满贯（合计点力大于33点），不得停在5阶将牌，应该继续扣叫有第一轮控制花色，即使是6阶也可以。如果判断四门均有控制，不足大满贯，直接封小满贯即可。</w:t>
+      </w:r>
+    </w:p>
     <w:p/>
     <w:p>
       <w:r>
@@ -19394,6 +19408,7 @@
         <w:rPr>
           <w:rFonts w:hint="eastAsia"/>
         </w:rPr>
+        <w:lastRenderedPageBreak/>
         <w:t>答叫 (1430):</w:t>
       </w:r>
     </w:p>
@@ -19410,7 +19425,6 @@
         <w:rPr>
           <w:rFonts w:hint="eastAsia"/>
         </w:rPr>
-        <w:lastRenderedPageBreak/>
         <w:t>5♦ = 0或3关键张，后面5H问将牌Q，如果H是将牌，则5S是问将牌Q</w:t>
       </w:r>
     </w:p>
@@ -19621,6 +19635,7 @@
         <w:rPr>
           <w:rFonts w:hint="eastAsia"/>
         </w:rPr>
+        <w:lastRenderedPageBreak/>
         <w:t>- 例如：将牌为D，5H问将牌Q后，无Q应答叫6D（小满贯止叫），而不是5D</w:t>
       </w:r>
     </w:p>
@@ -19632,7 +19647,6 @@
         <w:rPr>
           <w:rFonts w:hint="eastAsia"/>
         </w:rPr>
-        <w:lastRenderedPageBreak/>
         <w:t>加叫至6阶将牌 = 有将牌Q，没有低于将牌花色的边花K</w:t>
       </w:r>
     </w:p>
@@ -19817,14 +19831,7 @@
         <w:rPr>
           <w:rFonts w:hint="eastAsia"/>
         </w:rPr>
-        <w:t xml:space="preserve">如果问叫人直接在 6 阶叫不可打的花色，表示询问该花色的第三轮控制；如果有 Q </w:t>
-      </w:r>
-      <w:r>
-        <w:rPr>
-          <w:rFonts w:hint="eastAsia"/>
-        </w:rPr>
-        <w:lastRenderedPageBreak/>
-        <w:t>直接叫 7，如果双张+额外将牌，也可以叫 7，只有双张可以随便再叫一嘴，如果没有第三轮控制，则叫回将牌花色</w:t>
+        <w:t>如果问叫人直接在 6 阶叫不可打的花色，表示询问该花色的第三轮控制；如果有 Q 直接叫 7，如果双张+额外将牌，也可以叫 7，只有双张可以随便再叫一嘴，如果没有第三轮控制，则叫回将牌花色</w:t>
       </w:r>
     </w:p>
     <w:p/>
@@ -20022,742 +20029,6 @@
       </w:r>
       <w:r>
         <w:t>P：逼叫</w:t>
-      </w:r>
-    </w:p>
-    <w:p>
-      <w:r>
-        <w:rPr>
-          <w:rFonts w:hint="eastAsia"/>
-        </w:rPr>
-        <w:t>├</w:t>
-      </w:r>
-      <w:r>
-        <w:t>X：惩罚</w:t>
-      </w:r>
-    </w:p>
-    <w:p/>
-    <w:p>
-      <w:r>
-        <w:lastRenderedPageBreak/>
-        <w:t>1C-(X)-XX-(2S)</w:t>
-      </w:r>
-    </w:p>
-    <w:p>
-      <w:r>
-        <w:rPr>
-          <w:rFonts w:hint="eastAsia"/>
-        </w:rPr>
-        <w:t>├</w:t>
-      </w:r>
-      <w:r>
-        <w:t>P：不逼叫</w:t>
-      </w:r>
-    </w:p>
-    <w:p>
-      <w:r>
-        <w:rPr>
-          <w:rFonts w:hint="eastAsia"/>
-        </w:rPr>
-        <w:t>├</w:t>
-      </w:r>
-      <w:r>
-        <w:t>X：技术</w:t>
-      </w:r>
-    </w:p>
-    <w:p/>
-    <w:p>
-      <w:r>
-        <w:t>应叫人直接叫 1 阶新花色含义不变，后续全部照常，但是因为不是必须应叫，所以应叫比对方 Pass 的情况牌要好些，</w:t>
-      </w:r>
-    </w:p>
-    <w:p>
-      <w:r>
-        <w:t>应叫人叫 2 阶以上花色全部为自然叫和阻击实力，</w:t>
-      </w:r>
-    </w:p>
-    <w:p>
-      <w:r>
-        <w:t>低花反加叫牌应先再加倍</w:t>
-      </w:r>
-    </w:p>
-    <w:p>
-      <w:r>
-        <w:t>参考新睿体系增加</w:t>
-      </w:r>
-    </w:p>
-    <w:p>
-      <w:r>
-        <w:t>1m-(x)-2nt 11点5张m支持</w:t>
-      </w:r>
-    </w:p>
-    <w:p>
-      <w:r>
-        <w:t xml:space="preserve">          3m 阻击加叫</w:t>
-      </w:r>
-    </w:p>
-    <w:p>
-      <w:r>
-        <w:t>或者以上两个意思反过来，出于无将庄位考虑</w:t>
-      </w:r>
-    </w:p>
-    <w:p>
-      <w:r>
-        <w:t>均型邀请3nt先叫xx</w:t>
-      </w:r>
-    </w:p>
-    <w:p/>
-    <w:p/>
-    <w:p>
-      <w:pPr>
-        <w:pStyle w:val="3"/>
-      </w:pPr>
-      <w:r>
-        <w:t>12.1.2</w:t>
-      </w:r>
-      <w:r>
-        <w:tab/>
-      </w:r>
-      <w:r>
-        <w:rPr>
-          <w:rFonts w:hint="eastAsia"/>
-        </w:rPr>
-        <w:t xml:space="preserve"> </w:t>
-      </w:r>
-      <w:r>
-        <w:t>对方争叫后</w:t>
-      </w:r>
-    </w:p>
-    <w:p>
-      <w:pPr>
-        <w:pStyle w:val="4"/>
-      </w:pPr>
-      <w:r>
-        <w:rPr>
-          <w:rFonts w:hint="eastAsia"/>
-        </w:rPr>
-        <w:t>对方</w:t>
-      </w:r>
-      <w:r>
-        <w:t>一阶争叫</w:t>
-      </w:r>
-    </w:p>
-    <w:p>
-      <w:r>
-        <w:t>X 负加倍偏向高花</w:t>
-      </w:r>
-    </w:p>
-    <w:p>
-      <w:r>
-        <w:t>扣叫显示对开叫花色的邀请以上实力（相当于低花反加叫）</w:t>
-      </w:r>
-    </w:p>
-    <w:p>
-      <w:r>
-        <w:t>其余花色均为自然叫</w:t>
-      </w:r>
-    </w:p>
-    <w:p>
-      <w:r>
-        <w:rPr>
-          <w:rFonts w:hint="eastAsia"/>
-        </w:rPr>
-        <w:t>例如：</w:t>
-      </w:r>
-    </w:p>
-    <w:p>
-      <w:r>
-        <w:rPr>
-          <w:rFonts w:hint="eastAsia"/>
-        </w:rPr>
-        <w:t>1C-(1D)-?</w:t>
-      </w:r>
-    </w:p>
-    <w:p>
-      <w:r>
-        <w:rPr>
-          <w:rFonts w:hint="eastAsia"/>
-        </w:rPr>
-        <w:t>├X：44 高花</w:t>
-      </w:r>
-    </w:p>
-    <w:p>
-      <w:r>
-        <w:rPr>
-          <w:rFonts w:hint="eastAsia"/>
-        </w:rPr>
-        <w:t>├1H：H 4 张</w:t>
-      </w:r>
-    </w:p>
-    <w:p>
-      <w:r>
-        <w:rPr>
-          <w:rFonts w:hint="eastAsia"/>
-        </w:rPr>
-        <w:t>├1S：S 4 张</w:t>
-      </w:r>
-    </w:p>
-    <w:p>
-      <w:r>
-        <w:rPr>
-          <w:rFonts w:hint="eastAsia"/>
-        </w:rPr>
-        <w:t>├1NT：均型想打</w:t>
-      </w:r>
-    </w:p>
-    <w:p>
-      <w:r>
-        <w:rPr>
-          <w:rFonts w:hint="eastAsia"/>
-        </w:rPr>
-        <w:lastRenderedPageBreak/>
-        <w:t>├2NT：均型邀请</w:t>
-      </w:r>
-    </w:p>
-    <w:p>
-      <w:r>
-        <w:rPr>
-          <w:rFonts w:hint="eastAsia"/>
-        </w:rPr>
-        <w:t>├3NT：均型进局</w:t>
-      </w:r>
-    </w:p>
-    <w:p>
-      <w:r>
-        <w:rPr>
-          <w:rFonts w:hint="eastAsia"/>
-        </w:rPr>
-        <w:t>├2C：普通加叫 6-9</w:t>
-      </w:r>
-    </w:p>
-    <w:p>
-      <w:r>
-        <w:rPr>
-          <w:rFonts w:hint="eastAsia"/>
-        </w:rPr>
-        <w:t>├2D：C 配合邀请以上，应叫人再叫 3C 不逼叫，其他叫品逼局</w:t>
-      </w:r>
-    </w:p>
-    <w:p>
-      <w:r>
-        <w:rPr>
-          <w:rFonts w:hint="eastAsia"/>
-        </w:rPr>
-        <w:t>├2H：阻击</w:t>
-      </w:r>
-    </w:p>
-    <w:p>
-      <w:r>
-        <w:rPr>
-          <w:rFonts w:hint="eastAsia"/>
-        </w:rPr>
-        <w:t>├2S：阻击</w:t>
-      </w:r>
-    </w:p>
-    <w:p>
-      <w:r>
-        <w:rPr>
-          <w:rFonts w:hint="eastAsia"/>
-        </w:rPr>
-        <w:t>├3C：阻击</w:t>
-      </w:r>
-    </w:p>
-    <w:p>
-      <w:r>
-        <w:rPr>
-          <w:rFonts w:hint="eastAsia"/>
-        </w:rPr>
-        <w:t>├3D：逼局，D单缺</w:t>
-      </w:r>
-      <w:r>
-        <w:t xml:space="preserve">          </w:t>
-      </w:r>
-    </w:p>
-    <w:p/>
-    <w:p>
-      <w:r>
-        <w:t>1C/D-(1H)-?</w:t>
-      </w:r>
-    </w:p>
-    <w:p>
-      <w:r>
-        <w:rPr>
-          <w:rFonts w:hint="eastAsia"/>
-        </w:rPr>
-        <w:t>├X：通常有 4 张 S 的技术性加倍</w:t>
-      </w:r>
-    </w:p>
-    <w:p>
-      <w:r>
-        <w:rPr>
-          <w:rFonts w:hint="eastAsia"/>
-        </w:rPr>
-        <w:t>├1S：5 张以上 S 逼叫一轮</w:t>
-      </w:r>
-    </w:p>
-    <w:p>
-      <w:r>
-        <w:rPr>
-          <w:rFonts w:hint="eastAsia"/>
-        </w:rPr>
-        <w:t>├1NT：自然叫</w:t>
-      </w:r>
-    </w:p>
-    <w:p>
-      <w:r>
-        <w:rPr>
-          <w:rFonts w:hint="eastAsia"/>
-        </w:rPr>
-        <w:t>├2NT：自然叫</w:t>
-      </w:r>
-    </w:p>
-    <w:p>
-      <w:r>
-        <w:rPr>
-          <w:rFonts w:hint="eastAsia"/>
-        </w:rPr>
-        <w:t>├3NT：自然叫</w:t>
-      </w:r>
-    </w:p>
-    <w:p>
-      <w:r>
-        <w:rPr>
-          <w:rFonts w:hint="eastAsia"/>
-        </w:rPr>
-        <w:t>├2C/D：加叫为普通加叫 6-9 点不逼叫，新花逼叫一轮，邀请以上实力</w:t>
-      </w:r>
-    </w:p>
-    <w:p>
-      <w:r>
-        <w:rPr>
-          <w:rFonts w:hint="eastAsia"/>
-        </w:rPr>
-        <w:t>├2H：低花配合邀请以上，应叫人再叫 3 低花不逼叫，其他叫品逼局</w:t>
-      </w:r>
-    </w:p>
-    <w:p>
-      <w:r>
-        <w:rPr>
-          <w:rFonts w:hint="eastAsia"/>
-        </w:rPr>
-        <w:t>├2S：自然阻击</w:t>
-      </w:r>
-    </w:p>
-    <w:p>
-      <w:r>
-        <w:rPr>
-          <w:rFonts w:hint="eastAsia"/>
-        </w:rPr>
-        <w:t>├3C：自然阻击</w:t>
-      </w:r>
-    </w:p>
-    <w:p>
-      <w:r>
-        <w:rPr>
-          <w:rFonts w:hint="eastAsia"/>
-        </w:rPr>
-        <w:t>├3D：自然阻击</w:t>
-      </w:r>
-    </w:p>
-    <w:p>
-      <w:r>
-        <w:rPr>
-          <w:rFonts w:hint="eastAsia"/>
-        </w:rPr>
-        <w:t>├3H：逼局，H单缺</w:t>
-      </w:r>
-      <w:r>
-        <w:t xml:space="preserve">          </w:t>
-      </w:r>
-    </w:p>
-    <w:p/>
-    <w:p>
-      <w:r>
-        <w:t>1C/D-(1S)-?</w:t>
-      </w:r>
-    </w:p>
-    <w:p>
-      <w:r>
-        <w:rPr>
-          <w:rFonts w:hint="eastAsia"/>
-        </w:rPr>
-        <w:t>├X：通常有 4 张 H 的技术性加倍</w:t>
-      </w:r>
-    </w:p>
-    <w:p>
-      <w:r>
-        <w:rPr>
-          <w:rFonts w:hint="eastAsia"/>
-        </w:rPr>
-        <w:t>├1NT：自然叫</w:t>
-      </w:r>
-    </w:p>
-    <w:p>
-      <w:r>
-        <w:rPr>
-          <w:rFonts w:hint="eastAsia"/>
-        </w:rPr>
-        <w:t>├2NT：自然叫</w:t>
-      </w:r>
-    </w:p>
-    <w:p>
-      <w:r>
-        <w:rPr>
-          <w:rFonts w:hint="eastAsia"/>
-        </w:rPr>
-        <w:t>├3NT：自然叫</w:t>
-      </w:r>
-    </w:p>
-    <w:p>
-      <w:r>
-        <w:rPr>
-          <w:rFonts w:hint="eastAsia"/>
-        </w:rPr>
-        <w:lastRenderedPageBreak/>
-        <w:t>├2C/D：加叫为普通加叫 6-9 点不逼叫，新花色逼叫一轮，邀请以上实力</w:t>
-      </w:r>
-    </w:p>
-    <w:p>
-      <w:r>
-        <w:rPr>
-          <w:rFonts w:hint="eastAsia"/>
-        </w:rPr>
-        <w:t>├2H：逼叫一轮，邀请以上实力</w:t>
-      </w:r>
-    </w:p>
-    <w:p>
-      <w:r>
-        <w:rPr>
-          <w:rFonts w:hint="eastAsia"/>
-        </w:rPr>
-        <w:t>├2S：低花配合邀请以上，应叫人再叫 3 低花不逼叫，其他叫品逼局</w:t>
-      </w:r>
-    </w:p>
-    <w:p>
-      <w:r>
-        <w:rPr>
-          <w:rFonts w:hint="eastAsia"/>
-        </w:rPr>
-        <w:t>├3C：自然阻击</w:t>
-      </w:r>
-    </w:p>
-    <w:p>
-      <w:r>
-        <w:rPr>
-          <w:rFonts w:hint="eastAsia"/>
-        </w:rPr>
-        <w:t>├3D：自然阻击</w:t>
-      </w:r>
-    </w:p>
-    <w:p>
-      <w:r>
-        <w:rPr>
-          <w:rFonts w:hint="eastAsia"/>
-        </w:rPr>
-        <w:t>├3H：自然阻击</w:t>
-      </w:r>
-    </w:p>
-    <w:p>
-      <w:r>
-        <w:rPr>
-          <w:rFonts w:hint="eastAsia"/>
-        </w:rPr>
-        <w:t>├3S：逼局，S单缺</w:t>
-      </w:r>
-    </w:p>
-    <w:p/>
-    <w:p>
-      <w:pPr>
-        <w:pStyle w:val="4"/>
-      </w:pPr>
-      <w:r>
-        <w:t>强自由争叫</w:t>
-      </w:r>
-    </w:p>
-    <w:p>
-      <w:r>
-        <w:t>在对方争叫以后，在二阶自然出新花表示逼叫一轮，邀叫以上，并且承诺再叫一次，后续重叫自己的花色显示邀请实力，其他叫品逼叫进局，所以当持有5+以上高花但是实力不足邀请的时候，只能先加倍，再考虑是否要出该套</w:t>
-      </w:r>
-    </w:p>
-    <w:p>
-      <w:r>
-        <w:t>1C-(1S)-?</w:t>
-      </w:r>
-    </w:p>
-    <w:p>
-      <w:r>
-        <w:rPr>
-          <w:rFonts w:hint="eastAsia"/>
-        </w:rPr>
-        <w:t>├</w:t>
-      </w:r>
-      <w:r>
-        <w:t>2D/H：逼叫一轮，承诺再叫一次，后续除非重叫 3D/H，其他叫品均GF</w:t>
-      </w:r>
-    </w:p>
-    <w:p>
-      <w:r>
-        <w:rPr>
-          <w:rFonts w:hint="eastAsia"/>
-        </w:rPr>
-        <w:t>├</w:t>
-      </w:r>
-      <w:r>
-        <w:t>X 再叫 H：通常 6 张 H，不逼叫，弱于邀叫</w:t>
-      </w:r>
-    </w:p>
-    <w:p>
-      <w:r>
-        <w:rPr>
-          <w:rFonts w:hint="eastAsia"/>
-        </w:rPr>
-        <w:t>├</w:t>
-      </w:r>
-      <w:r>
-        <w:t>X 再叫 D：对低花通常不这样处理，所以 X 的情况下通常有 3-4H 和 6D</w:t>
-      </w:r>
-    </w:p>
-    <w:p>
-      <w:r>
-        <w:rPr>
-          <w:rFonts w:hint="eastAsia"/>
-        </w:rPr>
-        <w:t>├</w:t>
-      </w:r>
-      <w:r>
-        <w:t>如果自由争叫花色在三阶以上，则逼叫进局</w:t>
-      </w:r>
-    </w:p>
-    <w:p/>
-    <w:p/>
-    <w:p>
-      <w:pPr>
-        <w:pStyle w:val="4"/>
-      </w:pPr>
-      <w:r>
-        <w:t>对方二阶争叫：</w:t>
-      </w:r>
-    </w:p>
-    <w:p>
-      <w:r>
-        <w:rPr>
-          <w:rFonts w:hint="eastAsia"/>
-        </w:rPr>
-        <w:t>加倍是偏向高花的技术性</w:t>
-      </w:r>
-    </w:p>
-    <w:p>
-      <w:r>
-        <w:rPr>
-          <w:rFonts w:hint="eastAsia"/>
-        </w:rPr>
-        <w:t>加叫不逼叫</w:t>
-      </w:r>
-    </w:p>
-    <w:p>
-      <w:r>
-        <w:rPr>
-          <w:rFonts w:hint="eastAsia"/>
-        </w:rPr>
-        <w:t>扣叫显示配合和邀请以上实力</w:t>
-      </w:r>
-    </w:p>
-    <w:p>
-      <w:r>
-        <w:rPr>
-          <w:rFonts w:hint="eastAsia"/>
-        </w:rPr>
-        <w:t>对弱跳争叫的扣叫逼局，例外是1C-(2D)-3D表示55高花邀请</w:t>
-      </w:r>
-    </w:p>
-    <w:p>
-      <w:r>
-        <w:rPr>
-          <w:rFonts w:hint="eastAsia"/>
-        </w:rPr>
-        <w:t>二阶新花色逼叫一轮</w:t>
-      </w:r>
-    </w:p>
-    <w:p>
-      <w:r>
-        <w:rPr>
-          <w:rFonts w:hint="eastAsia"/>
-        </w:rPr>
-        <w:t>三阶新花色逼叫进局</w:t>
-      </w:r>
-    </w:p>
-    <w:p>
-      <w:r>
-        <w:rPr>
-          <w:rFonts w:hint="eastAsia"/>
-        </w:rPr>
-        <w:t>1D-(2C)-?</w:t>
-      </w:r>
-    </w:p>
-    <w:p>
-      <w:r>
-        <w:rPr>
-          <w:rFonts w:hint="eastAsia"/>
-        </w:rPr>
-        <w:lastRenderedPageBreak/>
-        <w:t>├X：有一门高花 4 张，但如果另外一个高花没有 3 张时，通常有能力改叫到 3D 或者 2NT</w:t>
-      </w:r>
-    </w:p>
-    <w:p>
-      <w:r>
-        <w:rPr>
-          <w:rFonts w:hint="eastAsia"/>
-        </w:rPr>
-        <w:t>├2D：普通加叫，通常没有 4 张高花</w:t>
-      </w:r>
-    </w:p>
-    <w:p>
-      <w:r>
-        <w:rPr>
-          <w:rFonts w:hint="eastAsia"/>
-        </w:rPr>
-        <w:t>├2H：逼叫一轮，邀请以上实力</w:t>
-      </w:r>
-    </w:p>
-    <w:p>
-      <w:r>
-        <w:rPr>
-          <w:rFonts w:hint="eastAsia"/>
-        </w:rPr>
-        <w:t>├2S：逼叫一轮，邀请以上实力</w:t>
-      </w:r>
-    </w:p>
-    <w:p>
-      <w:r>
-        <w:rPr>
-          <w:rFonts w:hint="eastAsia"/>
-        </w:rPr>
-        <w:t>├2NT：自然叫</w:t>
-      </w:r>
-    </w:p>
-    <w:p>
-      <w:r>
-        <w:rPr>
-          <w:rFonts w:hint="eastAsia"/>
-        </w:rPr>
-        <w:t>├3NT：自然叫</w:t>
-      </w:r>
-    </w:p>
-    <w:p>
-      <w:r>
-        <w:rPr>
-          <w:rFonts w:hint="eastAsia"/>
-        </w:rPr>
-        <w:t>├3C：D 配合邀请以上实力</w:t>
-      </w:r>
-    </w:p>
-    <w:p>
-      <w:r>
-        <w:rPr>
-          <w:rFonts w:hint="eastAsia"/>
-        </w:rPr>
-        <w:t>├3D：阻击</w:t>
-      </w:r>
-    </w:p>
-    <w:p>
-      <w:r>
-        <w:rPr>
-          <w:rFonts w:hint="eastAsia"/>
-        </w:rPr>
-        <w:t>├3H：阻击</w:t>
-      </w:r>
-    </w:p>
-    <w:p>
-      <w:pPr>
-        <w:ind w:firstLine="440"/>
-      </w:pPr>
-      <w:r>
-        <w:rPr>
-          <w:rFonts w:hint="eastAsia"/>
-        </w:rPr>
-        <w:t>├3S：阻击</w:t>
-      </w:r>
-    </w:p>
-    <w:p/>
-    <w:p>
-      <w:pPr>
-        <w:pStyle w:val="4"/>
-      </w:pPr>
-      <w:r>
-        <w:t>强自由争叫</w:t>
-      </w:r>
-    </w:p>
-    <w:p>
-      <w:r>
-        <w:t>在对方争叫以后，在二阶自然出新花表示逼叫一轮，邀叫以上，并且承诺再叫一次，后续重叫自己的花色显示邀请实力，其他叫品逼叫进局，所以当持有5+以上高花但是实力不足邀请的时候，只能先加倍，再考虑是否要出该套</w:t>
-      </w:r>
-    </w:p>
-    <w:p>
-      <w:r>
-        <w:t>1C-(1S)-?</w:t>
-      </w:r>
-    </w:p>
-    <w:p>
-      <w:r>
-        <w:rPr>
-          <w:rFonts w:hint="eastAsia"/>
-        </w:rPr>
-        <w:t>├</w:t>
-      </w:r>
-      <w:r>
-        <w:t>2D/H：逼叫一轮，承诺再叫一次，后续除非重叫 3D/H，其他叫品均GF</w:t>
-      </w:r>
-    </w:p>
-    <w:p>
-      <w:r>
-        <w:rPr>
-          <w:rFonts w:hint="eastAsia"/>
-        </w:rPr>
-        <w:t>├</w:t>
-      </w:r>
-      <w:r>
-        <w:t>X 再叫 H：通常 6 张 H，不逼叫，弱于邀叫</w:t>
-      </w:r>
-    </w:p>
-    <w:p>
-      <w:r>
-        <w:rPr>
-          <w:rFonts w:hint="eastAsia"/>
-        </w:rPr>
-        <w:t>├</w:t>
-      </w:r>
-      <w:r>
-        <w:t>X 再叫 D：对低花通常不这样处理，所以 X 的情况下通常有 3-4H 和 6D</w:t>
-      </w:r>
-    </w:p>
-    <w:p>
-      <w:r>
-        <w:rPr>
-          <w:rFonts w:hint="eastAsia"/>
-        </w:rPr>
-        <w:t>├</w:t>
-      </w:r>
-      <w:r>
-        <w:t>如果自由争叫花色在三阶以上，则逼叫进局</w:t>
-      </w:r>
-    </w:p>
-    <w:p/>
-    <w:p/>
-    <w:p>
-      <w:pPr>
-        <w:pStyle w:val="4"/>
-      </w:pPr>
-      <w:r>
-        <w:t>开叫人的再叫</w:t>
-      </w:r>
-    </w:p>
-    <w:p>
-      <w:r>
-        <w:t>开叫人主动叫无将：开叫人在不是必须的情况下主动叫无将通常显示 16 点以上的实力（根据无将区间，同伴没有显示实力的时候开叫人显示 18-19 均型，同伴显示过一点实力时开叫人显示 15-17 非均型），后续自然叫</w:t>
-      </w:r>
-    </w:p>
-    <w:p>
-      <w:r>
-        <w:t>1C-(1H)-1S-(P)</w:t>
       </w:r>
     </w:p>
     <w:p>
@@ -20769,6 +20040,745 @@
         <w:t>├</w:t>
       </w:r>
       <w:r>
+        <w:t>X：惩罚</w:t>
+      </w:r>
+    </w:p>
+    <w:p/>
+    <w:p>
+      <w:r>
+        <w:t>1C-(X)-XX-(2S)</w:t>
+      </w:r>
+    </w:p>
+    <w:p>
+      <w:r>
+        <w:rPr>
+          <w:rFonts w:hint="eastAsia"/>
+        </w:rPr>
+        <w:t>├</w:t>
+      </w:r>
+      <w:r>
+        <w:t>P：不逼叫</w:t>
+      </w:r>
+    </w:p>
+    <w:p>
+      <w:r>
+        <w:rPr>
+          <w:rFonts w:hint="eastAsia"/>
+        </w:rPr>
+        <w:t>├</w:t>
+      </w:r>
+      <w:r>
+        <w:t>X：技术</w:t>
+      </w:r>
+    </w:p>
+    <w:p/>
+    <w:p>
+      <w:r>
+        <w:t>应叫人直接叫 1 阶新花色含义不变，后续全部照常，但是因为不是必须应叫，所以应叫比对方 Pass 的情况牌要好些，</w:t>
+      </w:r>
+    </w:p>
+    <w:p>
+      <w:r>
+        <w:t>应叫人叫 2 阶以上花色全部为自然叫和阻击实力，</w:t>
+      </w:r>
+    </w:p>
+    <w:p>
+      <w:r>
+        <w:t>低花反加叫牌应先再加倍</w:t>
+      </w:r>
+    </w:p>
+    <w:p>
+      <w:r>
+        <w:t>参考新睿体系增加</w:t>
+      </w:r>
+    </w:p>
+    <w:p>
+      <w:r>
+        <w:t>1m-(x)-2nt 11点5张m支持</w:t>
+      </w:r>
+    </w:p>
+    <w:p>
+      <w:r>
+        <w:t xml:space="preserve">          3m 阻击加叫</w:t>
+      </w:r>
+    </w:p>
+    <w:p>
+      <w:r>
+        <w:t>或者以上两个意思反过来，出于无将庄位考虑</w:t>
+      </w:r>
+    </w:p>
+    <w:p>
+      <w:r>
+        <w:t>均型邀请3nt先叫xx</w:t>
+      </w:r>
+    </w:p>
+    <w:p/>
+    <w:p/>
+    <w:p>
+      <w:pPr>
+        <w:pStyle w:val="3"/>
+      </w:pPr>
+      <w:r>
+        <w:t>12.1.2</w:t>
+      </w:r>
+      <w:r>
+        <w:tab/>
+      </w:r>
+      <w:r>
+        <w:rPr>
+          <w:rFonts w:hint="eastAsia"/>
+        </w:rPr>
+        <w:t xml:space="preserve"> </w:t>
+      </w:r>
+      <w:r>
+        <w:t>对方争叫后</w:t>
+      </w:r>
+    </w:p>
+    <w:p>
+      <w:pPr>
+        <w:pStyle w:val="4"/>
+      </w:pPr>
+      <w:r>
+        <w:rPr>
+          <w:rFonts w:hint="eastAsia"/>
+        </w:rPr>
+        <w:t>对方</w:t>
+      </w:r>
+      <w:r>
+        <w:t>一阶争叫</w:t>
+      </w:r>
+    </w:p>
+    <w:p>
+      <w:r>
+        <w:t>X 负加倍偏向高花</w:t>
+      </w:r>
+    </w:p>
+    <w:p>
+      <w:r>
+        <w:t>扣叫显示对开叫花色的邀请以上实力（相当于低花反加叫）</w:t>
+      </w:r>
+    </w:p>
+    <w:p>
+      <w:r>
+        <w:t>其余花色均为自然叫</w:t>
+      </w:r>
+    </w:p>
+    <w:p>
+      <w:r>
+        <w:rPr>
+          <w:rFonts w:hint="eastAsia"/>
+        </w:rPr>
+        <w:t>例如：</w:t>
+      </w:r>
+    </w:p>
+    <w:p>
+      <w:r>
+        <w:rPr>
+          <w:rFonts w:hint="eastAsia"/>
+        </w:rPr>
+        <w:t>1C-(1D)-?</w:t>
+      </w:r>
+    </w:p>
+    <w:p>
+      <w:r>
+        <w:rPr>
+          <w:rFonts w:hint="eastAsia"/>
+        </w:rPr>
+        <w:t>├X：44 高花</w:t>
+      </w:r>
+    </w:p>
+    <w:p>
+      <w:r>
+        <w:rPr>
+          <w:rFonts w:hint="eastAsia"/>
+        </w:rPr>
+        <w:t>├1H：H 4 张</w:t>
+      </w:r>
+    </w:p>
+    <w:p>
+      <w:r>
+        <w:rPr>
+          <w:rFonts w:hint="eastAsia"/>
+        </w:rPr>
+        <w:lastRenderedPageBreak/>
+        <w:t>├1S：S 4 张</w:t>
+      </w:r>
+    </w:p>
+    <w:p>
+      <w:r>
+        <w:rPr>
+          <w:rFonts w:hint="eastAsia"/>
+        </w:rPr>
+        <w:t>├1NT：均型想打</w:t>
+      </w:r>
+    </w:p>
+    <w:p>
+      <w:r>
+        <w:rPr>
+          <w:rFonts w:hint="eastAsia"/>
+        </w:rPr>
+        <w:t>├2NT：均型邀请</w:t>
+      </w:r>
+    </w:p>
+    <w:p>
+      <w:r>
+        <w:rPr>
+          <w:rFonts w:hint="eastAsia"/>
+        </w:rPr>
+        <w:t>├3NT：均型进局</w:t>
+      </w:r>
+    </w:p>
+    <w:p>
+      <w:r>
+        <w:rPr>
+          <w:rFonts w:hint="eastAsia"/>
+        </w:rPr>
+        <w:t>├2C：普通加叫 6-9</w:t>
+      </w:r>
+    </w:p>
+    <w:p>
+      <w:r>
+        <w:rPr>
+          <w:rFonts w:hint="eastAsia"/>
+        </w:rPr>
+        <w:t>├2D：C 配合邀请以上，应叫人再叫 3C 不逼叫，其他叫品逼局</w:t>
+      </w:r>
+    </w:p>
+    <w:p>
+      <w:r>
+        <w:rPr>
+          <w:rFonts w:hint="eastAsia"/>
+        </w:rPr>
+        <w:t>├2H：阻击</w:t>
+      </w:r>
+    </w:p>
+    <w:p>
+      <w:r>
+        <w:rPr>
+          <w:rFonts w:hint="eastAsia"/>
+        </w:rPr>
+        <w:t>├2S：阻击</w:t>
+      </w:r>
+    </w:p>
+    <w:p>
+      <w:r>
+        <w:rPr>
+          <w:rFonts w:hint="eastAsia"/>
+        </w:rPr>
+        <w:t>├3C：阻击</w:t>
+      </w:r>
+    </w:p>
+    <w:p>
+      <w:r>
+        <w:rPr>
+          <w:rFonts w:hint="eastAsia"/>
+        </w:rPr>
+        <w:t>├3D：逼局，D单缺</w:t>
+      </w:r>
+      <w:r>
+        <w:t xml:space="preserve">          </w:t>
+      </w:r>
+    </w:p>
+    <w:p/>
+    <w:p>
+      <w:r>
+        <w:t>1C/D-(1H)-?</w:t>
+      </w:r>
+    </w:p>
+    <w:p>
+      <w:r>
+        <w:rPr>
+          <w:rFonts w:hint="eastAsia"/>
+        </w:rPr>
+        <w:t>├X：通常有 4 张 S 的技术性加倍</w:t>
+      </w:r>
+    </w:p>
+    <w:p>
+      <w:r>
+        <w:rPr>
+          <w:rFonts w:hint="eastAsia"/>
+        </w:rPr>
+        <w:t>├1S：5 张以上 S 逼叫一轮</w:t>
+      </w:r>
+    </w:p>
+    <w:p>
+      <w:r>
+        <w:rPr>
+          <w:rFonts w:hint="eastAsia"/>
+        </w:rPr>
+        <w:t>├1NT：自然叫</w:t>
+      </w:r>
+    </w:p>
+    <w:p>
+      <w:r>
+        <w:rPr>
+          <w:rFonts w:hint="eastAsia"/>
+        </w:rPr>
+        <w:t>├2NT：自然叫</w:t>
+      </w:r>
+    </w:p>
+    <w:p>
+      <w:r>
+        <w:rPr>
+          <w:rFonts w:hint="eastAsia"/>
+        </w:rPr>
+        <w:t>├3NT：自然叫</w:t>
+      </w:r>
+    </w:p>
+    <w:p>
+      <w:r>
+        <w:rPr>
+          <w:rFonts w:hint="eastAsia"/>
+        </w:rPr>
+        <w:t>├2C/D：加叫为普通加叫 6-9 点不逼叫，新花逼叫一轮，邀请以上实力</w:t>
+      </w:r>
+    </w:p>
+    <w:p>
+      <w:r>
+        <w:rPr>
+          <w:rFonts w:hint="eastAsia"/>
+        </w:rPr>
+        <w:t>├2H：低花配合邀请以上，应叫人再叫 3 低花不逼叫，其他叫品逼局</w:t>
+      </w:r>
+    </w:p>
+    <w:p>
+      <w:r>
+        <w:rPr>
+          <w:rFonts w:hint="eastAsia"/>
+        </w:rPr>
+        <w:t>├2S：自然阻击</w:t>
+      </w:r>
+    </w:p>
+    <w:p>
+      <w:r>
+        <w:rPr>
+          <w:rFonts w:hint="eastAsia"/>
+        </w:rPr>
+        <w:t>├3C：自然阻击</w:t>
+      </w:r>
+    </w:p>
+    <w:p>
+      <w:r>
+        <w:rPr>
+          <w:rFonts w:hint="eastAsia"/>
+        </w:rPr>
+        <w:t>├3D：自然阻击</w:t>
+      </w:r>
+    </w:p>
+    <w:p>
+      <w:r>
+        <w:rPr>
+          <w:rFonts w:hint="eastAsia"/>
+        </w:rPr>
+        <w:t>├3H：逼局，H单缺</w:t>
+      </w:r>
+      <w:r>
+        <w:t xml:space="preserve">          </w:t>
+      </w:r>
+    </w:p>
+    <w:p/>
+    <w:p>
+      <w:r>
+        <w:t>1C/D-(1S)-?</w:t>
+      </w:r>
+    </w:p>
+    <w:p>
+      <w:r>
+        <w:rPr>
+          <w:rFonts w:hint="eastAsia"/>
+        </w:rPr>
+        <w:t>├X：通常有 4 张 H 的技术性加倍</w:t>
+      </w:r>
+    </w:p>
+    <w:p>
+      <w:r>
+        <w:rPr>
+          <w:rFonts w:hint="eastAsia"/>
+        </w:rPr>
+        <w:t>├1NT：自然叫</w:t>
+      </w:r>
+    </w:p>
+    <w:p>
+      <w:r>
+        <w:rPr>
+          <w:rFonts w:hint="eastAsia"/>
+        </w:rPr>
+        <w:lastRenderedPageBreak/>
+        <w:t>├2NT：自然叫</w:t>
+      </w:r>
+    </w:p>
+    <w:p>
+      <w:r>
+        <w:rPr>
+          <w:rFonts w:hint="eastAsia"/>
+        </w:rPr>
+        <w:t>├3NT：自然叫</w:t>
+      </w:r>
+    </w:p>
+    <w:p>
+      <w:r>
+        <w:rPr>
+          <w:rFonts w:hint="eastAsia"/>
+        </w:rPr>
+        <w:t>├2C/D：加叫为普通加叫 6-9 点不逼叫，新花色逼叫一轮，邀请以上实力</w:t>
+      </w:r>
+    </w:p>
+    <w:p>
+      <w:r>
+        <w:rPr>
+          <w:rFonts w:hint="eastAsia"/>
+        </w:rPr>
+        <w:t>├2H：逼叫一轮，邀请以上实力</w:t>
+      </w:r>
+    </w:p>
+    <w:p>
+      <w:r>
+        <w:rPr>
+          <w:rFonts w:hint="eastAsia"/>
+        </w:rPr>
+        <w:t>├2S：低花配合邀请以上，应叫人再叫 3 低花不逼叫，其他叫品逼局</w:t>
+      </w:r>
+    </w:p>
+    <w:p>
+      <w:r>
+        <w:rPr>
+          <w:rFonts w:hint="eastAsia"/>
+        </w:rPr>
+        <w:t>├3C：自然阻击</w:t>
+      </w:r>
+    </w:p>
+    <w:p>
+      <w:r>
+        <w:rPr>
+          <w:rFonts w:hint="eastAsia"/>
+        </w:rPr>
+        <w:t>├3D：自然阻击</w:t>
+      </w:r>
+    </w:p>
+    <w:p>
+      <w:r>
+        <w:rPr>
+          <w:rFonts w:hint="eastAsia"/>
+        </w:rPr>
+        <w:t>├3H：自然阻击</w:t>
+      </w:r>
+    </w:p>
+    <w:p>
+      <w:r>
+        <w:rPr>
+          <w:rFonts w:hint="eastAsia"/>
+        </w:rPr>
+        <w:t>├3S：逼局，S单缺</w:t>
+      </w:r>
+    </w:p>
+    <w:p/>
+    <w:p>
+      <w:pPr>
+        <w:pStyle w:val="4"/>
+      </w:pPr>
+      <w:r>
+        <w:t>强自由争叫</w:t>
+      </w:r>
+    </w:p>
+    <w:p>
+      <w:r>
+        <w:t>在对方争叫以后，在二阶自然出新花表示逼叫一轮，邀叫以上，并且承诺再叫一次，后续重叫自己的花色显示邀请实力，其他叫品逼叫进局，所以当持有5+以上高花但是实力不足邀请的时候，只能先加倍，再考虑是否要出该套</w:t>
+      </w:r>
+    </w:p>
+    <w:p>
+      <w:r>
+        <w:t>1C-(1S)-?</w:t>
+      </w:r>
+    </w:p>
+    <w:p>
+      <w:r>
+        <w:rPr>
+          <w:rFonts w:hint="eastAsia"/>
+        </w:rPr>
+        <w:t>├</w:t>
+      </w:r>
+      <w:r>
+        <w:t>2D/H：逼叫一轮，承诺再叫一次，后续除非重叫 3D/H，其他叫品均GF</w:t>
+      </w:r>
+    </w:p>
+    <w:p>
+      <w:r>
+        <w:rPr>
+          <w:rFonts w:hint="eastAsia"/>
+        </w:rPr>
+        <w:t>├</w:t>
+      </w:r>
+      <w:r>
+        <w:t>X 再叫 H：通常 6 张 H，不逼叫，弱于邀叫</w:t>
+      </w:r>
+    </w:p>
+    <w:p>
+      <w:r>
+        <w:rPr>
+          <w:rFonts w:hint="eastAsia"/>
+        </w:rPr>
+        <w:t>├</w:t>
+      </w:r>
+      <w:r>
+        <w:t>X 再叫 D：对低花通常不这样处理，所以 X 的情况下通常有 3-4H 和 6D</w:t>
+      </w:r>
+    </w:p>
+    <w:p>
+      <w:r>
+        <w:rPr>
+          <w:rFonts w:hint="eastAsia"/>
+        </w:rPr>
+        <w:t>├</w:t>
+      </w:r>
+      <w:r>
+        <w:t>如果自由争叫花色在三阶以上，则逼叫进局</w:t>
+      </w:r>
+    </w:p>
+    <w:p/>
+    <w:p/>
+    <w:p>
+      <w:pPr>
+        <w:pStyle w:val="4"/>
+      </w:pPr>
+      <w:r>
+        <w:t>对方二阶争叫：</w:t>
+      </w:r>
+    </w:p>
+    <w:p>
+      <w:r>
+        <w:rPr>
+          <w:rFonts w:hint="eastAsia"/>
+        </w:rPr>
+        <w:t>加倍是偏向高花的技术性</w:t>
+      </w:r>
+    </w:p>
+    <w:p>
+      <w:r>
+        <w:rPr>
+          <w:rFonts w:hint="eastAsia"/>
+        </w:rPr>
+        <w:t>加叫不逼叫</w:t>
+      </w:r>
+    </w:p>
+    <w:p>
+      <w:r>
+        <w:rPr>
+          <w:rFonts w:hint="eastAsia"/>
+        </w:rPr>
+        <w:t>扣叫显示配合和邀请以上实力</w:t>
+      </w:r>
+    </w:p>
+    <w:p>
+      <w:r>
+        <w:rPr>
+          <w:rFonts w:hint="eastAsia"/>
+        </w:rPr>
+        <w:t>对弱跳争叫的扣叫逼局，例外是1C-(2D)-3D表示55高花邀请</w:t>
+      </w:r>
+    </w:p>
+    <w:p>
+      <w:r>
+        <w:rPr>
+          <w:rFonts w:hint="eastAsia"/>
+        </w:rPr>
+        <w:t>二阶新花色逼叫一轮</w:t>
+      </w:r>
+    </w:p>
+    <w:p>
+      <w:r>
+        <w:rPr>
+          <w:rFonts w:hint="eastAsia"/>
+        </w:rPr>
+        <w:lastRenderedPageBreak/>
+        <w:t>三阶新花色逼叫进局</w:t>
+      </w:r>
+    </w:p>
+    <w:p>
+      <w:r>
+        <w:rPr>
+          <w:rFonts w:hint="eastAsia"/>
+        </w:rPr>
+        <w:t>1D-(2C)-?</w:t>
+      </w:r>
+    </w:p>
+    <w:p>
+      <w:r>
+        <w:rPr>
+          <w:rFonts w:hint="eastAsia"/>
+        </w:rPr>
+        <w:t>├X：有一门高花 4 张，但如果另外一个高花没有 3 张时，通常有能力改叫到 3D 或者 2NT</w:t>
+      </w:r>
+    </w:p>
+    <w:p>
+      <w:r>
+        <w:rPr>
+          <w:rFonts w:hint="eastAsia"/>
+        </w:rPr>
+        <w:t>├2D：普通加叫，通常没有 4 张高花</w:t>
+      </w:r>
+    </w:p>
+    <w:p>
+      <w:r>
+        <w:rPr>
+          <w:rFonts w:hint="eastAsia"/>
+        </w:rPr>
+        <w:t>├2H：逼叫一轮，邀请以上实力</w:t>
+      </w:r>
+    </w:p>
+    <w:p>
+      <w:r>
+        <w:rPr>
+          <w:rFonts w:hint="eastAsia"/>
+        </w:rPr>
+        <w:t>├2S：逼叫一轮，邀请以上实力</w:t>
+      </w:r>
+    </w:p>
+    <w:p>
+      <w:r>
+        <w:rPr>
+          <w:rFonts w:hint="eastAsia"/>
+        </w:rPr>
+        <w:t>├2NT：自然叫</w:t>
+      </w:r>
+    </w:p>
+    <w:p>
+      <w:r>
+        <w:rPr>
+          <w:rFonts w:hint="eastAsia"/>
+        </w:rPr>
+        <w:t>├3NT：自然叫</w:t>
+      </w:r>
+    </w:p>
+    <w:p>
+      <w:r>
+        <w:rPr>
+          <w:rFonts w:hint="eastAsia"/>
+        </w:rPr>
+        <w:t>├3C：D 配合邀请以上实力</w:t>
+      </w:r>
+    </w:p>
+    <w:p>
+      <w:r>
+        <w:rPr>
+          <w:rFonts w:hint="eastAsia"/>
+        </w:rPr>
+        <w:t>├3D：阻击</w:t>
+      </w:r>
+    </w:p>
+    <w:p>
+      <w:r>
+        <w:rPr>
+          <w:rFonts w:hint="eastAsia"/>
+        </w:rPr>
+        <w:t>├3H：阻击</w:t>
+      </w:r>
+    </w:p>
+    <w:p>
+      <w:pPr>
+        <w:ind w:firstLine="440"/>
+      </w:pPr>
+      <w:r>
+        <w:rPr>
+          <w:rFonts w:hint="eastAsia"/>
+        </w:rPr>
+        <w:t>├3S：阻击</w:t>
+      </w:r>
+    </w:p>
+    <w:p/>
+    <w:p>
+      <w:pPr>
+        <w:pStyle w:val="4"/>
+      </w:pPr>
+      <w:r>
+        <w:t>强自由争叫</w:t>
+      </w:r>
+    </w:p>
+    <w:p>
+      <w:r>
+        <w:t>在对方争叫以后，在二阶自然出新花表示逼叫一轮，邀叫以上，并且承诺再叫一次，后续重叫自己的花色显示邀请实力，其他叫品逼叫进局，所以当持有5+以上高花但是实力不足邀请的时候，只能先加倍，再考虑是否要出该套</w:t>
+      </w:r>
+    </w:p>
+    <w:p>
+      <w:r>
+        <w:t>1C-(1S)-?</w:t>
+      </w:r>
+    </w:p>
+    <w:p>
+      <w:r>
+        <w:rPr>
+          <w:rFonts w:hint="eastAsia"/>
+        </w:rPr>
+        <w:t>├</w:t>
+      </w:r>
+      <w:r>
+        <w:t>2D/H：逼叫一轮，承诺再叫一次，后续除非重叫 3D/H，其他叫品均GF</w:t>
+      </w:r>
+    </w:p>
+    <w:p>
+      <w:r>
+        <w:rPr>
+          <w:rFonts w:hint="eastAsia"/>
+        </w:rPr>
+        <w:t>├</w:t>
+      </w:r>
+      <w:r>
+        <w:t>X 再叫 H：通常 6 张 H，不逼叫，弱于邀叫</w:t>
+      </w:r>
+    </w:p>
+    <w:p>
+      <w:r>
+        <w:rPr>
+          <w:rFonts w:hint="eastAsia"/>
+        </w:rPr>
+        <w:t>├</w:t>
+      </w:r>
+      <w:r>
+        <w:t>X 再叫 D：对低花通常不这样处理，所以 X 的情况下通常有 3-4H 和 6D</w:t>
+      </w:r>
+    </w:p>
+    <w:p>
+      <w:r>
+        <w:rPr>
+          <w:rFonts w:hint="eastAsia"/>
+        </w:rPr>
+        <w:t>├</w:t>
+      </w:r>
+      <w:r>
+        <w:t>如果自由争叫花色在三阶以上，则逼叫进局</w:t>
+      </w:r>
+    </w:p>
+    <w:p/>
+    <w:p/>
+    <w:p>
+      <w:pPr>
+        <w:pStyle w:val="4"/>
+      </w:pPr>
+      <w:r>
+        <w:t>开叫人的再叫</w:t>
+      </w:r>
+    </w:p>
+    <w:p>
+      <w:r>
+        <w:t>开叫人主动叫无将：开叫人在不是必须的情况下主动叫无将通常显示 16 点以上的实</w:t>
+      </w:r>
+      <w:r>
+        <w:lastRenderedPageBreak/>
+        <w:t>力（根据无将区间，同伴没有显示实力的时候开叫人显示 18-19 均型，同伴显示过一点实力时开叫人显示 15-17 非均型），后续自然叫</w:t>
+      </w:r>
+    </w:p>
+    <w:p>
+      <w:r>
+        <w:t>1C-(1H)-1S-(P)</w:t>
+      </w:r>
+    </w:p>
+    <w:p>
+      <w:r>
+        <w:rPr>
+          <w:rFonts w:hint="eastAsia"/>
+        </w:rPr>
+        <w:t>├</w:t>
+      </w:r>
+      <w:r>
         <w:t>1NT：这不是主动叫牌，显示 12-14 均型，应叫人 2H 逼局，其他叫品自然不逼叫（对方争叫花色取消 XYZ，对方只以加倍介入则保留 XYZ）</w:t>
       </w:r>
     </w:p>
@@ -20930,6 +20940,7 @@
         <w:rPr>
           <w:rFonts w:hint="eastAsia"/>
         </w:rPr>
+        <w:lastRenderedPageBreak/>
         <w:t>├</w:t>
       </w:r>
       <w:r>
@@ -20942,486 +20953,479 @@
         <w:pStyle w:val="4"/>
       </w:pPr>
       <w:r>
+        <w:t>双方扣叫均逼局</w:t>
+      </w:r>
+    </w:p>
+    <w:p>
+      <w:r>
+        <w:t>在开叫人和应叫人均参与过叫牌的情况下，双方的任何一方在自己的第二次以上的叫牌机会中扣叫均表示逼叫进局，具体什么类型的逼局牌在下一声叫牌显示，当同时可以选择加倍和扣叫的时候，加倍显示的牌比较偏向平均，而扣叫通常清楚定约将牌的方向是什么</w:t>
+      </w:r>
+    </w:p>
+    <w:p>
+      <w:r>
+        <w:t>1C-(P)-1H-(1S)</w:t>
+      </w:r>
+    </w:p>
+    <w:p>
+      <w:r>
+        <w:rPr>
+          <w:rFonts w:hint="eastAsia"/>
+        </w:rPr>
+        <w:t>├</w:t>
+      </w:r>
+      <w:r>
+        <w:t>2S：逼叫进局，扣叫可能的牌情有，4 张支持超过 18 点</w:t>
+      </w:r>
+      <w:r>
+        <w:rPr>
+          <w:rFonts w:hint="eastAsia"/>
+        </w:rPr>
+        <w:t>，或者</w:t>
+      </w:r>
+      <w:r>
+        <w:t>C 单套强牌逼局，</w:t>
+      </w:r>
+      <w:r>
+        <w:rPr>
+          <w:rFonts w:hint="eastAsia"/>
+        </w:rPr>
+        <w:t>6+C</w:t>
+      </w:r>
+    </w:p>
+    <w:p>
+      <w:r>
+        <w:rPr>
+          <w:rFonts w:hint="eastAsia"/>
+        </w:rPr>
+        <w:t>├</w:t>
+      </w:r>
+      <w:r>
+        <w:t>2D仍然是逆叫和逼叫，</w:t>
+      </w:r>
+    </w:p>
+    <w:p>
+      <w:r>
+        <w:rPr>
+          <w:rFonts w:hint="eastAsia"/>
+        </w:rPr>
+        <w:t>├</w:t>
+      </w:r>
+      <w:r>
+        <w:t>加倍显示的是支持性，或者 2 张支持不明确定约方向的强牌（例如挡张不是很好的 18-19 均型   ）</w:t>
+      </w:r>
+    </w:p>
+    <w:p>
+      <w:r>
+        <w:t>1C-(1H)-1S-(P)</w:t>
+      </w:r>
+    </w:p>
+    <w:p>
+      <w:r>
+        <w:rPr>
+          <w:rFonts w:hint="eastAsia"/>
+        </w:rPr>
+        <w:t>├</w:t>
+      </w:r>
+      <w:r>
+        <w:t>2H：逼叫进局，可能是 S 三张以上支持或者 C 单套逼局牌</w:t>
+      </w:r>
+      <w:r>
+        <w:rPr>
+          <w:rFonts w:hint="eastAsia"/>
+          <w:highlight w:val="yellow"/>
+        </w:rPr>
+        <w:t>，19点以上，6张C坚固套或7+C</w:t>
+      </w:r>
+    </w:p>
+    <w:p>
+      <w:r>
+        <w:rPr>
+          <w:rFonts w:hint="eastAsia"/>
+        </w:rPr>
+        <w:t>├</w:t>
+      </w:r>
+      <w:r>
+        <w:t>2D 仍然是逆叫</w:t>
+      </w:r>
+    </w:p>
+    <w:p/>
+    <w:p/>
+    <w:p>
+      <w:pPr>
+        <w:pStyle w:val="4"/>
+      </w:pPr>
+      <w:r>
+        <w:t>低花反加叫被干扰</w:t>
+      </w:r>
+    </w:p>
+    <w:p>
+      <w:r>
+        <w:t>低花反加叫逼叫到 3 低花，在 3 低花以下加倍建议惩罚，3低花以上加倍技术性</w:t>
+      </w:r>
+    </w:p>
+    <w:p>
+      <w:r>
+        <w:rPr>
+          <w:rFonts w:hint="eastAsia"/>
+        </w:rPr>
+        <w:t>1C-(P)-2C-(争叫 3C 以下)</w:t>
+      </w:r>
+    </w:p>
+    <w:p>
+      <w:r>
+        <w:rPr>
+          <w:rFonts w:hint="eastAsia"/>
+        </w:rPr>
+        <w:t>├Pass：逼叫</w:t>
+      </w:r>
+    </w:p>
+    <w:p>
+      <w:r>
+        <w:rPr>
+          <w:rFonts w:hint="eastAsia"/>
+        </w:rPr>
+        <w:t>├X：惩罚</w:t>
+      </w:r>
+    </w:p>
+    <w:p>
+      <w:r>
+        <w:rPr>
+          <w:rFonts w:hint="eastAsia"/>
+        </w:rPr>
+        <w:t>├叫牌：牌型牌</w:t>
+      </w:r>
+    </w:p>
+    <w:p>
+      <w:r>
+        <w:rPr>
+          <w:rFonts w:hint="eastAsia"/>
+        </w:rPr>
+        <w:t>├2NT：18-19</w:t>
+      </w:r>
+    </w:p>
+    <w:p/>
+    <w:p/>
+    <w:p>
+      <w:r>
         <w:lastRenderedPageBreak/>
-        <w:t>双方扣叫均逼局</w:t>
-      </w:r>
-    </w:p>
-    <w:p>
-      <w:r>
-        <w:t>在开叫人和应叫人均参与过叫牌的情况下，双方的任何一方在自己的第二次以上的叫牌机会中扣叫均表示逼叫进局，具体什么类型的逼局牌在下一声叫牌显示，当同时可以选择加倍和扣叫的时候，加倍显示的牌比较偏向平均，而扣叫通常清楚定约将牌的方向是什么</w:t>
-      </w:r>
-    </w:p>
-    <w:p>
-      <w:r>
-        <w:t>1C-(P)-1H-(1S)</w:t>
-      </w:r>
-    </w:p>
-    <w:p>
-      <w:r>
-        <w:rPr>
-          <w:rFonts w:hint="eastAsia"/>
-        </w:rPr>
+        <w:t xml:space="preserve">12.2 </w:t>
+      </w:r>
+      <w:r>
+        <w:tab/>
+      </w:r>
+    </w:p>
+    <w:p>
+      <w:pPr>
+        <w:pStyle w:val="2"/>
+      </w:pPr>
+      <w:r>
+        <w:rPr>
+          <w:rFonts w:hint="eastAsia"/>
+        </w:rPr>
+        <w:t>我方开叫</w:t>
+      </w:r>
+      <w:r>
+        <w:t>1高花</w:t>
+      </w:r>
+    </w:p>
+    <w:p>
+      <w:pPr>
+        <w:pStyle w:val="3"/>
+      </w:pPr>
+      <w:r>
+        <w:t>12.2.1 敌方加倍</w:t>
+      </w:r>
+    </w:p>
+    <w:p>
+      <w:r>
+        <w:rPr>
+          <w:rFonts w:hint="eastAsia"/>
+        </w:rPr>
+        <w:t>1H-(X)-?</w:t>
+      </w:r>
+    </w:p>
+    <w:p>
+      <w:r>
+        <w:rPr>
+          <w:rFonts w:hint="eastAsia"/>
+        </w:rPr>
+        <w:t>├XX：10 点以上，如果有支持最多 3 张，逼叫到 2H</w:t>
+      </w:r>
+    </w:p>
+    <w:p>
+      <w:r>
+        <w:rPr>
+          <w:rFonts w:hint="eastAsia"/>
+        </w:rPr>
+        <w:t>├1NT：转移到2C，可能是6张C套不足二盖一（二盖一牌再加倍起步），也可能是5张C套但有2-3张H配合并且准备再叫回2H有一定的D指示首攻倾向</w:t>
+      </w:r>
+    </w:p>
+    <w:p>
+      <w:r>
+        <w:rPr>
+          <w:rFonts w:hint="eastAsia"/>
+        </w:rPr>
+        <w:t>├2C：转移到2D，可能是6张D套不足二盖一（二盖一牌再加倍起步），也可能是5张D套但有2-3张H配合并且准备再叫回2H有一定的指示首攻倾向</w:t>
+      </w:r>
+    </w:p>
+    <w:p>
+      <w:r>
+        <w:rPr>
+          <w:rFonts w:hint="eastAsia"/>
+        </w:rPr>
+        <w:t>├2D：显示正常加叫，3张以上H，6-9点</w:t>
+      </w:r>
+    </w:p>
+    <w:p>
+      <w:r>
+        <w:rPr>
+          <w:rFonts w:hint="eastAsia"/>
+        </w:rPr>
+        <w:t>├2H：直接加叫显示弱加叫（有局5-7，无局0-6）</w:t>
+      </w:r>
+    </w:p>
+    <w:p>
+      <w:r>
+        <w:rPr>
+          <w:rFonts w:hint="eastAsia"/>
+        </w:rPr>
+        <w:t>├2NT：4 张支持邀请以上，后续3H不接受邀请，其他叫品为自然含义（体系中对于高花开叫对方介入任何叫品以后叫 2NT 均是此含义）</w:t>
+      </w:r>
+    </w:p>
+    <w:p>
+      <w:r>
+        <w:rPr>
+          <w:rFonts w:hint="eastAsia"/>
+        </w:rPr>
+        <w:t>├3H：跳叫高花任何情况下都是阻击性加叫，是自然阻击</w:t>
+      </w:r>
+    </w:p>
+    <w:p>
+      <w:r>
+        <w:rPr>
+          <w:rFonts w:hint="eastAsia"/>
+        </w:rPr>
+        <w:t>├3m/4m：跳叫低花是配合显示叫（在体系中所有同伴开叫高花对方介入叫牌（加倍或者争叫），自己跳叫低花均表示配合显示叫，显示高花 4 张支持，低花 5 张以上套，且点力集中在两门花色的描述性，在这里跳叫 3 低花和 4 低花都是配合显示，4 低花对两套的长度和质量有更高的要求）</w:t>
+      </w:r>
+    </w:p>
+    <w:p/>
+    <w:p>
+      <w:r>
+        <w:rPr>
+          <w:rFonts w:hint="eastAsia"/>
+        </w:rPr>
+        <w:t>1S-(X)-?</w:t>
+      </w:r>
+    </w:p>
+    <w:p>
+      <w:r>
+        <w:rPr>
+          <w:rFonts w:hint="eastAsia"/>
+        </w:rPr>
+        <w:t>├XX：10 点以上，如果有支持最多 3 张，逼叫到 2S</w:t>
+      </w:r>
+    </w:p>
+    <w:p>
+      <w:r>
+        <w:rPr>
+          <w:rFonts w:hint="eastAsia"/>
+        </w:rPr>
+        <w:t>├1NT：转移到2C，可能是6张C套不足二盖一（二盖一牌再加倍起步），也可能是5张C套但有2-3张S配合并且准备再叫回2H有一定的D指示首攻倾向</w:t>
+      </w:r>
+    </w:p>
+    <w:p>
+      <w:r>
+        <w:rPr>
+          <w:rFonts w:hint="eastAsia"/>
+        </w:rPr>
+        <w:t>├2C：转移到2D，可能是6张D套不足二盖一（二盖一牌再加倍起步），也可能是5张D套但有2-3张S配合并且准备再叫回2H有一定的指示首攻倾向</w:t>
+      </w:r>
+    </w:p>
+    <w:p>
+      <w:r>
+        <w:rPr>
+          <w:rFonts w:hint="eastAsia"/>
+        </w:rPr>
+        <w:t>├2D：转移到2H，可能是6张H套不足二盖一（二盖一牌再加倍起步），也可能是5张H套但有2-3张S配合并且准备再叫回2H有一定的指示首攻倾向</w:t>
+      </w:r>
+    </w:p>
+    <w:p>
+      <w:r>
+        <w:rPr>
+          <w:rFonts w:hint="eastAsia"/>
+        </w:rPr>
+        <w:t>├2H：显示正常加叫，3张以上S，6-9点</w:t>
+      </w:r>
+    </w:p>
+    <w:p>
+      <w:r>
+        <w:rPr>
+          <w:rFonts w:hint="eastAsia"/>
+        </w:rPr>
+        <w:t>├2S：直接加叫显示弱加叫（有局5-7，无局0-6）</w:t>
+      </w:r>
+    </w:p>
+    <w:p>
+      <w:r>
+        <w:rPr>
+          <w:rFonts w:hint="eastAsia"/>
+        </w:rPr>
+        <w:lastRenderedPageBreak/>
+        <w:t>├2NT：4 张支持邀请以上，后续3S不接受邀请，其他叫品为自然含义（体系中对于高花开叫对方介入任何叫品以后叫 2NT 均是此含义）</w:t>
+      </w:r>
+    </w:p>
+    <w:p>
+      <w:r>
+        <w:rPr>
+          <w:rFonts w:hint="eastAsia"/>
+        </w:rPr>
+        <w:t>├3S：跳叫高花任何情况下都是阻击性加叫，是自然阻击</w:t>
+      </w:r>
+    </w:p>
+    <w:p>
+      <w:r>
+        <w:rPr>
+          <w:rFonts w:hint="eastAsia"/>
+        </w:rPr>
+        <w:t>├3m/4m：跳叫低花是配合显示叫（在体系中所有同伴开叫高花对方介入叫牌（加倍或者争叫），自己跳叫低花均表示配合显示叫，显示高花 4 张支持，低花 5 张以上套，且点力集中在两门花色的描述性，在这里跳叫 3 低花和 4 低花都是配合显示，4 低花对两套的长度和质量有更高的要求）</w:t>
+      </w:r>
+    </w:p>
+    <w:p/>
+    <w:p/>
+    <w:p>
+      <w:pPr>
+        <w:pStyle w:val="3"/>
+      </w:pPr>
+      <w:r>
+        <w:t>12.2.2 敌方争叫花色</w:t>
+      </w:r>
+    </w:p>
+    <w:p>
+      <w:r>
+        <w:rPr>
+          <w:rFonts w:hint="eastAsia"/>
+        </w:rPr>
+        <w:t>1H-(2C)-?</w:t>
+      </w:r>
+    </w:p>
+    <w:p>
+      <w:r>
+        <w:rPr>
+          <w:rFonts w:hint="eastAsia"/>
+        </w:rPr>
+        <w:t>├X：技术性，也可能是均型邀请</w:t>
+      </w:r>
+    </w:p>
+    <w:p>
+      <w:r>
+        <w:rPr>
+          <w:rFonts w:hint="eastAsia"/>
+        </w:rPr>
+        <w:t>├2D：逼叫一轮，邀请以上</w:t>
+      </w:r>
+    </w:p>
+    <w:p>
+      <w:r>
+        <w:rPr>
+          <w:rFonts w:hint="eastAsia"/>
+        </w:rPr>
+        <w:t>├2S：逼叫一轮，邀请以上</w:t>
+      </w:r>
+    </w:p>
+    <w:p>
+      <w:r>
+        <w:rPr>
+          <w:rFonts w:hint="eastAsia"/>
+        </w:rPr>
+        <w:t>├2NT：4 张支持邀请以上，自然叫牌先加倍</w:t>
+      </w:r>
+    </w:p>
+    <w:p>
+      <w:r>
+        <w:rPr>
+          <w:rFonts w:hint="eastAsia"/>
+        </w:rPr>
+        <w:t>├3C：3 张支持邀请以上</w:t>
+      </w:r>
+    </w:p>
+    <w:p>
+      <w:r>
+        <w:rPr>
+          <w:rFonts w:hint="eastAsia"/>
+        </w:rPr>
+        <w:t>├3D：配合显示叫</w:t>
+      </w:r>
+    </w:p>
+    <w:p>
+      <w:r>
+        <w:rPr>
+          <w:rFonts w:hint="eastAsia"/>
+        </w:rPr>
+        <w:t>├4D：配合显示叫</w:t>
+      </w:r>
+    </w:p>
+    <w:p>
+      <w:r>
+        <w:rPr>
+          <w:rFonts w:hint="eastAsia"/>
+        </w:rPr>
+        <w:t>├3S：阻击</w:t>
+      </w:r>
+    </w:p>
+    <w:p>
+      <w:r>
+        <w:rPr>
+          <w:rFonts w:hint="eastAsia"/>
+        </w:rPr>
+        <w:t>├4C：Splinter</w:t>
+      </w:r>
+      <w:r>
+        <w:t xml:space="preserve"> </w:t>
+      </w:r>
+    </w:p>
+    <w:p>
+      <w:r>
+        <w:t>也就是说仅在对方争叫后的跳扣叫显示 Splinter，其他花色的单缺不关心</w:t>
+      </w:r>
+    </w:p>
+    <w:p>
+      <w:r>
+        <w:rPr>
+          <w:rFonts w:hint="eastAsia"/>
+          <w:highlight w:val="yellow"/>
+        </w:rPr>
+        <w:t>敌方争叫阻击后，新花逼叫一轮，五张以上。加倍表示强牌偏另一门高花，但不足五张。</w:t>
+      </w:r>
+    </w:p>
+    <w:p/>
+    <w:p/>
+    <w:p>
+      <w:pPr>
+        <w:pStyle w:val="3"/>
+      </w:pPr>
+      <w:r>
+        <w:t>12.2.3 我方简单加叫后敌方参与</w:t>
+      </w:r>
+    </w:p>
+    <w:p>
+      <w:r>
+        <w:t>1M-P-2M-(3X)</w:t>
+      </w:r>
+    </w:p>
+    <w:p>
+      <w:r>
+        <w:rPr>
+          <w:rFonts w:hint="eastAsia"/>
+        </w:rPr>
+        <w:lastRenderedPageBreak/>
         <w:t>├</w:t>
       </w:r>
       <w:r>
-        <w:t>2S：逼叫进局，扣叫可能的牌情有，4 张支持超过 18 点</w:t>
-      </w:r>
-      <w:r>
-        <w:rPr>
-          <w:rFonts w:hint="eastAsia"/>
-        </w:rPr>
-        <w:t>，或者</w:t>
-      </w:r>
-      <w:r>
-        <w:t>C 单套强牌逼局，</w:t>
-      </w:r>
-      <w:r>
-        <w:rPr>
-          <w:rFonts w:hint="eastAsia"/>
-        </w:rPr>
-        <w:t>6+C</w:t>
-      </w:r>
-    </w:p>
-    <w:p>
-      <w:r>
-        <w:rPr>
-          <w:rFonts w:hint="eastAsia"/>
-        </w:rPr>
-        <w:t>├</w:t>
-      </w:r>
-      <w:r>
-        <w:t>2D仍然是逆叫和逼叫，</w:t>
-      </w:r>
-    </w:p>
-    <w:p>
-      <w:r>
-        <w:rPr>
-          <w:rFonts w:hint="eastAsia"/>
-        </w:rPr>
-        <w:t>├</w:t>
-      </w:r>
-      <w:r>
-        <w:t>加倍显示的是支持性，或者 2 张支持不明确定约方向的强牌（例如挡张不是很好的 18-19 均型   ）</w:t>
-      </w:r>
-    </w:p>
-    <w:p>
-      <w:r>
-        <w:t>1C-(1H)-1S-(P)</w:t>
-      </w:r>
-    </w:p>
-    <w:p>
-      <w:r>
-        <w:rPr>
-          <w:rFonts w:hint="eastAsia"/>
-        </w:rPr>
-        <w:t>├</w:t>
-      </w:r>
-      <w:r>
-        <w:t>2H：逼叫进局，可能是 S 三张以上支持或者 C 单套逼局牌</w:t>
-      </w:r>
-      <w:r>
-        <w:rPr>
-          <w:rFonts w:hint="eastAsia"/>
-          <w:highlight w:val="yellow"/>
-        </w:rPr>
-        <w:t>，19点以上，6张C坚固套或7+C</w:t>
-      </w:r>
-    </w:p>
-    <w:p>
-      <w:r>
-        <w:rPr>
-          <w:rFonts w:hint="eastAsia"/>
-        </w:rPr>
-        <w:t>├</w:t>
-      </w:r>
-      <w:r>
-        <w:t>2D 仍然是逆叫</w:t>
-      </w:r>
-    </w:p>
-    <w:p/>
-    <w:p/>
-    <w:p>
-      <w:pPr>
-        <w:pStyle w:val="4"/>
-      </w:pPr>
-      <w:r>
-        <w:t>低花反加叫被干扰</w:t>
-      </w:r>
-    </w:p>
-    <w:p>
-      <w:r>
-        <w:t>低花反加叫逼叫到 3 低花，在 3 低花以下加倍建议惩罚，3低花以上加倍技术性</w:t>
-      </w:r>
-    </w:p>
-    <w:p>
-      <w:r>
-        <w:rPr>
-          <w:rFonts w:hint="eastAsia"/>
-        </w:rPr>
-        <w:t>1C-(P)-2C-(争叫 3C 以下)</w:t>
-      </w:r>
-    </w:p>
-    <w:p>
-      <w:r>
-        <w:rPr>
-          <w:rFonts w:hint="eastAsia"/>
-        </w:rPr>
-        <w:t>├Pass：逼叫</w:t>
-      </w:r>
-    </w:p>
-    <w:p>
-      <w:r>
-        <w:rPr>
-          <w:rFonts w:hint="eastAsia"/>
-        </w:rPr>
-        <w:t>├X：惩罚</w:t>
-      </w:r>
-    </w:p>
-    <w:p>
-      <w:r>
-        <w:rPr>
-          <w:rFonts w:hint="eastAsia"/>
-        </w:rPr>
-        <w:t>├叫牌：牌型牌</w:t>
-      </w:r>
-    </w:p>
-    <w:p>
-      <w:r>
-        <w:rPr>
-          <w:rFonts w:hint="eastAsia"/>
-        </w:rPr>
-        <w:t>├2NT：18-19</w:t>
-      </w:r>
-    </w:p>
-    <w:p/>
-    <w:p/>
-    <w:p>
-      <w:r>
-        <w:t xml:space="preserve">12.2 </w:t>
-      </w:r>
-      <w:r>
-        <w:tab/>
-      </w:r>
-    </w:p>
-    <w:p>
-      <w:pPr>
-        <w:pStyle w:val="2"/>
-      </w:pPr>
-      <w:r>
-        <w:rPr>
-          <w:rFonts w:hint="eastAsia"/>
-        </w:rPr>
-        <w:lastRenderedPageBreak/>
-        <w:t>我方开叫</w:t>
-      </w:r>
-      <w:r>
-        <w:t>1高花</w:t>
-      </w:r>
-    </w:p>
-    <w:p>
-      <w:pPr>
-        <w:pStyle w:val="3"/>
-      </w:pPr>
-      <w:r>
-        <w:t>12.2.1 敌方加倍</w:t>
-      </w:r>
-    </w:p>
-    <w:p>
-      <w:r>
-        <w:rPr>
-          <w:rFonts w:hint="eastAsia"/>
-        </w:rPr>
-        <w:t>1H-(X)-?</w:t>
-      </w:r>
-    </w:p>
-    <w:p>
-      <w:r>
-        <w:rPr>
-          <w:rFonts w:hint="eastAsia"/>
-        </w:rPr>
-        <w:t>├XX：10 点以上，如果有支持最多 3 张，逼叫到 2H</w:t>
-      </w:r>
-    </w:p>
-    <w:p>
-      <w:r>
-        <w:rPr>
-          <w:rFonts w:hint="eastAsia"/>
-        </w:rPr>
-        <w:t>├1NT：转移到2C，可能是6张C套不足二盖一（二盖一牌再加倍起步），也可能是5张C套但有2-3张H配合并且准备再叫回2H有一定的D指示首攻倾向</w:t>
-      </w:r>
-    </w:p>
-    <w:p>
-      <w:r>
-        <w:rPr>
-          <w:rFonts w:hint="eastAsia"/>
-        </w:rPr>
-        <w:t>├2C：转移到2D，可能是6张D套不足二盖一（二盖一牌再加倍起步），也可能是5张D套但有2-3张H配合并且准备再叫回2H有一定的指示首攻倾向</w:t>
-      </w:r>
-    </w:p>
-    <w:p>
-      <w:r>
-        <w:rPr>
-          <w:rFonts w:hint="eastAsia"/>
-        </w:rPr>
-        <w:t>├2D：显示正常加叫，3张以上H，6-9点</w:t>
-      </w:r>
-    </w:p>
-    <w:p>
-      <w:r>
-        <w:rPr>
-          <w:rFonts w:hint="eastAsia"/>
-        </w:rPr>
-        <w:t>├2H：直接加叫显示弱加叫（有局5-7，无局0-6）</w:t>
-      </w:r>
-    </w:p>
-    <w:p>
-      <w:r>
-        <w:rPr>
-          <w:rFonts w:hint="eastAsia"/>
-        </w:rPr>
-        <w:t>├2NT：4 张支持邀请以上，后续3H不接受邀请，其他叫品为自然含义（体系中对于高花开叫对方介入任何叫品以后叫 2NT 均是此含义）</w:t>
-      </w:r>
-    </w:p>
-    <w:p>
-      <w:r>
-        <w:rPr>
-          <w:rFonts w:hint="eastAsia"/>
-        </w:rPr>
-        <w:t>├3H：跳叫高花任何情况下都是阻击性加叫，是自然阻击</w:t>
-      </w:r>
-    </w:p>
-    <w:p>
-      <w:r>
-        <w:rPr>
-          <w:rFonts w:hint="eastAsia"/>
-        </w:rPr>
-        <w:t>├3m/4m：跳叫低花是配合显示叫（在体系中所有同伴开叫高花对方介入叫牌（加倍或者争叫），自己跳叫低花均表示配合显示叫，显示高花 4 张支持，低花 5 张以上套，且点力集中在两门花色的描述性，在这里跳叫 3 低花和 4 低花都是配合显示，4 低花对两套的长度和质量有更高的要求）</w:t>
-      </w:r>
-    </w:p>
-    <w:p/>
-    <w:p>
-      <w:r>
-        <w:rPr>
-          <w:rFonts w:hint="eastAsia"/>
-        </w:rPr>
-        <w:t>1S-(X)-?</w:t>
-      </w:r>
-    </w:p>
-    <w:p>
-      <w:r>
-        <w:rPr>
-          <w:rFonts w:hint="eastAsia"/>
-        </w:rPr>
-        <w:t>├XX：10 点以上，如果有支持最多 3 张，逼叫到 2S</w:t>
-      </w:r>
-    </w:p>
-    <w:p>
-      <w:r>
-        <w:rPr>
-          <w:rFonts w:hint="eastAsia"/>
-        </w:rPr>
-        <w:t>├1NT：转移到2C，可能是6张C套不足二盖一（二盖一牌再加倍起步），也可能是5张C套但有2-3张S配合并且准备再叫回2H有一定的D指示首攻倾向</w:t>
-      </w:r>
-    </w:p>
-    <w:p>
-      <w:r>
-        <w:rPr>
-          <w:rFonts w:hint="eastAsia"/>
-        </w:rPr>
-        <w:t>├2C：转移到2D，可能是6张D套不足二盖一（二盖一牌再加倍起步），也可能是5张D套但有2-3张S配合并且准备再叫回2H有一定的指示首攻倾向</w:t>
-      </w:r>
-    </w:p>
-    <w:p>
-      <w:r>
-        <w:rPr>
-          <w:rFonts w:hint="eastAsia"/>
-        </w:rPr>
-        <w:t>├2D：转移到2H，可能是6张H套不足二盖一（二盖一牌再加倍起步），也可能是5张H套但有2-3张S配合并且准备再叫回2H有一定的指示首攻倾向</w:t>
-      </w:r>
-    </w:p>
-    <w:p>
-      <w:r>
-        <w:rPr>
-          <w:rFonts w:hint="eastAsia"/>
-        </w:rPr>
-        <w:t>├2H：显示正常加叫，3张以上S，6-9点</w:t>
-      </w:r>
-    </w:p>
-    <w:p>
-      <w:r>
-        <w:rPr>
-          <w:rFonts w:hint="eastAsia"/>
-        </w:rPr>
-        <w:t>├2S：直接加叫显示弱加叫（有局5-7，无局0-6）</w:t>
-      </w:r>
-    </w:p>
-    <w:p>
-      <w:r>
-        <w:rPr>
-          <w:rFonts w:hint="eastAsia"/>
-        </w:rPr>
-        <w:t>├2NT：4 张支持邀请以上，后续3S不接受邀请，其他叫品为自然含义（体系中对于</w:t>
-      </w:r>
-      <w:r>
-        <w:rPr>
-          <w:rFonts w:hint="eastAsia"/>
-        </w:rPr>
-        <w:lastRenderedPageBreak/>
-        <w:t>高花开叫对方介入任何叫品以后叫 2NT 均是此含义）</w:t>
-      </w:r>
-    </w:p>
-    <w:p>
-      <w:r>
-        <w:rPr>
-          <w:rFonts w:hint="eastAsia"/>
-        </w:rPr>
-        <w:t>├3S：跳叫高花任何情况下都是阻击性加叫，是自然阻击</w:t>
-      </w:r>
-    </w:p>
-    <w:p>
-      <w:r>
-        <w:rPr>
-          <w:rFonts w:hint="eastAsia"/>
-        </w:rPr>
-        <w:t>├3m/4m：跳叫低花是配合显示叫（在体系中所有同伴开叫高花对方介入叫牌（加倍或者争叫），自己跳叫低花均表示配合显示叫，显示高花 4 张支持，低花 5 张以上套，且点力集中在两门花色的描述性，在这里跳叫 3 低花和 4 低花都是配合显示，4 低花对两套的长度和质量有更高的要求）</w:t>
-      </w:r>
-    </w:p>
-    <w:p/>
-    <w:p/>
-    <w:p>
-      <w:pPr>
-        <w:pStyle w:val="3"/>
-      </w:pPr>
-      <w:r>
-        <w:t>12.2.2 敌方争叫花色</w:t>
-      </w:r>
-    </w:p>
-    <w:p>
-      <w:r>
-        <w:rPr>
-          <w:rFonts w:hint="eastAsia"/>
-        </w:rPr>
-        <w:t>1H-(2C)-?</w:t>
-      </w:r>
-    </w:p>
-    <w:p>
-      <w:r>
-        <w:rPr>
-          <w:rFonts w:hint="eastAsia"/>
-        </w:rPr>
-        <w:t>├X：技术性，也可能是均型邀请</w:t>
-      </w:r>
-    </w:p>
-    <w:p>
-      <w:r>
-        <w:rPr>
-          <w:rFonts w:hint="eastAsia"/>
-        </w:rPr>
-        <w:t>├2D：逼叫一轮，邀请以上</w:t>
-      </w:r>
-    </w:p>
-    <w:p>
-      <w:r>
-        <w:rPr>
-          <w:rFonts w:hint="eastAsia"/>
-        </w:rPr>
-        <w:t>├2S：逼叫一轮，邀请以上</w:t>
-      </w:r>
-    </w:p>
-    <w:p>
-      <w:r>
-        <w:rPr>
-          <w:rFonts w:hint="eastAsia"/>
-        </w:rPr>
-        <w:t>├2NT：4 张支持邀请以上，自然叫牌先加倍</w:t>
-      </w:r>
-    </w:p>
-    <w:p>
-      <w:r>
-        <w:rPr>
-          <w:rFonts w:hint="eastAsia"/>
-        </w:rPr>
-        <w:t>├3C：3 张支持邀请以上</w:t>
-      </w:r>
-    </w:p>
-    <w:p>
-      <w:r>
-        <w:rPr>
-          <w:rFonts w:hint="eastAsia"/>
-        </w:rPr>
-        <w:t>├3D：配合显示叫</w:t>
-      </w:r>
-    </w:p>
-    <w:p>
-      <w:r>
-        <w:rPr>
-          <w:rFonts w:hint="eastAsia"/>
-        </w:rPr>
-        <w:t>├4D：配合显示叫</w:t>
-      </w:r>
-    </w:p>
-    <w:p>
-      <w:r>
-        <w:rPr>
-          <w:rFonts w:hint="eastAsia"/>
-        </w:rPr>
-        <w:t>├3S：阻击</w:t>
-      </w:r>
-    </w:p>
-    <w:p>
-      <w:r>
-        <w:rPr>
-          <w:rFonts w:hint="eastAsia"/>
-        </w:rPr>
-        <w:t>├4C：Splinter</w:t>
-      </w:r>
-      <w:r>
-        <w:t xml:space="preserve"> </w:t>
-      </w:r>
-    </w:p>
-    <w:p>
-      <w:r>
-        <w:t>也就是说仅在对方争叫后的跳扣叫显示 Splinter，其他花色的单缺不关心</w:t>
-      </w:r>
-    </w:p>
-    <w:p>
-      <w:r>
-        <w:rPr>
-          <w:rFonts w:hint="eastAsia"/>
-          <w:highlight w:val="yellow"/>
-        </w:rPr>
-        <w:t>敌方争叫阻击后，新花逼叫一轮，五张以上。加倍表示强牌偏另一门高花，但不足五张。</w:t>
-      </w:r>
-    </w:p>
-    <w:p/>
-    <w:p/>
-    <w:p>
-      <w:pPr>
-        <w:pStyle w:val="3"/>
-      </w:pPr>
-      <w:r>
-        <w:t>12.2.3 我方简单加叫后敌方参与</w:t>
-      </w:r>
-    </w:p>
-    <w:p>
-      <w:r>
-        <w:t>1M-P-2M-(3X)</w:t>
-      </w:r>
-    </w:p>
-    <w:p>
-      <w:r>
-        <w:rPr>
-          <w:rFonts w:hint="eastAsia"/>
-        </w:rPr>
-        <w:t>├</w:t>
-      </w:r>
-      <w:r>
         <w:t>?</w:t>
       </w:r>
     </w:p>
     <w:p>
       <w:r>
-        <w:lastRenderedPageBreak/>
         <w:t>当 3X 和 3M 之间还有空间的时候，比如配合花色是 H，对方争叫 3C，此时加倍表示建议惩罚，叫空间内叫品表示邀叫；而如果没有空间，比如配合花色是 H，对方争叫 3D，加倍表示邀叫，直接叫 3M 表示竞叫</w:t>
       </w:r>
     </w:p>
@@ -21732,6 +21736,7 @@
         <w:rPr>
           <w:rFonts w:ascii="等线" w:hAnsi="等线" w:cs="Arial" w:hint="eastAsia"/>
         </w:rPr>
+        <w:lastRenderedPageBreak/>
         <w:t>├2NT：自然邀叫</w:t>
       </w:r>
     </w:p>
@@ -21745,7 +21750,6 @@
         <w:rPr>
           <w:rFonts w:ascii="等线" w:hAnsi="等线" w:cs="Arial" w:hint="eastAsia"/>
         </w:rPr>
-        <w:lastRenderedPageBreak/>
         <w:t>├3C：不逼叫</w:t>
       </w:r>
     </w:p>
@@ -22068,6 +22072,7 @@
         <w:pStyle w:val="3"/>
       </w:pPr>
       <w:r>
+        <w:lastRenderedPageBreak/>
         <w:t>12.3.1</w:t>
       </w:r>
       <w:r>
@@ -22088,7 +22093,6 @@
         <w:rPr>
           <w:rFonts w:hint="eastAsia"/>
         </w:rPr>
-        <w:lastRenderedPageBreak/>
         <w:t>├Pass：不逼叫，可能自己牌型太均或者有一些实力愿意打</w:t>
       </w:r>
     </w:p>
@@ -22243,6 +22247,7 @@
         <w:rPr>
           <w:rFonts w:hint="eastAsia"/>
         </w:rPr>
+        <w:lastRenderedPageBreak/>
         <w:t>├2H：有挡张，4H</w:t>
       </w:r>
     </w:p>
@@ -22259,172 +22264,172 @@
         <w:rPr>
           <w:rFonts w:hint="eastAsia"/>
         </w:rPr>
+        <w:t>├XX：想打</w:t>
+      </w:r>
+    </w:p>
+    <w:p/>
+    <w:p>
+      <w:r>
+        <w:rPr>
+          <w:rFonts w:hint="eastAsia"/>
+        </w:rPr>
+        <w:t>1NT-(P)-2C-(争叫)</w:t>
+      </w:r>
+    </w:p>
+    <w:p>
+      <w:r>
+        <w:rPr>
+          <w:rFonts w:hint="eastAsia"/>
+        </w:rPr>
+        <w:t>?</w:t>
+      </w:r>
+    </w:p>
+    <w:p>
+      <w:r>
+        <w:rPr>
+          <w:rFonts w:hint="eastAsia"/>
+        </w:rPr>
+        <w:t>├X：双方技术性加倍</w:t>
+      </w:r>
+    </w:p>
+    <w:p/>
+    <w:p>
+      <w:r>
+        <w:rPr>
+          <w:rFonts w:hint="eastAsia"/>
+        </w:rPr>
+        <w:t>1NT-(P)-2D-(X)</w:t>
+      </w:r>
+    </w:p>
+    <w:p>
+      <w:r>
+        <w:rPr>
+          <w:rFonts w:hint="eastAsia"/>
+        </w:rPr>
+        <w:t>?</w:t>
+      </w:r>
+    </w:p>
+    <w:p>
+      <w:r>
+        <w:rPr>
+          <w:rFonts w:hint="eastAsia"/>
+        </w:rPr>
+        <w:t>├2H：有3张H</w:t>
+      </w:r>
+    </w:p>
+    <w:p>
+      <w:r>
+        <w:rPr>
+          <w:rFonts w:hint="eastAsia"/>
+        </w:rPr>
+        <w:t>├Pass：没有 3 张 H</w:t>
+      </w:r>
+    </w:p>
+    <w:p>
+      <w:r>
+        <w:rPr>
+          <w:rFonts w:hint="eastAsia"/>
+        </w:rPr>
+        <w:t>├XX：有 3-4 张 H 并且高限，邀请</w:t>
+      </w:r>
+    </w:p>
+    <w:p>
+      <w:r>
+        <w:rPr>
+          <w:rFonts w:hint="eastAsia"/>
+        </w:rPr>
+        <w:t>通常应叫人再叫转移花色下一级的叫品（如这里的 3D/4D），均表示再次转移</w:t>
+      </w:r>
+    </w:p>
+    <w:p/>
+    <w:p>
+      <w:r>
+        <w:rPr>
+          <w:rFonts w:hint="eastAsia"/>
+        </w:rPr>
+        <w:t>1NT-(P)-2D-(2S/3C/3D)</w:t>
+      </w:r>
+    </w:p>
+    <w:p>
+      <w:r>
+        <w:rPr>
+          <w:rFonts w:hint="eastAsia"/>
+        </w:rPr>
+        <w:t>├3H：竞争性</w:t>
+      </w:r>
+    </w:p>
+    <w:p>
+      <w:r>
+        <w:rPr>
+          <w:rFonts w:hint="eastAsia"/>
+        </w:rPr>
+        <w:t>├X：有 3 张支持的邀请</w:t>
+      </w:r>
+    </w:p>
+    <w:p/>
+    <w:p>
+      <w:r>
+        <w:rPr>
+          <w:rFonts w:hint="eastAsia"/>
+        </w:rPr>
+        <w:t>1NT-(P)-2D-(2S)</w:t>
+      </w:r>
+    </w:p>
+    <w:p>
+      <w:r>
+        <w:rPr>
+          <w:rFonts w:hint="eastAsia"/>
+        </w:rPr>
+        <w:t>P-(P)-?</w:t>
+      </w:r>
+    </w:p>
+    <w:p>
+      <w:r>
+        <w:rPr>
+          <w:rFonts w:hint="eastAsia"/>
+        </w:rPr>
+        <w:t>├X：技术性，此后再叫花色逼叫进局</w:t>
+      </w:r>
+    </w:p>
+    <w:p>
+      <w:r>
+        <w:rPr>
+          <w:rFonts w:hint="eastAsia"/>
+        </w:rPr>
+        <w:t>├2NT：自然不逼叫，保证邀请实力</w:t>
+      </w:r>
+    </w:p>
+    <w:p>
+      <w:r>
+        <w:rPr>
+          <w:rFonts w:hint="eastAsia"/>
+        </w:rPr>
+        <w:t>├3C：自然不逼叫，保证邀请实力</w:t>
+      </w:r>
+    </w:p>
+    <w:p>
+      <w:r>
+        <w:rPr>
+          <w:rFonts w:hint="eastAsia"/>
+        </w:rPr>
+        <w:t>├3D：自然不逼叫，保证邀请实力</w:t>
+      </w:r>
+    </w:p>
+    <w:p/>
+    <w:p>
+      <w:r>
+        <w:rPr>
+          <w:rFonts w:hint="eastAsia"/>
+        </w:rPr>
+        <w:t>1NT-(P)-3C-(X)</w:t>
+      </w:r>
+    </w:p>
+    <w:p>
+      <w:r>
+        <w:rPr>
+          <w:rFonts w:hint="eastAsia"/>
+        </w:rPr>
         <w:lastRenderedPageBreak/>
-        <w:t>├XX：想打</w:t>
-      </w:r>
-    </w:p>
-    <w:p/>
-    <w:p>
-      <w:r>
-        <w:rPr>
-          <w:rFonts w:hint="eastAsia"/>
-        </w:rPr>
-        <w:t>1NT-(P)-2C-(争叫)</w:t>
-      </w:r>
-    </w:p>
-    <w:p>
-      <w:r>
-        <w:rPr>
-          <w:rFonts w:hint="eastAsia"/>
-        </w:rPr>
-        <w:t>?</w:t>
-      </w:r>
-    </w:p>
-    <w:p>
-      <w:r>
-        <w:rPr>
-          <w:rFonts w:hint="eastAsia"/>
-        </w:rPr>
-        <w:t>├X：双方技术性加倍</w:t>
-      </w:r>
-    </w:p>
-    <w:p/>
-    <w:p>
-      <w:r>
-        <w:rPr>
-          <w:rFonts w:hint="eastAsia"/>
-        </w:rPr>
-        <w:t>1NT-(P)-2D-(X)</w:t>
-      </w:r>
-    </w:p>
-    <w:p>
-      <w:r>
-        <w:rPr>
-          <w:rFonts w:hint="eastAsia"/>
-        </w:rPr>
-        <w:t>?</w:t>
-      </w:r>
-    </w:p>
-    <w:p>
-      <w:r>
-        <w:rPr>
-          <w:rFonts w:hint="eastAsia"/>
-        </w:rPr>
-        <w:t>├2H：有3张H</w:t>
-      </w:r>
-    </w:p>
-    <w:p>
-      <w:r>
-        <w:rPr>
-          <w:rFonts w:hint="eastAsia"/>
-        </w:rPr>
-        <w:t>├Pass：没有 3 张 H</w:t>
-      </w:r>
-    </w:p>
-    <w:p>
-      <w:r>
-        <w:rPr>
-          <w:rFonts w:hint="eastAsia"/>
-        </w:rPr>
-        <w:t>├XX：有 3-4 张 H 并且高限，邀请</w:t>
-      </w:r>
-    </w:p>
-    <w:p>
-      <w:r>
-        <w:rPr>
-          <w:rFonts w:hint="eastAsia"/>
-        </w:rPr>
-        <w:t>通常应叫人再叫转移花色下一级的叫品（如这里的 3D/4D），均表示再次转移</w:t>
-      </w:r>
-    </w:p>
-    <w:p/>
-    <w:p>
-      <w:r>
-        <w:rPr>
-          <w:rFonts w:hint="eastAsia"/>
-        </w:rPr>
-        <w:t>1NT-(P)-2D-(2S/3C/3D)</w:t>
-      </w:r>
-    </w:p>
-    <w:p>
-      <w:r>
-        <w:rPr>
-          <w:rFonts w:hint="eastAsia"/>
-        </w:rPr>
-        <w:t>├3H：竞争性</w:t>
-      </w:r>
-    </w:p>
-    <w:p>
-      <w:r>
-        <w:rPr>
-          <w:rFonts w:hint="eastAsia"/>
-        </w:rPr>
-        <w:t>├X：有 3 张支持的邀请</w:t>
-      </w:r>
-    </w:p>
-    <w:p/>
-    <w:p>
-      <w:r>
-        <w:rPr>
-          <w:rFonts w:hint="eastAsia"/>
-        </w:rPr>
-        <w:t>1NT-(P)-2D-(2S)</w:t>
-      </w:r>
-    </w:p>
-    <w:p>
-      <w:r>
-        <w:rPr>
-          <w:rFonts w:hint="eastAsia"/>
-        </w:rPr>
-        <w:t>P-(P)-?</w:t>
-      </w:r>
-    </w:p>
-    <w:p>
-      <w:r>
-        <w:rPr>
-          <w:rFonts w:hint="eastAsia"/>
-        </w:rPr>
-        <w:t>├X：技术性，此后再叫花色逼叫进局</w:t>
-      </w:r>
-    </w:p>
-    <w:p>
-      <w:r>
-        <w:rPr>
-          <w:rFonts w:hint="eastAsia"/>
-        </w:rPr>
-        <w:t>├2NT：自然不逼叫，保证邀请实力</w:t>
-      </w:r>
-    </w:p>
-    <w:p>
-      <w:r>
-        <w:rPr>
-          <w:rFonts w:hint="eastAsia"/>
-        </w:rPr>
-        <w:t>├3C：自然不逼叫，保证邀请实力</w:t>
-      </w:r>
-    </w:p>
-    <w:p>
-      <w:r>
-        <w:rPr>
-          <w:rFonts w:hint="eastAsia"/>
-        </w:rPr>
-        <w:t>├3D：自然不逼叫，保证邀请实力</w:t>
-      </w:r>
-    </w:p>
-    <w:p/>
-    <w:p>
-      <w:r>
-        <w:rPr>
-          <w:rFonts w:hint="eastAsia"/>
-        </w:rPr>
-        <w:t>1NT-(P)-3C-(X)</w:t>
-      </w:r>
-    </w:p>
-    <w:p>
-      <w:r>
-        <w:rPr>
-          <w:rFonts w:hint="eastAsia"/>
-        </w:rPr>
         <w:t>├Pass：D 没配合，应叫人叫 XX 表示再次转移</w:t>
       </w:r>
     </w:p>
@@ -22441,7 +22446,6 @@
         <w:rPr>
           <w:rFonts w:hint="eastAsia"/>
         </w:rPr>
-        <w:lastRenderedPageBreak/>
         <w:t>├XX：想打</w:t>
       </w:r>
       <w:r>
@@ -22633,7 +22637,6 @@
         <w:pStyle w:val="3"/>
       </w:pPr>
       <w:r>
-        <w:lastRenderedPageBreak/>
         <w:t>12.3.5</w:t>
       </w:r>
       <w:r>
@@ -22831,7 +22834,6 @@
         <w:rPr>
           <w:highlight w:val="yellow"/>
         </w:rPr>
-        <w:lastRenderedPageBreak/>
         <w:t>当对方对 1NT 争叫 2</w:t>
       </w:r>
       <w:r>
@@ -23078,130 +23080,134 @@
     </w:p>
     <w:p>
       <w:r>
+        <w:lastRenderedPageBreak/>
         <w:t xml:space="preserve">      加倍表示 5+和逼局，</w:t>
       </w:r>
     </w:p>
     <w:p>
       <w:r>
+        <w:t xml:space="preserve">      叫牌显示逼局和比较好的套</w:t>
+      </w:r>
+    </w:p>
+    <w:p>
+      <w:pPr>
+        <w:pStyle w:val="3"/>
+      </w:pPr>
+      <w:r>
+        <w:t>对方在 3 阶到 4D 争叫</w:t>
+      </w:r>
+    </w:p>
+    <w:p>
+      <w:r>
+        <w:t xml:space="preserve">      Pass 不逼叫，</w:t>
+      </w:r>
+    </w:p>
+    <w:p>
+      <w:r>
+        <w:t xml:space="preserve">      加倍表示逼局和技术性加倍，</w:t>
+      </w:r>
+    </w:p>
+    <w:p>
+      <w:r>
+        <w:t xml:space="preserve">      叫牌显示逼局和逼叫好的套</w:t>
+      </w:r>
+    </w:p>
+    <w:p>
+      <w:pPr>
+        <w:pStyle w:val="3"/>
+      </w:pPr>
+      <w:r>
+        <w:t>对方在 4H 以上争叫：（进入逼叫性 Pass 序列）</w:t>
+      </w:r>
+    </w:p>
+    <w:p>
+      <w:r>
+        <w:t xml:space="preserve">      Pass 逼叫</w:t>
+      </w:r>
+    </w:p>
+    <w:p>
+      <w:r>
+        <w:t xml:space="preserve">      加倍表示差牌</w:t>
+      </w:r>
+    </w:p>
+    <w:p>
+      <w:r>
+        <w:t xml:space="preserve">      直接叫表示牌型牌</w:t>
+      </w:r>
+    </w:p>
+    <w:p>
+      <w:r>
+        <w:t xml:space="preserve">      Pass 再拉回表示比较好的牌和满贯兴趣</w:t>
+      </w:r>
+    </w:p>
+    <w:p/>
+    <w:p/>
+    <w:p>
+      <w:r>
+        <w:t xml:space="preserve">12.5 </w:t>
+      </w:r>
+      <w:r>
+        <w:tab/>
+      </w:r>
+    </w:p>
+    <w:p>
+      <w:pPr>
+        <w:pStyle w:val="2"/>
+      </w:pPr>
+      <w:r>
+        <w:rPr>
+          <w:rFonts w:hint="eastAsia"/>
+        </w:rPr>
+        <w:t>我方开叫阻击</w:t>
+      </w:r>
+    </w:p>
+    <w:p>
+      <w:pPr>
+        <w:pStyle w:val="3"/>
+      </w:pPr>
+      <w:r>
+        <w:rPr>
+          <w:rFonts w:hint="eastAsia"/>
+        </w:rPr>
+        <w:t>我方开叫</w:t>
+      </w:r>
+      <w:r>
+        <w:t>2H/2S</w:t>
+      </w:r>
+    </w:p>
+    <w:p>
+      <w:r>
+        <w:t xml:space="preserve">      对方加倍后，应叫人叫 2NT 仍然是问叫。叫新花色（6-13点，所叫花色6张以上）不逼叫。自然加叫（5-12点，3张以上开叫花色）。再加倍表示15点以上，不支持开叫花色，准备惩罚。</w:t>
+      </w:r>
+    </w:p>
+    <w:p/>
+    <w:p>
+      <w:r>
+        <w:t xml:space="preserve">      对方任意争叫，应叫人的加倍都是惩罚性的（15点以上）。叫新花色（12点以上，所叫花色5张以上）逼叫。2NT表示建设性加叫，3张以上开叫花色，逼叫。自然加叫（5-13点，3张以上开叫花色）</w:t>
+      </w:r>
+    </w:p>
+    <w:p/>
+    <w:p>
+      <w:pPr>
+        <w:pStyle w:val="3"/>
+      </w:pPr>
+      <w:r>
+        <w:rPr>
+          <w:rFonts w:hint="eastAsia"/>
+        </w:rPr>
+        <w:t>我方开叫</w:t>
+      </w:r>
+      <w:r>
+        <w:t>2D双高花阻击</w:t>
+      </w:r>
+    </w:p>
+    <w:p>
+      <w:r>
+        <w:t xml:space="preserve">      对方加倍后，应叫人叫 2NT 仍然是问叫。叫低花（6-13点，所叫花色6张以</w:t>
+      </w:r>
+      <w:r>
         <w:lastRenderedPageBreak/>
-        <w:t xml:space="preserve">      叫牌显示逼局和比较好的套</w:t>
-      </w:r>
-    </w:p>
-    <w:p>
-      <w:pPr>
-        <w:pStyle w:val="3"/>
-      </w:pPr>
-      <w:r>
-        <w:t>对方在 3 阶到 4D 争叫</w:t>
-      </w:r>
-    </w:p>
-    <w:p>
-      <w:r>
-        <w:t xml:space="preserve">      Pass 不逼叫，</w:t>
-      </w:r>
-    </w:p>
-    <w:p>
-      <w:r>
-        <w:t xml:space="preserve">      加倍表示逼局和技术性加倍，</w:t>
-      </w:r>
-    </w:p>
-    <w:p>
-      <w:r>
-        <w:t xml:space="preserve">      叫牌显示逼局和逼叫好的套</w:t>
-      </w:r>
-    </w:p>
-    <w:p>
-      <w:pPr>
-        <w:pStyle w:val="3"/>
-      </w:pPr>
-      <w:r>
-        <w:t>对方在 4H 以上争叫：（进入逼叫性 Pass 序列）</w:t>
-      </w:r>
-    </w:p>
-    <w:p>
-      <w:r>
-        <w:t xml:space="preserve">      Pass 逼叫</w:t>
-      </w:r>
-    </w:p>
-    <w:p>
-      <w:r>
-        <w:t xml:space="preserve">      加倍表示差牌</w:t>
-      </w:r>
-    </w:p>
-    <w:p>
-      <w:r>
-        <w:t xml:space="preserve">      直接叫表示牌型牌</w:t>
-      </w:r>
-    </w:p>
-    <w:p>
-      <w:r>
-        <w:t xml:space="preserve">      Pass 再拉回表示比较好的牌和满贯兴趣</w:t>
-      </w:r>
-    </w:p>
-    <w:p/>
-    <w:p/>
-    <w:p>
-      <w:r>
-        <w:t xml:space="preserve">12.5 </w:t>
-      </w:r>
-      <w:r>
-        <w:tab/>
-      </w:r>
-    </w:p>
-    <w:p>
-      <w:pPr>
-        <w:pStyle w:val="2"/>
-      </w:pPr>
-      <w:r>
-        <w:rPr>
-          <w:rFonts w:hint="eastAsia"/>
-        </w:rPr>
-        <w:t>我方开叫阻击</w:t>
-      </w:r>
-    </w:p>
-    <w:p>
-      <w:pPr>
-        <w:pStyle w:val="3"/>
-      </w:pPr>
-      <w:r>
-        <w:rPr>
-          <w:rFonts w:hint="eastAsia"/>
-        </w:rPr>
-        <w:t>我方开叫</w:t>
-      </w:r>
-      <w:r>
-        <w:t>2H/2S</w:t>
-      </w:r>
-    </w:p>
-    <w:p>
-      <w:r>
-        <w:t xml:space="preserve">      对方加倍后，应叫人叫 2NT 仍然是问叫。叫新花色（6-13点，所叫花色6张以上）不逼叫。自然加叫（5-12点，3张以上开叫花色）。再加倍表示15点以上，不支持开叫花色，准备惩罚。</w:t>
-      </w:r>
-    </w:p>
-    <w:p/>
-    <w:p>
-      <w:r>
-        <w:t xml:space="preserve">      对方任意争叫，应叫人的加倍都是惩罚性的（15点以上）。叫新花色（12点以上，所叫花色5张以上）逼叫。2NT表示建设性加叫，3张以上开叫花色，逼叫。自然加叫（5-13点，3张以上开叫花色）</w:t>
-      </w:r>
-    </w:p>
-    <w:p/>
-    <w:p>
-      <w:pPr>
-        <w:pStyle w:val="3"/>
-      </w:pPr>
-      <w:r>
-        <w:rPr>
-          <w:rFonts w:hint="eastAsia"/>
-        </w:rPr>
-        <w:t>我方开叫</w:t>
-      </w:r>
-      <w:r>
-        <w:t>2D双高花阻击</w:t>
-      </w:r>
-    </w:p>
-    <w:p>
-      <w:r>
-        <w:t xml:space="preserve">      对方加倍后，应叫人叫 2NT 仍然是问叫。叫低花（6-13点，所叫花色6张以上）不逼叫。自然加叫高花（5-12点，3张以上任意高花）。再加倍表示15点以上，不支持高花，准备惩罚。</w:t>
+        <w:t>上）不逼叫。自然加叫高花（5-12点，3张以上任意高花）。再加倍表示15点以上，不支持高花，准备惩罚。</w:t>
       </w:r>
     </w:p>
     <w:p/>
@@ -23370,6 +23376,7 @@
         <w:rPr>
           <w:rFonts w:hint="eastAsia"/>
         </w:rPr>
+        <w:lastRenderedPageBreak/>
         <w:t>├1S：自然叫通常保证 5 张，偶尔 4 张，争叫人 3 张可以加叫</w:t>
       </w:r>
     </w:p>
@@ -23386,171 +23393,171 @@
         <w:rPr>
           <w:rFonts w:hint="eastAsia"/>
         </w:rPr>
+        <w:t>├XX：有一大一小的支持，并且有一定的实力</w:t>
+      </w:r>
+    </w:p>
+    <w:p>
+      <w:r>
+        <w:rPr>
+          <w:rFonts w:hint="eastAsia"/>
+        </w:rPr>
+        <w:t>├2C：不逼叫，建设性</w:t>
+      </w:r>
+    </w:p>
+    <w:p>
+      <w:r>
+        <w:rPr>
+          <w:rFonts w:hint="eastAsia"/>
+        </w:rPr>
+        <w:t>├2D：通常有支持，好的 10 点以上，再叫 2NT 表示 14-15 邀请</w:t>
+      </w:r>
+    </w:p>
+    <w:p>
+      <w:r>
+        <w:rPr>
+          <w:rFonts w:hint="eastAsia"/>
+        </w:rPr>
+        <w:t>├2H：普通加叫 7-9</w:t>
+      </w:r>
+    </w:p>
+    <w:p>
+      <w:r>
+        <w:rPr>
+          <w:rFonts w:hint="eastAsia"/>
+        </w:rPr>
+        <w:t>├2S：第三家 Pass 表示自然叫和逼局，第三家加倍表示阻击</w:t>
+      </w:r>
+    </w:p>
+    <w:p>
+      <w:r>
+        <w:rPr>
+          <w:rFonts w:hint="eastAsia"/>
+        </w:rPr>
+        <w:t>├2NT：第三家 Pass 表示 12-13 邀请，第三家加倍表示 4 张支持邀请以上</w:t>
+      </w:r>
+    </w:p>
+    <w:p>
+      <w:r>
+        <w:rPr>
+          <w:rFonts w:hint="eastAsia"/>
+        </w:rPr>
+        <w:t>├3C：第三家 Pass 表示自然叫和逼局，第三家加倍表示配合显示</w:t>
+      </w:r>
+    </w:p>
+    <w:p>
+      <w:r>
+        <w:rPr>
+          <w:rFonts w:hint="eastAsia"/>
+        </w:rPr>
+        <w:t>├3D：跳扣叫表示混合加叫，4 张支持，6-9 点</w:t>
+      </w:r>
+    </w:p>
+    <w:p>
+      <w:r>
+        <w:rPr>
+          <w:rFonts w:hint="eastAsia"/>
+        </w:rPr>
+        <w:t>├3H：阻击</w:t>
+      </w:r>
+    </w:p>
+    <w:p>
+      <w:r>
+        <w:rPr>
+          <w:rFonts w:hint="eastAsia"/>
+        </w:rPr>
+        <w:t>├3S：自然阻击</w:t>
+      </w:r>
+    </w:p>
+    <w:p>
+      <w:r>
+        <w:rPr>
+          <w:rFonts w:hint="eastAsia"/>
+        </w:rPr>
+        <w:t>├3NT：16-18 想打，自然叫</w:t>
+      </w:r>
+    </w:p>
+    <w:p>
+      <w:r>
+        <w:rPr>
+          <w:rFonts w:hint="eastAsia"/>
+        </w:rPr>
+        <w:t>├4C：配合显示</w:t>
+      </w:r>
+    </w:p>
+    <w:p>
+      <w:r>
+        <w:rPr>
+          <w:rFonts w:hint="eastAsia"/>
+        </w:rPr>
+        <w:t>├4D：Splinter</w:t>
+      </w:r>
+    </w:p>
+    <w:p/>
+    <w:p>
+      <w:pPr>
+        <w:pStyle w:val="2"/>
+      </w:pPr>
+      <w:r>
+        <w:t>13.2 表邀请加叫叫品的扣叫以及2NT后对方干扰，</w:t>
+      </w:r>
+    </w:p>
+    <w:p>
+      <w:r>
+        <w:t>如果对方加倍介入，则直接叫回将牌表示最弱，Pass表示稍好，</w:t>
+      </w:r>
+    </w:p>
+    <w:p>
+      <w:r>
+        <w:t>如果对方争叫介入，则Pass表示最弱，且不逼叫，叫牌表示稍好</w:t>
+      </w:r>
+    </w:p>
+    <w:p>
+      <w:r>
+        <w:rPr>
+          <w:rFonts w:hint="eastAsia"/>
+        </w:rPr>
+        <w:t>(1D)-1H-(P)-2D</w:t>
+      </w:r>
+    </w:p>
+    <w:p>
+      <w:r>
+        <w:rPr>
+          <w:rFonts w:hint="eastAsia"/>
+        </w:rPr>
+        <w:t>(X)-?</w:t>
+      </w:r>
+    </w:p>
+    <w:p>
+      <w:r>
+        <w:rPr>
+          <w:rFonts w:hint="eastAsia"/>
+        </w:rPr>
+        <w:t>├2H：最弱</w:t>
+      </w:r>
+    </w:p>
+    <w:p>
+      <w:r>
+        <w:rPr>
+          <w:rFonts w:hint="eastAsia"/>
+        </w:rPr>
+        <w:t>├Pass：稍好</w:t>
+      </w:r>
+    </w:p>
+    <w:p/>
+    <w:p>
+      <w:r>
+        <w:rPr>
+          <w:rFonts w:hint="eastAsia"/>
+        </w:rPr>
+        <w:t>(1D)-1H-(X)-2NT</w:t>
+      </w:r>
+    </w:p>
+    <w:p>
+      <w:r>
+        <w:rPr>
+          <w:rFonts w:hint="eastAsia"/>
+        </w:rPr>
         <w:lastRenderedPageBreak/>
-        <w:t>├XX：有一大一小的支持，并且有一定的实力</w:t>
-      </w:r>
-    </w:p>
-    <w:p>
-      <w:r>
-        <w:rPr>
-          <w:rFonts w:hint="eastAsia"/>
-        </w:rPr>
-        <w:t>├2C：不逼叫，建设性</w:t>
-      </w:r>
-    </w:p>
-    <w:p>
-      <w:r>
-        <w:rPr>
-          <w:rFonts w:hint="eastAsia"/>
-        </w:rPr>
-        <w:t>├2D：通常有支持，好的 10 点以上，再叫 2NT 表示 14-15 邀请</w:t>
-      </w:r>
-    </w:p>
-    <w:p>
-      <w:r>
-        <w:rPr>
-          <w:rFonts w:hint="eastAsia"/>
-        </w:rPr>
-        <w:t>├2H：普通加叫 7-9</w:t>
-      </w:r>
-    </w:p>
-    <w:p>
-      <w:r>
-        <w:rPr>
-          <w:rFonts w:hint="eastAsia"/>
-        </w:rPr>
-        <w:t>├2S：第三家 Pass 表示自然叫和逼局，第三家加倍表示阻击</w:t>
-      </w:r>
-    </w:p>
-    <w:p>
-      <w:r>
-        <w:rPr>
-          <w:rFonts w:hint="eastAsia"/>
-        </w:rPr>
-        <w:t>├2NT：第三家 Pass 表示 12-13 邀请，第三家加倍表示 4 张支持邀请以上</w:t>
-      </w:r>
-    </w:p>
-    <w:p>
-      <w:r>
-        <w:rPr>
-          <w:rFonts w:hint="eastAsia"/>
-        </w:rPr>
-        <w:t>├3C：第三家 Pass 表示自然叫和逼局，第三家加倍表示配合显示</w:t>
-      </w:r>
-    </w:p>
-    <w:p>
-      <w:r>
-        <w:rPr>
-          <w:rFonts w:hint="eastAsia"/>
-        </w:rPr>
-        <w:t>├3D：跳扣叫表示混合加叫，4 张支持，6-9 点</w:t>
-      </w:r>
-    </w:p>
-    <w:p>
-      <w:r>
-        <w:rPr>
-          <w:rFonts w:hint="eastAsia"/>
-        </w:rPr>
-        <w:t>├3H：阻击</w:t>
-      </w:r>
-    </w:p>
-    <w:p>
-      <w:r>
-        <w:rPr>
-          <w:rFonts w:hint="eastAsia"/>
-        </w:rPr>
-        <w:t>├3S：自然阻击</w:t>
-      </w:r>
-    </w:p>
-    <w:p>
-      <w:r>
-        <w:rPr>
-          <w:rFonts w:hint="eastAsia"/>
-        </w:rPr>
-        <w:t>├3NT：16-18 想打，自然叫</w:t>
-      </w:r>
-    </w:p>
-    <w:p>
-      <w:r>
-        <w:rPr>
-          <w:rFonts w:hint="eastAsia"/>
-        </w:rPr>
-        <w:t>├4C：配合显示</w:t>
-      </w:r>
-    </w:p>
-    <w:p>
-      <w:r>
-        <w:rPr>
-          <w:rFonts w:hint="eastAsia"/>
-        </w:rPr>
-        <w:t>├4D：Splinter</w:t>
-      </w:r>
-    </w:p>
-    <w:p/>
-    <w:p>
-      <w:pPr>
-        <w:pStyle w:val="2"/>
-      </w:pPr>
-      <w:r>
-        <w:t>13.2 表邀请加叫叫品的扣叫以及2NT后对方干扰，</w:t>
-      </w:r>
-    </w:p>
-    <w:p>
-      <w:r>
-        <w:t>如果对方加倍介入，则直接叫回将牌表示最弱，Pass表示稍好，</w:t>
-      </w:r>
-    </w:p>
-    <w:p>
-      <w:r>
-        <w:t>如果对方争叫介入，则Pass表示最弱，且不逼叫，叫牌表示稍好</w:t>
-      </w:r>
-    </w:p>
-    <w:p>
-      <w:r>
-        <w:rPr>
-          <w:rFonts w:hint="eastAsia"/>
-        </w:rPr>
-        <w:t>(1D)-1H-(P)-2D</w:t>
-      </w:r>
-    </w:p>
-    <w:p>
-      <w:r>
-        <w:rPr>
-          <w:rFonts w:hint="eastAsia"/>
-        </w:rPr>
-        <w:t>(X)-?</w:t>
-      </w:r>
-    </w:p>
-    <w:p>
-      <w:r>
-        <w:rPr>
-          <w:rFonts w:hint="eastAsia"/>
-        </w:rPr>
-        <w:t>├2H：最弱</w:t>
-      </w:r>
-    </w:p>
-    <w:p>
-      <w:r>
-        <w:rPr>
-          <w:rFonts w:hint="eastAsia"/>
-        </w:rPr>
-        <w:t>├Pass：稍好</w:t>
-      </w:r>
-    </w:p>
-    <w:p/>
-    <w:p>
-      <w:r>
-        <w:rPr>
-          <w:rFonts w:hint="eastAsia"/>
-        </w:rPr>
-        <w:t>(1D)-1H-(X)-2NT</w:t>
-      </w:r>
-    </w:p>
-    <w:p>
-      <w:r>
-        <w:rPr>
-          <w:rFonts w:hint="eastAsia"/>
-        </w:rPr>
         <w:t>(3D)-?</w:t>
       </w:r>
     </w:p>
@@ -23567,7 +23574,6 @@
         <w:rPr>
           <w:rFonts w:hint="eastAsia"/>
         </w:rPr>
-        <w:lastRenderedPageBreak/>
         <w:t>├3H：稍好</w:t>
       </w:r>
     </w:p>
@@ -23668,6 +23674,7 @@
         <w:pStyle w:val="2"/>
       </w:pPr>
       <w:r>
+        <w:lastRenderedPageBreak/>
         <w:t>13.9 跳扣叫</w:t>
       </w:r>
     </w:p>
@@ -23841,6 +23848,7 @@
         <w:rPr>
           <w:rFonts w:hint="eastAsia"/>
         </w:rPr>
+        <w:lastRenderedPageBreak/>
         <w:t>(1H)-X-(2H)-?</w:t>
       </w:r>
     </w:p>
@@ -23858,7 +23866,6 @@
         <w:rPr>
           <w:rFonts w:hint="eastAsia"/>
         </w:rPr>
-        <w:lastRenderedPageBreak/>
         <w:t>(1H)-P-(P/1S/NT)-X</w:t>
       </w:r>
     </w:p>
@@ -24074,6 +24081,7 @@
     </w:p>
     <w:p>
       <w:r>
+        <w:lastRenderedPageBreak/>
         <w:t xml:space="preserve">             (2C)-X</w:t>
       </w:r>
     </w:p>
@@ -24197,6 +24205,7 @@
     </w:p>
     <w:p>
       <w:r>
+        <w:lastRenderedPageBreak/>
         <w:t xml:space="preserve">      2NT：双低花 55 以上</w:t>
       </w:r>
     </w:p>
@@ -24212,176 +24221,176 @@
     </w:p>
     <w:p>
       <w:r>
+        <w:t xml:space="preserve">      X：惩罚性，比对方开叫 1NT 的中限实力更强即可，当加倍以后对方逃叫以后，加倍表示技术性</w:t>
+      </w:r>
+    </w:p>
+    <w:p>
+      <w:r>
+        <w:t xml:space="preserve">      2C：双高花 54 以上</w:t>
+      </w:r>
+    </w:p>
+    <w:p>
+      <w:r>
+        <w:t xml:space="preserve">      2D：单高套</w:t>
+      </w:r>
+    </w:p>
+    <w:p>
+      <w:r>
+        <w:t xml:space="preserve">      2H/S：S+m（后续同麦德伯格）</w:t>
+      </w:r>
+    </w:p>
+    <w:p>
+      <w:r>
+        <w:t xml:space="preserve">      2NT：双低花 55 以上</w:t>
+      </w:r>
+    </w:p>
+    <w:p>
+      <w:r>
+        <w:t xml:space="preserve">      3X：自然叫</w:t>
+      </w:r>
+    </w:p>
+    <w:p>
+      <w:r>
+        <w:t xml:space="preserve">      牌例：</w:t>
+      </w:r>
+    </w:p>
+    <w:p>
+      <w:r>
+        <w:t>(1NT)-2C-(P/X)-?</w:t>
+      </w:r>
+    </w:p>
+    <w:p>
+      <w:r>
+        <w:rPr>
+          <w:rFonts w:hint="eastAsia"/>
+        </w:rPr>
+        <w:t>├</w:t>
+      </w:r>
+      <w:r>
+        <w:t>Pass：C 套</w:t>
+      </w:r>
+    </w:p>
+    <w:p>
+      <w:r>
+        <w:rPr>
+          <w:rFonts w:hint="eastAsia"/>
+        </w:rPr>
+        <w:t>├</w:t>
+      </w:r>
+      <w:r>
+        <w:t>XX：请同伴叫 2D</w:t>
+      </w:r>
+    </w:p>
+    <w:p>
+      <w:r>
+        <w:rPr>
+          <w:rFonts w:hint="eastAsia"/>
+        </w:rPr>
+        <w:t>├</w:t>
+      </w:r>
+      <w:r>
+        <w:t>2D：示选高花</w:t>
+      </w:r>
+    </w:p>
+    <w:p>
+      <w:r>
+        <w:rPr>
+          <w:rFonts w:hint="eastAsia"/>
+        </w:rPr>
+        <w:t>├</w:t>
+      </w:r>
+      <w:r>
+        <w:t>2H：示选</w:t>
+      </w:r>
+    </w:p>
+    <w:p>
+      <w:r>
+        <w:rPr>
+          <w:rFonts w:hint="eastAsia"/>
+        </w:rPr>
+        <w:t>├</w:t>
+      </w:r>
+      <w:r>
+        <w:t>2S：示选</w:t>
+      </w:r>
+    </w:p>
+    <w:p>
+      <w:r>
+        <w:rPr>
+          <w:rFonts w:hint="eastAsia"/>
+        </w:rPr>
+        <w:t>├</w:t>
+      </w:r>
+      <w:r>
+        <w:t>2NT：问叫，回答同开叫 2D</w:t>
+      </w:r>
+    </w:p>
+    <w:p>
+      <w:r>
+        <w:rPr>
+          <w:rFonts w:hint="eastAsia"/>
+        </w:rPr>
+        <w:t>├</w:t>
+      </w:r>
+      <w:r>
+        <w:t>3C：H 配合邀请，如果有低花套先叫 2D 再叫低花套</w:t>
+      </w:r>
+    </w:p>
+    <w:p>
+      <w:r>
+        <w:rPr>
+          <w:rFonts w:hint="eastAsia"/>
+        </w:rPr>
+        <w:t>├</w:t>
+      </w:r>
+      <w:r>
+        <w:t>3D：S 配合邀请，如果有低花套先叫 2D 再叫低花套</w:t>
+      </w:r>
+    </w:p>
+    <w:p>
+      <w:r>
+        <w:rPr>
+          <w:rFonts w:hint="eastAsia"/>
+        </w:rPr>
+        <w:t>├</w:t>
+      </w:r>
+      <w:r>
+        <w:t>3H：阻击性质的加叫</w:t>
+      </w:r>
+    </w:p>
+    <w:p>
+      <w:r>
+        <w:rPr>
+          <w:rFonts w:hint="eastAsia"/>
+        </w:rPr>
+        <w:t>├</w:t>
+      </w:r>
+      <w:r>
+        <w:t>3S：阻击性质的加叫</w:t>
+      </w:r>
+    </w:p>
+    <w:p/>
+    <w:p>
+      <w:r>
+        <w:t>当我方开叫 1 低花，对方争叫 1NT 后，2C 仍然表示双高花</w:t>
+      </w:r>
+    </w:p>
+    <w:p>
+      <w:r>
+        <w:rPr>
+          <w:rFonts w:hint="eastAsia"/>
+        </w:rPr>
+        <w:t>├</w:t>
+      </w:r>
+      <w:r>
+        <w:t>1C/D-(1NT)-2C：双高花</w:t>
+      </w:r>
+    </w:p>
+    <w:p/>
+    <w:p/>
+    <w:p>
+      <w:r>
         <w:lastRenderedPageBreak/>
-        <w:t xml:space="preserve">      X：惩罚性，比对方开叫 1NT 的中限实力更强即可，当加倍以后对方逃叫以后，加倍表示技术性</w:t>
-      </w:r>
-    </w:p>
-    <w:p>
-      <w:r>
-        <w:t xml:space="preserve">      2C：双高花 54 以上</w:t>
-      </w:r>
-    </w:p>
-    <w:p>
-      <w:r>
-        <w:t xml:space="preserve">      2D：单高套</w:t>
-      </w:r>
-    </w:p>
-    <w:p>
-      <w:r>
-        <w:t xml:space="preserve">      2H/S：S+m（后续同麦德伯格）</w:t>
-      </w:r>
-    </w:p>
-    <w:p>
-      <w:r>
-        <w:t xml:space="preserve">      2NT：双低花 55 以上</w:t>
-      </w:r>
-    </w:p>
-    <w:p>
-      <w:r>
-        <w:t xml:space="preserve">      3X：自然叫</w:t>
-      </w:r>
-    </w:p>
-    <w:p>
-      <w:r>
-        <w:t xml:space="preserve">      牌例：</w:t>
-      </w:r>
-    </w:p>
-    <w:p>
-      <w:r>
-        <w:t>(1NT)-2C-(P/X)-?</w:t>
-      </w:r>
-    </w:p>
-    <w:p>
-      <w:r>
-        <w:rPr>
-          <w:rFonts w:hint="eastAsia"/>
-        </w:rPr>
-        <w:t>├</w:t>
-      </w:r>
-      <w:r>
-        <w:t>Pass：C 套</w:t>
-      </w:r>
-    </w:p>
-    <w:p>
-      <w:r>
-        <w:rPr>
-          <w:rFonts w:hint="eastAsia"/>
-        </w:rPr>
-        <w:t>├</w:t>
-      </w:r>
-      <w:r>
-        <w:t>XX：请同伴叫 2D</w:t>
-      </w:r>
-    </w:p>
-    <w:p>
-      <w:r>
-        <w:rPr>
-          <w:rFonts w:hint="eastAsia"/>
-        </w:rPr>
-        <w:t>├</w:t>
-      </w:r>
-      <w:r>
-        <w:t>2D：示选高花</w:t>
-      </w:r>
-    </w:p>
-    <w:p>
-      <w:r>
-        <w:rPr>
-          <w:rFonts w:hint="eastAsia"/>
-        </w:rPr>
-        <w:t>├</w:t>
-      </w:r>
-      <w:r>
-        <w:t>2H：示选</w:t>
-      </w:r>
-    </w:p>
-    <w:p>
-      <w:r>
-        <w:rPr>
-          <w:rFonts w:hint="eastAsia"/>
-        </w:rPr>
-        <w:t>├</w:t>
-      </w:r>
-      <w:r>
-        <w:t>2S：示选</w:t>
-      </w:r>
-    </w:p>
-    <w:p>
-      <w:r>
-        <w:rPr>
-          <w:rFonts w:hint="eastAsia"/>
-        </w:rPr>
-        <w:t>├</w:t>
-      </w:r>
-      <w:r>
-        <w:t>2NT：问叫，回答同开叫 2D</w:t>
-      </w:r>
-    </w:p>
-    <w:p>
-      <w:r>
-        <w:rPr>
-          <w:rFonts w:hint="eastAsia"/>
-        </w:rPr>
-        <w:t>├</w:t>
-      </w:r>
-      <w:r>
-        <w:t>3C：H 配合邀请，如果有低花套先叫 2D 再叫低花套</w:t>
-      </w:r>
-    </w:p>
-    <w:p>
-      <w:r>
-        <w:rPr>
-          <w:rFonts w:hint="eastAsia"/>
-        </w:rPr>
-        <w:t>├</w:t>
-      </w:r>
-      <w:r>
-        <w:t>3D：S 配合邀请，如果有低花套先叫 2D 再叫低花套</w:t>
-      </w:r>
-    </w:p>
-    <w:p>
-      <w:r>
-        <w:rPr>
-          <w:rFonts w:hint="eastAsia"/>
-        </w:rPr>
-        <w:t>├</w:t>
-      </w:r>
-      <w:r>
-        <w:t>3H：阻击性质的加叫</w:t>
-      </w:r>
-    </w:p>
-    <w:p>
-      <w:r>
-        <w:rPr>
-          <w:rFonts w:hint="eastAsia"/>
-        </w:rPr>
-        <w:t>├</w:t>
-      </w:r>
-      <w:r>
-        <w:t>3S：阻击性质的加叫</w:t>
-      </w:r>
-    </w:p>
-    <w:p/>
-    <w:p>
-      <w:r>
-        <w:t>当我方开叫 1 低花，对方争叫 1NT 后，2C 仍然表示双高花</w:t>
-      </w:r>
-    </w:p>
-    <w:p>
-      <w:r>
-        <w:rPr>
-          <w:rFonts w:hint="eastAsia"/>
-        </w:rPr>
-        <w:t>├</w:t>
-      </w:r>
-      <w:r>
-        <w:t>1C/D-(1NT)-2C：双高花</w:t>
-      </w:r>
-    </w:p>
-    <w:p/>
-    <w:p/>
-    <w:p>
-      <w:r>
         <w:t>13.8</w:t>
       </w:r>
       <w:r>
@@ -24394,7 +24403,6 @@
         <w:pStyle w:val="2"/>
       </w:pPr>
       <w:r>
-        <w:lastRenderedPageBreak/>
         <w:t>Michaels扣叫与两套牌争叫</w:t>
       </w:r>
     </w:p>
@@ -24572,7 +24580,6 @@
         <w:pStyle w:val="3"/>
       </w:pPr>
       <w:r>
-        <w:lastRenderedPageBreak/>
         <w:t xml:space="preserve">13.8.2 </w:t>
       </w:r>
       <w:r>
@@ -24743,12 +24750,12 @@
     </w:p>
     <w:p>
       <w:r>
+        <w:lastRenderedPageBreak/>
         <w:t xml:space="preserve">      (2H)-?</w:t>
       </w:r>
     </w:p>
     <w:p>
       <w:r>
-        <w:lastRenderedPageBreak/>
         <w:t xml:space="preserve">            3H：问挡张</w:t>
       </w:r>
     </w:p>
@@ -24864,6 +24871,7 @@
     <w:p/>
     <w:p>
       <w:r>
+        <w:lastRenderedPageBreak/>
         <w:t>13.11</w:t>
       </w:r>
       <w:r>
@@ -24879,165 +24887,165 @@
         <w:rPr>
           <w:rFonts w:hint="eastAsia"/>
         </w:rPr>
+        <w:t>对抗对方阻击叫</w:t>
+      </w:r>
+    </w:p>
+    <w:p>
+      <w:pPr>
+        <w:pStyle w:val="3"/>
+      </w:pPr>
+      <w:r>
+        <w:t>Lebensohl 约定叫：</w:t>
+      </w:r>
+    </w:p>
+    <w:p>
+      <w:r>
+        <w:t xml:space="preserve">      当对方在二阶开叫 2 高花表示阻击的时候，同伴加倍，为了区分加倍人的同伴是否有建设性，采用经过 2NT 表示弱牌，直接叫表示建设性：</w:t>
+      </w:r>
+    </w:p>
+    <w:p>
+      <w:r>
+        <w:rPr>
+          <w:rFonts w:hint="eastAsia"/>
+        </w:rPr>
+        <w:t>(2H)-X-(P)-?</w:t>
+      </w:r>
+    </w:p>
+    <w:p>
+      <w:r>
+        <w:rPr>
+          <w:rFonts w:hint="eastAsia"/>
+        </w:rPr>
+        <w:t>├2S：想打【0-7p，4+S】</w:t>
+      </w:r>
+    </w:p>
+    <w:p>
+      <w:r>
+        <w:rPr>
+          <w:rFonts w:hint="eastAsia"/>
+        </w:rPr>
+        <w:t>├2NT：转移 3C</w:t>
+      </w:r>
+    </w:p>
+    <w:p>
+      <w:r>
+        <w:rPr>
+          <w:rFonts w:hint="eastAsia"/>
+        </w:rPr>
+        <w:t>│-----├3C（争叫人接受3C转移后）</w:t>
+      </w:r>
+    </w:p>
+    <w:p>
+      <w:r>
+        <w:rPr>
+          <w:rFonts w:hint="eastAsia"/>
+        </w:rPr>
+        <w:t>│-----│-----├再叫 Pass/3D 表示比较差的自然叫</w:t>
+      </w:r>
+    </w:p>
+    <w:p>
+      <w:r>
+        <w:rPr>
+          <w:rFonts w:hint="eastAsia"/>
+        </w:rPr>
+        <w:t>│-----│-----├再叫 3H 表示有 4 张 S，且有挡张，请同伴选择定约</w:t>
+      </w:r>
+    </w:p>
+    <w:p>
+      <w:r>
+        <w:rPr>
+          <w:rFonts w:hint="eastAsia"/>
+        </w:rPr>
+        <w:t>│-----│-----├再叫 3S 表示 S 套邀叫</w:t>
+      </w:r>
+    </w:p>
+    <w:p>
+      <w:r>
+        <w:rPr>
+          <w:rFonts w:hint="eastAsia"/>
+        </w:rPr>
+        <w:t>│-----│-----├再叫 3NT 表示比直接跳叫 3NT 更强的牌（大约 16-17 点）， (这里如果加倍人是加倍出套的话应该拒绝接受转移)</w:t>
+      </w:r>
+    </w:p>
+    <w:p>
+      <w:r>
+        <w:rPr>
+          <w:rFonts w:hint="eastAsia"/>
+        </w:rPr>
+        <w:t>├3C：自然叫，9 点以上有建设性，不逼叫</w:t>
+      </w:r>
+    </w:p>
+    <w:p>
+      <w:r>
+        <w:rPr>
+          <w:rFonts w:hint="eastAsia"/>
+        </w:rPr>
+        <w:t>├3D：自然叫，9 点以上有建设性，不逼叫</w:t>
+      </w:r>
+    </w:p>
+    <w:p>
+      <w:r>
+        <w:rPr>
+          <w:rFonts w:hint="eastAsia"/>
+        </w:rPr>
+        <w:t>├3H：没有 4 张 S，没有挡张，逼叫进局</w:t>
+      </w:r>
+    </w:p>
+    <w:p>
+      <w:r>
+        <w:rPr>
+          <w:rFonts w:hint="eastAsia"/>
+        </w:rPr>
+        <w:t>├3S：跳叫逼局</w:t>
+      </w:r>
+    </w:p>
+    <w:p>
+      <w:r>
+        <w:rPr>
+          <w:rFonts w:hint="eastAsia"/>
+        </w:rPr>
+        <w:t>├4C：跳叫逼局</w:t>
+      </w:r>
+    </w:p>
+    <w:p>
+      <w:r>
+        <w:rPr>
+          <w:rFonts w:hint="eastAsia"/>
+        </w:rPr>
+        <w:t>├4D：跳叫逼局</w:t>
+      </w:r>
+    </w:p>
+    <w:p>
+      <w:r>
+        <w:rPr>
+          <w:rFonts w:hint="eastAsia"/>
+        </w:rPr>
+        <w:t>├3NT：没有 4 张 S，有挡张</w:t>
+      </w:r>
+      <w:r>
+        <w:t xml:space="preserve"> </w:t>
+      </w:r>
+    </w:p>
+    <w:p/>
+    <w:p>
+      <w:pPr>
+        <w:pStyle w:val="3"/>
+      </w:pPr>
+      <w:r>
+        <w:t>阻击之后不再阻击：</w:t>
+      </w:r>
+    </w:p>
+    <w:p>
+      <w:r>
+        <w:t xml:space="preserve">      当对方开叫阻击叫之后（精确 2C 不算阻击叫），跳争叫新花色（如对方开叫 2H，争叫 3S），表示中限以上好牌，14-16 点，6 张以上好套，比加倍出套稍差。</w:t>
+      </w:r>
+    </w:p>
+    <w:p>
+      <w:pPr>
+        <w:pStyle w:val="3"/>
+      </w:pPr>
+      <w:r>
         <w:lastRenderedPageBreak/>
-        <w:t>对抗对方阻击叫</w:t>
-      </w:r>
-    </w:p>
-    <w:p>
-      <w:pPr>
-        <w:pStyle w:val="3"/>
-      </w:pPr>
-      <w:r>
-        <w:t>Lebensohl 约定叫：</w:t>
-      </w:r>
-    </w:p>
-    <w:p>
-      <w:r>
-        <w:t xml:space="preserve">      当对方在二阶开叫 2 高花表示阻击的时候，同伴加倍，为了区分加倍人的同伴是否有建设性，采用经过 2NT 表示弱牌，直接叫表示建设性：</w:t>
-      </w:r>
-    </w:p>
-    <w:p>
-      <w:r>
-        <w:rPr>
-          <w:rFonts w:hint="eastAsia"/>
-        </w:rPr>
-        <w:t>(2H)-X-(P)-?</w:t>
-      </w:r>
-    </w:p>
-    <w:p>
-      <w:r>
-        <w:rPr>
-          <w:rFonts w:hint="eastAsia"/>
-        </w:rPr>
-        <w:t>├2S：想打【0-7p，4+S】</w:t>
-      </w:r>
-    </w:p>
-    <w:p>
-      <w:r>
-        <w:rPr>
-          <w:rFonts w:hint="eastAsia"/>
-        </w:rPr>
-        <w:t>├2NT：转移 3C</w:t>
-      </w:r>
-    </w:p>
-    <w:p>
-      <w:r>
-        <w:rPr>
-          <w:rFonts w:hint="eastAsia"/>
-        </w:rPr>
-        <w:t>│-----├3C（争叫人接受3C转移后）</w:t>
-      </w:r>
-    </w:p>
-    <w:p>
-      <w:r>
-        <w:rPr>
-          <w:rFonts w:hint="eastAsia"/>
-        </w:rPr>
-        <w:t>│-----│-----├再叫 Pass/3D 表示比较差的自然叫</w:t>
-      </w:r>
-    </w:p>
-    <w:p>
-      <w:r>
-        <w:rPr>
-          <w:rFonts w:hint="eastAsia"/>
-        </w:rPr>
-        <w:t>│-----│-----├再叫 3H 表示有 4 张 S，且有挡张，请同伴选择定约</w:t>
-      </w:r>
-    </w:p>
-    <w:p>
-      <w:r>
-        <w:rPr>
-          <w:rFonts w:hint="eastAsia"/>
-        </w:rPr>
-        <w:t>│-----│-----├再叫 3S 表示 S 套邀叫</w:t>
-      </w:r>
-    </w:p>
-    <w:p>
-      <w:r>
-        <w:rPr>
-          <w:rFonts w:hint="eastAsia"/>
-        </w:rPr>
-        <w:t>│-----│-----├再叫 3NT 表示比直接跳叫 3NT 更强的牌（大约 16-17 点）， (这里如果加倍人是加倍出套的话应该拒绝接受转移)</w:t>
-      </w:r>
-    </w:p>
-    <w:p>
-      <w:r>
-        <w:rPr>
-          <w:rFonts w:hint="eastAsia"/>
-        </w:rPr>
-        <w:t>├3C：自然叫，9 点以上有建设性，不逼叫</w:t>
-      </w:r>
-    </w:p>
-    <w:p>
-      <w:r>
-        <w:rPr>
-          <w:rFonts w:hint="eastAsia"/>
-        </w:rPr>
-        <w:t>├3D：自然叫，9 点以上有建设性，不逼叫</w:t>
-      </w:r>
-    </w:p>
-    <w:p>
-      <w:r>
-        <w:rPr>
-          <w:rFonts w:hint="eastAsia"/>
-        </w:rPr>
-        <w:t>├3H：没有 4 张 S，没有挡张，逼叫进局</w:t>
-      </w:r>
-    </w:p>
-    <w:p>
-      <w:r>
-        <w:rPr>
-          <w:rFonts w:hint="eastAsia"/>
-        </w:rPr>
-        <w:t>├3S：跳叫逼局</w:t>
-      </w:r>
-    </w:p>
-    <w:p>
-      <w:r>
-        <w:rPr>
-          <w:rFonts w:hint="eastAsia"/>
-        </w:rPr>
-        <w:t>├4C：跳叫逼局</w:t>
-      </w:r>
-    </w:p>
-    <w:p>
-      <w:r>
-        <w:rPr>
-          <w:rFonts w:hint="eastAsia"/>
-        </w:rPr>
-        <w:t>├4D：跳叫逼局</w:t>
-      </w:r>
-    </w:p>
-    <w:p>
-      <w:r>
-        <w:rPr>
-          <w:rFonts w:hint="eastAsia"/>
-        </w:rPr>
-        <w:t>├3NT：没有 4 张 S，有挡张</w:t>
-      </w:r>
-      <w:r>
-        <w:t xml:space="preserve"> </w:t>
-      </w:r>
-    </w:p>
-    <w:p/>
-    <w:p>
-      <w:pPr>
-        <w:pStyle w:val="3"/>
-      </w:pPr>
-      <w:r>
-        <w:t>阻击之后不再阻击：</w:t>
-      </w:r>
-    </w:p>
-    <w:p>
-      <w:r>
-        <w:t xml:space="preserve">      当对方开叫阻击叫之后（精确 2C 不算阻击叫），跳争叫新花色（如对方开叫 2H，争叫 3S），表示中限以上好牌，14-16 点，6 张以上好套，比加倍出套稍差。</w:t>
-      </w:r>
-    </w:p>
-    <w:p>
-      <w:pPr>
-        <w:pStyle w:val="3"/>
-      </w:pPr>
-      <w:r>
         <w:t>我方争叫 3NT 后：</w:t>
       </w:r>
     </w:p>
@@ -25054,7 +25062,6 @@
         <w:rPr>
           <w:rFonts w:hint="eastAsia"/>
         </w:rPr>
-        <w:lastRenderedPageBreak/>
         <w:t>├4C：询问</w:t>
       </w:r>
     </w:p>
@@ -25202,7 +25209,6 @@
         <w:pStyle w:val="2"/>
       </w:pPr>
       <w:r>
-        <w:lastRenderedPageBreak/>
         <w:t>13.13逼叫性 Pass</w:t>
       </w:r>
     </w:p>
@@ -25331,7 +25337,6 @@
     <w:p/>
     <w:p>
       <w:r>
-        <w:lastRenderedPageBreak/>
         <w:t xml:space="preserve">  14.1.2 </w:t>
       </w:r>
       <w:r>
@@ -25478,6 +25483,7 @@
         <w:ind w:firstLine="437"/>
       </w:pPr>
       <w:r>
+        <w:lastRenderedPageBreak/>
         <w:t xml:space="preserve">              X： 同色两套</w:t>
       </w:r>
     </w:p>
@@ -25494,7 +25500,6 @@
         <w:ind w:firstLine="437"/>
       </w:pPr>
       <w:r>
-        <w:lastRenderedPageBreak/>
         <w:t xml:space="preserve">              1S：同阶两套</w:t>
       </w:r>
     </w:p>
@@ -25713,6 +25718,7 @@
         <w:rPr>
           <w:rFonts w:hint="eastAsia"/>
         </w:rPr>
+        <w:lastRenderedPageBreak/>
         <w:t>├2NT：逼叫/问叫（邀请及以上，15p+）</w:t>
       </w:r>
     </w:p>
@@ -25735,282 +25741,282 @@
         <w:rPr>
           <w:rFonts w:hint="eastAsia"/>
         </w:rPr>
+        <w:t>│-----│-----├3D：继续问叫</w:t>
+      </w:r>
+    </w:p>
+    <w:p>
+      <w:pPr>
+        <w:ind w:firstLine="437"/>
+      </w:pPr>
+      <w:r>
+        <w:rPr>
+          <w:rFonts w:hint="eastAsia"/>
+        </w:rPr>
+        <w:t>│-----│-----│-----├3H：低限弱二红心</w:t>
+      </w:r>
+    </w:p>
+    <w:p>
+      <w:pPr>
+        <w:ind w:firstLine="437"/>
+      </w:pPr>
+      <w:r>
+        <w:rPr>
+          <w:rFonts w:hint="eastAsia"/>
+        </w:rPr>
+        <w:t>│-----│-----│-----├3S：中限弱二红心</w:t>
+      </w:r>
+    </w:p>
+    <w:p>
+      <w:pPr>
+        <w:ind w:firstLine="437"/>
+      </w:pPr>
+      <w:r>
+        <w:rPr>
+          <w:rFonts w:hint="eastAsia"/>
+        </w:rPr>
+        <w:t>│-----│-----├3H：止叫</w:t>
+      </w:r>
+    </w:p>
+    <w:p>
+      <w:pPr>
+        <w:ind w:firstLine="437"/>
+      </w:pPr>
+      <w:r>
+        <w:rPr>
+          <w:rFonts w:hint="eastAsia"/>
+        </w:rPr>
+        <w:t>│-----│-----├3NT：止叫</w:t>
+      </w:r>
+    </w:p>
+    <w:p>
+      <w:pPr>
+        <w:ind w:firstLine="437"/>
+      </w:pPr>
+      <w:r>
+        <w:rPr>
+          <w:rFonts w:hint="eastAsia"/>
+        </w:rPr>
+        <w:t>│-----│-----├3S：好套，逼叫</w:t>
+      </w:r>
+    </w:p>
+    <w:p>
+      <w:pPr>
+        <w:ind w:firstLine="437"/>
+      </w:pPr>
+      <w:r>
+        <w:rPr>
+          <w:rFonts w:hint="eastAsia"/>
+        </w:rPr>
+        <w:t>│-----├3D：中低限弱二黑桃</w:t>
+      </w:r>
+    </w:p>
+    <w:p>
+      <w:pPr>
+        <w:ind w:firstLine="437"/>
+      </w:pPr>
+      <w:r>
+        <w:rPr>
+          <w:rFonts w:hint="eastAsia"/>
+        </w:rPr>
+        <w:t>│-----│-----├3H：继续问叫</w:t>
+      </w:r>
+    </w:p>
+    <w:p>
+      <w:pPr>
+        <w:ind w:firstLine="437"/>
+      </w:pPr>
+      <w:r>
+        <w:rPr>
+          <w:rFonts w:hint="eastAsia"/>
+        </w:rPr>
+        <w:t>│-----│-----│-----├3S：低限弱二黑桃</w:t>
+      </w:r>
+    </w:p>
+    <w:p>
+      <w:pPr>
+        <w:ind w:firstLine="437"/>
+      </w:pPr>
+      <w:r>
+        <w:rPr>
+          <w:rFonts w:hint="eastAsia"/>
+        </w:rPr>
+        <w:t>│-----│-----│-----├3NT：中限弱二黑桃</w:t>
+      </w:r>
+    </w:p>
+    <w:p>
+      <w:pPr>
+        <w:ind w:firstLine="437"/>
+      </w:pPr>
+      <w:r>
+        <w:rPr>
+          <w:rFonts w:hint="eastAsia"/>
+        </w:rPr>
+        <w:t>│-----│-----├3S：止叫</w:t>
+      </w:r>
+    </w:p>
+    <w:p>
+      <w:pPr>
+        <w:ind w:firstLine="437"/>
+      </w:pPr>
+      <w:r>
+        <w:rPr>
+          <w:rFonts w:hint="eastAsia"/>
+        </w:rPr>
+        <w:t>│-----│-----├3NT：止叫</w:t>
+      </w:r>
+    </w:p>
+    <w:p>
+      <w:pPr>
+        <w:ind w:firstLine="437"/>
+      </w:pPr>
+      <w:r>
+        <w:rPr>
+          <w:rFonts w:hint="eastAsia"/>
+        </w:rPr>
+        <w:t>│-----├3H：高限弱二黑桃</w:t>
+      </w:r>
+    </w:p>
+    <w:p>
+      <w:pPr>
+        <w:ind w:firstLine="437"/>
+      </w:pPr>
+      <w:r>
+        <w:rPr>
+          <w:rFonts w:hint="eastAsia"/>
+        </w:rPr>
+        <w:t>│-----├3S：高限弱二红桃</w:t>
+      </w:r>
+    </w:p>
+    <w:p>
+      <w:pPr>
+        <w:ind w:firstLine="437"/>
+      </w:pPr>
+      <w:r>
+        <w:rPr>
+          <w:rFonts w:hint="eastAsia"/>
+        </w:rPr>
+        <w:t>│-----├3NT：AKQXXX 的任意一门高花</w:t>
+      </w:r>
+    </w:p>
+    <w:p>
+      <w:pPr>
+        <w:ind w:firstLine="437"/>
+      </w:pPr>
+      <w:r>
+        <w:rPr>
+          <w:rFonts w:hint="eastAsia"/>
+        </w:rPr>
+        <w:t>│-----├4NT：20-21均型牌</w:t>
+      </w:r>
+    </w:p>
+    <w:p>
+      <w:pPr>
+        <w:ind w:firstLine="437"/>
+      </w:pPr>
+      <w:r>
+        <w:rPr>
+          <w:rFonts w:hint="eastAsia"/>
+        </w:rPr>
+        <w:t>├3C/3D：自然叫/逼叫，15点以上6张半坚固套</w:t>
+      </w:r>
+    </w:p>
+    <w:p>
+      <w:pPr>
+        <w:ind w:firstLine="437"/>
+      </w:pPr>
+      <w:r>
+        <w:rPr>
+          <w:rFonts w:hint="eastAsia"/>
+        </w:rPr>
+        <w:t>│-----├3H/3S：对C/D无四张以上支持，H/S为阻击套</w:t>
+      </w:r>
+    </w:p>
+    <w:p>
+      <w:pPr>
+        <w:ind w:firstLine="437"/>
+      </w:pPr>
+      <w:r>
+        <w:rPr>
+          <w:rFonts w:hint="eastAsia"/>
+        </w:rPr>
+        <w:t>│-----├4C/4D：对C和D有四张良好支持</w:t>
+      </w:r>
+    </w:p>
+    <w:p>
+      <w:pPr>
+        <w:ind w:firstLine="437"/>
+      </w:pPr>
+      <w:r>
+        <w:rPr>
+          <w:rFonts w:hint="eastAsia"/>
+        </w:rPr>
+        <w:t>│-----├3NT：20-21点强均牌</w:t>
+      </w:r>
+    </w:p>
+    <w:p>
+      <w:pPr>
+        <w:ind w:firstLine="437"/>
+      </w:pPr>
+      <w:r>
+        <w:rPr>
+          <w:rFonts w:hint="eastAsia"/>
+        </w:rPr>
+        <w:t>├3H：不叫或修正，对两门高花都有支持的弱阻击</w:t>
+      </w:r>
+    </w:p>
+    <w:p>
+      <w:pPr>
+        <w:ind w:firstLine="437"/>
+      </w:pPr>
+      <w:r>
+        <w:rPr>
+          <w:rFonts w:hint="eastAsia"/>
+        </w:rPr>
+        <w:t>├3S：自然叫，邀请，一般保证6张</w:t>
+      </w:r>
+    </w:p>
+    <w:p>
+      <w:pPr>
+        <w:ind w:firstLine="437"/>
+      </w:pPr>
+      <w:r>
+        <w:rPr>
+          <w:rFonts w:hint="eastAsia"/>
+        </w:rPr>
+        <w:t>│-----├pass：无支持，低限</w:t>
+      </w:r>
+    </w:p>
+    <w:p>
+      <w:pPr>
+        <w:ind w:firstLine="437"/>
+      </w:pPr>
+      <w:r>
+        <w:rPr>
+          <w:rFonts w:hint="eastAsia"/>
+        </w:rPr>
+        <w:t>│-----├4S：有支持</w:t>
+      </w:r>
+    </w:p>
+    <w:p>
+      <w:pPr>
+        <w:ind w:firstLine="437"/>
+      </w:pPr>
+      <w:r>
+        <w:rPr>
+          <w:rFonts w:hint="eastAsia"/>
+        </w:rPr>
+        <w:t>│-----├扣叫新花：有支持，扣叫控制</w:t>
+      </w:r>
+    </w:p>
+    <w:p>
+      <w:pPr>
+        <w:ind w:firstLine="437"/>
+      </w:pPr>
+      <w:r>
+        <w:rPr>
+          <w:rFonts w:hint="eastAsia"/>
+        </w:rPr>
         <w:lastRenderedPageBreak/>
-        <w:t>│-----│-----├3D：继续问叫</w:t>
-      </w:r>
-    </w:p>
-    <w:p>
-      <w:pPr>
-        <w:ind w:firstLine="437"/>
-      </w:pPr>
-      <w:r>
-        <w:rPr>
-          <w:rFonts w:hint="eastAsia"/>
-        </w:rPr>
-        <w:t>│-----│-----│-----├3H：低限弱二红心</w:t>
-      </w:r>
-    </w:p>
-    <w:p>
-      <w:pPr>
-        <w:ind w:firstLine="437"/>
-      </w:pPr>
-      <w:r>
-        <w:rPr>
-          <w:rFonts w:hint="eastAsia"/>
-        </w:rPr>
-        <w:t>│-----│-----│-----├3S：中限弱二红心</w:t>
-      </w:r>
-    </w:p>
-    <w:p>
-      <w:pPr>
-        <w:ind w:firstLine="437"/>
-      </w:pPr>
-      <w:r>
-        <w:rPr>
-          <w:rFonts w:hint="eastAsia"/>
-        </w:rPr>
-        <w:t>│-----│-----├3H：止叫</w:t>
-      </w:r>
-    </w:p>
-    <w:p>
-      <w:pPr>
-        <w:ind w:firstLine="437"/>
-      </w:pPr>
-      <w:r>
-        <w:rPr>
-          <w:rFonts w:hint="eastAsia"/>
-        </w:rPr>
-        <w:t>│-----│-----├3NT：止叫</w:t>
-      </w:r>
-    </w:p>
-    <w:p>
-      <w:pPr>
-        <w:ind w:firstLine="437"/>
-      </w:pPr>
-      <w:r>
-        <w:rPr>
-          <w:rFonts w:hint="eastAsia"/>
-        </w:rPr>
-        <w:t>│-----│-----├3S：好套，逼叫</w:t>
-      </w:r>
-    </w:p>
-    <w:p>
-      <w:pPr>
-        <w:ind w:firstLine="437"/>
-      </w:pPr>
-      <w:r>
-        <w:rPr>
-          <w:rFonts w:hint="eastAsia"/>
-        </w:rPr>
-        <w:t>│-----├3D：中低限弱二黑桃</w:t>
-      </w:r>
-    </w:p>
-    <w:p>
-      <w:pPr>
-        <w:ind w:firstLine="437"/>
-      </w:pPr>
-      <w:r>
-        <w:rPr>
-          <w:rFonts w:hint="eastAsia"/>
-        </w:rPr>
-        <w:t>│-----│-----├3H：继续问叫</w:t>
-      </w:r>
-    </w:p>
-    <w:p>
-      <w:pPr>
-        <w:ind w:firstLine="437"/>
-      </w:pPr>
-      <w:r>
-        <w:rPr>
-          <w:rFonts w:hint="eastAsia"/>
-        </w:rPr>
-        <w:t>│-----│-----│-----├3S：低限弱二黑桃</w:t>
-      </w:r>
-    </w:p>
-    <w:p>
-      <w:pPr>
-        <w:ind w:firstLine="437"/>
-      </w:pPr>
-      <w:r>
-        <w:rPr>
-          <w:rFonts w:hint="eastAsia"/>
-        </w:rPr>
-        <w:t>│-----│-----│-----├3NT：中限弱二黑桃</w:t>
-      </w:r>
-    </w:p>
-    <w:p>
-      <w:pPr>
-        <w:ind w:firstLine="437"/>
-      </w:pPr>
-      <w:r>
-        <w:rPr>
-          <w:rFonts w:hint="eastAsia"/>
-        </w:rPr>
-        <w:t>│-----│-----├3S：止叫</w:t>
-      </w:r>
-    </w:p>
-    <w:p>
-      <w:pPr>
-        <w:ind w:firstLine="437"/>
-      </w:pPr>
-      <w:r>
-        <w:rPr>
-          <w:rFonts w:hint="eastAsia"/>
-        </w:rPr>
-        <w:t>│-----│-----├3NT：止叫</w:t>
-      </w:r>
-    </w:p>
-    <w:p>
-      <w:pPr>
-        <w:ind w:firstLine="437"/>
-      </w:pPr>
-      <w:r>
-        <w:rPr>
-          <w:rFonts w:hint="eastAsia"/>
-        </w:rPr>
-        <w:t>│-----├3H：高限弱二黑桃</w:t>
-      </w:r>
-    </w:p>
-    <w:p>
-      <w:pPr>
-        <w:ind w:firstLine="437"/>
-      </w:pPr>
-      <w:r>
-        <w:rPr>
-          <w:rFonts w:hint="eastAsia"/>
-        </w:rPr>
-        <w:t>│-----├3S：高限弱二红桃</w:t>
-      </w:r>
-    </w:p>
-    <w:p>
-      <w:pPr>
-        <w:ind w:firstLine="437"/>
-      </w:pPr>
-      <w:r>
-        <w:rPr>
-          <w:rFonts w:hint="eastAsia"/>
-        </w:rPr>
-        <w:t>│-----├3NT：AKQXXX 的任意一门高花</w:t>
-      </w:r>
-    </w:p>
-    <w:p>
-      <w:pPr>
-        <w:ind w:firstLine="437"/>
-      </w:pPr>
-      <w:r>
-        <w:rPr>
-          <w:rFonts w:hint="eastAsia"/>
-        </w:rPr>
-        <w:t>│-----├4NT：20-21均型牌</w:t>
-      </w:r>
-    </w:p>
-    <w:p>
-      <w:pPr>
-        <w:ind w:firstLine="437"/>
-      </w:pPr>
-      <w:r>
-        <w:rPr>
-          <w:rFonts w:hint="eastAsia"/>
-        </w:rPr>
-        <w:t>├3C/3D：自然叫/逼叫，15点以上6张半坚固套</w:t>
-      </w:r>
-    </w:p>
-    <w:p>
-      <w:pPr>
-        <w:ind w:firstLine="437"/>
-      </w:pPr>
-      <w:r>
-        <w:rPr>
-          <w:rFonts w:hint="eastAsia"/>
-        </w:rPr>
-        <w:t>│-----├3H/3S：对C/D无四张以上支持，H/S为阻击套</w:t>
-      </w:r>
-    </w:p>
-    <w:p>
-      <w:pPr>
-        <w:ind w:firstLine="437"/>
-      </w:pPr>
-      <w:r>
-        <w:rPr>
-          <w:rFonts w:hint="eastAsia"/>
-        </w:rPr>
-        <w:t>│-----├4C/4D：对C和D有四张良好支持</w:t>
-      </w:r>
-    </w:p>
-    <w:p>
-      <w:pPr>
-        <w:ind w:firstLine="437"/>
-      </w:pPr>
-      <w:r>
-        <w:rPr>
-          <w:rFonts w:hint="eastAsia"/>
-        </w:rPr>
-        <w:t>│-----├3NT：20-21点强均牌</w:t>
-      </w:r>
-    </w:p>
-    <w:p>
-      <w:pPr>
-        <w:ind w:firstLine="437"/>
-      </w:pPr>
-      <w:r>
-        <w:rPr>
-          <w:rFonts w:hint="eastAsia"/>
-        </w:rPr>
-        <w:t>├3H：不叫或修正，对两门高花都有支持的弱阻击</w:t>
-      </w:r>
-    </w:p>
-    <w:p>
-      <w:pPr>
-        <w:ind w:firstLine="437"/>
-      </w:pPr>
-      <w:r>
-        <w:rPr>
-          <w:rFonts w:hint="eastAsia"/>
-        </w:rPr>
-        <w:t>├3S：自然叫，邀请，一般保证6张</w:t>
-      </w:r>
-    </w:p>
-    <w:p>
-      <w:pPr>
-        <w:ind w:firstLine="437"/>
-      </w:pPr>
-      <w:r>
-        <w:rPr>
-          <w:rFonts w:hint="eastAsia"/>
-        </w:rPr>
-        <w:t>│-----├pass：无支持，低限</w:t>
-      </w:r>
-    </w:p>
-    <w:p>
-      <w:pPr>
-        <w:ind w:firstLine="437"/>
-      </w:pPr>
-      <w:r>
-        <w:rPr>
-          <w:rFonts w:hint="eastAsia"/>
-        </w:rPr>
-        <w:t>│-----├4S：有支持</w:t>
-      </w:r>
-    </w:p>
-    <w:p>
-      <w:pPr>
-        <w:ind w:firstLine="437"/>
-      </w:pPr>
-      <w:r>
-        <w:rPr>
-          <w:rFonts w:hint="eastAsia"/>
-        </w:rPr>
-        <w:t>│-----├扣叫新花：有支持，扣叫控制</w:t>
-      </w:r>
-    </w:p>
-    <w:p>
-      <w:pPr>
-        <w:ind w:firstLine="437"/>
-      </w:pPr>
-      <w:r>
-        <w:rPr>
-          <w:rFonts w:hint="eastAsia"/>
-        </w:rPr>
         <w:t>│-----├4H：无支持，但H质量好，高限</w:t>
       </w:r>
     </w:p>
@@ -26033,7 +26039,6 @@
         <w:rPr>
           <w:rFonts w:hint="eastAsia"/>
         </w:rPr>
-        <w:lastRenderedPageBreak/>
         <w:t>├3NT：想打（一般是基于长套低花的实力和高花的止张）</w:t>
       </w:r>
     </w:p>
@@ -26304,6 +26309,7 @@
         <w:rPr>
           <w:rFonts w:hint="eastAsia"/>
         </w:rPr>
+        <w:lastRenderedPageBreak/>
         <w:t>│-----│-----├3H：止叫</w:t>
       </w:r>
     </w:p>
@@ -26326,282 +26332,282 @@
         <w:rPr>
           <w:rFonts w:hint="eastAsia"/>
         </w:rPr>
+        <w:t>│-----│-----├3S：好套，逼叫</w:t>
+      </w:r>
+    </w:p>
+    <w:p>
+      <w:pPr>
+        <w:ind w:firstLine="437"/>
+      </w:pPr>
+      <w:r>
+        <w:rPr>
+          <w:rFonts w:hint="eastAsia"/>
+        </w:rPr>
+        <w:t>│-----├3D：中低限弱二黑桃</w:t>
+      </w:r>
+    </w:p>
+    <w:p>
+      <w:pPr>
+        <w:ind w:firstLine="437"/>
+      </w:pPr>
+      <w:r>
+        <w:rPr>
+          <w:rFonts w:hint="eastAsia"/>
+        </w:rPr>
+        <w:t>│-----│-----├3H：继续问叫</w:t>
+      </w:r>
+    </w:p>
+    <w:p>
+      <w:pPr>
+        <w:ind w:firstLine="437"/>
+      </w:pPr>
+      <w:r>
+        <w:rPr>
+          <w:rFonts w:hint="eastAsia"/>
+        </w:rPr>
+        <w:t>│-----│-----│-----├3S：低限弱二黑桃</w:t>
+      </w:r>
+    </w:p>
+    <w:p>
+      <w:pPr>
+        <w:ind w:firstLine="437"/>
+      </w:pPr>
+      <w:r>
+        <w:rPr>
+          <w:rFonts w:hint="eastAsia"/>
+        </w:rPr>
+        <w:t>│-----│-----│-----├3NT：中限弱二黑桃</w:t>
+      </w:r>
+    </w:p>
+    <w:p>
+      <w:pPr>
+        <w:ind w:firstLine="437"/>
+      </w:pPr>
+      <w:r>
+        <w:rPr>
+          <w:rFonts w:hint="eastAsia"/>
+        </w:rPr>
+        <w:t>│-----│-----├3S：止叫</w:t>
+      </w:r>
+    </w:p>
+    <w:p>
+      <w:pPr>
+        <w:ind w:firstLine="437"/>
+      </w:pPr>
+      <w:r>
+        <w:rPr>
+          <w:rFonts w:hint="eastAsia"/>
+        </w:rPr>
+        <w:t>│-----│-----├3NT：止叫</w:t>
+      </w:r>
+    </w:p>
+    <w:p>
+      <w:pPr>
+        <w:ind w:firstLine="437"/>
+      </w:pPr>
+      <w:r>
+        <w:rPr>
+          <w:rFonts w:hint="eastAsia"/>
+        </w:rPr>
+        <w:t>│-----├3H：高限弱二黑桃</w:t>
+      </w:r>
+    </w:p>
+    <w:p>
+      <w:pPr>
+        <w:ind w:firstLine="437"/>
+      </w:pPr>
+      <w:r>
+        <w:rPr>
+          <w:rFonts w:hint="eastAsia"/>
+        </w:rPr>
+        <w:t>│-----├3S：高限弱二红桃</w:t>
+      </w:r>
+    </w:p>
+    <w:p>
+      <w:pPr>
+        <w:ind w:firstLine="437"/>
+      </w:pPr>
+      <w:r>
+        <w:rPr>
+          <w:rFonts w:hint="eastAsia"/>
+        </w:rPr>
+        <w:t>│-----├3NT：AKQXXX 的任意一门高花</w:t>
+      </w:r>
+    </w:p>
+    <w:p>
+      <w:pPr>
+        <w:ind w:firstLine="437"/>
+      </w:pPr>
+      <w:r>
+        <w:rPr>
+          <w:rFonts w:hint="eastAsia"/>
+        </w:rPr>
+        <w:t>│-----├4NT：20-21均型牌</w:t>
+      </w:r>
+    </w:p>
+    <w:p>
+      <w:pPr>
+        <w:ind w:firstLine="437"/>
+      </w:pPr>
+      <w:r>
+        <w:rPr>
+          <w:rFonts w:hint="eastAsia"/>
+        </w:rPr>
+        <w:t>├3C/3D：自然叫/逼叫，15点以上6张半坚固套</w:t>
+      </w:r>
+    </w:p>
+    <w:p>
+      <w:pPr>
+        <w:ind w:firstLine="437"/>
+      </w:pPr>
+      <w:r>
+        <w:rPr>
+          <w:rFonts w:hint="eastAsia"/>
+        </w:rPr>
+        <w:t>│-----├3H/3S：对C/D无四张以上支持，H/S为阻击套</w:t>
+      </w:r>
+    </w:p>
+    <w:p>
+      <w:pPr>
+        <w:ind w:firstLine="437"/>
+      </w:pPr>
+      <w:r>
+        <w:rPr>
+          <w:rFonts w:hint="eastAsia"/>
+        </w:rPr>
+        <w:t>│-----├4C/4D：对C和D有四张良好支持</w:t>
+      </w:r>
+    </w:p>
+    <w:p>
+      <w:pPr>
+        <w:ind w:firstLine="437"/>
+      </w:pPr>
+      <w:r>
+        <w:rPr>
+          <w:rFonts w:hint="eastAsia"/>
+        </w:rPr>
+        <w:t>│-----├3NT：20-21点强均牌</w:t>
+      </w:r>
+    </w:p>
+    <w:p>
+      <w:pPr>
+        <w:ind w:firstLine="437"/>
+      </w:pPr>
+      <w:r>
+        <w:rPr>
+          <w:rFonts w:hint="eastAsia"/>
+        </w:rPr>
+        <w:t>├3H：不叫或修正，对两门高花都有支持的弱阻击</w:t>
+      </w:r>
+    </w:p>
+    <w:p>
+      <w:pPr>
+        <w:ind w:firstLine="437"/>
+      </w:pPr>
+      <w:r>
+        <w:rPr>
+          <w:rFonts w:hint="eastAsia"/>
+        </w:rPr>
+        <w:t>├3S：自然叫，邀请，一般保证6张</w:t>
+      </w:r>
+    </w:p>
+    <w:p>
+      <w:pPr>
+        <w:ind w:firstLine="437"/>
+      </w:pPr>
+      <w:r>
+        <w:rPr>
+          <w:rFonts w:hint="eastAsia"/>
+        </w:rPr>
+        <w:t>│-----├pass：无支持，低限</w:t>
+      </w:r>
+    </w:p>
+    <w:p>
+      <w:pPr>
+        <w:ind w:firstLine="437"/>
+      </w:pPr>
+      <w:r>
+        <w:rPr>
+          <w:rFonts w:hint="eastAsia"/>
+        </w:rPr>
+        <w:t>│-----├4S：有支持</w:t>
+      </w:r>
+    </w:p>
+    <w:p>
+      <w:pPr>
+        <w:ind w:firstLine="437"/>
+      </w:pPr>
+      <w:r>
+        <w:rPr>
+          <w:rFonts w:hint="eastAsia"/>
+        </w:rPr>
+        <w:t>│-----├扣叫新花：有支持，扣叫控制</w:t>
+      </w:r>
+    </w:p>
+    <w:p>
+      <w:pPr>
+        <w:ind w:firstLine="437"/>
+      </w:pPr>
+      <w:r>
+        <w:rPr>
+          <w:rFonts w:hint="eastAsia"/>
+        </w:rPr>
+        <w:t>│-----├4H：无支持，但H质量好，高限</w:t>
+      </w:r>
+    </w:p>
+    <w:p>
+      <w:pPr>
+        <w:ind w:firstLine="437"/>
+      </w:pPr>
+      <w:r>
+        <w:rPr>
+          <w:rFonts w:hint="eastAsia"/>
+        </w:rPr>
+        <w:t>│-----├3NT：20-21强均牌</w:t>
+      </w:r>
+    </w:p>
+    <w:p>
+      <w:pPr>
+        <w:ind w:firstLine="437"/>
+      </w:pPr>
+      <w:r>
+        <w:rPr>
+          <w:rFonts w:hint="eastAsia"/>
+        </w:rPr>
+        <w:t>├3NT：想打（一般是基于长套低花的实力和高花的止张）</w:t>
+      </w:r>
+    </w:p>
+    <w:p>
+      <w:pPr>
+        <w:ind w:firstLine="437"/>
+      </w:pPr>
+      <w:r>
+        <w:rPr>
+          <w:rFonts w:hint="eastAsia"/>
+        </w:rPr>
+        <w:t>│-----├pass：弱二阻击，接受3NT</w:t>
+      </w:r>
+    </w:p>
+    <w:p>
+      <w:pPr>
+        <w:ind w:firstLine="437"/>
+      </w:pPr>
+      <w:r>
+        <w:rPr>
+          <w:rFonts w:hint="eastAsia"/>
+        </w:rPr>
+        <w:t>│-----├4C/4D/4H/4S：持20-22强均时，按对方的3NT是盖伯问A处理</w:t>
+      </w:r>
+    </w:p>
+    <w:p>
+      <w:pPr>
+        <w:ind w:firstLine="437"/>
+      </w:pPr>
+      <w:r>
+        <w:rPr>
+          <w:rFonts w:hint="eastAsia"/>
+        </w:rPr>
         <w:lastRenderedPageBreak/>
-        <w:t>│-----│-----├3S：好套，逼叫</w:t>
-      </w:r>
-    </w:p>
-    <w:p>
-      <w:pPr>
-        <w:ind w:firstLine="437"/>
-      </w:pPr>
-      <w:r>
-        <w:rPr>
-          <w:rFonts w:hint="eastAsia"/>
-        </w:rPr>
-        <w:t>│-----├3D：中低限弱二黑桃</w:t>
-      </w:r>
-    </w:p>
-    <w:p>
-      <w:pPr>
-        <w:ind w:firstLine="437"/>
-      </w:pPr>
-      <w:r>
-        <w:rPr>
-          <w:rFonts w:hint="eastAsia"/>
-        </w:rPr>
-        <w:t>│-----│-----├3H：继续问叫</w:t>
-      </w:r>
-    </w:p>
-    <w:p>
-      <w:pPr>
-        <w:ind w:firstLine="437"/>
-      </w:pPr>
-      <w:r>
-        <w:rPr>
-          <w:rFonts w:hint="eastAsia"/>
-        </w:rPr>
-        <w:t>│-----│-----│-----├3S：低限弱二黑桃</w:t>
-      </w:r>
-    </w:p>
-    <w:p>
-      <w:pPr>
-        <w:ind w:firstLine="437"/>
-      </w:pPr>
-      <w:r>
-        <w:rPr>
-          <w:rFonts w:hint="eastAsia"/>
-        </w:rPr>
-        <w:t>│-----│-----│-----├3NT：中限弱二黑桃</w:t>
-      </w:r>
-    </w:p>
-    <w:p>
-      <w:pPr>
-        <w:ind w:firstLine="437"/>
-      </w:pPr>
-      <w:r>
-        <w:rPr>
-          <w:rFonts w:hint="eastAsia"/>
-        </w:rPr>
-        <w:t>│-----│-----├3S：止叫</w:t>
-      </w:r>
-    </w:p>
-    <w:p>
-      <w:pPr>
-        <w:ind w:firstLine="437"/>
-      </w:pPr>
-      <w:r>
-        <w:rPr>
-          <w:rFonts w:hint="eastAsia"/>
-        </w:rPr>
-        <w:t>│-----│-----├3NT：止叫</w:t>
-      </w:r>
-    </w:p>
-    <w:p>
-      <w:pPr>
-        <w:ind w:firstLine="437"/>
-      </w:pPr>
-      <w:r>
-        <w:rPr>
-          <w:rFonts w:hint="eastAsia"/>
-        </w:rPr>
-        <w:t>│-----├3H：高限弱二黑桃</w:t>
-      </w:r>
-    </w:p>
-    <w:p>
-      <w:pPr>
-        <w:ind w:firstLine="437"/>
-      </w:pPr>
-      <w:r>
-        <w:rPr>
-          <w:rFonts w:hint="eastAsia"/>
-        </w:rPr>
-        <w:t>│-----├3S：高限弱二红桃</w:t>
-      </w:r>
-    </w:p>
-    <w:p>
-      <w:pPr>
-        <w:ind w:firstLine="437"/>
-      </w:pPr>
-      <w:r>
-        <w:rPr>
-          <w:rFonts w:hint="eastAsia"/>
-        </w:rPr>
-        <w:t>│-----├3NT：AKQXXX 的任意一门高花</w:t>
-      </w:r>
-    </w:p>
-    <w:p>
-      <w:pPr>
-        <w:ind w:firstLine="437"/>
-      </w:pPr>
-      <w:r>
-        <w:rPr>
-          <w:rFonts w:hint="eastAsia"/>
-        </w:rPr>
-        <w:t>│-----├4NT：20-21均型牌</w:t>
-      </w:r>
-    </w:p>
-    <w:p>
-      <w:pPr>
-        <w:ind w:firstLine="437"/>
-      </w:pPr>
-      <w:r>
-        <w:rPr>
-          <w:rFonts w:hint="eastAsia"/>
-        </w:rPr>
-        <w:t>├3C/3D：自然叫/逼叫，15点以上6张半坚固套</w:t>
-      </w:r>
-    </w:p>
-    <w:p>
-      <w:pPr>
-        <w:ind w:firstLine="437"/>
-      </w:pPr>
-      <w:r>
-        <w:rPr>
-          <w:rFonts w:hint="eastAsia"/>
-        </w:rPr>
-        <w:t>│-----├3H/3S：对C/D无四张以上支持，H/S为阻击套</w:t>
-      </w:r>
-    </w:p>
-    <w:p>
-      <w:pPr>
-        <w:ind w:firstLine="437"/>
-      </w:pPr>
-      <w:r>
-        <w:rPr>
-          <w:rFonts w:hint="eastAsia"/>
-        </w:rPr>
-        <w:t>│-----├4C/4D：对C和D有四张良好支持</w:t>
-      </w:r>
-    </w:p>
-    <w:p>
-      <w:pPr>
-        <w:ind w:firstLine="437"/>
-      </w:pPr>
-      <w:r>
-        <w:rPr>
-          <w:rFonts w:hint="eastAsia"/>
-        </w:rPr>
-        <w:t>│-----├3NT：20-21点强均牌</w:t>
-      </w:r>
-    </w:p>
-    <w:p>
-      <w:pPr>
-        <w:ind w:firstLine="437"/>
-      </w:pPr>
-      <w:r>
-        <w:rPr>
-          <w:rFonts w:hint="eastAsia"/>
-        </w:rPr>
-        <w:t>├3H：不叫或修正，对两门高花都有支持的弱阻击</w:t>
-      </w:r>
-    </w:p>
-    <w:p>
-      <w:pPr>
-        <w:ind w:firstLine="437"/>
-      </w:pPr>
-      <w:r>
-        <w:rPr>
-          <w:rFonts w:hint="eastAsia"/>
-        </w:rPr>
-        <w:t>├3S：自然叫，邀请，一般保证6张</w:t>
-      </w:r>
-    </w:p>
-    <w:p>
-      <w:pPr>
-        <w:ind w:firstLine="437"/>
-      </w:pPr>
-      <w:r>
-        <w:rPr>
-          <w:rFonts w:hint="eastAsia"/>
-        </w:rPr>
-        <w:t>│-----├pass：无支持，低限</w:t>
-      </w:r>
-    </w:p>
-    <w:p>
-      <w:pPr>
-        <w:ind w:firstLine="437"/>
-      </w:pPr>
-      <w:r>
-        <w:rPr>
-          <w:rFonts w:hint="eastAsia"/>
-        </w:rPr>
-        <w:t>│-----├4S：有支持</w:t>
-      </w:r>
-    </w:p>
-    <w:p>
-      <w:pPr>
-        <w:ind w:firstLine="437"/>
-      </w:pPr>
-      <w:r>
-        <w:rPr>
-          <w:rFonts w:hint="eastAsia"/>
-        </w:rPr>
-        <w:t>│-----├扣叫新花：有支持，扣叫控制</w:t>
-      </w:r>
-    </w:p>
-    <w:p>
-      <w:pPr>
-        <w:ind w:firstLine="437"/>
-      </w:pPr>
-      <w:r>
-        <w:rPr>
-          <w:rFonts w:hint="eastAsia"/>
-        </w:rPr>
-        <w:t>│-----├4H：无支持，但H质量好，高限</w:t>
-      </w:r>
-    </w:p>
-    <w:p>
-      <w:pPr>
-        <w:ind w:firstLine="437"/>
-      </w:pPr>
-      <w:r>
-        <w:rPr>
-          <w:rFonts w:hint="eastAsia"/>
-        </w:rPr>
-        <w:t>│-----├3NT：20-21强均牌</w:t>
-      </w:r>
-    </w:p>
-    <w:p>
-      <w:pPr>
-        <w:ind w:firstLine="437"/>
-      </w:pPr>
-      <w:r>
-        <w:rPr>
-          <w:rFonts w:hint="eastAsia"/>
-        </w:rPr>
-        <w:t>├3NT：想打（一般是基于长套低花的实力和高花的止张）</w:t>
-      </w:r>
-    </w:p>
-    <w:p>
-      <w:pPr>
-        <w:ind w:firstLine="437"/>
-      </w:pPr>
-      <w:r>
-        <w:rPr>
-          <w:rFonts w:hint="eastAsia"/>
-        </w:rPr>
-        <w:t>│-----├pass：弱二阻击，接受3NT</w:t>
-      </w:r>
-    </w:p>
-    <w:p>
-      <w:pPr>
-        <w:ind w:firstLine="437"/>
-      </w:pPr>
-      <w:r>
-        <w:rPr>
-          <w:rFonts w:hint="eastAsia"/>
-        </w:rPr>
-        <w:t>│-----├4C/4D/4H/4S：持20-22强均时，按对方的3NT是盖伯问A处理</w:t>
-      </w:r>
-    </w:p>
-    <w:p>
-      <w:pPr>
-        <w:ind w:firstLine="437"/>
-      </w:pPr>
-      <w:r>
-        <w:rPr>
-          <w:rFonts w:hint="eastAsia"/>
-        </w:rPr>
         <w:t>├4C：要求开叫人叫出比自己长套低一级花色，应叫人要庄位或者有满贯兴趣</w:t>
       </w:r>
     </w:p>
@@ -26624,258 +26630,258 @@
         <w:rPr>
           <w:rFonts w:hint="eastAsia"/>
         </w:rPr>
+        <w:t>│-----│-----├直接4H/4S：自己坐庄打这个定约</w:t>
+      </w:r>
+    </w:p>
+    <w:p>
+      <w:pPr>
+        <w:ind w:firstLine="437"/>
+      </w:pPr>
+      <w:r>
+        <w:rPr>
+          <w:rFonts w:hint="eastAsia"/>
+        </w:rPr>
+        <w:t>│-----│-----├扣叫新花：满贯兴趣，要求对家继续扣叫</w:t>
+      </w:r>
+    </w:p>
+    <w:p>
+      <w:pPr>
+        <w:ind w:firstLine="437"/>
+      </w:pPr>
+      <w:r>
+        <w:rPr>
+          <w:rFonts w:hint="eastAsia"/>
+        </w:rPr>
+        <w:t>│-----│-----├4NT：RKCB</w:t>
+      </w:r>
+    </w:p>
+    <w:p>
+      <w:pPr>
+        <w:ind w:firstLine="437"/>
+      </w:pPr>
+      <w:r>
+        <w:rPr>
+          <w:rFonts w:hint="eastAsia"/>
+        </w:rPr>
+        <w:t>├4D：要求开叫人叫出自己的长套，没有满贯兴趣</w:t>
+      </w:r>
+    </w:p>
+    <w:p>
+      <w:pPr>
+        <w:ind w:firstLine="437"/>
+      </w:pPr>
+      <w:r>
+        <w:rPr>
+          <w:rFonts w:hint="eastAsia"/>
+        </w:rPr>
+        <w:t>│-----├开叫人叫出自己的长套，Over</w:t>
+      </w:r>
+    </w:p>
+    <w:p>
+      <w:pPr>
+        <w:ind w:firstLine="437"/>
+      </w:pPr>
+      <w:r>
+        <w:rPr>
+          <w:rFonts w:hint="eastAsia"/>
+        </w:rPr>
+        <w:t>├4H/4S：想打（一般是7张以上，14p+以上）</w:t>
+      </w:r>
+    </w:p>
+    <w:p>
+      <w:pPr>
+        <w:ind w:firstLine="437"/>
+      </w:pPr>
+    </w:p>
+    <w:p>
+      <w:pPr>
+        <w:ind w:firstLine="437"/>
+      </w:pPr>
+      <w:r>
+        <w:rPr>
+          <w:rFonts w:hint="eastAsia"/>
+        </w:rPr>
+        <w:t>2D-(2H)-?</w:t>
+      </w:r>
+    </w:p>
+    <w:p>
+      <w:pPr>
+        <w:ind w:firstLine="437"/>
+      </w:pPr>
+      <w:r>
+        <w:rPr>
+          <w:rFonts w:hint="eastAsia"/>
+        </w:rPr>
+        <w:t>├X：负加倍（显示其他三套都有一定的支持实力）</w:t>
+      </w:r>
+    </w:p>
+    <w:p>
+      <w:pPr>
+        <w:ind w:firstLine="437"/>
+      </w:pPr>
+      <w:r>
+        <w:rPr>
+          <w:rFonts w:hint="eastAsia"/>
+        </w:rPr>
+        <w:t>│-----├pass：开叫人持H套时Pass</w:t>
+      </w:r>
+    </w:p>
+    <w:p>
+      <w:pPr>
+        <w:ind w:firstLine="437"/>
+      </w:pPr>
+      <w:r>
+        <w:rPr>
+          <w:rFonts w:hint="eastAsia"/>
+        </w:rPr>
+        <w:t>│-----├开叫人持S弱牌时叫2S</w:t>
+      </w:r>
+    </w:p>
+    <w:p>
+      <w:pPr>
+        <w:ind w:firstLine="437"/>
+      </w:pPr>
+      <w:r>
+        <w:rPr>
+          <w:rFonts w:hint="eastAsia"/>
+        </w:rPr>
+        <w:t>│-----├开叫人持S强牌时扣叫3H试探进局</w:t>
+      </w:r>
+    </w:p>
+    <w:p>
+      <w:pPr>
+        <w:ind w:firstLine="437"/>
+      </w:pPr>
+      <w:r>
+        <w:rPr>
+          <w:rFonts w:hint="eastAsia"/>
+        </w:rPr>
+        <w:t xml:space="preserve">   </w:t>
+      </w:r>
+    </w:p>
+    <w:p>
+      <w:pPr>
+        <w:ind w:firstLine="437"/>
+      </w:pPr>
+      <w:r>
+        <w:rPr>
+          <w:rFonts w:hint="eastAsia"/>
+        </w:rPr>
+        <w:t>2D-(2S)-?</w:t>
+      </w:r>
+    </w:p>
+    <w:p>
+      <w:pPr>
+        <w:ind w:firstLine="437"/>
+      </w:pPr>
+      <w:r>
+        <w:rPr>
+          <w:rFonts w:hint="eastAsia"/>
+        </w:rPr>
+        <w:t>├X：负加倍（显示其他三套都有一定的支持实力）</w:t>
+      </w:r>
+    </w:p>
+    <w:p>
+      <w:pPr>
+        <w:ind w:firstLine="437"/>
+      </w:pPr>
+      <w:r>
+        <w:rPr>
+          <w:rFonts w:hint="eastAsia"/>
+        </w:rPr>
+        <w:t>│-----├pass：开叫人持S套时Pass</w:t>
+      </w:r>
+    </w:p>
+    <w:p>
+      <w:pPr>
+        <w:ind w:firstLine="437"/>
+      </w:pPr>
+      <w:r>
+        <w:rPr>
+          <w:rFonts w:hint="eastAsia"/>
+        </w:rPr>
+        <w:t>│-----├开叫人持H弱牌时叫2H</w:t>
+      </w:r>
+    </w:p>
+    <w:p>
+      <w:pPr>
+        <w:ind w:firstLine="437"/>
+      </w:pPr>
+      <w:r>
+        <w:rPr>
+          <w:rFonts w:hint="eastAsia"/>
+        </w:rPr>
+        <w:t>│-----├开叫人持H强牌时扣叫3S试探进局</w:t>
+      </w:r>
+    </w:p>
+    <w:p>
+      <w:pPr>
+        <w:ind w:firstLine="437"/>
+      </w:pPr>
+    </w:p>
+    <w:p>
+      <w:pPr>
+        <w:ind w:firstLine="437"/>
+      </w:pPr>
+      <w:r>
+        <w:rPr>
+          <w:rFonts w:hint="eastAsia"/>
+        </w:rPr>
+        <w:t>2D-(2NT)-?：</w:t>
+      </w:r>
+    </w:p>
+    <w:p>
+      <w:pPr>
+        <w:ind w:firstLine="437"/>
+      </w:pPr>
+      <w:r>
+        <w:rPr>
+          <w:rFonts w:hint="eastAsia"/>
+        </w:rPr>
+        <w:t>├X：加倍均为惩罚建议</w:t>
+      </w:r>
+    </w:p>
+    <w:p>
+      <w:pPr>
+        <w:ind w:firstLine="437"/>
+      </w:pPr>
+    </w:p>
+    <w:p>
+      <w:pPr>
+        <w:ind w:firstLine="437"/>
+      </w:pPr>
+      <w:r>
+        <w:rPr>
+          <w:rFonts w:hint="eastAsia"/>
+        </w:rPr>
+        <w:t>2D-(3C)-?：</w:t>
+      </w:r>
+    </w:p>
+    <w:p>
+      <w:pPr>
+        <w:ind w:firstLine="437"/>
+      </w:pPr>
+      <w:r>
+        <w:rPr>
+          <w:rFonts w:hint="eastAsia"/>
+        </w:rPr>
+        <w:t>├X：加倍均为惩罚建议</w:t>
+      </w:r>
+    </w:p>
+    <w:p>
+      <w:pPr>
+        <w:ind w:firstLine="437"/>
+      </w:pPr>
+    </w:p>
+    <w:p>
+      <w:pPr>
+        <w:ind w:firstLine="437"/>
+      </w:pPr>
+      <w:r>
+        <w:rPr>
+          <w:rFonts w:hint="eastAsia"/>
+        </w:rPr>
         <w:lastRenderedPageBreak/>
-        <w:t>│-----│-----├直接4H/4S：自己坐庄打这个定约</w:t>
-      </w:r>
-    </w:p>
-    <w:p>
-      <w:pPr>
-        <w:ind w:firstLine="437"/>
-      </w:pPr>
-      <w:r>
-        <w:rPr>
-          <w:rFonts w:hint="eastAsia"/>
-        </w:rPr>
-        <w:t>│-----│-----├扣叫新花：满贯兴趣，要求对家继续扣叫</w:t>
-      </w:r>
-    </w:p>
-    <w:p>
-      <w:pPr>
-        <w:ind w:firstLine="437"/>
-      </w:pPr>
-      <w:r>
-        <w:rPr>
-          <w:rFonts w:hint="eastAsia"/>
-        </w:rPr>
-        <w:t>│-----│-----├4NT：RKCB</w:t>
-      </w:r>
-    </w:p>
-    <w:p>
-      <w:pPr>
-        <w:ind w:firstLine="437"/>
-      </w:pPr>
-      <w:r>
-        <w:rPr>
-          <w:rFonts w:hint="eastAsia"/>
-        </w:rPr>
-        <w:t>├4D：要求开叫人叫出自己的长套，没有满贯兴趣</w:t>
-      </w:r>
-    </w:p>
-    <w:p>
-      <w:pPr>
-        <w:ind w:firstLine="437"/>
-      </w:pPr>
-      <w:r>
-        <w:rPr>
-          <w:rFonts w:hint="eastAsia"/>
-        </w:rPr>
-        <w:t>│-----├开叫人叫出自己的长套，Over</w:t>
-      </w:r>
-    </w:p>
-    <w:p>
-      <w:pPr>
-        <w:ind w:firstLine="437"/>
-      </w:pPr>
-      <w:r>
-        <w:rPr>
-          <w:rFonts w:hint="eastAsia"/>
-        </w:rPr>
-        <w:t>├4H/4S：想打（一般是7张以上，14p+以上）</w:t>
-      </w:r>
-    </w:p>
-    <w:p>
-      <w:pPr>
-        <w:ind w:firstLine="437"/>
-      </w:pPr>
-    </w:p>
-    <w:p>
-      <w:pPr>
-        <w:ind w:firstLine="437"/>
-      </w:pPr>
-      <w:r>
-        <w:rPr>
-          <w:rFonts w:hint="eastAsia"/>
-        </w:rPr>
-        <w:t>2D-(2H)-?</w:t>
-      </w:r>
-    </w:p>
-    <w:p>
-      <w:pPr>
-        <w:ind w:firstLine="437"/>
-      </w:pPr>
-      <w:r>
-        <w:rPr>
-          <w:rFonts w:hint="eastAsia"/>
-        </w:rPr>
-        <w:t>├X：负加倍（显示其他三套都有一定的支持实力）</w:t>
-      </w:r>
-    </w:p>
-    <w:p>
-      <w:pPr>
-        <w:ind w:firstLine="437"/>
-      </w:pPr>
-      <w:r>
-        <w:rPr>
-          <w:rFonts w:hint="eastAsia"/>
-        </w:rPr>
-        <w:t>│-----├pass：开叫人持H套时Pass</w:t>
-      </w:r>
-    </w:p>
-    <w:p>
-      <w:pPr>
-        <w:ind w:firstLine="437"/>
-      </w:pPr>
-      <w:r>
-        <w:rPr>
-          <w:rFonts w:hint="eastAsia"/>
-        </w:rPr>
-        <w:t>│-----├开叫人持S弱牌时叫2S</w:t>
-      </w:r>
-    </w:p>
-    <w:p>
-      <w:pPr>
-        <w:ind w:firstLine="437"/>
-      </w:pPr>
-      <w:r>
-        <w:rPr>
-          <w:rFonts w:hint="eastAsia"/>
-        </w:rPr>
-        <w:t>│-----├开叫人持S强牌时扣叫3H试探进局</w:t>
-      </w:r>
-    </w:p>
-    <w:p>
-      <w:pPr>
-        <w:ind w:firstLine="437"/>
-      </w:pPr>
-      <w:r>
-        <w:rPr>
-          <w:rFonts w:hint="eastAsia"/>
-        </w:rPr>
-        <w:t xml:space="preserve">   </w:t>
-      </w:r>
-    </w:p>
-    <w:p>
-      <w:pPr>
-        <w:ind w:firstLine="437"/>
-      </w:pPr>
-      <w:r>
-        <w:rPr>
-          <w:rFonts w:hint="eastAsia"/>
-        </w:rPr>
-        <w:t>2D-(2S)-?</w:t>
-      </w:r>
-    </w:p>
-    <w:p>
-      <w:pPr>
-        <w:ind w:firstLine="437"/>
-      </w:pPr>
-      <w:r>
-        <w:rPr>
-          <w:rFonts w:hint="eastAsia"/>
-        </w:rPr>
-        <w:t>├X：负加倍（显示其他三套都有一定的支持实力）</w:t>
-      </w:r>
-    </w:p>
-    <w:p>
-      <w:pPr>
-        <w:ind w:firstLine="437"/>
-      </w:pPr>
-      <w:r>
-        <w:rPr>
-          <w:rFonts w:hint="eastAsia"/>
-        </w:rPr>
-        <w:t>│-----├pass：开叫人持S套时Pass</w:t>
-      </w:r>
-    </w:p>
-    <w:p>
-      <w:pPr>
-        <w:ind w:firstLine="437"/>
-      </w:pPr>
-      <w:r>
-        <w:rPr>
-          <w:rFonts w:hint="eastAsia"/>
-        </w:rPr>
-        <w:t>│-----├开叫人持H弱牌时叫2H</w:t>
-      </w:r>
-    </w:p>
-    <w:p>
-      <w:pPr>
-        <w:ind w:firstLine="437"/>
-      </w:pPr>
-      <w:r>
-        <w:rPr>
-          <w:rFonts w:hint="eastAsia"/>
-        </w:rPr>
-        <w:t>│-----├开叫人持H强牌时扣叫3S试探进局</w:t>
-      </w:r>
-    </w:p>
-    <w:p>
-      <w:pPr>
-        <w:ind w:firstLine="437"/>
-      </w:pPr>
-    </w:p>
-    <w:p>
-      <w:pPr>
-        <w:ind w:firstLine="437"/>
-      </w:pPr>
-      <w:r>
-        <w:rPr>
-          <w:rFonts w:hint="eastAsia"/>
-        </w:rPr>
-        <w:t>2D-(2NT)-?：</w:t>
-      </w:r>
-    </w:p>
-    <w:p>
-      <w:pPr>
-        <w:ind w:firstLine="437"/>
-      </w:pPr>
-      <w:r>
-        <w:rPr>
-          <w:rFonts w:hint="eastAsia"/>
-        </w:rPr>
-        <w:t>├X：加倍均为惩罚建议</w:t>
-      </w:r>
-    </w:p>
-    <w:p>
-      <w:pPr>
-        <w:ind w:firstLine="437"/>
-      </w:pPr>
-    </w:p>
-    <w:p>
-      <w:pPr>
-        <w:ind w:firstLine="437"/>
-      </w:pPr>
-      <w:r>
-        <w:rPr>
-          <w:rFonts w:hint="eastAsia"/>
-        </w:rPr>
-        <w:t>2D-(3C)-?：</w:t>
-      </w:r>
-    </w:p>
-    <w:p>
-      <w:pPr>
-        <w:ind w:firstLine="437"/>
-      </w:pPr>
-      <w:r>
-        <w:rPr>
-          <w:rFonts w:hint="eastAsia"/>
-        </w:rPr>
-        <w:t>├X：加倍均为惩罚建议</w:t>
-      </w:r>
-    </w:p>
-    <w:p>
-      <w:pPr>
-        <w:ind w:firstLine="437"/>
-      </w:pPr>
-    </w:p>
-    <w:p>
-      <w:pPr>
-        <w:ind w:firstLine="437"/>
-      </w:pPr>
-      <w:r>
-        <w:rPr>
-          <w:rFonts w:hint="eastAsia"/>
-        </w:rPr>
         <w:t>2D-(3D)-?：</w:t>
       </w:r>
     </w:p>
@@ -27221,6 +27227,7 @@
         <w:rPr>
           <w:rFonts w:hint="eastAsia"/>
         </w:rPr>
+        <w:lastRenderedPageBreak/>
         <w:t>├2NT：问开叫人低花，可能是止叫，也可能是进局逼叫</w:t>
       </w:r>
     </w:p>
@@ -27243,7 +27250,6 @@
         <w:rPr>
           <w:rFonts w:hint="eastAsia"/>
         </w:rPr>
-        <w:lastRenderedPageBreak/>
         <w:t>│-----│-----├3D（仅对3C）：自然叫，逼叫</w:t>
       </w:r>
     </w:p>
@@ -27488,6 +27494,7 @@
         <w:ind w:firstLine="437"/>
       </w:pPr>
       <w:r>
+        <w:lastRenderedPageBreak/>
         <w:t>X：显示另一门高花有支持且至少有开叫的实力。</w:t>
       </w:r>
     </w:p>
@@ -27507,7 +27514,6 @@
         <w:ind w:firstLine="437"/>
       </w:pPr>
       <w:r>
-        <w:lastRenderedPageBreak/>
         <w:t>2NT：显示16-18的均牌。</w:t>
       </w:r>
     </w:p>
@@ -27755,6 +27761,7 @@
         <w:rPr>
           <w:rFonts w:hint="eastAsia"/>
         </w:rPr>
+        <w:lastRenderedPageBreak/>
         <w:t>│-----├5D：止叫</w:t>
       </w:r>
     </w:p>
@@ -27995,6 +28002,7 @@
         <w:ind w:firstLine="437"/>
       </w:pPr>
       <w:r>
+        <w:lastRenderedPageBreak/>
         <w:t xml:space="preserve">        5NT</w:t>
       </w:r>
       <w:r>
@@ -28025,7 +28033,6 @@
         <w:ind w:firstLine="437"/>
       </w:pPr>
       <w:r>
-        <w:lastRenderedPageBreak/>
         <w:t xml:space="preserve">        6D</w:t>
       </w:r>
       <w:r>
@@ -28272,224 +28279,224 @@
         <w:rPr>
           <w:rFonts w:hint="eastAsia"/>
         </w:rPr>
+        <w:t>十五、附录</w:t>
+      </w:r>
+      <w:r>
+        <w:t>B、常见体系搭配</w:t>
+      </w:r>
+    </w:p>
+    <w:p>
+      <w:pPr>
+        <w:ind w:firstLine="437"/>
+      </w:pPr>
+      <w:r>
+        <w:t>15.1开叫约定叫选择</w:t>
+      </w:r>
+    </w:p>
+    <w:p>
+      <w:pPr>
+        <w:ind w:firstLine="437"/>
+      </w:pPr>
+      <w:r>
+        <w:t>15.1.12D开叫【2D】</w:t>
+      </w:r>
+    </w:p>
+    <w:p>
+      <w:pPr>
+        <w:ind w:firstLine="437"/>
+      </w:pPr>
+      <w:r>
+        <w:t>2D.MultiPlus：多功能2D，6张高花阻击，带20-21均型选项</w:t>
+      </w:r>
+    </w:p>
+    <w:p>
+      <w:pPr>
+        <w:ind w:firstLine="437"/>
+      </w:pPr>
+      <w:r>
+        <w:t>2D.SgleM多功能2D，6张高花阻击，不带20-21均型选项</w:t>
+      </w:r>
+    </w:p>
+    <w:p>
+      <w:pPr>
+        <w:ind w:firstLine="437"/>
+      </w:pPr>
+      <w:r>
+        <w:t>2D.Raw2D原义阻击</w:t>
+      </w:r>
+    </w:p>
+    <w:p>
+      <w:pPr>
+        <w:ind w:firstLine="437"/>
+      </w:pPr>
+      <w:r>
+        <w:t>2D.DualM双高阻击</w:t>
+      </w:r>
+    </w:p>
+    <w:p>
+      <w:pPr>
+        <w:ind w:firstLine="437"/>
+      </w:pPr>
+      <w:r>
+        <w:t>15.1.22M开叫【2M】</w:t>
+      </w:r>
+    </w:p>
+    <w:p>
+      <w:pPr>
+        <w:ind w:firstLine="437"/>
+      </w:pPr>
+      <w:r>
+        <w:t>2M.Raw：单套2高花阻击；</w:t>
+      </w:r>
+    </w:p>
+    <w:p>
+      <w:pPr>
+        <w:ind w:firstLine="437"/>
+      </w:pPr>
+      <w:r>
+        <w:t>2D.MdBerg麦德伯格，5张高花带4张以上低花建设性</w:t>
+      </w:r>
+    </w:p>
+    <w:p>
+      <w:pPr>
+        <w:ind w:firstLine="437"/>
+      </w:pPr>
+      <w:r>
+        <w:t>15.1.32NT开叫【2N】</w:t>
+      </w:r>
+    </w:p>
+    <w:p>
+      <w:pPr>
+        <w:ind w:firstLine="437"/>
+      </w:pPr>
+      <w:r>
+        <w:t>2N.Raw：20-21均型；</w:t>
+      </w:r>
+    </w:p>
+    <w:p>
+      <w:pPr>
+        <w:ind w:firstLine="437"/>
+      </w:pPr>
+      <w:r>
+        <w:t>2N.Dualm双低阻击；</w:t>
+      </w:r>
+    </w:p>
+    <w:p>
+      <w:pPr>
+        <w:ind w:firstLine="437"/>
+      </w:pPr>
+      <w:r>
+        <w:t>15.1.42D/2M/2NT开叫的联合约定叫搭配</w:t>
+      </w:r>
+    </w:p>
+    <w:p>
+      <w:pPr>
+        <w:ind w:firstLine="437"/>
+      </w:pPr>
+      <w:r>
+        <w:rPr>
+          <w:rFonts w:hint="eastAsia"/>
+        </w:rPr>
+        <w:t>方案</w:t>
+      </w:r>
+      <w:r>
+        <w:t>A：2D.MultiPlus+2M.MdBerg+2N.Dualm</w:t>
+      </w:r>
+    </w:p>
+    <w:p>
+      <w:pPr>
+        <w:ind w:firstLine="437"/>
+      </w:pPr>
+      <w:r>
+        <w:rPr>
+          <w:rFonts w:hint="eastAsia"/>
+        </w:rPr>
+        <w:t>方案</w:t>
+      </w:r>
+      <w:r>
+        <w:t>B：2D.DualM+2M.MPre+2N.Raw</w:t>
+      </w:r>
+    </w:p>
+    <w:p>
+      <w:pPr>
+        <w:ind w:firstLine="437"/>
+      </w:pPr>
+      <w:r>
+        <w:rPr>
+          <w:rFonts w:hint="eastAsia"/>
+        </w:rPr>
+        <w:t>方案</w:t>
+      </w:r>
+      <w:r>
+        <w:t>C：2D.Raw+2M.Raw+2N.Raw</w:t>
+      </w:r>
+    </w:p>
+    <w:p>
+      <w:pPr>
+        <w:ind w:firstLine="437"/>
+      </w:pPr>
+      <w:r>
+        <w:rPr>
+          <w:rFonts w:hint="eastAsia"/>
+        </w:rPr>
+        <w:t>方案</w:t>
+      </w:r>
+      <w:r>
+        <w:t>D：2D.SgleM+2M.MdBerg+2N.Raw</w:t>
+      </w:r>
+    </w:p>
+    <w:p>
+      <w:pPr>
+        <w:ind w:firstLine="437"/>
+      </w:pPr>
+      <w:r>
+        <w:t>15.2主动叫牌过程约定叫选择</w:t>
+      </w:r>
+    </w:p>
+    <w:p>
+      <w:pPr>
+        <w:ind w:firstLine="437"/>
+      </w:pPr>
+      <w:r>
+        <w:rPr>
+          <w:rFonts w:hint="eastAsia"/>
+        </w:rPr>
+        <w:t>主动叫牌过程中一般约定叫为配套使用，拆分效果不佳，建议整体采用。唯一可拆分的是</w:t>
+      </w:r>
+      <w:r>
+        <w:t>1N和2C开叫的后续，可采用新睿方案或JF方案</w:t>
+      </w:r>
+    </w:p>
+    <w:p>
+      <w:pPr>
+        <w:ind w:firstLine="437"/>
+      </w:pPr>
+      <w:r>
+        <w:t>15.3叫牌被介入约定叫选择</w:t>
+      </w:r>
+    </w:p>
+    <w:p>
+      <w:pPr>
+        <w:ind w:firstLine="437"/>
+      </w:pPr>
+      <w:r>
+        <w:t>15.3.11M开叫被X【O1MX】</w:t>
+      </w:r>
+    </w:p>
+    <w:p>
+      <w:pPr>
+        <w:ind w:firstLine="437"/>
+      </w:pPr>
+      <w:r>
+        <w:t>O1MX.Raw：原始版，1NT=8-10支持，其他自然</w:t>
+      </w:r>
+    </w:p>
+    <w:p>
+      <w:pPr>
+        <w:ind w:firstLine="437"/>
+      </w:pPr>
+      <w:r>
         <w:lastRenderedPageBreak/>
-        <w:t>十五、附录</w:t>
-      </w:r>
-      <w:r>
-        <w:t>B、常见体系搭配</w:t>
-      </w:r>
-    </w:p>
-    <w:p>
-      <w:pPr>
-        <w:ind w:firstLine="437"/>
-      </w:pPr>
-      <w:r>
-        <w:t>15.1开叫约定叫选择</w:t>
-      </w:r>
-    </w:p>
-    <w:p>
-      <w:pPr>
-        <w:ind w:firstLine="437"/>
-      </w:pPr>
-      <w:r>
-        <w:t>15.1.12D开叫【2D】</w:t>
-      </w:r>
-    </w:p>
-    <w:p>
-      <w:pPr>
-        <w:ind w:firstLine="437"/>
-      </w:pPr>
-      <w:r>
-        <w:t>2D.MultiPlus：多功能2D，6张高花阻击，带20-21均型选项</w:t>
-      </w:r>
-    </w:p>
-    <w:p>
-      <w:pPr>
-        <w:ind w:firstLine="437"/>
-      </w:pPr>
-      <w:r>
-        <w:t>2D.SgleM多功能2D，6张高花阻击，不带20-21均型选项</w:t>
-      </w:r>
-    </w:p>
-    <w:p>
-      <w:pPr>
-        <w:ind w:firstLine="437"/>
-      </w:pPr>
-      <w:r>
-        <w:t>2D.Raw2D原义阻击</w:t>
-      </w:r>
-    </w:p>
-    <w:p>
-      <w:pPr>
-        <w:ind w:firstLine="437"/>
-      </w:pPr>
-      <w:r>
-        <w:t>2D.DualM双高阻击</w:t>
-      </w:r>
-    </w:p>
-    <w:p>
-      <w:pPr>
-        <w:ind w:firstLine="437"/>
-      </w:pPr>
-      <w:r>
-        <w:t>15.1.22M开叫【2M】</w:t>
-      </w:r>
-    </w:p>
-    <w:p>
-      <w:pPr>
-        <w:ind w:firstLine="437"/>
-      </w:pPr>
-      <w:r>
-        <w:t>2M.Raw：单套2高花阻击；</w:t>
-      </w:r>
-    </w:p>
-    <w:p>
-      <w:pPr>
-        <w:ind w:firstLine="437"/>
-      </w:pPr>
-      <w:r>
-        <w:t>2D.MdBerg麦德伯格，5张高花带4张以上低花建设性</w:t>
-      </w:r>
-    </w:p>
-    <w:p>
-      <w:pPr>
-        <w:ind w:firstLine="437"/>
-      </w:pPr>
-      <w:r>
-        <w:t>15.1.32NT开叫【2N】</w:t>
-      </w:r>
-    </w:p>
-    <w:p>
-      <w:pPr>
-        <w:ind w:firstLine="437"/>
-      </w:pPr>
-      <w:r>
-        <w:t>2N.Raw：20-21均型；</w:t>
-      </w:r>
-    </w:p>
-    <w:p>
-      <w:pPr>
-        <w:ind w:firstLine="437"/>
-      </w:pPr>
-      <w:r>
-        <w:t>2N.Dualm双低阻击；</w:t>
-      </w:r>
-    </w:p>
-    <w:p>
-      <w:pPr>
-        <w:ind w:firstLine="437"/>
-      </w:pPr>
-      <w:r>
-        <w:t>15.1.42D/2M/2NT开叫的联合约定叫搭配</w:t>
-      </w:r>
-    </w:p>
-    <w:p>
-      <w:pPr>
-        <w:ind w:firstLine="437"/>
-      </w:pPr>
-      <w:r>
-        <w:rPr>
-          <w:rFonts w:hint="eastAsia"/>
-        </w:rPr>
-        <w:t>方案</w:t>
-      </w:r>
-      <w:r>
-        <w:t>A：2D.MultiPlus+2M.MdBerg+2N.Dualm</w:t>
-      </w:r>
-    </w:p>
-    <w:p>
-      <w:pPr>
-        <w:ind w:firstLine="437"/>
-      </w:pPr>
-      <w:r>
-        <w:rPr>
-          <w:rFonts w:hint="eastAsia"/>
-        </w:rPr>
-        <w:t>方案</w:t>
-      </w:r>
-      <w:r>
-        <w:t>B：2D.DualM+2M.MPre+2N.Raw</w:t>
-      </w:r>
-    </w:p>
-    <w:p>
-      <w:pPr>
-        <w:ind w:firstLine="437"/>
-      </w:pPr>
-      <w:r>
-        <w:rPr>
-          <w:rFonts w:hint="eastAsia"/>
-        </w:rPr>
-        <w:t>方案</w:t>
-      </w:r>
-      <w:r>
-        <w:t>C：2D.Raw+2M.Raw+2N.Raw</w:t>
-      </w:r>
-    </w:p>
-    <w:p>
-      <w:pPr>
-        <w:ind w:firstLine="437"/>
-      </w:pPr>
-      <w:r>
-        <w:rPr>
-          <w:rFonts w:hint="eastAsia"/>
-        </w:rPr>
-        <w:t>方案</w:t>
-      </w:r>
-      <w:r>
-        <w:t>D：2D.SgleM+2M.MdBerg+2N.Raw</w:t>
-      </w:r>
-    </w:p>
-    <w:p>
-      <w:pPr>
-        <w:ind w:firstLine="437"/>
-      </w:pPr>
-      <w:r>
-        <w:t>15.2主动叫牌过程约定叫选择</w:t>
-      </w:r>
-    </w:p>
-    <w:p>
-      <w:pPr>
-        <w:ind w:firstLine="437"/>
-      </w:pPr>
-      <w:r>
-        <w:rPr>
-          <w:rFonts w:hint="eastAsia"/>
-        </w:rPr>
-        <w:t>主动叫牌过程中一般约定叫为配套使用，拆分效果不佳，建议整体采用。唯一可拆分的是</w:t>
-      </w:r>
-      <w:r>
-        <w:t>1N和2C开叫的后续，可采用新睿方案或JF方案</w:t>
-      </w:r>
-    </w:p>
-    <w:p>
-      <w:pPr>
-        <w:ind w:firstLine="437"/>
-      </w:pPr>
-      <w:r>
-        <w:t>15.3叫牌被介入约定叫选择</w:t>
-      </w:r>
-    </w:p>
-    <w:p>
-      <w:pPr>
-        <w:ind w:firstLine="437"/>
-      </w:pPr>
-      <w:r>
-        <w:t>15.3.11M开叫被X【O1MX】</w:t>
-      </w:r>
-    </w:p>
-    <w:p>
-      <w:pPr>
-        <w:ind w:firstLine="437"/>
-      </w:pPr>
-      <w:r>
-        <w:t>O1MX.Raw：原始版，1NT=8-10支持，其他自然</w:t>
-      </w:r>
-    </w:p>
-    <w:p>
-      <w:pPr>
-        <w:ind w:firstLine="437"/>
-      </w:pPr>
-      <w:r>
         <w:t>O1MX.Transfer：转移应叫（JF默认），1N到2M-1均为转移</w:t>
       </w:r>
     </w:p>
@@ -28506,195 +28513,195 @@
         <w:ind w:firstLine="437"/>
       </w:pPr>
       <w:r>
+        <w:t>O2SUIT.XR扣叫方式：低对低高对高</w:t>
+      </w:r>
+    </w:p>
+    <w:p>
+      <w:pPr>
+        <w:ind w:firstLine="437"/>
+      </w:pPr>
+      <w:r>
+        <w:t>O2SUIT.JF扣叫方式：高对将牌</w:t>
+      </w:r>
+    </w:p>
+    <w:p>
+      <w:pPr>
+        <w:ind w:firstLine="437"/>
+      </w:pPr>
+      <w:r>
+        <w:t>15.3.31N开叫被争叫【O1NTO】</w:t>
+      </w:r>
+    </w:p>
+    <w:p>
+      <w:pPr>
+        <w:ind w:firstLine="437"/>
+      </w:pPr>
+      <w:r>
+        <w:t>O1NTO.Leben【新睿模式】Lebensol约定叫’</w:t>
+      </w:r>
+    </w:p>
+    <w:p>
+      <w:pPr>
+        <w:ind w:firstLine="437"/>
+      </w:pPr>
+      <w:r>
+        <w:t>O1NTO.Ruben【JF模式】Rubensol约定叫，见12.3.4章节</w:t>
+      </w:r>
+    </w:p>
+    <w:p>
+      <w:pPr>
+        <w:ind w:firstLine="437"/>
+      </w:pPr>
+      <w:r>
+        <w:t>15.3.41N开叫被惩罚逃叫【O1NTX】</w:t>
+      </w:r>
+    </w:p>
+    <w:p>
+      <w:pPr>
+        <w:ind w:firstLine="437"/>
+      </w:pPr>
+      <w:r>
+        <w:t>O1NTX.JF【JF模式】见12.3.1章节</w:t>
+      </w:r>
+    </w:p>
+    <w:p>
+      <w:pPr>
+        <w:ind w:firstLine="437"/>
+      </w:pPr>
+      <w:r>
+        <w:t>O1NTX.Other【其他模式】未能穷举抱歉</w:t>
+      </w:r>
+    </w:p>
+    <w:p>
+      <w:pPr>
+        <w:ind w:firstLine="437"/>
+      </w:pPr>
+    </w:p>
+    <w:p>
+      <w:pPr>
+        <w:ind w:firstLine="437"/>
+      </w:pPr>
+    </w:p>
+    <w:p>
+      <w:pPr>
+        <w:ind w:firstLine="437"/>
+      </w:pPr>
+      <w:r>
+        <w:t>15.4介入敌方叫牌约定叫选择</w:t>
+      </w:r>
+    </w:p>
+    <w:p>
+      <w:pPr>
+        <w:ind w:firstLine="437"/>
+      </w:pPr>
+      <w:r>
+        <w:t>15.4.1针对敌人自然1N【AN1N】</w:t>
+      </w:r>
+    </w:p>
+    <w:p>
+      <w:pPr>
+        <w:ind w:firstLine="437"/>
+      </w:pPr>
+      <w:r>
+        <w:t>AN1N.Landy：标准Landy，2c=双高，2N=双低，其他自然</w:t>
+      </w:r>
+    </w:p>
+    <w:p>
+      <w:pPr>
+        <w:ind w:firstLine="437"/>
+      </w:pPr>
+      <w:r>
+        <w:t>AN1N.LandyPlus：修订Landy，2D=单高，2H/S=H/S+m</w:t>
+      </w:r>
+    </w:p>
+    <w:p>
+      <w:pPr>
+        <w:ind w:firstLine="437"/>
+      </w:pPr>
+      <w:r>
+        <w:t>AN1N.Dont见14.1.1DONT定义</w:t>
+      </w:r>
+    </w:p>
+    <w:p>
+      <w:pPr>
+        <w:ind w:firstLine="437"/>
+      </w:pPr>
+      <w:r>
+        <w:t>15.4.2针对敌人精确1C【AP1C】</w:t>
+      </w:r>
+    </w:p>
+    <w:p>
+      <w:pPr>
+        <w:ind w:firstLine="437"/>
+      </w:pPr>
+      <w:r>
+        <w:t>AP1C.Leise：加倍双高，1NT双低，其他自然</w:t>
+      </w:r>
+    </w:p>
+    <w:p>
+      <w:pPr>
+        <w:ind w:firstLine="437"/>
+      </w:pPr>
+      <w:r>
+        <w:t>AP1C.Crash：x/1n/2c=同色/同阶/同型两套，其他自然（？）</w:t>
+      </w:r>
+    </w:p>
+    <w:p>
+      <w:pPr>
+        <w:ind w:firstLine="437"/>
+      </w:pPr>
+      <w:r>
+        <w:t>AP1C.CrashPlus修订Crash见14.3</w:t>
+      </w:r>
+    </w:p>
+    <w:p>
+      <w:pPr>
+        <w:ind w:firstLine="437"/>
+      </w:pPr>
+      <w:r>
+        <w:t>15.4.3针对敌人精确1N【AP1N】</w:t>
+      </w:r>
+    </w:p>
+    <w:p>
+      <w:pPr>
+        <w:ind w:firstLine="437"/>
+      </w:pPr>
+      <w:r>
+        <w:t>AP1N.Landy：标准Landy，2c=双高，2N=双低，其他自然</w:t>
+      </w:r>
+    </w:p>
+    <w:p>
+      <w:pPr>
+        <w:ind w:firstLine="437"/>
+      </w:pPr>
+      <w:r>
+        <w:t>AP1N.LandyPlus：修订Landy，2D=单高，2H/S=H/S+m</w:t>
+      </w:r>
+    </w:p>
+    <w:p>
+      <w:pPr>
+        <w:ind w:firstLine="437"/>
+      </w:pPr>
+      <w:r>
+        <w:t>AP1N.CappCAPP约定叫，见14.1.2CAPP定义</w:t>
+      </w:r>
+    </w:p>
+    <w:p>
+      <w:pPr>
+        <w:ind w:firstLine="437"/>
+      </w:pPr>
+    </w:p>
+    <w:p>
+      <w:pPr>
+        <w:ind w:firstLine="437"/>
+      </w:pPr>
+    </w:p>
+    <w:p>
+      <w:pPr>
+        <w:ind w:firstLine="437"/>
+      </w:pPr>
+      <w:r>
         <w:lastRenderedPageBreak/>
-        <w:t>O2SUIT.XR扣叫方式：低对低高对高</w:t>
-      </w:r>
-    </w:p>
-    <w:p>
-      <w:pPr>
-        <w:ind w:firstLine="437"/>
-      </w:pPr>
-      <w:r>
-        <w:t>O2SUIT.JF扣叫方式：高对将牌</w:t>
-      </w:r>
-    </w:p>
-    <w:p>
-      <w:pPr>
-        <w:ind w:firstLine="437"/>
-      </w:pPr>
-      <w:r>
-        <w:t>15.3.31N开叫被争叫【O1NTO】</w:t>
-      </w:r>
-    </w:p>
-    <w:p>
-      <w:pPr>
-        <w:ind w:firstLine="437"/>
-      </w:pPr>
-      <w:r>
-        <w:t>O1NTO.Leben【新睿模式】Lebensol约定叫’</w:t>
-      </w:r>
-    </w:p>
-    <w:p>
-      <w:pPr>
-        <w:ind w:firstLine="437"/>
-      </w:pPr>
-      <w:r>
-        <w:t>O1NTO.Ruben【JF模式】Rubensol约定叫，见12.3.4章节</w:t>
-      </w:r>
-    </w:p>
-    <w:p>
-      <w:pPr>
-        <w:ind w:firstLine="437"/>
-      </w:pPr>
-      <w:r>
-        <w:t>15.3.41N开叫被惩罚逃叫【O1NTX】</w:t>
-      </w:r>
-    </w:p>
-    <w:p>
-      <w:pPr>
-        <w:ind w:firstLine="437"/>
-      </w:pPr>
-      <w:r>
-        <w:t>O1NTX.JF【JF模式】见12.3.1章节</w:t>
-      </w:r>
-    </w:p>
-    <w:p>
-      <w:pPr>
-        <w:ind w:firstLine="437"/>
-      </w:pPr>
-      <w:r>
-        <w:t>O1NTX.Other【其他模式】未能穷举抱歉</w:t>
-      </w:r>
-    </w:p>
-    <w:p>
-      <w:pPr>
-        <w:ind w:firstLine="437"/>
-      </w:pPr>
-    </w:p>
-    <w:p>
-      <w:pPr>
-        <w:ind w:firstLine="437"/>
-      </w:pPr>
-    </w:p>
-    <w:p>
-      <w:pPr>
-        <w:ind w:firstLine="437"/>
-      </w:pPr>
-      <w:r>
-        <w:t>15.4介入敌方叫牌约定叫选择</w:t>
-      </w:r>
-    </w:p>
-    <w:p>
-      <w:pPr>
-        <w:ind w:firstLine="437"/>
-      </w:pPr>
-      <w:r>
-        <w:t>15.4.1针对敌人自然1N【AN1N】</w:t>
-      </w:r>
-    </w:p>
-    <w:p>
-      <w:pPr>
-        <w:ind w:firstLine="437"/>
-      </w:pPr>
-      <w:r>
-        <w:t>AN1N.Landy：标准Landy，2c=双高，2N=双低，其他自然</w:t>
-      </w:r>
-    </w:p>
-    <w:p>
-      <w:pPr>
-        <w:ind w:firstLine="437"/>
-      </w:pPr>
-      <w:r>
-        <w:t>AN1N.LandyPlus：修订Landy，2D=单高，2H/S=H/S+m</w:t>
-      </w:r>
-    </w:p>
-    <w:p>
-      <w:pPr>
-        <w:ind w:firstLine="437"/>
-      </w:pPr>
-      <w:r>
-        <w:t>AN1N.Dont见14.1.1DONT定义</w:t>
-      </w:r>
-    </w:p>
-    <w:p>
-      <w:pPr>
-        <w:ind w:firstLine="437"/>
-      </w:pPr>
-      <w:r>
-        <w:t>15.4.2针对敌人精确1C【AP1C】</w:t>
-      </w:r>
-    </w:p>
-    <w:p>
-      <w:pPr>
-        <w:ind w:firstLine="437"/>
-      </w:pPr>
-      <w:r>
-        <w:t>AP1C.Leise：加倍双高，1NT双低，其他自然</w:t>
-      </w:r>
-    </w:p>
-    <w:p>
-      <w:pPr>
-        <w:ind w:firstLine="437"/>
-      </w:pPr>
-      <w:r>
-        <w:t>AP1C.Crash：x/1n/2c=同色/同阶/同型两套，其他自然（？）</w:t>
-      </w:r>
-    </w:p>
-    <w:p>
-      <w:pPr>
-        <w:ind w:firstLine="437"/>
-      </w:pPr>
-      <w:r>
-        <w:t>AP1C.CrashPlus修订Crash见14.3</w:t>
-      </w:r>
-    </w:p>
-    <w:p>
-      <w:pPr>
-        <w:ind w:firstLine="437"/>
-      </w:pPr>
-      <w:r>
-        <w:t>15.4.3针对敌人精确1N【AP1N】</w:t>
-      </w:r>
-    </w:p>
-    <w:p>
-      <w:pPr>
-        <w:ind w:firstLine="437"/>
-      </w:pPr>
-      <w:r>
-        <w:t>AP1N.Landy：标准Landy，2c=双高，2N=双低，其他自然</w:t>
-      </w:r>
-    </w:p>
-    <w:p>
-      <w:pPr>
-        <w:ind w:firstLine="437"/>
-      </w:pPr>
-      <w:r>
-        <w:t>AP1N.LandyPlus：修订Landy，2D=单高，2H/S=H/S+m</w:t>
-      </w:r>
-    </w:p>
-    <w:p>
-      <w:pPr>
-        <w:ind w:firstLine="437"/>
-      </w:pPr>
-      <w:r>
-        <w:t>AP1N.CappCAPP约定叫，见14.1.2CAPP定义</w:t>
-      </w:r>
-    </w:p>
-    <w:p>
-      <w:pPr>
-        <w:ind w:firstLine="437"/>
-      </w:pPr>
-    </w:p>
-    <w:p>
-      <w:pPr>
-        <w:ind w:firstLine="437"/>
-      </w:pPr>
-    </w:p>
-    <w:p>
-      <w:pPr>
-        <w:ind w:firstLine="437"/>
-      </w:pPr>
-      <w:r>
         <w:t>15.5信号体系选择</w:t>
       </w:r>
     </w:p>
@@ -28711,193 +28718,193 @@
         <w:ind w:firstLine="437"/>
       </w:pPr>
       <w:r>
+        <w:t>SIG.Std：标准信号，一律大欢迎</w:t>
+      </w:r>
+    </w:p>
+    <w:p>
+      <w:pPr>
+        <w:ind w:firstLine="437"/>
+      </w:pPr>
+      <w:r>
+        <w:t>SIG.UDCA：反式信号，一律小欢迎</w:t>
+      </w:r>
+    </w:p>
+    <w:p>
+      <w:pPr>
+        <w:ind w:firstLine="437"/>
+      </w:pPr>
+      <w:r>
+        <w:t>SIG.TUND：有将大欢迎，无将小欢迎</w:t>
+      </w:r>
+    </w:p>
+    <w:p>
+      <w:pPr>
+        <w:ind w:firstLine="437"/>
+      </w:pPr>
+      <w:r>
+        <w:t>15.5.2垫牌信号（SDC）</w:t>
+      </w:r>
+    </w:p>
+    <w:p>
+      <w:pPr>
+        <w:ind w:firstLine="437"/>
+      </w:pPr>
+      <w:r>
+        <w:t>SDC.Std：标准垫牌信号，遵从跟牌体系。</w:t>
+      </w:r>
+    </w:p>
+    <w:p>
+      <w:pPr>
+        <w:ind w:firstLine="437"/>
+      </w:pPr>
+      <w:r>
+        <w:t>SDC.Roman：罗马垫牌（即奇偶垫牌），垫奇数欢迎，偶数不欢迎</w:t>
+      </w:r>
+    </w:p>
+    <w:p>
+      <w:pPr>
+        <w:ind w:firstLine="437"/>
+      </w:pPr>
+      <w:r>
+        <w:t>SDC.Deny否定垫牌，垫什么不要什么</w:t>
+      </w:r>
+    </w:p>
+    <w:p>
+      <w:pPr>
+        <w:ind w:firstLine="437"/>
+      </w:pPr>
+      <w:r>
+        <w:t>SDC.Lavinthal：选花优先（选花高低配合主信号）</w:t>
+      </w:r>
+    </w:p>
+    <w:p>
+      <w:pPr>
+        <w:ind w:firstLine="437"/>
+      </w:pPr>
+      <w:r>
+        <w:t>SDC.JF排除优先，其次选花。</w:t>
+      </w:r>
+    </w:p>
+    <w:p>
+      <w:pPr>
+        <w:ind w:firstLine="437"/>
+      </w:pPr>
+    </w:p>
+    <w:p>
+      <w:pPr>
+        <w:ind w:firstLine="437"/>
+      </w:pPr>
+    </w:p>
+    <w:p>
+      <w:pPr>
+        <w:ind w:firstLine="437"/>
+      </w:pPr>
+      <w:r>
+        <w:t>15.6当前已知配套方案说明</w:t>
+      </w:r>
+    </w:p>
+    <w:p>
+      <w:pPr>
+        <w:ind w:firstLine="437"/>
+      </w:pPr>
+      <w:r>
+        <w:t>| | SET A (J+WQ) | SET B (J+WY) | SET C (J+LY) | SET D (J+YF) | SET E (J+ZW) | YOURS |</w:t>
+      </w:r>
+    </w:p>
+    <w:p>
+      <w:pPr>
+        <w:ind w:firstLine="437"/>
+      </w:pPr>
+      <w:r>
+        <w:t>| --- | --- | --- | --- | --- | --- | --- |</w:t>
+      </w:r>
+    </w:p>
+    <w:p>
+      <w:pPr>
+        <w:ind w:firstLine="437"/>
+      </w:pPr>
+      <w:r>
+        <w:t>| 2D | MultiPlus | MultiPlus | DualM | MultiPlus | DualM | |</w:t>
+      </w:r>
+    </w:p>
+    <w:p>
+      <w:pPr>
+        <w:ind w:firstLine="437"/>
+      </w:pPr>
+      <w:r>
+        <w:t>| 2M | MdBerg | MdBerg | Raw | MdBerg | Raw | |</w:t>
+      </w:r>
+    </w:p>
+    <w:p>
+      <w:pPr>
+        <w:ind w:firstLine="437"/>
+      </w:pPr>
+      <w:r>
+        <w:t>| 2NT | Dualm | Dualm | Raw | MdBerg | Raw | |</w:t>
+      </w:r>
+    </w:p>
+    <w:p>
+      <w:pPr>
+        <w:ind w:firstLine="437"/>
+      </w:pPr>
+      <w:r>
+        <w:t>| 1NT | JF | JF | JF | JF | JF | |</w:t>
+      </w:r>
+    </w:p>
+    <w:p>
+      <w:pPr>
+        <w:ind w:firstLine="437"/>
+      </w:pPr>
+      <w:r>
+        <w:t>| 2C | JF | JF | JF | JF | JF | |</w:t>
+      </w:r>
+    </w:p>
+    <w:p>
+      <w:pPr>
+        <w:ind w:firstLine="437"/>
+      </w:pPr>
+      <w:r>
+        <w:t>| O1MX | Transfer | Transfer | Transfer | Transfer | Transfer | |</w:t>
+      </w:r>
+    </w:p>
+    <w:p>
+      <w:pPr>
+        <w:ind w:firstLine="437"/>
+      </w:pPr>
+      <w:r>
+        <w:t>| O2SUIT | JF | JF | JF | JF | JF | |</w:t>
+      </w:r>
+    </w:p>
+    <w:p>
+      <w:pPr>
+        <w:ind w:firstLine="437"/>
+      </w:pPr>
+      <w:r>
+        <w:t>| O1NTO | Ruben | Ruben | Ruben | Unknown | Ruben | |</w:t>
+      </w:r>
+    </w:p>
+    <w:p>
+      <w:pPr>
+        <w:ind w:firstLine="437"/>
+      </w:pPr>
+      <w:r>
+        <w:t>| O1NTX | JF | JF | JF | JF | JF | |</w:t>
+      </w:r>
+    </w:p>
+    <w:p>
+      <w:pPr>
+        <w:ind w:firstLine="437"/>
+      </w:pPr>
+      <w:r>
+        <w:t>| AN1N | DONT | DONT | DONT | LANDY | DONT | |</w:t>
+      </w:r>
+    </w:p>
+    <w:p>
+      <w:pPr>
+        <w:ind w:firstLine="437"/>
+      </w:pPr>
+      <w:r>
         <w:lastRenderedPageBreak/>
-        <w:t>SIG.Std：标准信号，一律大欢迎</w:t>
-      </w:r>
-    </w:p>
-    <w:p>
-      <w:pPr>
-        <w:ind w:firstLine="437"/>
-      </w:pPr>
-      <w:r>
-        <w:t>SIG.UDCA：反式信号，一律小欢迎</w:t>
-      </w:r>
-    </w:p>
-    <w:p>
-      <w:pPr>
-        <w:ind w:firstLine="437"/>
-      </w:pPr>
-      <w:r>
-        <w:t>SIG.TUND：有将大欢迎，无将小欢迎</w:t>
-      </w:r>
-    </w:p>
-    <w:p>
-      <w:pPr>
-        <w:ind w:firstLine="437"/>
-      </w:pPr>
-      <w:r>
-        <w:t>15.5.2垫牌信号（SDC）</w:t>
-      </w:r>
-    </w:p>
-    <w:p>
-      <w:pPr>
-        <w:ind w:firstLine="437"/>
-      </w:pPr>
-      <w:r>
-        <w:t>SDC.Std：标准垫牌信号，遵从跟牌体系。</w:t>
-      </w:r>
-    </w:p>
-    <w:p>
-      <w:pPr>
-        <w:ind w:firstLine="437"/>
-      </w:pPr>
-      <w:r>
-        <w:t>SDC.Roman：罗马垫牌（即奇偶垫牌），垫奇数欢迎，偶数不欢迎</w:t>
-      </w:r>
-    </w:p>
-    <w:p>
-      <w:pPr>
-        <w:ind w:firstLine="437"/>
-      </w:pPr>
-      <w:r>
-        <w:t>SDC.Deny否定垫牌，垫什么不要什么</w:t>
-      </w:r>
-    </w:p>
-    <w:p>
-      <w:pPr>
-        <w:ind w:firstLine="437"/>
-      </w:pPr>
-      <w:r>
-        <w:t>SDC.Lavinthal：选花优先（选花高低配合主信号）</w:t>
-      </w:r>
-    </w:p>
-    <w:p>
-      <w:pPr>
-        <w:ind w:firstLine="437"/>
-      </w:pPr>
-      <w:r>
-        <w:t>SDC.JF排除优先，其次选花。</w:t>
-      </w:r>
-    </w:p>
-    <w:p>
-      <w:pPr>
-        <w:ind w:firstLine="437"/>
-      </w:pPr>
-    </w:p>
-    <w:p>
-      <w:pPr>
-        <w:ind w:firstLine="437"/>
-      </w:pPr>
-    </w:p>
-    <w:p>
-      <w:pPr>
-        <w:ind w:firstLine="437"/>
-      </w:pPr>
-      <w:r>
-        <w:t>15.6当前已知配套方案说明</w:t>
-      </w:r>
-    </w:p>
-    <w:p>
-      <w:pPr>
-        <w:ind w:firstLine="437"/>
-      </w:pPr>
-      <w:r>
-        <w:t>| | SET A (J+WQ) | SET B (J+WY) | SET C (J+LY) | SET D (J+YF) | SET E (J+ZW) | YOURS |</w:t>
-      </w:r>
-    </w:p>
-    <w:p>
-      <w:pPr>
-        <w:ind w:firstLine="437"/>
-      </w:pPr>
-      <w:r>
-        <w:t>| --- | --- | --- | --- | --- | --- | --- |</w:t>
-      </w:r>
-    </w:p>
-    <w:p>
-      <w:pPr>
-        <w:ind w:firstLine="437"/>
-      </w:pPr>
-      <w:r>
-        <w:t>| 2D | MultiPlus | MultiPlus | DualM | MultiPlus | DualM | |</w:t>
-      </w:r>
-    </w:p>
-    <w:p>
-      <w:pPr>
-        <w:ind w:firstLine="437"/>
-      </w:pPr>
-      <w:r>
-        <w:t>| 2M | MdBerg | MdBerg | Raw | MdBerg | Raw | |</w:t>
-      </w:r>
-    </w:p>
-    <w:p>
-      <w:pPr>
-        <w:ind w:firstLine="437"/>
-      </w:pPr>
-      <w:r>
-        <w:t>| 2NT | Dualm | Dualm | Raw | MdBerg | Raw | |</w:t>
-      </w:r>
-    </w:p>
-    <w:p>
-      <w:pPr>
-        <w:ind w:firstLine="437"/>
-      </w:pPr>
-      <w:r>
-        <w:t>| 1NT | JF | JF | JF | JF | JF | |</w:t>
-      </w:r>
-    </w:p>
-    <w:p>
-      <w:pPr>
-        <w:ind w:firstLine="437"/>
-      </w:pPr>
-      <w:r>
-        <w:t>| 2C | JF | JF | JF | JF | JF | |</w:t>
-      </w:r>
-    </w:p>
-    <w:p>
-      <w:pPr>
-        <w:ind w:firstLine="437"/>
-      </w:pPr>
-      <w:r>
-        <w:t>| O1MX | Transfer | Transfer | Transfer | Transfer | Transfer | |</w:t>
-      </w:r>
-    </w:p>
-    <w:p>
-      <w:pPr>
-        <w:ind w:firstLine="437"/>
-      </w:pPr>
-      <w:r>
-        <w:t>| O2SUIT | JF | JF | JF | JF | JF | |</w:t>
-      </w:r>
-    </w:p>
-    <w:p>
-      <w:pPr>
-        <w:ind w:firstLine="437"/>
-      </w:pPr>
-      <w:r>
-        <w:t>| O1NTO | Ruben | Ruben | Ruben | Unknown | Ruben | |</w:t>
-      </w:r>
-    </w:p>
-    <w:p>
-      <w:pPr>
-        <w:ind w:firstLine="437"/>
-      </w:pPr>
-      <w:r>
-        <w:t>| O1NTX | JF | JF | JF | JF | JF | |</w:t>
-      </w:r>
-    </w:p>
-    <w:p>
-      <w:pPr>
-        <w:ind w:firstLine="437"/>
-      </w:pPr>
-      <w:r>
-        <w:t>| AN1N | DONT | DONT | DONT | LANDY | DONT | |</w:t>
-      </w:r>
-    </w:p>
-    <w:p>
-      <w:pPr>
-        <w:ind w:firstLine="437"/>
-      </w:pPr>
-      <w:r>
         <w:t>| AP1N | CAPP | CAPP | CAPP | LANDY | CAPP | |</w:t>
       </w:r>
     </w:p>
@@ -28914,7 +28921,6 @@
         <w:ind w:firstLine="437"/>
       </w:pPr>
       <w:r>
-        <w:lastRenderedPageBreak/>
         <w:t>| SIG | UDCA | UDCA | UDCA | UDCA | UDCA | |</w:t>
       </w:r>
     </w:p>

--- a/JF实战_标准自然 - Rev 3.2.docx
+++ b/JF实战_标准自然 - Rev 3.2.docx
@@ -19327,9 +19327,6 @@
     <w:p>
       <w:pPr>
         <w:ind w:left="420" w:firstLine="420"/>
-        <w:rPr>
-          <w:rFonts w:hint="eastAsia"/>
-        </w:rPr>
       </w:pPr>
       <w:r>
         <w:rPr>
@@ -25707,7 +25704,31 @@
         <w:rPr>
           <w:rFonts w:hint="eastAsia"/>
         </w:rPr>
-        <w:t>│-----├开叫人持弱二红心不叫，黑桃修正，强牌2NT</w:t>
+        <w:t>│-----├开叫人持弱二</w:t>
+      </w:r>
+      <w:r>
+        <w:rPr>
+          <w:rFonts w:hint="eastAsia"/>
+        </w:rPr>
+        <w:t>黑桃</w:t>
+      </w:r>
+      <w:r>
+        <w:rPr>
+          <w:rFonts w:hint="eastAsia"/>
+        </w:rPr>
+        <w:t>不叫，</w:t>
+      </w:r>
+      <w:r>
+        <w:rPr>
+          <w:rFonts w:hint="eastAsia"/>
+        </w:rPr>
+        <w:t>红心</w:t>
+      </w:r>
+      <w:r>
+        <w:rPr>
+          <w:rFonts w:hint="eastAsia"/>
+        </w:rPr>
+        <w:t>修正，强牌2NT</w:t>
       </w:r>
     </w:p>
     <w:p>

--- a/JF实战_标准自然 - Rev 3.2.docx
+++ b/JF实战_标准自然 - Rev 3.2.docx
@@ -1,6 +1,6 @@
 
 <file path=word/document.xml><?xml version="1.0" encoding="utf-8"?>
-<w:document xmlns:wpc="http://schemas.microsoft.com/office/word/2010/wordprocessingCanvas" xmlns:cx="http://schemas.microsoft.com/office/drawing/2014/chartex" xmlns:cx1="http://schemas.microsoft.com/office/drawing/2015/9/8/chartex" xmlns:cx2="http://schemas.microsoft.com/office/drawing/2015/10/21/chartex" xmlns:cx3="http://schemas.microsoft.com/office/drawing/2016/5/9/chartex" xmlns:cx4="http://schemas.microsoft.com/office/drawing/2016/5/10/chartex" xmlns:cx5="http://schemas.microsoft.com/office/drawing/2016/5/11/chartex" xmlns:cx6="http://schemas.microsoft.com/office/drawing/2016/5/12/chartex" xmlns:cx7="http://schemas.microsoft.com/office/drawing/2016/5/13/chartex" xmlns:cx8="http://schemas.microsoft.com/office/drawing/2016/5/14/chartex" xmlns:mc="http://schemas.openxmlformats.org/markup-compatibility/2006" xmlns:aink="http://schemas.microsoft.com/office/drawing/2016/ink" xmlns:am3d="http://schemas.microsoft.com/office/drawing/2017/model3d" xmlns:o="urn:schemas-microsoft-com:office:office" xmlns:oel="http://schemas.microsoft.com/office/2019/extlst" xmlns:r="http://schemas.openxmlformats.org/officeDocument/2006/relationships" xmlns:m="http://schemas.openxmlformats.org/officeDocument/2006/math" xmlns:v="urn:schemas-microsoft-com:vml" xmlns:wp14="http://schemas.microsoft.com/office/word/2010/wordprocessingDrawing" xmlns:wp="http://schemas.openxmlformats.org/drawingml/2006/wordprocessingDrawing" xmlns:w10="urn:schemas-microsoft-com:office:word" xmlns:w="http://schemas.openxmlformats.org/wordprocessingml/2006/main" xmlns:w14="http://schemas.microsoft.com/office/word/2010/wordml" xmlns:w15="http://schemas.microsoft.com/office/word/2012/wordml" xmlns:w16cex="http://schemas.microsoft.com/office/word/2018/wordml/cex" xmlns:w16cid="http://schemas.microsoft.com/office/word/2016/wordml/cid" xmlns:w16="http://schemas.microsoft.com/office/word/2018/wordml" xmlns:w16du="http://schemas.microsoft.com/office/word/2023/wordml/word16du" xmlns:w16sdtdh="http://schemas.microsoft.com/office/word/2020/wordml/sdtdatahash" xmlns:w16sdtfl="http://schemas.microsoft.com/office/word/2024/wordml/sdtformatlock" xmlns:w16se="http://schemas.microsoft.com/office/word/2015/wordml/symex" xmlns:wpg="http://schemas.microsoft.com/office/word/2010/wordprocessingGroup" xmlns:wpi="http://schemas.microsoft.com/office/word/2010/wordprocessingInk" xmlns:wne="http://schemas.microsoft.com/office/word/2006/wordml" xmlns:wps="http://schemas.microsoft.com/office/word/2010/wordprocessingShape" mc:Ignorable="w14 w15 w16se w16cid w16 w16cex w16sdtdh w16sdtfl w16du wp14">
+<w:document xmlns:wpc="http://schemas.microsoft.com/office/word/2010/wordprocessingCanvas" xmlns:cx="http://schemas.microsoft.com/office/drawing/2014/chartex" xmlns:cx1="http://schemas.microsoft.com/office/drawing/2015/9/8/chartex" xmlns:cx2="http://schemas.microsoft.com/office/drawing/2015/10/21/chartex" xmlns:cx3="http://schemas.microsoft.com/office/drawing/2016/5/9/chartex" xmlns:cx4="http://schemas.microsoft.com/office/drawing/2016/5/10/chartex" xmlns:cx5="http://schemas.microsoft.com/office/drawing/2016/5/11/chartex" xmlns:cx6="http://schemas.microsoft.com/office/drawing/2016/5/12/chartex" xmlns:cx7="http://schemas.microsoft.com/office/drawing/2016/5/13/chartex" xmlns:cx8="http://schemas.microsoft.com/office/drawing/2016/5/14/chartex" xmlns:mc="http://schemas.openxmlformats.org/markup-compatibility/2006" xmlns:aink="http://schemas.microsoft.com/office/drawing/2016/ink" xmlns:am3d="http://schemas.microsoft.com/office/drawing/2017/model3d" xmlns:o="urn:schemas-microsoft-com:office:office" xmlns:oel="http://schemas.microsoft.com/office/2019/extlst" xmlns:r="http://schemas.openxmlformats.org/officeDocument/2006/relationships" xmlns:m="http://schemas.openxmlformats.org/officeDocument/2006/math" xmlns:v="urn:schemas-microsoft-com:vml" xmlns:wp14="http://schemas.microsoft.com/office/word/2010/wordprocessingDrawing" xmlns:wp="http://schemas.openxmlformats.org/drawingml/2006/wordprocessingDrawing" xmlns:w10="urn:schemas-microsoft-com:office:word" xmlns:w="http://schemas.openxmlformats.org/wordprocessingml/2006/main" xmlns:w14="http://schemas.microsoft.com/office/word/2010/wordml" xmlns:w15="http://schemas.microsoft.com/office/word/2012/wordml" xmlns:w16cei="http://schemas.microsoft.com/office/word/2026/wordml/cei" xmlns:w16cex="http://schemas.microsoft.com/office/word/2018/wordml/cex" xmlns:w16cid="http://schemas.microsoft.com/office/word/2016/wordml/cid" xmlns:w16="http://schemas.microsoft.com/office/word/2018/wordml" xmlns:w16du="http://schemas.microsoft.com/office/word/2023/wordml/word16du" xmlns:w16sdtdh="http://schemas.microsoft.com/office/word/2020/wordml/sdtdatahash" xmlns:w16sdtfl="http://schemas.microsoft.com/office/word/2024/wordml/sdtformatlock" xmlns:w16se="http://schemas.microsoft.com/office/word/2015/wordml/symex" xmlns:wpg="http://schemas.microsoft.com/office/word/2010/wordprocessingGroup" xmlns:wpi="http://schemas.microsoft.com/office/word/2010/wordprocessingInk" xmlns:wne="http://schemas.microsoft.com/office/word/2006/wordml" xmlns:wps="http://schemas.microsoft.com/office/word/2010/wordprocessingShape" mc:Ignorable="w14 w15 w16se w16cid w16 w16cex w16sdtdh w16sdtfl w16du wp14">
   <w:body>
     <w:p>
       <w:pPr>
@@ -18072,6 +18072,83 @@
     </w:p>
     <w:p/>
     <w:p>
+      <w:pPr>
+        <w:rPr>
+          <w:rFonts w:ascii="等线" w:hAnsi="等线" w:cs="Arial"/>
+        </w:rPr>
+      </w:pPr>
+      <w:r>
+        <w:rPr>
+          <w:rFonts w:ascii="等线" w:hAnsi="等线" w:cs="Arial" w:hint="eastAsia"/>
+        </w:rPr>
+        <w:t>3NT-4</w:t>
+      </w:r>
+      <w:r>
+        <w:rPr>
+          <w:rFonts w:ascii="等线" w:hAnsi="等线" w:cs="Arial" w:hint="eastAsia"/>
+        </w:rPr>
+        <w:t>C</w:t>
+      </w:r>
+    </w:p>
+    <w:p>
+      <w:pPr>
+        <w:rPr>
+          <w:rFonts w:ascii="等线" w:hAnsi="等线" w:cs="Arial"/>
+        </w:rPr>
+      </w:pPr>
+      <w:r>
+        <w:rPr>
+          <w:rFonts w:hint="eastAsia"/>
+        </w:rPr>
+        <w:t>├</w:t>
+      </w:r>
+      <w:r>
+        <w:rPr>
+          <w:rFonts w:ascii="等线" w:hAnsi="等线" w:cs="Arial" w:hint="eastAsia"/>
+        </w:rPr>
+        <w:t>4</w:t>
+      </w:r>
+      <w:r>
+        <w:rPr>
+          <w:rFonts w:ascii="等线" w:hAnsi="等线" w:cs="Arial" w:hint="eastAsia"/>
+        </w:rPr>
+        <w:t>D</w:t>
+      </w:r>
+      <w:r>
+        <w:rPr>
+          <w:rFonts w:ascii="等线" w:hAnsi="等线" w:cs="Arial" w:hint="eastAsia"/>
+        </w:rPr>
+        <w:t>：</w:t>
+      </w:r>
+      <w:r>
+        <w:rPr>
+          <w:rFonts w:ascii="等线" w:hAnsi="等线" w:cs="Arial"/>
+        </w:rPr>
+        <w:t>D套</w:t>
+      </w:r>
+    </w:p>
+    <w:p>
+      <w:pPr>
+        <w:rPr>
+          <w:rFonts w:ascii="等线" w:hAnsi="等线" w:cs="Arial" w:hint="eastAsia"/>
+        </w:rPr>
+      </w:pPr>
+      <w:r>
+        <w:rPr>
+          <w:rFonts w:ascii="等线" w:hAnsi="等线" w:cs="Arial" w:hint="eastAsia"/>
+        </w:rPr>
+        <w:t>├</w:t>
+      </w:r>
+      <w:r>
+        <w:rPr>
+          <w:rFonts w:ascii="等线" w:hAnsi="等线" w:cs="Arial" w:hint="eastAsia"/>
+        </w:rPr>
+        <w:t>pass：C 套</w:t>
+      </w:r>
+    </w:p>
+    <w:p/>
+    <w:p/>
+    <w:p>
       <w:r>
         <w:rPr>
           <w:rFonts w:hint="eastAsia"/>
@@ -18178,6 +18255,7 @@
         <w:rPr>
           <w:rFonts w:hint="eastAsia"/>
         </w:rPr>
+        <w:lastRenderedPageBreak/>
         <w:t>成局定约:</w:t>
       </w:r>
     </w:p>
@@ -18203,7 +18281,6 @@
         <w:rPr>
           <w:rFonts w:hint="eastAsia"/>
         </w:rPr>
-        <w:lastRenderedPageBreak/>
         <w:t>满贯定约:</w:t>
       </w:r>
     </w:p>
@@ -18342,6 +18419,7 @@
           <w:b/>
           <w:bCs/>
         </w:rPr>
+        <w:lastRenderedPageBreak/>
         <w:t>三、</w:t>
       </w:r>
       <w:r>
@@ -18379,124 +18457,185 @@
         <w:rPr>
           <w:rFonts w:hint="eastAsia"/>
         </w:rPr>
+        <w:t>- 3阶将牌高花以下：描述牌型，比如，叫出未叫的长套（54xx），或者3张的第三套（5431牌型）</w:t>
+      </w:r>
+    </w:p>
+    <w:p>
+      <w:pPr>
+        <w:ind w:firstLine="420"/>
+      </w:pPr>
+      <w:r>
+        <w:rPr>
+          <w:rFonts w:hint="eastAsia"/>
+        </w:rPr>
+        <w:t>- 3阶将牌高花到4阶将牌高花之间：扣叫与满贯探查。</w:t>
+      </w:r>
+    </w:p>
+    <w:p>
+      <w:pPr>
+        <w:ind w:firstLine="420"/>
+      </w:pPr>
+      <w:r>
+        <w:rPr>
+          <w:rFonts w:hint="eastAsia"/>
+        </w:rPr>
+        <w:t>- 1阶开叫以后，任何一方14点以上，不可以速达，要考虑扣叫或问叫等手段继续叫牌</w:t>
+      </w:r>
+    </w:p>
+    <w:p>
+      <w:r>
+        <w:rPr>
+          <w:rFonts w:hint="eastAsia"/>
+        </w:rPr>
+        <w:t>3.2 有低花配合 (≥9张)：</w:t>
+      </w:r>
+    </w:p>
+    <w:p>
+      <w:pPr>
+        <w:ind w:firstLine="420"/>
+      </w:pPr>
+      <w:r>
+        <w:rPr>
+          <w:rFonts w:hint="eastAsia"/>
+        </w:rPr>
+        <w:t>- 优先探查3NT：确定逼局进程后，不要直接叫到3NT。开始进行止张分析。如果止张不足，首先在在2NT到3NT之间通过叫某个花色显示该花色有止张。叫新花可能表示对未叫花色的担忧。</w:t>
+      </w:r>
+      <w:r>
+        <w:rPr>
+          <w:rFonts w:hint="eastAsia"/>
+        </w:rPr>
+        <w:t>不要急于转向低花成局甚至开始扣叫。</w:t>
+      </w:r>
+    </w:p>
+    <w:p>
+      <w:pPr>
+        <w:ind w:firstLine="420"/>
+      </w:pPr>
+      <w:r>
+        <w:rPr>
+          <w:rFonts w:hint="eastAsia"/>
+        </w:rPr>
+        <w:t xml:space="preserve">- 如果在3NT之前无法保证所有未叫花色有止张，而且联手总点力上限小于28点（包括牌型点），停在3阶配合花色，止叫         </w:t>
+      </w:r>
+    </w:p>
+    <w:p>
+      <w:pPr>
+        <w:ind w:firstLine="420"/>
+      </w:pPr>
+      <w:r>
+        <w:rPr>
+          <w:rFonts w:hint="eastAsia"/>
+        </w:rPr>
+        <w:t>- 如果在3NT之前无法保证所有未叫花色有止张，但是联手总点力上限在28点及以上（包括牌型点），考虑5阶低花进局和探查满贯</w:t>
+      </w:r>
+      <w:r>
+        <w:rPr>
+          <w:rFonts w:hint="eastAsia"/>
+        </w:rPr>
+        <w:t>，可以启动扣叫。</w:t>
+      </w:r>
+    </w:p>
+    <w:p>
+      <w:r>
+        <w:rPr>
+          <w:rFonts w:hint="eastAsia"/>
+        </w:rPr>
+        <w:t>3.3 无配合花色：</w:t>
+      </w:r>
+    </w:p>
+    <w:p>
+      <w:pPr>
+        <w:ind w:firstLine="420"/>
+      </w:pPr>
+      <w:r>
+        <w:rPr>
+          <w:rFonts w:hint="eastAsia"/>
+        </w:rPr>
+        <w:t>- 首先进行止张分析。如果止张不足，首先在2NT到3NT之间通过叫某个花色显示该花色有止张。叫新花可能表示对未叫花色的担忧。</w:t>
+      </w:r>
+    </w:p>
+    <w:p>
+      <w:pPr>
+        <w:ind w:firstLine="420"/>
+      </w:pPr>
+      <w:r>
+        <w:rPr>
+          <w:rFonts w:hint="eastAsia"/>
+        </w:rPr>
+        <w:t xml:space="preserve">- 如果在3NT之前无法保证所有未叫花色有止张，停在3阶配合花色，止叫         </w:t>
+      </w:r>
+    </w:p>
+    <w:p>
+      <w:pPr>
+        <w:ind w:firstLine="420"/>
+      </w:pPr>
+      <w:r>
+        <w:rPr>
+          <w:rFonts w:hint="eastAsia"/>
+        </w:rPr>
+        <w:t>- 如果任意一方（假设是南家）发现4门花色均有止张，按以下顺序依次检查：</w:t>
+      </w:r>
+    </w:p>
+    <w:p>
+      <w:pPr>
+        <w:ind w:left="420" w:firstLine="420"/>
+      </w:pPr>
+      <w:r>
+        <w:rPr>
+          <w:rFonts w:hint="eastAsia"/>
+        </w:rPr>
+        <w:t>- 如果确认点力超过37点，可以直接叫7NT</w:t>
+      </w:r>
+    </w:p>
+    <w:p>
+      <w:pPr>
+        <w:ind w:left="420" w:firstLine="420"/>
+      </w:pPr>
+      <w:r>
+        <w:rPr>
+          <w:rFonts w:hint="eastAsia"/>
+        </w:rPr>
+        <w:t>- 如果确认点力超过33点，可以直接叫6NT</w:t>
+      </w:r>
+    </w:p>
+    <w:p>
+      <w:pPr>
+        <w:ind w:left="420" w:firstLine="420"/>
+      </w:pPr>
+      <w:r>
+        <w:rPr>
+          <w:rFonts w:hint="eastAsia"/>
+        </w:rPr>
+        <w:t>- 如果自己是最近叫牌点力范围的极低限，则应该迅速选择3NT（速达原则）</w:t>
+      </w:r>
+      <w:r>
+        <w:rPr>
+          <w:rFonts w:hint="eastAsia"/>
+        </w:rPr>
+        <w:t>，止叫</w:t>
+      </w:r>
+    </w:p>
+    <w:p>
+      <w:pPr>
+        <w:ind w:left="420" w:firstLine="420"/>
+      </w:pPr>
+      <w:r>
+        <w:rPr>
+          <w:rFonts w:hint="eastAsia"/>
+        </w:rPr>
+        <w:t>- 否则，应该先叫2NT，等待队友叫牌，如果叫牌已经超过2NT，则只好叫3NT。</w:t>
+      </w:r>
+    </w:p>
+    <w:p>
+      <w:pPr>
+        <w:ind w:firstLine="420"/>
+      </w:pPr>
+      <w:r>
+        <w:rPr>
+          <w:rFonts w:hint="eastAsia"/>
+        </w:rPr>
         <w:lastRenderedPageBreak/>
-        <w:t>- 3阶将牌高花以下：描述牌型，比如，叫出未叫的长套（54xx），或者3张的第三套（5431牌型）</w:t>
-      </w:r>
-    </w:p>
-    <w:p>
-      <w:pPr>
-        <w:ind w:firstLine="420"/>
-      </w:pPr>
-      <w:r>
-        <w:rPr>
-          <w:rFonts w:hint="eastAsia"/>
-        </w:rPr>
-        <w:t>- 3阶将牌高花到4阶将牌高花之间：扣叫与满贯探查。</w:t>
-      </w:r>
-    </w:p>
-    <w:p>
-      <w:pPr>
-        <w:ind w:firstLine="420"/>
-      </w:pPr>
-      <w:r>
-        <w:rPr>
-          <w:rFonts w:hint="eastAsia"/>
-        </w:rPr>
-        <w:t>- 1阶开叫以后，任何一方14点以上，不可以速达，要考虑扣叫或问叫等手段继续叫牌</w:t>
-      </w:r>
-    </w:p>
-    <w:p>
-      <w:r>
-        <w:rPr>
-          <w:rFonts w:hint="eastAsia"/>
-        </w:rPr>
-        <w:t>3.2 有低花配合 (≥9张)：</w:t>
-      </w:r>
-    </w:p>
-    <w:p>
-      <w:pPr>
-        <w:ind w:firstLine="420"/>
-      </w:pPr>
-      <w:r>
-        <w:rPr>
-          <w:rFonts w:hint="eastAsia"/>
-        </w:rPr>
-        <w:t>- 优先探查3NT：确定逼局进程后，不要直接叫到3NT。开始进行止张分析。如果止张不足，首先在在2NT到3NT之间通过叫某个花色显示该花色有止张。叫新花可能表示对未叫花色的担忧。</w:t>
-      </w:r>
-      <w:r>
-        <w:rPr>
-          <w:rFonts w:hint="eastAsia"/>
-        </w:rPr>
-        <w:t>不要急于转向低花成局甚至开始扣叫。</w:t>
-      </w:r>
-    </w:p>
-    <w:p>
-      <w:pPr>
-        <w:ind w:firstLine="420"/>
-      </w:pPr>
-      <w:r>
-        <w:rPr>
-          <w:rFonts w:hint="eastAsia"/>
-        </w:rPr>
-        <w:t xml:space="preserve">- 如果在3NT之前无法保证所有未叫花色有止张，而且联手总点力上限小于28点（包括牌型点），停在3阶配合花色，止叫         </w:t>
-      </w:r>
-    </w:p>
-    <w:p>
-      <w:pPr>
-        <w:ind w:firstLine="420"/>
-      </w:pPr>
-      <w:r>
-        <w:rPr>
-          <w:rFonts w:hint="eastAsia"/>
-        </w:rPr>
-        <w:t>- 如果在3NT之前无法保证所有未叫花色有止张，但是联手总点力上限在28点及以上（包括牌型点），考虑5阶低花进局和探查满贯</w:t>
-      </w:r>
-      <w:r>
-        <w:rPr>
-          <w:rFonts w:hint="eastAsia"/>
-        </w:rPr>
-        <w:t>，可以启动扣叫。</w:t>
-      </w:r>
-    </w:p>
-    <w:p>
-      <w:r>
-        <w:rPr>
-          <w:rFonts w:hint="eastAsia"/>
-        </w:rPr>
-        <w:t>3.3 无配合花色：</w:t>
-      </w:r>
-    </w:p>
-    <w:p>
-      <w:pPr>
-        <w:ind w:firstLine="420"/>
-      </w:pPr>
-      <w:r>
-        <w:rPr>
-          <w:rFonts w:hint="eastAsia"/>
-        </w:rPr>
-        <w:t>- 首先进行止张分析。如果止张不足，首先在2NT到3NT之间通过叫某个花色显示该花色有止张。叫新花可能表示对未叫花色的担忧。</w:t>
-      </w:r>
-    </w:p>
-    <w:p>
-      <w:pPr>
-        <w:ind w:firstLine="420"/>
-      </w:pPr>
-      <w:r>
-        <w:rPr>
-          <w:rFonts w:hint="eastAsia"/>
-        </w:rPr>
-        <w:t xml:space="preserve">- 如果在3NT之前无法保证所有未叫花色有止张，停在3阶配合花色，止叫         </w:t>
-      </w:r>
-    </w:p>
-    <w:p>
-      <w:pPr>
-        <w:ind w:firstLine="420"/>
-      </w:pPr>
-      <w:r>
-        <w:rPr>
-          <w:rFonts w:hint="eastAsia"/>
-        </w:rPr>
-        <w:t>- 如果任意一方（假设是南家）发现4门花色均有止张，按以下顺序依次检查：</w:t>
+        <w:t>- 北家根据点力可以叫：</w:t>
       </w:r>
     </w:p>
     <w:p>
@@ -18507,7 +18646,7 @@
         <w:rPr>
           <w:rFonts w:hint="eastAsia"/>
         </w:rPr>
-        <w:t>- 如果确认点力超过37点，可以直接叫7NT</w:t>
+        <w:t>- pass：前提队友已经叫过3NT，且合计点力上限不超过33点</w:t>
       </w:r>
     </w:p>
     <w:p>
@@ -18518,7 +18657,67 @@
         <w:rPr>
           <w:rFonts w:hint="eastAsia"/>
         </w:rPr>
-        <w:t>- 如果确认点力超过33点，可以直接叫6NT</w:t>
+        <w:t xml:space="preserve">- </w:t>
+      </w:r>
+      <w:r>
+        <w:rPr>
+          <w:rFonts w:hint="eastAsia"/>
+        </w:rPr>
+        <w:t>3NT：前提队友叫2NT，且合计点力上限不超过33点，叫</w:t>
+      </w:r>
+      <w:r>
+        <w:rPr>
+          <w:rFonts w:hint="eastAsia"/>
+        </w:rPr>
+        <w:t>3NT</w:t>
+      </w:r>
+      <w:r>
+        <w:rPr>
+          <w:rFonts w:hint="eastAsia"/>
+        </w:rPr>
+        <w:t>。</w:t>
+      </w:r>
+      <w:r>
+        <w:rPr>
+          <w:rFonts w:hint="eastAsia"/>
+        </w:rPr>
+        <w:t>此后南家</w:t>
+      </w:r>
+      <w:r>
+        <w:rPr>
+          <w:rFonts w:hint="eastAsia"/>
+        </w:rPr>
+        <w:t>计算合计点力上限超过33点，</w:t>
+      </w:r>
+      <w:r>
+        <w:rPr>
+          <w:rFonts w:hint="eastAsia"/>
+        </w:rPr>
+        <w:t>仍然可以4NT</w:t>
+      </w:r>
+      <w:r>
+        <w:rPr>
+          <w:rFonts w:hint="eastAsia"/>
+        </w:rPr>
+        <w:t>（18-19点）</w:t>
+      </w:r>
+      <w:r>
+        <w:rPr>
+          <w:rFonts w:hint="eastAsia"/>
+        </w:rPr>
+        <w:t>/5NT</w:t>
+      </w:r>
+      <w:r>
+        <w:rPr>
+          <w:rFonts w:hint="eastAsia"/>
+        </w:rPr>
+        <w:t>（20点以上）</w:t>
+      </w:r>
+      <w:r>
+        <w:rPr>
+          <w:rFonts w:hint="eastAsia"/>
+        </w:rPr>
+        <w:t>邀请，否则pass</w:t>
       </w:r>
     </w:p>
     <w:p>
@@ -18529,128 +18728,6 @@
         <w:rPr>
           <w:rFonts w:hint="eastAsia"/>
         </w:rPr>
-        <w:t>- 如果自己是最近叫牌点力范围的极低限，则应该迅速选择3NT（速达原则）</w:t>
-      </w:r>
-      <w:r>
-        <w:rPr>
-          <w:rFonts w:hint="eastAsia"/>
-        </w:rPr>
-        <w:t>，止叫</w:t>
-      </w:r>
-    </w:p>
-    <w:p>
-      <w:pPr>
-        <w:ind w:left="420" w:firstLine="420"/>
-      </w:pPr>
-      <w:r>
-        <w:rPr>
-          <w:rFonts w:hint="eastAsia"/>
-        </w:rPr>
-        <w:t>- 否则，应该先叫2NT，等待队友叫牌，如果叫牌已经超过2NT，则只好叫3NT。</w:t>
-      </w:r>
-    </w:p>
-    <w:p>
-      <w:pPr>
-        <w:ind w:firstLine="420"/>
-      </w:pPr>
-      <w:r>
-        <w:rPr>
-          <w:rFonts w:hint="eastAsia"/>
-        </w:rPr>
-        <w:t>- 北家根据点力可以叫：</w:t>
-      </w:r>
-    </w:p>
-    <w:p>
-      <w:pPr>
-        <w:ind w:left="420" w:firstLine="420"/>
-      </w:pPr>
-      <w:r>
-        <w:rPr>
-          <w:rFonts w:hint="eastAsia"/>
-        </w:rPr>
-        <w:t>- pass：前提队友已经叫过3NT，且合计点力上限不超过33点</w:t>
-      </w:r>
-    </w:p>
-    <w:p>
-      <w:pPr>
-        <w:ind w:left="420" w:firstLine="420"/>
-      </w:pPr>
-      <w:r>
-        <w:rPr>
-          <w:rFonts w:hint="eastAsia"/>
-        </w:rPr>
-        <w:t xml:space="preserve">- </w:t>
-      </w:r>
-      <w:r>
-        <w:rPr>
-          <w:rFonts w:hint="eastAsia"/>
-        </w:rPr>
-        <w:t>3NT：前提队友叫2NT，且合计点力上限不超过33点，叫</w:t>
-      </w:r>
-      <w:r>
-        <w:rPr>
-          <w:rFonts w:hint="eastAsia"/>
-        </w:rPr>
-        <w:t>3NT</w:t>
-      </w:r>
-      <w:r>
-        <w:rPr>
-          <w:rFonts w:hint="eastAsia"/>
-        </w:rPr>
-        <w:t>。</w:t>
-      </w:r>
-      <w:r>
-        <w:rPr>
-          <w:rFonts w:hint="eastAsia"/>
-        </w:rPr>
-        <w:t>此后南家</w:t>
-      </w:r>
-      <w:r>
-        <w:rPr>
-          <w:rFonts w:hint="eastAsia"/>
-        </w:rPr>
-        <w:t>计算合计点力上限超过33点，</w:t>
-      </w:r>
-      <w:r>
-        <w:rPr>
-          <w:rFonts w:hint="eastAsia"/>
-        </w:rPr>
-        <w:t>仍然可以4NT</w:t>
-      </w:r>
-      <w:r>
-        <w:rPr>
-          <w:rFonts w:hint="eastAsia"/>
-        </w:rPr>
-        <w:t>（18-19点）</w:t>
-      </w:r>
-      <w:r>
-        <w:rPr>
-          <w:rFonts w:hint="eastAsia"/>
-        </w:rPr>
-        <w:t>/5NT</w:t>
-      </w:r>
-      <w:r>
-        <w:rPr>
-          <w:rFonts w:hint="eastAsia"/>
-        </w:rPr>
-        <w:t>（20点以上）</w:t>
-      </w:r>
-      <w:r>
-        <w:rPr>
-          <w:rFonts w:hint="eastAsia"/>
-        </w:rPr>
-        <w:t>邀请，否则pass</w:t>
-      </w:r>
-    </w:p>
-    <w:p>
-      <w:pPr>
-        <w:ind w:left="420" w:firstLine="420"/>
-      </w:pPr>
-      <w:r>
-        <w:rPr>
-          <w:rFonts w:hint="eastAsia"/>
-        </w:rPr>
-        <w:lastRenderedPageBreak/>
         <w:t xml:space="preserve">- </w:t>
       </w:r>
       <w:r>
@@ -18923,6 +19000,7 @@
         <w:rPr>
           <w:rFonts w:hint="eastAsia"/>
         </w:rPr>
+        <w:lastRenderedPageBreak/>
         <w:t>- 将牌为S：从4C开始（4C &gt; 3S）</w:t>
       </w:r>
     </w:p>
@@ -18965,8 +19043,206 @@
         <w:rPr>
           <w:rFonts w:hint="eastAsia"/>
         </w:rPr>
+        <w:t>- 控制的定义：</w:t>
+      </w:r>
+    </w:p>
+    <w:p>
+      <w:pPr>
+        <w:ind w:left="420" w:firstLine="420"/>
+      </w:pPr>
+      <w:r>
+        <w:rPr>
+          <w:rFonts w:hint="eastAsia"/>
+        </w:rPr>
+        <w:t>- 第一轮控制：A或缺门</w:t>
+      </w:r>
+    </w:p>
+    <w:p>
+      <w:pPr>
+        <w:ind w:left="420" w:firstLine="420"/>
+      </w:pPr>
+      <w:r>
+        <w:rPr>
+          <w:rFonts w:hint="eastAsia"/>
+        </w:rPr>
+        <w:t>- 第二轮控制：K或单张</w:t>
+      </w:r>
+    </w:p>
+    <w:p>
+      <w:pPr>
+        <w:ind w:left="420" w:firstLine="420"/>
+      </w:pPr>
+      <w:r>
+        <w:rPr>
+          <w:rFonts w:hint="eastAsia"/>
+        </w:rPr>
+        <w:t>- K也是控制！ 有K就有第二轮控制</w:t>
+      </w:r>
+    </w:p>
+    <w:p>
+      <w:pPr>
+        <w:ind w:firstLine="420"/>
+      </w:pPr>
+      <w:r>
+        <w:rPr>
+          <w:rFonts w:hint="eastAsia"/>
+        </w:rPr>
+        <w:t>- 队友扣叫的含义：</w:t>
+      </w:r>
+    </w:p>
+    <w:p>
+      <w:pPr>
+        <w:ind w:left="420" w:firstLine="420"/>
+      </w:pPr>
+      <w:r>
+        <w:rPr>
+          <w:rFonts w:hint="eastAsia"/>
+        </w:rPr>
+        <w:t>- 队友扣叫某花色 = 队友有该花色控制（A</w:t>
+      </w:r>
+      <w:r>
+        <w:rPr>
+          <w:rFonts w:hint="eastAsia"/>
+        </w:rPr>
+        <w:t>，K，单张，或缺门</w:t>
+      </w:r>
+      <w:r>
+        <w:rPr>
+          <w:rFonts w:hint="eastAsia"/>
+        </w:rPr>
+        <w:t>）</w:t>
+      </w:r>
+    </w:p>
+    <w:p>
+      <w:pPr>
+        <w:ind w:left="420" w:firstLine="420"/>
+      </w:pPr>
+      <w:r>
+        <w:rPr>
+          <w:rFonts w:hint="eastAsia"/>
+        </w:rPr>
+        <w:t>- 例如：队友扣叫4H = 队友有♥控制</w:t>
+      </w:r>
+    </w:p>
+    <w:p>
+      <w:pPr>
+        <w:ind w:firstLine="420"/>
+      </w:pPr>
+      <w:r>
+        <w:rPr>
+          <w:rFonts w:hint="eastAsia"/>
+        </w:rPr>
+        <w:t>- 列出3门边花的控制情况：</w:t>
+      </w:r>
+    </w:p>
+    <w:p>
+      <w:r>
+        <w:rPr>
+          <w:rFonts w:hint="eastAsia"/>
+        </w:rPr>
+        <w:t xml:space="preserve">            | 花色 | 自己有控制？           | 队友有控制？|   该门是否有控制     |</w:t>
+      </w:r>
+    </w:p>
+    <w:p>
+      <w:r>
+        <w:rPr>
+          <w:rFonts w:hint="eastAsia"/>
+        </w:rPr>
+        <w:t xml:space="preserve">            |------|------------------------|-------------|----------------------|</w:t>
+      </w:r>
+    </w:p>
+    <w:p>
+      <w:r>
+        <w:rPr>
+          <w:rFonts w:hint="eastAsia"/>
+        </w:rPr>
+        <w:t xml:space="preserve">            | ♣   | 有（A/K/单张/缺门）/无 | 扣叫/未扣叫 | 是（任一方有控制）/否 |</w:t>
+      </w:r>
+    </w:p>
+    <w:p>
+      <w:r>
+        <w:rPr>
+          <w:rFonts w:hint="eastAsia"/>
+        </w:rPr>
+        <w:t xml:space="preserve">            | ♦    | 有（A/K/单张/缺门）/无 | 扣叫/未扣叫 | 是（任一方有控制）/否 |</w:t>
+      </w:r>
+    </w:p>
+    <w:p>
+      <w:r>
+        <w:rPr>
+          <w:rFonts w:hint="eastAsia"/>
+        </w:rPr>
+        <w:t xml:space="preserve">            | ♥   | 有（A/K/单张/缺门）/无 | 扣叫/未扣叫 | 是（任一方有控制）/否 |</w:t>
+      </w:r>
+    </w:p>
+    <w:p>
+      <w:pPr>
+        <w:ind w:firstLine="420"/>
+      </w:pPr>
+      <w:r>
+        <w:rPr>
+          <w:rFonts w:hint="eastAsia"/>
+        </w:rPr>
+        <w:t>- 判断规则：</w:t>
+      </w:r>
+    </w:p>
+    <w:p>
+      <w:pPr>
+        <w:ind w:left="420" w:firstLine="420"/>
+      </w:pPr>
+      <w:r>
+        <w:rPr>
+          <w:rFonts w:hint="eastAsia"/>
+        </w:rPr>
+        <w:t>- 如果3门边花都有控制（</w:t>
+      </w:r>
+      <w:r>
+        <w:rPr>
+          <w:rFonts w:hint="eastAsia"/>
+        </w:rPr>
+        <w:t>自己和队友</w:t>
+      </w:r>
+      <w:r>
+        <w:rPr>
+          <w:rFonts w:hint="eastAsia"/>
+        </w:rPr>
+        <w:t>任一方有A，K，单张，缺门即可）</w:t>
+      </w:r>
+      <w:r>
+        <w:rPr>
+          <w:rFonts w:hint="eastAsia"/>
+        </w:rPr>
+        <w:t>，</w:t>
+      </w:r>
+      <w:r>
+        <w:rPr>
+          <w:rFonts w:hint="eastAsia"/>
+        </w:rPr>
+        <w:t>停止扣叫</w:t>
+      </w:r>
+      <w:r>
+        <w:rPr>
+          <w:rFonts w:hint="eastAsia"/>
+        </w:rPr>
+        <w:t>，进入步骤4检查问叫资格</w:t>
+      </w:r>
+    </w:p>
+    <w:p>
+      <w:pPr>
+        <w:ind w:left="420" w:firstLine="420"/>
+      </w:pPr>
+      <w:r>
+        <w:rPr>
+          <w:rFonts w:hint="eastAsia"/>
+        </w:rPr>
         <w:lastRenderedPageBreak/>
-        <w:t>- 控制的定义：</w:t>
+        <w:t>- 如果控制不齐全 → 进入步骤</w:t>
+      </w:r>
+      <w:r>
+        <w:rPr>
+          <w:rFonts w:hint="eastAsia"/>
+        </w:rPr>
+        <w:t>5</w:t>
       </w:r>
     </w:p>
     <w:p>
@@ -18977,7 +19253,119 @@
         <w:rPr>
           <w:rFonts w:hint="eastAsia"/>
         </w:rPr>
-        <w:t>- 第一轮控制：A或缺门</w:t>
+        <w:t>- 示例：将牌为S，自己有♣A、♦K、♥K，队友扣叫4H</w:t>
+      </w:r>
+    </w:p>
+    <w:p>
+      <w:pPr>
+        <w:ind w:left="840" w:firstLine="420"/>
+      </w:pPr>
+      <w:r>
+        <w:rPr>
+          <w:rFonts w:hint="eastAsia"/>
+        </w:rPr>
+        <w:t>- ♣：自己有A → 有控制 ✓</w:t>
+      </w:r>
+    </w:p>
+    <w:p>
+      <w:pPr>
+        <w:ind w:left="840" w:firstLine="420"/>
+      </w:pPr>
+      <w:r>
+        <w:rPr>
+          <w:rFonts w:hint="eastAsia"/>
+        </w:rPr>
+        <w:t>- ♦：自己有K → 有控制 ✓</w:t>
+      </w:r>
+    </w:p>
+    <w:p>
+      <w:pPr>
+        <w:ind w:left="840" w:firstLine="420"/>
+      </w:pPr>
+      <w:r>
+        <w:rPr>
+          <w:rFonts w:hint="eastAsia"/>
+        </w:rPr>
+        <w:t>- ♥：队友扣叫4H → 队友有控制 ✓</w:t>
+      </w:r>
+    </w:p>
+    <w:p/>
+    <w:p>
+      <w:r>
+        <w:rPr>
+          <w:rFonts w:hint="eastAsia"/>
+        </w:rPr>
+        <w:t>步骤</w:t>
+      </w:r>
+      <w:r>
+        <w:t>4：问叫资格检查</w:t>
+      </w:r>
+    </w:p>
+    <w:p>
+      <w:r>
+        <w:t>- 控制齐全后，发起4NT关键张问叫前，必须检查自己的关键张数量：</w:t>
+      </w:r>
+    </w:p>
+    <w:p>
+      <w:r>
+        <w:t>- 自己关键张≥2：有资格</w:t>
+      </w:r>
+      <w:r>
+        <w:rPr>
+          <w:rFonts w:hint="eastAsia"/>
+        </w:rPr>
+        <w:t>立即</w:t>
+      </w:r>
+      <w:r>
+        <w:t>发起4NT问叫</w:t>
+      </w:r>
+    </w:p>
+    <w:p>
+      <w:r>
+        <w:t>- 自己关键张≤1：禁止发起4NT问叫，停在下一个将牌花色，等待队友决定</w:t>
+      </w:r>
+    </w:p>
+    <w:p/>
+    <w:p>
+      <w:r>
+        <w:rPr>
+          <w:rFonts w:hint="eastAsia"/>
+        </w:rPr>
+        <w:t>步骤</w:t>
+      </w:r>
+      <w:r>
+        <w:rPr>
+          <w:rFonts w:hint="eastAsia"/>
+        </w:rPr>
+        <w:t>5</w:t>
+      </w:r>
+      <w:r>
+        <w:rPr>
+          <w:rFonts w:hint="eastAsia"/>
+        </w:rPr>
+        <w:t>：选择扣叫叫品</w:t>
+      </w:r>
+    </w:p>
+    <w:p>
+      <w:pPr>
+        <w:ind w:firstLine="420"/>
+      </w:pPr>
+      <w:r>
+        <w:rPr>
+          <w:rFonts w:hint="eastAsia"/>
+        </w:rPr>
+        <w:t>- 按♣→♦→♥→♠顺序，找到第一个双方都没显示控制的花色。注意：是双方没有显示控制，而不是自己没有控制。</w:t>
+      </w:r>
+    </w:p>
+    <w:p>
+      <w:pPr>
+        <w:ind w:firstLine="420"/>
+      </w:pPr>
+      <w:r>
+        <w:rPr>
+          <w:rFonts w:hint="eastAsia"/>
+        </w:rPr>
+        <w:t>- 检查该花色自己是否有控制（A/K/单/缺）</w:t>
       </w:r>
     </w:p>
     <w:p>
@@ -18988,7 +19376,7 @@
         <w:rPr>
           <w:rFonts w:hint="eastAsia"/>
         </w:rPr>
-        <w:t>- 第二轮控制：K或单张</w:t>
+        <w:t>- 有控制：在4阶扣叫该花色（叫品必须高于当前最高叫品）</w:t>
       </w:r>
     </w:p>
     <w:p>
@@ -18999,7 +19387,50 @@
         <w:rPr>
           <w:rFonts w:hint="eastAsia"/>
         </w:rPr>
-        <w:t>- K也是控制！ 有K就有第二轮控制</w:t>
+        <w:t>- 无控制：跳过，检查下一花色</w:t>
+      </w:r>
+    </w:p>
+    <w:p>
+      <w:pPr>
+        <w:ind w:left="420" w:firstLine="420"/>
+      </w:pPr>
+      <w:r>
+        <w:rPr>
+          <w:rFonts w:hint="eastAsia"/>
+        </w:rPr>
+        <w:t>- 如果4NT之前没有确认4门花色都有控制，如果确定点力够满贯水平，应在5阶扣叫，此时扣叫应该表示第一轮控制，即有A或缺门。</w:t>
+      </w:r>
+    </w:p>
+    <w:p>
+      <w:pPr>
+        <w:ind w:left="420" w:firstLine="420"/>
+      </w:pPr>
+      <w:r>
+        <w:rPr>
+          <w:rFonts w:hint="eastAsia"/>
+        </w:rPr>
+        <w:t>- 进入5阶扣叫后，如果判断实力已经超过小满贯（合计点力大于33点），不得停在5阶将牌，应该继续扣叫有第一轮控制花色，即使是6阶也可以。如果判断四门均有控制，不足大满贯，直接封小满贯即可。</w:t>
+      </w:r>
+    </w:p>
+    <w:p/>
+    <w:p>
+      <w:r>
+        <w:rPr>
+          <w:rFonts w:hint="eastAsia"/>
+        </w:rPr>
+        <w:t>步骤</w:t>
+      </w:r>
+      <w:r>
+        <w:rPr>
+          <w:rFonts w:hint="eastAsia"/>
+        </w:rPr>
+        <w:t>6</w:t>
+      </w:r>
+      <w:r>
+        <w:rPr>
+          <w:rFonts w:hint="eastAsia"/>
+        </w:rPr>
+        <w:t>：失控处理</w:t>
       </w:r>
     </w:p>
     <w:p>
@@ -19010,361 +19441,14 @@
         <w:rPr>
           <w:rFonts w:hint="eastAsia"/>
         </w:rPr>
-        <w:t>- 队友扣叫的含义：</w:t>
-      </w:r>
-    </w:p>
-    <w:p>
-      <w:pPr>
-        <w:ind w:left="420" w:firstLine="420"/>
-      </w:pPr>
-      <w:r>
-        <w:rPr>
-          <w:rFonts w:hint="eastAsia"/>
-        </w:rPr>
-        <w:t>- 队友扣叫某花色 = 队友有该花色控制（A</w:t>
-      </w:r>
-      <w:r>
-        <w:rPr>
-          <w:rFonts w:hint="eastAsia"/>
-        </w:rPr>
-        <w:t>，K，单张，或缺门</w:t>
-      </w:r>
-      <w:r>
-        <w:rPr>
-          <w:rFonts w:hint="eastAsia"/>
-        </w:rPr>
-        <w:t>）</w:t>
-      </w:r>
-    </w:p>
-    <w:p>
-      <w:pPr>
-        <w:ind w:left="420" w:firstLine="420"/>
-      </w:pPr>
-      <w:r>
-        <w:rPr>
-          <w:rFonts w:hint="eastAsia"/>
-        </w:rPr>
-        <w:t>- 例如：队友扣叫4H = 队友有♥控制</w:t>
-      </w:r>
-    </w:p>
-    <w:p>
-      <w:pPr>
-        <w:ind w:firstLine="420"/>
-      </w:pPr>
-      <w:r>
-        <w:rPr>
-          <w:rFonts w:hint="eastAsia"/>
-        </w:rPr>
-        <w:t>- 列出3门边花的控制情况：</w:t>
-      </w:r>
-    </w:p>
-    <w:p>
-      <w:r>
-        <w:rPr>
-          <w:rFonts w:hint="eastAsia"/>
-        </w:rPr>
-        <w:t xml:space="preserve">            | 花色 | 自己有控制？           | 队友有控制？|   该门是否有控制     |</w:t>
-      </w:r>
-    </w:p>
-    <w:p>
-      <w:r>
-        <w:rPr>
-          <w:rFonts w:hint="eastAsia"/>
-        </w:rPr>
-        <w:t xml:space="preserve">            |------|------------------------|-------------|----------------------|</w:t>
-      </w:r>
-    </w:p>
-    <w:p>
-      <w:r>
-        <w:rPr>
-          <w:rFonts w:hint="eastAsia"/>
-        </w:rPr>
-        <w:t xml:space="preserve">            | ♣   | 有（A/K/单张/缺门）/无 | 扣叫/未扣叫 | 是（任一方有控制）/否 |</w:t>
-      </w:r>
-    </w:p>
-    <w:p>
-      <w:r>
-        <w:rPr>
-          <w:rFonts w:hint="eastAsia"/>
-        </w:rPr>
-        <w:t xml:space="preserve">            | ♦    | 有（A/K/单张/缺门）/无 | 扣叫/未扣叫 | 是（任一方有控制）/否 |</w:t>
-      </w:r>
-    </w:p>
-    <w:p>
-      <w:r>
-        <w:rPr>
-          <w:rFonts w:hint="eastAsia"/>
-        </w:rPr>
-        <w:t xml:space="preserve">            | ♥   | 有（A/K/单张/缺门）/无 | 扣叫/未扣叫 | 是（任一方有控制）/否 |</w:t>
-      </w:r>
-    </w:p>
-    <w:p>
-      <w:pPr>
-        <w:ind w:firstLine="420"/>
-      </w:pPr>
-      <w:r>
-        <w:rPr>
-          <w:rFonts w:hint="eastAsia"/>
-        </w:rPr>
-        <w:t>- 判断规则：</w:t>
-      </w:r>
-    </w:p>
-    <w:p>
-      <w:pPr>
-        <w:ind w:left="420" w:firstLine="420"/>
-      </w:pPr>
-      <w:r>
-        <w:rPr>
-          <w:rFonts w:hint="eastAsia"/>
-        </w:rPr>
-        <w:t>- 如果3门边花都有控制（</w:t>
-      </w:r>
-      <w:r>
-        <w:rPr>
-          <w:rFonts w:hint="eastAsia"/>
-        </w:rPr>
-        <w:t>自己和队友</w:t>
-      </w:r>
-      <w:r>
-        <w:rPr>
-          <w:rFonts w:hint="eastAsia"/>
-        </w:rPr>
-        <w:t>任一方有A，K，单张，缺门即可）</w:t>
-      </w:r>
-      <w:r>
-        <w:rPr>
-          <w:rFonts w:hint="eastAsia"/>
-        </w:rPr>
-        <w:t>，</w:t>
-      </w:r>
-      <w:r>
-        <w:rPr>
-          <w:rFonts w:hint="eastAsia"/>
-        </w:rPr>
-        <w:t>停止扣叫</w:t>
-      </w:r>
-      <w:r>
-        <w:rPr>
-          <w:rFonts w:hint="eastAsia"/>
-        </w:rPr>
-        <w:t>，进入步骤4检查问叫资格</w:t>
-      </w:r>
-    </w:p>
-    <w:p>
-      <w:pPr>
-        <w:ind w:left="420" w:firstLine="420"/>
-      </w:pPr>
-      <w:r>
-        <w:rPr>
-          <w:rFonts w:hint="eastAsia"/>
-        </w:rPr>
-        <w:t>- 如果控制不齐全 → 进入步骤</w:t>
-      </w:r>
-      <w:r>
-        <w:rPr>
-          <w:rFonts w:hint="eastAsia"/>
-        </w:rPr>
-        <w:t>5</w:t>
-      </w:r>
-    </w:p>
-    <w:p>
-      <w:pPr>
-        <w:ind w:left="420" w:firstLine="420"/>
-      </w:pPr>
-      <w:r>
-        <w:rPr>
-          <w:rFonts w:hint="eastAsia"/>
-        </w:rPr>
-        <w:t>- 示例：将牌为S，自己有♣A、♦K、♥K，队友扣叫4H</w:t>
-      </w:r>
-    </w:p>
-    <w:p>
-      <w:pPr>
-        <w:ind w:left="840" w:firstLine="420"/>
-      </w:pPr>
-      <w:r>
-        <w:rPr>
-          <w:rFonts w:hint="eastAsia"/>
-        </w:rPr>
-        <w:t>- ♣：自己有A → 有控制 ✓</w:t>
-      </w:r>
-    </w:p>
-    <w:p>
-      <w:pPr>
-        <w:ind w:left="840" w:firstLine="420"/>
-      </w:pPr>
-      <w:r>
-        <w:rPr>
-          <w:rFonts w:hint="eastAsia"/>
-        </w:rPr>
-        <w:t>- ♦：自己有K → 有控制 ✓</w:t>
-      </w:r>
-    </w:p>
-    <w:p>
-      <w:pPr>
-        <w:ind w:left="840" w:firstLine="420"/>
-      </w:pPr>
+        <w:t>如果队友跳过某花色比如草花C,直接扣叫方块D，说明队友没有草C控制。如果自己也没有这门花色的控制，立即叫回成局定约止叫。否则扣叫该花色，等待队友继</w:t>
+      </w:r>
       <w:r>
         <w:rPr>
           <w:rFonts w:hint="eastAsia"/>
         </w:rPr>
         <w:lastRenderedPageBreak/>
-        <w:t>- ♥：队友扣叫4H → 队友有控制 ✓</w:t>
-      </w:r>
-    </w:p>
-    <w:p/>
-    <w:p>
-      <w:r>
-        <w:rPr>
-          <w:rFonts w:hint="eastAsia"/>
-        </w:rPr>
-        <w:t>步骤</w:t>
-      </w:r>
-      <w:r>
-        <w:t>4：问叫资格检查</w:t>
-      </w:r>
-    </w:p>
-    <w:p>
-      <w:r>
-        <w:t>- 控制齐全后，发起4NT关键张问叫前，必须检查自己的关键张数量：</w:t>
-      </w:r>
-    </w:p>
-    <w:p>
-      <w:r>
-        <w:t>- 自己关键张≥2：有资格</w:t>
-      </w:r>
-      <w:r>
-        <w:rPr>
-          <w:rFonts w:hint="eastAsia"/>
-        </w:rPr>
-        <w:t>立即</w:t>
-      </w:r>
-      <w:r>
-        <w:t>发起4NT问叫</w:t>
-      </w:r>
-    </w:p>
-    <w:p>
-      <w:r>
-        <w:t>- 自己关键张≤1：禁止发起4NT问叫，停在下一个将牌花色，等待队友决定</w:t>
-      </w:r>
-    </w:p>
-    <w:p/>
-    <w:p>
-      <w:r>
-        <w:rPr>
-          <w:rFonts w:hint="eastAsia"/>
-        </w:rPr>
-        <w:t>步骤</w:t>
-      </w:r>
-      <w:r>
-        <w:rPr>
-          <w:rFonts w:hint="eastAsia"/>
-        </w:rPr>
-        <w:t>5</w:t>
-      </w:r>
-      <w:r>
-        <w:rPr>
-          <w:rFonts w:hint="eastAsia"/>
-        </w:rPr>
-        <w:t>：选择扣叫叫品</w:t>
-      </w:r>
-    </w:p>
-    <w:p>
-      <w:pPr>
-        <w:ind w:firstLine="420"/>
-      </w:pPr>
-      <w:r>
-        <w:rPr>
-          <w:rFonts w:hint="eastAsia"/>
-        </w:rPr>
-        <w:t>- 按♣→♦→♥→♠顺序，找到第一个双方都没显示控制的花色。注意：是双方没有显示控制，而不是自己没有控制。</w:t>
-      </w:r>
-    </w:p>
-    <w:p>
-      <w:pPr>
-        <w:ind w:firstLine="420"/>
-      </w:pPr>
-      <w:r>
-        <w:rPr>
-          <w:rFonts w:hint="eastAsia"/>
-        </w:rPr>
-        <w:t>- 检查该花色自己是否有控制（A/K/单/缺）</w:t>
-      </w:r>
-    </w:p>
-    <w:p>
-      <w:pPr>
-        <w:ind w:left="420" w:firstLine="420"/>
-      </w:pPr>
-      <w:r>
-        <w:rPr>
-          <w:rFonts w:hint="eastAsia"/>
-        </w:rPr>
-        <w:t>- 有控制：在4阶扣叫该花色（叫品必须高于当前最高叫品）</w:t>
-      </w:r>
-    </w:p>
-    <w:p>
-      <w:pPr>
-        <w:ind w:left="420" w:firstLine="420"/>
-      </w:pPr>
-      <w:r>
-        <w:rPr>
-          <w:rFonts w:hint="eastAsia"/>
-        </w:rPr>
-        <w:t>- 无控制：跳过，检查下一花色</w:t>
-      </w:r>
-    </w:p>
-    <w:p>
-      <w:pPr>
-        <w:ind w:left="420" w:firstLine="420"/>
-      </w:pPr>
-      <w:r>
-        <w:rPr>
-          <w:rFonts w:hint="eastAsia"/>
-        </w:rPr>
-        <w:t>- 如果4NT之前没有确认4门花色都有控制，如果确定点力够满贯水平，应在5阶扣叫，此时扣叫应该表示第一轮控制，即有A或缺门。</w:t>
-      </w:r>
-    </w:p>
-    <w:p>
-      <w:pPr>
-        <w:ind w:left="420" w:firstLine="420"/>
-      </w:pPr>
-      <w:r>
-        <w:rPr>
-          <w:rFonts w:hint="eastAsia"/>
-        </w:rPr>
-        <w:t>- 进入5阶扣叫后，如果判断实力已经超过小满贯（合计点力大于33点），不得停在5阶将牌，应该继续扣叫有第一轮控制花色，即使是6阶也可以。如果判断四门均有控制，不足大满贯，直接封小满贯即可。</w:t>
-      </w:r>
-    </w:p>
-    <w:p/>
-    <w:p>
-      <w:r>
-        <w:rPr>
-          <w:rFonts w:hint="eastAsia"/>
-        </w:rPr>
-        <w:t>步骤</w:t>
-      </w:r>
-      <w:r>
-        <w:rPr>
-          <w:rFonts w:hint="eastAsia"/>
-        </w:rPr>
-        <w:t>6</w:t>
-      </w:r>
-      <w:r>
-        <w:rPr>
-          <w:rFonts w:hint="eastAsia"/>
-        </w:rPr>
-        <w:t>：失控处理</w:t>
-      </w:r>
-    </w:p>
-    <w:p>
-      <w:pPr>
-        <w:ind w:firstLine="420"/>
-      </w:pPr>
-      <w:r>
-        <w:rPr>
-          <w:rFonts w:hint="eastAsia"/>
-        </w:rPr>
-        <w:t>如果队友跳过某花色比如草花C,直接扣叫方块D，说明队友没有草C控制。如果自己也没有这门花色的控制，立即叫回成局定约止叫。否则扣叫该花色，等待队友继续检查控制。</w:t>
+        <w:t>续检查控制。</w:t>
       </w:r>
     </w:p>
     <w:p/>
@@ -19405,7 +19489,6 @@
         <w:rPr>
           <w:rFonts w:hint="eastAsia"/>
         </w:rPr>
-        <w:lastRenderedPageBreak/>
         <w:t>答叫 (1430):</w:t>
       </w:r>
     </w:p>
@@ -19568,6 +19651,7 @@
         <w:rPr>
           <w:rFonts w:hint="eastAsia"/>
         </w:rPr>
+        <w:lastRenderedPageBreak/>
         <w:t>- 如果双方都没有将牌Q：可以问将牌Q（在4NT答叫花色之上叫新花）</w:t>
       </w:r>
     </w:p>
@@ -19632,7 +19716,6 @@
         <w:rPr>
           <w:rFonts w:hint="eastAsia"/>
         </w:rPr>
-        <w:lastRenderedPageBreak/>
         <w:t>- 例如：将牌为D，5H问将牌Q后，无Q应答叫6D（小满贯止叫），而不是5D</w:t>
       </w:r>
     </w:p>
@@ -19799,7 +19882,14 @@
         <w:rPr>
           <w:rFonts w:hint="eastAsia"/>
         </w:rPr>
-        <w:t>- 6阶边花 = 有该花色的K（有低于将牌花色的K必须叫。有高于将牌花色的K同时有额外实力，比如同时有高于将牌花色和低于将牌花色的K，也可以叫。问叫人认为实力不足大满贯，可以停在6NT)</w:t>
+        <w:t>- 6阶边花 = 有该花色的K（有低于将牌花色的K必须叫。有高于将牌花色的K</w:t>
+      </w:r>
+      <w:r>
+        <w:rPr>
+          <w:rFonts w:hint="eastAsia"/>
+        </w:rPr>
+        <w:lastRenderedPageBreak/>
+        <w:t>同时有额外实力，比如同时有高于将牌花色和低于将牌花色的K，也可以叫。问叫人认为实力不足大满贯，可以停在6NT)</w:t>
       </w:r>
     </w:p>
     <w:p>
@@ -19947,7 +20037,11 @@
         <w:t>2</w:t>
       </w:r>
       <w:r>
-        <w:t>阶低花，（之后）</w:t>
+        <w:t>阶低花，（之</w:t>
+      </w:r>
+      <w:r>
+        <w:lastRenderedPageBreak/>
+        <w:t>后）</w:t>
       </w:r>
       <w:r>
         <w:rPr>
@@ -20033,17 +20127,467 @@
         <w:rPr>
           <w:rFonts w:hint="eastAsia"/>
         </w:rPr>
+        <w:t>├</w:t>
+      </w:r>
+      <w:r>
+        <w:t>X：惩罚</w:t>
+      </w:r>
+    </w:p>
+    <w:p/>
+    <w:p>
+      <w:r>
+        <w:t>1C-(X)-XX-(2S)</w:t>
+      </w:r>
+    </w:p>
+    <w:p>
+      <w:r>
+        <w:rPr>
+          <w:rFonts w:hint="eastAsia"/>
+        </w:rPr>
+        <w:t>├</w:t>
+      </w:r>
+      <w:r>
+        <w:t>P：不逼叫</w:t>
+      </w:r>
+    </w:p>
+    <w:p>
+      <w:r>
+        <w:rPr>
+          <w:rFonts w:hint="eastAsia"/>
+        </w:rPr>
+        <w:t>├</w:t>
+      </w:r>
+      <w:r>
+        <w:t>X：技术</w:t>
+      </w:r>
+    </w:p>
+    <w:p/>
+    <w:p>
+      <w:r>
+        <w:t>应叫人直接叫 1 阶新花色含义不变，后续全部照常，但是因为不是必须应叫，所以应叫比对方 Pass 的情况牌要好些，</w:t>
+      </w:r>
+    </w:p>
+    <w:p>
+      <w:r>
+        <w:t>应叫人叫 2 阶以上花色全部为自然叫和阻击实力，</w:t>
+      </w:r>
+    </w:p>
+    <w:p>
+      <w:r>
+        <w:t>低花反加叫牌应先再加倍</w:t>
+      </w:r>
+    </w:p>
+    <w:p>
+      <w:r>
+        <w:t>参考新睿体系增加</w:t>
+      </w:r>
+    </w:p>
+    <w:p>
+      <w:r>
+        <w:t>1m-(x)-2nt 11点5张m支持</w:t>
+      </w:r>
+    </w:p>
+    <w:p>
+      <w:r>
+        <w:t xml:space="preserve">          3m 阻击加叫</w:t>
+      </w:r>
+    </w:p>
+    <w:p>
+      <w:r>
+        <w:t>或者以上两个意思反过来，出于无将庄位考虑</w:t>
+      </w:r>
+    </w:p>
+    <w:p>
+      <w:r>
+        <w:t>均型邀请3nt先叫xx</w:t>
+      </w:r>
+    </w:p>
+    <w:p/>
+    <w:p/>
+    <w:p>
+      <w:pPr>
+        <w:pStyle w:val="3"/>
+      </w:pPr>
+      <w:r>
+        <w:t>12.1.2</w:t>
+      </w:r>
+      <w:r>
+        <w:tab/>
+      </w:r>
+      <w:r>
+        <w:rPr>
+          <w:rFonts w:hint="eastAsia"/>
+        </w:rPr>
+        <w:t xml:space="preserve"> </w:t>
+      </w:r>
+      <w:r>
+        <w:t>对方争叫后</w:t>
+      </w:r>
+    </w:p>
+    <w:p>
+      <w:pPr>
+        <w:pStyle w:val="4"/>
+      </w:pPr>
+      <w:r>
+        <w:rPr>
+          <w:rFonts w:hint="eastAsia"/>
+        </w:rPr>
+        <w:t>对方</w:t>
+      </w:r>
+      <w:r>
+        <w:t>一阶争叫</w:t>
+      </w:r>
+    </w:p>
+    <w:p>
+      <w:r>
+        <w:t>X 负加倍偏向高花</w:t>
+      </w:r>
+    </w:p>
+    <w:p>
+      <w:r>
+        <w:t>扣叫显示对开叫花色的邀请以上实力（相当于低花反加叫）</w:t>
+      </w:r>
+    </w:p>
+    <w:p>
+      <w:r>
+        <w:t>其余花色均为自然叫</w:t>
+      </w:r>
+    </w:p>
+    <w:p>
+      <w:r>
+        <w:rPr>
+          <w:rFonts w:hint="eastAsia"/>
+        </w:rPr>
         <w:lastRenderedPageBreak/>
+        <w:t>例如：</w:t>
+      </w:r>
+    </w:p>
+    <w:p>
+      <w:r>
+        <w:rPr>
+          <w:rFonts w:hint="eastAsia"/>
+        </w:rPr>
+        <w:t>1C-(1D)-?</w:t>
+      </w:r>
+    </w:p>
+    <w:p>
+      <w:r>
+        <w:rPr>
+          <w:rFonts w:hint="eastAsia"/>
+        </w:rPr>
+        <w:t>├X：44 高花</w:t>
+      </w:r>
+    </w:p>
+    <w:p>
+      <w:r>
+        <w:rPr>
+          <w:rFonts w:hint="eastAsia"/>
+        </w:rPr>
+        <w:t>├1H：H 4 张</w:t>
+      </w:r>
+    </w:p>
+    <w:p>
+      <w:r>
+        <w:rPr>
+          <w:rFonts w:hint="eastAsia"/>
+        </w:rPr>
+        <w:t>├1S：S 4 张</w:t>
+      </w:r>
+    </w:p>
+    <w:p>
+      <w:r>
+        <w:rPr>
+          <w:rFonts w:hint="eastAsia"/>
+        </w:rPr>
+        <w:t>├1NT：均型想打</w:t>
+      </w:r>
+    </w:p>
+    <w:p>
+      <w:r>
+        <w:rPr>
+          <w:rFonts w:hint="eastAsia"/>
+        </w:rPr>
+        <w:t>├2NT：均型邀请</w:t>
+      </w:r>
+    </w:p>
+    <w:p>
+      <w:r>
+        <w:rPr>
+          <w:rFonts w:hint="eastAsia"/>
+        </w:rPr>
+        <w:t>├3NT：均型进局</w:t>
+      </w:r>
+    </w:p>
+    <w:p>
+      <w:r>
+        <w:rPr>
+          <w:rFonts w:hint="eastAsia"/>
+        </w:rPr>
+        <w:t>├2C：普通加叫 6-9</w:t>
+      </w:r>
+    </w:p>
+    <w:p>
+      <w:r>
+        <w:rPr>
+          <w:rFonts w:hint="eastAsia"/>
+        </w:rPr>
+        <w:t>├2D：C 配合邀请以上，应叫人再叫 3C 不逼叫，其他叫品逼局</w:t>
+      </w:r>
+    </w:p>
+    <w:p>
+      <w:r>
+        <w:rPr>
+          <w:rFonts w:hint="eastAsia"/>
+        </w:rPr>
+        <w:t>├2H：阻击</w:t>
+      </w:r>
+    </w:p>
+    <w:p>
+      <w:r>
+        <w:rPr>
+          <w:rFonts w:hint="eastAsia"/>
+        </w:rPr>
+        <w:t>├2S：阻击</w:t>
+      </w:r>
+    </w:p>
+    <w:p>
+      <w:r>
+        <w:rPr>
+          <w:rFonts w:hint="eastAsia"/>
+        </w:rPr>
+        <w:t>├3C：阻击</w:t>
+      </w:r>
+    </w:p>
+    <w:p>
+      <w:r>
+        <w:rPr>
+          <w:rFonts w:hint="eastAsia"/>
+        </w:rPr>
+        <w:t>├3D：逼局，D单缺</w:t>
+      </w:r>
+      <w:r>
+        <w:t xml:space="preserve">          </w:t>
+      </w:r>
+    </w:p>
+    <w:p/>
+    <w:p>
+      <w:r>
+        <w:t>1C/D-(1H)-?</w:t>
+      </w:r>
+    </w:p>
+    <w:p>
+      <w:r>
+        <w:rPr>
+          <w:rFonts w:hint="eastAsia"/>
+        </w:rPr>
+        <w:t>├X：通常有 4 张 S 的技术性加倍</w:t>
+      </w:r>
+    </w:p>
+    <w:p>
+      <w:r>
+        <w:rPr>
+          <w:rFonts w:hint="eastAsia"/>
+        </w:rPr>
+        <w:t>├1S：5 张以上 S 逼叫一轮</w:t>
+      </w:r>
+    </w:p>
+    <w:p>
+      <w:r>
+        <w:rPr>
+          <w:rFonts w:hint="eastAsia"/>
+        </w:rPr>
+        <w:t>├1NT：自然叫</w:t>
+      </w:r>
+    </w:p>
+    <w:p>
+      <w:r>
+        <w:rPr>
+          <w:rFonts w:hint="eastAsia"/>
+        </w:rPr>
+        <w:t>├2NT：自然叫</w:t>
+      </w:r>
+    </w:p>
+    <w:p>
+      <w:r>
+        <w:rPr>
+          <w:rFonts w:hint="eastAsia"/>
+        </w:rPr>
+        <w:t>├3NT：自然叫</w:t>
+      </w:r>
+    </w:p>
+    <w:p>
+      <w:r>
+        <w:rPr>
+          <w:rFonts w:hint="eastAsia"/>
+        </w:rPr>
+        <w:t>├2C/D：加叫为普通加叫 6-9 点不逼叫，新花逼叫一轮，邀请以上实力</w:t>
+      </w:r>
+    </w:p>
+    <w:p>
+      <w:r>
+        <w:rPr>
+          <w:rFonts w:hint="eastAsia"/>
+        </w:rPr>
+        <w:t>├2H：低花配合邀请以上，应叫人再叫 3 低花不逼叫，其他叫品逼局</w:t>
+      </w:r>
+    </w:p>
+    <w:p>
+      <w:r>
+        <w:rPr>
+          <w:rFonts w:hint="eastAsia"/>
+        </w:rPr>
+        <w:t>├2S：自然阻击</w:t>
+      </w:r>
+    </w:p>
+    <w:p>
+      <w:r>
+        <w:rPr>
+          <w:rFonts w:hint="eastAsia"/>
+        </w:rPr>
+        <w:t>├3C：自然阻击</w:t>
+      </w:r>
+    </w:p>
+    <w:p>
+      <w:r>
+        <w:rPr>
+          <w:rFonts w:hint="eastAsia"/>
+        </w:rPr>
+        <w:t>├3D：自然阻击</w:t>
+      </w:r>
+    </w:p>
+    <w:p>
+      <w:r>
+        <w:rPr>
+          <w:rFonts w:hint="eastAsia"/>
+        </w:rPr>
+        <w:t>├3H：逼局，H单缺</w:t>
+      </w:r>
+      <w:r>
+        <w:t xml:space="preserve">          </w:t>
+      </w:r>
+    </w:p>
+    <w:p/>
+    <w:p>
+      <w:r>
+        <w:t>1C/D-(1S)-?</w:t>
+      </w:r>
+    </w:p>
+    <w:p>
+      <w:r>
+        <w:rPr>
+          <w:rFonts w:hint="eastAsia"/>
+        </w:rPr>
+        <w:t>├X：通常有 4 张 H 的技术性加倍</w:t>
+      </w:r>
+    </w:p>
+    <w:p>
+      <w:r>
+        <w:rPr>
+          <w:rFonts w:hint="eastAsia"/>
+        </w:rPr>
+        <w:t>├1NT：自然叫</w:t>
+      </w:r>
+    </w:p>
+    <w:p>
+      <w:r>
+        <w:rPr>
+          <w:rFonts w:hint="eastAsia"/>
+        </w:rPr>
+        <w:t>├2NT：自然叫</w:t>
+      </w:r>
+    </w:p>
+    <w:p>
+      <w:r>
+        <w:rPr>
+          <w:rFonts w:hint="eastAsia"/>
+        </w:rPr>
+        <w:t>├3NT：自然叫</w:t>
+      </w:r>
+    </w:p>
+    <w:p>
+      <w:r>
+        <w:rPr>
+          <w:rFonts w:hint="eastAsia"/>
+        </w:rPr>
+        <w:t>├2C/D：加叫为普通加叫 6-9 点不逼叫，新花色逼叫一轮，邀请以上实力</w:t>
+      </w:r>
+    </w:p>
+    <w:p>
+      <w:r>
+        <w:rPr>
+          <w:rFonts w:hint="eastAsia"/>
+        </w:rPr>
+        <w:t>├2H：逼叫一轮，邀请以上实力</w:t>
+      </w:r>
+    </w:p>
+    <w:p>
+      <w:r>
+        <w:rPr>
+          <w:rFonts w:hint="eastAsia"/>
+        </w:rPr>
+        <w:t>├2S：低花配合邀请以上，应叫人再叫 3 低花不逼叫，其他叫品逼局</w:t>
+      </w:r>
+    </w:p>
+    <w:p>
+      <w:r>
+        <w:rPr>
+          <w:rFonts w:hint="eastAsia"/>
+        </w:rPr>
+        <w:t>├3C：自然阻击</w:t>
+      </w:r>
+    </w:p>
+    <w:p>
+      <w:r>
+        <w:rPr>
+          <w:rFonts w:hint="eastAsia"/>
+        </w:rPr>
+        <w:t>├3D：自然阻击</w:t>
+      </w:r>
+    </w:p>
+    <w:p>
+      <w:r>
+        <w:rPr>
+          <w:rFonts w:hint="eastAsia"/>
+        </w:rPr>
+        <w:t>├3H：自然阻击</w:t>
+      </w:r>
+    </w:p>
+    <w:p>
+      <w:r>
+        <w:rPr>
+          <w:rFonts w:hint="eastAsia"/>
+        </w:rPr>
+        <w:t>├3S：逼局，S单缺</w:t>
+      </w:r>
+    </w:p>
+    <w:p/>
+    <w:p>
+      <w:pPr>
+        <w:pStyle w:val="4"/>
+      </w:pPr>
+      <w:r>
+        <w:t>强自由争叫</w:t>
+      </w:r>
+    </w:p>
+    <w:p>
+      <w:r>
+        <w:t>在对方争叫以后，在二阶自然出新花表示逼叫一轮，邀叫以上，并且承诺再叫一次，后续重叫自己的花色显示邀请实力，其他叫品逼叫进局，所以当持有5+以上高花但是实力不足邀请的时候，只能先加倍，再考虑是否要出该套</w:t>
+      </w:r>
+    </w:p>
+    <w:p>
+      <w:r>
+        <w:t>1C-(1S)-?</w:t>
+      </w:r>
+    </w:p>
+    <w:p>
+      <w:r>
+        <w:rPr>
+          <w:rFonts w:hint="eastAsia"/>
+        </w:rPr>
         <w:t>├</w:t>
       </w:r>
       <w:r>
-        <w:t>X：惩罚</w:t>
-      </w:r>
-    </w:p>
-    <w:p/>
-    <w:p>
-      <w:r>
-        <w:t>1C-(X)-XX-(2S)</w:t>
+        <w:t>2D/H：逼叫一轮，承诺再叫一次，后续除非重叫 3D/H，其他叫品均GF</w:t>
       </w:r>
     </w:p>
     <w:p>
@@ -20054,7 +20598,7 @@
         <w:t>├</w:t>
       </w:r>
       <w:r>
-        <w:t>P：不逼叫</w:t>
+        <w:t>X 再叫 H：通常 6 张 H，不逼叫，弱于邀叫</w:t>
       </w:r>
     </w:p>
     <w:p>
@@ -20065,1342 +20609,892 @@
         <w:t>├</w:t>
       </w:r>
       <w:r>
-        <w:t>X：技术</w:t>
-      </w:r>
-    </w:p>
-    <w:p/>
-    <w:p>
-      <w:r>
-        <w:t>应叫人直接叫 1 阶新花色含义不变，后续全部照常，但是因为不是必须应叫，所以应叫比对方 Pass 的情况牌要好些，</w:t>
-      </w:r>
-    </w:p>
-    <w:p>
-      <w:r>
-        <w:t>应叫人叫 2 阶以上花色全部为自然叫和阻击实力，</w:t>
-      </w:r>
-    </w:p>
-    <w:p>
-      <w:r>
-        <w:t>低花反加叫牌应先再加倍</w:t>
-      </w:r>
-    </w:p>
-    <w:p>
-      <w:r>
-        <w:t>参考新睿体系增加</w:t>
-      </w:r>
-    </w:p>
-    <w:p>
-      <w:r>
-        <w:t>1m-(x)-2nt 11点5张m支持</w:t>
-      </w:r>
-    </w:p>
-    <w:p>
-      <w:r>
-        <w:t xml:space="preserve">          3m 阻击加叫</w:t>
-      </w:r>
-    </w:p>
-    <w:p>
-      <w:r>
-        <w:t>或者以上两个意思反过来，出于无将庄位考虑</w:t>
-      </w:r>
-    </w:p>
-    <w:p>
-      <w:r>
-        <w:t>均型邀请3nt先叫xx</w:t>
-      </w:r>
-    </w:p>
-    <w:p/>
-    <w:p/>
+        <w:t>X 再叫 D：对低花通常不这样处理，所以 X 的情况下通常有 3-4H 和 6D</w:t>
+      </w:r>
+    </w:p>
+    <w:p>
+      <w:r>
+        <w:rPr>
+          <w:rFonts w:hint="eastAsia"/>
+        </w:rPr>
+        <w:t>├</w:t>
+      </w:r>
+      <w:r>
+        <w:t>如果自由争叫花色在三阶以上，则逼叫进局</w:t>
+      </w:r>
+    </w:p>
+    <w:p/>
+    <w:p/>
+    <w:p>
+      <w:pPr>
+        <w:pStyle w:val="4"/>
+      </w:pPr>
+      <w:r>
+        <w:t>对方二阶争叫：</w:t>
+      </w:r>
+    </w:p>
+    <w:p>
+      <w:r>
+        <w:rPr>
+          <w:rFonts w:hint="eastAsia"/>
+        </w:rPr>
+        <w:t>加倍是偏向高花的技术性</w:t>
+      </w:r>
+    </w:p>
+    <w:p>
+      <w:r>
+        <w:rPr>
+          <w:rFonts w:hint="eastAsia"/>
+        </w:rPr>
+        <w:lastRenderedPageBreak/>
+        <w:t>加叫不逼叫</w:t>
+      </w:r>
+    </w:p>
+    <w:p>
+      <w:r>
+        <w:rPr>
+          <w:rFonts w:hint="eastAsia"/>
+        </w:rPr>
+        <w:t>扣叫显示配合和邀请以上实力</w:t>
+      </w:r>
+    </w:p>
+    <w:p>
+      <w:r>
+        <w:rPr>
+          <w:rFonts w:hint="eastAsia"/>
+        </w:rPr>
+        <w:t>对弱跳争叫的扣叫逼局，例外是1C-(2D)-3D表示55高花邀请</w:t>
+      </w:r>
+    </w:p>
+    <w:p>
+      <w:r>
+        <w:rPr>
+          <w:rFonts w:hint="eastAsia"/>
+        </w:rPr>
+        <w:t>二阶新花色逼叫一轮</w:t>
+      </w:r>
+    </w:p>
+    <w:p>
+      <w:r>
+        <w:rPr>
+          <w:rFonts w:hint="eastAsia"/>
+        </w:rPr>
+        <w:t>三阶新花色逼叫进局</w:t>
+      </w:r>
+    </w:p>
+    <w:p>
+      <w:r>
+        <w:rPr>
+          <w:rFonts w:hint="eastAsia"/>
+        </w:rPr>
+        <w:t>1D-(2C)-?</w:t>
+      </w:r>
+    </w:p>
+    <w:p>
+      <w:r>
+        <w:rPr>
+          <w:rFonts w:hint="eastAsia"/>
+        </w:rPr>
+        <w:t>├X：有一门高花 4 张，但如果另外一个高花没有 3 张时，通常有能力改叫到 3D 或者 2NT</w:t>
+      </w:r>
+    </w:p>
+    <w:p>
+      <w:r>
+        <w:rPr>
+          <w:rFonts w:hint="eastAsia"/>
+        </w:rPr>
+        <w:t>├2D：普通加叫，通常没有 4 张高花</w:t>
+      </w:r>
+    </w:p>
+    <w:p>
+      <w:r>
+        <w:rPr>
+          <w:rFonts w:hint="eastAsia"/>
+        </w:rPr>
+        <w:t>├2H：逼叫一轮，邀请以上实力</w:t>
+      </w:r>
+    </w:p>
+    <w:p>
+      <w:r>
+        <w:rPr>
+          <w:rFonts w:hint="eastAsia"/>
+        </w:rPr>
+        <w:t>├2S：逼叫一轮，邀请以上实力</w:t>
+      </w:r>
+    </w:p>
+    <w:p>
+      <w:r>
+        <w:rPr>
+          <w:rFonts w:hint="eastAsia"/>
+        </w:rPr>
+        <w:t>├2NT：自然叫</w:t>
+      </w:r>
+    </w:p>
+    <w:p>
+      <w:r>
+        <w:rPr>
+          <w:rFonts w:hint="eastAsia"/>
+        </w:rPr>
+        <w:t>├3NT：自然叫</w:t>
+      </w:r>
+    </w:p>
+    <w:p>
+      <w:r>
+        <w:rPr>
+          <w:rFonts w:hint="eastAsia"/>
+        </w:rPr>
+        <w:t>├3C：D 配合邀请以上实力</w:t>
+      </w:r>
+    </w:p>
+    <w:p>
+      <w:r>
+        <w:rPr>
+          <w:rFonts w:hint="eastAsia"/>
+        </w:rPr>
+        <w:t>├3D：阻击</w:t>
+      </w:r>
+    </w:p>
+    <w:p>
+      <w:r>
+        <w:rPr>
+          <w:rFonts w:hint="eastAsia"/>
+        </w:rPr>
+        <w:t>├3H：阻击</w:t>
+      </w:r>
+    </w:p>
+    <w:p>
+      <w:pPr>
+        <w:ind w:firstLine="440"/>
+      </w:pPr>
+      <w:r>
+        <w:rPr>
+          <w:rFonts w:hint="eastAsia"/>
+        </w:rPr>
+        <w:t>├3S：阻击</w:t>
+      </w:r>
+    </w:p>
+    <w:p/>
+    <w:p>
+      <w:pPr>
+        <w:pStyle w:val="4"/>
+      </w:pPr>
+      <w:r>
+        <w:t>强自由争叫</w:t>
+      </w:r>
+    </w:p>
+    <w:p>
+      <w:r>
+        <w:t>在对方争叫以后，在二阶自然出新花表示逼叫一轮，邀叫以上，并且承诺再叫一次，后续重叫自己的花色显示邀请实力，其他叫品逼叫进局，所以当持有5+以上高花但是实力不足邀请的时候，只能先加倍，再考虑是否要出该套</w:t>
+      </w:r>
+    </w:p>
+    <w:p>
+      <w:r>
+        <w:t>1C-(1S)-?</w:t>
+      </w:r>
+    </w:p>
+    <w:p>
+      <w:r>
+        <w:rPr>
+          <w:rFonts w:hint="eastAsia"/>
+        </w:rPr>
+        <w:t>├</w:t>
+      </w:r>
+      <w:r>
+        <w:t>2D/H：逼叫一轮，承诺再叫一次，后续除非重叫 3D/H，其他叫品均GF</w:t>
+      </w:r>
+    </w:p>
+    <w:p>
+      <w:r>
+        <w:rPr>
+          <w:rFonts w:hint="eastAsia"/>
+        </w:rPr>
+        <w:t>├</w:t>
+      </w:r>
+      <w:r>
+        <w:t>X 再叫 H：通常 6 张 H，不逼叫，弱于邀叫</w:t>
+      </w:r>
+    </w:p>
+    <w:p>
+      <w:r>
+        <w:rPr>
+          <w:rFonts w:hint="eastAsia"/>
+        </w:rPr>
+        <w:t>├</w:t>
+      </w:r>
+      <w:r>
+        <w:t>X 再叫 D：对低花通常不这样处理，所以 X 的情况下通常有 3-4H 和 6D</w:t>
+      </w:r>
+    </w:p>
+    <w:p>
+      <w:r>
+        <w:rPr>
+          <w:rFonts w:hint="eastAsia"/>
+        </w:rPr>
+        <w:t>├</w:t>
+      </w:r>
+      <w:r>
+        <w:t>如果自由争叫花色在三阶以上，则逼叫进局</w:t>
+      </w:r>
+    </w:p>
+    <w:p/>
+    <w:p/>
+    <w:p>
+      <w:pPr>
+        <w:pStyle w:val="4"/>
+      </w:pPr>
+      <w:r>
+        <w:t>开叫人的再叫</w:t>
+      </w:r>
+    </w:p>
+    <w:p>
+      <w:r>
+        <w:t>开叫人主动叫无将：开叫人在不是必须的情况下主动叫无将通常显示 16 点以上的实力（根据无将区间，同伴没有显示实力的时候开叫人显示 18-19 均型，同伴显示过一点实力时开叫人显示 15-17 非均型），后续自然叫</w:t>
+      </w:r>
+    </w:p>
+    <w:p>
+      <w:r>
+        <w:t>1C-(1H)-1S-(P)</w:t>
+      </w:r>
+    </w:p>
+    <w:p>
+      <w:r>
+        <w:rPr>
+          <w:rFonts w:hint="eastAsia"/>
+        </w:rPr>
+        <w:t>├</w:t>
+      </w:r>
+      <w:r>
+        <w:t>1NT：这不是主动叫牌，显示 12-14 均型，应叫人 2H 逼局，其他叫品自然不逼叫（对方争叫花色取消 XYZ，对方只以加倍介入则保留 XYZ）</w:t>
+      </w:r>
+    </w:p>
+    <w:p>
+      <w:r>
+        <w:t>1C-(P)-1H-(1S)</w:t>
+      </w:r>
+    </w:p>
+    <w:p>
+      <w:r>
+        <w:rPr>
+          <w:rFonts w:hint="eastAsia"/>
+        </w:rPr>
+        <w:t>├</w:t>
+      </w:r>
+      <w:r>
+        <w:t>1NT：主动叫牌且同伴显示过一点点实力，显示 15-17 非均型，例如 4135，如果仅仅是 12-14，可以先 pass，18-19 可以先加倍或者叫 2NT</w:t>
+      </w:r>
+    </w:p>
+    <w:p>
+      <w:r>
+        <w:t>1C-(1H)-P-(P)</w:t>
+      </w:r>
+    </w:p>
+    <w:p>
+      <w:r>
+        <w:rPr>
+          <w:rFonts w:hint="eastAsia"/>
+        </w:rPr>
+        <w:t>├</w:t>
+      </w:r>
+      <w:r>
+        <w:t>1NT：主动叫牌且同伴没有显示过实力，显示 18-19 均型，后续自然叫</w:t>
+      </w:r>
+    </w:p>
+    <w:p>
+      <w:r>
+        <w:t>1C-(1H)-P-(2H)</w:t>
+      </w:r>
+    </w:p>
+    <w:p>
+      <w:r>
+        <w:rPr>
+          <w:rFonts w:hint="eastAsia"/>
+        </w:rPr>
+        <w:t>├</w:t>
+      </w:r>
+      <w:r>
+        <w:t>2NT：18-19 均型</w:t>
+      </w:r>
+    </w:p>
+    <w:p/>
+    <w:p>
+      <w:pPr>
+        <w:pStyle w:val="4"/>
+      </w:pPr>
+      <w:r>
+        <w:t>支持/实力性加倍</w:t>
+      </w:r>
+    </w:p>
+    <w:p>
+      <w:r>
+        <w:t>当同伴在一阶应叫高花，对方争叫 2 该高花以下花色叫品时，加倍显示要么支持性有 3 张，要么 2 张支持 16+强牌（18-19 均型比较常见）</w:t>
+      </w:r>
+    </w:p>
+    <w:p>
+      <w:r>
+        <w:t>1C-(P)-1H-(1S/2D)</w:t>
+      </w:r>
+    </w:p>
+    <w:p>
+      <w:r>
+        <w:rPr>
+          <w:rFonts w:hint="eastAsia"/>
+        </w:rPr>
+        <w:t>├</w:t>
+      </w:r>
+      <w:r>
+        <w:t>X：3 张支持或者 2 张支持强牌</w:t>
+      </w:r>
+    </w:p>
+    <w:p>
+      <w:r>
+        <w:t>1C-(P)-1H-(2S/3D)</w:t>
+      </w:r>
+    </w:p>
+    <w:p>
+      <w:r>
+        <w:rPr>
+          <w:rFonts w:hint="eastAsia"/>
+        </w:rPr>
+        <w:t>├</w:t>
+      </w:r>
+      <w:r>
+        <w:t>X：技术性加倍，好牌 2 张以上支持</w:t>
+      </w:r>
+    </w:p>
+    <w:p>
+      <w:r>
+        <w:t>1C-(1H)-1S-(2H)</w:t>
+      </w:r>
+    </w:p>
+    <w:p>
+      <w:r>
+        <w:rPr>
+          <w:rFonts w:hint="eastAsia"/>
+        </w:rPr>
+        <w:t>├</w:t>
+      </w:r>
+      <w:r>
+        <w:t>X：同伴显示了 5 张 S，所以加倍是技术性，不是支持性，有 3 张 S 可以加叫</w:t>
+      </w:r>
+    </w:p>
+    <w:p>
+      <w:r>
+        <w:t>当对方在同伴的高花加倍时候，再加倍不适用支持性，显示 16 点以上强牌，并且准备惩罚对方，后续双方技术性加倍</w:t>
+      </w:r>
+    </w:p>
+    <w:p>
+      <w:r>
+        <w:lastRenderedPageBreak/>
+        <w:t>1C-(P)-1H-(X)</w:t>
+      </w:r>
+    </w:p>
+    <w:p>
+      <w:r>
+        <w:rPr>
+          <w:rFonts w:hint="eastAsia"/>
+        </w:rPr>
+        <w:t>├</w:t>
+      </w:r>
+      <w:r>
+        <w:t>Pass：12-13 没有明显特征</w:t>
+      </w:r>
+    </w:p>
+    <w:p>
+      <w:r>
+        <w:rPr>
+          <w:rFonts w:hint="eastAsia"/>
+        </w:rPr>
+        <w:t>├</w:t>
+      </w:r>
+      <w:r>
+        <w:t>XX：16+强牌</w:t>
+      </w:r>
+    </w:p>
+    <w:p>
+      <w:r>
+        <w:rPr>
+          <w:rFonts w:hint="eastAsia"/>
+        </w:rPr>
+        <w:t>├</w:t>
+      </w:r>
+      <w:r>
+        <w:t>1S：自然叫，通常非均型，对方只以加倍介入，后续不变</w:t>
+      </w:r>
+    </w:p>
+    <w:p>
+      <w:r>
+        <w:rPr>
+          <w:rFonts w:hint="eastAsia"/>
+        </w:rPr>
+        <w:t>├</w:t>
+      </w:r>
+      <w:r>
+        <w:t>1NT：主动叫牌 14-15 均型或者准均型，后续不变</w:t>
+      </w:r>
+    </w:p>
+    <w:p/>
+    <w:p>
+      <w:pPr>
+        <w:pStyle w:val="4"/>
+      </w:pPr>
+      <w:r>
+        <w:t>双方扣叫均逼局</w:t>
+      </w:r>
+    </w:p>
+    <w:p>
+      <w:r>
+        <w:t>在开叫人和应叫人均参与过叫牌的情况下，双方的任何一方在自己的第二次以上的叫牌机会中扣叫均表示逼叫进局，具体什么类型的逼局牌在下一声叫牌显示，当同时可以选择加倍和扣叫的时候，加倍显示的牌比较偏向平均，而扣叫通常清楚定约将牌的方向是什么</w:t>
+      </w:r>
+    </w:p>
+    <w:p>
+      <w:r>
+        <w:t>1C-(P)-1H-(1S)</w:t>
+      </w:r>
+    </w:p>
+    <w:p>
+      <w:r>
+        <w:rPr>
+          <w:rFonts w:hint="eastAsia"/>
+        </w:rPr>
+        <w:t>├</w:t>
+      </w:r>
+      <w:r>
+        <w:t>2S：逼叫进局，扣叫可能的牌情有，4 张支持超过 18 点</w:t>
+      </w:r>
+      <w:r>
+        <w:rPr>
+          <w:rFonts w:hint="eastAsia"/>
+        </w:rPr>
+        <w:t>，或者</w:t>
+      </w:r>
+      <w:r>
+        <w:t>C 单套强牌逼局，</w:t>
+      </w:r>
+      <w:r>
+        <w:rPr>
+          <w:rFonts w:hint="eastAsia"/>
+        </w:rPr>
+        <w:t>6+C</w:t>
+      </w:r>
+    </w:p>
+    <w:p>
+      <w:r>
+        <w:rPr>
+          <w:rFonts w:hint="eastAsia"/>
+        </w:rPr>
+        <w:t>├</w:t>
+      </w:r>
+      <w:r>
+        <w:t>2D仍然是逆叫和逼叫，</w:t>
+      </w:r>
+    </w:p>
+    <w:p>
+      <w:r>
+        <w:rPr>
+          <w:rFonts w:hint="eastAsia"/>
+        </w:rPr>
+        <w:t>├</w:t>
+      </w:r>
+      <w:r>
+        <w:t>加倍显示的是支持性，或者 2 张支持不明确定约方向的强牌（例如挡张不是很好的 18-19 均型   ）</w:t>
+      </w:r>
+    </w:p>
+    <w:p>
+      <w:r>
+        <w:t>1C-(1H)-1S-(P)</w:t>
+      </w:r>
+    </w:p>
+    <w:p>
+      <w:r>
+        <w:rPr>
+          <w:rFonts w:hint="eastAsia"/>
+        </w:rPr>
+        <w:t>├</w:t>
+      </w:r>
+      <w:r>
+        <w:t>2H：逼叫进局，可能是 S 三张以上支持或者 C 单套逼局牌</w:t>
+      </w:r>
+      <w:r>
+        <w:rPr>
+          <w:rFonts w:hint="eastAsia"/>
+          <w:highlight w:val="yellow"/>
+        </w:rPr>
+        <w:t>，19点以上，6张C坚固套或7+C</w:t>
+      </w:r>
+    </w:p>
+    <w:p>
+      <w:r>
+        <w:rPr>
+          <w:rFonts w:hint="eastAsia"/>
+        </w:rPr>
+        <w:t>├</w:t>
+      </w:r>
+      <w:r>
+        <w:t>2D 仍然是逆叫</w:t>
+      </w:r>
+    </w:p>
+    <w:p/>
+    <w:p/>
+    <w:p>
+      <w:pPr>
+        <w:pStyle w:val="4"/>
+      </w:pPr>
+      <w:r>
+        <w:t>低花反加叫被干扰</w:t>
+      </w:r>
+    </w:p>
+    <w:p>
+      <w:r>
+        <w:t>低花反加叫逼叫到 3 低花，在 3 低花以下加倍建议惩罚，3低花以上加倍技术性</w:t>
+      </w:r>
+    </w:p>
+    <w:p>
+      <w:r>
+        <w:rPr>
+          <w:rFonts w:hint="eastAsia"/>
+        </w:rPr>
+        <w:t>1C-(P)-2C-(争叫 3C 以下)</w:t>
+      </w:r>
+    </w:p>
+    <w:p>
+      <w:r>
+        <w:rPr>
+          <w:rFonts w:hint="eastAsia"/>
+        </w:rPr>
+        <w:t>├Pass：逼叫</w:t>
+      </w:r>
+    </w:p>
+    <w:p>
+      <w:r>
+        <w:rPr>
+          <w:rFonts w:hint="eastAsia"/>
+        </w:rPr>
+        <w:t>├X：惩罚</w:t>
+      </w:r>
+    </w:p>
+    <w:p>
+      <w:r>
+        <w:rPr>
+          <w:rFonts w:hint="eastAsia"/>
+        </w:rPr>
+        <w:lastRenderedPageBreak/>
+        <w:t>├叫牌：牌型牌</w:t>
+      </w:r>
+    </w:p>
+    <w:p>
+      <w:r>
+        <w:rPr>
+          <w:rFonts w:hint="eastAsia"/>
+        </w:rPr>
+        <w:t>├2NT：18-19</w:t>
+      </w:r>
+    </w:p>
+    <w:p/>
+    <w:p/>
+    <w:p>
+      <w:r>
+        <w:t xml:space="preserve">12.2 </w:t>
+      </w:r>
+      <w:r>
+        <w:tab/>
+      </w:r>
+    </w:p>
+    <w:p>
+      <w:pPr>
+        <w:pStyle w:val="2"/>
+      </w:pPr>
+      <w:r>
+        <w:rPr>
+          <w:rFonts w:hint="eastAsia"/>
+        </w:rPr>
+        <w:t>我方开叫</w:t>
+      </w:r>
+      <w:r>
+        <w:t>1高花</w:t>
+      </w:r>
+    </w:p>
     <w:p>
       <w:pPr>
         <w:pStyle w:val="3"/>
       </w:pPr>
       <w:r>
-        <w:t>12.1.2</w:t>
-      </w:r>
-      <w:r>
-        <w:tab/>
-      </w:r>
-      <w:r>
-        <w:rPr>
-          <w:rFonts w:hint="eastAsia"/>
-        </w:rPr>
+        <w:t>12.2.1 敌方加倍</w:t>
+      </w:r>
+    </w:p>
+    <w:p>
+      <w:r>
+        <w:rPr>
+          <w:rFonts w:hint="eastAsia"/>
+        </w:rPr>
+        <w:t>1H-(X)-?</w:t>
+      </w:r>
+    </w:p>
+    <w:p>
+      <w:r>
+        <w:rPr>
+          <w:rFonts w:hint="eastAsia"/>
+        </w:rPr>
+        <w:t>├XX：10 点以上，如果有支持最多 3 张，逼叫到 2H</w:t>
+      </w:r>
+    </w:p>
+    <w:p>
+      <w:r>
+        <w:rPr>
+          <w:rFonts w:hint="eastAsia"/>
+        </w:rPr>
+        <w:t>├1NT：转移到2C，可能是6张C套不足二盖一（二盖一牌再加倍起步），也可能是5张C套但有2-3张H配合并且准备再叫回2H有一定的D指示首攻倾向</w:t>
+      </w:r>
+    </w:p>
+    <w:p>
+      <w:r>
+        <w:rPr>
+          <w:rFonts w:hint="eastAsia"/>
+        </w:rPr>
+        <w:t>├2C：转移到2D，可能是6张D套不足二盖一（二盖一牌再加倍起步），也可能是5张D套但有2-3张H配合并且准备再叫回2H有一定的指示首攻倾向</w:t>
+      </w:r>
+    </w:p>
+    <w:p>
+      <w:r>
+        <w:rPr>
+          <w:rFonts w:hint="eastAsia"/>
+        </w:rPr>
+        <w:t>├2D：显示正常加叫，3张以上H，6-9点</w:t>
+      </w:r>
+    </w:p>
+    <w:p>
+      <w:r>
+        <w:rPr>
+          <w:rFonts w:hint="eastAsia"/>
+        </w:rPr>
+        <w:t>├2H：直接加叫显示弱加叫（有局5-7，无局0-6）</w:t>
+      </w:r>
+    </w:p>
+    <w:p>
+      <w:r>
+        <w:rPr>
+          <w:rFonts w:hint="eastAsia"/>
+        </w:rPr>
+        <w:t>├2NT：4 张支持邀请以上，后续3H不接受邀请，其他叫品为自然含义（体系中对于高花开叫对方介入任何叫品以后叫 2NT 均是此含义）</w:t>
+      </w:r>
+    </w:p>
+    <w:p>
+      <w:r>
+        <w:rPr>
+          <w:rFonts w:hint="eastAsia"/>
+        </w:rPr>
+        <w:t>├3H：跳叫高花任何情况下都是阻击性加叫，是自然阻击</w:t>
+      </w:r>
+    </w:p>
+    <w:p>
+      <w:r>
+        <w:rPr>
+          <w:rFonts w:hint="eastAsia"/>
+        </w:rPr>
+        <w:t>├3m/4m：跳叫低花是配合显示叫（在体系中所有同伴开叫高花对方介入叫牌（加倍或者争叫），自己跳叫低花均表示配合显示叫，显示高花 4 张支持，低花 5 张以上套，且点力集中在两门花色的描述性，在这里跳叫 3 低花和 4 低花都是配合显示，4 低花对两套的长度和质量有更高的要求）</w:t>
+      </w:r>
+    </w:p>
+    <w:p/>
+    <w:p>
+      <w:r>
+        <w:rPr>
+          <w:rFonts w:hint="eastAsia"/>
+        </w:rPr>
+        <w:t>1S-(X)-?</w:t>
+      </w:r>
+    </w:p>
+    <w:p>
+      <w:r>
+        <w:rPr>
+          <w:rFonts w:hint="eastAsia"/>
+        </w:rPr>
+        <w:t>├XX：10 点以上，如果有支持最多 3 张，逼叫到 2S</w:t>
+      </w:r>
+    </w:p>
+    <w:p>
+      <w:r>
+        <w:rPr>
+          <w:rFonts w:hint="eastAsia"/>
+        </w:rPr>
+        <w:t>├1NT：转移到2C，可能是6张C套不足二盖一（二盖一牌再加倍起步），也可能是5张C套但有2-3张S配合并且准备再叫回2H有一定的D指示首攻倾向</w:t>
+      </w:r>
+    </w:p>
+    <w:p>
+      <w:r>
+        <w:rPr>
+          <w:rFonts w:hint="eastAsia"/>
+        </w:rPr>
+        <w:t>├2C：转移到2D，可能是6张D套不足二盖一（二盖一牌再加倍起步），也可能是5</w:t>
+      </w:r>
+      <w:r>
+        <w:rPr>
+          <w:rFonts w:hint="eastAsia"/>
+        </w:rPr>
+        <w:lastRenderedPageBreak/>
+        <w:t>张D套但有2-3张S配合并且准备再叫回2H有一定的指示首攻倾向</w:t>
+      </w:r>
+    </w:p>
+    <w:p>
+      <w:r>
+        <w:rPr>
+          <w:rFonts w:hint="eastAsia"/>
+        </w:rPr>
+        <w:t>├2D：转移到2H，可能是6张H套不足二盖一（二盖一牌再加倍起步），也可能是5张H套但有2-3张S配合并且准备再叫回2H有一定的指示首攻倾向</w:t>
+      </w:r>
+    </w:p>
+    <w:p>
+      <w:r>
+        <w:rPr>
+          <w:rFonts w:hint="eastAsia"/>
+        </w:rPr>
+        <w:t>├2H：显示正常加叫，3张以上S，6-9点</w:t>
+      </w:r>
+    </w:p>
+    <w:p>
+      <w:r>
+        <w:rPr>
+          <w:rFonts w:hint="eastAsia"/>
+        </w:rPr>
+        <w:t>├2S：直接加叫显示弱加叫（有局5-7，无局0-6）</w:t>
+      </w:r>
+    </w:p>
+    <w:p>
+      <w:r>
+        <w:rPr>
+          <w:rFonts w:hint="eastAsia"/>
+        </w:rPr>
+        <w:t>├2NT：4 张支持邀请以上，后续3S不接受邀请，其他叫品为自然含义（体系中对于高花开叫对方介入任何叫品以后叫 2NT 均是此含义）</w:t>
+      </w:r>
+    </w:p>
+    <w:p>
+      <w:r>
+        <w:rPr>
+          <w:rFonts w:hint="eastAsia"/>
+        </w:rPr>
+        <w:t>├3S：跳叫高花任何情况下都是阻击性加叫，是自然阻击</w:t>
+      </w:r>
+    </w:p>
+    <w:p>
+      <w:r>
+        <w:rPr>
+          <w:rFonts w:hint="eastAsia"/>
+        </w:rPr>
+        <w:t>├3m/4m：跳叫低花是配合显示叫（在体系中所有同伴开叫高花对方介入叫牌（加倍或者争叫），自己跳叫低花均表示配合显示叫，显示高花 4 张支持，低花 5 张以上套，且点力集中在两门花色的描述性，在这里跳叫 3 低花和 4 低花都是配合显示，4 低花对两套的长度和质量有更高的要求）</w:t>
+      </w:r>
+    </w:p>
+    <w:p/>
+    <w:p/>
+    <w:p>
+      <w:pPr>
+        <w:pStyle w:val="3"/>
+      </w:pPr>
+      <w:r>
+        <w:t>12.2.2 敌方争叫花色</w:t>
+      </w:r>
+    </w:p>
+    <w:p>
+      <w:r>
+        <w:rPr>
+          <w:rFonts w:hint="eastAsia"/>
+        </w:rPr>
+        <w:t>1H-(2C)-?</w:t>
+      </w:r>
+    </w:p>
+    <w:p>
+      <w:r>
+        <w:rPr>
+          <w:rFonts w:hint="eastAsia"/>
+        </w:rPr>
+        <w:t>├X：技术性，也可能是均型邀请</w:t>
+      </w:r>
+    </w:p>
+    <w:p>
+      <w:r>
+        <w:rPr>
+          <w:rFonts w:hint="eastAsia"/>
+        </w:rPr>
+        <w:t>├2D：逼叫一轮，邀请以上</w:t>
+      </w:r>
+    </w:p>
+    <w:p>
+      <w:r>
+        <w:rPr>
+          <w:rFonts w:hint="eastAsia"/>
+        </w:rPr>
+        <w:t>├2S：逼叫一轮，邀请以上</w:t>
+      </w:r>
+    </w:p>
+    <w:p>
+      <w:r>
+        <w:rPr>
+          <w:rFonts w:hint="eastAsia"/>
+        </w:rPr>
+        <w:t>├2NT：4 张支持邀请以上，自然叫牌先加倍</w:t>
+      </w:r>
+    </w:p>
+    <w:p>
+      <w:r>
+        <w:rPr>
+          <w:rFonts w:hint="eastAsia"/>
+        </w:rPr>
+        <w:t>├3C：3 张支持邀请以上</w:t>
+      </w:r>
+    </w:p>
+    <w:p>
+      <w:r>
+        <w:rPr>
+          <w:rFonts w:hint="eastAsia"/>
+        </w:rPr>
+        <w:t>├3D：配合显示叫</w:t>
+      </w:r>
+    </w:p>
+    <w:p>
+      <w:r>
+        <w:rPr>
+          <w:rFonts w:hint="eastAsia"/>
+        </w:rPr>
+        <w:t>├4D：配合显示叫</w:t>
+      </w:r>
+    </w:p>
+    <w:p>
+      <w:r>
+        <w:rPr>
+          <w:rFonts w:hint="eastAsia"/>
+        </w:rPr>
+        <w:t>├3S：阻击</w:t>
+      </w:r>
+    </w:p>
+    <w:p>
+      <w:r>
+        <w:rPr>
+          <w:rFonts w:hint="eastAsia"/>
+        </w:rPr>
+        <w:t>├4C：Splinter</w:t>
+      </w:r>
+      <w:r>
         <w:t xml:space="preserve"> </w:t>
       </w:r>
-      <w:r>
-        <w:t>对方争叫后</w:t>
-      </w:r>
-    </w:p>
-    <w:p>
-      <w:pPr>
-        <w:pStyle w:val="4"/>
-      </w:pPr>
-      <w:r>
-        <w:rPr>
-          <w:rFonts w:hint="eastAsia"/>
-        </w:rPr>
-        <w:t>对方</w:t>
-      </w:r>
-      <w:r>
-        <w:t>一阶争叫</w:t>
-      </w:r>
-    </w:p>
-    <w:p>
-      <w:r>
-        <w:t>X 负加倍偏向高花</w:t>
-      </w:r>
-    </w:p>
-    <w:p>
-      <w:r>
-        <w:t>扣叫显示对开叫花色的邀请以上实力（相当于低花反加叫）</w:t>
-      </w:r>
-    </w:p>
-    <w:p>
-      <w:r>
-        <w:t>其余花色均为自然叫</w:t>
-      </w:r>
-    </w:p>
-    <w:p>
-      <w:r>
-        <w:rPr>
-          <w:rFonts w:hint="eastAsia"/>
-        </w:rPr>
-        <w:t>例如：</w:t>
-      </w:r>
-    </w:p>
-    <w:p>
-      <w:r>
-        <w:rPr>
-          <w:rFonts w:hint="eastAsia"/>
-        </w:rPr>
-        <w:t>1C-(1D)-?</w:t>
-      </w:r>
-    </w:p>
-    <w:p>
-      <w:r>
-        <w:rPr>
-          <w:rFonts w:hint="eastAsia"/>
-        </w:rPr>
-        <w:t>├X：44 高花</w:t>
-      </w:r>
-    </w:p>
-    <w:p>
-      <w:r>
-        <w:rPr>
-          <w:rFonts w:hint="eastAsia"/>
-        </w:rPr>
-        <w:t>├1H：H 4 张</w:t>
-      </w:r>
-    </w:p>
-    <w:p>
-      <w:r>
-        <w:rPr>
-          <w:rFonts w:hint="eastAsia"/>
-        </w:rPr>
-        <w:lastRenderedPageBreak/>
-        <w:t>├1S：S 4 张</w:t>
-      </w:r>
-    </w:p>
-    <w:p>
-      <w:r>
-        <w:rPr>
-          <w:rFonts w:hint="eastAsia"/>
-        </w:rPr>
-        <w:t>├1NT：均型想打</w:t>
-      </w:r>
-    </w:p>
-    <w:p>
-      <w:r>
-        <w:rPr>
-          <w:rFonts w:hint="eastAsia"/>
-        </w:rPr>
-        <w:t>├2NT：均型邀请</w:t>
-      </w:r>
-    </w:p>
-    <w:p>
-      <w:r>
-        <w:rPr>
-          <w:rFonts w:hint="eastAsia"/>
-        </w:rPr>
-        <w:t>├3NT：均型进局</w:t>
-      </w:r>
-    </w:p>
-    <w:p>
-      <w:r>
-        <w:rPr>
-          <w:rFonts w:hint="eastAsia"/>
-        </w:rPr>
-        <w:t>├2C：普通加叫 6-9</w:t>
-      </w:r>
-    </w:p>
-    <w:p>
-      <w:r>
-        <w:rPr>
-          <w:rFonts w:hint="eastAsia"/>
-        </w:rPr>
-        <w:t>├2D：C 配合邀请以上，应叫人再叫 3C 不逼叫，其他叫品逼局</w:t>
-      </w:r>
-    </w:p>
-    <w:p>
-      <w:r>
-        <w:rPr>
-          <w:rFonts w:hint="eastAsia"/>
-        </w:rPr>
-        <w:t>├2H：阻击</w:t>
-      </w:r>
-    </w:p>
-    <w:p>
-      <w:r>
-        <w:rPr>
-          <w:rFonts w:hint="eastAsia"/>
-        </w:rPr>
-        <w:t>├2S：阻击</w:t>
-      </w:r>
-    </w:p>
-    <w:p>
-      <w:r>
-        <w:rPr>
-          <w:rFonts w:hint="eastAsia"/>
-        </w:rPr>
-        <w:t>├3C：阻击</w:t>
-      </w:r>
-    </w:p>
-    <w:p>
-      <w:r>
-        <w:rPr>
-          <w:rFonts w:hint="eastAsia"/>
-        </w:rPr>
-        <w:t>├3D：逼局，D单缺</w:t>
-      </w:r>
-      <w:r>
-        <w:t xml:space="preserve">          </w:t>
-      </w:r>
-    </w:p>
-    <w:p/>
-    <w:p>
-      <w:r>
-        <w:t>1C/D-(1H)-?</w:t>
-      </w:r>
-    </w:p>
-    <w:p>
-      <w:r>
-        <w:rPr>
-          <w:rFonts w:hint="eastAsia"/>
-        </w:rPr>
-        <w:t>├X：通常有 4 张 S 的技术性加倍</w:t>
-      </w:r>
-    </w:p>
-    <w:p>
-      <w:r>
-        <w:rPr>
-          <w:rFonts w:hint="eastAsia"/>
-        </w:rPr>
-        <w:t>├1S：5 张以上 S 逼叫一轮</w:t>
-      </w:r>
-    </w:p>
-    <w:p>
-      <w:r>
-        <w:rPr>
-          <w:rFonts w:hint="eastAsia"/>
-        </w:rPr>
-        <w:t>├1NT：自然叫</w:t>
-      </w:r>
-    </w:p>
-    <w:p>
-      <w:r>
-        <w:rPr>
-          <w:rFonts w:hint="eastAsia"/>
-        </w:rPr>
-        <w:t>├2NT：自然叫</w:t>
-      </w:r>
-    </w:p>
-    <w:p>
-      <w:r>
-        <w:rPr>
-          <w:rFonts w:hint="eastAsia"/>
-        </w:rPr>
-        <w:t>├3NT：自然叫</w:t>
-      </w:r>
-    </w:p>
-    <w:p>
-      <w:r>
-        <w:rPr>
-          <w:rFonts w:hint="eastAsia"/>
-        </w:rPr>
-        <w:t>├2C/D：加叫为普通加叫 6-9 点不逼叫，新花逼叫一轮，邀请以上实力</w:t>
-      </w:r>
-    </w:p>
-    <w:p>
-      <w:r>
-        <w:rPr>
-          <w:rFonts w:hint="eastAsia"/>
-        </w:rPr>
-        <w:t>├2H：低花配合邀请以上，应叫人再叫 3 低花不逼叫，其他叫品逼局</w:t>
-      </w:r>
-    </w:p>
-    <w:p>
-      <w:r>
-        <w:rPr>
-          <w:rFonts w:hint="eastAsia"/>
-        </w:rPr>
-        <w:t>├2S：自然阻击</w:t>
-      </w:r>
-    </w:p>
-    <w:p>
-      <w:r>
-        <w:rPr>
-          <w:rFonts w:hint="eastAsia"/>
-        </w:rPr>
-        <w:t>├3C：自然阻击</w:t>
-      </w:r>
-    </w:p>
-    <w:p>
-      <w:r>
-        <w:rPr>
-          <w:rFonts w:hint="eastAsia"/>
-        </w:rPr>
-        <w:t>├3D：自然阻击</w:t>
-      </w:r>
-    </w:p>
-    <w:p>
-      <w:r>
-        <w:rPr>
-          <w:rFonts w:hint="eastAsia"/>
-        </w:rPr>
-        <w:t>├3H：逼局，H单缺</w:t>
-      </w:r>
-      <w:r>
-        <w:t xml:space="preserve">          </w:t>
-      </w:r>
-    </w:p>
-    <w:p/>
-    <w:p>
-      <w:r>
-        <w:t>1C/D-(1S)-?</w:t>
-      </w:r>
-    </w:p>
-    <w:p>
-      <w:r>
-        <w:rPr>
-          <w:rFonts w:hint="eastAsia"/>
-        </w:rPr>
-        <w:t>├X：通常有 4 张 H 的技术性加倍</w:t>
-      </w:r>
-    </w:p>
-    <w:p>
-      <w:r>
-        <w:rPr>
-          <w:rFonts w:hint="eastAsia"/>
-        </w:rPr>
-        <w:t>├1NT：自然叫</w:t>
-      </w:r>
-    </w:p>
-    <w:p>
-      <w:r>
-        <w:rPr>
-          <w:rFonts w:hint="eastAsia"/>
-        </w:rPr>
-        <w:lastRenderedPageBreak/>
-        <w:t>├2NT：自然叫</w:t>
-      </w:r>
-    </w:p>
-    <w:p>
-      <w:r>
-        <w:rPr>
-          <w:rFonts w:hint="eastAsia"/>
-        </w:rPr>
-        <w:t>├3NT：自然叫</w:t>
-      </w:r>
-    </w:p>
-    <w:p>
-      <w:r>
-        <w:rPr>
-          <w:rFonts w:hint="eastAsia"/>
-        </w:rPr>
-        <w:t>├2C/D：加叫为普通加叫 6-9 点不逼叫，新花色逼叫一轮，邀请以上实力</w:t>
-      </w:r>
-    </w:p>
-    <w:p>
-      <w:r>
-        <w:rPr>
-          <w:rFonts w:hint="eastAsia"/>
-        </w:rPr>
-        <w:t>├2H：逼叫一轮，邀请以上实力</w:t>
-      </w:r>
-    </w:p>
-    <w:p>
-      <w:r>
-        <w:rPr>
-          <w:rFonts w:hint="eastAsia"/>
-        </w:rPr>
-        <w:t>├2S：低花配合邀请以上，应叫人再叫 3 低花不逼叫，其他叫品逼局</w:t>
-      </w:r>
-    </w:p>
-    <w:p>
-      <w:r>
-        <w:rPr>
-          <w:rFonts w:hint="eastAsia"/>
-        </w:rPr>
-        <w:t>├3C：自然阻击</w:t>
-      </w:r>
-    </w:p>
-    <w:p>
-      <w:r>
-        <w:rPr>
-          <w:rFonts w:hint="eastAsia"/>
-        </w:rPr>
-        <w:t>├3D：自然阻击</w:t>
-      </w:r>
-    </w:p>
-    <w:p>
-      <w:r>
-        <w:rPr>
-          <w:rFonts w:hint="eastAsia"/>
-        </w:rPr>
-        <w:t>├3H：自然阻击</w:t>
-      </w:r>
-    </w:p>
-    <w:p>
-      <w:r>
-        <w:rPr>
-          <w:rFonts w:hint="eastAsia"/>
-        </w:rPr>
-        <w:t>├3S：逼局，S单缺</w:t>
-      </w:r>
-    </w:p>
-    <w:p/>
-    <w:p>
-      <w:pPr>
-        <w:pStyle w:val="4"/>
-      </w:pPr>
-      <w:r>
-        <w:t>强自由争叫</w:t>
-      </w:r>
-    </w:p>
-    <w:p>
-      <w:r>
-        <w:t>在对方争叫以后，在二阶自然出新花表示逼叫一轮，邀叫以上，并且承诺再叫一次，后续重叫自己的花色显示邀请实力，其他叫品逼叫进局，所以当持有5+以上高花但是实力不足邀请的时候，只能先加倍，再考虑是否要出该套</w:t>
-      </w:r>
-    </w:p>
-    <w:p>
-      <w:r>
-        <w:t>1C-(1S)-?</w:t>
-      </w:r>
-    </w:p>
-    <w:p>
-      <w:r>
-        <w:rPr>
-          <w:rFonts w:hint="eastAsia"/>
-        </w:rPr>
-        <w:t>├</w:t>
-      </w:r>
-      <w:r>
-        <w:t>2D/H：逼叫一轮，承诺再叫一次，后续除非重叫 3D/H，其他叫品均GF</w:t>
-      </w:r>
-    </w:p>
-    <w:p>
-      <w:r>
-        <w:rPr>
-          <w:rFonts w:hint="eastAsia"/>
-        </w:rPr>
-        <w:t>├</w:t>
-      </w:r>
-      <w:r>
-        <w:t>X 再叫 H：通常 6 张 H，不逼叫，弱于邀叫</w:t>
-      </w:r>
-    </w:p>
-    <w:p>
-      <w:r>
-        <w:rPr>
-          <w:rFonts w:hint="eastAsia"/>
-        </w:rPr>
-        <w:t>├</w:t>
-      </w:r>
-      <w:r>
-        <w:t>X 再叫 D：对低花通常不这样处理，所以 X 的情况下通常有 3-4H 和 6D</w:t>
-      </w:r>
-    </w:p>
-    <w:p>
-      <w:r>
-        <w:rPr>
-          <w:rFonts w:hint="eastAsia"/>
-        </w:rPr>
-        <w:t>├</w:t>
-      </w:r>
-      <w:r>
-        <w:t>如果自由争叫花色在三阶以上，则逼叫进局</w:t>
-      </w:r>
-    </w:p>
-    <w:p/>
-    <w:p/>
-    <w:p>
-      <w:pPr>
-        <w:pStyle w:val="4"/>
-      </w:pPr>
-      <w:r>
-        <w:t>对方二阶争叫：</w:t>
-      </w:r>
-    </w:p>
-    <w:p>
-      <w:r>
-        <w:rPr>
-          <w:rFonts w:hint="eastAsia"/>
-        </w:rPr>
-        <w:t>加倍是偏向高花的技术性</w:t>
-      </w:r>
-    </w:p>
-    <w:p>
-      <w:r>
-        <w:rPr>
-          <w:rFonts w:hint="eastAsia"/>
-        </w:rPr>
-        <w:t>加叫不逼叫</w:t>
-      </w:r>
-    </w:p>
-    <w:p>
-      <w:r>
-        <w:rPr>
-          <w:rFonts w:hint="eastAsia"/>
-        </w:rPr>
-        <w:t>扣叫显示配合和邀请以上实力</w:t>
-      </w:r>
-    </w:p>
-    <w:p>
-      <w:r>
-        <w:rPr>
-          <w:rFonts w:hint="eastAsia"/>
-        </w:rPr>
-        <w:t>对弱跳争叫的扣叫逼局，例外是1C-(2D)-3D表示55高花邀请</w:t>
-      </w:r>
-    </w:p>
-    <w:p>
-      <w:r>
-        <w:rPr>
-          <w:rFonts w:hint="eastAsia"/>
-        </w:rPr>
-        <w:t>二阶新花色逼叫一轮</w:t>
-      </w:r>
-    </w:p>
-    <w:p>
-      <w:r>
-        <w:rPr>
-          <w:rFonts w:hint="eastAsia"/>
-        </w:rPr>
-        <w:lastRenderedPageBreak/>
-        <w:t>三阶新花色逼叫进局</w:t>
-      </w:r>
-    </w:p>
-    <w:p>
-      <w:r>
-        <w:rPr>
-          <w:rFonts w:hint="eastAsia"/>
-        </w:rPr>
-        <w:t>1D-(2C)-?</w:t>
-      </w:r>
-    </w:p>
-    <w:p>
-      <w:r>
-        <w:rPr>
-          <w:rFonts w:hint="eastAsia"/>
-        </w:rPr>
-        <w:t>├X：有一门高花 4 张，但如果另外一个高花没有 3 张时，通常有能力改叫到 3D 或者 2NT</w:t>
-      </w:r>
-    </w:p>
-    <w:p>
-      <w:r>
-        <w:rPr>
-          <w:rFonts w:hint="eastAsia"/>
-        </w:rPr>
-        <w:t>├2D：普通加叫，通常没有 4 张高花</w:t>
-      </w:r>
-    </w:p>
-    <w:p>
-      <w:r>
-        <w:rPr>
-          <w:rFonts w:hint="eastAsia"/>
-        </w:rPr>
-        <w:t>├2H：逼叫一轮，邀请以上实力</w:t>
-      </w:r>
-    </w:p>
-    <w:p>
-      <w:r>
-        <w:rPr>
-          <w:rFonts w:hint="eastAsia"/>
-        </w:rPr>
-        <w:t>├2S：逼叫一轮，邀请以上实力</w:t>
-      </w:r>
-    </w:p>
-    <w:p>
-      <w:r>
-        <w:rPr>
-          <w:rFonts w:hint="eastAsia"/>
-        </w:rPr>
-        <w:t>├2NT：自然叫</w:t>
-      </w:r>
-    </w:p>
-    <w:p>
-      <w:r>
-        <w:rPr>
-          <w:rFonts w:hint="eastAsia"/>
-        </w:rPr>
-        <w:t>├3NT：自然叫</w:t>
-      </w:r>
-    </w:p>
-    <w:p>
-      <w:r>
-        <w:rPr>
-          <w:rFonts w:hint="eastAsia"/>
-        </w:rPr>
-        <w:t>├3C：D 配合邀请以上实力</w:t>
-      </w:r>
-    </w:p>
-    <w:p>
-      <w:r>
-        <w:rPr>
-          <w:rFonts w:hint="eastAsia"/>
-        </w:rPr>
-        <w:t>├3D：阻击</w:t>
-      </w:r>
-    </w:p>
-    <w:p>
-      <w:r>
-        <w:rPr>
-          <w:rFonts w:hint="eastAsia"/>
-        </w:rPr>
-        <w:t>├3H：阻击</w:t>
-      </w:r>
-    </w:p>
-    <w:p>
-      <w:pPr>
-        <w:ind w:firstLine="440"/>
-      </w:pPr>
-      <w:r>
-        <w:rPr>
-          <w:rFonts w:hint="eastAsia"/>
-        </w:rPr>
-        <w:t>├3S：阻击</w:t>
-      </w:r>
-    </w:p>
-    <w:p/>
-    <w:p>
-      <w:pPr>
-        <w:pStyle w:val="4"/>
-      </w:pPr>
-      <w:r>
-        <w:t>强自由争叫</w:t>
-      </w:r>
-    </w:p>
-    <w:p>
-      <w:r>
-        <w:t>在对方争叫以后，在二阶自然出新花表示逼叫一轮，邀叫以上，并且承诺再叫一次，后续重叫自己的花色显示邀请实力，其他叫品逼叫进局，所以当持有5+以上高花但是实力不足邀请的时候，只能先加倍，再考虑是否要出该套</w:t>
-      </w:r>
-    </w:p>
-    <w:p>
-      <w:r>
-        <w:t>1C-(1S)-?</w:t>
-      </w:r>
-    </w:p>
-    <w:p>
-      <w:r>
-        <w:rPr>
-          <w:rFonts w:hint="eastAsia"/>
-        </w:rPr>
-        <w:t>├</w:t>
-      </w:r>
-      <w:r>
-        <w:t>2D/H：逼叫一轮，承诺再叫一次，后续除非重叫 3D/H，其他叫品均GF</w:t>
-      </w:r>
-    </w:p>
-    <w:p>
-      <w:r>
-        <w:rPr>
-          <w:rFonts w:hint="eastAsia"/>
-        </w:rPr>
-        <w:t>├</w:t>
-      </w:r>
-      <w:r>
-        <w:t>X 再叫 H：通常 6 张 H，不逼叫，弱于邀叫</w:t>
-      </w:r>
-    </w:p>
-    <w:p>
-      <w:r>
-        <w:rPr>
-          <w:rFonts w:hint="eastAsia"/>
-        </w:rPr>
-        <w:t>├</w:t>
-      </w:r>
-      <w:r>
-        <w:t>X 再叫 D：对低花通常不这样处理，所以 X 的情况下通常有 3-4H 和 6D</w:t>
-      </w:r>
-    </w:p>
-    <w:p>
-      <w:r>
-        <w:rPr>
-          <w:rFonts w:hint="eastAsia"/>
-        </w:rPr>
-        <w:t>├</w:t>
-      </w:r>
-      <w:r>
-        <w:t>如果自由争叫花色在三阶以上，则逼叫进局</w:t>
-      </w:r>
-    </w:p>
-    <w:p/>
-    <w:p/>
-    <w:p>
-      <w:pPr>
-        <w:pStyle w:val="4"/>
-      </w:pPr>
-      <w:r>
-        <w:t>开叫人的再叫</w:t>
-      </w:r>
-    </w:p>
-    <w:p>
-      <w:r>
-        <w:t>开叫人主动叫无将：开叫人在不是必须的情况下主动叫无将通常显示 16 点以上的实</w:t>
-      </w:r>
-      <w:r>
-        <w:lastRenderedPageBreak/>
-        <w:t>力（根据无将区间，同伴没有显示实力的时候开叫人显示 18-19 均型，同伴显示过一点实力时开叫人显示 15-17 非均型），后续自然叫</w:t>
-      </w:r>
-    </w:p>
-    <w:p>
-      <w:r>
-        <w:t>1C-(1H)-1S-(P)</w:t>
-      </w:r>
-    </w:p>
-    <w:p>
-      <w:r>
-        <w:rPr>
-          <w:rFonts w:hint="eastAsia"/>
-        </w:rPr>
-        <w:t>├</w:t>
-      </w:r>
-      <w:r>
-        <w:t>1NT：这不是主动叫牌，显示 12-14 均型，应叫人 2H 逼局，其他叫品自然不逼叫（对方争叫花色取消 XYZ，对方只以加倍介入则保留 XYZ）</w:t>
-      </w:r>
-    </w:p>
-    <w:p>
-      <w:r>
-        <w:t>1C-(P)-1H-(1S)</w:t>
-      </w:r>
-    </w:p>
-    <w:p>
-      <w:r>
-        <w:rPr>
-          <w:rFonts w:hint="eastAsia"/>
-        </w:rPr>
-        <w:t>├</w:t>
-      </w:r>
-      <w:r>
-        <w:t>1NT：主动叫牌且同伴显示过一点点实力，显示 15-17 非均型，例如 4135，如果仅仅是 12-14，可以先 pass，18-19 可以先加倍或者叫 2NT</w:t>
-      </w:r>
-    </w:p>
-    <w:p>
-      <w:r>
-        <w:t>1C-(1H)-P-(P)</w:t>
-      </w:r>
-    </w:p>
-    <w:p>
-      <w:r>
-        <w:rPr>
-          <w:rFonts w:hint="eastAsia"/>
-        </w:rPr>
-        <w:t>├</w:t>
-      </w:r>
-      <w:r>
-        <w:t>1NT：主动叫牌且同伴没有显示过实力，显示 18-19 均型，后续自然叫</w:t>
-      </w:r>
-    </w:p>
-    <w:p>
-      <w:r>
-        <w:t>1C-(1H)-P-(2H)</w:t>
-      </w:r>
-    </w:p>
-    <w:p>
-      <w:r>
-        <w:rPr>
-          <w:rFonts w:hint="eastAsia"/>
-        </w:rPr>
-        <w:t>├</w:t>
-      </w:r>
-      <w:r>
-        <w:t>2NT：18-19 均型</w:t>
-      </w:r>
-    </w:p>
-    <w:p/>
-    <w:p>
-      <w:pPr>
-        <w:pStyle w:val="4"/>
-      </w:pPr>
-      <w:r>
-        <w:t>支持/实力性加倍</w:t>
-      </w:r>
-    </w:p>
-    <w:p>
-      <w:r>
-        <w:t>当同伴在一阶应叫高花，对方争叫 2 该高花以下花色叫品时，加倍显示要么支持性有 3 张，要么 2 张支持 16+强牌（18-19 均型比较常见）</w:t>
-      </w:r>
-    </w:p>
-    <w:p>
-      <w:r>
-        <w:t>1C-(P)-1H-(1S/2D)</w:t>
-      </w:r>
-    </w:p>
-    <w:p>
-      <w:r>
-        <w:rPr>
-          <w:rFonts w:hint="eastAsia"/>
-        </w:rPr>
-        <w:t>├</w:t>
-      </w:r>
-      <w:r>
-        <w:t>X：3 张支持或者 2 张支持强牌</w:t>
-      </w:r>
-    </w:p>
-    <w:p>
-      <w:r>
-        <w:t>1C-(P)-1H-(2S/3D)</w:t>
-      </w:r>
-    </w:p>
-    <w:p>
-      <w:r>
-        <w:rPr>
-          <w:rFonts w:hint="eastAsia"/>
-        </w:rPr>
-        <w:t>├</w:t>
-      </w:r>
-      <w:r>
-        <w:t>X：技术性加倍，好牌 2 张以上支持</w:t>
-      </w:r>
-    </w:p>
-    <w:p>
-      <w:r>
-        <w:t>1C-(1H)-1S-(2H)</w:t>
-      </w:r>
-    </w:p>
-    <w:p>
-      <w:r>
-        <w:rPr>
-          <w:rFonts w:hint="eastAsia"/>
-        </w:rPr>
-        <w:t>├</w:t>
-      </w:r>
-      <w:r>
-        <w:t>X：同伴显示了 5 张 S，所以加倍是技术性，不是支持性，有 3 张 S 可以加叫</w:t>
-      </w:r>
-    </w:p>
-    <w:p>
-      <w:r>
-        <w:t>当对方在同伴的高花加倍时候，再加倍不适用支持性，显示 16 点以上强牌，并且准备惩罚对方，后续双方技术性加倍</w:t>
-      </w:r>
-    </w:p>
-    <w:p>
-      <w:r>
-        <w:t>1C-(P)-1H-(X)</w:t>
-      </w:r>
-    </w:p>
-    <w:p>
-      <w:r>
-        <w:rPr>
-          <w:rFonts w:hint="eastAsia"/>
-        </w:rPr>
-        <w:t>├</w:t>
-      </w:r>
-      <w:r>
-        <w:t>Pass：12-13 没有明显特征</w:t>
-      </w:r>
-    </w:p>
-    <w:p>
-      <w:r>
-        <w:rPr>
-          <w:rFonts w:hint="eastAsia"/>
-        </w:rPr>
-        <w:t>├</w:t>
-      </w:r>
-      <w:r>
-        <w:t>XX：16+强牌</w:t>
-      </w:r>
-    </w:p>
-    <w:p>
-      <w:r>
-        <w:rPr>
-          <w:rFonts w:hint="eastAsia"/>
-        </w:rPr>
-        <w:t>├</w:t>
-      </w:r>
-      <w:r>
-        <w:t>1S：自然叫，通常非均型，对方只以加倍介入，后续不变</w:t>
-      </w:r>
-    </w:p>
-    <w:p>
-      <w:r>
-        <w:rPr>
-          <w:rFonts w:hint="eastAsia"/>
-        </w:rPr>
-        <w:lastRenderedPageBreak/>
-        <w:t>├</w:t>
-      </w:r>
-      <w:r>
-        <w:t>1NT：主动叫牌 14-15 均型或者准均型，后续不变</w:t>
-      </w:r>
-    </w:p>
-    <w:p/>
-    <w:p>
-      <w:pPr>
-        <w:pStyle w:val="4"/>
-      </w:pPr>
-      <w:r>
-        <w:t>双方扣叫均逼局</w:t>
-      </w:r>
-    </w:p>
-    <w:p>
-      <w:r>
-        <w:t>在开叫人和应叫人均参与过叫牌的情况下，双方的任何一方在自己的第二次以上的叫牌机会中扣叫均表示逼叫进局，具体什么类型的逼局牌在下一声叫牌显示，当同时可以选择加倍和扣叫的时候，加倍显示的牌比较偏向平均，而扣叫通常清楚定约将牌的方向是什么</w:t>
-      </w:r>
-    </w:p>
-    <w:p>
-      <w:r>
-        <w:t>1C-(P)-1H-(1S)</w:t>
-      </w:r>
-    </w:p>
-    <w:p>
-      <w:r>
-        <w:rPr>
-          <w:rFonts w:hint="eastAsia"/>
-        </w:rPr>
-        <w:t>├</w:t>
-      </w:r>
-      <w:r>
-        <w:t>2S：逼叫进局，扣叫可能的牌情有，4 张支持超过 18 点</w:t>
-      </w:r>
-      <w:r>
-        <w:rPr>
-          <w:rFonts w:hint="eastAsia"/>
-        </w:rPr>
-        <w:t>，或者</w:t>
-      </w:r>
-      <w:r>
-        <w:t>C 单套强牌逼局，</w:t>
-      </w:r>
-      <w:r>
-        <w:rPr>
-          <w:rFonts w:hint="eastAsia"/>
-        </w:rPr>
-        <w:t>6+C</w:t>
-      </w:r>
-    </w:p>
-    <w:p>
-      <w:r>
-        <w:rPr>
-          <w:rFonts w:hint="eastAsia"/>
-        </w:rPr>
-        <w:t>├</w:t>
-      </w:r>
-      <w:r>
-        <w:t>2D仍然是逆叫和逼叫，</w:t>
-      </w:r>
-    </w:p>
-    <w:p>
-      <w:r>
-        <w:rPr>
-          <w:rFonts w:hint="eastAsia"/>
-        </w:rPr>
-        <w:t>├</w:t>
-      </w:r>
-      <w:r>
-        <w:t>加倍显示的是支持性，或者 2 张支持不明确定约方向的强牌（例如挡张不是很好的 18-19 均型   ）</w:t>
-      </w:r>
-    </w:p>
-    <w:p>
-      <w:r>
-        <w:t>1C-(1H)-1S-(P)</w:t>
-      </w:r>
-    </w:p>
-    <w:p>
-      <w:r>
-        <w:rPr>
-          <w:rFonts w:hint="eastAsia"/>
-        </w:rPr>
-        <w:t>├</w:t>
-      </w:r>
-      <w:r>
-        <w:t>2H：逼叫进局，可能是 S 三张以上支持或者 C 单套逼局牌</w:t>
-      </w:r>
-      <w:r>
-        <w:rPr>
-          <w:rFonts w:hint="eastAsia"/>
-          <w:highlight w:val="yellow"/>
-        </w:rPr>
-        <w:t>，19点以上，6张C坚固套或7+C</w:t>
-      </w:r>
-    </w:p>
-    <w:p>
-      <w:r>
-        <w:rPr>
-          <w:rFonts w:hint="eastAsia"/>
-        </w:rPr>
-        <w:t>├</w:t>
-      </w:r>
-      <w:r>
-        <w:t>2D 仍然是逆叫</w:t>
-      </w:r>
-    </w:p>
-    <w:p/>
-    <w:p/>
-    <w:p>
-      <w:pPr>
-        <w:pStyle w:val="4"/>
-      </w:pPr>
-      <w:r>
-        <w:t>低花反加叫被干扰</w:t>
-      </w:r>
-    </w:p>
-    <w:p>
-      <w:r>
-        <w:t>低花反加叫逼叫到 3 低花，在 3 低花以下加倍建议惩罚，3低花以上加倍技术性</w:t>
-      </w:r>
-    </w:p>
-    <w:p>
-      <w:r>
-        <w:rPr>
-          <w:rFonts w:hint="eastAsia"/>
-        </w:rPr>
-        <w:t>1C-(P)-2C-(争叫 3C 以下)</w:t>
-      </w:r>
-    </w:p>
-    <w:p>
-      <w:r>
-        <w:rPr>
-          <w:rFonts w:hint="eastAsia"/>
-        </w:rPr>
-        <w:t>├Pass：逼叫</w:t>
-      </w:r>
-    </w:p>
-    <w:p>
-      <w:r>
-        <w:rPr>
-          <w:rFonts w:hint="eastAsia"/>
-        </w:rPr>
-        <w:t>├X：惩罚</w:t>
-      </w:r>
-    </w:p>
-    <w:p>
-      <w:r>
-        <w:rPr>
-          <w:rFonts w:hint="eastAsia"/>
-        </w:rPr>
-        <w:t>├叫牌：牌型牌</w:t>
-      </w:r>
-    </w:p>
-    <w:p>
-      <w:r>
-        <w:rPr>
-          <w:rFonts w:hint="eastAsia"/>
-        </w:rPr>
-        <w:t>├2NT：18-19</w:t>
-      </w:r>
-    </w:p>
-    <w:p/>
-    <w:p/>
-    <w:p>
-      <w:r>
-        <w:lastRenderedPageBreak/>
-        <w:t xml:space="preserve">12.2 </w:t>
-      </w:r>
-      <w:r>
-        <w:tab/>
-      </w:r>
-    </w:p>
-    <w:p>
-      <w:pPr>
-        <w:pStyle w:val="2"/>
-      </w:pPr>
-      <w:r>
-        <w:rPr>
-          <w:rFonts w:hint="eastAsia"/>
-        </w:rPr>
-        <w:t>我方开叫</w:t>
-      </w:r>
-      <w:r>
-        <w:t>1高花</w:t>
-      </w:r>
-    </w:p>
+    </w:p>
+    <w:p>
+      <w:r>
+        <w:t>也就是说仅在对方争叫后的跳扣叫显示 Splinter，其他花色的单缺不关心</w:t>
+      </w:r>
+    </w:p>
+    <w:p>
+      <w:r>
+        <w:rPr>
+          <w:rFonts w:hint="eastAsia"/>
+          <w:highlight w:val="yellow"/>
+        </w:rPr>
+        <w:t>敌方争叫阻击后，新花逼叫一轮，五张以上。加倍表示强牌偏另一门高花，但不足五张。</w:t>
+      </w:r>
+    </w:p>
+    <w:p/>
+    <w:p/>
     <w:p>
       <w:pPr>
         <w:pStyle w:val="3"/>
       </w:pPr>
       <w:r>
-        <w:t>12.2.1 敌方加倍</w:t>
-      </w:r>
-    </w:p>
-    <w:p>
-      <w:r>
-        <w:rPr>
-          <w:rFonts w:hint="eastAsia"/>
-        </w:rPr>
-        <w:t>1H-(X)-?</w:t>
-      </w:r>
-    </w:p>
-    <w:p>
-      <w:r>
-        <w:rPr>
-          <w:rFonts w:hint="eastAsia"/>
-        </w:rPr>
-        <w:t>├XX：10 点以上，如果有支持最多 3 张，逼叫到 2H</w:t>
-      </w:r>
-    </w:p>
-    <w:p>
-      <w:r>
-        <w:rPr>
-          <w:rFonts w:hint="eastAsia"/>
-        </w:rPr>
-        <w:t>├1NT：转移到2C，可能是6张C套不足二盖一（二盖一牌再加倍起步），也可能是5张C套但有2-3张H配合并且准备再叫回2H有一定的D指示首攻倾向</w:t>
-      </w:r>
-    </w:p>
-    <w:p>
-      <w:r>
-        <w:rPr>
-          <w:rFonts w:hint="eastAsia"/>
-        </w:rPr>
-        <w:t>├2C：转移到2D，可能是6张D套不足二盖一（二盖一牌再加倍起步），也可能是5张D套但有2-3张H配合并且准备再叫回2H有一定的指示首攻倾向</w:t>
-      </w:r>
-    </w:p>
-    <w:p>
-      <w:r>
-        <w:rPr>
-          <w:rFonts w:hint="eastAsia"/>
-        </w:rPr>
-        <w:t>├2D：显示正常加叫，3张以上H，6-9点</w:t>
-      </w:r>
-    </w:p>
-    <w:p>
-      <w:r>
-        <w:rPr>
-          <w:rFonts w:hint="eastAsia"/>
-        </w:rPr>
-        <w:t>├2H：直接加叫显示弱加叫（有局5-7，无局0-6）</w:t>
-      </w:r>
-    </w:p>
-    <w:p>
-      <w:r>
-        <w:rPr>
-          <w:rFonts w:hint="eastAsia"/>
-        </w:rPr>
-        <w:t>├2NT：4 张支持邀请以上，后续3H不接受邀请，其他叫品为自然含义（体系中对于高花开叫对方介入任何叫品以后叫 2NT 均是此含义）</w:t>
-      </w:r>
-    </w:p>
-    <w:p>
-      <w:r>
-        <w:rPr>
-          <w:rFonts w:hint="eastAsia"/>
-        </w:rPr>
-        <w:t>├3H：跳叫高花任何情况下都是阻击性加叫，是自然阻击</w:t>
-      </w:r>
-    </w:p>
-    <w:p>
-      <w:r>
-        <w:rPr>
-          <w:rFonts w:hint="eastAsia"/>
-        </w:rPr>
-        <w:t>├3m/4m：跳叫低花是配合显示叫（在体系中所有同伴开叫高花对方介入叫牌（加倍或者争叫），自己跳叫低花均表示配合显示叫，显示高花 4 张支持，低花 5 张以上套，且点力集中在两门花色的描述性，在这里跳叫 3 低花和 4 低花都是配合显示，4 低花对两套的长度和质量有更高的要求）</w:t>
-      </w:r>
-    </w:p>
-    <w:p/>
-    <w:p>
-      <w:r>
-        <w:rPr>
-          <w:rFonts w:hint="eastAsia"/>
-        </w:rPr>
-        <w:t>1S-(X)-?</w:t>
-      </w:r>
-    </w:p>
-    <w:p>
-      <w:r>
-        <w:rPr>
-          <w:rFonts w:hint="eastAsia"/>
-        </w:rPr>
-        <w:t>├XX：10 点以上，如果有支持最多 3 张，逼叫到 2S</w:t>
-      </w:r>
-    </w:p>
-    <w:p>
-      <w:r>
-        <w:rPr>
-          <w:rFonts w:hint="eastAsia"/>
-        </w:rPr>
-        <w:t>├1NT：转移到2C，可能是6张C套不足二盖一（二盖一牌再加倍起步），也可能是5张C套但有2-3张S配合并且准备再叫回2H有一定的D指示首攻倾向</w:t>
-      </w:r>
-    </w:p>
-    <w:p>
-      <w:r>
-        <w:rPr>
-          <w:rFonts w:hint="eastAsia"/>
-        </w:rPr>
-        <w:t>├2C：转移到2D，可能是6张D套不足二盖一（二盖一牌再加倍起步），也可能是5张D套但有2-3张S配合并且准备再叫回2H有一定的指示首攻倾向</w:t>
-      </w:r>
-    </w:p>
-    <w:p>
-      <w:r>
-        <w:rPr>
-          <w:rFonts w:hint="eastAsia"/>
-        </w:rPr>
-        <w:t>├2D：转移到2H，可能是6张H套不足二盖一（二盖一牌再加倍起步），也可能是5张H套但有2-3张S配合并且准备再叫回2H有一定的指示首攻倾向</w:t>
-      </w:r>
-    </w:p>
-    <w:p>
-      <w:r>
-        <w:rPr>
-          <w:rFonts w:hint="eastAsia"/>
-        </w:rPr>
-        <w:t>├2H：显示正常加叫，3张以上S，6-9点</w:t>
-      </w:r>
-    </w:p>
-    <w:p>
-      <w:r>
-        <w:rPr>
-          <w:rFonts w:hint="eastAsia"/>
-        </w:rPr>
-        <w:t>├2S：直接加叫显示弱加叫（有局5-7，无局0-6）</w:t>
-      </w:r>
-    </w:p>
-    <w:p>
-      <w:r>
-        <w:rPr>
-          <w:rFonts w:hint="eastAsia"/>
-        </w:rPr>
-        <w:lastRenderedPageBreak/>
-        <w:t>├2NT：4 张支持邀请以上，后续3S不接受邀请，其他叫品为自然含义（体系中对于高花开叫对方介入任何叫品以后叫 2NT 均是此含义）</w:t>
-      </w:r>
-    </w:p>
-    <w:p>
-      <w:r>
-        <w:rPr>
-          <w:rFonts w:hint="eastAsia"/>
-        </w:rPr>
-        <w:t>├3S：跳叫高花任何情况下都是阻击性加叫，是自然阻击</w:t>
-      </w:r>
-    </w:p>
-    <w:p>
-      <w:r>
-        <w:rPr>
-          <w:rFonts w:hint="eastAsia"/>
-        </w:rPr>
-        <w:t>├3m/4m：跳叫低花是配合显示叫（在体系中所有同伴开叫高花对方介入叫牌（加倍或者争叫），自己跳叫低花均表示配合显示叫，显示高花 4 张支持，低花 5 张以上套，且点力集中在两门花色的描述性，在这里跳叫 3 低花和 4 低花都是配合显示，4 低花对两套的长度和质量有更高的要求）</w:t>
-      </w:r>
-    </w:p>
-    <w:p/>
-    <w:p/>
-    <w:p>
-      <w:pPr>
-        <w:pStyle w:val="3"/>
-      </w:pPr>
-      <w:r>
-        <w:t>12.2.2 敌方争叫花色</w:t>
-      </w:r>
-    </w:p>
-    <w:p>
-      <w:r>
-        <w:rPr>
-          <w:rFonts w:hint="eastAsia"/>
-        </w:rPr>
-        <w:t>1H-(2C)-?</w:t>
-      </w:r>
-    </w:p>
-    <w:p>
-      <w:r>
-        <w:rPr>
-          <w:rFonts w:hint="eastAsia"/>
-        </w:rPr>
-        <w:t>├X：技术性，也可能是均型邀请</w:t>
-      </w:r>
-    </w:p>
-    <w:p>
-      <w:r>
-        <w:rPr>
-          <w:rFonts w:hint="eastAsia"/>
-        </w:rPr>
-        <w:t>├2D：逼叫一轮，邀请以上</w:t>
-      </w:r>
-    </w:p>
-    <w:p>
-      <w:r>
-        <w:rPr>
-          <w:rFonts w:hint="eastAsia"/>
-        </w:rPr>
-        <w:t>├2S：逼叫一轮，邀请以上</w:t>
-      </w:r>
-    </w:p>
-    <w:p>
-      <w:r>
-        <w:rPr>
-          <w:rFonts w:hint="eastAsia"/>
-        </w:rPr>
-        <w:t>├2NT：4 张支持邀请以上，自然叫牌先加倍</w:t>
-      </w:r>
-    </w:p>
-    <w:p>
-      <w:r>
-        <w:rPr>
-          <w:rFonts w:hint="eastAsia"/>
-        </w:rPr>
-        <w:t>├3C：3 张支持邀请以上</w:t>
-      </w:r>
-    </w:p>
-    <w:p>
-      <w:r>
-        <w:rPr>
-          <w:rFonts w:hint="eastAsia"/>
-        </w:rPr>
-        <w:t>├3D：配合显示叫</w:t>
-      </w:r>
-    </w:p>
-    <w:p>
-      <w:r>
-        <w:rPr>
-          <w:rFonts w:hint="eastAsia"/>
-        </w:rPr>
-        <w:t>├4D：配合显示叫</w:t>
-      </w:r>
-    </w:p>
-    <w:p>
-      <w:r>
-        <w:rPr>
-          <w:rFonts w:hint="eastAsia"/>
-        </w:rPr>
-        <w:t>├3S：阻击</w:t>
-      </w:r>
-    </w:p>
-    <w:p>
-      <w:r>
-        <w:rPr>
-          <w:rFonts w:hint="eastAsia"/>
-        </w:rPr>
-        <w:t>├4C：Splinter</w:t>
-      </w:r>
-      <w:r>
-        <w:t xml:space="preserve"> </w:t>
-      </w:r>
-    </w:p>
-    <w:p>
-      <w:r>
-        <w:t>也就是说仅在对方争叫后的跳扣叫显示 Splinter，其他花色的单缺不关心</w:t>
-      </w:r>
-    </w:p>
-    <w:p>
-      <w:r>
-        <w:rPr>
-          <w:rFonts w:hint="eastAsia"/>
-          <w:highlight w:val="yellow"/>
-        </w:rPr>
-        <w:t>敌方争叫阻击后，新花逼叫一轮，五张以上。加倍表示强牌偏另一门高花，但不足五张。</w:t>
-      </w:r>
-    </w:p>
-    <w:p/>
-    <w:p/>
-    <w:p>
-      <w:pPr>
-        <w:pStyle w:val="3"/>
-      </w:pPr>
-      <w:r>
         <w:t>12.2.3 我方简单加叫后敌方参与</w:t>
       </w:r>
     </w:p>
@@ -21414,7 +21508,6 @@
         <w:rPr>
           <w:rFonts w:hint="eastAsia"/>
         </w:rPr>
-        <w:lastRenderedPageBreak/>
         <w:t>├</w:t>
       </w:r>
       <w:r>
@@ -21662,6 +21755,7 @@
           <w:b/>
           <w:bCs/>
         </w:rPr>
+        <w:lastRenderedPageBreak/>
         <w:t>记忆逻辑</w:t>
       </w:r>
       <w:r>
@@ -21733,7 +21827,6 @@
         <w:rPr>
           <w:rFonts w:ascii="等线" w:hAnsi="等线" w:cs="Arial" w:hint="eastAsia"/>
         </w:rPr>
-        <w:lastRenderedPageBreak/>
         <w:t>├2NT：自然邀叫</w:t>
       </w:r>
     </w:p>
@@ -22038,6 +22131,7 @@
     <w:p/>
     <w:p>
       <w:r>
+        <w:lastRenderedPageBreak/>
         <w:t>12.3</w:t>
       </w:r>
       <w:r>
@@ -22069,7 +22163,6 @@
         <w:pStyle w:val="3"/>
       </w:pPr>
       <w:r>
-        <w:lastRenderedPageBreak/>
         <w:t>12.3.1</w:t>
       </w:r>
       <w:r>
@@ -22220,6 +22313,7 @@
         <w:rPr>
           <w:rFonts w:hint="eastAsia"/>
         </w:rPr>
+        <w:lastRenderedPageBreak/>
         <w:t>?</w:t>
       </w:r>
     </w:p>
@@ -22244,171 +22338,171 @@
         <w:rPr>
           <w:rFonts w:hint="eastAsia"/>
         </w:rPr>
+        <w:t>├2H：有挡张，4H</w:t>
+      </w:r>
+    </w:p>
+    <w:p>
+      <w:r>
+        <w:rPr>
+          <w:rFonts w:hint="eastAsia"/>
+        </w:rPr>
+        <w:t>├2S：有挡张，4S</w:t>
+      </w:r>
+    </w:p>
+    <w:p>
+      <w:r>
+        <w:rPr>
+          <w:rFonts w:hint="eastAsia"/>
+        </w:rPr>
+        <w:t>├XX：想打</w:t>
+      </w:r>
+    </w:p>
+    <w:p/>
+    <w:p>
+      <w:r>
+        <w:rPr>
+          <w:rFonts w:hint="eastAsia"/>
+        </w:rPr>
+        <w:t>1NT-(P)-2C-(争叫)</w:t>
+      </w:r>
+    </w:p>
+    <w:p>
+      <w:r>
+        <w:rPr>
+          <w:rFonts w:hint="eastAsia"/>
+        </w:rPr>
+        <w:t>?</w:t>
+      </w:r>
+    </w:p>
+    <w:p>
+      <w:r>
+        <w:rPr>
+          <w:rFonts w:hint="eastAsia"/>
+        </w:rPr>
+        <w:t>├X：双方技术性加倍</w:t>
+      </w:r>
+    </w:p>
+    <w:p/>
+    <w:p>
+      <w:r>
+        <w:rPr>
+          <w:rFonts w:hint="eastAsia"/>
+        </w:rPr>
+        <w:t>1NT-(P)-2D-(X)</w:t>
+      </w:r>
+    </w:p>
+    <w:p>
+      <w:r>
+        <w:rPr>
+          <w:rFonts w:hint="eastAsia"/>
+        </w:rPr>
+        <w:t>?</w:t>
+      </w:r>
+    </w:p>
+    <w:p>
+      <w:r>
+        <w:rPr>
+          <w:rFonts w:hint="eastAsia"/>
+        </w:rPr>
+        <w:t>├2H：有3张H</w:t>
+      </w:r>
+    </w:p>
+    <w:p>
+      <w:r>
+        <w:rPr>
+          <w:rFonts w:hint="eastAsia"/>
+        </w:rPr>
+        <w:t>├Pass：没有 3 张 H</w:t>
+      </w:r>
+    </w:p>
+    <w:p>
+      <w:r>
+        <w:rPr>
+          <w:rFonts w:hint="eastAsia"/>
+        </w:rPr>
+        <w:t>├XX：有 3-4 张 H 并且高限，邀请</w:t>
+      </w:r>
+    </w:p>
+    <w:p>
+      <w:r>
+        <w:rPr>
+          <w:rFonts w:hint="eastAsia"/>
+        </w:rPr>
+        <w:t>通常应叫人再叫转移花色下一级的叫品（如这里的 3D/4D），均表示再次转移</w:t>
+      </w:r>
+    </w:p>
+    <w:p/>
+    <w:p>
+      <w:r>
+        <w:rPr>
+          <w:rFonts w:hint="eastAsia"/>
+        </w:rPr>
+        <w:t>1NT-(P)-2D-(2S/3C/3D)</w:t>
+      </w:r>
+    </w:p>
+    <w:p>
+      <w:r>
+        <w:rPr>
+          <w:rFonts w:hint="eastAsia"/>
+        </w:rPr>
+        <w:t>├3H：竞争性</w:t>
+      </w:r>
+    </w:p>
+    <w:p>
+      <w:r>
+        <w:rPr>
+          <w:rFonts w:hint="eastAsia"/>
+        </w:rPr>
+        <w:t>├X：有 3 张支持的邀请</w:t>
+      </w:r>
+    </w:p>
+    <w:p/>
+    <w:p>
+      <w:r>
+        <w:rPr>
+          <w:rFonts w:hint="eastAsia"/>
+        </w:rPr>
+        <w:t>1NT-(P)-2D-(2S)</w:t>
+      </w:r>
+    </w:p>
+    <w:p>
+      <w:r>
+        <w:rPr>
+          <w:rFonts w:hint="eastAsia"/>
+        </w:rPr>
+        <w:t>P-(P)-?</w:t>
+      </w:r>
+    </w:p>
+    <w:p>
+      <w:r>
+        <w:rPr>
+          <w:rFonts w:hint="eastAsia"/>
+        </w:rPr>
+        <w:t>├X：技术性，此后再叫花色逼叫进局</w:t>
+      </w:r>
+    </w:p>
+    <w:p>
+      <w:r>
+        <w:rPr>
+          <w:rFonts w:hint="eastAsia"/>
+        </w:rPr>
+        <w:t>├2NT：自然不逼叫，保证邀请实力</w:t>
+      </w:r>
+    </w:p>
+    <w:p>
+      <w:r>
+        <w:rPr>
+          <w:rFonts w:hint="eastAsia"/>
+        </w:rPr>
+        <w:t>├3C：自然不逼叫，保证邀请实力</w:t>
+      </w:r>
+    </w:p>
+    <w:p>
+      <w:r>
+        <w:rPr>
+          <w:rFonts w:hint="eastAsia"/>
+        </w:rPr>
         <w:lastRenderedPageBreak/>
-        <w:t>├2H：有挡张，4H</w:t>
-      </w:r>
-    </w:p>
-    <w:p>
-      <w:r>
-        <w:rPr>
-          <w:rFonts w:hint="eastAsia"/>
-        </w:rPr>
-        <w:t>├2S：有挡张，4S</w:t>
-      </w:r>
-    </w:p>
-    <w:p>
-      <w:r>
-        <w:rPr>
-          <w:rFonts w:hint="eastAsia"/>
-        </w:rPr>
-        <w:t>├XX：想打</w:t>
-      </w:r>
-    </w:p>
-    <w:p/>
-    <w:p>
-      <w:r>
-        <w:rPr>
-          <w:rFonts w:hint="eastAsia"/>
-        </w:rPr>
-        <w:t>1NT-(P)-2C-(争叫)</w:t>
-      </w:r>
-    </w:p>
-    <w:p>
-      <w:r>
-        <w:rPr>
-          <w:rFonts w:hint="eastAsia"/>
-        </w:rPr>
-        <w:t>?</w:t>
-      </w:r>
-    </w:p>
-    <w:p>
-      <w:r>
-        <w:rPr>
-          <w:rFonts w:hint="eastAsia"/>
-        </w:rPr>
-        <w:t>├X：双方技术性加倍</w:t>
-      </w:r>
-    </w:p>
-    <w:p/>
-    <w:p>
-      <w:r>
-        <w:rPr>
-          <w:rFonts w:hint="eastAsia"/>
-        </w:rPr>
-        <w:t>1NT-(P)-2D-(X)</w:t>
-      </w:r>
-    </w:p>
-    <w:p>
-      <w:r>
-        <w:rPr>
-          <w:rFonts w:hint="eastAsia"/>
-        </w:rPr>
-        <w:t>?</w:t>
-      </w:r>
-    </w:p>
-    <w:p>
-      <w:r>
-        <w:rPr>
-          <w:rFonts w:hint="eastAsia"/>
-        </w:rPr>
-        <w:t>├2H：有3张H</w:t>
-      </w:r>
-    </w:p>
-    <w:p>
-      <w:r>
-        <w:rPr>
-          <w:rFonts w:hint="eastAsia"/>
-        </w:rPr>
-        <w:t>├Pass：没有 3 张 H</w:t>
-      </w:r>
-    </w:p>
-    <w:p>
-      <w:r>
-        <w:rPr>
-          <w:rFonts w:hint="eastAsia"/>
-        </w:rPr>
-        <w:t>├XX：有 3-4 张 H 并且高限，邀请</w:t>
-      </w:r>
-    </w:p>
-    <w:p>
-      <w:r>
-        <w:rPr>
-          <w:rFonts w:hint="eastAsia"/>
-        </w:rPr>
-        <w:t>通常应叫人再叫转移花色下一级的叫品（如这里的 3D/4D），均表示再次转移</w:t>
-      </w:r>
-    </w:p>
-    <w:p/>
-    <w:p>
-      <w:r>
-        <w:rPr>
-          <w:rFonts w:hint="eastAsia"/>
-        </w:rPr>
-        <w:t>1NT-(P)-2D-(2S/3C/3D)</w:t>
-      </w:r>
-    </w:p>
-    <w:p>
-      <w:r>
-        <w:rPr>
-          <w:rFonts w:hint="eastAsia"/>
-        </w:rPr>
-        <w:t>├3H：竞争性</w:t>
-      </w:r>
-    </w:p>
-    <w:p>
-      <w:r>
-        <w:rPr>
-          <w:rFonts w:hint="eastAsia"/>
-        </w:rPr>
-        <w:t>├X：有 3 张支持的邀请</w:t>
-      </w:r>
-    </w:p>
-    <w:p/>
-    <w:p>
-      <w:r>
-        <w:rPr>
-          <w:rFonts w:hint="eastAsia"/>
-        </w:rPr>
-        <w:t>1NT-(P)-2D-(2S)</w:t>
-      </w:r>
-    </w:p>
-    <w:p>
-      <w:r>
-        <w:rPr>
-          <w:rFonts w:hint="eastAsia"/>
-        </w:rPr>
-        <w:t>P-(P)-?</w:t>
-      </w:r>
-    </w:p>
-    <w:p>
-      <w:r>
-        <w:rPr>
-          <w:rFonts w:hint="eastAsia"/>
-        </w:rPr>
-        <w:t>├X：技术性，此后再叫花色逼叫进局</w:t>
-      </w:r>
-    </w:p>
-    <w:p>
-      <w:r>
-        <w:rPr>
-          <w:rFonts w:hint="eastAsia"/>
-        </w:rPr>
-        <w:t>├2NT：自然不逼叫，保证邀请实力</w:t>
-      </w:r>
-    </w:p>
-    <w:p>
-      <w:r>
-        <w:rPr>
-          <w:rFonts w:hint="eastAsia"/>
-        </w:rPr>
-        <w:t>├3C：自然不逼叫，保证邀请实力</w:t>
-      </w:r>
-    </w:p>
-    <w:p>
-      <w:r>
-        <w:rPr>
-          <w:rFonts w:hint="eastAsia"/>
-        </w:rPr>
         <w:t>├3D：自然不逼叫，保证邀请实力</w:t>
       </w:r>
     </w:p>
@@ -22426,7 +22520,6 @@
         <w:rPr>
           <w:rFonts w:hint="eastAsia"/>
         </w:rPr>
-        <w:lastRenderedPageBreak/>
         <w:t>├Pass：D 没配合，应叫人叫 XX 表示再次转移</w:t>
       </w:r>
     </w:p>
@@ -22616,6 +22709,7 @@
         <w:rPr>
           <w:rFonts w:hint="eastAsia"/>
         </w:rPr>
+        <w:lastRenderedPageBreak/>
         <w:t>├3H：S 套邀请以上，开叫人 3S 不接受，其他叫品接受</w:t>
       </w:r>
     </w:p>
@@ -22801,6 +22895,7 @@
         <w:rPr>
           <w:rFonts w:hint="eastAsia"/>
         </w:rPr>
+        <w:lastRenderedPageBreak/>
         <w:t>├3D：H 邀请以上，开叫人接受转移表示不接受邀请</w:t>
       </w:r>
     </w:p>
@@ -23059,6 +23154,7 @@
     </w:p>
     <w:p>
       <w:r>
+        <w:lastRenderedPageBreak/>
         <w:t xml:space="preserve">      其他叫品维持原意</w:t>
       </w:r>
     </w:p>
@@ -23077,7 +23173,6 @@
     </w:p>
     <w:p>
       <w:r>
-        <w:lastRenderedPageBreak/>
         <w:t xml:space="preserve">      加倍表示 5+和逼局，</w:t>
       </w:r>
     </w:p>
@@ -23200,11 +23295,7 @@
     </w:p>
     <w:p>
       <w:r>
-        <w:t xml:space="preserve">      对方加倍后，应叫人叫 2NT 仍然是问叫。叫低花（6-13点，所叫花色6张以</w:t>
-      </w:r>
-      <w:r>
-        <w:lastRenderedPageBreak/>
-        <w:t>上）不逼叫。自然加叫高花（5-12点，3张以上任意高花）。再加倍表示15点以上，不支持高花，准备惩罚。</w:t>
+        <w:t xml:space="preserve">      对方加倍后，应叫人叫 2NT 仍然是问叫。叫低花（6-13点，所叫花色6张以上）不逼叫。自然加叫高花（5-12点，3张以上任意高花）。再加倍表示15点以上，不支持高花，准备惩罚。</w:t>
       </w:r>
     </w:p>
     <w:p/>
@@ -23356,7 +23447,14 @@
         <w:rPr>
           <w:rFonts w:hint="eastAsia"/>
         </w:rPr>
-        <w:t>(1H)-1S-(P/X)-等，后续叫牌要参考(1D)-1H-(P/X)-和上面的一般说明做调整。</w:t>
+        <w:t>(1H)-1S-(P/X)-等，后续叫牌要参考(1D)-1H-(P/X)-和上面</w:t>
+      </w:r>
+      <w:r>
+        <w:rPr>
+          <w:rFonts w:hint="eastAsia"/>
+        </w:rPr>
+        <w:lastRenderedPageBreak/>
+        <w:t>的一般说明做调整。</w:t>
       </w:r>
     </w:p>
     <w:p/>
@@ -23373,170 +23471,170 @@
         <w:rPr>
           <w:rFonts w:hint="eastAsia"/>
         </w:rPr>
+        <w:t>├1S：自然叫通常保证 5 张，偶尔 4 张，争叫人 3 张可以加叫</w:t>
+      </w:r>
+    </w:p>
+    <w:p>
+      <w:r>
+        <w:rPr>
+          <w:rFonts w:hint="eastAsia"/>
+        </w:rPr>
+        <w:t>├1NT：自然叫 9-11</w:t>
+      </w:r>
+    </w:p>
+    <w:p>
+      <w:r>
+        <w:rPr>
+          <w:rFonts w:hint="eastAsia"/>
+        </w:rPr>
+        <w:t>├XX：有一大一小的支持，并且有一定的实力</w:t>
+      </w:r>
+    </w:p>
+    <w:p>
+      <w:r>
+        <w:rPr>
+          <w:rFonts w:hint="eastAsia"/>
+        </w:rPr>
+        <w:t>├2C：不逼叫，建设性</w:t>
+      </w:r>
+    </w:p>
+    <w:p>
+      <w:r>
+        <w:rPr>
+          <w:rFonts w:hint="eastAsia"/>
+        </w:rPr>
+        <w:t>├2D：通常有支持，好的 10 点以上，再叫 2NT 表示 14-15 邀请</w:t>
+      </w:r>
+    </w:p>
+    <w:p>
+      <w:r>
+        <w:rPr>
+          <w:rFonts w:hint="eastAsia"/>
+        </w:rPr>
+        <w:t>├2H：普通加叫 7-9</w:t>
+      </w:r>
+    </w:p>
+    <w:p>
+      <w:r>
+        <w:rPr>
+          <w:rFonts w:hint="eastAsia"/>
+        </w:rPr>
+        <w:t>├2S：第三家 Pass 表示自然叫和逼局，第三家加倍表示阻击</w:t>
+      </w:r>
+    </w:p>
+    <w:p>
+      <w:r>
+        <w:rPr>
+          <w:rFonts w:hint="eastAsia"/>
+        </w:rPr>
+        <w:t>├2NT：第三家 Pass 表示 12-13 邀请，第三家加倍表示 4 张支持邀请以上</w:t>
+      </w:r>
+    </w:p>
+    <w:p>
+      <w:r>
+        <w:rPr>
+          <w:rFonts w:hint="eastAsia"/>
+        </w:rPr>
+        <w:t>├3C：第三家 Pass 表示自然叫和逼局，第三家加倍表示配合显示</w:t>
+      </w:r>
+    </w:p>
+    <w:p>
+      <w:r>
+        <w:rPr>
+          <w:rFonts w:hint="eastAsia"/>
+        </w:rPr>
+        <w:t>├3D：跳扣叫表示混合加叫，4 张支持，6-9 点</w:t>
+      </w:r>
+    </w:p>
+    <w:p>
+      <w:r>
+        <w:rPr>
+          <w:rFonts w:hint="eastAsia"/>
+        </w:rPr>
+        <w:t>├3H：阻击</w:t>
+      </w:r>
+    </w:p>
+    <w:p>
+      <w:r>
+        <w:rPr>
+          <w:rFonts w:hint="eastAsia"/>
+        </w:rPr>
+        <w:t>├3S：自然阻击</w:t>
+      </w:r>
+    </w:p>
+    <w:p>
+      <w:r>
+        <w:rPr>
+          <w:rFonts w:hint="eastAsia"/>
+        </w:rPr>
+        <w:t>├3NT：16-18 想打，自然叫</w:t>
+      </w:r>
+    </w:p>
+    <w:p>
+      <w:r>
+        <w:rPr>
+          <w:rFonts w:hint="eastAsia"/>
+        </w:rPr>
+        <w:t>├4C：配合显示</w:t>
+      </w:r>
+    </w:p>
+    <w:p>
+      <w:r>
+        <w:rPr>
+          <w:rFonts w:hint="eastAsia"/>
+        </w:rPr>
+        <w:t>├4D：Splinter</w:t>
+      </w:r>
+    </w:p>
+    <w:p/>
+    <w:p>
+      <w:pPr>
+        <w:pStyle w:val="2"/>
+      </w:pPr>
+      <w:r>
+        <w:t>13.2 表邀请加叫叫品的扣叫以及2NT后对方干扰，</w:t>
+      </w:r>
+    </w:p>
+    <w:p>
+      <w:r>
+        <w:t>如果对方加倍介入，则直接叫回将牌表示最弱，Pass表示稍好，</w:t>
+      </w:r>
+    </w:p>
+    <w:p>
+      <w:r>
+        <w:t>如果对方争叫介入，则Pass表示最弱，且不逼叫，叫牌表示稍好</w:t>
+      </w:r>
+    </w:p>
+    <w:p>
+      <w:r>
+        <w:rPr>
+          <w:rFonts w:hint="eastAsia"/>
+        </w:rPr>
+        <w:t>(1D)-1H-(P)-2D</w:t>
+      </w:r>
+    </w:p>
+    <w:p>
+      <w:r>
+        <w:rPr>
+          <w:rFonts w:hint="eastAsia"/>
+        </w:rPr>
+        <w:t>(X)-?</w:t>
+      </w:r>
+    </w:p>
+    <w:p>
+      <w:r>
+        <w:rPr>
+          <w:rFonts w:hint="eastAsia"/>
+        </w:rPr>
+        <w:t>├2H：最弱</w:t>
+      </w:r>
+    </w:p>
+    <w:p>
+      <w:r>
+        <w:rPr>
+          <w:rFonts w:hint="eastAsia"/>
+        </w:rPr>
         <w:lastRenderedPageBreak/>
-        <w:t>├1S：自然叫通常保证 5 张，偶尔 4 张，争叫人 3 张可以加叫</w:t>
-      </w:r>
-    </w:p>
-    <w:p>
-      <w:r>
-        <w:rPr>
-          <w:rFonts w:hint="eastAsia"/>
-        </w:rPr>
-        <w:t>├1NT：自然叫 9-11</w:t>
-      </w:r>
-    </w:p>
-    <w:p>
-      <w:r>
-        <w:rPr>
-          <w:rFonts w:hint="eastAsia"/>
-        </w:rPr>
-        <w:t>├XX：有一大一小的支持，并且有一定的实力</w:t>
-      </w:r>
-    </w:p>
-    <w:p>
-      <w:r>
-        <w:rPr>
-          <w:rFonts w:hint="eastAsia"/>
-        </w:rPr>
-        <w:t>├2C：不逼叫，建设性</w:t>
-      </w:r>
-    </w:p>
-    <w:p>
-      <w:r>
-        <w:rPr>
-          <w:rFonts w:hint="eastAsia"/>
-        </w:rPr>
-        <w:t>├2D：通常有支持，好的 10 点以上，再叫 2NT 表示 14-15 邀请</w:t>
-      </w:r>
-    </w:p>
-    <w:p>
-      <w:r>
-        <w:rPr>
-          <w:rFonts w:hint="eastAsia"/>
-        </w:rPr>
-        <w:t>├2H：普通加叫 7-9</w:t>
-      </w:r>
-    </w:p>
-    <w:p>
-      <w:r>
-        <w:rPr>
-          <w:rFonts w:hint="eastAsia"/>
-        </w:rPr>
-        <w:t>├2S：第三家 Pass 表示自然叫和逼局，第三家加倍表示阻击</w:t>
-      </w:r>
-    </w:p>
-    <w:p>
-      <w:r>
-        <w:rPr>
-          <w:rFonts w:hint="eastAsia"/>
-        </w:rPr>
-        <w:t>├2NT：第三家 Pass 表示 12-13 邀请，第三家加倍表示 4 张支持邀请以上</w:t>
-      </w:r>
-    </w:p>
-    <w:p>
-      <w:r>
-        <w:rPr>
-          <w:rFonts w:hint="eastAsia"/>
-        </w:rPr>
-        <w:t>├3C：第三家 Pass 表示自然叫和逼局，第三家加倍表示配合显示</w:t>
-      </w:r>
-    </w:p>
-    <w:p>
-      <w:r>
-        <w:rPr>
-          <w:rFonts w:hint="eastAsia"/>
-        </w:rPr>
-        <w:t>├3D：跳扣叫表示混合加叫，4 张支持，6-9 点</w:t>
-      </w:r>
-    </w:p>
-    <w:p>
-      <w:r>
-        <w:rPr>
-          <w:rFonts w:hint="eastAsia"/>
-        </w:rPr>
-        <w:t>├3H：阻击</w:t>
-      </w:r>
-    </w:p>
-    <w:p>
-      <w:r>
-        <w:rPr>
-          <w:rFonts w:hint="eastAsia"/>
-        </w:rPr>
-        <w:t>├3S：自然阻击</w:t>
-      </w:r>
-    </w:p>
-    <w:p>
-      <w:r>
-        <w:rPr>
-          <w:rFonts w:hint="eastAsia"/>
-        </w:rPr>
-        <w:t>├3NT：16-18 想打，自然叫</w:t>
-      </w:r>
-    </w:p>
-    <w:p>
-      <w:r>
-        <w:rPr>
-          <w:rFonts w:hint="eastAsia"/>
-        </w:rPr>
-        <w:t>├4C：配合显示</w:t>
-      </w:r>
-    </w:p>
-    <w:p>
-      <w:r>
-        <w:rPr>
-          <w:rFonts w:hint="eastAsia"/>
-        </w:rPr>
-        <w:t>├4D：Splinter</w:t>
-      </w:r>
-    </w:p>
-    <w:p/>
-    <w:p>
-      <w:pPr>
-        <w:pStyle w:val="2"/>
-      </w:pPr>
-      <w:r>
-        <w:t>13.2 表邀请加叫叫品的扣叫以及2NT后对方干扰，</w:t>
-      </w:r>
-    </w:p>
-    <w:p>
-      <w:r>
-        <w:t>如果对方加倍介入，则直接叫回将牌表示最弱，Pass表示稍好，</w:t>
-      </w:r>
-    </w:p>
-    <w:p>
-      <w:r>
-        <w:t>如果对方争叫介入，则Pass表示最弱，且不逼叫，叫牌表示稍好</w:t>
-      </w:r>
-    </w:p>
-    <w:p>
-      <w:r>
-        <w:rPr>
-          <w:rFonts w:hint="eastAsia"/>
-        </w:rPr>
-        <w:t>(1D)-1H-(P)-2D</w:t>
-      </w:r>
-    </w:p>
-    <w:p>
-      <w:r>
-        <w:rPr>
-          <w:rFonts w:hint="eastAsia"/>
-        </w:rPr>
-        <w:t>(X)-?</w:t>
-      </w:r>
-    </w:p>
-    <w:p>
-      <w:r>
-        <w:rPr>
-          <w:rFonts w:hint="eastAsia"/>
-        </w:rPr>
-        <w:t>├2H：最弱</w:t>
-      </w:r>
-    </w:p>
-    <w:p>
-      <w:r>
-        <w:rPr>
-          <w:rFonts w:hint="eastAsia"/>
-        </w:rPr>
         <w:t>├Pass：稍好</w:t>
       </w:r>
     </w:p>
@@ -23554,7 +23652,6 @@
         <w:rPr>
           <w:rFonts w:hint="eastAsia"/>
         </w:rPr>
-        <w:lastRenderedPageBreak/>
         <w:t>(3D)-?</w:t>
       </w:r>
     </w:p>
@@ -23662,7 +23759,11 @@
     </w:p>
     <w:p>
       <w:r>
-        <w:t xml:space="preserve">      这两个位置被称为提前平衡位置，在这个位置，技术性加倍实力和直接位置相当，但是争叫实力当对方花色短的时候可以适当降低，基本持有一门花色的阻击叫牌和对方花色短就可以提前平衡，所以争叫人的同伴应该适度降低预期（因为此进程对方两人都显示了一定的建设性实力，所以我方进局前景较小，但是争抢定约很必要），非常好的牌可以扣叫，但不要贸然进局</w:t>
+        <w:t xml:space="preserve">      这两个位置被称为提前平衡位置，在这个位置，技术性加倍实力和直接位置相当，但是争叫实力当对方花色短的时候可以适当降低，基本持有一门花色的阻击叫牌和对方花色短就可以提前平衡，所以争叫人的同伴应该适度降低预期（因为此进程对方两人都显示了一定的建设性实力，所以我方进局前景较小，但是争抢定约很必</w:t>
+      </w:r>
+      <w:r>
+        <w:lastRenderedPageBreak/>
+        <w:t>要），非常好的牌可以扣叫，但不要贸然进局</w:t>
       </w:r>
     </w:p>
     <w:p/>
@@ -23671,7 +23772,6 @@
         <w:pStyle w:val="2"/>
       </w:pPr>
       <w:r>
-        <w:lastRenderedPageBreak/>
         <w:t>13.9 跳扣叫</w:t>
       </w:r>
     </w:p>
@@ -23845,7 +23945,6 @@
         <w:rPr>
           <w:rFonts w:hint="eastAsia"/>
         </w:rPr>
-        <w:lastRenderedPageBreak/>
         <w:t>(1H)-X-(2H)-?</w:t>
       </w:r>
     </w:p>
@@ -24068,6 +24167,7 @@
     </w:p>
     <w:p>
       <w:r>
+        <w:lastRenderedPageBreak/>
         <w:t xml:space="preserve">             (1D)-X-(1H)-X</w:t>
       </w:r>
     </w:p>
@@ -24078,7 +24178,6 @@
     </w:p>
     <w:p>
       <w:r>
-        <w:lastRenderedPageBreak/>
         <w:t xml:space="preserve">             (2C)-X</w:t>
       </w:r>
     </w:p>
@@ -24192,6 +24291,7 @@
     </w:p>
     <w:p>
       <w:r>
+        <w:lastRenderedPageBreak/>
         <w:t xml:space="preserve">      2C：双高花 54 以上</w:t>
       </w:r>
     </w:p>
@@ -24202,7 +24302,6 @@
     </w:p>
     <w:p>
       <w:r>
-        <w:lastRenderedPageBreak/>
         <w:t xml:space="preserve">      2NT：双低花 55 以上</w:t>
       </w:r>
     </w:p>
@@ -24387,7 +24486,6 @@
     <w:p/>
     <w:p>
       <w:r>
-        <w:lastRenderedPageBreak/>
         <w:t>13.8</w:t>
       </w:r>
       <w:r>
@@ -24556,6 +24654,7 @@
         <w:rPr>
           <w:rFonts w:hint="eastAsia"/>
         </w:rPr>
+        <w:lastRenderedPageBreak/>
         <w:t>├高花：阻击性质的加叫</w:t>
       </w:r>
     </w:p>
@@ -24737,6 +24836,7 @@
     </w:p>
     <w:p>
       <w:r>
+        <w:lastRenderedPageBreak/>
         <w:t xml:space="preserve">      扣叫表示问挡张，</w:t>
       </w:r>
     </w:p>
@@ -24747,7 +24847,6 @@
     </w:p>
     <w:p>
       <w:r>
-        <w:lastRenderedPageBreak/>
         <w:t xml:space="preserve">      (2H)-?</w:t>
       </w:r>
     </w:p>
@@ -24868,7 +24967,6 @@
     <w:p/>
     <w:p>
       <w:r>
-        <w:lastRenderedPageBreak/>
         <w:t>13.11</w:t>
       </w:r>
       <w:r>
@@ -25034,7 +25132,11 @@
     </w:p>
     <w:p>
       <w:r>
-        <w:t xml:space="preserve">      当对方开叫阻击叫之后（精确 2C 不算阻击叫），跳争叫新花色（如对方开叫 2H，争叫 3S），表示中限以上好牌，14-16 点，6 张以上好套，比加倍出套稍差。</w:t>
+        <w:t xml:space="preserve">      当对方开叫阻击叫之后（精确 2C 不算阻击叫），跳争叫新花色（如对方开叫 </w:t>
+      </w:r>
+      <w:r>
+        <w:lastRenderedPageBreak/>
+        <w:t>2H，争叫 3S），表示中限以上好牌，14-16 点，6 张以上好套，比加倍出套稍差。</w:t>
       </w:r>
     </w:p>
     <w:p>
@@ -25042,7 +25144,6 @@
         <w:pStyle w:val="3"/>
       </w:pPr>
       <w:r>
-        <w:lastRenderedPageBreak/>
         <w:t>我方争叫 3NT 后：</w:t>
       </w:r>
     </w:p>
@@ -25196,6 +25297,7 @@
     </w:p>
     <w:p>
       <w:r>
+        <w:lastRenderedPageBreak/>
         <w:t xml:space="preserve">      同伴争叫以后叫无将表示扣叫，好牌</w:t>
       </w:r>
     </w:p>
@@ -25327,6 +25429,7 @@
     </w:p>
     <w:p>
       <w:r>
+        <w:lastRenderedPageBreak/>
         <w:t xml:space="preserve">        2S：S单套（差于x后2S），6张以上，8+hcp</w:t>
       </w:r>
     </w:p>
@@ -25460,6 +25563,7 @@
         <w:pStyle w:val="2"/>
       </w:pPr>
       <w:r>
+        <w:lastRenderedPageBreak/>
         <w:t>14.3 CRASH - 对抗精确1C（及1C-1D）</w:t>
       </w:r>
     </w:p>
@@ -25480,7 +25584,6 @@
         <w:ind w:firstLine="437"/>
       </w:pPr>
       <w:r>
-        <w:lastRenderedPageBreak/>
         <w:t xml:space="preserve">              X： 同色两套</w:t>
       </w:r>
     </w:p>
@@ -25693,6 +25796,7 @@
         <w:rPr>
           <w:rFonts w:hint="eastAsia"/>
         </w:rPr>
+        <w:lastRenderedPageBreak/>
         <w:t>├2S：不叫或修正（对H有好的支持）</w:t>
       </w:r>
     </w:p>
@@ -25739,282 +25843,282 @@
         <w:rPr>
           <w:rFonts w:hint="eastAsia"/>
         </w:rPr>
+        <w:t>├2NT：逼叫/问叫（邀请及以上，15p+）</w:t>
+      </w:r>
+    </w:p>
+    <w:p>
+      <w:pPr>
+        <w:ind w:firstLine="437"/>
+      </w:pPr>
+      <w:r>
+        <w:rPr>
+          <w:rFonts w:hint="eastAsia"/>
+        </w:rPr>
+        <w:t>│-----├3C：中低限弱二红心</w:t>
+      </w:r>
+    </w:p>
+    <w:p>
+      <w:pPr>
+        <w:ind w:firstLine="437"/>
+      </w:pPr>
+      <w:r>
+        <w:rPr>
+          <w:rFonts w:hint="eastAsia"/>
+        </w:rPr>
+        <w:t>│-----│-----├3D：继续问叫</w:t>
+      </w:r>
+    </w:p>
+    <w:p>
+      <w:pPr>
+        <w:ind w:firstLine="437"/>
+      </w:pPr>
+      <w:r>
+        <w:rPr>
+          <w:rFonts w:hint="eastAsia"/>
+        </w:rPr>
+        <w:t>│-----│-----│-----├3H：低限弱二红心</w:t>
+      </w:r>
+    </w:p>
+    <w:p>
+      <w:pPr>
+        <w:ind w:firstLine="437"/>
+      </w:pPr>
+      <w:r>
+        <w:rPr>
+          <w:rFonts w:hint="eastAsia"/>
+        </w:rPr>
+        <w:t>│-----│-----│-----├3S：中限弱二红心</w:t>
+      </w:r>
+    </w:p>
+    <w:p>
+      <w:pPr>
+        <w:ind w:firstLine="437"/>
+      </w:pPr>
+      <w:r>
+        <w:rPr>
+          <w:rFonts w:hint="eastAsia"/>
+        </w:rPr>
+        <w:t>│-----│-----├3H：止叫</w:t>
+      </w:r>
+    </w:p>
+    <w:p>
+      <w:pPr>
+        <w:ind w:firstLine="437"/>
+      </w:pPr>
+      <w:r>
+        <w:rPr>
+          <w:rFonts w:hint="eastAsia"/>
+        </w:rPr>
+        <w:t>│-----│-----├3NT：止叫</w:t>
+      </w:r>
+    </w:p>
+    <w:p>
+      <w:pPr>
+        <w:ind w:firstLine="437"/>
+      </w:pPr>
+      <w:r>
+        <w:rPr>
+          <w:rFonts w:hint="eastAsia"/>
+        </w:rPr>
+        <w:t>│-----│-----├3S：好套，逼叫</w:t>
+      </w:r>
+    </w:p>
+    <w:p>
+      <w:pPr>
+        <w:ind w:firstLine="437"/>
+      </w:pPr>
+      <w:r>
+        <w:rPr>
+          <w:rFonts w:hint="eastAsia"/>
+        </w:rPr>
+        <w:t>│-----├3D：中低限弱二黑桃</w:t>
+      </w:r>
+    </w:p>
+    <w:p>
+      <w:pPr>
+        <w:ind w:firstLine="437"/>
+      </w:pPr>
+      <w:r>
+        <w:rPr>
+          <w:rFonts w:hint="eastAsia"/>
+        </w:rPr>
+        <w:t>│-----│-----├3H：继续问叫</w:t>
+      </w:r>
+    </w:p>
+    <w:p>
+      <w:pPr>
+        <w:ind w:firstLine="437"/>
+      </w:pPr>
+      <w:r>
+        <w:rPr>
+          <w:rFonts w:hint="eastAsia"/>
+        </w:rPr>
+        <w:t>│-----│-----│-----├3S：低限弱二黑桃</w:t>
+      </w:r>
+    </w:p>
+    <w:p>
+      <w:pPr>
+        <w:ind w:firstLine="437"/>
+      </w:pPr>
+      <w:r>
+        <w:rPr>
+          <w:rFonts w:hint="eastAsia"/>
+        </w:rPr>
+        <w:t>│-----│-----│-----├3NT：中限弱二黑桃</w:t>
+      </w:r>
+    </w:p>
+    <w:p>
+      <w:pPr>
+        <w:ind w:firstLine="437"/>
+      </w:pPr>
+      <w:r>
+        <w:rPr>
+          <w:rFonts w:hint="eastAsia"/>
+        </w:rPr>
+        <w:t>│-----│-----├3S：止叫</w:t>
+      </w:r>
+    </w:p>
+    <w:p>
+      <w:pPr>
+        <w:ind w:firstLine="437"/>
+      </w:pPr>
+      <w:r>
+        <w:rPr>
+          <w:rFonts w:hint="eastAsia"/>
+        </w:rPr>
+        <w:t>│-----│-----├3NT：止叫</w:t>
+      </w:r>
+    </w:p>
+    <w:p>
+      <w:pPr>
+        <w:ind w:firstLine="437"/>
+      </w:pPr>
+      <w:r>
+        <w:rPr>
+          <w:rFonts w:hint="eastAsia"/>
+        </w:rPr>
+        <w:t>│-----├3H：高限弱二黑桃</w:t>
+      </w:r>
+    </w:p>
+    <w:p>
+      <w:pPr>
+        <w:ind w:firstLine="437"/>
+      </w:pPr>
+      <w:r>
+        <w:rPr>
+          <w:rFonts w:hint="eastAsia"/>
+        </w:rPr>
+        <w:t>│-----├3S：高限弱二红桃</w:t>
+      </w:r>
+    </w:p>
+    <w:p>
+      <w:pPr>
+        <w:ind w:firstLine="437"/>
+      </w:pPr>
+      <w:r>
+        <w:rPr>
+          <w:rFonts w:hint="eastAsia"/>
+        </w:rPr>
+        <w:t>│-----├3NT：AKQXXX 的任意一门高花</w:t>
+      </w:r>
+    </w:p>
+    <w:p>
+      <w:pPr>
+        <w:ind w:firstLine="437"/>
+      </w:pPr>
+      <w:r>
+        <w:rPr>
+          <w:rFonts w:hint="eastAsia"/>
+        </w:rPr>
+        <w:t>│-----├4NT：20-21均型牌</w:t>
+      </w:r>
+    </w:p>
+    <w:p>
+      <w:pPr>
+        <w:ind w:firstLine="437"/>
+      </w:pPr>
+      <w:r>
+        <w:rPr>
+          <w:rFonts w:hint="eastAsia"/>
+        </w:rPr>
+        <w:t>├3C/3D：自然叫/逼叫，15点以上6张半坚固套</w:t>
+      </w:r>
+    </w:p>
+    <w:p>
+      <w:pPr>
+        <w:ind w:firstLine="437"/>
+      </w:pPr>
+      <w:r>
+        <w:rPr>
+          <w:rFonts w:hint="eastAsia"/>
+        </w:rPr>
+        <w:t>│-----├3H/3S：对C/D无四张以上支持，H/S为阻击套</w:t>
+      </w:r>
+    </w:p>
+    <w:p>
+      <w:pPr>
+        <w:ind w:firstLine="437"/>
+      </w:pPr>
+      <w:r>
+        <w:rPr>
+          <w:rFonts w:hint="eastAsia"/>
+        </w:rPr>
+        <w:t>│-----├4C/4D：对C和D有四张良好支持</w:t>
+      </w:r>
+    </w:p>
+    <w:p>
+      <w:pPr>
+        <w:ind w:firstLine="437"/>
+      </w:pPr>
+      <w:r>
+        <w:rPr>
+          <w:rFonts w:hint="eastAsia"/>
+        </w:rPr>
+        <w:t>│-----├3NT：20-21点强均牌</w:t>
+      </w:r>
+    </w:p>
+    <w:p>
+      <w:pPr>
+        <w:ind w:firstLine="437"/>
+      </w:pPr>
+      <w:r>
+        <w:rPr>
+          <w:rFonts w:hint="eastAsia"/>
+        </w:rPr>
+        <w:t>├3H：不叫或修正，对两门高花都有支持的弱阻击</w:t>
+      </w:r>
+    </w:p>
+    <w:p>
+      <w:pPr>
+        <w:ind w:firstLine="437"/>
+      </w:pPr>
+      <w:r>
+        <w:rPr>
+          <w:rFonts w:hint="eastAsia"/>
+        </w:rPr>
+        <w:t>├3S：自然叫，邀请，一般保证6张</w:t>
+      </w:r>
+    </w:p>
+    <w:p>
+      <w:pPr>
+        <w:ind w:firstLine="437"/>
+      </w:pPr>
+      <w:r>
+        <w:rPr>
+          <w:rFonts w:hint="eastAsia"/>
+        </w:rPr>
+        <w:t>│-----├pass：无支持，低限</w:t>
+      </w:r>
+    </w:p>
+    <w:p>
+      <w:pPr>
+        <w:ind w:firstLine="437"/>
+      </w:pPr>
+      <w:r>
+        <w:rPr>
+          <w:rFonts w:hint="eastAsia"/>
+        </w:rPr>
         <w:lastRenderedPageBreak/>
-        <w:t>├2NT：逼叫/问叫（邀请及以上，15p+）</w:t>
-      </w:r>
-    </w:p>
-    <w:p>
-      <w:pPr>
-        <w:ind w:firstLine="437"/>
-      </w:pPr>
-      <w:r>
-        <w:rPr>
-          <w:rFonts w:hint="eastAsia"/>
-        </w:rPr>
-        <w:t>│-----├3C：中低限弱二红心</w:t>
-      </w:r>
-    </w:p>
-    <w:p>
-      <w:pPr>
-        <w:ind w:firstLine="437"/>
-      </w:pPr>
-      <w:r>
-        <w:rPr>
-          <w:rFonts w:hint="eastAsia"/>
-        </w:rPr>
-        <w:t>│-----│-----├3D：继续问叫</w:t>
-      </w:r>
-    </w:p>
-    <w:p>
-      <w:pPr>
-        <w:ind w:firstLine="437"/>
-      </w:pPr>
-      <w:r>
-        <w:rPr>
-          <w:rFonts w:hint="eastAsia"/>
-        </w:rPr>
-        <w:t>│-----│-----│-----├3H：低限弱二红心</w:t>
-      </w:r>
-    </w:p>
-    <w:p>
-      <w:pPr>
-        <w:ind w:firstLine="437"/>
-      </w:pPr>
-      <w:r>
-        <w:rPr>
-          <w:rFonts w:hint="eastAsia"/>
-        </w:rPr>
-        <w:t>│-----│-----│-----├3S：中限弱二红心</w:t>
-      </w:r>
-    </w:p>
-    <w:p>
-      <w:pPr>
-        <w:ind w:firstLine="437"/>
-      </w:pPr>
-      <w:r>
-        <w:rPr>
-          <w:rFonts w:hint="eastAsia"/>
-        </w:rPr>
-        <w:t>│-----│-----├3H：止叫</w:t>
-      </w:r>
-    </w:p>
-    <w:p>
-      <w:pPr>
-        <w:ind w:firstLine="437"/>
-      </w:pPr>
-      <w:r>
-        <w:rPr>
-          <w:rFonts w:hint="eastAsia"/>
-        </w:rPr>
-        <w:t>│-----│-----├3NT：止叫</w:t>
-      </w:r>
-    </w:p>
-    <w:p>
-      <w:pPr>
-        <w:ind w:firstLine="437"/>
-      </w:pPr>
-      <w:r>
-        <w:rPr>
-          <w:rFonts w:hint="eastAsia"/>
-        </w:rPr>
-        <w:t>│-----│-----├3S：好套，逼叫</w:t>
-      </w:r>
-    </w:p>
-    <w:p>
-      <w:pPr>
-        <w:ind w:firstLine="437"/>
-      </w:pPr>
-      <w:r>
-        <w:rPr>
-          <w:rFonts w:hint="eastAsia"/>
-        </w:rPr>
-        <w:t>│-----├3D：中低限弱二黑桃</w:t>
-      </w:r>
-    </w:p>
-    <w:p>
-      <w:pPr>
-        <w:ind w:firstLine="437"/>
-      </w:pPr>
-      <w:r>
-        <w:rPr>
-          <w:rFonts w:hint="eastAsia"/>
-        </w:rPr>
-        <w:t>│-----│-----├3H：继续问叫</w:t>
-      </w:r>
-    </w:p>
-    <w:p>
-      <w:pPr>
-        <w:ind w:firstLine="437"/>
-      </w:pPr>
-      <w:r>
-        <w:rPr>
-          <w:rFonts w:hint="eastAsia"/>
-        </w:rPr>
-        <w:t>│-----│-----│-----├3S：低限弱二黑桃</w:t>
-      </w:r>
-    </w:p>
-    <w:p>
-      <w:pPr>
-        <w:ind w:firstLine="437"/>
-      </w:pPr>
-      <w:r>
-        <w:rPr>
-          <w:rFonts w:hint="eastAsia"/>
-        </w:rPr>
-        <w:t>│-----│-----│-----├3NT：中限弱二黑桃</w:t>
-      </w:r>
-    </w:p>
-    <w:p>
-      <w:pPr>
-        <w:ind w:firstLine="437"/>
-      </w:pPr>
-      <w:r>
-        <w:rPr>
-          <w:rFonts w:hint="eastAsia"/>
-        </w:rPr>
-        <w:t>│-----│-----├3S：止叫</w:t>
-      </w:r>
-    </w:p>
-    <w:p>
-      <w:pPr>
-        <w:ind w:firstLine="437"/>
-      </w:pPr>
-      <w:r>
-        <w:rPr>
-          <w:rFonts w:hint="eastAsia"/>
-        </w:rPr>
-        <w:t>│-----│-----├3NT：止叫</w:t>
-      </w:r>
-    </w:p>
-    <w:p>
-      <w:pPr>
-        <w:ind w:firstLine="437"/>
-      </w:pPr>
-      <w:r>
-        <w:rPr>
-          <w:rFonts w:hint="eastAsia"/>
-        </w:rPr>
-        <w:t>│-----├3H：高限弱二黑桃</w:t>
-      </w:r>
-    </w:p>
-    <w:p>
-      <w:pPr>
-        <w:ind w:firstLine="437"/>
-      </w:pPr>
-      <w:r>
-        <w:rPr>
-          <w:rFonts w:hint="eastAsia"/>
-        </w:rPr>
-        <w:t>│-----├3S：高限弱二红桃</w:t>
-      </w:r>
-    </w:p>
-    <w:p>
-      <w:pPr>
-        <w:ind w:firstLine="437"/>
-      </w:pPr>
-      <w:r>
-        <w:rPr>
-          <w:rFonts w:hint="eastAsia"/>
-        </w:rPr>
-        <w:t>│-----├3NT：AKQXXX 的任意一门高花</w:t>
-      </w:r>
-    </w:p>
-    <w:p>
-      <w:pPr>
-        <w:ind w:firstLine="437"/>
-      </w:pPr>
-      <w:r>
-        <w:rPr>
-          <w:rFonts w:hint="eastAsia"/>
-        </w:rPr>
-        <w:t>│-----├4NT：20-21均型牌</w:t>
-      </w:r>
-    </w:p>
-    <w:p>
-      <w:pPr>
-        <w:ind w:firstLine="437"/>
-      </w:pPr>
-      <w:r>
-        <w:rPr>
-          <w:rFonts w:hint="eastAsia"/>
-        </w:rPr>
-        <w:t>├3C/3D：自然叫/逼叫，15点以上6张半坚固套</w:t>
-      </w:r>
-    </w:p>
-    <w:p>
-      <w:pPr>
-        <w:ind w:firstLine="437"/>
-      </w:pPr>
-      <w:r>
-        <w:rPr>
-          <w:rFonts w:hint="eastAsia"/>
-        </w:rPr>
-        <w:t>│-----├3H/3S：对C/D无四张以上支持，H/S为阻击套</w:t>
-      </w:r>
-    </w:p>
-    <w:p>
-      <w:pPr>
-        <w:ind w:firstLine="437"/>
-      </w:pPr>
-      <w:r>
-        <w:rPr>
-          <w:rFonts w:hint="eastAsia"/>
-        </w:rPr>
-        <w:t>│-----├4C/4D：对C和D有四张良好支持</w:t>
-      </w:r>
-    </w:p>
-    <w:p>
-      <w:pPr>
-        <w:ind w:firstLine="437"/>
-      </w:pPr>
-      <w:r>
-        <w:rPr>
-          <w:rFonts w:hint="eastAsia"/>
-        </w:rPr>
-        <w:t>│-----├3NT：20-21点强均牌</w:t>
-      </w:r>
-    </w:p>
-    <w:p>
-      <w:pPr>
-        <w:ind w:firstLine="437"/>
-      </w:pPr>
-      <w:r>
-        <w:rPr>
-          <w:rFonts w:hint="eastAsia"/>
-        </w:rPr>
-        <w:t>├3H：不叫或修正，对两门高花都有支持的弱阻击</w:t>
-      </w:r>
-    </w:p>
-    <w:p>
-      <w:pPr>
-        <w:ind w:firstLine="437"/>
-      </w:pPr>
-      <w:r>
-        <w:rPr>
-          <w:rFonts w:hint="eastAsia"/>
-        </w:rPr>
-        <w:t>├3S：自然叫，邀请，一般保证6张</w:t>
-      </w:r>
-    </w:p>
-    <w:p>
-      <w:pPr>
-        <w:ind w:firstLine="437"/>
-      </w:pPr>
-      <w:r>
-        <w:rPr>
-          <w:rFonts w:hint="eastAsia"/>
-        </w:rPr>
-        <w:t>│-----├pass：无支持，低限</w:t>
-      </w:r>
-    </w:p>
-    <w:p>
-      <w:pPr>
-        <w:ind w:firstLine="437"/>
-      </w:pPr>
-      <w:r>
-        <w:rPr>
-          <w:rFonts w:hint="eastAsia"/>
-        </w:rPr>
         <w:t>│-----├4S：有支持</w:t>
       </w:r>
     </w:p>
@@ -26037,7 +26141,6 @@
         <w:rPr>
           <w:rFonts w:hint="eastAsia"/>
         </w:rPr>
-        <w:lastRenderedPageBreak/>
         <w:t>│-----├4H：无支持，但H质量好，高限</w:t>
       </w:r>
     </w:p>
@@ -26308,6 +26411,7 @@
         <w:rPr>
           <w:rFonts w:hint="eastAsia"/>
         </w:rPr>
+        <w:lastRenderedPageBreak/>
         <w:t>│-----│-----│-----├3H：低限弱二红心</w:t>
       </w:r>
     </w:p>
@@ -26330,282 +26434,282 @@
         <w:rPr>
           <w:rFonts w:hint="eastAsia"/>
         </w:rPr>
+        <w:t>│-----│-----├3H：止叫</w:t>
+      </w:r>
+    </w:p>
+    <w:p>
+      <w:pPr>
+        <w:ind w:firstLine="437"/>
+      </w:pPr>
+      <w:r>
+        <w:rPr>
+          <w:rFonts w:hint="eastAsia"/>
+        </w:rPr>
+        <w:t>│-----│-----├3NT：止叫</w:t>
+      </w:r>
+    </w:p>
+    <w:p>
+      <w:pPr>
+        <w:ind w:firstLine="437"/>
+      </w:pPr>
+      <w:r>
+        <w:rPr>
+          <w:rFonts w:hint="eastAsia"/>
+        </w:rPr>
+        <w:t>│-----│-----├3S：好套，逼叫</w:t>
+      </w:r>
+    </w:p>
+    <w:p>
+      <w:pPr>
+        <w:ind w:firstLine="437"/>
+      </w:pPr>
+      <w:r>
+        <w:rPr>
+          <w:rFonts w:hint="eastAsia"/>
+        </w:rPr>
+        <w:t>│-----├3D：中低限弱二黑桃</w:t>
+      </w:r>
+    </w:p>
+    <w:p>
+      <w:pPr>
+        <w:ind w:firstLine="437"/>
+      </w:pPr>
+      <w:r>
+        <w:rPr>
+          <w:rFonts w:hint="eastAsia"/>
+        </w:rPr>
+        <w:t>│-----│-----├3H：继续问叫</w:t>
+      </w:r>
+    </w:p>
+    <w:p>
+      <w:pPr>
+        <w:ind w:firstLine="437"/>
+      </w:pPr>
+      <w:r>
+        <w:rPr>
+          <w:rFonts w:hint="eastAsia"/>
+        </w:rPr>
+        <w:t>│-----│-----│-----├3S：低限弱二黑桃</w:t>
+      </w:r>
+    </w:p>
+    <w:p>
+      <w:pPr>
+        <w:ind w:firstLine="437"/>
+      </w:pPr>
+      <w:r>
+        <w:rPr>
+          <w:rFonts w:hint="eastAsia"/>
+        </w:rPr>
+        <w:t>│-----│-----│-----├3NT：中限弱二黑桃</w:t>
+      </w:r>
+    </w:p>
+    <w:p>
+      <w:pPr>
+        <w:ind w:firstLine="437"/>
+      </w:pPr>
+      <w:r>
+        <w:rPr>
+          <w:rFonts w:hint="eastAsia"/>
+        </w:rPr>
+        <w:t>│-----│-----├3S：止叫</w:t>
+      </w:r>
+    </w:p>
+    <w:p>
+      <w:pPr>
+        <w:ind w:firstLine="437"/>
+      </w:pPr>
+      <w:r>
+        <w:rPr>
+          <w:rFonts w:hint="eastAsia"/>
+        </w:rPr>
+        <w:t>│-----│-----├3NT：止叫</w:t>
+      </w:r>
+    </w:p>
+    <w:p>
+      <w:pPr>
+        <w:ind w:firstLine="437"/>
+      </w:pPr>
+      <w:r>
+        <w:rPr>
+          <w:rFonts w:hint="eastAsia"/>
+        </w:rPr>
+        <w:t>│-----├3H：高限弱二黑桃</w:t>
+      </w:r>
+    </w:p>
+    <w:p>
+      <w:pPr>
+        <w:ind w:firstLine="437"/>
+      </w:pPr>
+      <w:r>
+        <w:rPr>
+          <w:rFonts w:hint="eastAsia"/>
+        </w:rPr>
+        <w:t>│-----├3S：高限弱二红桃</w:t>
+      </w:r>
+    </w:p>
+    <w:p>
+      <w:pPr>
+        <w:ind w:firstLine="437"/>
+      </w:pPr>
+      <w:r>
+        <w:rPr>
+          <w:rFonts w:hint="eastAsia"/>
+        </w:rPr>
+        <w:t>│-----├3NT：AKQXXX 的任意一门高花</w:t>
+      </w:r>
+    </w:p>
+    <w:p>
+      <w:pPr>
+        <w:ind w:firstLine="437"/>
+      </w:pPr>
+      <w:r>
+        <w:rPr>
+          <w:rFonts w:hint="eastAsia"/>
+        </w:rPr>
+        <w:t>│-----├4NT：20-21均型牌</w:t>
+      </w:r>
+    </w:p>
+    <w:p>
+      <w:pPr>
+        <w:ind w:firstLine="437"/>
+      </w:pPr>
+      <w:r>
+        <w:rPr>
+          <w:rFonts w:hint="eastAsia"/>
+        </w:rPr>
+        <w:t>├3C/3D：自然叫/逼叫，15点以上6张半坚固套</w:t>
+      </w:r>
+    </w:p>
+    <w:p>
+      <w:pPr>
+        <w:ind w:firstLine="437"/>
+      </w:pPr>
+      <w:r>
+        <w:rPr>
+          <w:rFonts w:hint="eastAsia"/>
+        </w:rPr>
+        <w:t>│-----├3H/3S：对C/D无四张以上支持，H/S为阻击套</w:t>
+      </w:r>
+    </w:p>
+    <w:p>
+      <w:pPr>
+        <w:ind w:firstLine="437"/>
+      </w:pPr>
+      <w:r>
+        <w:rPr>
+          <w:rFonts w:hint="eastAsia"/>
+        </w:rPr>
+        <w:t>│-----├4C/4D：对C和D有四张良好支持</w:t>
+      </w:r>
+    </w:p>
+    <w:p>
+      <w:pPr>
+        <w:ind w:firstLine="437"/>
+      </w:pPr>
+      <w:r>
+        <w:rPr>
+          <w:rFonts w:hint="eastAsia"/>
+        </w:rPr>
+        <w:t>│-----├3NT：20-21点强均牌</w:t>
+      </w:r>
+    </w:p>
+    <w:p>
+      <w:pPr>
+        <w:ind w:firstLine="437"/>
+      </w:pPr>
+      <w:r>
+        <w:rPr>
+          <w:rFonts w:hint="eastAsia"/>
+        </w:rPr>
+        <w:t>├3H：不叫或修正，对两门高花都有支持的弱阻击</w:t>
+      </w:r>
+    </w:p>
+    <w:p>
+      <w:pPr>
+        <w:ind w:firstLine="437"/>
+      </w:pPr>
+      <w:r>
+        <w:rPr>
+          <w:rFonts w:hint="eastAsia"/>
+        </w:rPr>
+        <w:t>├3S：自然叫，邀请，一般保证6张</w:t>
+      </w:r>
+    </w:p>
+    <w:p>
+      <w:pPr>
+        <w:ind w:firstLine="437"/>
+      </w:pPr>
+      <w:r>
+        <w:rPr>
+          <w:rFonts w:hint="eastAsia"/>
+        </w:rPr>
+        <w:t>│-----├pass：无支持，低限</w:t>
+      </w:r>
+    </w:p>
+    <w:p>
+      <w:pPr>
+        <w:ind w:firstLine="437"/>
+      </w:pPr>
+      <w:r>
+        <w:rPr>
+          <w:rFonts w:hint="eastAsia"/>
+        </w:rPr>
+        <w:t>│-----├4S：有支持</w:t>
+      </w:r>
+    </w:p>
+    <w:p>
+      <w:pPr>
+        <w:ind w:firstLine="437"/>
+      </w:pPr>
+      <w:r>
+        <w:rPr>
+          <w:rFonts w:hint="eastAsia"/>
+        </w:rPr>
+        <w:t>│-----├扣叫新花：有支持，扣叫控制</w:t>
+      </w:r>
+    </w:p>
+    <w:p>
+      <w:pPr>
+        <w:ind w:firstLine="437"/>
+      </w:pPr>
+      <w:r>
+        <w:rPr>
+          <w:rFonts w:hint="eastAsia"/>
+        </w:rPr>
+        <w:t>│-----├4H：无支持，但H质量好，高限</w:t>
+      </w:r>
+    </w:p>
+    <w:p>
+      <w:pPr>
+        <w:ind w:firstLine="437"/>
+      </w:pPr>
+      <w:r>
+        <w:rPr>
+          <w:rFonts w:hint="eastAsia"/>
+        </w:rPr>
+        <w:t>│-----├3NT：20-21强均牌</w:t>
+      </w:r>
+    </w:p>
+    <w:p>
+      <w:pPr>
+        <w:ind w:firstLine="437"/>
+      </w:pPr>
+      <w:r>
+        <w:rPr>
+          <w:rFonts w:hint="eastAsia"/>
+        </w:rPr>
+        <w:t>├3NT：想打（一般是基于长套低花的实力和高花的止张）</w:t>
+      </w:r>
+    </w:p>
+    <w:p>
+      <w:pPr>
+        <w:ind w:firstLine="437"/>
+      </w:pPr>
+      <w:r>
+        <w:rPr>
+          <w:rFonts w:hint="eastAsia"/>
+        </w:rPr>
         <w:lastRenderedPageBreak/>
-        <w:t>│-----│-----├3H：止叫</w:t>
-      </w:r>
-    </w:p>
-    <w:p>
-      <w:pPr>
-        <w:ind w:firstLine="437"/>
-      </w:pPr>
-      <w:r>
-        <w:rPr>
-          <w:rFonts w:hint="eastAsia"/>
-        </w:rPr>
-        <w:t>│-----│-----├3NT：止叫</w:t>
-      </w:r>
-    </w:p>
-    <w:p>
-      <w:pPr>
-        <w:ind w:firstLine="437"/>
-      </w:pPr>
-      <w:r>
-        <w:rPr>
-          <w:rFonts w:hint="eastAsia"/>
-        </w:rPr>
-        <w:t>│-----│-----├3S：好套，逼叫</w:t>
-      </w:r>
-    </w:p>
-    <w:p>
-      <w:pPr>
-        <w:ind w:firstLine="437"/>
-      </w:pPr>
-      <w:r>
-        <w:rPr>
-          <w:rFonts w:hint="eastAsia"/>
-        </w:rPr>
-        <w:t>│-----├3D：中低限弱二黑桃</w:t>
-      </w:r>
-    </w:p>
-    <w:p>
-      <w:pPr>
-        <w:ind w:firstLine="437"/>
-      </w:pPr>
-      <w:r>
-        <w:rPr>
-          <w:rFonts w:hint="eastAsia"/>
-        </w:rPr>
-        <w:t>│-----│-----├3H：继续问叫</w:t>
-      </w:r>
-    </w:p>
-    <w:p>
-      <w:pPr>
-        <w:ind w:firstLine="437"/>
-      </w:pPr>
-      <w:r>
-        <w:rPr>
-          <w:rFonts w:hint="eastAsia"/>
-        </w:rPr>
-        <w:t>│-----│-----│-----├3S：低限弱二黑桃</w:t>
-      </w:r>
-    </w:p>
-    <w:p>
-      <w:pPr>
-        <w:ind w:firstLine="437"/>
-      </w:pPr>
-      <w:r>
-        <w:rPr>
-          <w:rFonts w:hint="eastAsia"/>
-        </w:rPr>
-        <w:t>│-----│-----│-----├3NT：中限弱二黑桃</w:t>
-      </w:r>
-    </w:p>
-    <w:p>
-      <w:pPr>
-        <w:ind w:firstLine="437"/>
-      </w:pPr>
-      <w:r>
-        <w:rPr>
-          <w:rFonts w:hint="eastAsia"/>
-        </w:rPr>
-        <w:t>│-----│-----├3S：止叫</w:t>
-      </w:r>
-    </w:p>
-    <w:p>
-      <w:pPr>
-        <w:ind w:firstLine="437"/>
-      </w:pPr>
-      <w:r>
-        <w:rPr>
-          <w:rFonts w:hint="eastAsia"/>
-        </w:rPr>
-        <w:t>│-----│-----├3NT：止叫</w:t>
-      </w:r>
-    </w:p>
-    <w:p>
-      <w:pPr>
-        <w:ind w:firstLine="437"/>
-      </w:pPr>
-      <w:r>
-        <w:rPr>
-          <w:rFonts w:hint="eastAsia"/>
-        </w:rPr>
-        <w:t>│-----├3H：高限弱二黑桃</w:t>
-      </w:r>
-    </w:p>
-    <w:p>
-      <w:pPr>
-        <w:ind w:firstLine="437"/>
-      </w:pPr>
-      <w:r>
-        <w:rPr>
-          <w:rFonts w:hint="eastAsia"/>
-        </w:rPr>
-        <w:t>│-----├3S：高限弱二红桃</w:t>
-      </w:r>
-    </w:p>
-    <w:p>
-      <w:pPr>
-        <w:ind w:firstLine="437"/>
-      </w:pPr>
-      <w:r>
-        <w:rPr>
-          <w:rFonts w:hint="eastAsia"/>
-        </w:rPr>
-        <w:t>│-----├3NT：AKQXXX 的任意一门高花</w:t>
-      </w:r>
-    </w:p>
-    <w:p>
-      <w:pPr>
-        <w:ind w:firstLine="437"/>
-      </w:pPr>
-      <w:r>
-        <w:rPr>
-          <w:rFonts w:hint="eastAsia"/>
-        </w:rPr>
-        <w:t>│-----├4NT：20-21均型牌</w:t>
-      </w:r>
-    </w:p>
-    <w:p>
-      <w:pPr>
-        <w:ind w:firstLine="437"/>
-      </w:pPr>
-      <w:r>
-        <w:rPr>
-          <w:rFonts w:hint="eastAsia"/>
-        </w:rPr>
-        <w:t>├3C/3D：自然叫/逼叫，15点以上6张半坚固套</w:t>
-      </w:r>
-    </w:p>
-    <w:p>
-      <w:pPr>
-        <w:ind w:firstLine="437"/>
-      </w:pPr>
-      <w:r>
-        <w:rPr>
-          <w:rFonts w:hint="eastAsia"/>
-        </w:rPr>
-        <w:t>│-----├3H/3S：对C/D无四张以上支持，H/S为阻击套</w:t>
-      </w:r>
-    </w:p>
-    <w:p>
-      <w:pPr>
-        <w:ind w:firstLine="437"/>
-      </w:pPr>
-      <w:r>
-        <w:rPr>
-          <w:rFonts w:hint="eastAsia"/>
-        </w:rPr>
-        <w:t>│-----├4C/4D：对C和D有四张良好支持</w:t>
-      </w:r>
-    </w:p>
-    <w:p>
-      <w:pPr>
-        <w:ind w:firstLine="437"/>
-      </w:pPr>
-      <w:r>
-        <w:rPr>
-          <w:rFonts w:hint="eastAsia"/>
-        </w:rPr>
-        <w:t>│-----├3NT：20-21点强均牌</w:t>
-      </w:r>
-    </w:p>
-    <w:p>
-      <w:pPr>
-        <w:ind w:firstLine="437"/>
-      </w:pPr>
-      <w:r>
-        <w:rPr>
-          <w:rFonts w:hint="eastAsia"/>
-        </w:rPr>
-        <w:t>├3H：不叫或修正，对两门高花都有支持的弱阻击</w:t>
-      </w:r>
-    </w:p>
-    <w:p>
-      <w:pPr>
-        <w:ind w:firstLine="437"/>
-      </w:pPr>
-      <w:r>
-        <w:rPr>
-          <w:rFonts w:hint="eastAsia"/>
-        </w:rPr>
-        <w:t>├3S：自然叫，邀请，一般保证6张</w:t>
-      </w:r>
-    </w:p>
-    <w:p>
-      <w:pPr>
-        <w:ind w:firstLine="437"/>
-      </w:pPr>
-      <w:r>
-        <w:rPr>
-          <w:rFonts w:hint="eastAsia"/>
-        </w:rPr>
-        <w:t>│-----├pass：无支持，低限</w:t>
-      </w:r>
-    </w:p>
-    <w:p>
-      <w:pPr>
-        <w:ind w:firstLine="437"/>
-      </w:pPr>
-      <w:r>
-        <w:rPr>
-          <w:rFonts w:hint="eastAsia"/>
-        </w:rPr>
-        <w:t>│-----├4S：有支持</w:t>
-      </w:r>
-    </w:p>
-    <w:p>
-      <w:pPr>
-        <w:ind w:firstLine="437"/>
-      </w:pPr>
-      <w:r>
-        <w:rPr>
-          <w:rFonts w:hint="eastAsia"/>
-        </w:rPr>
-        <w:t>│-----├扣叫新花：有支持，扣叫控制</w:t>
-      </w:r>
-    </w:p>
-    <w:p>
-      <w:pPr>
-        <w:ind w:firstLine="437"/>
-      </w:pPr>
-      <w:r>
-        <w:rPr>
-          <w:rFonts w:hint="eastAsia"/>
-        </w:rPr>
-        <w:t>│-----├4H：无支持，但H质量好，高限</w:t>
-      </w:r>
-    </w:p>
-    <w:p>
-      <w:pPr>
-        <w:ind w:firstLine="437"/>
-      </w:pPr>
-      <w:r>
-        <w:rPr>
-          <w:rFonts w:hint="eastAsia"/>
-        </w:rPr>
-        <w:t>│-----├3NT：20-21强均牌</w:t>
-      </w:r>
-    </w:p>
-    <w:p>
-      <w:pPr>
-        <w:ind w:firstLine="437"/>
-      </w:pPr>
-      <w:r>
-        <w:rPr>
-          <w:rFonts w:hint="eastAsia"/>
-        </w:rPr>
-        <w:t>├3NT：想打（一般是基于长套低花的实力和高花的止张）</w:t>
-      </w:r>
-    </w:p>
-    <w:p>
-      <w:pPr>
-        <w:ind w:firstLine="437"/>
-      </w:pPr>
-      <w:r>
-        <w:rPr>
-          <w:rFonts w:hint="eastAsia"/>
-        </w:rPr>
         <w:t>│-----├pass：弱二阻击，接受3NT</w:t>
       </w:r>
     </w:p>
@@ -26628,237 +26732,264 @@
         <w:rPr>
           <w:rFonts w:hint="eastAsia"/>
         </w:rPr>
+        <w:t>├4C：要求开叫人叫出比自己长套低一级花色，应叫人要庄位或者有满贯兴趣</w:t>
+      </w:r>
+    </w:p>
+    <w:p>
+      <w:pPr>
+        <w:ind w:firstLine="437"/>
+      </w:pPr>
+      <w:r>
+        <w:rPr>
+          <w:rFonts w:hint="eastAsia"/>
+        </w:rPr>
+        <w:t>│-----├开叫人无条件根据指示叫牌，然后应叫人</w:t>
+      </w:r>
+    </w:p>
+    <w:p>
+      <w:pPr>
+        <w:ind w:firstLine="437"/>
+      </w:pPr>
+      <w:r>
+        <w:rPr>
+          <w:rFonts w:hint="eastAsia"/>
+        </w:rPr>
+        <w:t>│-----│-----├直接4H/4S：自己坐庄打这个定约</w:t>
+      </w:r>
+    </w:p>
+    <w:p>
+      <w:pPr>
+        <w:ind w:firstLine="437"/>
+      </w:pPr>
+      <w:r>
+        <w:rPr>
+          <w:rFonts w:hint="eastAsia"/>
+        </w:rPr>
+        <w:t>│-----│-----├扣叫新花：满贯兴趣，要求对家继续扣叫</w:t>
+      </w:r>
+    </w:p>
+    <w:p>
+      <w:pPr>
+        <w:ind w:firstLine="437"/>
+      </w:pPr>
+      <w:r>
+        <w:rPr>
+          <w:rFonts w:hint="eastAsia"/>
+        </w:rPr>
+        <w:t>│-----│-----├4NT：RKCB</w:t>
+      </w:r>
+    </w:p>
+    <w:p>
+      <w:pPr>
+        <w:ind w:firstLine="437"/>
+      </w:pPr>
+      <w:r>
+        <w:rPr>
+          <w:rFonts w:hint="eastAsia"/>
+        </w:rPr>
+        <w:t>├4D：要求开叫人叫出自己的长套，没有满贯兴趣</w:t>
+      </w:r>
+    </w:p>
+    <w:p>
+      <w:pPr>
+        <w:ind w:firstLine="437"/>
+      </w:pPr>
+      <w:r>
+        <w:rPr>
+          <w:rFonts w:hint="eastAsia"/>
+        </w:rPr>
+        <w:t>│-----├开叫人叫出自己的长套，Over</w:t>
+      </w:r>
+    </w:p>
+    <w:p>
+      <w:pPr>
+        <w:ind w:firstLine="437"/>
+      </w:pPr>
+      <w:r>
+        <w:rPr>
+          <w:rFonts w:hint="eastAsia"/>
+        </w:rPr>
+        <w:t>├4H/4S：想打（一般是7张以上，14p+以上）</w:t>
+      </w:r>
+    </w:p>
+    <w:p>
+      <w:pPr>
+        <w:ind w:firstLine="437"/>
+      </w:pPr>
+    </w:p>
+    <w:p>
+      <w:pPr>
+        <w:ind w:firstLine="437"/>
+      </w:pPr>
+      <w:r>
+        <w:rPr>
+          <w:rFonts w:hint="eastAsia"/>
+        </w:rPr>
+        <w:t>2D-(2H)-?</w:t>
+      </w:r>
+    </w:p>
+    <w:p>
+      <w:pPr>
+        <w:ind w:firstLine="437"/>
+      </w:pPr>
+      <w:r>
+        <w:rPr>
+          <w:rFonts w:hint="eastAsia"/>
+        </w:rPr>
+        <w:t>├X：负加倍（显示其他三套都有一定的支持实力）</w:t>
+      </w:r>
+    </w:p>
+    <w:p>
+      <w:pPr>
+        <w:ind w:firstLine="437"/>
+      </w:pPr>
+      <w:r>
+        <w:rPr>
+          <w:rFonts w:hint="eastAsia"/>
+        </w:rPr>
+        <w:t>│-----├pass：开叫人持H套时Pass</w:t>
+      </w:r>
+    </w:p>
+    <w:p>
+      <w:pPr>
+        <w:ind w:firstLine="437"/>
+      </w:pPr>
+      <w:r>
+        <w:rPr>
+          <w:rFonts w:hint="eastAsia"/>
+        </w:rPr>
+        <w:t>│-----├开叫人持S弱牌时叫2S</w:t>
+      </w:r>
+    </w:p>
+    <w:p>
+      <w:pPr>
+        <w:ind w:firstLine="437"/>
+      </w:pPr>
+      <w:r>
+        <w:rPr>
+          <w:rFonts w:hint="eastAsia"/>
+        </w:rPr>
+        <w:t>│-----├开叫人持S强牌时扣叫3H试探进局</w:t>
+      </w:r>
+    </w:p>
+    <w:p>
+      <w:pPr>
+        <w:ind w:firstLine="437"/>
+      </w:pPr>
+      <w:r>
+        <w:rPr>
+          <w:rFonts w:hint="eastAsia"/>
+        </w:rPr>
+        <w:t xml:space="preserve">   </w:t>
+      </w:r>
+    </w:p>
+    <w:p>
+      <w:pPr>
+        <w:ind w:firstLine="437"/>
+      </w:pPr>
+      <w:r>
+        <w:rPr>
+          <w:rFonts w:hint="eastAsia"/>
+        </w:rPr>
+        <w:t>2D-(2S)-?</w:t>
+      </w:r>
+    </w:p>
+    <w:p>
+      <w:pPr>
+        <w:ind w:firstLine="437"/>
+      </w:pPr>
+      <w:r>
+        <w:rPr>
+          <w:rFonts w:hint="eastAsia"/>
+        </w:rPr>
+        <w:t>├X：负加倍（显示其他三套都有一定的支持实力）</w:t>
+      </w:r>
+    </w:p>
+    <w:p>
+      <w:pPr>
+        <w:ind w:firstLine="437"/>
+      </w:pPr>
+      <w:r>
+        <w:rPr>
+          <w:rFonts w:hint="eastAsia"/>
+        </w:rPr>
+        <w:t>│-----├pass：开叫人持S套时Pass</w:t>
+      </w:r>
+    </w:p>
+    <w:p>
+      <w:pPr>
+        <w:ind w:firstLine="437"/>
+      </w:pPr>
+      <w:r>
+        <w:rPr>
+          <w:rFonts w:hint="eastAsia"/>
+        </w:rPr>
+        <w:t>│-----├开叫人持H弱牌时叫2H</w:t>
+      </w:r>
+    </w:p>
+    <w:p>
+      <w:pPr>
+        <w:ind w:firstLine="437"/>
+      </w:pPr>
+      <w:r>
+        <w:rPr>
+          <w:rFonts w:hint="eastAsia"/>
+        </w:rPr>
+        <w:t>│-----├开叫人持H强牌时扣叫3S试探进局</w:t>
+      </w:r>
+    </w:p>
+    <w:p>
+      <w:pPr>
+        <w:ind w:firstLine="437"/>
+      </w:pPr>
+    </w:p>
+    <w:p>
+      <w:pPr>
+        <w:ind w:firstLine="437"/>
+      </w:pPr>
+      <w:r>
+        <w:rPr>
+          <w:rFonts w:hint="eastAsia"/>
+        </w:rPr>
+        <w:t>2D-(2NT)-?：</w:t>
+      </w:r>
+    </w:p>
+    <w:p>
+      <w:pPr>
+        <w:ind w:firstLine="437"/>
+      </w:pPr>
+      <w:r>
+        <w:rPr>
+          <w:rFonts w:hint="eastAsia"/>
+        </w:rPr>
+        <w:t>├X：加倍均为惩罚建议</w:t>
+      </w:r>
+    </w:p>
+    <w:p>
+      <w:pPr>
+        <w:ind w:firstLine="437"/>
+      </w:pPr>
+    </w:p>
+    <w:p>
+      <w:pPr>
+        <w:ind w:firstLine="437"/>
+      </w:pPr>
+      <w:r>
+        <w:rPr>
+          <w:rFonts w:hint="eastAsia"/>
+        </w:rPr>
+        <w:t>2D-(3C)-?：</w:t>
+      </w:r>
+    </w:p>
+    <w:p>
+      <w:pPr>
+        <w:ind w:firstLine="437"/>
+      </w:pPr>
+      <w:r>
+        <w:rPr>
+          <w:rFonts w:hint="eastAsia"/>
+        </w:rPr>
         <w:lastRenderedPageBreak/>
-        <w:t>├4C：要求开叫人叫出比自己长套低一级花色，应叫人要庄位或者有满贯兴趣</w:t>
-      </w:r>
-    </w:p>
-    <w:p>
-      <w:pPr>
-        <w:ind w:firstLine="437"/>
-      </w:pPr>
-      <w:r>
-        <w:rPr>
-          <w:rFonts w:hint="eastAsia"/>
-        </w:rPr>
-        <w:t>│-----├开叫人无条件根据指示叫牌，然后应叫人</w:t>
-      </w:r>
-    </w:p>
-    <w:p>
-      <w:pPr>
-        <w:ind w:firstLine="437"/>
-      </w:pPr>
-      <w:r>
-        <w:rPr>
-          <w:rFonts w:hint="eastAsia"/>
-        </w:rPr>
-        <w:t>│-----│-----├直接4H/4S：自己坐庄打这个定约</w:t>
-      </w:r>
-    </w:p>
-    <w:p>
-      <w:pPr>
-        <w:ind w:firstLine="437"/>
-      </w:pPr>
-      <w:r>
-        <w:rPr>
-          <w:rFonts w:hint="eastAsia"/>
-        </w:rPr>
-        <w:t>│-----│-----├扣叫新花：满贯兴趣，要求对家继续扣叫</w:t>
-      </w:r>
-    </w:p>
-    <w:p>
-      <w:pPr>
-        <w:ind w:firstLine="437"/>
-      </w:pPr>
-      <w:r>
-        <w:rPr>
-          <w:rFonts w:hint="eastAsia"/>
-        </w:rPr>
-        <w:t>│-----│-----├4NT：RKCB</w:t>
-      </w:r>
-    </w:p>
-    <w:p>
-      <w:pPr>
-        <w:ind w:firstLine="437"/>
-      </w:pPr>
-      <w:r>
-        <w:rPr>
-          <w:rFonts w:hint="eastAsia"/>
-        </w:rPr>
-        <w:t>├4D：要求开叫人叫出自己的长套，没有满贯兴趣</w:t>
-      </w:r>
-    </w:p>
-    <w:p>
-      <w:pPr>
-        <w:ind w:firstLine="437"/>
-      </w:pPr>
-      <w:r>
-        <w:rPr>
-          <w:rFonts w:hint="eastAsia"/>
-        </w:rPr>
-        <w:t>│-----├开叫人叫出自己的长套，Over</w:t>
-      </w:r>
-    </w:p>
-    <w:p>
-      <w:pPr>
-        <w:ind w:firstLine="437"/>
-      </w:pPr>
-      <w:r>
-        <w:rPr>
-          <w:rFonts w:hint="eastAsia"/>
-        </w:rPr>
-        <w:t>├4H/4S：想打（一般是7张以上，14p+以上）</w:t>
-      </w:r>
-    </w:p>
-    <w:p>
-      <w:pPr>
-        <w:ind w:firstLine="437"/>
-      </w:pPr>
-    </w:p>
-    <w:p>
-      <w:pPr>
-        <w:ind w:firstLine="437"/>
-      </w:pPr>
-      <w:r>
-        <w:rPr>
-          <w:rFonts w:hint="eastAsia"/>
-        </w:rPr>
-        <w:t>2D-(2H)-?</w:t>
-      </w:r>
-    </w:p>
-    <w:p>
-      <w:pPr>
-        <w:ind w:firstLine="437"/>
-      </w:pPr>
-      <w:r>
-        <w:rPr>
-          <w:rFonts w:hint="eastAsia"/>
-        </w:rPr>
-        <w:t>├X：负加倍（显示其他三套都有一定的支持实力）</w:t>
-      </w:r>
-    </w:p>
-    <w:p>
-      <w:pPr>
-        <w:ind w:firstLine="437"/>
-      </w:pPr>
-      <w:r>
-        <w:rPr>
-          <w:rFonts w:hint="eastAsia"/>
-        </w:rPr>
-        <w:t>│-----├pass：开叫人持H套时Pass</w:t>
-      </w:r>
-    </w:p>
-    <w:p>
-      <w:pPr>
-        <w:ind w:firstLine="437"/>
-      </w:pPr>
-      <w:r>
-        <w:rPr>
-          <w:rFonts w:hint="eastAsia"/>
-        </w:rPr>
-        <w:t>│-----├开叫人持S弱牌时叫2S</w:t>
-      </w:r>
-    </w:p>
-    <w:p>
-      <w:pPr>
-        <w:ind w:firstLine="437"/>
-      </w:pPr>
-      <w:r>
-        <w:rPr>
-          <w:rFonts w:hint="eastAsia"/>
-        </w:rPr>
-        <w:t>│-----├开叫人持S强牌时扣叫3H试探进局</w:t>
-      </w:r>
-    </w:p>
-    <w:p>
-      <w:pPr>
-        <w:ind w:firstLine="437"/>
-      </w:pPr>
-      <w:r>
-        <w:rPr>
-          <w:rFonts w:hint="eastAsia"/>
-        </w:rPr>
-        <w:t xml:space="preserve">   </w:t>
-      </w:r>
-    </w:p>
-    <w:p>
-      <w:pPr>
-        <w:ind w:firstLine="437"/>
-      </w:pPr>
-      <w:r>
-        <w:rPr>
-          <w:rFonts w:hint="eastAsia"/>
-        </w:rPr>
-        <w:t>2D-(2S)-?</w:t>
-      </w:r>
-    </w:p>
-    <w:p>
-      <w:pPr>
-        <w:ind w:firstLine="437"/>
-      </w:pPr>
-      <w:r>
-        <w:rPr>
-          <w:rFonts w:hint="eastAsia"/>
-        </w:rPr>
-        <w:t>├X：负加倍（显示其他三套都有一定的支持实力）</w:t>
-      </w:r>
-    </w:p>
-    <w:p>
-      <w:pPr>
-        <w:ind w:firstLine="437"/>
-      </w:pPr>
-      <w:r>
-        <w:rPr>
-          <w:rFonts w:hint="eastAsia"/>
-        </w:rPr>
-        <w:t>│-----├pass：开叫人持S套时Pass</w:t>
-      </w:r>
-    </w:p>
-    <w:p>
-      <w:pPr>
-        <w:ind w:firstLine="437"/>
-      </w:pPr>
-      <w:r>
-        <w:rPr>
-          <w:rFonts w:hint="eastAsia"/>
-        </w:rPr>
-        <w:t>│-----├开叫人持H弱牌时叫2H</w:t>
-      </w:r>
-    </w:p>
-    <w:p>
-      <w:pPr>
-        <w:ind w:firstLine="437"/>
-      </w:pPr>
-      <w:r>
-        <w:rPr>
-          <w:rFonts w:hint="eastAsia"/>
-        </w:rPr>
-        <w:t>│-----├开叫人持H强牌时扣叫3S试探进局</w:t>
-      </w:r>
-    </w:p>
-    <w:p>
-      <w:pPr>
-        <w:ind w:firstLine="437"/>
-      </w:pPr>
-    </w:p>
-    <w:p>
-      <w:pPr>
-        <w:ind w:firstLine="437"/>
-      </w:pPr>
-      <w:r>
-        <w:rPr>
-          <w:rFonts w:hint="eastAsia"/>
-        </w:rPr>
-        <w:t>2D-(2NT)-?：</w:t>
-      </w:r>
-    </w:p>
-    <w:p>
-      <w:pPr>
-        <w:ind w:firstLine="437"/>
-      </w:pPr>
-      <w:r>
-        <w:rPr>
-          <w:rFonts w:hint="eastAsia"/>
-        </w:rPr>
         <w:t>├X：加倍均为惩罚建议</w:t>
       </w:r>
     </w:p>
@@ -26875,34 +27006,6 @@
         <w:rPr>
           <w:rFonts w:hint="eastAsia"/>
         </w:rPr>
-        <w:t>2D-(3C)-?：</w:t>
-      </w:r>
-    </w:p>
-    <w:p>
-      <w:pPr>
-        <w:ind w:firstLine="437"/>
-      </w:pPr>
-      <w:r>
-        <w:rPr>
-          <w:rFonts w:hint="eastAsia"/>
-        </w:rPr>
-        <w:t>├X：加倍均为惩罚建议</w:t>
-      </w:r>
-    </w:p>
-    <w:p>
-      <w:pPr>
-        <w:ind w:firstLine="437"/>
-      </w:pPr>
-    </w:p>
-    <w:p>
-      <w:pPr>
-        <w:ind w:firstLine="437"/>
-      </w:pPr>
-      <w:r>
-        <w:rPr>
-          <w:rFonts w:hint="eastAsia"/>
-        </w:rPr>
-        <w:lastRenderedPageBreak/>
         <w:t>2D-(3D)-?：</w:t>
       </w:r>
     </w:p>
@@ -27226,6 +27329,7 @@
         <w:rPr>
           <w:rFonts w:hint="eastAsia"/>
         </w:rPr>
+        <w:lastRenderedPageBreak/>
         <w:t>2H/2S：</w:t>
       </w:r>
     </w:p>
@@ -27248,7 +27352,6 @@
         <w:rPr>
           <w:rFonts w:hint="eastAsia"/>
         </w:rPr>
-        <w:lastRenderedPageBreak/>
         <w:t>├2NT：问开叫人低花，可能是止叫，也可能是进局逼叫</w:t>
       </w:r>
     </w:p>
@@ -27515,7 +27618,6 @@
         <w:ind w:firstLine="437"/>
       </w:pPr>
       <w:r>
-        <w:lastRenderedPageBreak/>
         <w:t>X：显示另一门高花有支持且至少有开叫的实力。</w:t>
       </w:r>
     </w:p>
@@ -27760,6 +27862,7 @@
         <w:rPr>
           <w:rFonts w:hint="eastAsia"/>
         </w:rPr>
+        <w:lastRenderedPageBreak/>
         <w:t>│-----├5S：2关键张，有Q</w:t>
       </w:r>
     </w:p>
@@ -27782,7 +27885,6 @@
         <w:rPr>
           <w:rFonts w:hint="eastAsia"/>
         </w:rPr>
-        <w:lastRenderedPageBreak/>
         <w:t>│-----├5D：止叫</w:t>
       </w:r>
     </w:p>
@@ -28007,6 +28109,7 @@
         <w:ind w:firstLine="437"/>
       </w:pPr>
       <w:r>
+        <w:lastRenderedPageBreak/>
         <w:t xml:space="preserve">        ？</w:t>
       </w:r>
     </w:p>
@@ -28023,7 +28126,6 @@
         <w:ind w:firstLine="437"/>
       </w:pPr>
       <w:r>
-        <w:lastRenderedPageBreak/>
         <w:t xml:space="preserve">        5NT</w:t>
       </w:r>
       <w:r>
@@ -28276,6 +28378,7 @@
         <w:rPr>
           <w:rFonts w:hint="eastAsia"/>
         </w:rPr>
+        <w:lastRenderedPageBreak/>
         <w:t>加叫过同伴的花色，攻最大张；有配合但未加叫过同伴攻正常</w:t>
       </w:r>
       <w:r>
@@ -28501,6 +28604,7 @@
         <w:ind w:firstLine="437"/>
       </w:pPr>
       <w:r>
+        <w:lastRenderedPageBreak/>
         <w:t>15.3.11M开叫被X【O1MX】</w:t>
       </w:r>
     </w:p>
@@ -28517,398 +28621,397 @@
         <w:ind w:firstLine="437"/>
       </w:pPr>
       <w:r>
+        <w:t>O1MX.Transfer：转移应叫（JF默认），1N到2M-1均为转移</w:t>
+      </w:r>
+    </w:p>
+    <w:p>
+      <w:pPr>
+        <w:ind w:firstLine="437"/>
+      </w:pPr>
+      <w:r>
+        <w:t>15.3.2开叫被双套争叫【O2SUIT】</w:t>
+      </w:r>
+    </w:p>
+    <w:p>
+      <w:pPr>
+        <w:ind w:firstLine="437"/>
+      </w:pPr>
+      <w:r>
+        <w:t>O2SUIT.XR扣叫方式：低对低高对高</w:t>
+      </w:r>
+    </w:p>
+    <w:p>
+      <w:pPr>
+        <w:ind w:firstLine="437"/>
+      </w:pPr>
+      <w:r>
+        <w:t>O2SUIT.JF扣叫方式：高对将牌</w:t>
+      </w:r>
+    </w:p>
+    <w:p>
+      <w:pPr>
+        <w:ind w:firstLine="437"/>
+      </w:pPr>
+      <w:r>
+        <w:t>15.3.31N开叫被争叫【O1NTO】</w:t>
+      </w:r>
+    </w:p>
+    <w:p>
+      <w:pPr>
+        <w:ind w:firstLine="437"/>
+      </w:pPr>
+      <w:r>
+        <w:t>O1NTO.Leben【新睿模式】Lebensol约定叫’</w:t>
+      </w:r>
+    </w:p>
+    <w:p>
+      <w:pPr>
+        <w:ind w:firstLine="437"/>
+      </w:pPr>
+      <w:r>
+        <w:t>O1NTO.Ruben【JF模式】Rubensol约定叫，见12.3.4章节</w:t>
+      </w:r>
+    </w:p>
+    <w:p>
+      <w:pPr>
+        <w:ind w:firstLine="437"/>
+      </w:pPr>
+      <w:r>
+        <w:t>15.3.41N开叫被惩罚逃叫【O1NTX】</w:t>
+      </w:r>
+    </w:p>
+    <w:p>
+      <w:pPr>
+        <w:ind w:firstLine="437"/>
+      </w:pPr>
+      <w:r>
+        <w:t>O1NTX.JF【JF模式】见12.3.1章节</w:t>
+      </w:r>
+    </w:p>
+    <w:p>
+      <w:pPr>
+        <w:ind w:firstLine="437"/>
+      </w:pPr>
+      <w:r>
+        <w:t>O1NTX.Other【其他模式】未能穷举抱歉</w:t>
+      </w:r>
+    </w:p>
+    <w:p>
+      <w:pPr>
+        <w:ind w:firstLine="437"/>
+      </w:pPr>
+    </w:p>
+    <w:p>
+      <w:pPr>
+        <w:ind w:firstLine="437"/>
+      </w:pPr>
+    </w:p>
+    <w:p>
+      <w:pPr>
+        <w:ind w:firstLine="437"/>
+      </w:pPr>
+      <w:r>
+        <w:t>15.4介入敌方叫牌约定叫选择</w:t>
+      </w:r>
+    </w:p>
+    <w:p>
+      <w:pPr>
+        <w:ind w:firstLine="437"/>
+      </w:pPr>
+      <w:r>
+        <w:t>15.4.1针对敌人自然1N【AN1N】</w:t>
+      </w:r>
+    </w:p>
+    <w:p>
+      <w:pPr>
+        <w:ind w:firstLine="437"/>
+      </w:pPr>
+      <w:r>
+        <w:t>AN1N.Landy：标准Landy，2c=双高，2N=双低，其他自然</w:t>
+      </w:r>
+    </w:p>
+    <w:p>
+      <w:pPr>
+        <w:ind w:firstLine="437"/>
+      </w:pPr>
+      <w:r>
+        <w:t>AN1N.LandyPlus：修订Landy，2D=单高，2H/S=H/S+m</w:t>
+      </w:r>
+    </w:p>
+    <w:p>
+      <w:pPr>
+        <w:ind w:firstLine="437"/>
+      </w:pPr>
+      <w:r>
+        <w:t>AN1N.Dont见14.1.1DONT定义</w:t>
+      </w:r>
+    </w:p>
+    <w:p>
+      <w:pPr>
+        <w:ind w:firstLine="437"/>
+      </w:pPr>
+      <w:r>
+        <w:t>15.4.2针对敌人精确1C【AP1C】</w:t>
+      </w:r>
+    </w:p>
+    <w:p>
+      <w:pPr>
+        <w:ind w:firstLine="437"/>
+      </w:pPr>
+      <w:r>
+        <w:t>AP1C.Leise：加倍双高，1NT双低，其他自然</w:t>
+      </w:r>
+    </w:p>
+    <w:p>
+      <w:pPr>
+        <w:ind w:firstLine="437"/>
+      </w:pPr>
+      <w:r>
+        <w:t>AP1C.Crash：x/1n/2c=同色/同阶/同型两套，其他自然（？）</w:t>
+      </w:r>
+    </w:p>
+    <w:p>
+      <w:pPr>
+        <w:ind w:firstLine="437"/>
+      </w:pPr>
+      <w:r>
+        <w:t>AP1C.CrashPlus修订Crash见14.3</w:t>
+      </w:r>
+    </w:p>
+    <w:p>
+      <w:pPr>
+        <w:ind w:firstLine="437"/>
+      </w:pPr>
+      <w:r>
+        <w:t>15.4.3针对敌人精确1N【AP1N】</w:t>
+      </w:r>
+    </w:p>
+    <w:p>
+      <w:pPr>
+        <w:ind w:firstLine="437"/>
+      </w:pPr>
+      <w:r>
+        <w:t>AP1N.Landy：标准Landy，2c=双高，2N=双低，其他自然</w:t>
+      </w:r>
+    </w:p>
+    <w:p>
+      <w:pPr>
+        <w:ind w:firstLine="437"/>
+      </w:pPr>
+      <w:r>
+        <w:t>AP1N.LandyPlus：修订Landy，2D=单高，2H/S=H/S+m</w:t>
+      </w:r>
+    </w:p>
+    <w:p>
+      <w:pPr>
+        <w:ind w:firstLine="437"/>
+      </w:pPr>
+      <w:r>
+        <w:t>AP1N.CappCAPP约定叫，见14.1.2CAPP定义</w:t>
+      </w:r>
+    </w:p>
+    <w:p>
+      <w:pPr>
+        <w:ind w:firstLine="437"/>
+      </w:pPr>
+    </w:p>
+    <w:p>
+      <w:pPr>
+        <w:ind w:firstLine="437"/>
+      </w:pPr>
+    </w:p>
+    <w:p>
+      <w:pPr>
+        <w:ind w:firstLine="437"/>
+      </w:pPr>
+      <w:r>
+        <w:t>15.5信号体系选择</w:t>
+      </w:r>
+    </w:p>
+    <w:p>
+      <w:pPr>
+        <w:ind w:firstLine="437"/>
+      </w:pPr>
+      <w:r>
+        <w:t>15.5.1主信号体系（SIG）</w:t>
+      </w:r>
+    </w:p>
+    <w:p>
+      <w:pPr>
+        <w:ind w:firstLine="437"/>
+      </w:pPr>
+      <w:r>
+        <w:t>SIG.Std：标准信号，一律大欢迎</w:t>
+      </w:r>
+    </w:p>
+    <w:p>
+      <w:pPr>
+        <w:ind w:firstLine="437"/>
+      </w:pPr>
+      <w:r>
+        <w:t>SIG.UDCA：反式信号，一律小欢迎</w:t>
+      </w:r>
+    </w:p>
+    <w:p>
+      <w:pPr>
+        <w:ind w:firstLine="437"/>
+      </w:pPr>
+      <w:r>
+        <w:t>SIG.TUND：有将大欢迎，无将小欢迎</w:t>
+      </w:r>
+    </w:p>
+    <w:p>
+      <w:pPr>
+        <w:ind w:firstLine="437"/>
+      </w:pPr>
+      <w:r>
+        <w:t>15.5.2垫牌信号（SDC）</w:t>
+      </w:r>
+    </w:p>
+    <w:p>
+      <w:pPr>
+        <w:ind w:firstLine="437"/>
+      </w:pPr>
+      <w:r>
+        <w:t>SDC.Std：标准垫牌信号，遵从跟牌体系。</w:t>
+      </w:r>
+    </w:p>
+    <w:p>
+      <w:pPr>
+        <w:ind w:firstLine="437"/>
+      </w:pPr>
+      <w:r>
+        <w:t>SDC.Roman：罗马垫牌（即奇偶垫牌），垫奇数欢迎，偶数不欢迎</w:t>
+      </w:r>
+    </w:p>
+    <w:p>
+      <w:pPr>
+        <w:ind w:firstLine="437"/>
+      </w:pPr>
+      <w:r>
+        <w:t>SDC.Deny否定垫牌，垫什么不要什么</w:t>
+      </w:r>
+    </w:p>
+    <w:p>
+      <w:pPr>
+        <w:ind w:firstLine="437"/>
+      </w:pPr>
+      <w:r>
+        <w:t>SDC.Lavinthal：选花优先（选花高低配合主信号）</w:t>
+      </w:r>
+    </w:p>
+    <w:p>
+      <w:pPr>
+        <w:ind w:firstLine="437"/>
+      </w:pPr>
+      <w:r>
+        <w:t>SDC.JF排除优先，其次选花。</w:t>
+      </w:r>
+    </w:p>
+    <w:p>
+      <w:pPr>
+        <w:ind w:firstLine="437"/>
+      </w:pPr>
+    </w:p>
+    <w:p>
+      <w:pPr>
+        <w:ind w:firstLine="437"/>
+      </w:pPr>
+    </w:p>
+    <w:p>
+      <w:pPr>
+        <w:ind w:firstLine="437"/>
+      </w:pPr>
+      <w:r>
+        <w:t>15.6当前已知配套方案说明</w:t>
+      </w:r>
+    </w:p>
+    <w:p>
+      <w:pPr>
+        <w:ind w:firstLine="437"/>
+      </w:pPr>
+      <w:r>
+        <w:t>| | SET A (J+WQ) | SET B (J+WY) | SET C (J+LY) | SET D (J+YF) | SET E (J+ZW) | YOURS |</w:t>
+      </w:r>
+    </w:p>
+    <w:p>
+      <w:pPr>
+        <w:ind w:firstLine="437"/>
+      </w:pPr>
+      <w:r>
+        <w:t>| --- | --- | --- | --- | --- | --- | --- |</w:t>
+      </w:r>
+    </w:p>
+    <w:p>
+      <w:pPr>
+        <w:ind w:firstLine="437"/>
+      </w:pPr>
+      <w:r>
+        <w:t>| 2D | MultiPlus | MultiPlus | DualM | MultiPlus | DualM | |</w:t>
+      </w:r>
+    </w:p>
+    <w:p>
+      <w:pPr>
+        <w:ind w:firstLine="437"/>
+      </w:pPr>
+      <w:r>
+        <w:t>| 2M | MdBerg | MdBerg | Raw | MdBerg | Raw | |</w:t>
+      </w:r>
+    </w:p>
+    <w:p>
+      <w:pPr>
+        <w:ind w:firstLine="437"/>
+      </w:pPr>
+      <w:r>
+        <w:t>| 2NT | Dualm | Dualm | Raw | MdBerg | Raw | |</w:t>
+      </w:r>
+    </w:p>
+    <w:p>
+      <w:pPr>
+        <w:ind w:firstLine="437"/>
+      </w:pPr>
+      <w:r>
+        <w:t>| 1NT | JF | JF | JF | JF | JF | |</w:t>
+      </w:r>
+    </w:p>
+    <w:p>
+      <w:pPr>
+        <w:ind w:firstLine="437"/>
+      </w:pPr>
+      <w:r>
+        <w:t>| 2C | JF | JF | JF | JF | JF | |</w:t>
+      </w:r>
+    </w:p>
+    <w:p>
+      <w:pPr>
+        <w:ind w:firstLine="437"/>
+      </w:pPr>
+      <w:r>
+        <w:t>| O1MX | Transfer | Transfer | Transfer | Transfer | Transfer | |</w:t>
+      </w:r>
+    </w:p>
+    <w:p>
+      <w:pPr>
+        <w:ind w:firstLine="437"/>
+      </w:pPr>
+      <w:r>
+        <w:t>| O2SUIT | JF | JF | JF | JF | JF | |</w:t>
+      </w:r>
+    </w:p>
+    <w:p>
+      <w:pPr>
+        <w:ind w:firstLine="437"/>
+      </w:pPr>
+      <w:r>
+        <w:t>| O1NTO | Ruben | Ruben | Ruben | Unknown | Ruben | |</w:t>
+      </w:r>
+    </w:p>
+    <w:p>
+      <w:pPr>
+        <w:ind w:firstLine="437"/>
+      </w:pPr>
+      <w:r>
         <w:lastRenderedPageBreak/>
-        <w:t>O1MX.Transfer：转移应叫（JF默认），1N到2M-1均为转移</w:t>
-      </w:r>
-    </w:p>
-    <w:p>
-      <w:pPr>
-        <w:ind w:firstLine="437"/>
-      </w:pPr>
-      <w:r>
-        <w:t>15.3.2开叫被双套争叫【O2SUIT】</w:t>
-      </w:r>
-    </w:p>
-    <w:p>
-      <w:pPr>
-        <w:ind w:firstLine="437"/>
-      </w:pPr>
-      <w:r>
-        <w:t>O2SUIT.XR扣叫方式：低对低高对高</w:t>
-      </w:r>
-    </w:p>
-    <w:p>
-      <w:pPr>
-        <w:ind w:firstLine="437"/>
-      </w:pPr>
-      <w:r>
-        <w:t>O2SUIT.JF扣叫方式：高对将牌</w:t>
-      </w:r>
-    </w:p>
-    <w:p>
-      <w:pPr>
-        <w:ind w:firstLine="437"/>
-      </w:pPr>
-      <w:r>
-        <w:t>15.3.31N开叫被争叫【O1NTO】</w:t>
-      </w:r>
-    </w:p>
-    <w:p>
-      <w:pPr>
-        <w:ind w:firstLine="437"/>
-      </w:pPr>
-      <w:r>
-        <w:t>O1NTO.Leben【新睿模式】Lebensol约定叫’</w:t>
-      </w:r>
-    </w:p>
-    <w:p>
-      <w:pPr>
-        <w:ind w:firstLine="437"/>
-      </w:pPr>
-      <w:r>
-        <w:t>O1NTO.Ruben【JF模式】Rubensol约定叫，见12.3.4章节</w:t>
-      </w:r>
-    </w:p>
-    <w:p>
-      <w:pPr>
-        <w:ind w:firstLine="437"/>
-      </w:pPr>
-      <w:r>
-        <w:t>15.3.41N开叫被惩罚逃叫【O1NTX】</w:t>
-      </w:r>
-    </w:p>
-    <w:p>
-      <w:pPr>
-        <w:ind w:firstLine="437"/>
-      </w:pPr>
-      <w:r>
-        <w:t>O1NTX.JF【JF模式】见12.3.1章节</w:t>
-      </w:r>
-    </w:p>
-    <w:p>
-      <w:pPr>
-        <w:ind w:firstLine="437"/>
-      </w:pPr>
-      <w:r>
-        <w:t>O1NTX.Other【其他模式】未能穷举抱歉</w:t>
-      </w:r>
-    </w:p>
-    <w:p>
-      <w:pPr>
-        <w:ind w:firstLine="437"/>
-      </w:pPr>
-    </w:p>
-    <w:p>
-      <w:pPr>
-        <w:ind w:firstLine="437"/>
-      </w:pPr>
-    </w:p>
-    <w:p>
-      <w:pPr>
-        <w:ind w:firstLine="437"/>
-      </w:pPr>
-      <w:r>
-        <w:t>15.4介入敌方叫牌约定叫选择</w:t>
-      </w:r>
-    </w:p>
-    <w:p>
-      <w:pPr>
-        <w:ind w:firstLine="437"/>
-      </w:pPr>
-      <w:r>
-        <w:t>15.4.1针对敌人自然1N【AN1N】</w:t>
-      </w:r>
-    </w:p>
-    <w:p>
-      <w:pPr>
-        <w:ind w:firstLine="437"/>
-      </w:pPr>
-      <w:r>
-        <w:t>AN1N.Landy：标准Landy，2c=双高，2N=双低，其他自然</w:t>
-      </w:r>
-    </w:p>
-    <w:p>
-      <w:pPr>
-        <w:ind w:firstLine="437"/>
-      </w:pPr>
-      <w:r>
-        <w:t>AN1N.LandyPlus：修订Landy，2D=单高，2H/S=H/S+m</w:t>
-      </w:r>
-    </w:p>
-    <w:p>
-      <w:pPr>
-        <w:ind w:firstLine="437"/>
-      </w:pPr>
-      <w:r>
-        <w:t>AN1N.Dont见14.1.1DONT定义</w:t>
-      </w:r>
-    </w:p>
-    <w:p>
-      <w:pPr>
-        <w:ind w:firstLine="437"/>
-      </w:pPr>
-      <w:r>
-        <w:t>15.4.2针对敌人精确1C【AP1C】</w:t>
-      </w:r>
-    </w:p>
-    <w:p>
-      <w:pPr>
-        <w:ind w:firstLine="437"/>
-      </w:pPr>
-      <w:r>
-        <w:t>AP1C.Leise：加倍双高，1NT双低，其他自然</w:t>
-      </w:r>
-    </w:p>
-    <w:p>
-      <w:pPr>
-        <w:ind w:firstLine="437"/>
-      </w:pPr>
-      <w:r>
-        <w:t>AP1C.Crash：x/1n/2c=同色/同阶/同型两套，其他自然（？）</w:t>
-      </w:r>
-    </w:p>
-    <w:p>
-      <w:pPr>
-        <w:ind w:firstLine="437"/>
-      </w:pPr>
-      <w:r>
-        <w:t>AP1C.CrashPlus修订Crash见14.3</w:t>
-      </w:r>
-    </w:p>
-    <w:p>
-      <w:pPr>
-        <w:ind w:firstLine="437"/>
-      </w:pPr>
-      <w:r>
-        <w:t>15.4.3针对敌人精确1N【AP1N】</w:t>
-      </w:r>
-    </w:p>
-    <w:p>
-      <w:pPr>
-        <w:ind w:firstLine="437"/>
-      </w:pPr>
-      <w:r>
-        <w:t>AP1N.Landy：标准Landy，2c=双高，2N=双低，其他自然</w:t>
-      </w:r>
-    </w:p>
-    <w:p>
-      <w:pPr>
-        <w:ind w:firstLine="437"/>
-      </w:pPr>
-      <w:r>
-        <w:t>AP1N.LandyPlus：修订Landy，2D=单高，2H/S=H/S+m</w:t>
-      </w:r>
-    </w:p>
-    <w:p>
-      <w:pPr>
-        <w:ind w:firstLine="437"/>
-      </w:pPr>
-      <w:r>
-        <w:t>AP1N.CappCAPP约定叫，见14.1.2CAPP定义</w:t>
-      </w:r>
-    </w:p>
-    <w:p>
-      <w:pPr>
-        <w:ind w:firstLine="437"/>
-      </w:pPr>
-    </w:p>
-    <w:p>
-      <w:pPr>
-        <w:ind w:firstLine="437"/>
-      </w:pPr>
-    </w:p>
-    <w:p>
-      <w:pPr>
-        <w:ind w:firstLine="437"/>
-      </w:pPr>
-      <w:r>
-        <w:lastRenderedPageBreak/>
-        <w:t>15.5信号体系选择</w:t>
-      </w:r>
-    </w:p>
-    <w:p>
-      <w:pPr>
-        <w:ind w:firstLine="437"/>
-      </w:pPr>
-      <w:r>
-        <w:t>15.5.1主信号体系（SIG）</w:t>
-      </w:r>
-    </w:p>
-    <w:p>
-      <w:pPr>
-        <w:ind w:firstLine="437"/>
-      </w:pPr>
-      <w:r>
-        <w:t>SIG.Std：标准信号，一律大欢迎</w:t>
-      </w:r>
-    </w:p>
-    <w:p>
-      <w:pPr>
-        <w:ind w:firstLine="437"/>
-      </w:pPr>
-      <w:r>
-        <w:t>SIG.UDCA：反式信号，一律小欢迎</w:t>
-      </w:r>
-    </w:p>
-    <w:p>
-      <w:pPr>
-        <w:ind w:firstLine="437"/>
-      </w:pPr>
-      <w:r>
-        <w:t>SIG.TUND：有将大欢迎，无将小欢迎</w:t>
-      </w:r>
-    </w:p>
-    <w:p>
-      <w:pPr>
-        <w:ind w:firstLine="437"/>
-      </w:pPr>
-      <w:r>
-        <w:t>15.5.2垫牌信号（SDC）</w:t>
-      </w:r>
-    </w:p>
-    <w:p>
-      <w:pPr>
-        <w:ind w:firstLine="437"/>
-      </w:pPr>
-      <w:r>
-        <w:t>SDC.Std：标准垫牌信号，遵从跟牌体系。</w:t>
-      </w:r>
-    </w:p>
-    <w:p>
-      <w:pPr>
-        <w:ind w:firstLine="437"/>
-      </w:pPr>
-      <w:r>
-        <w:t>SDC.Roman：罗马垫牌（即奇偶垫牌），垫奇数欢迎，偶数不欢迎</w:t>
-      </w:r>
-    </w:p>
-    <w:p>
-      <w:pPr>
-        <w:ind w:firstLine="437"/>
-      </w:pPr>
-      <w:r>
-        <w:t>SDC.Deny否定垫牌，垫什么不要什么</w:t>
-      </w:r>
-    </w:p>
-    <w:p>
-      <w:pPr>
-        <w:ind w:firstLine="437"/>
-      </w:pPr>
-      <w:r>
-        <w:t>SDC.Lavinthal：选花优先（选花高低配合主信号）</w:t>
-      </w:r>
-    </w:p>
-    <w:p>
-      <w:pPr>
-        <w:ind w:firstLine="437"/>
-      </w:pPr>
-      <w:r>
-        <w:t>SDC.JF排除优先，其次选花。</w:t>
-      </w:r>
-    </w:p>
-    <w:p>
-      <w:pPr>
-        <w:ind w:firstLine="437"/>
-      </w:pPr>
-    </w:p>
-    <w:p>
-      <w:pPr>
-        <w:ind w:firstLine="437"/>
-      </w:pPr>
-    </w:p>
-    <w:p>
-      <w:pPr>
-        <w:ind w:firstLine="437"/>
-      </w:pPr>
-      <w:r>
-        <w:t>15.6当前已知配套方案说明</w:t>
-      </w:r>
-    </w:p>
-    <w:p>
-      <w:pPr>
-        <w:ind w:firstLine="437"/>
-      </w:pPr>
-      <w:r>
-        <w:t>| | SET A (J+WQ) | SET B (J+WY) | SET C (J+LY) | SET D (J+YF) | SET E (J+ZW) | YOURS |</w:t>
-      </w:r>
-    </w:p>
-    <w:p>
-      <w:pPr>
-        <w:ind w:firstLine="437"/>
-      </w:pPr>
-      <w:r>
-        <w:t>| --- | --- | --- | --- | --- | --- | --- |</w:t>
-      </w:r>
-    </w:p>
-    <w:p>
-      <w:pPr>
-        <w:ind w:firstLine="437"/>
-      </w:pPr>
-      <w:r>
-        <w:t>| 2D | MultiPlus | MultiPlus | DualM | MultiPlus | DualM | |</w:t>
-      </w:r>
-    </w:p>
-    <w:p>
-      <w:pPr>
-        <w:ind w:firstLine="437"/>
-      </w:pPr>
-      <w:r>
-        <w:t>| 2M | MdBerg | MdBerg | Raw | MdBerg | Raw | |</w:t>
-      </w:r>
-    </w:p>
-    <w:p>
-      <w:pPr>
-        <w:ind w:firstLine="437"/>
-      </w:pPr>
-      <w:r>
-        <w:t>| 2NT | Dualm | Dualm | Raw | MdBerg | Raw | |</w:t>
-      </w:r>
-    </w:p>
-    <w:p>
-      <w:pPr>
-        <w:ind w:firstLine="437"/>
-      </w:pPr>
-      <w:r>
-        <w:t>| 1NT | JF | JF | JF | JF | JF | |</w:t>
-      </w:r>
-    </w:p>
-    <w:p>
-      <w:pPr>
-        <w:ind w:firstLine="437"/>
-      </w:pPr>
-      <w:r>
-        <w:t>| 2C | JF | JF | JF | JF | JF | |</w:t>
-      </w:r>
-    </w:p>
-    <w:p>
-      <w:pPr>
-        <w:ind w:firstLine="437"/>
-      </w:pPr>
-      <w:r>
-        <w:t>| O1MX | Transfer | Transfer | Transfer | Transfer | Transfer | |</w:t>
-      </w:r>
-    </w:p>
-    <w:p>
-      <w:pPr>
-        <w:ind w:firstLine="437"/>
-      </w:pPr>
-      <w:r>
-        <w:t>| O2SUIT | JF | JF | JF | JF | JF | |</w:t>
-      </w:r>
-    </w:p>
-    <w:p>
-      <w:pPr>
-        <w:ind w:firstLine="437"/>
-      </w:pPr>
-      <w:r>
-        <w:t>| O1NTO | Ruben | Ruben | Ruben | Unknown | Ruben | |</w:t>
-      </w:r>
-    </w:p>
-    <w:p>
-      <w:pPr>
-        <w:ind w:firstLine="437"/>
-      </w:pPr>
-      <w:r>
         <w:t>| O1NTX | JF | JF | JF | JF | JF | |</w:t>
       </w:r>
     </w:p>
@@ -28925,7 +29028,6 @@
         <w:ind w:firstLine="437"/>
       </w:pPr>
       <w:r>
-        <w:lastRenderedPageBreak/>
         <w:t>| AP1N | CAPP | CAPP | CAPP | LANDY | CAPP | |</w:t>
       </w:r>
     </w:p>
@@ -28972,7 +29074,7 @@
 </file>
 
 <file path=word/comments.xml><?xml version="1.0" encoding="utf-8"?>
-<w:comments xmlns:wpc="http://schemas.microsoft.com/office/word/2010/wordprocessingCanvas" xmlns:cx="http://schemas.microsoft.com/office/drawing/2014/chartex" xmlns:cx1="http://schemas.microsoft.com/office/drawing/2015/9/8/chartex" xmlns:cx2="http://schemas.microsoft.com/office/drawing/2015/10/21/chartex" xmlns:cx3="http://schemas.microsoft.com/office/drawing/2016/5/9/chartex" xmlns:cx4="http://schemas.microsoft.com/office/drawing/2016/5/10/chartex" xmlns:cx5="http://schemas.microsoft.com/office/drawing/2016/5/11/chartex" xmlns:cx6="http://schemas.microsoft.com/office/drawing/2016/5/12/chartex" xmlns:cx7="http://schemas.microsoft.com/office/drawing/2016/5/13/chartex" xmlns:cx8="http://schemas.microsoft.com/office/drawing/2016/5/14/chartex" xmlns:mc="http://schemas.openxmlformats.org/markup-compatibility/2006" xmlns:aink="http://schemas.microsoft.com/office/drawing/2016/ink" xmlns:am3d="http://schemas.microsoft.com/office/drawing/2017/model3d" xmlns:o="urn:schemas-microsoft-com:office:office" xmlns:oel="http://schemas.microsoft.com/office/2019/extlst" xmlns:r="http://schemas.openxmlformats.org/officeDocument/2006/relationships" xmlns:m="http://schemas.openxmlformats.org/officeDocument/2006/math" xmlns:v="urn:schemas-microsoft-com:vml" xmlns:wp14="http://schemas.microsoft.com/office/word/2010/wordprocessingDrawing" xmlns:wp="http://schemas.openxmlformats.org/drawingml/2006/wordprocessingDrawing" xmlns:w10="urn:schemas-microsoft-com:office:word" xmlns:w="http://schemas.openxmlformats.org/wordprocessingml/2006/main" xmlns:w14="http://schemas.microsoft.com/office/word/2010/wordml" xmlns:w15="http://schemas.microsoft.com/office/word/2012/wordml" xmlns:w16cex="http://schemas.microsoft.com/office/word/2018/wordml/cex" xmlns:w16cid="http://schemas.microsoft.com/office/word/2016/wordml/cid" xmlns:w16="http://schemas.microsoft.com/office/word/2018/wordml" xmlns:w16du="http://schemas.microsoft.com/office/word/2023/wordml/word16du" xmlns:w16sdtdh="http://schemas.microsoft.com/office/word/2020/wordml/sdtdatahash" xmlns:w16sdtfl="http://schemas.microsoft.com/office/word/2024/wordml/sdtformatlock" xmlns:w16se="http://schemas.microsoft.com/office/word/2015/wordml/symex" xmlns:wpg="http://schemas.microsoft.com/office/word/2010/wordprocessingGroup" xmlns:wpi="http://schemas.microsoft.com/office/word/2010/wordprocessingInk" xmlns:wne="http://schemas.microsoft.com/office/word/2006/wordml" xmlns:wps="http://schemas.microsoft.com/office/word/2010/wordprocessingShape" mc:Ignorable="w14 w15 w16se w16cid w16 w16cex w16sdtdh w16sdtfl w16du wp14">
+<w:comments xmlns:wpc="http://schemas.microsoft.com/office/word/2010/wordprocessingCanvas" xmlns:cx="http://schemas.microsoft.com/office/drawing/2014/chartex" xmlns:cx1="http://schemas.microsoft.com/office/drawing/2015/9/8/chartex" xmlns:cx2="http://schemas.microsoft.com/office/drawing/2015/10/21/chartex" xmlns:cx3="http://schemas.microsoft.com/office/drawing/2016/5/9/chartex" xmlns:cx4="http://schemas.microsoft.com/office/drawing/2016/5/10/chartex" xmlns:cx5="http://schemas.microsoft.com/office/drawing/2016/5/11/chartex" xmlns:cx6="http://schemas.microsoft.com/office/drawing/2016/5/12/chartex" xmlns:cx7="http://schemas.microsoft.com/office/drawing/2016/5/13/chartex" xmlns:cx8="http://schemas.microsoft.com/office/drawing/2016/5/14/chartex" xmlns:mc="http://schemas.openxmlformats.org/markup-compatibility/2006" xmlns:aink="http://schemas.microsoft.com/office/drawing/2016/ink" xmlns:am3d="http://schemas.microsoft.com/office/drawing/2017/model3d" xmlns:o="urn:schemas-microsoft-com:office:office" xmlns:oel="http://schemas.microsoft.com/office/2019/extlst" xmlns:r="http://schemas.openxmlformats.org/officeDocument/2006/relationships" xmlns:m="http://schemas.openxmlformats.org/officeDocument/2006/math" xmlns:v="urn:schemas-microsoft-com:vml" xmlns:wp14="http://schemas.microsoft.com/office/word/2010/wordprocessingDrawing" xmlns:wp="http://schemas.openxmlformats.org/drawingml/2006/wordprocessingDrawing" xmlns:w10="urn:schemas-microsoft-com:office:word" xmlns:w="http://schemas.openxmlformats.org/wordprocessingml/2006/main" xmlns:w14="http://schemas.microsoft.com/office/word/2010/wordml" xmlns:w15="http://schemas.microsoft.com/office/word/2012/wordml" xmlns:w16cei="http://schemas.microsoft.com/office/word/2026/wordml/cei" xmlns:w16cex="http://schemas.microsoft.com/office/word/2018/wordml/cex" xmlns:w16cid="http://schemas.microsoft.com/office/word/2016/wordml/cid" xmlns:w16="http://schemas.microsoft.com/office/word/2018/wordml" xmlns:w16du="http://schemas.microsoft.com/office/word/2023/wordml/word16du" xmlns:w16sdtdh="http://schemas.microsoft.com/office/word/2020/wordml/sdtdatahash" xmlns:w16sdtfl="http://schemas.microsoft.com/office/word/2024/wordml/sdtformatlock" xmlns:w16se="http://schemas.microsoft.com/office/word/2015/wordml/symex" xmlns:wpg="http://schemas.microsoft.com/office/word/2010/wordprocessingGroup" xmlns:wpi="http://schemas.microsoft.com/office/word/2010/wordprocessingInk" xmlns:wne="http://schemas.microsoft.com/office/word/2006/wordml" xmlns:wps="http://schemas.microsoft.com/office/word/2010/wordprocessingShape" mc:Ignorable="w14 w15 w16se w16cid w16 w16cex w16sdtdh w16sdtfl w16du wp14">
   <w:comment w:id="0" w:author="Fanyi" w:date="2025-08-10T00:04:00Z" w:initials="">
     <w:p>
       <w:pPr>
@@ -28996,19 +29098,19 @@
 </file>
 
 <file path=word/commentsExtended.xml><?xml version="1.0" encoding="utf-8"?>
-<w15:commentsEx xmlns:wpc="http://schemas.microsoft.com/office/word/2010/wordprocessingCanvas" xmlns:cx="http://schemas.microsoft.com/office/drawing/2014/chartex" xmlns:cx1="http://schemas.microsoft.com/office/drawing/2015/9/8/chartex" xmlns:cx2="http://schemas.microsoft.com/office/drawing/2015/10/21/chartex" xmlns:cx3="http://schemas.microsoft.com/office/drawing/2016/5/9/chartex" xmlns:cx4="http://schemas.microsoft.com/office/drawing/2016/5/10/chartex" xmlns:cx5="http://schemas.microsoft.com/office/drawing/2016/5/11/chartex" xmlns:cx6="http://schemas.microsoft.com/office/drawing/2016/5/12/chartex" xmlns:cx7="http://schemas.microsoft.com/office/drawing/2016/5/13/chartex" xmlns:cx8="http://schemas.microsoft.com/office/drawing/2016/5/14/chartex" xmlns:mc="http://schemas.openxmlformats.org/markup-compatibility/2006" xmlns:aink="http://schemas.microsoft.com/office/drawing/2016/ink" xmlns:am3d="http://schemas.microsoft.com/office/drawing/2017/model3d" xmlns:o="urn:schemas-microsoft-com:office:office" xmlns:oel="http://schemas.microsoft.com/office/2019/extlst" xmlns:r="http://schemas.openxmlformats.org/officeDocument/2006/relationships" xmlns:m="http://schemas.openxmlformats.org/officeDocument/2006/math" xmlns:v="urn:schemas-microsoft-com:vml" xmlns:wp14="http://schemas.microsoft.com/office/word/2010/wordprocessingDrawing" xmlns:wp="http://schemas.openxmlformats.org/drawingml/2006/wordprocessingDrawing" xmlns:w10="urn:schemas-microsoft-com:office:word" xmlns:w="http://schemas.openxmlformats.org/wordprocessingml/2006/main" xmlns:w14="http://schemas.microsoft.com/office/word/2010/wordml" xmlns:w15="http://schemas.microsoft.com/office/word/2012/wordml" xmlns:w16cex="http://schemas.microsoft.com/office/word/2018/wordml/cex" xmlns:w16cid="http://schemas.microsoft.com/office/word/2016/wordml/cid" xmlns:w16="http://schemas.microsoft.com/office/word/2018/wordml" xmlns:w16du="http://schemas.microsoft.com/office/word/2023/wordml/word16du" xmlns:w16sdtdh="http://schemas.microsoft.com/office/word/2020/wordml/sdtdatahash" xmlns:w16sdtfl="http://schemas.microsoft.com/office/word/2024/wordml/sdtformatlock" xmlns:w16se="http://schemas.microsoft.com/office/word/2015/wordml/symex" xmlns:wpg="http://schemas.microsoft.com/office/word/2010/wordprocessingGroup" xmlns:wpi="http://schemas.microsoft.com/office/word/2010/wordprocessingInk" xmlns:wne="http://schemas.microsoft.com/office/word/2006/wordml" xmlns:wps="http://schemas.microsoft.com/office/word/2010/wordprocessingShape" mc:Ignorable="w14 w15 w16se w16cid w16 w16cex w16sdtdh w16sdtfl w16du wp14">
+<w15:commentsEx xmlns:wpc="http://schemas.microsoft.com/office/word/2010/wordprocessingCanvas" xmlns:cx="http://schemas.microsoft.com/office/drawing/2014/chartex" xmlns:cx1="http://schemas.microsoft.com/office/drawing/2015/9/8/chartex" xmlns:cx2="http://schemas.microsoft.com/office/drawing/2015/10/21/chartex" xmlns:cx3="http://schemas.microsoft.com/office/drawing/2016/5/9/chartex" xmlns:cx4="http://schemas.microsoft.com/office/drawing/2016/5/10/chartex" xmlns:cx5="http://schemas.microsoft.com/office/drawing/2016/5/11/chartex" xmlns:cx6="http://schemas.microsoft.com/office/drawing/2016/5/12/chartex" xmlns:cx7="http://schemas.microsoft.com/office/drawing/2016/5/13/chartex" xmlns:cx8="http://schemas.microsoft.com/office/drawing/2016/5/14/chartex" xmlns:mc="http://schemas.openxmlformats.org/markup-compatibility/2006" xmlns:aink="http://schemas.microsoft.com/office/drawing/2016/ink" xmlns:am3d="http://schemas.microsoft.com/office/drawing/2017/model3d" xmlns:o="urn:schemas-microsoft-com:office:office" xmlns:oel="http://schemas.microsoft.com/office/2019/extlst" xmlns:r="http://schemas.openxmlformats.org/officeDocument/2006/relationships" xmlns:m="http://schemas.openxmlformats.org/officeDocument/2006/math" xmlns:v="urn:schemas-microsoft-com:vml" xmlns:wp14="http://schemas.microsoft.com/office/word/2010/wordprocessingDrawing" xmlns:wp="http://schemas.openxmlformats.org/drawingml/2006/wordprocessingDrawing" xmlns:w10="urn:schemas-microsoft-com:office:word" xmlns:w="http://schemas.openxmlformats.org/wordprocessingml/2006/main" xmlns:w14="http://schemas.microsoft.com/office/word/2010/wordml" xmlns:w15="http://schemas.microsoft.com/office/word/2012/wordml" xmlns:w16cei="http://schemas.microsoft.com/office/word/2026/wordml/cei" xmlns:w16cex="http://schemas.microsoft.com/office/word/2018/wordml/cex" xmlns:w16cid="http://schemas.microsoft.com/office/word/2016/wordml/cid" xmlns:w16="http://schemas.microsoft.com/office/word/2018/wordml" xmlns:w16du="http://schemas.microsoft.com/office/word/2023/wordml/word16du" xmlns:w16sdtdh="http://schemas.microsoft.com/office/word/2020/wordml/sdtdatahash" xmlns:w16sdtfl="http://schemas.microsoft.com/office/word/2024/wordml/sdtformatlock" xmlns:w16se="http://schemas.microsoft.com/office/word/2015/wordml/symex" xmlns:wpg="http://schemas.microsoft.com/office/word/2010/wordprocessingGroup" xmlns:wpi="http://schemas.microsoft.com/office/word/2010/wordprocessingInk" xmlns:wne="http://schemas.microsoft.com/office/word/2006/wordml" xmlns:wps="http://schemas.microsoft.com/office/word/2010/wordprocessingShape" mc:Ignorable="w14 w15 w16se w16cid w16 w16cex w16sdtdh w16sdtfl w16du wp14">
   <w15:commentEx w15:paraId="38044655" w15:done="0"/>
 </w15:commentsEx>
 </file>
 
 <file path=word/commentsIds.xml><?xml version="1.0" encoding="utf-8"?>
-<w16cid:commentsIds xmlns:wpc="http://schemas.microsoft.com/office/word/2010/wordprocessingCanvas" xmlns:cx="http://schemas.microsoft.com/office/drawing/2014/chartex" xmlns:cx1="http://schemas.microsoft.com/office/drawing/2015/9/8/chartex" xmlns:cx2="http://schemas.microsoft.com/office/drawing/2015/10/21/chartex" xmlns:cx3="http://schemas.microsoft.com/office/drawing/2016/5/9/chartex" xmlns:cx4="http://schemas.microsoft.com/office/drawing/2016/5/10/chartex" xmlns:cx5="http://schemas.microsoft.com/office/drawing/2016/5/11/chartex" xmlns:cx6="http://schemas.microsoft.com/office/drawing/2016/5/12/chartex" xmlns:cx7="http://schemas.microsoft.com/office/drawing/2016/5/13/chartex" xmlns:cx8="http://schemas.microsoft.com/office/drawing/2016/5/14/chartex" xmlns:mc="http://schemas.openxmlformats.org/markup-compatibility/2006" xmlns:aink="http://schemas.microsoft.com/office/drawing/2016/ink" xmlns:am3d="http://schemas.microsoft.com/office/drawing/2017/model3d" xmlns:o="urn:schemas-microsoft-com:office:office" xmlns:oel="http://schemas.microsoft.com/office/2019/extlst" xmlns:r="http://schemas.openxmlformats.org/officeDocument/2006/relationships" xmlns:m="http://schemas.openxmlformats.org/officeDocument/2006/math" xmlns:v="urn:schemas-microsoft-com:vml" xmlns:wp14="http://schemas.microsoft.com/office/word/2010/wordprocessingDrawing" xmlns:wp="http://schemas.openxmlformats.org/drawingml/2006/wordprocessingDrawing" xmlns:w10="urn:schemas-microsoft-com:office:word" xmlns:w="http://schemas.openxmlformats.org/wordprocessingml/2006/main" xmlns:w14="http://schemas.microsoft.com/office/word/2010/wordml" xmlns:w15="http://schemas.microsoft.com/office/word/2012/wordml" xmlns:w16cex="http://schemas.microsoft.com/office/word/2018/wordml/cex" xmlns:w16cid="http://schemas.microsoft.com/office/word/2016/wordml/cid" xmlns:w16="http://schemas.microsoft.com/office/word/2018/wordml" xmlns:w16du="http://schemas.microsoft.com/office/word/2023/wordml/word16du" xmlns:w16sdtdh="http://schemas.microsoft.com/office/word/2020/wordml/sdtdatahash" xmlns:w16sdtfl="http://schemas.microsoft.com/office/word/2024/wordml/sdtformatlock" xmlns:w16se="http://schemas.microsoft.com/office/word/2015/wordml/symex" xmlns:wpg="http://schemas.microsoft.com/office/word/2010/wordprocessingGroup" xmlns:wpi="http://schemas.microsoft.com/office/word/2010/wordprocessingInk" xmlns:wne="http://schemas.microsoft.com/office/word/2006/wordml" xmlns:wps="http://schemas.microsoft.com/office/word/2010/wordprocessingShape" mc:Ignorable="w14 w15 w16se w16cid w16 w16cex w16sdtdh w16sdtfl w16du wp14">
+<w16cid:commentsIds xmlns:wpc="http://schemas.microsoft.com/office/word/2010/wordprocessingCanvas" xmlns:cx="http://schemas.microsoft.com/office/drawing/2014/chartex" xmlns:cx1="http://schemas.microsoft.com/office/drawing/2015/9/8/chartex" xmlns:cx2="http://schemas.microsoft.com/office/drawing/2015/10/21/chartex" xmlns:cx3="http://schemas.microsoft.com/office/drawing/2016/5/9/chartex" xmlns:cx4="http://schemas.microsoft.com/office/drawing/2016/5/10/chartex" xmlns:cx5="http://schemas.microsoft.com/office/drawing/2016/5/11/chartex" xmlns:cx6="http://schemas.microsoft.com/office/drawing/2016/5/12/chartex" xmlns:cx7="http://schemas.microsoft.com/office/drawing/2016/5/13/chartex" xmlns:cx8="http://schemas.microsoft.com/office/drawing/2016/5/14/chartex" xmlns:mc="http://schemas.openxmlformats.org/markup-compatibility/2006" xmlns:aink="http://schemas.microsoft.com/office/drawing/2016/ink" xmlns:am3d="http://schemas.microsoft.com/office/drawing/2017/model3d" xmlns:o="urn:schemas-microsoft-com:office:office" xmlns:oel="http://schemas.microsoft.com/office/2019/extlst" xmlns:r="http://schemas.openxmlformats.org/officeDocument/2006/relationships" xmlns:m="http://schemas.openxmlformats.org/officeDocument/2006/math" xmlns:v="urn:schemas-microsoft-com:vml" xmlns:wp14="http://schemas.microsoft.com/office/word/2010/wordprocessingDrawing" xmlns:wp="http://schemas.openxmlformats.org/drawingml/2006/wordprocessingDrawing" xmlns:w10="urn:schemas-microsoft-com:office:word" xmlns:w="http://schemas.openxmlformats.org/wordprocessingml/2006/main" xmlns:w14="http://schemas.microsoft.com/office/word/2010/wordml" xmlns:w15="http://schemas.microsoft.com/office/word/2012/wordml" xmlns:w16cei="http://schemas.microsoft.com/office/word/2026/wordml/cei" xmlns:w16cex="http://schemas.microsoft.com/office/word/2018/wordml/cex" xmlns:w16cid="http://schemas.microsoft.com/office/word/2016/wordml/cid" xmlns:w16="http://schemas.microsoft.com/office/word/2018/wordml" xmlns:w16du="http://schemas.microsoft.com/office/word/2023/wordml/word16du" xmlns:w16sdtdh="http://schemas.microsoft.com/office/word/2020/wordml/sdtdatahash" xmlns:w16sdtfl="http://schemas.microsoft.com/office/word/2024/wordml/sdtformatlock" xmlns:w16se="http://schemas.microsoft.com/office/word/2015/wordml/symex" xmlns:wpg="http://schemas.microsoft.com/office/word/2010/wordprocessingGroup" xmlns:wpi="http://schemas.microsoft.com/office/word/2010/wordprocessingInk" xmlns:wne="http://schemas.microsoft.com/office/word/2006/wordml" xmlns:wps="http://schemas.microsoft.com/office/word/2010/wordprocessingShape" mc:Ignorable="w14 w15 w16se w16cid w16 w16cex w16sdtdh w16sdtfl w16du wp14">
   <w16cid:commentId w16cid:paraId="38044655" w16cid:durableId="38044655"/>
 </w16cid:commentsIds>
 </file>
 
 <file path=word/endnotes.xml><?xml version="1.0" encoding="utf-8"?>
-<w:endnotes xmlns:wpc="http://schemas.microsoft.com/office/word/2010/wordprocessingCanvas" xmlns:cx="http://schemas.microsoft.com/office/drawing/2014/chartex" xmlns:cx1="http://schemas.microsoft.com/office/drawing/2015/9/8/chartex" xmlns:cx2="http://schemas.microsoft.com/office/drawing/2015/10/21/chartex" xmlns:cx3="http://schemas.microsoft.com/office/drawing/2016/5/9/chartex" xmlns:cx4="http://schemas.microsoft.com/office/drawing/2016/5/10/chartex" xmlns:cx5="http://schemas.microsoft.com/office/drawing/2016/5/11/chartex" xmlns:cx6="http://schemas.microsoft.com/office/drawing/2016/5/12/chartex" xmlns:cx7="http://schemas.microsoft.com/office/drawing/2016/5/13/chartex" xmlns:cx8="http://schemas.microsoft.com/office/drawing/2016/5/14/chartex" xmlns:mc="http://schemas.openxmlformats.org/markup-compatibility/2006" xmlns:aink="http://schemas.microsoft.com/office/drawing/2016/ink" xmlns:am3d="http://schemas.microsoft.com/office/drawing/2017/model3d" xmlns:o="urn:schemas-microsoft-com:office:office" xmlns:oel="http://schemas.microsoft.com/office/2019/extlst" xmlns:r="http://schemas.openxmlformats.org/officeDocument/2006/relationships" xmlns:m="http://schemas.openxmlformats.org/officeDocument/2006/math" xmlns:v="urn:schemas-microsoft-com:vml" xmlns:wp14="http://schemas.microsoft.com/office/word/2010/wordprocessingDrawing" xmlns:wp="http://schemas.openxmlformats.org/drawingml/2006/wordprocessingDrawing" xmlns:w10="urn:schemas-microsoft-com:office:word" xmlns:w="http://schemas.openxmlformats.org/wordprocessingml/2006/main" xmlns:w14="http://schemas.microsoft.com/office/word/2010/wordml" xmlns:w15="http://schemas.microsoft.com/office/word/2012/wordml" xmlns:w16cex="http://schemas.microsoft.com/office/word/2018/wordml/cex" xmlns:w16cid="http://schemas.microsoft.com/office/word/2016/wordml/cid" xmlns:w16="http://schemas.microsoft.com/office/word/2018/wordml" xmlns:w16du="http://schemas.microsoft.com/office/word/2023/wordml/word16du" xmlns:w16sdtdh="http://schemas.microsoft.com/office/word/2020/wordml/sdtdatahash" xmlns:w16sdtfl="http://schemas.microsoft.com/office/word/2024/wordml/sdtformatlock" xmlns:w16se="http://schemas.microsoft.com/office/word/2015/wordml/symex" xmlns:wpg="http://schemas.microsoft.com/office/word/2010/wordprocessingGroup" xmlns:wpi="http://schemas.microsoft.com/office/word/2010/wordprocessingInk" xmlns:wne="http://schemas.microsoft.com/office/word/2006/wordml" xmlns:wps="http://schemas.microsoft.com/office/word/2010/wordprocessingShape" mc:Ignorable="w14 w15 w16se w16cid w16 w16cex w16sdtdh w16sdtfl w16du wp14">
+<w:endnotes xmlns:wpc="http://schemas.microsoft.com/office/word/2010/wordprocessingCanvas" xmlns:cx="http://schemas.microsoft.com/office/drawing/2014/chartex" xmlns:cx1="http://schemas.microsoft.com/office/drawing/2015/9/8/chartex" xmlns:cx2="http://schemas.microsoft.com/office/drawing/2015/10/21/chartex" xmlns:cx3="http://schemas.microsoft.com/office/drawing/2016/5/9/chartex" xmlns:cx4="http://schemas.microsoft.com/office/drawing/2016/5/10/chartex" xmlns:cx5="http://schemas.microsoft.com/office/drawing/2016/5/11/chartex" xmlns:cx6="http://schemas.microsoft.com/office/drawing/2016/5/12/chartex" xmlns:cx7="http://schemas.microsoft.com/office/drawing/2016/5/13/chartex" xmlns:cx8="http://schemas.microsoft.com/office/drawing/2016/5/14/chartex" xmlns:mc="http://schemas.openxmlformats.org/markup-compatibility/2006" xmlns:aink="http://schemas.microsoft.com/office/drawing/2016/ink" xmlns:am3d="http://schemas.microsoft.com/office/drawing/2017/model3d" xmlns:o="urn:schemas-microsoft-com:office:office" xmlns:oel="http://schemas.microsoft.com/office/2019/extlst" xmlns:r="http://schemas.openxmlformats.org/officeDocument/2006/relationships" xmlns:m="http://schemas.openxmlformats.org/officeDocument/2006/math" xmlns:v="urn:schemas-microsoft-com:vml" xmlns:wp14="http://schemas.microsoft.com/office/word/2010/wordprocessingDrawing" xmlns:wp="http://schemas.openxmlformats.org/drawingml/2006/wordprocessingDrawing" xmlns:w10="urn:schemas-microsoft-com:office:word" xmlns:w="http://schemas.openxmlformats.org/wordprocessingml/2006/main" xmlns:w14="http://schemas.microsoft.com/office/word/2010/wordml" xmlns:w15="http://schemas.microsoft.com/office/word/2012/wordml" xmlns:w16cei="http://schemas.microsoft.com/office/word/2026/wordml/cei" xmlns:w16cex="http://schemas.microsoft.com/office/word/2018/wordml/cex" xmlns:w16cid="http://schemas.microsoft.com/office/word/2016/wordml/cid" xmlns:w16="http://schemas.microsoft.com/office/word/2018/wordml" xmlns:w16du="http://schemas.microsoft.com/office/word/2023/wordml/word16du" xmlns:w16sdtdh="http://schemas.microsoft.com/office/word/2020/wordml/sdtdatahash" xmlns:w16sdtfl="http://schemas.microsoft.com/office/word/2024/wordml/sdtformatlock" xmlns:w16se="http://schemas.microsoft.com/office/word/2015/wordml/symex" xmlns:wpg="http://schemas.microsoft.com/office/word/2010/wordprocessingGroup" xmlns:wpi="http://schemas.microsoft.com/office/word/2010/wordprocessingInk" xmlns:wne="http://schemas.microsoft.com/office/word/2006/wordml" xmlns:wps="http://schemas.microsoft.com/office/word/2010/wordprocessingShape" mc:Ignorable="w14 w15 w16se w16cid w16 w16cex w16sdtdh w16sdtfl w16du wp14">
   <w:endnote w:type="separator" w:id="-1">
     <w:p>
       <w:pPr>
@@ -29033,7 +29135,7 @@
 </file>
 
 <file path=word/footnotes.xml><?xml version="1.0" encoding="utf-8"?>
-<w:footnotes xmlns:wpc="http://schemas.microsoft.com/office/word/2010/wordprocessingCanvas" xmlns:cx="http://schemas.microsoft.com/office/drawing/2014/chartex" xmlns:cx1="http://schemas.microsoft.com/office/drawing/2015/9/8/chartex" xmlns:cx2="http://schemas.microsoft.com/office/drawing/2015/10/21/chartex" xmlns:cx3="http://schemas.microsoft.com/office/drawing/2016/5/9/chartex" xmlns:cx4="http://schemas.microsoft.com/office/drawing/2016/5/10/chartex" xmlns:cx5="http://schemas.microsoft.com/office/drawing/2016/5/11/chartex" xmlns:cx6="http://schemas.microsoft.com/office/drawing/2016/5/12/chartex" xmlns:cx7="http://schemas.microsoft.com/office/drawing/2016/5/13/chartex" xmlns:cx8="http://schemas.microsoft.com/office/drawing/2016/5/14/chartex" xmlns:mc="http://schemas.openxmlformats.org/markup-compatibility/2006" xmlns:aink="http://schemas.microsoft.com/office/drawing/2016/ink" xmlns:am3d="http://schemas.microsoft.com/office/drawing/2017/model3d" xmlns:o="urn:schemas-microsoft-com:office:office" xmlns:oel="http://schemas.microsoft.com/office/2019/extlst" xmlns:r="http://schemas.openxmlformats.org/officeDocument/2006/relationships" xmlns:m="http://schemas.openxmlformats.org/officeDocument/2006/math" xmlns:v="urn:schemas-microsoft-com:vml" xmlns:wp14="http://schemas.microsoft.com/office/word/2010/wordprocessingDrawing" xmlns:wp="http://schemas.openxmlformats.org/drawingml/2006/wordprocessingDrawing" xmlns:w10="urn:schemas-microsoft-com:office:word" xmlns:w="http://schemas.openxmlformats.org/wordprocessingml/2006/main" xmlns:w14="http://schemas.microsoft.com/office/word/2010/wordml" xmlns:w15="http://schemas.microsoft.com/office/word/2012/wordml" xmlns:w16cex="http://schemas.microsoft.com/office/word/2018/wordml/cex" xmlns:w16cid="http://schemas.microsoft.com/office/word/2016/wordml/cid" xmlns:w16="http://schemas.microsoft.com/office/word/2018/wordml" xmlns:w16du="http://schemas.microsoft.com/office/word/2023/wordml/word16du" xmlns:w16sdtdh="http://schemas.microsoft.com/office/word/2020/wordml/sdtdatahash" xmlns:w16sdtfl="http://schemas.microsoft.com/office/word/2024/wordml/sdtformatlock" xmlns:w16se="http://schemas.microsoft.com/office/word/2015/wordml/symex" xmlns:wpg="http://schemas.microsoft.com/office/word/2010/wordprocessingGroup" xmlns:wpi="http://schemas.microsoft.com/office/word/2010/wordprocessingInk" xmlns:wne="http://schemas.microsoft.com/office/word/2006/wordml" xmlns:wps="http://schemas.microsoft.com/office/word/2010/wordprocessingShape" mc:Ignorable="w14 w15 w16se w16cid w16 w16cex w16sdtdh w16sdtfl w16du wp14">
+<w:footnotes xmlns:wpc="http://schemas.microsoft.com/office/word/2010/wordprocessingCanvas" xmlns:cx="http://schemas.microsoft.com/office/drawing/2014/chartex" xmlns:cx1="http://schemas.microsoft.com/office/drawing/2015/9/8/chartex" xmlns:cx2="http://schemas.microsoft.com/office/drawing/2015/10/21/chartex" xmlns:cx3="http://schemas.microsoft.com/office/drawing/2016/5/9/chartex" xmlns:cx4="http://schemas.microsoft.com/office/drawing/2016/5/10/chartex" xmlns:cx5="http://schemas.microsoft.com/office/drawing/2016/5/11/chartex" xmlns:cx6="http://schemas.microsoft.com/office/drawing/2016/5/12/chartex" xmlns:cx7="http://schemas.microsoft.com/office/drawing/2016/5/13/chartex" xmlns:cx8="http://schemas.microsoft.com/office/drawing/2016/5/14/chartex" xmlns:mc="http://schemas.openxmlformats.org/markup-compatibility/2006" xmlns:aink="http://schemas.microsoft.com/office/drawing/2016/ink" xmlns:am3d="http://schemas.microsoft.com/office/drawing/2017/model3d" xmlns:o="urn:schemas-microsoft-com:office:office" xmlns:oel="http://schemas.microsoft.com/office/2019/extlst" xmlns:r="http://schemas.openxmlformats.org/officeDocument/2006/relationships" xmlns:m="http://schemas.openxmlformats.org/officeDocument/2006/math" xmlns:v="urn:schemas-microsoft-com:vml" xmlns:wp14="http://schemas.microsoft.com/office/word/2010/wordprocessingDrawing" xmlns:wp="http://schemas.openxmlformats.org/drawingml/2006/wordprocessingDrawing" xmlns:w10="urn:schemas-microsoft-com:office:word" xmlns:w="http://schemas.openxmlformats.org/wordprocessingml/2006/main" xmlns:w14="http://schemas.microsoft.com/office/word/2010/wordml" xmlns:w15="http://schemas.microsoft.com/office/word/2012/wordml" xmlns:w16cei="http://schemas.microsoft.com/office/word/2026/wordml/cei" xmlns:w16cex="http://schemas.microsoft.com/office/word/2018/wordml/cex" xmlns:w16cid="http://schemas.microsoft.com/office/word/2016/wordml/cid" xmlns:w16="http://schemas.microsoft.com/office/word/2018/wordml" xmlns:w16du="http://schemas.microsoft.com/office/word/2023/wordml/word16du" xmlns:w16sdtdh="http://schemas.microsoft.com/office/word/2020/wordml/sdtdatahash" xmlns:w16sdtfl="http://schemas.microsoft.com/office/word/2024/wordml/sdtformatlock" xmlns:w16se="http://schemas.microsoft.com/office/word/2015/wordml/symex" xmlns:wpg="http://schemas.microsoft.com/office/word/2010/wordprocessingGroup" xmlns:wpi="http://schemas.microsoft.com/office/word/2010/wordprocessingInk" xmlns:wne="http://schemas.microsoft.com/office/word/2006/wordml" xmlns:wps="http://schemas.microsoft.com/office/word/2010/wordprocessingShape" mc:Ignorable="w14 w15 w16se w16cid w16 w16cex w16sdtdh w16sdtfl w16du wp14">
   <w:footnote w:type="separator" w:id="-1">
     <w:p>
       <w:pPr>
@@ -29058,7 +29160,7 @@
 </file>
 
 <file path=word/numbering.xml><?xml version="1.0" encoding="utf-8"?>
-<w:numbering xmlns:wpc="http://schemas.microsoft.com/office/word/2010/wordprocessingCanvas" xmlns:cx="http://schemas.microsoft.com/office/drawing/2014/chartex" xmlns:cx1="http://schemas.microsoft.com/office/drawing/2015/9/8/chartex" xmlns:cx2="http://schemas.microsoft.com/office/drawing/2015/10/21/chartex" xmlns:cx3="http://schemas.microsoft.com/office/drawing/2016/5/9/chartex" xmlns:cx4="http://schemas.microsoft.com/office/drawing/2016/5/10/chartex" xmlns:cx5="http://schemas.microsoft.com/office/drawing/2016/5/11/chartex" xmlns:cx6="http://schemas.microsoft.com/office/drawing/2016/5/12/chartex" xmlns:cx7="http://schemas.microsoft.com/office/drawing/2016/5/13/chartex" xmlns:cx8="http://schemas.microsoft.com/office/drawing/2016/5/14/chartex" xmlns:mc="http://schemas.openxmlformats.org/markup-compatibility/2006" xmlns:aink="http://schemas.microsoft.com/office/drawing/2016/ink" xmlns:am3d="http://schemas.microsoft.com/office/drawing/2017/model3d" xmlns:o="urn:schemas-microsoft-com:office:office" xmlns:oel="http://schemas.microsoft.com/office/2019/extlst" xmlns:r="http://schemas.openxmlformats.org/officeDocument/2006/relationships" xmlns:m="http://schemas.openxmlformats.org/officeDocument/2006/math" xmlns:v="urn:schemas-microsoft-com:vml" xmlns:wp14="http://schemas.microsoft.com/office/word/2010/wordprocessingDrawing" xmlns:wp="http://schemas.openxmlformats.org/drawingml/2006/wordprocessingDrawing" xmlns:w10="urn:schemas-microsoft-com:office:word" xmlns:w="http://schemas.openxmlformats.org/wordprocessingml/2006/main" xmlns:w14="http://schemas.microsoft.com/office/word/2010/wordml" xmlns:w15="http://schemas.microsoft.com/office/word/2012/wordml" xmlns:w16cex="http://schemas.microsoft.com/office/word/2018/wordml/cex" xmlns:w16cid="http://schemas.microsoft.com/office/word/2016/wordml/cid" xmlns:w16="http://schemas.microsoft.com/office/word/2018/wordml" xmlns:w16du="http://schemas.microsoft.com/office/word/2023/wordml/word16du" xmlns:w16sdtdh="http://schemas.microsoft.com/office/word/2020/wordml/sdtdatahash" xmlns:w16sdtfl="http://schemas.microsoft.com/office/word/2024/wordml/sdtformatlock" xmlns:w16se="http://schemas.microsoft.com/office/word/2015/wordml/symex" xmlns:wpg="http://schemas.microsoft.com/office/word/2010/wordprocessingGroup" xmlns:wpi="http://schemas.microsoft.com/office/word/2010/wordprocessingInk" xmlns:wne="http://schemas.microsoft.com/office/word/2006/wordml" xmlns:wps="http://schemas.microsoft.com/office/word/2010/wordprocessingShape" mc:Ignorable="w14 w15 w16se w16cid w16 w16cex w16sdtdh w16sdtfl w16du wp14">
+<w:numbering xmlns:wpc="http://schemas.microsoft.com/office/word/2010/wordprocessingCanvas" xmlns:cx="http://schemas.microsoft.com/office/drawing/2014/chartex" xmlns:cx1="http://schemas.microsoft.com/office/drawing/2015/9/8/chartex" xmlns:cx2="http://schemas.microsoft.com/office/drawing/2015/10/21/chartex" xmlns:cx3="http://schemas.microsoft.com/office/drawing/2016/5/9/chartex" xmlns:cx4="http://schemas.microsoft.com/office/drawing/2016/5/10/chartex" xmlns:cx5="http://schemas.microsoft.com/office/drawing/2016/5/11/chartex" xmlns:cx6="http://schemas.microsoft.com/office/drawing/2016/5/12/chartex" xmlns:cx7="http://schemas.microsoft.com/office/drawing/2016/5/13/chartex" xmlns:cx8="http://schemas.microsoft.com/office/drawing/2016/5/14/chartex" xmlns:mc="http://schemas.openxmlformats.org/markup-compatibility/2006" xmlns:aink="http://schemas.microsoft.com/office/drawing/2016/ink" xmlns:am3d="http://schemas.microsoft.com/office/drawing/2017/model3d" xmlns:o="urn:schemas-microsoft-com:office:office" xmlns:oel="http://schemas.microsoft.com/office/2019/extlst" xmlns:r="http://schemas.openxmlformats.org/officeDocument/2006/relationships" xmlns:m="http://schemas.openxmlformats.org/officeDocument/2006/math" xmlns:v="urn:schemas-microsoft-com:vml" xmlns:wp14="http://schemas.microsoft.com/office/word/2010/wordprocessingDrawing" xmlns:wp="http://schemas.openxmlformats.org/drawingml/2006/wordprocessingDrawing" xmlns:w10="urn:schemas-microsoft-com:office:word" xmlns:w="http://schemas.openxmlformats.org/wordprocessingml/2006/main" xmlns:w14="http://schemas.microsoft.com/office/word/2010/wordml" xmlns:w15="http://schemas.microsoft.com/office/word/2012/wordml" xmlns:w16cei="http://schemas.microsoft.com/office/word/2026/wordml/cei" xmlns:w16cex="http://schemas.microsoft.com/office/word/2018/wordml/cex" xmlns:w16cid="http://schemas.microsoft.com/office/word/2016/wordml/cid" xmlns:w16="http://schemas.microsoft.com/office/word/2018/wordml" xmlns:w16du="http://schemas.microsoft.com/office/word/2023/wordml/word16du" xmlns:w16sdtdh="http://schemas.microsoft.com/office/word/2020/wordml/sdtdatahash" xmlns:w16sdtfl="http://schemas.microsoft.com/office/word/2024/wordml/sdtformatlock" xmlns:w16se="http://schemas.microsoft.com/office/word/2015/wordml/symex" xmlns:wpg="http://schemas.microsoft.com/office/word/2010/wordprocessingGroup" xmlns:wpi="http://schemas.microsoft.com/office/word/2010/wordprocessingInk" xmlns:wne="http://schemas.microsoft.com/office/word/2006/wordml" xmlns:wps="http://schemas.microsoft.com/office/word/2010/wordprocessingShape" mc:Ignorable="w14 w15 w16se w16cid w16 w16cex w16sdtdh w16sdtfl w16du wp14">
   <w:abstractNum w:abstractNumId="0" w15:restartNumberingAfterBreak="0">
     <w:nsid w:val="EBFB40B1"/>
     <w:multiLevelType w:val="singleLevel"/>
@@ -29716,7 +29818,7 @@
   <w:style w:type="paragraph" w:default="1" w:styleId="a">
     <w:name w:val="Normal"/>
     <w:qFormat/>
-    <w:rsid w:val="00482148"/>
+    <w:rsid w:val="001E37F3"/>
     <w:pPr>
       <w:widowControl w:val="0"/>
       <w:spacing w:after="160" w:line="278" w:lineRule="auto"/>

--- a/JF实战_标准自然 - Rev 3.2.docx
+++ b/JF实战_标准自然 - Rev 3.2.docx
@@ -16197,6 +16197,11 @@
         <w:lastRenderedPageBreak/>
         <w:t>八、</w:t>
       </w:r>
+    </w:p>
+    <w:p>
+      <w:pPr>
+        <w:pStyle w:val="1"/>
+      </w:pPr>
       <w:r>
         <w:t>2NT均型强牌</w:t>
       </w:r>
@@ -16354,6 +16359,7 @@
         <w:rPr>
           <w:rFonts w:hint="eastAsia"/>
         </w:rPr>
+        <w:lastRenderedPageBreak/>
         <w:t>│-----├3S：4张H，开叫人有配合且高限可扣叫</w:t>
       </w:r>
     </w:p>
@@ -16370,127 +16376,203 @@
         <w:rPr>
           <w:rFonts w:hint="eastAsia"/>
         </w:rPr>
+        <w:t>│-----│-----├4D：等价值双高花套</w:t>
+      </w:r>
+    </w:p>
+    <w:p>
+      <w:r>
+        <w:rPr>
+          <w:rFonts w:hint="eastAsia"/>
+        </w:rPr>
+        <w:t>│-----│-----│-----├4H/4S：确定将牌，后续RKCB</w:t>
+      </w:r>
+    </w:p>
+    <w:p>
+      <w:r>
+        <w:rPr>
+          <w:rFonts w:hint="eastAsia"/>
+        </w:rPr>
+        <w:t>│-----│-----├4H：4张H或44高花H显著好</w:t>
+      </w:r>
+    </w:p>
+    <w:p>
+      <w:r>
+        <w:rPr>
+          <w:rFonts w:hint="eastAsia"/>
+        </w:rPr>
+        <w:t>│-----│-----├4S：4张S或44高花S显著好</w:t>
+      </w:r>
+    </w:p>
+    <w:p>
+      <w:r>
+        <w:rPr>
+          <w:rFonts w:hint="eastAsia"/>
+        </w:rPr>
+        <w:t>│-----├4D：44高花选局</w:t>
+      </w:r>
+    </w:p>
+    <w:p>
+      <w:r>
+        <w:rPr>
+          <w:rFonts w:hint="eastAsia"/>
+        </w:rPr>
+        <w:t>│-----│-----├4H/4S：选局</w:t>
+      </w:r>
+    </w:p>
+    <w:p>
+      <w:r>
+        <w:rPr>
+          <w:rFonts w:hint="eastAsia"/>
+        </w:rPr>
+        <w:t>│-----├3NT：要打，无四张高花</w:t>
+      </w:r>
+    </w:p>
+    <w:p>
+      <w:r>
+        <w:rPr>
+          <w:rFonts w:hint="eastAsia"/>
+        </w:rPr>
+        <w:t>├3H：5 张 H</w:t>
+      </w:r>
+    </w:p>
+    <w:p>
+      <w:r>
+        <w:rPr>
+          <w:rFonts w:hint="eastAsia"/>
+        </w:rPr>
+        <w:t>│-----├3S：配合满贯兴趣</w:t>
+      </w:r>
+    </w:p>
+    <w:p>
+      <w:r>
+        <w:rPr>
+          <w:rFonts w:hint="eastAsia"/>
+        </w:rPr>
+        <w:t>│-----├4C/D：自然叫</w:t>
+      </w:r>
+    </w:p>
+    <w:p>
+      <w:r>
+        <w:rPr>
+          <w:rFonts w:hint="eastAsia"/>
+        </w:rPr>
+        <w:t>├3S：5 张 S</w:t>
+      </w:r>
+    </w:p>
+    <w:p>
+      <w:r>
+        <w:rPr>
+          <w:rFonts w:hint="eastAsia"/>
+        </w:rPr>
+        <w:t>│-----├4C/D：自然叫</w:t>
+      </w:r>
+    </w:p>
+    <w:p>
+      <w:r>
+        <w:rPr>
+          <w:rFonts w:hint="eastAsia"/>
+        </w:rPr>
+        <w:t>│-----├4H：配合满贯兴趣</w:t>
+      </w:r>
+    </w:p>
+    <w:p>
+      <w:r>
+        <w:rPr>
+          <w:rFonts w:hint="eastAsia"/>
+        </w:rPr>
+        <w:t>├3NT：无4张以上高花</w:t>
+      </w:r>
+    </w:p>
+    <w:p>
+      <w:r>
+        <w:rPr>
+          <w:rFonts w:hint="eastAsia"/>
+        </w:rPr>
+        <w:t>│-----├4C/D：4 张，满贯兴趣</w:t>
+      </w:r>
+    </w:p>
+    <w:p/>
+    <w:p>
+      <w:r>
+        <w:t xml:space="preserve">      </w:t>
+      </w:r>
+    </w:p>
+    <w:p>
+      <w:r>
+        <w:t>转移叫</w:t>
+      </w:r>
+    </w:p>
+    <w:p>
+      <w:r>
+        <w:t>2NT-3D</w:t>
+      </w:r>
+    </w:p>
+    <w:p>
+      <w:r>
+        <w:rPr>
+          <w:rFonts w:hint="eastAsia"/>
+        </w:rPr>
+        <w:t>├3H：接受转移，不承诺有H支持</w:t>
+      </w:r>
+    </w:p>
+    <w:p>
+      <w:r>
+        <w:rPr>
+          <w:rFonts w:hint="eastAsia"/>
+        </w:rPr>
+        <w:t>│-----├3S：55 高花满贯兴趣，此后 4C 是 H 将牌，4D 是 S 将牌</w:t>
+      </w:r>
+    </w:p>
+    <w:p>
+      <w:r>
+        <w:rPr>
+          <w:rFonts w:hint="eastAsia"/>
+        </w:rPr>
+        <w:t>│-----├4C/D：自然性质，也可能是扣叫</w:t>
+      </w:r>
+    </w:p>
+    <w:p>
+      <w:r>
+        <w:rPr>
+          <w:rFonts w:hint="eastAsia"/>
+        </w:rPr>
+        <w:t>│-----│-----├4H：配合H</w:t>
+      </w:r>
+    </w:p>
+    <w:p>
+      <w:r>
+        <w:rPr>
+          <w:rFonts w:hint="eastAsia"/>
+        </w:rPr>
+        <w:t>│-----│-----├其他：配合C/D的叫牌（到局，扣叫，问A）</w:t>
+      </w:r>
+    </w:p>
+    <w:p>
+      <w:r>
+        <w:rPr>
+          <w:rFonts w:hint="eastAsia"/>
+        </w:rPr>
+        <w:t>│-----├4H：温和满贯兴趣</w:t>
+      </w:r>
+    </w:p>
+    <w:p>
+      <w:r>
+        <w:rPr>
+          <w:rFonts w:hint="eastAsia"/>
+        </w:rPr>
         <w:lastRenderedPageBreak/>
-        <w:t>│-----│-----├4D：等价值双高花套</w:t>
-      </w:r>
-    </w:p>
-    <w:p>
-      <w:r>
-        <w:rPr>
-          <w:rFonts w:hint="eastAsia"/>
-        </w:rPr>
-        <w:t>│-----│-----│-----├4H/4S：确定将牌，后续RKCB</w:t>
-      </w:r>
-    </w:p>
-    <w:p>
-      <w:r>
-        <w:rPr>
-          <w:rFonts w:hint="eastAsia"/>
-        </w:rPr>
-        <w:t>│-----│-----├4H：4张H或44高花H显著好</w:t>
-      </w:r>
-    </w:p>
-    <w:p>
-      <w:r>
-        <w:rPr>
-          <w:rFonts w:hint="eastAsia"/>
-        </w:rPr>
-        <w:t>│-----│-----├4S：4张S或44高花S显著好</w:t>
-      </w:r>
-    </w:p>
-    <w:p>
-      <w:r>
-        <w:rPr>
-          <w:rFonts w:hint="eastAsia"/>
-        </w:rPr>
-        <w:t>│-----├4D：44高花选局</w:t>
-      </w:r>
-    </w:p>
-    <w:p>
-      <w:r>
-        <w:rPr>
-          <w:rFonts w:hint="eastAsia"/>
-        </w:rPr>
-        <w:t>│-----│-----├4H/4S：选局</w:t>
-      </w:r>
-    </w:p>
-    <w:p>
-      <w:r>
-        <w:rPr>
-          <w:rFonts w:hint="eastAsia"/>
-        </w:rPr>
-        <w:t>│-----├3NT：要打，无四张高花</w:t>
-      </w:r>
-    </w:p>
-    <w:p>
-      <w:r>
-        <w:rPr>
-          <w:rFonts w:hint="eastAsia"/>
-        </w:rPr>
-        <w:t>├3H：5 张 H</w:t>
-      </w:r>
-    </w:p>
-    <w:p>
-      <w:r>
-        <w:rPr>
-          <w:rFonts w:hint="eastAsia"/>
-        </w:rPr>
-        <w:t>│-----├3S：配合满贯兴趣</w:t>
-      </w:r>
-    </w:p>
-    <w:p>
-      <w:r>
-        <w:rPr>
-          <w:rFonts w:hint="eastAsia"/>
-        </w:rPr>
-        <w:t>│-----├4C/D：自然叫</w:t>
-      </w:r>
-    </w:p>
-    <w:p>
-      <w:r>
-        <w:rPr>
-          <w:rFonts w:hint="eastAsia"/>
-        </w:rPr>
-        <w:t>├3S：5 张 S</w:t>
-      </w:r>
-    </w:p>
-    <w:p>
-      <w:r>
-        <w:rPr>
-          <w:rFonts w:hint="eastAsia"/>
-        </w:rPr>
-        <w:t>│-----├4C/D：自然叫</w:t>
-      </w:r>
-    </w:p>
-    <w:p>
-      <w:r>
-        <w:rPr>
-          <w:rFonts w:hint="eastAsia"/>
-        </w:rPr>
-        <w:t>│-----├4H：配合满贯兴趣</w:t>
-      </w:r>
-    </w:p>
-    <w:p>
-      <w:r>
-        <w:rPr>
-          <w:rFonts w:hint="eastAsia"/>
-        </w:rPr>
-        <w:t>├3NT：无4张以上高花</w:t>
-      </w:r>
-    </w:p>
-    <w:p>
-      <w:r>
-        <w:rPr>
-          <w:rFonts w:hint="eastAsia"/>
-        </w:rPr>
-        <w:t>│-----├4C/D：4 张，满贯兴趣</w:t>
-      </w:r>
-    </w:p>
-    <w:p/>
-    <w:p>
-      <w:r>
-        <w:t xml:space="preserve">      </w:t>
-      </w:r>
+        <w:t>├4H：超转移花色：高限且该花色需要帮助</w:t>
+      </w:r>
+    </w:p>
+    <w:p>
+      <w:pPr>
+        <w:ind w:firstLine="440"/>
+      </w:pPr>
+    </w:p>
+    <w:p>
+      <w:pPr>
+        <w:ind w:firstLine="440"/>
+      </w:pPr>
     </w:p>
     <w:p>
       <w:r>
@@ -16499,23 +16581,15 @@
     </w:p>
     <w:p>
       <w:r>
-        <w:t>2NT-3D</w:t>
-      </w:r>
-    </w:p>
-    <w:p>
-      <w:r>
-        <w:rPr>
-          <w:rFonts w:hint="eastAsia"/>
-        </w:rPr>
-        <w:t>├3H：接受转移，不承诺有H支持</w:t>
-      </w:r>
-    </w:p>
-    <w:p>
-      <w:r>
-        <w:rPr>
-          <w:rFonts w:hint="eastAsia"/>
-        </w:rPr>
-        <w:t>│-----├3S：55 高花满贯兴趣，此后 4C 是 H 将牌，4D 是 S 将牌</w:t>
+        <w:t xml:space="preserve">2NT-3H      </w:t>
+      </w:r>
+    </w:p>
+    <w:p>
+      <w:r>
+        <w:rPr>
+          <w:rFonts w:hint="eastAsia"/>
+        </w:rPr>
+        <w:t>├3S：接受转移，不承诺有S支持</w:t>
       </w:r>
     </w:p>
     <w:p>
@@ -16531,7 +16605,7 @@
         <w:rPr>
           <w:rFonts w:hint="eastAsia"/>
         </w:rPr>
-        <w:t>│-----│-----├4H：配合H</w:t>
+        <w:t>│-----│-----├4S：配合S</w:t>
       </w:r>
     </w:p>
     <w:p>
@@ -16547,74 +16621,6 @@
         <w:rPr>
           <w:rFonts w:hint="eastAsia"/>
         </w:rPr>
-        <w:t>│-----├4H：温和满贯兴趣</w:t>
-      </w:r>
-    </w:p>
-    <w:p>
-      <w:r>
-        <w:rPr>
-          <w:rFonts w:hint="eastAsia"/>
-        </w:rPr>
-        <w:t>├4H：超转移花色：高限且该花色需要帮助</w:t>
-      </w:r>
-    </w:p>
-    <w:p>
-      <w:pPr>
-        <w:ind w:firstLine="440"/>
-      </w:pPr>
-    </w:p>
-    <w:p>
-      <w:pPr>
-        <w:ind w:firstLine="440"/>
-      </w:pPr>
-    </w:p>
-    <w:p>
-      <w:r>
-        <w:t>转移叫</w:t>
-      </w:r>
-    </w:p>
-    <w:p>
-      <w:r>
-        <w:t xml:space="preserve">2NT-3H      </w:t>
-      </w:r>
-    </w:p>
-    <w:p>
-      <w:r>
-        <w:rPr>
-          <w:rFonts w:hint="eastAsia"/>
-        </w:rPr>
-        <w:t>├3S：接受转移，不承诺有S支持</w:t>
-      </w:r>
-    </w:p>
-    <w:p>
-      <w:r>
-        <w:rPr>
-          <w:rFonts w:hint="eastAsia"/>
-        </w:rPr>
-        <w:t>│-----├4C/D：自然性质，也可能是扣叫</w:t>
-      </w:r>
-    </w:p>
-    <w:p>
-      <w:r>
-        <w:rPr>
-          <w:rFonts w:hint="eastAsia"/>
-        </w:rPr>
-        <w:t>│-----│-----├4S：配合S</w:t>
-      </w:r>
-    </w:p>
-    <w:p>
-      <w:r>
-        <w:rPr>
-          <w:rFonts w:hint="eastAsia"/>
-        </w:rPr>
-        <w:t>│-----│-----├其他：配合C/D的叫牌（到局，扣叫，问A）</w:t>
-      </w:r>
-    </w:p>
-    <w:p>
-      <w:r>
-        <w:rPr>
-          <w:rFonts w:hint="eastAsia"/>
-        </w:rPr>
         <w:t>│-----├4H：55 高花选局</w:t>
       </w:r>
     </w:p>
@@ -16714,6 +16720,7 @@
         <w:rPr>
           <w:rFonts w:hint="eastAsia"/>
         </w:rPr>
+        <w:lastRenderedPageBreak/>
         <w:t>├</w:t>
       </w:r>
       <w:r>
@@ -16890,6 +16897,7 @@
     </w:p>
     <w:p>
       <w:r>
+        <w:lastRenderedPageBreak/>
         <w:t>2D-3D</w:t>
       </w:r>
       <w:r>
@@ -16918,8 +16926,217 @@
     </w:p>
     <w:p>
       <w:r>
+        <w:t>2D-3S</w:t>
+      </w:r>
+      <w:r>
+        <w:rPr>
+          <w:rFonts w:hint="eastAsia"/>
+        </w:rPr>
+        <w:t>：</w:t>
+      </w:r>
+      <w:r>
+        <w:t>自然加深阻击</w:t>
+      </w:r>
+    </w:p>
+    <w:p>
+      <w:r>
+        <w:t>2D-3NT</w:t>
+      </w:r>
+      <w:r>
+        <w:rPr>
+          <w:rFonts w:hint="eastAsia"/>
+        </w:rPr>
+        <w:t>：</w:t>
+      </w:r>
+      <w:r>
+        <w:t>想打</w:t>
+      </w:r>
+    </w:p>
+    <w:p/>
+    <w:p/>
+    <w:p>
+      <w:r>
+        <w:rPr>
+          <w:rFonts w:hint="eastAsia"/>
+        </w:rPr>
+        <w:t>问叫，答叫后点力不足入局应叫回原花</w:t>
+      </w:r>
+    </w:p>
+    <w:p>
+      <w:r>
+        <w:rPr>
+          <w:rFonts w:hint="eastAsia"/>
+        </w:rPr>
+        <w:t>2D-2NT</w:t>
+      </w:r>
+    </w:p>
+    <w:p>
+      <w:r>
+        <w:rPr>
+          <w:rFonts w:hint="eastAsia"/>
+        </w:rPr>
+        <w:t>├3C：低限，6-8点</w:t>
+      </w:r>
+    </w:p>
+    <w:p>
+      <w:r>
+        <w:rPr>
+          <w:rFonts w:hint="eastAsia"/>
+        </w:rPr>
+        <w:t>│-----├3D：逼局问叫</w:t>
+      </w:r>
+    </w:p>
+    <w:p>
+      <w:r>
+        <w:rPr>
+          <w:rFonts w:hint="eastAsia"/>
+        </w:rPr>
+        <w:t>│-----│-----├3H：H5S4</w:t>
+      </w:r>
+    </w:p>
+    <w:p>
+      <w:r>
+        <w:rPr>
+          <w:rFonts w:hint="eastAsia"/>
+        </w:rPr>
+        <w:t>│-----│-----├3S：S5H4</w:t>
+      </w:r>
+    </w:p>
+    <w:p>
+      <w:r>
+        <w:rPr>
+          <w:rFonts w:hint="eastAsia"/>
+        </w:rPr>
+        <w:t>│-----│-----├3NT：55+</w:t>
+      </w:r>
+    </w:p>
+    <w:p>
+      <w:r>
+        <w:rPr>
+          <w:rFonts w:hint="eastAsia"/>
+        </w:rPr>
+        <w:t>│-----│-----│-----├4C：H</w:t>
+      </w:r>
+    </w:p>
+    <w:p>
+      <w:r>
+        <w:rPr>
+          <w:rFonts w:hint="eastAsia"/>
+        </w:rPr>
+        <w:t>│-----│-----│-----├4D：S</w:t>
+      </w:r>
+    </w:p>
+    <w:p>
+      <w:r>
+        <w:rPr>
+          <w:rFonts w:hint="eastAsia"/>
+        </w:rPr>
+        <w:t>│-----├3H/S：所叫花色邀请，不逼叫</w:t>
+      </w:r>
+    </w:p>
+    <w:p>
+      <w:r>
+        <w:rPr>
+          <w:rFonts w:hint="eastAsia"/>
+        </w:rPr>
+        <w:t>├3D：高限 H5S4，9-10点，逼叫进局</w:t>
+      </w:r>
+    </w:p>
+    <w:p>
+      <w:r>
+        <w:rPr>
+          <w:rFonts w:hint="eastAsia"/>
+        </w:rPr>
+        <w:t>├3H：高限 S5H4，9-10点，逼叫进局</w:t>
+      </w:r>
+    </w:p>
+    <w:p>
+      <w:r>
+        <w:rPr>
+          <w:rFonts w:hint="eastAsia"/>
+        </w:rPr>
+        <w:t>├3S：高限 55+，9-10点，逼叫进局</w:t>
+      </w:r>
+    </w:p>
+    <w:p>
+      <w:r>
+        <w:rPr>
+          <w:rFonts w:hint="eastAsia"/>
+        </w:rPr>
+        <w:t>│-----├4C：H</w:t>
+      </w:r>
+    </w:p>
+    <w:p>
+      <w:r>
+        <w:rPr>
+          <w:rFonts w:hint="eastAsia"/>
+        </w:rPr>
+        <w:t>│-----├4D：S</w:t>
+      </w:r>
+    </w:p>
+    <w:p/>
+    <w:p/>
+    <w:p>
+      <w:r>
+        <w:t>2H开叫</w:t>
+      </w:r>
+    </w:p>
+    <w:p>
+      <w:r>
+        <w:t>2H-2S</w:t>
+      </w:r>
+      <w:r>
+        <w:rPr>
+          <w:rFonts w:hint="eastAsia"/>
+        </w:rPr>
+        <w:t>：</w:t>
+      </w:r>
+      <w:r>
+        <w:t>自然叫，逼叫一轮，再叫 3S 为邀请</w:t>
+      </w:r>
+    </w:p>
+    <w:p>
+      <w:r>
+        <w:t>2H-2NT</w:t>
+      </w:r>
+      <w:r>
+        <w:rPr>
+          <w:rFonts w:hint="eastAsia"/>
+        </w:rPr>
+        <w:t>：</w:t>
+      </w:r>
+      <w:r>
+        <w:t>问叫，邀请</w:t>
+      </w:r>
+      <w:r>
+        <w:rPr>
+          <w:rFonts w:hint="eastAsia"/>
+          <w:highlight w:val="yellow"/>
+        </w:rPr>
+        <w:t>（11点）</w:t>
+      </w:r>
+      <w:r>
+        <w:t>以上</w:t>
+      </w:r>
+    </w:p>
+    <w:p>
+      <w:r>
+        <w:t>2H-3C</w:t>
+      </w:r>
+      <w:r>
+        <w:rPr>
+          <w:rFonts w:hint="eastAsia"/>
+        </w:rPr>
+        <w:t>：</w:t>
+      </w:r>
+      <w:r>
+        <w:t>自然叫，逼叫一轮</w:t>
+      </w:r>
+    </w:p>
+    <w:p>
+      <w:r>
         <w:lastRenderedPageBreak/>
-        <w:t>2D-3S</w:t>
+        <w:t>2H-3D</w:t>
       </w:r>
       <w:r>
         <w:rPr>
@@ -16928,12 +17145,12 @@
         <w:t>：</w:t>
       </w:r>
       <w:r>
-        <w:t>自然加深阻击</w:t>
-      </w:r>
-    </w:p>
-    <w:p>
-      <w:r>
-        <w:t>2D-3NT</w:t>
+        <w:t>自然叫，逼叫一轮</w:t>
+      </w:r>
+    </w:p>
+    <w:p>
+      <w:r>
+        <w:t>2H-3H</w:t>
       </w:r>
       <w:r>
         <w:rPr>
@@ -16942,9 +17159,97 @@
         <w:t>：</w:t>
       </w:r>
       <w:r>
+        <w:t>追加阻击</w:t>
+      </w:r>
+    </w:p>
+    <w:p>
+      <w:r>
+        <w:t>2H-3S</w:t>
+      </w:r>
+      <w:r>
+        <w:rPr>
+          <w:rFonts w:hint="eastAsia"/>
+        </w:rPr>
+        <w:t>：</w:t>
+      </w:r>
+      <w:r>
+        <w:t>单套逼局</w:t>
+      </w:r>
+      <w:r>
+        <w:rPr>
+          <w:rFonts w:hint="eastAsia"/>
+          <w:highlight w:val="yellow"/>
+        </w:rPr>
+        <w:t>，6张S坚固套或7+S</w:t>
+      </w:r>
+    </w:p>
+    <w:p>
+      <w:r>
+        <w:t>2H-4C</w:t>
+      </w:r>
+      <w:r>
+        <w:rPr>
+          <w:rFonts w:hint="eastAsia"/>
+        </w:rPr>
+        <w:t>：</w:t>
+      </w:r>
+      <w:r>
+        <w:t>阻击叫关键张，回答 0/1/1+Q/2/2+Q，在 2NT 问过后叫 4C 也是问关键张</w:t>
+      </w:r>
+    </w:p>
+    <w:p>
+      <w:r>
+        <w:t>2H-3NT</w:t>
+      </w:r>
+      <w:r>
+        <w:rPr>
+          <w:rFonts w:hint="eastAsia"/>
+        </w:rPr>
+        <w:t>：</w:t>
+      </w:r>
+      <w:r>
         <w:t>想打</w:t>
       </w:r>
     </w:p>
+    <w:p>
+      <w:r>
+        <w:t>2H-4H</w:t>
+      </w:r>
+      <w:r>
+        <w:rPr>
+          <w:rFonts w:hint="eastAsia"/>
+        </w:rPr>
+        <w:t>：</w:t>
+      </w:r>
+      <w:r>
+        <w:t>想打</w:t>
+      </w:r>
+    </w:p>
+    <w:p>
+      <w:r>
+        <w:t>2H-4S</w:t>
+      </w:r>
+      <w:r>
+        <w:rPr>
+          <w:rFonts w:hint="eastAsia"/>
+        </w:rPr>
+        <w:t>：</w:t>
+      </w:r>
+      <w:r>
+        <w:t>想打</w:t>
+      </w:r>
+    </w:p>
+    <w:p>
+      <w:r>
+        <w:rPr>
+          <w:rFonts w:hint="eastAsia"/>
+        </w:rPr>
+        <w:t xml:space="preserve"> </w:t>
+      </w:r>
+      <w:r>
+        <w:t>好套指 AKQ 里面有两张</w:t>
+      </w:r>
+    </w:p>
     <w:p/>
     <w:p/>
     <w:p>
@@ -16957,126 +17262,68 @@
     </w:p>
     <w:p>
       <w:r>
-        <w:rPr>
-          <w:rFonts w:hint="eastAsia"/>
-        </w:rPr>
-        <w:t>2D-2NT</w:t>
-      </w:r>
-    </w:p>
-    <w:p>
-      <w:r>
-        <w:rPr>
-          <w:rFonts w:hint="eastAsia"/>
-        </w:rPr>
-        <w:t>├3C：低限，6-8点</w:t>
-      </w:r>
-    </w:p>
-    <w:p>
-      <w:r>
-        <w:rPr>
-          <w:rFonts w:hint="eastAsia"/>
-        </w:rPr>
-        <w:t>│-----├3D：逼局问叫</w:t>
-      </w:r>
-    </w:p>
-    <w:p>
-      <w:r>
-        <w:rPr>
-          <w:rFonts w:hint="eastAsia"/>
-        </w:rPr>
-        <w:t>│-----│-----├3H：H5S4</w:t>
-      </w:r>
-    </w:p>
-    <w:p>
-      <w:r>
-        <w:rPr>
-          <w:rFonts w:hint="eastAsia"/>
-        </w:rPr>
-        <w:t>│-----│-----├3S：S5H4</w:t>
-      </w:r>
-    </w:p>
-    <w:p>
-      <w:r>
-        <w:rPr>
-          <w:rFonts w:hint="eastAsia"/>
-        </w:rPr>
-        <w:t>│-----│-----├3NT：55+</w:t>
-      </w:r>
-    </w:p>
-    <w:p>
-      <w:r>
-        <w:rPr>
-          <w:rFonts w:hint="eastAsia"/>
-        </w:rPr>
-        <w:t>│-----│-----│-----├4C：H</w:t>
-      </w:r>
-    </w:p>
-    <w:p>
-      <w:r>
-        <w:rPr>
-          <w:rFonts w:hint="eastAsia"/>
-        </w:rPr>
-        <w:t>│-----│-----│-----├4D：S</w:t>
-      </w:r>
-    </w:p>
-    <w:p>
-      <w:r>
-        <w:rPr>
-          <w:rFonts w:hint="eastAsia"/>
-        </w:rPr>
-        <w:t>│-----├3H/S：所叫花色邀请，不逼叫</w:t>
-      </w:r>
-    </w:p>
-    <w:p>
-      <w:r>
-        <w:rPr>
-          <w:rFonts w:hint="eastAsia"/>
-        </w:rPr>
-        <w:t>├3D：高限 H5S4，9-10点，逼叫进局</w:t>
-      </w:r>
-    </w:p>
-    <w:p>
-      <w:r>
-        <w:rPr>
-          <w:rFonts w:hint="eastAsia"/>
-        </w:rPr>
-        <w:t>├3H：高限 S5H4，9-10点，逼叫进局</w:t>
-      </w:r>
-    </w:p>
-    <w:p>
-      <w:r>
-        <w:rPr>
-          <w:rFonts w:hint="eastAsia"/>
-        </w:rPr>
-        <w:t>├3S：高限 55+，9-10点，逼叫进局</w:t>
-      </w:r>
-    </w:p>
-    <w:p>
-      <w:r>
-        <w:rPr>
-          <w:rFonts w:hint="eastAsia"/>
-        </w:rPr>
-        <w:t>│-----├4C：H</w:t>
-      </w:r>
-    </w:p>
-    <w:p>
-      <w:r>
-        <w:rPr>
-          <w:rFonts w:hint="eastAsia"/>
-        </w:rPr>
-        <w:t>│-----├4D：S</w:t>
-      </w:r>
-    </w:p>
-    <w:p/>
-    <w:p/>
-    <w:p>
-      <w:r>
-        <w:t>2H开叫</w:t>
-      </w:r>
-    </w:p>
-    <w:p>
-      <w:r>
-        <w:t>2H-2S</w:t>
+        <w:t>2H-2NT</w:t>
+      </w:r>
+      <w:r>
+        <w:rPr>
+          <w:rFonts w:hint="eastAsia"/>
+        </w:rPr>
+        <w:t xml:space="preserve"> </w:t>
+      </w:r>
+    </w:p>
+    <w:p>
+      <w:r>
+        <w:rPr>
+          <w:rFonts w:hint="eastAsia"/>
+        </w:rPr>
+        <w:t>├3C：低限差套，6-8点</w:t>
+      </w:r>
+    </w:p>
+    <w:p>
+      <w:r>
+        <w:rPr>
+          <w:rFonts w:hint="eastAsia"/>
+        </w:rPr>
+        <w:t>├3D：低限好套，6-8点</w:t>
+      </w:r>
+    </w:p>
+    <w:p>
+      <w:r>
+        <w:rPr>
+          <w:rFonts w:hint="eastAsia"/>
+        </w:rPr>
+        <w:t>├3H：高限差套，9-10点，逼局</w:t>
+      </w:r>
+    </w:p>
+    <w:p>
+      <w:r>
+        <w:rPr>
+          <w:rFonts w:hint="eastAsia"/>
+        </w:rPr>
+        <w:t>├3S：高限好套，9-10点，逼局</w:t>
+      </w:r>
+    </w:p>
+    <w:p>
+      <w:r>
+        <w:rPr>
+          <w:rFonts w:hint="eastAsia"/>
+        </w:rPr>
+        <w:t>├3NT：AKQxxx，9-10点，</w:t>
+      </w:r>
+      <w:r>
+        <w:t>在询问过后应叫人叫 3NT 开叫人可以修改定约，但直接叫 3NT 不可以修改</w:t>
+      </w:r>
+    </w:p>
+    <w:p/>
+    <w:p/>
+    <w:p>
+      <w:r>
+        <w:t>2S开叫</w:t>
+      </w:r>
+    </w:p>
+    <w:p>
+      <w:r>
+        <w:t>2S-2NT</w:t>
       </w:r>
       <w:r>
         <w:rPr>
@@ -17085,12 +17332,22 @@
         <w:t>：</w:t>
       </w:r>
       <w:r>
-        <w:t>自然叫，逼叫一轮，再叫 3S 为邀请</w:t>
-      </w:r>
-    </w:p>
-    <w:p>
-      <w:r>
-        <w:t>2H-2NT</w:t>
+        <w:t>问叫，邀请</w:t>
+      </w:r>
+      <w:r>
+        <w:rPr>
+          <w:rFonts w:hint="eastAsia"/>
+          <w:highlight w:val="yellow"/>
+        </w:rPr>
+        <w:t>（11点）</w:t>
+      </w:r>
+      <w:r>
+        <w:t>以上</w:t>
+      </w:r>
+    </w:p>
+    <w:p>
+      <w:r>
+        <w:t>2S-3C</w:t>
       </w:r>
       <w:r>
         <w:rPr>
@@ -17099,22 +17356,12 @@
         <w:t>：</w:t>
       </w:r>
       <w:r>
-        <w:t>问叫，邀请</w:t>
-      </w:r>
-      <w:r>
-        <w:rPr>
-          <w:rFonts w:hint="eastAsia"/>
-          <w:highlight w:val="yellow"/>
-        </w:rPr>
-        <w:t>（11点）</w:t>
-      </w:r>
-      <w:r>
-        <w:t>以上</w:t>
-      </w:r>
-    </w:p>
-    <w:p>
-      <w:r>
-        <w:t>2H-3C</w:t>
+        <w:t>自然叫，逼叫一轮</w:t>
+      </w:r>
+    </w:p>
+    <w:p>
+      <w:r>
+        <w:t>2S-3D</w:t>
       </w:r>
       <w:r>
         <w:rPr>
@@ -17128,7 +17375,7 @@
     </w:p>
     <w:p>
       <w:r>
-        <w:t>2H-3D</w:t>
+        <w:t>2S-3H</w:t>
       </w:r>
       <w:r>
         <w:rPr>
@@ -17142,7 +17389,7 @@
     </w:p>
     <w:p>
       <w:r>
-        <w:t>2H-3H</w:t>
+        <w:t>2S-3S</w:t>
       </w:r>
       <w:r>
         <w:rPr>
@@ -17156,8 +17403,22 @@
     </w:p>
     <w:p>
       <w:r>
+        <w:t>2S-4C</w:t>
+      </w:r>
+      <w:r>
+        <w:rPr>
+          <w:rFonts w:hint="eastAsia"/>
+        </w:rPr>
+        <w:t>：</w:t>
+      </w:r>
+      <w:r>
+        <w:t>阻击叫关键张，答 0/1/1+Q/2/2+Q，在 2NT 问过后叫 4C 也是问关键张</w:t>
+      </w:r>
+    </w:p>
+    <w:p>
+      <w:r>
         <w:lastRenderedPageBreak/>
-        <w:t>2H-3S</w:t>
+        <w:t>2S-3NT</w:t>
       </w:r>
       <w:r>
         <w:rPr>
@@ -17166,19 +17427,12 @@
         <w:t>：</w:t>
       </w:r>
       <w:r>
-        <w:t>单套逼局</w:t>
-      </w:r>
-      <w:r>
-        <w:rPr>
-          <w:rFonts w:hint="eastAsia"/>
-          <w:highlight w:val="yellow"/>
-        </w:rPr>
-        <w:t>，6张S坚固套或7+S</w:t>
-      </w:r>
-    </w:p>
-    <w:p>
-      <w:r>
-        <w:t>2H-4C</w:t>
+        <w:t>想打</w:t>
+      </w:r>
+    </w:p>
+    <w:p>
+      <w:r>
+        <w:t>2S-4H</w:t>
       </w:r>
       <w:r>
         <w:rPr>
@@ -17187,12 +17441,12 @@
         <w:t>：</w:t>
       </w:r>
       <w:r>
-        <w:t>阻击叫关键张，回答 0/1/1+Q/2/2+Q，在 2NT 问过后叫 4C 也是问关键张</w:t>
-      </w:r>
-    </w:p>
-    <w:p>
-      <w:r>
-        <w:t>2H-3NT</w:t>
+        <w:t>想打</w:t>
+      </w:r>
+    </w:p>
+    <w:p>
+      <w:r>
+        <w:t>2S-4S</w:t>
       </w:r>
       <w:r>
         <w:rPr>
@@ -17204,45 +17458,6 @@
         <w:t>想打</w:t>
       </w:r>
     </w:p>
-    <w:p>
-      <w:r>
-        <w:t>2H-4H</w:t>
-      </w:r>
-      <w:r>
-        <w:rPr>
-          <w:rFonts w:hint="eastAsia"/>
-        </w:rPr>
-        <w:t>：</w:t>
-      </w:r>
-      <w:r>
-        <w:t>想打</w:t>
-      </w:r>
-    </w:p>
-    <w:p>
-      <w:r>
-        <w:t>2H-4S</w:t>
-      </w:r>
-      <w:r>
-        <w:rPr>
-          <w:rFonts w:hint="eastAsia"/>
-        </w:rPr>
-        <w:t>：</w:t>
-      </w:r>
-      <w:r>
-        <w:t>想打</w:t>
-      </w:r>
-    </w:p>
-    <w:p>
-      <w:r>
-        <w:rPr>
-          <w:rFonts w:hint="eastAsia"/>
-        </w:rPr>
-        <w:t xml:space="preserve"> </w:t>
-      </w:r>
-      <w:r>
-        <w:t>好套指 AKQ 里面有两张</w:t>
-      </w:r>
-    </w:p>
     <w:p/>
     <w:p/>
     <w:p>
@@ -17255,13 +17470,7 @@
     </w:p>
     <w:p>
       <w:r>
-        <w:t>2H-2NT</w:t>
-      </w:r>
-      <w:r>
-        <w:rPr>
-          <w:rFonts w:hint="eastAsia"/>
-        </w:rPr>
-        <w:t xml:space="preserve"> </w:t>
+        <w:t>2S-2NT</w:t>
       </w:r>
     </w:p>
     <w:p>
@@ -17310,295 +17519,94 @@
     <w:p/>
     <w:p/>
     <w:p>
-      <w:r>
-        <w:t>2S开叫</w:t>
-      </w:r>
-    </w:p>
-    <w:p>
-      <w:r>
-        <w:t>2S-2NT</w:t>
-      </w:r>
-      <w:r>
-        <w:rPr>
-          <w:rFonts w:hint="eastAsia"/>
-        </w:rPr>
-        <w:t>：</w:t>
-      </w:r>
-      <w:r>
-        <w:t>问叫，邀请</w:t>
-      </w:r>
-      <w:r>
-        <w:rPr>
-          <w:rFonts w:hint="eastAsia"/>
-          <w:highlight w:val="yellow"/>
-        </w:rPr>
-        <w:t>（11点）</w:t>
-      </w:r>
-      <w:r>
-        <w:t>以上</w:t>
-      </w:r>
-    </w:p>
-    <w:p>
-      <w:r>
-        <w:t>2S-3C</w:t>
-      </w:r>
-      <w:r>
-        <w:rPr>
-          <w:rFonts w:hint="eastAsia"/>
-        </w:rPr>
-        <w:t>：</w:t>
-      </w:r>
-      <w:r>
-        <w:t>自然叫，逼叫一轮</w:t>
-      </w:r>
-    </w:p>
-    <w:p>
-      <w:r>
-        <w:t>2S-3D</w:t>
-      </w:r>
-      <w:r>
-        <w:rPr>
-          <w:rFonts w:hint="eastAsia"/>
-        </w:rPr>
-        <w:t>：</w:t>
-      </w:r>
-      <w:r>
-        <w:t>自然叫，逼叫一轮</w:t>
-      </w:r>
-    </w:p>
-    <w:p>
-      <w:r>
-        <w:t>2S-3H</w:t>
-      </w:r>
-      <w:r>
-        <w:rPr>
-          <w:rFonts w:hint="eastAsia"/>
-        </w:rPr>
-        <w:t>：</w:t>
-      </w:r>
-      <w:r>
-        <w:t>自然叫，逼叫一轮</w:t>
-      </w:r>
-    </w:p>
-    <w:p>
-      <w:r>
-        <w:t>2S-3S</w:t>
-      </w:r>
-      <w:r>
-        <w:rPr>
-          <w:rFonts w:hint="eastAsia"/>
-        </w:rPr>
-        <w:t>：</w:t>
-      </w:r>
-      <w:r>
-        <w:t>追加阻击</w:t>
-      </w:r>
-    </w:p>
-    <w:p>
-      <w:r>
-        <w:t>2S-4C</w:t>
-      </w:r>
-      <w:r>
-        <w:rPr>
-          <w:rFonts w:hint="eastAsia"/>
-        </w:rPr>
-        <w:t>：</w:t>
-      </w:r>
-      <w:r>
-        <w:t>阻击叫关键张，答 0/1/1+Q/2/2+Q，在 2NT 问过后叫 4C 也是问关键张</w:t>
-      </w:r>
-    </w:p>
-    <w:p>
-      <w:r>
-        <w:t>2S-3NT</w:t>
-      </w:r>
-      <w:r>
-        <w:rPr>
-          <w:rFonts w:hint="eastAsia"/>
-        </w:rPr>
-        <w:t>：</w:t>
-      </w:r>
-      <w:r>
-        <w:t>想打</w:t>
-      </w:r>
-    </w:p>
-    <w:p>
-      <w:r>
-        <w:t>2S-4H</w:t>
-      </w:r>
-      <w:r>
-        <w:rPr>
-          <w:rFonts w:hint="eastAsia"/>
-        </w:rPr>
-        <w:t>：</w:t>
-      </w:r>
-      <w:r>
-        <w:t>想打</w:t>
-      </w:r>
-    </w:p>
-    <w:p>
-      <w:r>
+      <w:pPr>
+        <w:pStyle w:val="1"/>
+      </w:pPr>
+      <w:r>
+        <w:t>3阶开叫</w:t>
+      </w:r>
+    </w:p>
+    <w:p>
+      <w:r>
+        <w:rPr>
+          <w:rFonts w:hint="eastAsia"/>
+        </w:rPr>
+        <w:t>3C</w:t>
+      </w:r>
+      <w:r>
+        <w:t>开叫</w:t>
+      </w:r>
+    </w:p>
+    <w:p>
+      <w:r>
+        <w:rPr>
+          <w:rFonts w:hint="eastAsia"/>
+        </w:rPr>
+        <w:t>3C-3D：自然叫，逼叫一轮，15点以上</w:t>
+      </w:r>
+    </w:p>
+    <w:p>
+      <w:r>
+        <w:rPr>
+          <w:rFonts w:hint="eastAsia"/>
+        </w:rPr>
+        <w:t>3C-3H：自然叫，逼叫一轮，15点以上</w:t>
+      </w:r>
+    </w:p>
+    <w:p>
+      <w:r>
+        <w:rPr>
+          <w:rFonts w:hint="eastAsia"/>
+        </w:rPr>
+        <w:t>3C-3S：自然叫，逼叫一轮，15点以上</w:t>
+      </w:r>
+    </w:p>
+    <w:p>
+      <w:r>
+        <w:rPr>
+          <w:rFonts w:hint="eastAsia"/>
+        </w:rPr>
+        <w:t>3C-3NT：打，15-20点</w:t>
+      </w:r>
+    </w:p>
+    <w:p>
+      <w:r>
+        <w:rPr>
+          <w:rFonts w:hint="eastAsia"/>
+        </w:rPr>
+        <w:t>3C-4C：追加阻击，5-10点，3+C</w:t>
+      </w:r>
+    </w:p>
+    <w:p>
+      <w:r>
+        <w:rPr>
+          <w:rFonts w:hint="eastAsia"/>
+        </w:rPr>
+        <w:t>3C-4D：阻击叫关键张，回答：0/1/1+Q/2/2+Q</w:t>
+      </w:r>
+    </w:p>
+    <w:p>
+      <w:r>
+        <w:rPr>
+          <w:rFonts w:hint="eastAsia"/>
+        </w:rPr>
+        <w:t>3C-4H：打，10-16点，7+H</w:t>
+      </w:r>
+    </w:p>
+    <w:p>
+      <w:r>
+        <w:rPr>
+          <w:rFonts w:hint="eastAsia"/>
+        </w:rPr>
+        <w:t>3C-4S：打，10-16点，7+S</w:t>
+      </w:r>
+    </w:p>
+    <w:p>
+      <w:r>
+        <w:rPr>
+          <w:rFonts w:hint="eastAsia"/>
+        </w:rPr>
         <w:lastRenderedPageBreak/>
-        <w:t>2S-4S</w:t>
-      </w:r>
-      <w:r>
-        <w:rPr>
-          <w:rFonts w:hint="eastAsia"/>
-        </w:rPr>
-        <w:t>：</w:t>
-      </w:r>
-      <w:r>
-        <w:t>想打</w:t>
-      </w:r>
-    </w:p>
-    <w:p/>
-    <w:p/>
-    <w:p>
-      <w:r>
-        <w:rPr>
-          <w:rFonts w:hint="eastAsia"/>
-        </w:rPr>
-        <w:t>问叫，答叫后点力不足入局应叫回原花</w:t>
-      </w:r>
-    </w:p>
-    <w:p>
-      <w:r>
-        <w:t>2S-2NT</w:t>
-      </w:r>
-    </w:p>
-    <w:p>
-      <w:r>
-        <w:rPr>
-          <w:rFonts w:hint="eastAsia"/>
-        </w:rPr>
-        <w:t>├3C：低限差套，6-8点</w:t>
-      </w:r>
-    </w:p>
-    <w:p>
-      <w:r>
-        <w:rPr>
-          <w:rFonts w:hint="eastAsia"/>
-        </w:rPr>
-        <w:t>├3D：低限好套，6-8点</w:t>
-      </w:r>
-    </w:p>
-    <w:p>
-      <w:r>
-        <w:rPr>
-          <w:rFonts w:hint="eastAsia"/>
-        </w:rPr>
-        <w:t>├3H：高限差套，9-10点，逼局</w:t>
-      </w:r>
-    </w:p>
-    <w:p>
-      <w:r>
-        <w:rPr>
-          <w:rFonts w:hint="eastAsia"/>
-        </w:rPr>
-        <w:t>├3S：高限好套，9-10点，逼局</w:t>
-      </w:r>
-    </w:p>
-    <w:p>
-      <w:r>
-        <w:rPr>
-          <w:rFonts w:hint="eastAsia"/>
-        </w:rPr>
-        <w:t>├3NT：AKQxxx，9-10点，</w:t>
-      </w:r>
-      <w:r>
-        <w:t>在询问过后应叫人叫 3NT 开叫人可以修改定约，但直接叫 3NT 不可以修改</w:t>
-      </w:r>
-    </w:p>
-    <w:p/>
-    <w:p/>
-    <w:p>
-      <w:pPr>
-        <w:pStyle w:val="1"/>
-      </w:pPr>
-      <w:r>
-        <w:t>3阶开叫</w:t>
-      </w:r>
-    </w:p>
-    <w:p>
-      <w:r>
-        <w:rPr>
-          <w:rFonts w:hint="eastAsia"/>
-        </w:rPr>
-        <w:t>3C</w:t>
-      </w:r>
-      <w:r>
-        <w:t>开叫</w:t>
-      </w:r>
-    </w:p>
-    <w:p>
-      <w:r>
-        <w:rPr>
-          <w:rFonts w:hint="eastAsia"/>
-        </w:rPr>
-        <w:t>3C-3D：自然叫，逼叫一轮，15点以上</w:t>
-      </w:r>
-    </w:p>
-    <w:p>
-      <w:r>
-        <w:rPr>
-          <w:rFonts w:hint="eastAsia"/>
-        </w:rPr>
-        <w:t>3C-3H：自然叫，逼叫一轮，15点以上</w:t>
-      </w:r>
-    </w:p>
-    <w:p>
-      <w:r>
-        <w:rPr>
-          <w:rFonts w:hint="eastAsia"/>
-        </w:rPr>
-        <w:t>3C-3S：自然叫，逼叫一轮，15点以上</w:t>
-      </w:r>
-    </w:p>
-    <w:p>
-      <w:r>
-        <w:rPr>
-          <w:rFonts w:hint="eastAsia"/>
-        </w:rPr>
-        <w:t>3C-3NT：打，15-20点</w:t>
-      </w:r>
-    </w:p>
-    <w:p>
-      <w:r>
-        <w:rPr>
-          <w:rFonts w:hint="eastAsia"/>
-        </w:rPr>
-        <w:t>3C-4C：追加阻击，5-10点，3+C</w:t>
-      </w:r>
-    </w:p>
-    <w:p>
-      <w:r>
-        <w:rPr>
-          <w:rFonts w:hint="eastAsia"/>
-        </w:rPr>
-        <w:t>3C-4D：阻击叫关键张，回答：0/1/1+Q/2/2+Q</w:t>
-      </w:r>
-    </w:p>
-    <w:p>
-      <w:r>
-        <w:rPr>
-          <w:rFonts w:hint="eastAsia"/>
-        </w:rPr>
-        <w:t>3C-4H：打，10-16点，7+H</w:t>
-      </w:r>
-    </w:p>
-    <w:p>
-      <w:r>
-        <w:rPr>
-          <w:rFonts w:hint="eastAsia"/>
-        </w:rPr>
-        <w:t>3C-4S：打，10-16点，7+S</w:t>
-      </w:r>
-    </w:p>
-    <w:p>
-      <w:r>
-        <w:rPr>
-          <w:rFonts w:hint="eastAsia"/>
-        </w:rPr>
         <w:t>3C-5C：打，16-19点，2+C，或者5-12点，4+C，阻击</w:t>
       </w:r>
     </w:p>
@@ -17615,7 +17623,6 @@
         <w:rPr>
           <w:rFonts w:hint="eastAsia"/>
         </w:rPr>
-        <w:lastRenderedPageBreak/>
         <w:t>3C-4NT：邀请将牌质量，如果面对单张 1 输张就叫满贯</w:t>
       </w:r>
     </w:p>
@@ -17800,6 +17807,7 @@
         <w:rPr>
           <w:rFonts w:hint="eastAsia"/>
         </w:rPr>
+        <w:lastRenderedPageBreak/>
         <w:t>3H-4NT：邀请将牌质量，如果面对单张 1 输张就叫满贯</w:t>
       </w:r>
     </w:p>
@@ -18001,6 +18009,7 @@
         <w:rPr>
           <w:rFonts w:hint="eastAsia"/>
         </w:rPr>
+        <w:lastRenderedPageBreak/>
         <w:t>├</w:t>
       </w:r>
       <w:r>
@@ -18033,375 +18042,350 @@
         <w:rPr>
           <w:rFonts w:ascii="等线" w:hAnsi="等线" w:cs="Arial" w:hint="eastAsia"/>
         </w:rPr>
+        <w:t>├4NT：另一低花单张</w:t>
+      </w:r>
+    </w:p>
+    <w:p>
+      <w:pPr>
+        <w:rPr>
+          <w:rFonts w:ascii="等线" w:hAnsi="等线" w:cs="Arial"/>
+        </w:rPr>
+      </w:pPr>
+      <w:r>
+        <w:rPr>
+          <w:rFonts w:ascii="等线" w:hAnsi="等线" w:cs="Arial" w:hint="eastAsia"/>
+        </w:rPr>
+        <w:t>├5C：自然叫，无单张，7222 牌型</w:t>
+      </w:r>
+    </w:p>
+    <w:p>
+      <w:pPr>
+        <w:rPr>
+          <w:rFonts w:ascii="等线" w:hAnsi="等线" w:cs="Arial"/>
+        </w:rPr>
+      </w:pPr>
+      <w:r>
+        <w:rPr>
+          <w:rFonts w:ascii="等线" w:hAnsi="等线" w:cs="Arial" w:hint="eastAsia"/>
+        </w:rPr>
+        <w:t>├5D：自然叫，无单张，7222 牌型</w:t>
+      </w:r>
+    </w:p>
+    <w:p>
+      <w:pPr>
+        <w:rPr>
+          <w:rFonts w:ascii="等线" w:hAnsi="等线" w:cs="Arial"/>
+        </w:rPr>
+      </w:pPr>
+    </w:p>
+    <w:p/>
+    <w:p>
+      <w:pPr>
+        <w:rPr>
+          <w:rFonts w:ascii="等线" w:hAnsi="等线" w:cs="Arial"/>
+        </w:rPr>
+      </w:pPr>
+      <w:r>
+        <w:rPr>
+          <w:rFonts w:ascii="等线" w:hAnsi="等线" w:cs="Arial" w:hint="eastAsia"/>
+        </w:rPr>
+        <w:t>3NT-4C</w:t>
+      </w:r>
+    </w:p>
+    <w:p>
+      <w:pPr>
+        <w:rPr>
+          <w:rFonts w:ascii="等线" w:hAnsi="等线" w:cs="Arial"/>
+        </w:rPr>
+      </w:pPr>
+      <w:r>
+        <w:rPr>
+          <w:rFonts w:hint="eastAsia"/>
+        </w:rPr>
+        <w:t>├</w:t>
+      </w:r>
+      <w:r>
+        <w:rPr>
+          <w:rFonts w:ascii="等线" w:hAnsi="等线" w:cs="Arial" w:hint="eastAsia"/>
+        </w:rPr>
+        <w:t>4D：</w:t>
+      </w:r>
+      <w:r>
+        <w:rPr>
+          <w:rFonts w:ascii="等线" w:hAnsi="等线" w:cs="Arial"/>
+        </w:rPr>
+        <w:t>D套</w:t>
+      </w:r>
+    </w:p>
+    <w:p>
+      <w:pPr>
+        <w:rPr>
+          <w:rFonts w:ascii="等线" w:hAnsi="等线" w:cs="Arial"/>
+        </w:rPr>
+      </w:pPr>
+      <w:r>
+        <w:rPr>
+          <w:rFonts w:ascii="等线" w:hAnsi="等线" w:cs="Arial" w:hint="eastAsia"/>
+        </w:rPr>
+        <w:t>├pass：C 套</w:t>
+      </w:r>
+    </w:p>
+    <w:p/>
+    <w:p/>
+    <w:p>
+      <w:r>
+        <w:rPr>
+          <w:rFonts w:hint="eastAsia"/>
+        </w:rPr>
+        <w:t>对开叫 4 阶的花色，4NT 问阻击叫关键张，回答：5C:0/5D:1/5H:1+Q/5S:2/5NT:2+Q</w:t>
+      </w:r>
+    </w:p>
+    <w:p>
+      <w:r>
+        <w:rPr>
+          <w:rFonts w:hint="eastAsia"/>
+        </w:rPr>
+        <w:t>4C-4NT</w:t>
+      </w:r>
+    </w:p>
+    <w:p>
+      <w:r>
+        <w:rPr>
+          <w:rFonts w:hint="eastAsia"/>
+        </w:rPr>
+        <w:t>4D-4NT</w:t>
+      </w:r>
+    </w:p>
+    <w:p>
+      <w:r>
+        <w:rPr>
+          <w:rFonts w:hint="eastAsia"/>
+        </w:rPr>
+        <w:t>4H-4NT</w:t>
+      </w:r>
+    </w:p>
+    <w:p>
+      <w:r>
+        <w:rPr>
+          <w:rFonts w:hint="eastAsia"/>
+        </w:rPr>
+        <w:t>4S-4NT</w:t>
+      </w:r>
+    </w:p>
+    <w:p>
+      <w:r>
+        <w:rPr>
+          <w:rFonts w:hint="eastAsia"/>
+        </w:rPr>
+        <w:t>问阻击叫关键张，回答：5C:0/5D:1/5H:1+Q/5S:2/5NT:2+Q</w:t>
+      </w:r>
+    </w:p>
+    <w:p/>
+    <w:p/>
+    <w:p>
+      <w:pPr>
+        <w:pStyle w:val="1"/>
+      </w:pPr>
+      <w:r>
+        <w:rPr>
+          <w:rFonts w:hint="eastAsia"/>
+        </w:rPr>
+        <w:t>成局与满贯</w:t>
+      </w:r>
+    </w:p>
+    <w:p>
+      <w:r>
+        <w:rPr>
+          <w:rFonts w:hint="eastAsia"/>
+        </w:rPr>
+        <w:t>成局与满贯</w:t>
+      </w:r>
+    </w:p>
+    <w:p>
+      <w:r>
+        <w:rPr>
+          <w:rFonts w:hint="eastAsia"/>
+        </w:rPr>
+        <w:t>一、核心目标与基础门槛</w:t>
+      </w:r>
+    </w:p>
+    <w:p>
+      <w:r>
+        <w:rPr>
+          <w:rFonts w:hint="eastAsia"/>
+        </w:rPr>
+        <w:t>1.1 核心目标</w:t>
+      </w:r>
+    </w:p>
+    <w:p>
+      <w:r>
+        <w:rPr>
+          <w:rFonts w:hint="eastAsia"/>
+        </w:rPr>
+        <w:t>联手点力达到成局或满贯标准时，叫牌过程应以探寻这些高奖分定约为核心目标。</w:t>
+      </w:r>
+    </w:p>
+    <w:p/>
+    <w:p>
+      <w:r>
+        <w:rPr>
+          <w:rFonts w:hint="eastAsia"/>
+        </w:rPr>
+        <w:t>1.2 点力门槛</w:t>
+      </w:r>
+    </w:p>
+    <w:p>
+      <w:r>
+        <w:rPr>
+          <w:rFonts w:hint="eastAsia"/>
+        </w:rPr>
+        <w:t>成局定约:</w:t>
+      </w:r>
+    </w:p>
+    <w:p>
+      <w:r>
+        <w:rPr>
+          <w:rFonts w:hint="eastAsia"/>
+        </w:rPr>
+        <w:t>3NT / 4♥ / 4♠：25点 (此点力为总点力，已包含牌型点)</w:t>
+      </w:r>
+    </w:p>
+    <w:p>
+      <w:r>
+        <w:rPr>
+          <w:rFonts w:hint="eastAsia"/>
+        </w:rPr>
+        <w:t>5♦ / 5♣：28点 (此点力为总点力，已包含牌型点)</w:t>
+      </w:r>
+    </w:p>
+    <w:p/>
+    <w:p>
+      <w:r>
+        <w:rPr>
+          <w:rFonts w:hint="eastAsia"/>
+        </w:rPr>
+        <w:t>满贯定约:</w:t>
+      </w:r>
+    </w:p>
+    <w:p>
+      <w:r>
+        <w:rPr>
+          <w:rFonts w:hint="eastAsia"/>
+        </w:rPr>
+        <w:t>小满贯 (6阶)：33点 (此点力为总点力，已包含牌型点)</w:t>
+      </w:r>
+    </w:p>
+    <w:p>
+      <w:r>
+        <w:rPr>
+          <w:rFonts w:hint="eastAsia"/>
+        </w:rPr>
+        <w:t>大满贯 (7阶)：37点 (此点力为总点力，已包含牌型点)</w:t>
+      </w:r>
+    </w:p>
+    <w:p/>
+    <w:p>
+      <w:r>
+        <w:rPr>
+          <w:rFonts w:hint="eastAsia"/>
+        </w:rPr>
+        <w:t>二、满贯的精细评估</w:t>
+      </w:r>
+    </w:p>
+    <w:p>
+      <w:r>
+        <w:rPr>
+          <w:rFonts w:hint="eastAsia"/>
+        </w:rPr>
+        <w:t>2.1 点力与配合的修正 (小满贯标准)</w:t>
+      </w:r>
+    </w:p>
+    <w:p>
+      <w:r>
+        <w:t>| 将牌配合 | 牌型 | 要求联手总点力（含牌型点） |</w:t>
+      </w:r>
+    </w:p>
+    <w:p>
+      <w:r>
+        <w:t>|----------|------|---------------------------|</w:t>
+      </w:r>
+    </w:p>
+    <w:p>
+      <w:r>
+        <w:t>| 无配合 | 均型 | 32点 |</w:t>
+      </w:r>
+    </w:p>
+    <w:p>
+      <w:r>
+        <w:t>| 8张配合 | 均型 | 31点 |</w:t>
+      </w:r>
+    </w:p>
+    <w:p>
+      <w:r>
+        <w:t>| 8张配合 | 有单缺/第二套 | 30点 |</w:t>
+      </w:r>
+    </w:p>
+    <w:p>
+      <w:r>
+        <w:t>| 9张配合 | 均型 | 29点 |</w:t>
+      </w:r>
+    </w:p>
+    <w:p/>
+    <w:p>
+      <w:r>
+        <w:rPr>
+          <w:rFonts w:hint="eastAsia"/>
+        </w:rPr>
+        <w:t>2.2 控制要求</w:t>
+      </w:r>
+    </w:p>
+    <w:p>
+      <w:r>
+        <w:rPr>
+          <w:rFonts w:hint="eastAsia"/>
+        </w:rPr>
+        <w:t>定义:</w:t>
+      </w:r>
+    </w:p>
+    <w:p>
+      <w:r>
+        <w:rPr>
+          <w:rFonts w:hint="eastAsia"/>
+        </w:rPr>
+        <w:t>控制：A、K、单张、缺门。</w:t>
+      </w:r>
+    </w:p>
+    <w:p>
+      <w:r>
+        <w:rPr>
+          <w:rFonts w:hint="eastAsia"/>
+        </w:rPr>
+        <w:t>控制良好：无花色存在丢失两墩的风险。</w:t>
+      </w:r>
+    </w:p>
+    <w:p/>
+    <w:p>
+      <w:r>
+        <w:rPr>
+          <w:rFonts w:hint="eastAsia"/>
+        </w:rPr>
+        <w:t>标准:</w:t>
+      </w:r>
+    </w:p>
+    <w:p>
+      <w:r>
+        <w:rPr>
+          <w:rFonts w:hint="eastAsia"/>
+        </w:rPr>
+        <w:t>小满贯：所有花色至少有一个控制（A/K/单/缺）。</w:t>
+      </w:r>
+    </w:p>
+    <w:p>
+      <w:r>
+        <w:rPr>
+          <w:rFonts w:hint="eastAsia"/>
+        </w:rPr>
         <w:lastRenderedPageBreak/>
-        <w:t>├4NT：另一低花单张</w:t>
-      </w:r>
-    </w:p>
-    <w:p>
-      <w:pPr>
-        <w:rPr>
-          <w:rFonts w:ascii="等线" w:hAnsi="等线" w:cs="Arial"/>
-        </w:rPr>
-      </w:pPr>
-      <w:r>
-        <w:rPr>
-          <w:rFonts w:ascii="等线" w:hAnsi="等线" w:cs="Arial" w:hint="eastAsia"/>
-        </w:rPr>
-        <w:t>├5C：自然叫，无单张，7222 牌型</w:t>
-      </w:r>
-    </w:p>
-    <w:p>
-      <w:pPr>
-        <w:rPr>
-          <w:rFonts w:ascii="等线" w:hAnsi="等线" w:cs="Arial"/>
-        </w:rPr>
-      </w:pPr>
-      <w:r>
-        <w:rPr>
-          <w:rFonts w:ascii="等线" w:hAnsi="等线" w:cs="Arial" w:hint="eastAsia"/>
-        </w:rPr>
-        <w:t>├5D：自然叫，无单张，7222 牌型</w:t>
-      </w:r>
-    </w:p>
-    <w:p>
-      <w:pPr>
-        <w:rPr>
-          <w:rFonts w:ascii="等线" w:hAnsi="等线" w:cs="Arial"/>
-        </w:rPr>
-      </w:pPr>
-    </w:p>
-    <w:p/>
-    <w:p>
-      <w:pPr>
-        <w:rPr>
-          <w:rFonts w:ascii="等线" w:hAnsi="等线" w:cs="Arial"/>
-        </w:rPr>
-      </w:pPr>
-      <w:r>
-        <w:rPr>
-          <w:rFonts w:ascii="等线" w:hAnsi="等线" w:cs="Arial" w:hint="eastAsia"/>
-        </w:rPr>
-        <w:t>3NT-4</w:t>
-      </w:r>
-      <w:r>
-        <w:rPr>
-          <w:rFonts w:ascii="等线" w:hAnsi="等线" w:cs="Arial" w:hint="eastAsia"/>
-        </w:rPr>
-        <w:t>C</w:t>
-      </w:r>
-    </w:p>
-    <w:p>
-      <w:pPr>
-        <w:rPr>
-          <w:rFonts w:ascii="等线" w:hAnsi="等线" w:cs="Arial"/>
-        </w:rPr>
-      </w:pPr>
-      <w:r>
-        <w:rPr>
-          <w:rFonts w:hint="eastAsia"/>
-        </w:rPr>
-        <w:t>├</w:t>
-      </w:r>
-      <w:r>
-        <w:rPr>
-          <w:rFonts w:ascii="等线" w:hAnsi="等线" w:cs="Arial" w:hint="eastAsia"/>
-        </w:rPr>
-        <w:t>4</w:t>
-      </w:r>
-      <w:r>
-        <w:rPr>
-          <w:rFonts w:ascii="等线" w:hAnsi="等线" w:cs="Arial" w:hint="eastAsia"/>
-        </w:rPr>
-        <w:t>D</w:t>
-      </w:r>
-      <w:r>
-        <w:rPr>
-          <w:rFonts w:ascii="等线" w:hAnsi="等线" w:cs="Arial" w:hint="eastAsia"/>
-        </w:rPr>
-        <w:t>：</w:t>
-      </w:r>
-      <w:r>
-        <w:rPr>
-          <w:rFonts w:ascii="等线" w:hAnsi="等线" w:cs="Arial"/>
-        </w:rPr>
-        <w:t>D套</w:t>
-      </w:r>
-    </w:p>
-    <w:p>
-      <w:pPr>
-        <w:rPr>
-          <w:rFonts w:ascii="等线" w:hAnsi="等线" w:cs="Arial" w:hint="eastAsia"/>
-        </w:rPr>
-      </w:pPr>
-      <w:r>
-        <w:rPr>
-          <w:rFonts w:ascii="等线" w:hAnsi="等线" w:cs="Arial" w:hint="eastAsia"/>
-        </w:rPr>
-        <w:t>├</w:t>
-      </w:r>
-      <w:r>
-        <w:rPr>
-          <w:rFonts w:ascii="等线" w:hAnsi="等线" w:cs="Arial" w:hint="eastAsia"/>
-        </w:rPr>
-        <w:t>pass：C 套</w:t>
-      </w:r>
-    </w:p>
-    <w:p/>
-    <w:p/>
-    <w:p>
-      <w:r>
-        <w:rPr>
-          <w:rFonts w:hint="eastAsia"/>
-        </w:rPr>
-        <w:t>对开叫 4 阶的花色，4NT 问阻击叫关键张，回答：5C:0/5D:1/5H:1+Q/5S:2/5NT:2+Q</w:t>
-      </w:r>
-    </w:p>
-    <w:p>
-      <w:r>
-        <w:rPr>
-          <w:rFonts w:hint="eastAsia"/>
-        </w:rPr>
-        <w:t>4C-4NT</w:t>
-      </w:r>
-    </w:p>
-    <w:p>
-      <w:r>
-        <w:rPr>
-          <w:rFonts w:hint="eastAsia"/>
-        </w:rPr>
-        <w:t>4D-4NT</w:t>
-      </w:r>
-    </w:p>
-    <w:p>
-      <w:r>
-        <w:rPr>
-          <w:rFonts w:hint="eastAsia"/>
-        </w:rPr>
-        <w:t>4H-4NT</w:t>
-      </w:r>
-    </w:p>
-    <w:p>
-      <w:r>
-        <w:rPr>
-          <w:rFonts w:hint="eastAsia"/>
-        </w:rPr>
-        <w:t>4S-4NT</w:t>
-      </w:r>
-    </w:p>
-    <w:p>
-      <w:r>
-        <w:rPr>
-          <w:rFonts w:hint="eastAsia"/>
-        </w:rPr>
-        <w:t>问阻击叫关键张，回答：5C:0/5D:1/5H:1+Q/5S:2/5NT:2+Q</w:t>
-      </w:r>
-    </w:p>
-    <w:p/>
-    <w:p/>
-    <w:p>
-      <w:pPr>
-        <w:pStyle w:val="1"/>
-      </w:pPr>
-      <w:r>
-        <w:rPr>
-          <w:rFonts w:hint="eastAsia"/>
-        </w:rPr>
-        <w:t>成局与满贯</w:t>
-      </w:r>
-    </w:p>
-    <w:p>
-      <w:r>
-        <w:rPr>
-          <w:rFonts w:hint="eastAsia"/>
-        </w:rPr>
-        <w:t>成局与满贯</w:t>
-      </w:r>
-    </w:p>
-    <w:p>
-      <w:r>
-        <w:rPr>
-          <w:rFonts w:hint="eastAsia"/>
-        </w:rPr>
-        <w:t>一、核心目标与基础门槛</w:t>
-      </w:r>
-    </w:p>
-    <w:p>
-      <w:r>
-        <w:rPr>
-          <w:rFonts w:hint="eastAsia"/>
-        </w:rPr>
-        <w:t>1.1 核心目标</w:t>
-      </w:r>
-    </w:p>
-    <w:p>
-      <w:r>
-        <w:rPr>
-          <w:rFonts w:hint="eastAsia"/>
-        </w:rPr>
-        <w:t>联手点力达到成局或满贯标准时，叫牌过程应以探寻这些高奖分定约为核心目标。</w:t>
-      </w:r>
-    </w:p>
-    <w:p/>
-    <w:p>
-      <w:r>
-        <w:rPr>
-          <w:rFonts w:hint="eastAsia"/>
-        </w:rPr>
-        <w:t>1.2 点力门槛</w:t>
-      </w:r>
-    </w:p>
-    <w:p>
-      <w:r>
-        <w:rPr>
-          <w:rFonts w:hint="eastAsia"/>
-        </w:rPr>
-        <w:lastRenderedPageBreak/>
-        <w:t>成局定约:</w:t>
-      </w:r>
-    </w:p>
-    <w:p>
-      <w:r>
-        <w:rPr>
-          <w:rFonts w:hint="eastAsia"/>
-        </w:rPr>
-        <w:t>3NT / 4♥ / 4♠：25点 (此点力为总点力，已包含牌型点)</w:t>
-      </w:r>
-    </w:p>
-    <w:p>
-      <w:r>
-        <w:rPr>
-          <w:rFonts w:hint="eastAsia"/>
-        </w:rPr>
-        <w:t>5♦ / 5♣：28点 (此点力为总点力，已包含牌型点)</w:t>
-      </w:r>
-    </w:p>
-    <w:p/>
-    <w:p>
-      <w:r>
-        <w:rPr>
-          <w:rFonts w:hint="eastAsia"/>
-        </w:rPr>
-        <w:t>满贯定约:</w:t>
-      </w:r>
-    </w:p>
-    <w:p>
-      <w:r>
-        <w:rPr>
-          <w:rFonts w:hint="eastAsia"/>
-        </w:rPr>
-        <w:t>小满贯 (6阶)：33点 (此点力为总点力，已包含牌型点)</w:t>
-      </w:r>
-    </w:p>
-    <w:p>
-      <w:r>
-        <w:rPr>
-          <w:rFonts w:hint="eastAsia"/>
-        </w:rPr>
-        <w:t>大满贯 (7阶)：37点 (此点力为总点力，已包含牌型点)</w:t>
-      </w:r>
-    </w:p>
-    <w:p/>
-    <w:p>
-      <w:r>
-        <w:rPr>
-          <w:rFonts w:hint="eastAsia"/>
-        </w:rPr>
-        <w:t>二、满贯的精细评估</w:t>
-      </w:r>
-    </w:p>
-    <w:p>
-      <w:r>
-        <w:rPr>
-          <w:rFonts w:hint="eastAsia"/>
-        </w:rPr>
-        <w:t>2.1 点力与配合的修正 (小满贯标准)</w:t>
-      </w:r>
-    </w:p>
-    <w:p>
-      <w:r>
-        <w:t>| 将牌配合 | 牌型 | 要求联手总点力（含牌型点） |</w:t>
-      </w:r>
-    </w:p>
-    <w:p>
-      <w:r>
-        <w:t>|----------|------|---------------------------|</w:t>
-      </w:r>
-    </w:p>
-    <w:p>
-      <w:r>
-        <w:t>| 无配合 | 均型 | 32点 |</w:t>
-      </w:r>
-    </w:p>
-    <w:p>
-      <w:r>
-        <w:t>| 8张配合 | 均型 | 31点 |</w:t>
-      </w:r>
-    </w:p>
-    <w:p>
-      <w:r>
-        <w:t>| 8张配合 | 有单缺/第二套 | 30点 |</w:t>
-      </w:r>
-    </w:p>
-    <w:p>
-      <w:r>
-        <w:t>| 9张配合 | 均型 | 29点 |</w:t>
-      </w:r>
-    </w:p>
-    <w:p/>
-    <w:p>
-      <w:r>
-        <w:rPr>
-          <w:rFonts w:hint="eastAsia"/>
-        </w:rPr>
-        <w:t>2.2 控制要求</w:t>
-      </w:r>
-    </w:p>
-    <w:p>
-      <w:r>
-        <w:rPr>
-          <w:rFonts w:hint="eastAsia"/>
-        </w:rPr>
-        <w:t>定义:</w:t>
-      </w:r>
-    </w:p>
-    <w:p>
-      <w:r>
-        <w:rPr>
-          <w:rFonts w:hint="eastAsia"/>
-        </w:rPr>
-        <w:t>控制：A、K、单张、缺门。</w:t>
-      </w:r>
-    </w:p>
-    <w:p>
-      <w:r>
-        <w:rPr>
-          <w:rFonts w:hint="eastAsia"/>
-        </w:rPr>
-        <w:t>控制良好：无花色存在丢失两墩的风险。</w:t>
-      </w:r>
-    </w:p>
-    <w:p/>
-    <w:p>
-      <w:r>
-        <w:rPr>
-          <w:rFonts w:hint="eastAsia"/>
-        </w:rPr>
-        <w:t>标准:</w:t>
-      </w:r>
-    </w:p>
-    <w:p>
-      <w:r>
-        <w:rPr>
-          <w:rFonts w:hint="eastAsia"/>
-        </w:rPr>
-        <w:t>小满贯：所有花色至少有一个控制（A/K/单/缺）。</w:t>
-      </w:r>
-    </w:p>
-    <w:p>
-      <w:r>
-        <w:rPr>
-          <w:rFonts w:hint="eastAsia"/>
-        </w:rPr>
         <w:t>大满贯：需要更强的控制，通常在关键张问叫后确定。</w:t>
       </w:r>
     </w:p>
@@ -18419,7 +18403,6 @@
           <w:b/>
           <w:bCs/>
         </w:rPr>
-        <w:lastRenderedPageBreak/>
         <w:t>三、</w:t>
       </w:r>
       <w:r>
@@ -18623,6 +18606,7 @@
         <w:rPr>
           <w:rFonts w:hint="eastAsia"/>
         </w:rPr>
+        <w:lastRenderedPageBreak/>
         <w:t>- 否则，应该先叫2NT，等待队友叫牌，如果叫牌已经超过2NT，则只好叫3NT。</w:t>
       </w:r>
     </w:p>
@@ -18634,7 +18618,6 @@
         <w:rPr>
           <w:rFonts w:hint="eastAsia"/>
         </w:rPr>
-        <w:lastRenderedPageBreak/>
         <w:t>- 北家根据点力可以叫：</w:t>
       </w:r>
     </w:p>
@@ -18989,6 +18972,7 @@
         <w:rPr>
           <w:rFonts w:hint="eastAsia"/>
         </w:rPr>
+        <w:lastRenderedPageBreak/>
         <w:t>- 将牌为H：从3S开始（3S &gt; 3H）</w:t>
       </w:r>
     </w:p>
@@ -19000,8 +18984,349 @@
         <w:rPr>
           <w:rFonts w:hint="eastAsia"/>
         </w:rPr>
+        <w:t>- 将牌为S：从4C开始（4C &gt; 3S）</w:t>
+      </w:r>
+    </w:p>
+    <w:p>
+      <w:pPr>
+        <w:ind w:firstLine="420"/>
+      </w:pPr>
+      <w:r>
+        <w:rPr>
+          <w:rFonts w:hint="eastAsia"/>
+        </w:rPr>
+        <w:t>- 低花配合（将牌为D或C）：扣叫从3NT以上开始</w:t>
+      </w:r>
+    </w:p>
+    <w:p>
+      <w:pPr>
+        <w:ind w:firstLine="420"/>
+      </w:pPr>
+      <w:r>
+        <w:rPr>
+          <w:rFonts w:hint="eastAsia"/>
+        </w:rPr>
+        <w:t>- 将牌花色绝对不能扣叫</w:t>
+      </w:r>
+    </w:p>
+    <w:p/>
+    <w:p>
+      <w:r>
+        <w:rPr>
+          <w:rFonts w:hint="eastAsia"/>
+        </w:rPr>
+        <w:t>步骤3：检查控制是否齐全（每次准备扣叫前必须执行）</w:t>
+      </w:r>
+    </w:p>
+    <w:p>
+      <w:pPr>
+        <w:ind w:firstLine="420"/>
+      </w:pPr>
+      <w:r>
+        <w:rPr>
+          <w:rFonts w:hint="eastAsia"/>
+        </w:rPr>
+        <w:t>- 控制的定义：</w:t>
+      </w:r>
+    </w:p>
+    <w:p>
+      <w:pPr>
+        <w:ind w:left="420" w:firstLine="420"/>
+      </w:pPr>
+      <w:r>
+        <w:rPr>
+          <w:rFonts w:hint="eastAsia"/>
+        </w:rPr>
+        <w:t>- 第一轮控制：A或缺门</w:t>
+      </w:r>
+    </w:p>
+    <w:p>
+      <w:pPr>
+        <w:ind w:left="420" w:firstLine="420"/>
+      </w:pPr>
+      <w:r>
+        <w:rPr>
+          <w:rFonts w:hint="eastAsia"/>
+        </w:rPr>
+        <w:t>- 第二轮控制：K或单张</w:t>
+      </w:r>
+    </w:p>
+    <w:p>
+      <w:pPr>
+        <w:ind w:left="420" w:firstLine="420"/>
+      </w:pPr>
+      <w:r>
+        <w:rPr>
+          <w:rFonts w:hint="eastAsia"/>
+        </w:rPr>
+        <w:t>- K也是控制！ 有K就有第二轮控制</w:t>
+      </w:r>
+    </w:p>
+    <w:p>
+      <w:pPr>
+        <w:ind w:firstLine="420"/>
+      </w:pPr>
+      <w:r>
+        <w:rPr>
+          <w:rFonts w:hint="eastAsia"/>
+        </w:rPr>
+        <w:t>- 队友扣叫的含义：</w:t>
+      </w:r>
+    </w:p>
+    <w:p>
+      <w:pPr>
+        <w:ind w:left="420" w:firstLine="420"/>
+      </w:pPr>
+      <w:r>
+        <w:rPr>
+          <w:rFonts w:hint="eastAsia"/>
+        </w:rPr>
+        <w:t>- 队友扣叫某花色 = 队友有该花色控制（A</w:t>
+      </w:r>
+      <w:r>
+        <w:rPr>
+          <w:rFonts w:hint="eastAsia"/>
+        </w:rPr>
+        <w:t>，K，单张，或缺门</w:t>
+      </w:r>
+      <w:r>
+        <w:rPr>
+          <w:rFonts w:hint="eastAsia"/>
+        </w:rPr>
+        <w:t>）</w:t>
+      </w:r>
+    </w:p>
+    <w:p>
+      <w:pPr>
+        <w:ind w:left="420" w:firstLine="420"/>
+      </w:pPr>
+      <w:r>
+        <w:rPr>
+          <w:rFonts w:hint="eastAsia"/>
+        </w:rPr>
+        <w:t>- 例如：队友扣叫4H = 队友有♥控制</w:t>
+      </w:r>
+    </w:p>
+    <w:p>
+      <w:pPr>
+        <w:ind w:firstLine="420"/>
+      </w:pPr>
+      <w:r>
+        <w:rPr>
+          <w:rFonts w:hint="eastAsia"/>
+        </w:rPr>
+        <w:t>- 列出3门边花的控制情况：</w:t>
+      </w:r>
+    </w:p>
+    <w:p>
+      <w:r>
+        <w:rPr>
+          <w:rFonts w:hint="eastAsia"/>
+        </w:rPr>
+        <w:t xml:space="preserve">            | 花色 | 自己有控制？           | 队友有控制？|   该门是否有控制     |</w:t>
+      </w:r>
+    </w:p>
+    <w:p>
+      <w:r>
+        <w:rPr>
+          <w:rFonts w:hint="eastAsia"/>
+        </w:rPr>
+        <w:t xml:space="preserve">            |------|------------------------|-------------|----------------------|</w:t>
+      </w:r>
+    </w:p>
+    <w:p>
+      <w:r>
+        <w:rPr>
+          <w:rFonts w:hint="eastAsia"/>
+        </w:rPr>
+        <w:t xml:space="preserve">            | ♣   | 有（A/K/单张/缺门）/无 | 扣叫/未扣叫 | 是（任一方有控制）/否 |</w:t>
+      </w:r>
+    </w:p>
+    <w:p>
+      <w:r>
+        <w:rPr>
+          <w:rFonts w:hint="eastAsia"/>
+        </w:rPr>
+        <w:t xml:space="preserve">            | ♦    | 有（A/K/单张/缺门）/无 | 扣叫/未扣叫 | 是（任一方有控制）/否 |</w:t>
+      </w:r>
+    </w:p>
+    <w:p>
+      <w:r>
+        <w:rPr>
+          <w:rFonts w:hint="eastAsia"/>
+        </w:rPr>
+        <w:t xml:space="preserve">            | ♥   | 有（A/K/单张/缺门）/无 | 扣叫/未扣叫 | 是（任一方有控制）/否 |</w:t>
+      </w:r>
+    </w:p>
+    <w:p>
+      <w:pPr>
+        <w:ind w:firstLine="420"/>
+      </w:pPr>
+      <w:r>
+        <w:rPr>
+          <w:rFonts w:hint="eastAsia"/>
+        </w:rPr>
+        <w:t>- 判断规则：</w:t>
+      </w:r>
+    </w:p>
+    <w:p>
+      <w:pPr>
+        <w:ind w:left="420" w:firstLine="420"/>
+      </w:pPr>
+      <w:r>
+        <w:rPr>
+          <w:rFonts w:hint="eastAsia"/>
+        </w:rPr>
+        <w:t>- 如果3门边花都有控制（</w:t>
+      </w:r>
+      <w:r>
+        <w:rPr>
+          <w:rFonts w:hint="eastAsia"/>
+        </w:rPr>
+        <w:t>自己和队友</w:t>
+      </w:r>
+      <w:r>
+        <w:rPr>
+          <w:rFonts w:hint="eastAsia"/>
+        </w:rPr>
+        <w:t>任一方有A，K，单张，缺门即可）</w:t>
+      </w:r>
+      <w:r>
+        <w:rPr>
+          <w:rFonts w:hint="eastAsia"/>
+        </w:rPr>
+        <w:t>，</w:t>
+      </w:r>
+      <w:r>
+        <w:rPr>
+          <w:rFonts w:hint="eastAsia"/>
+        </w:rPr>
         <w:lastRenderedPageBreak/>
-        <w:t>- 将牌为S：从4C开始（4C &gt; 3S）</w:t>
+        <w:t>停止扣叫</w:t>
+      </w:r>
+      <w:r>
+        <w:rPr>
+          <w:rFonts w:hint="eastAsia"/>
+        </w:rPr>
+        <w:t>，进入步骤4检查问叫资格</w:t>
+      </w:r>
+    </w:p>
+    <w:p>
+      <w:pPr>
+        <w:ind w:left="420" w:firstLine="420"/>
+      </w:pPr>
+      <w:r>
+        <w:rPr>
+          <w:rFonts w:hint="eastAsia"/>
+        </w:rPr>
+        <w:t>- 如果控制不齐全 → 进入步骤</w:t>
+      </w:r>
+      <w:r>
+        <w:rPr>
+          <w:rFonts w:hint="eastAsia"/>
+        </w:rPr>
+        <w:t>5</w:t>
+      </w:r>
+    </w:p>
+    <w:p>
+      <w:pPr>
+        <w:ind w:left="420" w:firstLine="420"/>
+      </w:pPr>
+      <w:r>
+        <w:rPr>
+          <w:rFonts w:hint="eastAsia"/>
+        </w:rPr>
+        <w:t>- 示例：将牌为S，自己有♣A、♦K、♥K，队友扣叫4H</w:t>
+      </w:r>
+    </w:p>
+    <w:p>
+      <w:pPr>
+        <w:ind w:left="840" w:firstLine="420"/>
+      </w:pPr>
+      <w:r>
+        <w:rPr>
+          <w:rFonts w:hint="eastAsia"/>
+        </w:rPr>
+        <w:t>- ♣：自己有A → 有控制 ✓</w:t>
+      </w:r>
+    </w:p>
+    <w:p>
+      <w:pPr>
+        <w:ind w:left="840" w:firstLine="420"/>
+      </w:pPr>
+      <w:r>
+        <w:rPr>
+          <w:rFonts w:hint="eastAsia"/>
+        </w:rPr>
+        <w:t>- ♦：自己有K → 有控制 ✓</w:t>
+      </w:r>
+    </w:p>
+    <w:p>
+      <w:pPr>
+        <w:ind w:left="840" w:firstLine="420"/>
+      </w:pPr>
+      <w:r>
+        <w:rPr>
+          <w:rFonts w:hint="eastAsia"/>
+        </w:rPr>
+        <w:t>- ♥：队友扣叫4H → 队友有控制 ✓</w:t>
+      </w:r>
+    </w:p>
+    <w:p/>
+    <w:p>
+      <w:r>
+        <w:rPr>
+          <w:rFonts w:hint="eastAsia"/>
+        </w:rPr>
+        <w:t>步骤</w:t>
+      </w:r>
+      <w:r>
+        <w:t>4：问叫资格检查</w:t>
+      </w:r>
+    </w:p>
+    <w:p>
+      <w:r>
+        <w:t>- 控制齐全后，发起4NT关键张问叫前，必须检查自己的关键张数量：</w:t>
+      </w:r>
+    </w:p>
+    <w:p>
+      <w:r>
+        <w:t>- 自己关键张≥2：有资格</w:t>
+      </w:r>
+      <w:r>
+        <w:rPr>
+          <w:rFonts w:hint="eastAsia"/>
+        </w:rPr>
+        <w:t>立即</w:t>
+      </w:r>
+      <w:r>
+        <w:t>发起4NT问叫</w:t>
+      </w:r>
+    </w:p>
+    <w:p>
+      <w:r>
+        <w:t>- 自己关键张≤1：禁止发起4NT问叫，停在下一个将牌花色，等待队友决定</w:t>
+      </w:r>
+    </w:p>
+    <w:p/>
+    <w:p>
+      <w:r>
+        <w:rPr>
+          <w:rFonts w:hint="eastAsia"/>
+        </w:rPr>
+        <w:t>步骤</w:t>
+      </w:r>
+      <w:r>
+        <w:rPr>
+          <w:rFonts w:hint="eastAsia"/>
+        </w:rPr>
+        <w:t>5</w:t>
+      </w:r>
+      <w:r>
+        <w:rPr>
+          <w:rFonts w:hint="eastAsia"/>
+        </w:rPr>
+        <w:t>：选择扣叫叫品</w:t>
       </w:r>
     </w:p>
     <w:p>
@@ -19012,7 +19337,7 @@
         <w:rPr>
           <w:rFonts w:hint="eastAsia"/>
         </w:rPr>
-        <w:t>- 低花配合（将牌为D或C）：扣叫从3NT以上开始</w:t>
+        <w:t>- 按♣→♦→♥→♠顺序，找到第一个双方都没显示控制的花色。注意：是双方没有显示控制，而不是自己没有控制。</w:t>
       </w:r>
     </w:p>
     <w:p>
@@ -19023,16 +19348,72 @@
         <w:rPr>
           <w:rFonts w:hint="eastAsia"/>
         </w:rPr>
-        <w:t>- 将牌花色绝对不能扣叫</w:t>
-      </w:r>
-    </w:p>
-    <w:p/>
-    <w:p>
-      <w:r>
-        <w:rPr>
-          <w:rFonts w:hint="eastAsia"/>
-        </w:rPr>
-        <w:t>步骤3：检查控制是否齐全（每次准备扣叫前必须执行）</w:t>
+        <w:t>- 检查该花色自己是否有控制（A/K/单/缺）</w:t>
+      </w:r>
+    </w:p>
+    <w:p>
+      <w:pPr>
+        <w:ind w:left="420" w:firstLine="420"/>
+      </w:pPr>
+      <w:r>
+        <w:rPr>
+          <w:rFonts w:hint="eastAsia"/>
+        </w:rPr>
+        <w:t>- 有控制：在4阶扣叫该花色（叫品必须高于当前最高叫品）</w:t>
+      </w:r>
+    </w:p>
+    <w:p>
+      <w:pPr>
+        <w:ind w:left="420" w:firstLine="420"/>
+      </w:pPr>
+      <w:r>
+        <w:rPr>
+          <w:rFonts w:hint="eastAsia"/>
+        </w:rPr>
+        <w:t>- 无控制：跳过，检查下一花色</w:t>
+      </w:r>
+    </w:p>
+    <w:p>
+      <w:pPr>
+        <w:ind w:left="420" w:firstLine="420"/>
+      </w:pPr>
+      <w:r>
+        <w:rPr>
+          <w:rFonts w:hint="eastAsia"/>
+        </w:rPr>
+        <w:t>- 如果4NT之前没有确认4门花色都有控制，如果确定点力够满贯水平，应在5阶扣叫，此时扣叫应该表示第一轮控制，即有A或缺门。</w:t>
+      </w:r>
+    </w:p>
+    <w:p>
+      <w:pPr>
+        <w:ind w:left="420" w:firstLine="420"/>
+      </w:pPr>
+      <w:r>
+        <w:rPr>
+          <w:rFonts w:hint="eastAsia"/>
+        </w:rPr>
+        <w:t>- 进入5阶扣叫后，如果判断实力已经超过小满贯（合计点力大于33点），不得停在5阶将牌，应该继续扣叫有第一轮控制花色，即使是6阶也可以。如果判断四门均有控制，不足大满贯，直接封小满贯即可。</w:t>
+      </w:r>
+    </w:p>
+    <w:p/>
+    <w:p>
+      <w:r>
+        <w:rPr>
+          <w:rFonts w:hint="eastAsia"/>
+        </w:rPr>
+        <w:t>步骤</w:t>
+      </w:r>
+      <w:r>
+        <w:rPr>
+          <w:rFonts w:hint="eastAsia"/>
+        </w:rPr>
+        <w:t>6</w:t>
+      </w:r>
+      <w:r>
+        <w:rPr>
+          <w:rFonts w:hint="eastAsia"/>
+        </w:rPr>
+        <w:t>：失控处理</w:t>
       </w:r>
     </w:p>
     <w:p>
@@ -19043,412 +19424,8 @@
         <w:rPr>
           <w:rFonts w:hint="eastAsia"/>
         </w:rPr>
-        <w:t>- 控制的定义：</w:t>
-      </w:r>
-    </w:p>
-    <w:p>
-      <w:pPr>
-        <w:ind w:left="420" w:firstLine="420"/>
-      </w:pPr>
-      <w:r>
-        <w:rPr>
-          <w:rFonts w:hint="eastAsia"/>
-        </w:rPr>
-        <w:t>- 第一轮控制：A或缺门</w:t>
-      </w:r>
-    </w:p>
-    <w:p>
-      <w:pPr>
-        <w:ind w:left="420" w:firstLine="420"/>
-      </w:pPr>
-      <w:r>
-        <w:rPr>
-          <w:rFonts w:hint="eastAsia"/>
-        </w:rPr>
-        <w:t>- 第二轮控制：K或单张</w:t>
-      </w:r>
-    </w:p>
-    <w:p>
-      <w:pPr>
-        <w:ind w:left="420" w:firstLine="420"/>
-      </w:pPr>
-      <w:r>
-        <w:rPr>
-          <w:rFonts w:hint="eastAsia"/>
-        </w:rPr>
-        <w:t>- K也是控制！ 有K就有第二轮控制</w:t>
-      </w:r>
-    </w:p>
-    <w:p>
-      <w:pPr>
-        <w:ind w:firstLine="420"/>
-      </w:pPr>
-      <w:r>
-        <w:rPr>
-          <w:rFonts w:hint="eastAsia"/>
-        </w:rPr>
-        <w:t>- 队友扣叫的含义：</w:t>
-      </w:r>
-    </w:p>
-    <w:p>
-      <w:pPr>
-        <w:ind w:left="420" w:firstLine="420"/>
-      </w:pPr>
-      <w:r>
-        <w:rPr>
-          <w:rFonts w:hint="eastAsia"/>
-        </w:rPr>
-        <w:t>- 队友扣叫某花色 = 队友有该花色控制（A</w:t>
-      </w:r>
-      <w:r>
-        <w:rPr>
-          <w:rFonts w:hint="eastAsia"/>
-        </w:rPr>
-        <w:t>，K，单张，或缺门</w:t>
-      </w:r>
-      <w:r>
-        <w:rPr>
-          <w:rFonts w:hint="eastAsia"/>
-        </w:rPr>
-        <w:t>）</w:t>
-      </w:r>
-    </w:p>
-    <w:p>
-      <w:pPr>
-        <w:ind w:left="420" w:firstLine="420"/>
-      </w:pPr>
-      <w:r>
-        <w:rPr>
-          <w:rFonts w:hint="eastAsia"/>
-        </w:rPr>
-        <w:t>- 例如：队友扣叫4H = 队友有♥控制</w:t>
-      </w:r>
-    </w:p>
-    <w:p>
-      <w:pPr>
-        <w:ind w:firstLine="420"/>
-      </w:pPr>
-      <w:r>
-        <w:rPr>
-          <w:rFonts w:hint="eastAsia"/>
-        </w:rPr>
-        <w:t>- 列出3门边花的控制情况：</w:t>
-      </w:r>
-    </w:p>
-    <w:p>
-      <w:r>
-        <w:rPr>
-          <w:rFonts w:hint="eastAsia"/>
-        </w:rPr>
-        <w:t xml:space="preserve">            | 花色 | 自己有控制？           | 队友有控制？|   该门是否有控制     |</w:t>
-      </w:r>
-    </w:p>
-    <w:p>
-      <w:r>
-        <w:rPr>
-          <w:rFonts w:hint="eastAsia"/>
-        </w:rPr>
-        <w:t xml:space="preserve">            |------|------------------------|-------------|----------------------|</w:t>
-      </w:r>
-    </w:p>
-    <w:p>
-      <w:r>
-        <w:rPr>
-          <w:rFonts w:hint="eastAsia"/>
-        </w:rPr>
-        <w:t xml:space="preserve">            | ♣   | 有（A/K/单张/缺门）/无 | 扣叫/未扣叫 | 是（任一方有控制）/否 |</w:t>
-      </w:r>
-    </w:p>
-    <w:p>
-      <w:r>
-        <w:rPr>
-          <w:rFonts w:hint="eastAsia"/>
-        </w:rPr>
-        <w:t xml:space="preserve">            | ♦    | 有（A/K/单张/缺门）/无 | 扣叫/未扣叫 | 是（任一方有控制）/否 |</w:t>
-      </w:r>
-    </w:p>
-    <w:p>
-      <w:r>
-        <w:rPr>
-          <w:rFonts w:hint="eastAsia"/>
-        </w:rPr>
-        <w:t xml:space="preserve">            | ♥   | 有（A/K/单张/缺门）/无 | 扣叫/未扣叫 | 是（任一方有控制）/否 |</w:t>
-      </w:r>
-    </w:p>
-    <w:p>
-      <w:pPr>
-        <w:ind w:firstLine="420"/>
-      </w:pPr>
-      <w:r>
-        <w:rPr>
-          <w:rFonts w:hint="eastAsia"/>
-        </w:rPr>
-        <w:t>- 判断规则：</w:t>
-      </w:r>
-    </w:p>
-    <w:p>
-      <w:pPr>
-        <w:ind w:left="420" w:firstLine="420"/>
-      </w:pPr>
-      <w:r>
-        <w:rPr>
-          <w:rFonts w:hint="eastAsia"/>
-        </w:rPr>
-        <w:t>- 如果3门边花都有控制（</w:t>
-      </w:r>
-      <w:r>
-        <w:rPr>
-          <w:rFonts w:hint="eastAsia"/>
-        </w:rPr>
-        <w:t>自己和队友</w:t>
-      </w:r>
-      <w:r>
-        <w:rPr>
-          <w:rFonts w:hint="eastAsia"/>
-        </w:rPr>
-        <w:t>任一方有A，K，单张，缺门即可）</w:t>
-      </w:r>
-      <w:r>
-        <w:rPr>
-          <w:rFonts w:hint="eastAsia"/>
-        </w:rPr>
-        <w:t>，</w:t>
-      </w:r>
-      <w:r>
-        <w:rPr>
-          <w:rFonts w:hint="eastAsia"/>
-        </w:rPr>
-        <w:t>停止扣叫</w:t>
-      </w:r>
-      <w:r>
-        <w:rPr>
-          <w:rFonts w:hint="eastAsia"/>
-        </w:rPr>
-        <w:t>，进入步骤4检查问叫资格</w:t>
-      </w:r>
-    </w:p>
-    <w:p>
-      <w:pPr>
-        <w:ind w:left="420" w:firstLine="420"/>
-      </w:pPr>
-      <w:r>
-        <w:rPr>
-          <w:rFonts w:hint="eastAsia"/>
-        </w:rPr>
         <w:lastRenderedPageBreak/>
-        <w:t>- 如果控制不齐全 → 进入步骤</w:t>
-      </w:r>
-      <w:r>
-        <w:rPr>
-          <w:rFonts w:hint="eastAsia"/>
-        </w:rPr>
-        <w:t>5</w:t>
-      </w:r>
-    </w:p>
-    <w:p>
-      <w:pPr>
-        <w:ind w:left="420" w:firstLine="420"/>
-      </w:pPr>
-      <w:r>
-        <w:rPr>
-          <w:rFonts w:hint="eastAsia"/>
-        </w:rPr>
-        <w:t>- 示例：将牌为S，自己有♣A、♦K、♥K，队友扣叫4H</w:t>
-      </w:r>
-    </w:p>
-    <w:p>
-      <w:pPr>
-        <w:ind w:left="840" w:firstLine="420"/>
-      </w:pPr>
-      <w:r>
-        <w:rPr>
-          <w:rFonts w:hint="eastAsia"/>
-        </w:rPr>
-        <w:t>- ♣：自己有A → 有控制 ✓</w:t>
-      </w:r>
-    </w:p>
-    <w:p>
-      <w:pPr>
-        <w:ind w:left="840" w:firstLine="420"/>
-      </w:pPr>
-      <w:r>
-        <w:rPr>
-          <w:rFonts w:hint="eastAsia"/>
-        </w:rPr>
-        <w:t>- ♦：自己有K → 有控制 ✓</w:t>
-      </w:r>
-    </w:p>
-    <w:p>
-      <w:pPr>
-        <w:ind w:left="840" w:firstLine="420"/>
-      </w:pPr>
-      <w:r>
-        <w:rPr>
-          <w:rFonts w:hint="eastAsia"/>
-        </w:rPr>
-        <w:t>- ♥：队友扣叫4H → 队友有控制 ✓</w:t>
-      </w:r>
-    </w:p>
-    <w:p/>
-    <w:p>
-      <w:r>
-        <w:rPr>
-          <w:rFonts w:hint="eastAsia"/>
-        </w:rPr>
-        <w:t>步骤</w:t>
-      </w:r>
-      <w:r>
-        <w:t>4：问叫资格检查</w:t>
-      </w:r>
-    </w:p>
-    <w:p>
-      <w:r>
-        <w:t>- 控制齐全后，发起4NT关键张问叫前，必须检查自己的关键张数量：</w:t>
-      </w:r>
-    </w:p>
-    <w:p>
-      <w:r>
-        <w:t>- 自己关键张≥2：有资格</w:t>
-      </w:r>
-      <w:r>
-        <w:rPr>
-          <w:rFonts w:hint="eastAsia"/>
-        </w:rPr>
-        <w:t>立即</w:t>
-      </w:r>
-      <w:r>
-        <w:t>发起4NT问叫</w:t>
-      </w:r>
-    </w:p>
-    <w:p>
-      <w:r>
-        <w:t>- 自己关键张≤1：禁止发起4NT问叫，停在下一个将牌花色，等待队友决定</w:t>
-      </w:r>
-    </w:p>
-    <w:p/>
-    <w:p>
-      <w:r>
-        <w:rPr>
-          <w:rFonts w:hint="eastAsia"/>
-        </w:rPr>
-        <w:t>步骤</w:t>
-      </w:r>
-      <w:r>
-        <w:rPr>
-          <w:rFonts w:hint="eastAsia"/>
-        </w:rPr>
-        <w:t>5</w:t>
-      </w:r>
-      <w:r>
-        <w:rPr>
-          <w:rFonts w:hint="eastAsia"/>
-        </w:rPr>
-        <w:t>：选择扣叫叫品</w:t>
-      </w:r>
-    </w:p>
-    <w:p>
-      <w:pPr>
-        <w:ind w:firstLine="420"/>
-      </w:pPr>
-      <w:r>
-        <w:rPr>
-          <w:rFonts w:hint="eastAsia"/>
-        </w:rPr>
-        <w:t>- 按♣→♦→♥→♠顺序，找到第一个双方都没显示控制的花色。注意：是双方没有显示控制，而不是自己没有控制。</w:t>
-      </w:r>
-    </w:p>
-    <w:p>
-      <w:pPr>
-        <w:ind w:firstLine="420"/>
-      </w:pPr>
-      <w:r>
-        <w:rPr>
-          <w:rFonts w:hint="eastAsia"/>
-        </w:rPr>
-        <w:t>- 检查该花色自己是否有控制（A/K/单/缺）</w:t>
-      </w:r>
-    </w:p>
-    <w:p>
-      <w:pPr>
-        <w:ind w:left="420" w:firstLine="420"/>
-      </w:pPr>
-      <w:r>
-        <w:rPr>
-          <w:rFonts w:hint="eastAsia"/>
-        </w:rPr>
-        <w:t>- 有控制：在4阶扣叫该花色（叫品必须高于当前最高叫品）</w:t>
-      </w:r>
-    </w:p>
-    <w:p>
-      <w:pPr>
-        <w:ind w:left="420" w:firstLine="420"/>
-      </w:pPr>
-      <w:r>
-        <w:rPr>
-          <w:rFonts w:hint="eastAsia"/>
-        </w:rPr>
-        <w:t>- 无控制：跳过，检查下一花色</w:t>
-      </w:r>
-    </w:p>
-    <w:p>
-      <w:pPr>
-        <w:ind w:left="420" w:firstLine="420"/>
-      </w:pPr>
-      <w:r>
-        <w:rPr>
-          <w:rFonts w:hint="eastAsia"/>
-        </w:rPr>
-        <w:t>- 如果4NT之前没有确认4门花色都有控制，如果确定点力够满贯水平，应在5阶扣叫，此时扣叫应该表示第一轮控制，即有A或缺门。</w:t>
-      </w:r>
-    </w:p>
-    <w:p>
-      <w:pPr>
-        <w:ind w:left="420" w:firstLine="420"/>
-      </w:pPr>
-      <w:r>
-        <w:rPr>
-          <w:rFonts w:hint="eastAsia"/>
-        </w:rPr>
-        <w:t>- 进入5阶扣叫后，如果判断实力已经超过小满贯（合计点力大于33点），不得停在5阶将牌，应该继续扣叫有第一轮控制花色，即使是6阶也可以。如果判断四门均有控制，不足大满贯，直接封小满贯即可。</w:t>
-      </w:r>
-    </w:p>
-    <w:p/>
-    <w:p>
-      <w:r>
-        <w:rPr>
-          <w:rFonts w:hint="eastAsia"/>
-        </w:rPr>
-        <w:t>步骤</w:t>
-      </w:r>
-      <w:r>
-        <w:rPr>
-          <w:rFonts w:hint="eastAsia"/>
-        </w:rPr>
-        <w:t>6</w:t>
-      </w:r>
-      <w:r>
-        <w:rPr>
-          <w:rFonts w:hint="eastAsia"/>
-        </w:rPr>
-        <w:t>：失控处理</w:t>
-      </w:r>
-    </w:p>
-    <w:p>
-      <w:pPr>
-        <w:ind w:firstLine="420"/>
-      </w:pPr>
-      <w:r>
-        <w:rPr>
-          <w:rFonts w:hint="eastAsia"/>
-        </w:rPr>
-        <w:t>如果队友跳过某花色比如草花C,直接扣叫方块D，说明队友没有草C控制。如果自己也没有这门花色的控制，立即叫回成局定约止叫。否则扣叫该花色，等待队友继</w:t>
-      </w:r>
-      <w:r>
-        <w:rPr>
-          <w:rFonts w:hint="eastAsia"/>
-        </w:rPr>
-        <w:lastRenderedPageBreak/>
-        <w:t>续检查控制。</w:t>
+        <w:t>如果队友跳过某花色比如草花C,直接扣叫方块D，说明队友没有草C控制。如果自己也没有这门花色的控制，立即叫回成局定约止叫。否则扣叫该花色，等待队友继续检查控制。</w:t>
       </w:r>
     </w:p>
     <w:p/>
@@ -19629,6 +19606,7 @@
         <w:rPr>
           <w:rFonts w:hint="eastAsia"/>
         </w:rPr>
+        <w:lastRenderedPageBreak/>
         <w:t>- 如果自己有将牌Q：绝对不能问将牌Q，直接进入阶段三</w:t>
       </w:r>
     </w:p>
@@ -19651,7 +19629,6 @@
         <w:rPr>
           <w:rFonts w:hint="eastAsia"/>
         </w:rPr>
-        <w:lastRenderedPageBreak/>
         <w:t>- 如果双方都没有将牌Q：可以问将牌Q（在4NT答叫花色之上叫新花）</w:t>
       </w:r>
     </w:p>
@@ -19871,6 +19848,7 @@
         <w:rPr>
           <w:rFonts w:hint="eastAsia"/>
         </w:rPr>
+        <w:lastRenderedPageBreak/>
         <w:t>- 6阶将牌 = 无边花K或边花K花色高于将牌花色且没有额外实力</w:t>
       </w:r>
     </w:p>
@@ -19882,98 +19860,92 @@
         <w:rPr>
           <w:rFonts w:hint="eastAsia"/>
         </w:rPr>
-        <w:t>- 6阶边花 = 有该花色的K（有低于将牌花色的K必须叫。有高于将牌花色的K</w:t>
-      </w:r>
+        <w:t>- 6阶边花 = 有该花色的K（有低于将牌花色的K必须叫。有高于将牌花色的K同时有额外实力，比如同时有高于将牌花色和低于将牌花色的K，也可以叫。问叫人认为实力不足大满贯，可以停在6NT)</w:t>
+      </w:r>
+    </w:p>
+    <w:p>
+      <w:pPr>
+        <w:ind w:firstLine="420"/>
+      </w:pPr>
+      <w:r>
+        <w:rPr>
+          <w:rFonts w:hint="eastAsia"/>
+        </w:rPr>
+        <w:t>- 7阶将牌 = 能数出13赢墩</w:t>
+      </w:r>
+    </w:p>
+    <w:p/>
+    <w:p>
+      <w:r>
+        <w:rPr>
+          <w:rFonts w:hint="eastAsia"/>
+        </w:rPr>
+        <w:t>4.4 特殊情况（回答4NT关键张问叫后）</w:t>
+      </w:r>
+    </w:p>
+    <w:p/>
+    <w:p>
+      <w:r>
+        <w:rPr>
+          <w:rFonts w:hint="eastAsia"/>
+        </w:rPr>
+        <w:t>如果问叫人直接在 6 阶叫不可打的花色，表示询问该花色的第三轮控制；如果有 Q 直接叫 7，如果双张+额外将牌，也可以叫 7，只有双张可以随便再叫一嘴，如果没有第三轮控制，则叫回将牌花色</w:t>
+      </w:r>
+    </w:p>
+    <w:p/>
+    <w:p>
+      <w:r>
+        <w:rPr>
+          <w:rFonts w:hint="eastAsia"/>
+        </w:rPr>
+        <w:t>如果问叫人叫 5NT，这个叫品承诺关键张齐全，并且表示大满贯兴趣，此时如果答叫者有同伴可以想象的空门，回答方式是 5NT 表示偶数个关键张+某空门， 6X 表示奇数个关键张+X 空门，如果 X 高于将牌花色，则叫 6 将牌。注意：回答空门时应该保证 6 阶是可打的，否则只能忽略空门，正常回答关键张</w:t>
+      </w:r>
+    </w:p>
+    <w:p/>
+    <w:p>
+      <w:r>
+        <w:rPr>
+          <w:rFonts w:hint="eastAsia"/>
+        </w:rPr>
+        <w:t>4.5 4NT问叫后，敌方干扰</w:t>
+      </w:r>
+    </w:p>
+    <w:p/>
+    <w:p>
+      <w:r>
+        <w:rPr>
+          <w:rFonts w:hint="eastAsia"/>
+        </w:rPr>
+        <w:t>干扰低于5阶将牌：DOPI (加倍=1/4, Pass=0/3，加一级=2/5-Q，加两级=2/5+Q)</w:t>
+      </w:r>
+    </w:p>
+    <w:p>
+      <w:r>
+        <w:rPr>
+          <w:rFonts w:hint="eastAsia"/>
+        </w:rPr>
+        <w:t>干扰高于5阶将牌：DEPO (加倍=奇数, Pass=偶数)</w:t>
+      </w:r>
+    </w:p>
+    <w:p>
+      <w:r>
+        <w:rPr>
+          <w:rFonts w:hint="eastAsia"/>
+        </w:rPr>
+        <w:t>干扰为加倍：R1P0（再加倍=1/4, Pass=0/3，5C=2/5-Q，5D=2/5+Q）</w:t>
+      </w:r>
+    </w:p>
+    <w:p/>
+    <w:p/>
+    <w:p>
+      <w:pPr>
+        <w:pStyle w:val="1"/>
+      </w:pPr>
       <w:r>
         <w:rPr>
           <w:rFonts w:hint="eastAsia"/>
         </w:rPr>
         <w:lastRenderedPageBreak/>
-        <w:t>同时有额外实力，比如同时有高于将牌花色和低于将牌花色的K，也可以叫。问叫人认为实力不足大满贯，可以停在6NT)</w:t>
-      </w:r>
-    </w:p>
-    <w:p>
-      <w:pPr>
-        <w:ind w:firstLine="420"/>
-      </w:pPr>
-      <w:r>
-        <w:rPr>
-          <w:rFonts w:hint="eastAsia"/>
-        </w:rPr>
-        <w:t>- 7阶将牌 = 能数出13赢墩</w:t>
-      </w:r>
-    </w:p>
-    <w:p/>
-    <w:p>
-      <w:r>
-        <w:rPr>
-          <w:rFonts w:hint="eastAsia"/>
-        </w:rPr>
-        <w:t>4.4 特殊情况（回答4NT关键张问叫后）</w:t>
-      </w:r>
-    </w:p>
-    <w:p/>
-    <w:p>
-      <w:r>
-        <w:rPr>
-          <w:rFonts w:hint="eastAsia"/>
-        </w:rPr>
-        <w:t>如果问叫人直接在 6 阶叫不可打的花色，表示询问该花色的第三轮控制；如果有 Q 直接叫 7，如果双张+额外将牌，也可以叫 7，只有双张可以随便再叫一嘴，如果没有第三轮控制，则叫回将牌花色</w:t>
-      </w:r>
-    </w:p>
-    <w:p/>
-    <w:p>
-      <w:r>
-        <w:rPr>
-          <w:rFonts w:hint="eastAsia"/>
-        </w:rPr>
-        <w:t>如果问叫人叫 5NT，这个叫品承诺关键张齐全，并且表示大满贯兴趣，此时如果答叫者有同伴可以想象的空门，回答方式是 5NT 表示偶数个关键张+某空门， 6X 表示奇数个关键张+X 空门，如果 X 高于将牌花色，则叫 6 将牌。注意：回答空门时应该保证 6 阶是可打的，否则只能忽略空门，正常回答关键张</w:t>
-      </w:r>
-    </w:p>
-    <w:p/>
-    <w:p>
-      <w:r>
-        <w:rPr>
-          <w:rFonts w:hint="eastAsia"/>
-        </w:rPr>
-        <w:t>4.5 4NT问叫后，敌方干扰</w:t>
-      </w:r>
-    </w:p>
-    <w:p/>
-    <w:p>
-      <w:r>
-        <w:rPr>
-          <w:rFonts w:hint="eastAsia"/>
-        </w:rPr>
-        <w:t>干扰低于5阶将牌：DOPI (加倍=1/4, Pass=0/3，加一级=2/5-Q，加两级=2/5+Q)</w:t>
-      </w:r>
-    </w:p>
-    <w:p>
-      <w:r>
-        <w:rPr>
-          <w:rFonts w:hint="eastAsia"/>
-        </w:rPr>
-        <w:t>干扰高于5阶将牌：DEPO (加倍=奇数, Pass=偶数)</w:t>
-      </w:r>
-    </w:p>
-    <w:p>
-      <w:r>
-        <w:rPr>
-          <w:rFonts w:hint="eastAsia"/>
-        </w:rPr>
-        <w:t>干扰为加倍：R1P0（再加倍=1/4, Pass=0/3，5C=2/5-Q，5D=2/5+Q）</w:t>
-      </w:r>
-    </w:p>
-    <w:p/>
-    <w:p/>
-    <w:p>
-      <w:pPr>
-        <w:pStyle w:val="1"/>
-      </w:pPr>
-      <w:r>
-        <w:rPr>
-          <w:rFonts w:hint="eastAsia"/>
-        </w:rPr>
         <w:t>我方开叫对方介入</w:t>
       </w:r>
     </w:p>
@@ -19984,6 +19956,11 @@
       <w:r>
         <w:t xml:space="preserve">12.1 </w:t>
       </w:r>
+    </w:p>
+    <w:p>
+      <w:pPr>
+        <w:pStyle w:val="2"/>
+      </w:pPr>
       <w:r>
         <w:rPr>
           <w:rFonts w:hint="eastAsia"/>
@@ -20037,89 +20014,554 @@
         <w:t>2</w:t>
       </w:r>
       <w:r>
-        <w:t>阶低花，（之</w:t>
-      </w:r>
-      <w:r>
+        <w:t>阶低花，（之后）</w:t>
+      </w:r>
+      <w:r>
+        <w:rPr>
+          <w:rFonts w:hint="eastAsia"/>
+        </w:rPr>
+        <w:t>在</w:t>
+      </w:r>
+      <w:r>
+        <w:t>2</w:t>
+      </w:r>
+      <w:r>
+        <w:t>阶低花以下加倍表示惩罚，</w:t>
+      </w:r>
+      <w:r>
+        <w:rPr>
+          <w:rFonts w:hint="eastAsia"/>
+        </w:rPr>
+        <w:t>在</w:t>
+      </w:r>
+      <w:r>
+        <w:t>2</w:t>
+      </w:r>
+      <w:r>
+        <w:t>阶低花以上加倍表示技术</w:t>
+      </w:r>
+      <w:r>
+        <w:rPr>
+          <w:rFonts w:hint="eastAsia"/>
+        </w:rPr>
+        <w:t>。XX也适用于可以</w:t>
+      </w:r>
+      <w:r>
+        <w:t>低花反加叫</w:t>
+      </w:r>
+      <w:r>
+        <w:rPr>
+          <w:rFonts w:hint="eastAsia"/>
+        </w:rPr>
+        <w:t>的牌（</w:t>
+      </w:r>
+      <w:r>
+        <w:t>10-12点，5张以上 D 邀请，</w:t>
+      </w:r>
+      <w:r>
+        <w:rPr>
+          <w:rFonts w:hint="eastAsia"/>
+        </w:rPr>
+        <w:t>或者</w:t>
+      </w:r>
+      <w:r>
+        <w:t>13点以上，4张以上 D</w:t>
+      </w:r>
+      <w:r>
+        <w:rPr>
+          <w:rFonts w:hint="eastAsia"/>
+        </w:rPr>
+        <w:t>）。</w:t>
+      </w:r>
+    </w:p>
+    <w:p>
+      <w:r>
+        <w:t>直接叫牌表示适合坐庄不想惩罚的牌，新花色逼叫一轮：</w:t>
+      </w:r>
+    </w:p>
+    <w:p>
+      <w:r>
+        <w:t>1C-(X)-XX-(1S)</w:t>
+      </w:r>
+    </w:p>
+    <w:p>
+      <w:r>
+        <w:rPr>
+          <w:rFonts w:hint="eastAsia"/>
+        </w:rPr>
+        <w:t>├</w:t>
+      </w:r>
+      <w:r>
+        <w:t>P：逼叫</w:t>
+      </w:r>
+    </w:p>
+    <w:p>
+      <w:r>
+        <w:rPr>
+          <w:rFonts w:hint="eastAsia"/>
+        </w:rPr>
+        <w:t>├</w:t>
+      </w:r>
+      <w:r>
+        <w:t>X：惩罚</w:t>
+      </w:r>
+    </w:p>
+    <w:p/>
+    <w:p>
+      <w:r>
+        <w:t>1C-(X)-XX-(2S)</w:t>
+      </w:r>
+    </w:p>
+    <w:p>
+      <w:r>
+        <w:rPr>
+          <w:rFonts w:hint="eastAsia"/>
+        </w:rPr>
+        <w:t>├</w:t>
+      </w:r>
+      <w:r>
+        <w:t>P：不逼叫</w:t>
+      </w:r>
+    </w:p>
+    <w:p>
+      <w:r>
+        <w:rPr>
+          <w:rFonts w:hint="eastAsia"/>
+        </w:rPr>
+        <w:t>├</w:t>
+      </w:r>
+      <w:r>
+        <w:t>X：技术</w:t>
+      </w:r>
+    </w:p>
+    <w:p/>
+    <w:p>
+      <w:r>
+        <w:t>应叫人直接叫 1 阶新花色含义不变，后续全部照常，但是因为不是必须应叫，所以应叫比对方 Pass 的情况牌要好些，</w:t>
+      </w:r>
+    </w:p>
+    <w:p>
+      <w:r>
+        <w:t>应叫人叫 2 阶以上花色全部为自然叫和阻击实力，</w:t>
+      </w:r>
+    </w:p>
+    <w:p>
+      <w:r>
+        <w:t>低花反加叫牌应先再加倍</w:t>
+      </w:r>
+    </w:p>
+    <w:p>
+      <w:r>
+        <w:t>参考新睿体系增加</w:t>
+      </w:r>
+    </w:p>
+    <w:p>
+      <w:r>
+        <w:t>1m-(x)-2nt 11点5张m支持</w:t>
+      </w:r>
+    </w:p>
+    <w:p>
+      <w:r>
+        <w:t xml:space="preserve">          3m 阻击加叫</w:t>
+      </w:r>
+    </w:p>
+    <w:p>
+      <w:r>
+        <w:t>或者以上两个意思反过来，出于无将庄位考虑</w:t>
+      </w:r>
+    </w:p>
+    <w:p>
+      <w:r>
+        <w:t>均型邀请3nt先叫xx</w:t>
+      </w:r>
+    </w:p>
+    <w:p/>
+    <w:p/>
+    <w:p>
+      <w:pPr>
+        <w:pStyle w:val="3"/>
+      </w:pPr>
+      <w:r>
+        <w:t>12.1.2</w:t>
+      </w:r>
+      <w:r>
+        <w:tab/>
+      </w:r>
+      <w:r>
+        <w:rPr>
+          <w:rFonts w:hint="eastAsia"/>
+        </w:rPr>
+        <w:t xml:space="preserve"> </w:t>
+      </w:r>
+      <w:r>
+        <w:t>对方争叫后</w:t>
+      </w:r>
+    </w:p>
+    <w:p>
+      <w:pPr>
+        <w:pStyle w:val="4"/>
+      </w:pPr>
+      <w:r>
+        <w:rPr>
+          <w:rFonts w:hint="eastAsia"/>
+        </w:rPr>
+        <w:t>对方</w:t>
+      </w:r>
+      <w:r>
+        <w:t>一阶争叫</w:t>
+      </w:r>
+    </w:p>
+    <w:p>
+      <w:r>
+        <w:t>X 负加倍偏向高花</w:t>
+      </w:r>
+    </w:p>
+    <w:p>
+      <w:r>
+        <w:t>扣叫显示对开叫花色的邀请以上实力（相当于低花反加叫）</w:t>
+      </w:r>
+    </w:p>
+    <w:p>
+      <w:r>
+        <w:t>其余花色均为自然叫</w:t>
+      </w:r>
+    </w:p>
+    <w:p>
+      <w:r>
+        <w:rPr>
+          <w:rFonts w:hint="eastAsia"/>
+        </w:rPr>
+        <w:t>例如：</w:t>
+      </w:r>
+    </w:p>
+    <w:p>
+      <w:r>
+        <w:rPr>
+          <w:rFonts w:hint="eastAsia"/>
+        </w:rPr>
+        <w:t>1C-(1D)-?</w:t>
+      </w:r>
+    </w:p>
+    <w:p>
+      <w:r>
+        <w:rPr>
+          <w:rFonts w:hint="eastAsia"/>
+        </w:rPr>
+        <w:t>├X：44 高花</w:t>
+      </w:r>
+    </w:p>
+    <w:p>
+      <w:r>
+        <w:rPr>
+          <w:rFonts w:hint="eastAsia"/>
+        </w:rPr>
+        <w:t>├1H：H 4 张</w:t>
+      </w:r>
+    </w:p>
+    <w:p>
+      <w:r>
+        <w:rPr>
+          <w:rFonts w:hint="eastAsia"/>
+        </w:rPr>
+        <w:t>├1S：S 4 张</w:t>
+      </w:r>
+    </w:p>
+    <w:p>
+      <w:r>
+        <w:rPr>
+          <w:rFonts w:hint="eastAsia"/>
+        </w:rPr>
+        <w:t>├1NT：均型想打</w:t>
+      </w:r>
+    </w:p>
+    <w:p>
+      <w:r>
+        <w:rPr>
+          <w:rFonts w:hint="eastAsia"/>
+        </w:rPr>
+        <w:t>├2NT：均型邀请</w:t>
+      </w:r>
+    </w:p>
+    <w:p>
+      <w:r>
+        <w:rPr>
+          <w:rFonts w:hint="eastAsia"/>
+        </w:rPr>
+        <w:t>├3NT：均型进局</w:t>
+      </w:r>
+    </w:p>
+    <w:p>
+      <w:r>
+        <w:rPr>
+          <w:rFonts w:hint="eastAsia"/>
+        </w:rPr>
+        <w:t>├2C：普通加叫 6-9</w:t>
+      </w:r>
+    </w:p>
+    <w:p>
+      <w:r>
+        <w:rPr>
+          <w:rFonts w:hint="eastAsia"/>
+        </w:rPr>
+        <w:t>├2D：C 配合邀请以上，应叫人再叫 3C 不逼叫，其他叫品逼局</w:t>
+      </w:r>
+    </w:p>
+    <w:p>
+      <w:r>
+        <w:rPr>
+          <w:rFonts w:hint="eastAsia"/>
+        </w:rPr>
+        <w:t>├2H：阻击</w:t>
+      </w:r>
+    </w:p>
+    <w:p>
+      <w:r>
+        <w:rPr>
+          <w:rFonts w:hint="eastAsia"/>
+        </w:rPr>
+        <w:t>├2S：阻击</w:t>
+      </w:r>
+    </w:p>
+    <w:p>
+      <w:r>
+        <w:rPr>
+          <w:rFonts w:hint="eastAsia"/>
+        </w:rPr>
+        <w:t>├3C：阻击</w:t>
+      </w:r>
+    </w:p>
+    <w:p>
+      <w:r>
+        <w:rPr>
+          <w:rFonts w:hint="eastAsia"/>
+        </w:rPr>
+        <w:t>├3D：逼局，D单缺</w:t>
+      </w:r>
+      <w:r>
+        <w:t xml:space="preserve">          </w:t>
+      </w:r>
+    </w:p>
+    <w:p/>
+    <w:p>
+      <w:r>
+        <w:t>1C/D-(1H)-?</w:t>
+      </w:r>
+    </w:p>
+    <w:p>
+      <w:r>
+        <w:rPr>
+          <w:rFonts w:hint="eastAsia"/>
+        </w:rPr>
+        <w:t>├X：通常有 4 张 S 的技术性加倍</w:t>
+      </w:r>
+    </w:p>
+    <w:p>
+      <w:r>
+        <w:rPr>
+          <w:rFonts w:hint="eastAsia"/>
+        </w:rPr>
+        <w:t>├1S：5 张以上 S 逼叫一轮</w:t>
+      </w:r>
+    </w:p>
+    <w:p>
+      <w:r>
+        <w:rPr>
+          <w:rFonts w:hint="eastAsia"/>
+        </w:rPr>
+        <w:t>├1NT：自然叫</w:t>
+      </w:r>
+    </w:p>
+    <w:p>
+      <w:r>
+        <w:rPr>
+          <w:rFonts w:hint="eastAsia"/>
+        </w:rPr>
         <w:lastRenderedPageBreak/>
-        <w:t>后）</w:t>
-      </w:r>
-      <w:r>
-        <w:rPr>
-          <w:rFonts w:hint="eastAsia"/>
-        </w:rPr>
-        <w:t>在</w:t>
-      </w:r>
-      <w:r>
-        <w:t>2</w:t>
-      </w:r>
-      <w:r>
-        <w:t>阶低花以下加倍表示惩罚，</w:t>
-      </w:r>
-      <w:r>
-        <w:rPr>
-          <w:rFonts w:hint="eastAsia"/>
-        </w:rPr>
-        <w:t>在</w:t>
-      </w:r>
-      <w:r>
-        <w:t>2</w:t>
-      </w:r>
-      <w:r>
-        <w:t>阶低花以上加倍表示技术</w:t>
-      </w:r>
-      <w:r>
-        <w:rPr>
-          <w:rFonts w:hint="eastAsia"/>
-        </w:rPr>
-        <w:t>。XX也适用于可以</w:t>
-      </w:r>
-      <w:r>
-        <w:t>低花反加叫</w:t>
-      </w:r>
-      <w:r>
-        <w:rPr>
-          <w:rFonts w:hint="eastAsia"/>
-        </w:rPr>
-        <w:t>的牌（</w:t>
-      </w:r>
-      <w:r>
-        <w:t>10-12点，5张以上 D 邀请，</w:t>
-      </w:r>
-      <w:r>
-        <w:rPr>
-          <w:rFonts w:hint="eastAsia"/>
-        </w:rPr>
-        <w:t>或者</w:t>
-      </w:r>
-      <w:r>
-        <w:t>13点以上，4张以上 D</w:t>
-      </w:r>
-      <w:r>
-        <w:rPr>
-          <w:rFonts w:hint="eastAsia"/>
-        </w:rPr>
-        <w:t>）。</w:t>
-      </w:r>
-    </w:p>
-    <w:p>
-      <w:r>
-        <w:t>直接叫牌表示适合坐庄不想惩罚的牌，新花色逼叫一轮：</w:t>
-      </w:r>
-    </w:p>
-    <w:p>
-      <w:r>
-        <w:t>1C-(X)-XX-(1S)</w:t>
-      </w:r>
-    </w:p>
-    <w:p>
-      <w:r>
-        <w:rPr>
-          <w:rFonts w:hint="eastAsia"/>
-        </w:rPr>
+        <w:t>├2NT：自然叫</w:t>
+      </w:r>
+    </w:p>
+    <w:p>
+      <w:r>
+        <w:rPr>
+          <w:rFonts w:hint="eastAsia"/>
+        </w:rPr>
+        <w:t>├3NT：自然叫</w:t>
+      </w:r>
+    </w:p>
+    <w:p>
+      <w:r>
+        <w:rPr>
+          <w:rFonts w:hint="eastAsia"/>
+        </w:rPr>
+        <w:t>├2C/D：加叫为普通加叫 6-9 点不逼叫，新花逼叫一轮，邀请以上实力</w:t>
+      </w:r>
+    </w:p>
+    <w:p>
+      <w:r>
+        <w:rPr>
+          <w:rFonts w:hint="eastAsia"/>
+        </w:rPr>
+        <w:t>├2H：低花配合邀请以上，应叫人再叫 3 低花不逼叫，其他叫品逼局</w:t>
+      </w:r>
+    </w:p>
+    <w:p>
+      <w:r>
+        <w:rPr>
+          <w:rFonts w:hint="eastAsia"/>
+        </w:rPr>
+        <w:t>├2S：自然阻击</w:t>
+      </w:r>
+    </w:p>
+    <w:p>
+      <w:r>
+        <w:rPr>
+          <w:rFonts w:hint="eastAsia"/>
+        </w:rPr>
+        <w:t>├3C：自然阻击</w:t>
+      </w:r>
+    </w:p>
+    <w:p>
+      <w:r>
+        <w:rPr>
+          <w:rFonts w:hint="eastAsia"/>
+        </w:rPr>
+        <w:t>├3D：自然阻击</w:t>
+      </w:r>
+    </w:p>
+    <w:p>
+      <w:r>
+        <w:rPr>
+          <w:rFonts w:hint="eastAsia"/>
+        </w:rPr>
+        <w:t>├3H：逼局，H单缺</w:t>
+      </w:r>
+      <w:r>
+        <w:t xml:space="preserve">          </w:t>
+      </w:r>
+    </w:p>
+    <w:p/>
+    <w:p>
+      <w:r>
+        <w:t>1C/D-(1S)-?</w:t>
+      </w:r>
+    </w:p>
+    <w:p>
+      <w:r>
+        <w:rPr>
+          <w:rFonts w:hint="eastAsia"/>
+        </w:rPr>
+        <w:t>├X：通常有 4 张 H 的技术性加倍</w:t>
+      </w:r>
+    </w:p>
+    <w:p>
+      <w:r>
+        <w:rPr>
+          <w:rFonts w:hint="eastAsia"/>
+        </w:rPr>
+        <w:t>├1NT：自然叫</w:t>
+      </w:r>
+    </w:p>
+    <w:p>
+      <w:r>
+        <w:rPr>
+          <w:rFonts w:hint="eastAsia"/>
+        </w:rPr>
+        <w:t>├2NT：自然叫</w:t>
+      </w:r>
+    </w:p>
+    <w:p>
+      <w:r>
+        <w:rPr>
+          <w:rFonts w:hint="eastAsia"/>
+        </w:rPr>
+        <w:t>├3NT：自然叫</w:t>
+      </w:r>
+    </w:p>
+    <w:p>
+      <w:r>
+        <w:rPr>
+          <w:rFonts w:hint="eastAsia"/>
+        </w:rPr>
+        <w:t>├2C/D：加叫为普通加叫 6-9 点不逼叫，新花色逼叫一轮，邀请以上实力</w:t>
+      </w:r>
+    </w:p>
+    <w:p>
+      <w:r>
+        <w:rPr>
+          <w:rFonts w:hint="eastAsia"/>
+        </w:rPr>
+        <w:t>├2H：逼叫一轮，邀请以上实力</w:t>
+      </w:r>
+    </w:p>
+    <w:p>
+      <w:r>
+        <w:rPr>
+          <w:rFonts w:hint="eastAsia"/>
+        </w:rPr>
+        <w:t>├2S：低花配合邀请以上，应叫人再叫 3 低花不逼叫，其他叫品逼局</w:t>
+      </w:r>
+    </w:p>
+    <w:p>
+      <w:r>
+        <w:rPr>
+          <w:rFonts w:hint="eastAsia"/>
+        </w:rPr>
+        <w:t>├3C：自然阻击</w:t>
+      </w:r>
+    </w:p>
+    <w:p>
+      <w:r>
+        <w:rPr>
+          <w:rFonts w:hint="eastAsia"/>
+        </w:rPr>
+        <w:t>├3D：自然阻击</w:t>
+      </w:r>
+    </w:p>
+    <w:p>
+      <w:r>
+        <w:rPr>
+          <w:rFonts w:hint="eastAsia"/>
+        </w:rPr>
+        <w:t>├3H：自然阻击</w:t>
+      </w:r>
+    </w:p>
+    <w:p>
+      <w:r>
+        <w:rPr>
+          <w:rFonts w:hint="eastAsia"/>
+        </w:rPr>
+        <w:t>├3S：逼局，S单缺</w:t>
+      </w:r>
+    </w:p>
+    <w:p/>
+    <w:p>
+      <w:pPr>
+        <w:pStyle w:val="4"/>
+      </w:pPr>
+      <w:r>
+        <w:t>强自由争叫</w:t>
+      </w:r>
+    </w:p>
+    <w:p>
+      <w:r>
+        <w:t>在对方争叫以后，在二阶自然出新花表示逼叫一轮，邀叫以上，并且承诺再叫一次，后续重叫自己的花色显示邀请实力，其他叫品逼叫进局，所以当持有5+以上高花但是实力不足邀请的时候，只能先加倍，再考虑是否要出该套</w:t>
+      </w:r>
+    </w:p>
+    <w:p>
+      <w:r>
+        <w:t>1C-(1S)-?</w:t>
+      </w:r>
+    </w:p>
+    <w:p>
+      <w:r>
+        <w:rPr>
+          <w:rFonts w:hint="eastAsia"/>
+        </w:rPr>
+        <w:lastRenderedPageBreak/>
         <w:t>├</w:t>
       </w:r>
       <w:r>
-        <w:t>P：逼叫</w:t>
+        <w:t>2D/H：逼叫一轮，承诺再叫一次，后续除非重叫 3D/H，其他叫品均GF</w:t>
       </w:r>
     </w:p>
     <w:p>
@@ -20130,15 +20572,961 @@
         <w:t>├</w:t>
       </w:r>
       <w:r>
+        <w:t>X 再叫 H：通常 6 张 H，不逼叫，弱于邀叫</w:t>
+      </w:r>
+    </w:p>
+    <w:p>
+      <w:r>
+        <w:rPr>
+          <w:rFonts w:hint="eastAsia"/>
+        </w:rPr>
+        <w:t>├</w:t>
+      </w:r>
+      <w:r>
+        <w:t>X 再叫 D：对低花通常不这样处理，所以 X 的情况下通常有 3-4H 和 6D</w:t>
+      </w:r>
+    </w:p>
+    <w:p>
+      <w:r>
+        <w:rPr>
+          <w:rFonts w:hint="eastAsia"/>
+        </w:rPr>
+        <w:t>├</w:t>
+      </w:r>
+      <w:r>
+        <w:t>如果自由争叫花色在三阶以上，则逼叫进局</w:t>
+      </w:r>
+    </w:p>
+    <w:p/>
+    <w:p/>
+    <w:p>
+      <w:pPr>
+        <w:pStyle w:val="4"/>
+      </w:pPr>
+      <w:r>
+        <w:t>对方二阶争叫：</w:t>
+      </w:r>
+    </w:p>
+    <w:p>
+      <w:r>
+        <w:rPr>
+          <w:rFonts w:hint="eastAsia"/>
+        </w:rPr>
+        <w:t>加倍是偏向高花的技术性</w:t>
+      </w:r>
+    </w:p>
+    <w:p>
+      <w:r>
+        <w:rPr>
+          <w:rFonts w:hint="eastAsia"/>
+        </w:rPr>
+        <w:t>加叫不逼叫</w:t>
+      </w:r>
+    </w:p>
+    <w:p>
+      <w:r>
+        <w:rPr>
+          <w:rFonts w:hint="eastAsia"/>
+        </w:rPr>
+        <w:t>扣叫显示配合和邀请以上实力</w:t>
+      </w:r>
+    </w:p>
+    <w:p>
+      <w:r>
+        <w:rPr>
+          <w:rFonts w:hint="eastAsia"/>
+        </w:rPr>
+        <w:t>对弱跳争叫的扣叫逼局，例外是1C-(2D)-3D表示55高花邀请</w:t>
+      </w:r>
+    </w:p>
+    <w:p>
+      <w:r>
+        <w:rPr>
+          <w:rFonts w:hint="eastAsia"/>
+        </w:rPr>
+        <w:t>二阶新花色逼叫一轮</w:t>
+      </w:r>
+    </w:p>
+    <w:p>
+      <w:r>
+        <w:rPr>
+          <w:rFonts w:hint="eastAsia"/>
+        </w:rPr>
+        <w:t>三阶新花色逼叫进局</w:t>
+      </w:r>
+    </w:p>
+    <w:p>
+      <w:r>
+        <w:rPr>
+          <w:rFonts w:hint="eastAsia"/>
+        </w:rPr>
+        <w:t>1D-(2C)-?</w:t>
+      </w:r>
+    </w:p>
+    <w:p>
+      <w:r>
+        <w:rPr>
+          <w:rFonts w:hint="eastAsia"/>
+        </w:rPr>
+        <w:t>├X：有一门高花 4 张，但如果另外一个高花没有 3 张时，通常有能力改叫到 3D 或者 2NT</w:t>
+      </w:r>
+    </w:p>
+    <w:p>
+      <w:r>
+        <w:rPr>
+          <w:rFonts w:hint="eastAsia"/>
+        </w:rPr>
+        <w:t>├2D：普通加叫，通常没有 4 张高花</w:t>
+      </w:r>
+    </w:p>
+    <w:p>
+      <w:r>
+        <w:rPr>
+          <w:rFonts w:hint="eastAsia"/>
+        </w:rPr>
+        <w:t>├2H：逼叫一轮，邀请以上实力</w:t>
+      </w:r>
+    </w:p>
+    <w:p>
+      <w:r>
+        <w:rPr>
+          <w:rFonts w:hint="eastAsia"/>
+        </w:rPr>
+        <w:t>├2S：逼叫一轮，邀请以上实力</w:t>
+      </w:r>
+    </w:p>
+    <w:p>
+      <w:r>
+        <w:rPr>
+          <w:rFonts w:hint="eastAsia"/>
+        </w:rPr>
+        <w:t>├2NT：自然叫</w:t>
+      </w:r>
+    </w:p>
+    <w:p>
+      <w:r>
+        <w:rPr>
+          <w:rFonts w:hint="eastAsia"/>
+        </w:rPr>
+        <w:t>├3NT：自然叫</w:t>
+      </w:r>
+    </w:p>
+    <w:p>
+      <w:r>
+        <w:rPr>
+          <w:rFonts w:hint="eastAsia"/>
+        </w:rPr>
+        <w:t>├3C：D 配合邀请以上实力</w:t>
+      </w:r>
+    </w:p>
+    <w:p>
+      <w:r>
+        <w:rPr>
+          <w:rFonts w:hint="eastAsia"/>
+        </w:rPr>
+        <w:t>├3D：阻击</w:t>
+      </w:r>
+    </w:p>
+    <w:p>
+      <w:r>
+        <w:rPr>
+          <w:rFonts w:hint="eastAsia"/>
+        </w:rPr>
+        <w:t>├3H：阻击</w:t>
+      </w:r>
+    </w:p>
+    <w:p>
+      <w:pPr>
+        <w:ind w:firstLine="440"/>
+      </w:pPr>
+      <w:r>
+        <w:rPr>
+          <w:rFonts w:hint="eastAsia"/>
+        </w:rPr>
+        <w:t>├3S：阻击</w:t>
+      </w:r>
+    </w:p>
+    <w:p/>
+    <w:p>
+      <w:pPr>
+        <w:pStyle w:val="4"/>
+      </w:pPr>
+      <w:r>
+        <w:lastRenderedPageBreak/>
+        <w:t>强自由争叫</w:t>
+      </w:r>
+    </w:p>
+    <w:p>
+      <w:r>
+        <w:t>在对方争叫以后，在二阶自然出新花表示逼叫一轮，邀叫以上，并且承诺再叫一次，后续重叫自己的花色显示邀请实力，其他叫品逼叫进局，所以当持有5+以上高花但是实力不足邀请的时候，只能先加倍，再考虑是否要出该套</w:t>
+      </w:r>
+    </w:p>
+    <w:p>
+      <w:r>
+        <w:t>1C-(1S)-?</w:t>
+      </w:r>
+    </w:p>
+    <w:p>
+      <w:r>
+        <w:rPr>
+          <w:rFonts w:hint="eastAsia"/>
+        </w:rPr>
+        <w:t>├</w:t>
+      </w:r>
+      <w:r>
+        <w:t>2D/H：逼叫一轮，承诺再叫一次，后续除非重叫 3D/H，其他叫品均GF</w:t>
+      </w:r>
+    </w:p>
+    <w:p>
+      <w:r>
+        <w:rPr>
+          <w:rFonts w:hint="eastAsia"/>
+        </w:rPr>
+        <w:t>├</w:t>
+      </w:r>
+      <w:r>
+        <w:t>X 再叫 H：通常 6 张 H，不逼叫，弱于邀叫</w:t>
+      </w:r>
+    </w:p>
+    <w:p>
+      <w:r>
+        <w:rPr>
+          <w:rFonts w:hint="eastAsia"/>
+        </w:rPr>
+        <w:t>├</w:t>
+      </w:r>
+      <w:r>
+        <w:t>X 再叫 D：对低花通常不这样处理，所以 X 的情况下通常有 3-4H 和 6D</w:t>
+      </w:r>
+    </w:p>
+    <w:p>
+      <w:r>
+        <w:rPr>
+          <w:rFonts w:hint="eastAsia"/>
+        </w:rPr>
+        <w:t>├</w:t>
+      </w:r>
+      <w:r>
+        <w:t>如果自由争叫花色在三阶以上，则逼叫进局</w:t>
+      </w:r>
+    </w:p>
+    <w:p/>
+    <w:p/>
+    <w:p>
+      <w:pPr>
+        <w:pStyle w:val="4"/>
+      </w:pPr>
+      <w:r>
+        <w:t>开叫人的再叫</w:t>
+      </w:r>
+    </w:p>
+    <w:p>
+      <w:r>
+        <w:t>开叫人主动叫无将：开叫人在不是必须的情况下主动叫无将通常显示 16 点以上的实力（根据无将区间，同伴没有显示实力的时候开叫人显示 18-19 均型，同伴显示过一点实力时开叫人显示 15-17 非均型），后续自然叫</w:t>
+      </w:r>
+    </w:p>
+    <w:p>
+      <w:r>
+        <w:t>1C-(1H)-1S-(P)</w:t>
+      </w:r>
+    </w:p>
+    <w:p>
+      <w:r>
+        <w:rPr>
+          <w:rFonts w:hint="eastAsia"/>
+        </w:rPr>
+        <w:t>├</w:t>
+      </w:r>
+      <w:r>
+        <w:t>1NT：这不是主动叫牌，显示 12-14 均型，应叫人 2H 逼局，其他叫品自然不逼叫（对方争叫花色取消 XYZ，对方只以加倍介入则保留 XYZ）</w:t>
+      </w:r>
+    </w:p>
+    <w:p>
+      <w:r>
+        <w:t>1C-(P)-1H-(1S)</w:t>
+      </w:r>
+    </w:p>
+    <w:p>
+      <w:r>
+        <w:rPr>
+          <w:rFonts w:hint="eastAsia"/>
+        </w:rPr>
+        <w:t>├</w:t>
+      </w:r>
+      <w:r>
+        <w:t>1NT：主动叫牌且同伴显示过一点点实力，显示 15-17 非均型，例如 4135，如果仅仅是 12-14，可以先 pass，18-19 可以先加倍或者叫 2NT</w:t>
+      </w:r>
+    </w:p>
+    <w:p>
+      <w:r>
+        <w:t>1C-(1H)-P-(P)</w:t>
+      </w:r>
+    </w:p>
+    <w:p>
+      <w:r>
+        <w:rPr>
+          <w:rFonts w:hint="eastAsia"/>
+        </w:rPr>
+        <w:t>├</w:t>
+      </w:r>
+      <w:r>
+        <w:t>1NT：主动叫牌且同伴没有显示过实力，显示 18-19 均型，后续自然叫</w:t>
+      </w:r>
+    </w:p>
+    <w:p>
+      <w:r>
+        <w:t>1C-(1H)-P-(2H)</w:t>
+      </w:r>
+    </w:p>
+    <w:p>
+      <w:r>
+        <w:rPr>
+          <w:rFonts w:hint="eastAsia"/>
+        </w:rPr>
+        <w:t>├</w:t>
+      </w:r>
+      <w:r>
+        <w:t>2NT：18-19 均型</w:t>
+      </w:r>
+    </w:p>
+    <w:p/>
+    <w:p>
+      <w:pPr>
+        <w:pStyle w:val="4"/>
+      </w:pPr>
+      <w:r>
+        <w:t>支持/实力性加倍</w:t>
+      </w:r>
+    </w:p>
+    <w:p>
+      <w:r>
+        <w:t xml:space="preserve">当同伴在一阶应叫高花，对方争叫 2 该高花以下花色叫品时，加倍显示要么支持性有 </w:t>
+      </w:r>
+      <w:r>
+        <w:lastRenderedPageBreak/>
+        <w:t>3 张，要么 2 张支持 16+强牌（18-19 均型比较常见）</w:t>
+      </w:r>
+    </w:p>
+    <w:p>
+      <w:r>
+        <w:t>1C-(P)-1H-(1S/2D)</w:t>
+      </w:r>
+    </w:p>
+    <w:p>
+      <w:r>
+        <w:rPr>
+          <w:rFonts w:hint="eastAsia"/>
+        </w:rPr>
+        <w:t>├</w:t>
+      </w:r>
+      <w:r>
+        <w:t>X：3 张支持或者 2 张支持强牌</w:t>
+      </w:r>
+    </w:p>
+    <w:p>
+      <w:r>
+        <w:t>1C-(P)-1H-(2S/3D)</w:t>
+      </w:r>
+    </w:p>
+    <w:p>
+      <w:r>
+        <w:rPr>
+          <w:rFonts w:hint="eastAsia"/>
+        </w:rPr>
+        <w:t>├</w:t>
+      </w:r>
+      <w:r>
+        <w:t>X：技术性加倍，好牌 2 张以上支持</w:t>
+      </w:r>
+    </w:p>
+    <w:p>
+      <w:r>
+        <w:t>1C-(1H)-1S-(2H)</w:t>
+      </w:r>
+    </w:p>
+    <w:p>
+      <w:r>
+        <w:rPr>
+          <w:rFonts w:hint="eastAsia"/>
+        </w:rPr>
+        <w:t>├</w:t>
+      </w:r>
+      <w:r>
+        <w:t>X：同伴显示了 5 张 S，所以加倍是技术性，不是支持性，有 3 张 S 可以加叫</w:t>
+      </w:r>
+    </w:p>
+    <w:p>
+      <w:r>
+        <w:t>当对方在同伴的高花加倍时候，再加倍不适用支持性，显示 16 点以上强牌，并且准备惩罚对方，后续双方技术性加倍</w:t>
+      </w:r>
+    </w:p>
+    <w:p>
+      <w:r>
+        <w:t>1C-(P)-1H-(X)</w:t>
+      </w:r>
+    </w:p>
+    <w:p>
+      <w:r>
+        <w:rPr>
+          <w:rFonts w:hint="eastAsia"/>
+        </w:rPr>
+        <w:t>├</w:t>
+      </w:r>
+      <w:r>
+        <w:t>Pass：12-13 没有明显特征</w:t>
+      </w:r>
+    </w:p>
+    <w:p>
+      <w:r>
+        <w:rPr>
+          <w:rFonts w:hint="eastAsia"/>
+        </w:rPr>
+        <w:t>├</w:t>
+      </w:r>
+      <w:r>
+        <w:t>XX：16+强牌</w:t>
+      </w:r>
+    </w:p>
+    <w:p>
+      <w:r>
+        <w:rPr>
+          <w:rFonts w:hint="eastAsia"/>
+        </w:rPr>
+        <w:t>├</w:t>
+      </w:r>
+      <w:r>
+        <w:t>1S：自然叫，通常非均型，对方只以加倍介入，后续不变</w:t>
+      </w:r>
+    </w:p>
+    <w:p>
+      <w:r>
+        <w:rPr>
+          <w:rFonts w:hint="eastAsia"/>
+        </w:rPr>
+        <w:t>├</w:t>
+      </w:r>
+      <w:r>
+        <w:t>1NT：主动叫牌 14-15 均型或者准均型，后续不变</w:t>
+      </w:r>
+    </w:p>
+    <w:p/>
+    <w:p>
+      <w:pPr>
+        <w:pStyle w:val="4"/>
+      </w:pPr>
+      <w:r>
+        <w:t>双方扣叫均逼局</w:t>
+      </w:r>
+    </w:p>
+    <w:p>
+      <w:r>
+        <w:t>在开叫人和应叫人均参与过叫牌的情况下，双方的任何一方在自己的第二次以上的叫牌机会中扣叫均表示逼叫进局，具体什么类型的逼局牌在下一声叫牌显示，当同时可以选择加倍和扣叫的时候，加倍显示的牌比较偏向平均，而扣叫通常清楚定约将牌的方向是什么</w:t>
+      </w:r>
+    </w:p>
+    <w:p>
+      <w:r>
+        <w:t>1C-(P)-1H-(1S)</w:t>
+      </w:r>
+    </w:p>
+    <w:p>
+      <w:r>
+        <w:rPr>
+          <w:rFonts w:hint="eastAsia"/>
+        </w:rPr>
+        <w:t>├</w:t>
+      </w:r>
+      <w:r>
+        <w:t>2S：逼叫进局，扣叫可能的牌情有，4 张支持超过 18 点</w:t>
+      </w:r>
+      <w:r>
+        <w:rPr>
+          <w:rFonts w:hint="eastAsia"/>
+        </w:rPr>
+        <w:t>，或者</w:t>
+      </w:r>
+      <w:r>
+        <w:t>C 单套强牌逼局，</w:t>
+      </w:r>
+      <w:r>
+        <w:rPr>
+          <w:rFonts w:hint="eastAsia"/>
+        </w:rPr>
+        <w:t>6+C</w:t>
+      </w:r>
+    </w:p>
+    <w:p>
+      <w:r>
+        <w:rPr>
+          <w:rFonts w:hint="eastAsia"/>
+        </w:rPr>
+        <w:t>├</w:t>
+      </w:r>
+      <w:r>
+        <w:t>2D仍然是逆叫和逼叫，</w:t>
+      </w:r>
+    </w:p>
+    <w:p>
+      <w:r>
+        <w:rPr>
+          <w:rFonts w:hint="eastAsia"/>
+        </w:rPr>
+        <w:t>├</w:t>
+      </w:r>
+      <w:r>
+        <w:t>加倍显示的是支持性，或者 2 张支持不明确定约方向的强牌（例如挡张不是很好的 18-19 均型   ）</w:t>
+      </w:r>
+    </w:p>
+    <w:p>
+      <w:r>
+        <w:t>1C-(1H)-1S-(P)</w:t>
+      </w:r>
+    </w:p>
+    <w:p>
+      <w:r>
+        <w:rPr>
+          <w:rFonts w:hint="eastAsia"/>
+        </w:rPr>
+        <w:t>├</w:t>
+      </w:r>
+      <w:r>
+        <w:t>2H：逼叫进局，可能是 S 三张以上支持或者 C 单套逼局牌</w:t>
+      </w:r>
+      <w:r>
+        <w:rPr>
+          <w:rFonts w:hint="eastAsia"/>
+          <w:highlight w:val="yellow"/>
+        </w:rPr>
+        <w:t>，19点以上，6张C坚固套或7+C</w:t>
+      </w:r>
+    </w:p>
+    <w:p>
+      <w:r>
+        <w:rPr>
+          <w:rFonts w:hint="eastAsia"/>
+        </w:rPr>
+        <w:lastRenderedPageBreak/>
+        <w:t>├</w:t>
+      </w:r>
+      <w:r>
+        <w:t>2D 仍然是逆叫</w:t>
+      </w:r>
+    </w:p>
+    <w:p/>
+    <w:p/>
+    <w:p>
+      <w:pPr>
+        <w:pStyle w:val="4"/>
+      </w:pPr>
+      <w:r>
+        <w:t>低花反加叫被干扰</w:t>
+      </w:r>
+    </w:p>
+    <w:p>
+      <w:r>
+        <w:t>低花反加叫逼叫到 3 低花，在 3 低花以下加倍建议惩罚，3低花以上加倍技术性</w:t>
+      </w:r>
+    </w:p>
+    <w:p>
+      <w:r>
+        <w:rPr>
+          <w:rFonts w:hint="eastAsia"/>
+        </w:rPr>
+        <w:t>1C-(P)-2C-(争叫 3C 以下)</w:t>
+      </w:r>
+    </w:p>
+    <w:p>
+      <w:r>
+        <w:rPr>
+          <w:rFonts w:hint="eastAsia"/>
+        </w:rPr>
+        <w:t>├Pass：逼叫</w:t>
+      </w:r>
+    </w:p>
+    <w:p>
+      <w:r>
+        <w:rPr>
+          <w:rFonts w:hint="eastAsia"/>
+        </w:rPr>
+        <w:t>├X：惩罚</w:t>
+      </w:r>
+    </w:p>
+    <w:p>
+      <w:r>
+        <w:rPr>
+          <w:rFonts w:hint="eastAsia"/>
+        </w:rPr>
+        <w:t>├叫牌：牌型牌</w:t>
+      </w:r>
+    </w:p>
+    <w:p>
+      <w:r>
+        <w:rPr>
+          <w:rFonts w:hint="eastAsia"/>
+        </w:rPr>
+        <w:t>├2NT：18-19</w:t>
+      </w:r>
+    </w:p>
+    <w:p/>
+    <w:p/>
+    <w:p>
+      <w:r>
+        <w:t xml:space="preserve">12.2 </w:t>
+      </w:r>
+      <w:r>
+        <w:tab/>
+      </w:r>
+    </w:p>
+    <w:p>
+      <w:pPr>
+        <w:pStyle w:val="2"/>
+      </w:pPr>
+      <w:r>
+        <w:rPr>
+          <w:rFonts w:hint="eastAsia"/>
+        </w:rPr>
+        <w:t>我方开叫</w:t>
+      </w:r>
+      <w:r>
+        <w:t>1高花</w:t>
+      </w:r>
+    </w:p>
+    <w:p>
+      <w:pPr>
+        <w:pStyle w:val="3"/>
+      </w:pPr>
+      <w:r>
+        <w:t>12.2.1 敌方加倍</w:t>
+      </w:r>
+    </w:p>
+    <w:p>
+      <w:r>
+        <w:rPr>
+          <w:rFonts w:hint="eastAsia"/>
+        </w:rPr>
+        <w:t>1H-(X)-?</w:t>
+      </w:r>
+    </w:p>
+    <w:p>
+      <w:r>
+        <w:rPr>
+          <w:rFonts w:hint="eastAsia"/>
+        </w:rPr>
+        <w:t>├XX：10 点以上，如果有支持最多 3 张，逼叫到 2H</w:t>
+      </w:r>
+    </w:p>
+    <w:p>
+      <w:r>
+        <w:rPr>
+          <w:rFonts w:hint="eastAsia"/>
+        </w:rPr>
+        <w:t>├1NT：转移到2C，可能是6张C套不足二盖一（二盖一牌再加倍起步），也可能是5张C套但有2-3张H配合并且准备再叫回2H有一定的D指示首攻倾向</w:t>
+      </w:r>
+    </w:p>
+    <w:p>
+      <w:r>
+        <w:rPr>
+          <w:rFonts w:hint="eastAsia"/>
+        </w:rPr>
+        <w:t>├2C：转移到2D，可能是6张D套不足二盖一（二盖一牌再加倍起步），也可能是5张D套但有2-3张H配合并且准备再叫回2H有一定的指示首攻倾向</w:t>
+      </w:r>
+    </w:p>
+    <w:p>
+      <w:r>
+        <w:rPr>
+          <w:rFonts w:hint="eastAsia"/>
+        </w:rPr>
+        <w:t>├2D：显示正常加叫，3张以上H，6-9点</w:t>
+      </w:r>
+    </w:p>
+    <w:p>
+      <w:r>
+        <w:rPr>
+          <w:rFonts w:hint="eastAsia"/>
+        </w:rPr>
+        <w:t>├2H：直接加叫显示弱加叫（有局5-7，无局0-6）</w:t>
+      </w:r>
+    </w:p>
+    <w:p>
+      <w:r>
+        <w:rPr>
+          <w:rFonts w:hint="eastAsia"/>
+        </w:rPr>
+        <w:t>├2NT：4 张支持邀请以上，后续3H不接受邀请，其他叫品为自然含义（体系中对于高花开叫对方介入任何叫品以后叫 2NT 均是此含义）</w:t>
+      </w:r>
+    </w:p>
+    <w:p>
+      <w:r>
+        <w:rPr>
+          <w:rFonts w:hint="eastAsia"/>
+        </w:rPr>
+        <w:t>├3H：跳叫高花任何情况下都是阻击性加叫，是自然阻击</w:t>
+      </w:r>
+    </w:p>
+    <w:p>
+      <w:r>
+        <w:rPr>
+          <w:rFonts w:hint="eastAsia"/>
+        </w:rPr>
+        <w:lastRenderedPageBreak/>
+        <w:t>├3m/4m：跳叫低花是配合显示叫（在体系中所有同伴开叫高花对方介入叫牌（加倍或者争叫），自己跳叫低花均表示配合显示叫，显示高花 4 张支持，低花 5 张以上套，且点力集中在两门花色的描述性，在这里跳叫 3 低花和 4 低花都是配合显示，4 低花对两套的长度和质量有更高的要求）</w:t>
+      </w:r>
+    </w:p>
+    <w:p/>
+    <w:p>
+      <w:r>
+        <w:rPr>
+          <w:rFonts w:hint="eastAsia"/>
+        </w:rPr>
+        <w:t>1S-(X)-?</w:t>
+      </w:r>
+    </w:p>
+    <w:p>
+      <w:r>
+        <w:rPr>
+          <w:rFonts w:hint="eastAsia"/>
+        </w:rPr>
+        <w:t>├XX：10 点以上，如果有支持最多 3 张，逼叫到 2S</w:t>
+      </w:r>
+    </w:p>
+    <w:p>
+      <w:r>
+        <w:rPr>
+          <w:rFonts w:hint="eastAsia"/>
+        </w:rPr>
+        <w:t>├1NT：转移到2C，可能是6张C套不足二盖一（二盖一牌再加倍起步），也可能是5张C套但有2-3张S配合并且准备再叫回2H有一定的D指示首攻倾向</w:t>
+      </w:r>
+    </w:p>
+    <w:p>
+      <w:r>
+        <w:rPr>
+          <w:rFonts w:hint="eastAsia"/>
+        </w:rPr>
+        <w:t>├2C：转移到2D，可能是6张D套不足二盖一（二盖一牌再加倍起步），也可能是5张D套但有2-3张S配合并且准备再叫回2H有一定的指示首攻倾向</w:t>
+      </w:r>
+    </w:p>
+    <w:p>
+      <w:r>
+        <w:rPr>
+          <w:rFonts w:hint="eastAsia"/>
+        </w:rPr>
+        <w:t>├2D：转移到2H，可能是6张H套不足二盖一（二盖一牌再加倍起步），也可能是5张H套但有2-3张S配合并且准备再叫回2H有一定的指示首攻倾向</w:t>
+      </w:r>
+    </w:p>
+    <w:p>
+      <w:r>
+        <w:rPr>
+          <w:rFonts w:hint="eastAsia"/>
+        </w:rPr>
+        <w:t>├2H：显示正常加叫，3张以上S，6-9点</w:t>
+      </w:r>
+    </w:p>
+    <w:p>
+      <w:r>
+        <w:rPr>
+          <w:rFonts w:hint="eastAsia"/>
+        </w:rPr>
+        <w:t>├2S：直接加叫显示弱加叫（有局5-7，无局0-6）</w:t>
+      </w:r>
+    </w:p>
+    <w:p>
+      <w:r>
+        <w:rPr>
+          <w:rFonts w:hint="eastAsia"/>
+        </w:rPr>
+        <w:t>├2NT：4 张支持邀请以上，后续3S不接受邀请，其他叫品为自然含义（体系中对于高花开叫对方介入任何叫品以后叫 2NT 均是此含义）</w:t>
+      </w:r>
+    </w:p>
+    <w:p>
+      <w:r>
+        <w:rPr>
+          <w:rFonts w:hint="eastAsia"/>
+        </w:rPr>
+        <w:t>├3S：跳叫高花任何情况下都是阻击性加叫，是自然阻击</w:t>
+      </w:r>
+    </w:p>
+    <w:p>
+      <w:r>
+        <w:rPr>
+          <w:rFonts w:hint="eastAsia"/>
+        </w:rPr>
+        <w:t>├3m/4m：跳叫低花是配合显示叫（在体系中所有同伴开叫高花对方介入叫牌（加倍或者争叫），自己跳叫低花均表示配合显示叫，显示高花 4 张支持，低花 5 张以上套，且点力集中在两门花色的描述性，在这里跳叫 3 低花和 4 低花都是配合显示，4 低花对两套的长度和质量有更高的要求）</w:t>
+      </w:r>
+    </w:p>
+    <w:p/>
+    <w:p/>
+    <w:p>
+      <w:pPr>
+        <w:pStyle w:val="3"/>
+      </w:pPr>
+      <w:r>
+        <w:t>12.2.2 敌方争叫花色</w:t>
+      </w:r>
+    </w:p>
+    <w:p>
+      <w:r>
+        <w:rPr>
+          <w:rFonts w:hint="eastAsia"/>
+        </w:rPr>
+        <w:t>1H-(2C)-?</w:t>
+      </w:r>
+    </w:p>
+    <w:p>
+      <w:r>
+        <w:rPr>
+          <w:rFonts w:hint="eastAsia"/>
+        </w:rPr>
+        <w:t>├X：技术性，也可能是均型邀请</w:t>
+      </w:r>
+    </w:p>
+    <w:p>
+      <w:r>
+        <w:rPr>
+          <w:rFonts w:hint="eastAsia"/>
+        </w:rPr>
+        <w:t>├2D：逼叫一轮，邀请以上</w:t>
+      </w:r>
+    </w:p>
+    <w:p>
+      <w:r>
+        <w:rPr>
+          <w:rFonts w:hint="eastAsia"/>
+        </w:rPr>
+        <w:t>├2S：逼叫一轮，邀请以上</w:t>
+      </w:r>
+    </w:p>
+    <w:p>
+      <w:r>
+        <w:rPr>
+          <w:rFonts w:hint="eastAsia"/>
+        </w:rPr>
+        <w:lastRenderedPageBreak/>
+        <w:t>├2NT：4 张支持邀请以上，自然叫牌先加倍</w:t>
+      </w:r>
+    </w:p>
+    <w:p>
+      <w:r>
+        <w:rPr>
+          <w:rFonts w:hint="eastAsia"/>
+        </w:rPr>
+        <w:t>├3C：3 张支持邀请以上</w:t>
+      </w:r>
+    </w:p>
+    <w:p>
+      <w:r>
+        <w:rPr>
+          <w:rFonts w:hint="eastAsia"/>
+        </w:rPr>
+        <w:t>├3D：配合显示叫</w:t>
+      </w:r>
+    </w:p>
+    <w:p>
+      <w:r>
+        <w:rPr>
+          <w:rFonts w:hint="eastAsia"/>
+        </w:rPr>
+        <w:t>├4D：配合显示叫</w:t>
+      </w:r>
+    </w:p>
+    <w:p>
+      <w:r>
+        <w:rPr>
+          <w:rFonts w:hint="eastAsia"/>
+        </w:rPr>
+        <w:t>├3S：阻击</w:t>
+      </w:r>
+    </w:p>
+    <w:p>
+      <w:r>
+        <w:rPr>
+          <w:rFonts w:hint="eastAsia"/>
+        </w:rPr>
+        <w:t>├4C：Splinter</w:t>
+      </w:r>
+      <w:r>
+        <w:t xml:space="preserve"> </w:t>
+      </w:r>
+    </w:p>
+    <w:p>
+      <w:r>
+        <w:t>也就是说仅在对方争叫后的跳扣叫显示 Splinter，其他花色的单缺不关心</w:t>
+      </w:r>
+    </w:p>
+    <w:p>
+      <w:r>
+        <w:rPr>
+          <w:rFonts w:hint="eastAsia"/>
+          <w:highlight w:val="yellow"/>
+        </w:rPr>
+        <w:t>敌方争叫阻击后，新花逼叫一轮，五张以上。加倍表示强牌偏另一门高花，但不足五张。</w:t>
+      </w:r>
+    </w:p>
+    <w:p/>
+    <w:p/>
+    <w:p>
+      <w:pPr>
+        <w:pStyle w:val="3"/>
+      </w:pPr>
+      <w:r>
+        <w:t>12.2.3 我方简单加叫后敌方参与</w:t>
+      </w:r>
+    </w:p>
+    <w:p>
+      <w:r>
+        <w:t>1M-P-2M-(3X)</w:t>
+      </w:r>
+    </w:p>
+    <w:p>
+      <w:r>
+        <w:rPr>
+          <w:rFonts w:hint="eastAsia"/>
+        </w:rPr>
+        <w:t>├</w:t>
+      </w:r>
+      <w:r>
+        <w:t>?</w:t>
+      </w:r>
+    </w:p>
+    <w:p>
+      <w:r>
+        <w:t>当 3X 和 3M 之间还有空间的时候，比如配合花色是 H，对方争叫 3C，此时加倍表示建议惩罚，叫空间内叫品表示邀叫；而如果没有空间，比如配合花色是 H，对方争叫 3D，加倍表示邀叫，直接叫 3M 表示竞叫</w:t>
+      </w:r>
+    </w:p>
+    <w:p/>
+    <w:p/>
+    <w:p>
+      <w:pPr>
+        <w:pStyle w:val="3"/>
+      </w:pPr>
+      <w:r>
+        <w:t>12.2.4 关于再加倍</w:t>
+      </w:r>
+    </w:p>
+    <w:p>
+      <w:r>
+        <w:t>我方开叫，对方加倍以后再加倍显示 10 点以上，以及配合不是很好，后续逼叫到我方开叫叫品的二阶。</w:t>
+      </w:r>
+    </w:p>
+    <w:p>
+      <w:r>
+        <w:t>在逼叫叫品以下，加倍表示惩罚性，在逼叫叫品以上，加倍表示技术性，另外在高花开叫后所有的二盖一逼局牌均从再加倍起步，后续再叫一个新花色表示自己原先是二盖一逼局实力，再叫无将/支持高花不逼叫</w:t>
+      </w:r>
+    </w:p>
+    <w:p>
+      <w:r>
+        <w:t>1H-(X)-XX-(1S)</w:t>
+      </w:r>
+    </w:p>
+    <w:p>
+      <w:r>
+        <w:rPr>
+          <w:rFonts w:hint="eastAsia"/>
+        </w:rPr>
+        <w:t>├</w:t>
+      </w:r>
+      <w:r>
         <w:t>X：惩罚</w:t>
       </w:r>
     </w:p>
-    <w:p/>
-    <w:p>
-      <w:r>
-        <w:t>1C-(X)-XX-(2S)</w:t>
-      </w:r>
-    </w:p>
     <w:p>
       <w:r>
         <w:rPr>
@@ -20147,1423 +21535,11 @@
         <w:t>├</w:t>
       </w:r>
       <w:r>
-        <w:t>P：不逼叫</w:t>
-      </w:r>
-    </w:p>
-    <w:p>
-      <w:r>
-        <w:rPr>
-          <w:rFonts w:hint="eastAsia"/>
-        </w:rPr>
-        <w:t>├</w:t>
-      </w:r>
-      <w:r>
-        <w:t>X：技术</w:t>
-      </w:r>
-    </w:p>
-    <w:p/>
-    <w:p>
-      <w:r>
-        <w:t>应叫人直接叫 1 阶新花色含义不变，后续全部照常，但是因为不是必须应叫，所以应叫比对方 Pass 的情况牌要好些，</w:t>
-      </w:r>
-    </w:p>
-    <w:p>
-      <w:r>
-        <w:t>应叫人叫 2 阶以上花色全部为自然叫和阻击实力，</w:t>
-      </w:r>
-    </w:p>
-    <w:p>
-      <w:r>
-        <w:t>低花反加叫牌应先再加倍</w:t>
-      </w:r>
-    </w:p>
-    <w:p>
-      <w:r>
-        <w:t>参考新睿体系增加</w:t>
-      </w:r>
-    </w:p>
-    <w:p>
-      <w:r>
-        <w:t>1m-(x)-2nt 11点5张m支持</w:t>
-      </w:r>
-    </w:p>
-    <w:p>
-      <w:r>
-        <w:t xml:space="preserve">          3m 阻击加叫</w:t>
-      </w:r>
-    </w:p>
-    <w:p>
-      <w:r>
-        <w:t>或者以上两个意思反过来，出于无将庄位考虑</w:t>
-      </w:r>
-    </w:p>
-    <w:p>
-      <w:r>
-        <w:t>均型邀请3nt先叫xx</w:t>
-      </w:r>
-    </w:p>
-    <w:p/>
-    <w:p/>
-    <w:p>
-      <w:pPr>
-        <w:pStyle w:val="3"/>
-      </w:pPr>
-      <w:r>
-        <w:t>12.1.2</w:t>
-      </w:r>
-      <w:r>
-        <w:tab/>
-      </w:r>
-      <w:r>
-        <w:rPr>
-          <w:rFonts w:hint="eastAsia"/>
-        </w:rPr>
-        <w:t xml:space="preserve"> </w:t>
-      </w:r>
-      <w:r>
-        <w:t>对方争叫后</w:t>
-      </w:r>
-    </w:p>
-    <w:p>
-      <w:pPr>
-        <w:pStyle w:val="4"/>
-      </w:pPr>
-      <w:r>
-        <w:rPr>
-          <w:rFonts w:hint="eastAsia"/>
-        </w:rPr>
-        <w:t>对方</w:t>
-      </w:r>
-      <w:r>
-        <w:t>一阶争叫</w:t>
-      </w:r>
-    </w:p>
-    <w:p>
-      <w:r>
-        <w:t>X 负加倍偏向高花</w:t>
-      </w:r>
-    </w:p>
-    <w:p>
-      <w:r>
-        <w:t>扣叫显示对开叫花色的邀请以上实力（相当于低花反加叫）</w:t>
-      </w:r>
-    </w:p>
-    <w:p>
-      <w:r>
-        <w:t>其余花色均为自然叫</w:t>
-      </w:r>
-    </w:p>
-    <w:p>
-      <w:r>
-        <w:rPr>
-          <w:rFonts w:hint="eastAsia"/>
-        </w:rPr>
+        <w:t>P：有两张 S，准备 Pass 同伴的惩罚加倍，逼叫到 2H，之后同伴叫 2C/D 表示原</w:t>
+      </w:r>
+      <w:r>
         <w:lastRenderedPageBreak/>
-        <w:t>例如：</w:t>
-      </w:r>
-    </w:p>
-    <w:p>
-      <w:r>
-        <w:rPr>
-          <w:rFonts w:hint="eastAsia"/>
-        </w:rPr>
-        <w:t>1C-(1D)-?</w:t>
-      </w:r>
-    </w:p>
-    <w:p>
-      <w:r>
-        <w:rPr>
-          <w:rFonts w:hint="eastAsia"/>
-        </w:rPr>
-        <w:t>├X：44 高花</w:t>
-      </w:r>
-    </w:p>
-    <w:p>
-      <w:r>
-        <w:rPr>
-          <w:rFonts w:hint="eastAsia"/>
-        </w:rPr>
-        <w:t>├1H：H 4 张</w:t>
-      </w:r>
-    </w:p>
-    <w:p>
-      <w:r>
-        <w:rPr>
-          <w:rFonts w:hint="eastAsia"/>
-        </w:rPr>
-        <w:t>├1S：S 4 张</w:t>
-      </w:r>
-    </w:p>
-    <w:p>
-      <w:r>
-        <w:rPr>
-          <w:rFonts w:hint="eastAsia"/>
-        </w:rPr>
-        <w:t>├1NT：均型想打</w:t>
-      </w:r>
-    </w:p>
-    <w:p>
-      <w:r>
-        <w:rPr>
-          <w:rFonts w:hint="eastAsia"/>
-        </w:rPr>
-        <w:t>├2NT：均型邀请</w:t>
-      </w:r>
-    </w:p>
-    <w:p>
-      <w:r>
-        <w:rPr>
-          <w:rFonts w:hint="eastAsia"/>
-        </w:rPr>
-        <w:t>├3NT：均型进局</w:t>
-      </w:r>
-    </w:p>
-    <w:p>
-      <w:r>
-        <w:rPr>
-          <w:rFonts w:hint="eastAsia"/>
-        </w:rPr>
-        <w:t>├2C：普通加叫 6-9</w:t>
-      </w:r>
-    </w:p>
-    <w:p>
-      <w:r>
-        <w:rPr>
-          <w:rFonts w:hint="eastAsia"/>
-        </w:rPr>
-        <w:t>├2D：C 配合邀请以上，应叫人再叫 3C 不逼叫，其他叫品逼局</w:t>
-      </w:r>
-    </w:p>
-    <w:p>
-      <w:r>
-        <w:rPr>
-          <w:rFonts w:hint="eastAsia"/>
-        </w:rPr>
-        <w:t>├2H：阻击</w:t>
-      </w:r>
-    </w:p>
-    <w:p>
-      <w:r>
-        <w:rPr>
-          <w:rFonts w:hint="eastAsia"/>
-        </w:rPr>
-        <w:t>├2S：阻击</w:t>
-      </w:r>
-    </w:p>
-    <w:p>
-      <w:r>
-        <w:rPr>
-          <w:rFonts w:hint="eastAsia"/>
-        </w:rPr>
-        <w:t>├3C：阻击</w:t>
-      </w:r>
-    </w:p>
-    <w:p>
-      <w:r>
-        <w:rPr>
-          <w:rFonts w:hint="eastAsia"/>
-        </w:rPr>
-        <w:t>├3D：逼局，D单缺</w:t>
-      </w:r>
-      <w:r>
-        <w:t xml:space="preserve">          </w:t>
-      </w:r>
-    </w:p>
-    <w:p/>
-    <w:p>
-      <w:r>
-        <w:t>1C/D-(1H)-?</w:t>
-      </w:r>
-    </w:p>
-    <w:p>
-      <w:r>
-        <w:rPr>
-          <w:rFonts w:hint="eastAsia"/>
-        </w:rPr>
-        <w:t>├X：通常有 4 张 S 的技术性加倍</w:t>
-      </w:r>
-    </w:p>
-    <w:p>
-      <w:r>
-        <w:rPr>
-          <w:rFonts w:hint="eastAsia"/>
-        </w:rPr>
-        <w:t>├1S：5 张以上 S 逼叫一轮</w:t>
-      </w:r>
-    </w:p>
-    <w:p>
-      <w:r>
-        <w:rPr>
-          <w:rFonts w:hint="eastAsia"/>
-        </w:rPr>
-        <w:t>├1NT：自然叫</w:t>
-      </w:r>
-    </w:p>
-    <w:p>
-      <w:r>
-        <w:rPr>
-          <w:rFonts w:hint="eastAsia"/>
-        </w:rPr>
-        <w:t>├2NT：自然叫</w:t>
-      </w:r>
-    </w:p>
-    <w:p>
-      <w:r>
-        <w:rPr>
-          <w:rFonts w:hint="eastAsia"/>
-        </w:rPr>
-        <w:t>├3NT：自然叫</w:t>
-      </w:r>
-    </w:p>
-    <w:p>
-      <w:r>
-        <w:rPr>
-          <w:rFonts w:hint="eastAsia"/>
-        </w:rPr>
-        <w:t>├2C/D：加叫为普通加叫 6-9 点不逼叫，新花逼叫一轮，邀请以上实力</w:t>
-      </w:r>
-    </w:p>
-    <w:p>
-      <w:r>
-        <w:rPr>
-          <w:rFonts w:hint="eastAsia"/>
-        </w:rPr>
-        <w:t>├2H：低花配合邀请以上，应叫人再叫 3 低花不逼叫，其他叫品逼局</w:t>
-      </w:r>
-    </w:p>
-    <w:p>
-      <w:r>
-        <w:rPr>
-          <w:rFonts w:hint="eastAsia"/>
-        </w:rPr>
-        <w:t>├2S：自然阻击</w:t>
-      </w:r>
-    </w:p>
-    <w:p>
-      <w:r>
-        <w:rPr>
-          <w:rFonts w:hint="eastAsia"/>
-        </w:rPr>
-        <w:t>├3C：自然阻击</w:t>
-      </w:r>
-    </w:p>
-    <w:p>
-      <w:r>
-        <w:rPr>
-          <w:rFonts w:hint="eastAsia"/>
-        </w:rPr>
-        <w:t>├3D：自然阻击</w:t>
-      </w:r>
-    </w:p>
-    <w:p>
-      <w:r>
-        <w:rPr>
-          <w:rFonts w:hint="eastAsia"/>
-        </w:rPr>
-        <w:t>├3H：逼局，H单缺</w:t>
-      </w:r>
-      <w:r>
-        <w:t xml:space="preserve">          </w:t>
-      </w:r>
-    </w:p>
-    <w:p/>
-    <w:p>
-      <w:r>
-        <w:t>1C/D-(1S)-?</w:t>
-      </w:r>
-    </w:p>
-    <w:p>
-      <w:r>
-        <w:rPr>
-          <w:rFonts w:hint="eastAsia"/>
-        </w:rPr>
-        <w:t>├X：通常有 4 张 H 的技术性加倍</w:t>
-      </w:r>
-    </w:p>
-    <w:p>
-      <w:r>
-        <w:rPr>
-          <w:rFonts w:hint="eastAsia"/>
-        </w:rPr>
-        <w:t>├1NT：自然叫</w:t>
-      </w:r>
-    </w:p>
-    <w:p>
-      <w:r>
-        <w:rPr>
-          <w:rFonts w:hint="eastAsia"/>
-        </w:rPr>
-        <w:t>├2NT：自然叫</w:t>
-      </w:r>
-    </w:p>
-    <w:p>
-      <w:r>
-        <w:rPr>
-          <w:rFonts w:hint="eastAsia"/>
-        </w:rPr>
-        <w:t>├3NT：自然叫</w:t>
-      </w:r>
-    </w:p>
-    <w:p>
-      <w:r>
-        <w:rPr>
-          <w:rFonts w:hint="eastAsia"/>
-        </w:rPr>
-        <w:t>├2C/D：加叫为普通加叫 6-9 点不逼叫，新花色逼叫一轮，邀请以上实力</w:t>
-      </w:r>
-    </w:p>
-    <w:p>
-      <w:r>
-        <w:rPr>
-          <w:rFonts w:hint="eastAsia"/>
-        </w:rPr>
-        <w:t>├2H：逼叫一轮，邀请以上实力</w:t>
-      </w:r>
-    </w:p>
-    <w:p>
-      <w:r>
-        <w:rPr>
-          <w:rFonts w:hint="eastAsia"/>
-        </w:rPr>
-        <w:t>├2S：低花配合邀请以上，应叫人再叫 3 低花不逼叫，其他叫品逼局</w:t>
-      </w:r>
-    </w:p>
-    <w:p>
-      <w:r>
-        <w:rPr>
-          <w:rFonts w:hint="eastAsia"/>
-        </w:rPr>
-        <w:t>├3C：自然阻击</w:t>
-      </w:r>
-    </w:p>
-    <w:p>
-      <w:r>
-        <w:rPr>
-          <w:rFonts w:hint="eastAsia"/>
-        </w:rPr>
-        <w:t>├3D：自然阻击</w:t>
-      </w:r>
-    </w:p>
-    <w:p>
-      <w:r>
-        <w:rPr>
-          <w:rFonts w:hint="eastAsia"/>
-        </w:rPr>
-        <w:t>├3H：自然阻击</w:t>
-      </w:r>
-    </w:p>
-    <w:p>
-      <w:r>
-        <w:rPr>
-          <w:rFonts w:hint="eastAsia"/>
-        </w:rPr>
-        <w:t>├3S：逼局，S单缺</w:t>
-      </w:r>
-    </w:p>
-    <w:p/>
-    <w:p>
-      <w:pPr>
-        <w:pStyle w:val="4"/>
-      </w:pPr>
-      <w:r>
-        <w:t>强自由争叫</w:t>
-      </w:r>
-    </w:p>
-    <w:p>
-      <w:r>
-        <w:t>在对方争叫以后，在二阶自然出新花表示逼叫一轮，邀叫以上，并且承诺再叫一次，后续重叫自己的花色显示邀请实力，其他叫品逼叫进局，所以当持有5+以上高花但是实力不足邀请的时候，只能先加倍，再考虑是否要出该套</w:t>
-      </w:r>
-    </w:p>
-    <w:p>
-      <w:r>
-        <w:t>1C-(1S)-?</w:t>
-      </w:r>
-    </w:p>
-    <w:p>
-      <w:r>
-        <w:rPr>
-          <w:rFonts w:hint="eastAsia"/>
-        </w:rPr>
-        <w:t>├</w:t>
-      </w:r>
-      <w:r>
-        <w:t>2D/H：逼叫一轮，承诺再叫一次，后续除非重叫 3D/H，其他叫品均GF</w:t>
-      </w:r>
-    </w:p>
-    <w:p>
-      <w:r>
-        <w:rPr>
-          <w:rFonts w:hint="eastAsia"/>
-        </w:rPr>
-        <w:t>├</w:t>
-      </w:r>
-      <w:r>
-        <w:t>X 再叫 H：通常 6 张 H，不逼叫，弱于邀叫</w:t>
-      </w:r>
-    </w:p>
-    <w:p>
-      <w:r>
-        <w:rPr>
-          <w:rFonts w:hint="eastAsia"/>
-        </w:rPr>
-        <w:t>├</w:t>
-      </w:r>
-      <w:r>
-        <w:t>X 再叫 D：对低花通常不这样处理，所以 X 的情况下通常有 3-4H 和 6D</w:t>
-      </w:r>
-    </w:p>
-    <w:p>
-      <w:r>
-        <w:rPr>
-          <w:rFonts w:hint="eastAsia"/>
-        </w:rPr>
-        <w:t>├</w:t>
-      </w:r>
-      <w:r>
-        <w:t>如果自由争叫花色在三阶以上，则逼叫进局</w:t>
-      </w:r>
-    </w:p>
-    <w:p/>
-    <w:p/>
-    <w:p>
-      <w:pPr>
-        <w:pStyle w:val="4"/>
-      </w:pPr>
-      <w:r>
-        <w:t>对方二阶争叫：</w:t>
-      </w:r>
-    </w:p>
-    <w:p>
-      <w:r>
-        <w:rPr>
-          <w:rFonts w:hint="eastAsia"/>
-        </w:rPr>
-        <w:t>加倍是偏向高花的技术性</w:t>
-      </w:r>
-    </w:p>
-    <w:p>
-      <w:r>
-        <w:rPr>
-          <w:rFonts w:hint="eastAsia"/>
-        </w:rPr>
-        <w:lastRenderedPageBreak/>
-        <w:t>加叫不逼叫</w:t>
-      </w:r>
-    </w:p>
-    <w:p>
-      <w:r>
-        <w:rPr>
-          <w:rFonts w:hint="eastAsia"/>
-        </w:rPr>
-        <w:t>扣叫显示配合和邀请以上实力</w:t>
-      </w:r>
-    </w:p>
-    <w:p>
-      <w:r>
-        <w:rPr>
-          <w:rFonts w:hint="eastAsia"/>
-        </w:rPr>
-        <w:t>对弱跳争叫的扣叫逼局，例外是1C-(2D)-3D表示55高花邀请</w:t>
-      </w:r>
-    </w:p>
-    <w:p>
-      <w:r>
-        <w:rPr>
-          <w:rFonts w:hint="eastAsia"/>
-        </w:rPr>
-        <w:t>二阶新花色逼叫一轮</w:t>
-      </w:r>
-    </w:p>
-    <w:p>
-      <w:r>
-        <w:rPr>
-          <w:rFonts w:hint="eastAsia"/>
-        </w:rPr>
-        <w:t>三阶新花色逼叫进局</w:t>
-      </w:r>
-    </w:p>
-    <w:p>
-      <w:r>
-        <w:rPr>
-          <w:rFonts w:hint="eastAsia"/>
-        </w:rPr>
-        <w:t>1D-(2C)-?</w:t>
-      </w:r>
-    </w:p>
-    <w:p>
-      <w:r>
-        <w:rPr>
-          <w:rFonts w:hint="eastAsia"/>
-        </w:rPr>
-        <w:t>├X：有一门高花 4 张，但如果另外一个高花没有 3 张时，通常有能力改叫到 3D 或者 2NT</w:t>
-      </w:r>
-    </w:p>
-    <w:p>
-      <w:r>
-        <w:rPr>
-          <w:rFonts w:hint="eastAsia"/>
-        </w:rPr>
-        <w:t>├2D：普通加叫，通常没有 4 张高花</w:t>
-      </w:r>
-    </w:p>
-    <w:p>
-      <w:r>
-        <w:rPr>
-          <w:rFonts w:hint="eastAsia"/>
-        </w:rPr>
-        <w:t>├2H：逼叫一轮，邀请以上实力</w:t>
-      </w:r>
-    </w:p>
-    <w:p>
-      <w:r>
-        <w:rPr>
-          <w:rFonts w:hint="eastAsia"/>
-        </w:rPr>
-        <w:t>├2S：逼叫一轮，邀请以上实力</w:t>
-      </w:r>
-    </w:p>
-    <w:p>
-      <w:r>
-        <w:rPr>
-          <w:rFonts w:hint="eastAsia"/>
-        </w:rPr>
-        <w:t>├2NT：自然叫</w:t>
-      </w:r>
-    </w:p>
-    <w:p>
-      <w:r>
-        <w:rPr>
-          <w:rFonts w:hint="eastAsia"/>
-        </w:rPr>
-        <w:t>├3NT：自然叫</w:t>
-      </w:r>
-    </w:p>
-    <w:p>
-      <w:r>
-        <w:rPr>
-          <w:rFonts w:hint="eastAsia"/>
-        </w:rPr>
-        <w:t>├3C：D 配合邀请以上实力</w:t>
-      </w:r>
-    </w:p>
-    <w:p>
-      <w:r>
-        <w:rPr>
-          <w:rFonts w:hint="eastAsia"/>
-        </w:rPr>
-        <w:t>├3D：阻击</w:t>
-      </w:r>
-    </w:p>
-    <w:p>
-      <w:r>
-        <w:rPr>
-          <w:rFonts w:hint="eastAsia"/>
-        </w:rPr>
-        <w:t>├3H：阻击</w:t>
-      </w:r>
-    </w:p>
-    <w:p>
-      <w:pPr>
-        <w:ind w:firstLine="440"/>
-      </w:pPr>
-      <w:r>
-        <w:rPr>
-          <w:rFonts w:hint="eastAsia"/>
-        </w:rPr>
-        <w:t>├3S：阻击</w:t>
-      </w:r>
-    </w:p>
-    <w:p/>
-    <w:p>
-      <w:pPr>
-        <w:pStyle w:val="4"/>
-      </w:pPr>
-      <w:r>
-        <w:t>强自由争叫</w:t>
-      </w:r>
-    </w:p>
-    <w:p>
-      <w:r>
-        <w:t>在对方争叫以后，在二阶自然出新花表示逼叫一轮，邀叫以上，并且承诺再叫一次，后续重叫自己的花色显示邀请实力，其他叫品逼叫进局，所以当持有5+以上高花但是实力不足邀请的时候，只能先加倍，再考虑是否要出该套</w:t>
-      </w:r>
-    </w:p>
-    <w:p>
-      <w:r>
-        <w:t>1C-(1S)-?</w:t>
-      </w:r>
-    </w:p>
-    <w:p>
-      <w:r>
-        <w:rPr>
-          <w:rFonts w:hint="eastAsia"/>
-        </w:rPr>
-        <w:t>├</w:t>
-      </w:r>
-      <w:r>
-        <w:t>2D/H：逼叫一轮，承诺再叫一次，后续除非重叫 3D/H，其他叫品均GF</w:t>
-      </w:r>
-    </w:p>
-    <w:p>
-      <w:r>
-        <w:rPr>
-          <w:rFonts w:hint="eastAsia"/>
-        </w:rPr>
-        <w:t>├</w:t>
-      </w:r>
-      <w:r>
-        <w:t>X 再叫 H：通常 6 张 H，不逼叫，弱于邀叫</w:t>
-      </w:r>
-    </w:p>
-    <w:p>
-      <w:r>
-        <w:rPr>
-          <w:rFonts w:hint="eastAsia"/>
-        </w:rPr>
-        <w:t>├</w:t>
-      </w:r>
-      <w:r>
-        <w:t>X 再叫 D：对低花通常不这样处理，所以 X 的情况下通常有 3-4H 和 6D</w:t>
-      </w:r>
-    </w:p>
-    <w:p>
-      <w:r>
-        <w:rPr>
-          <w:rFonts w:hint="eastAsia"/>
-        </w:rPr>
-        <w:t>├</w:t>
-      </w:r>
-      <w:r>
-        <w:t>如果自由争叫花色在三阶以上，则逼叫进局</w:t>
-      </w:r>
-    </w:p>
-    <w:p/>
-    <w:p/>
-    <w:p>
-      <w:pPr>
-        <w:pStyle w:val="4"/>
-      </w:pPr>
-      <w:r>
-        <w:t>开叫人的再叫</w:t>
-      </w:r>
-    </w:p>
-    <w:p>
-      <w:r>
-        <w:t>开叫人主动叫无将：开叫人在不是必须的情况下主动叫无将通常显示 16 点以上的实力（根据无将区间，同伴没有显示实力的时候开叫人显示 18-19 均型，同伴显示过一点实力时开叫人显示 15-17 非均型），后续自然叫</w:t>
-      </w:r>
-    </w:p>
-    <w:p>
-      <w:r>
-        <w:t>1C-(1H)-1S-(P)</w:t>
-      </w:r>
-    </w:p>
-    <w:p>
-      <w:r>
-        <w:rPr>
-          <w:rFonts w:hint="eastAsia"/>
-        </w:rPr>
-        <w:t>├</w:t>
-      </w:r>
-      <w:r>
-        <w:t>1NT：这不是主动叫牌，显示 12-14 均型，应叫人 2H 逼局，其他叫品自然不逼叫（对方争叫花色取消 XYZ，对方只以加倍介入则保留 XYZ）</w:t>
-      </w:r>
-    </w:p>
-    <w:p>
-      <w:r>
-        <w:t>1C-(P)-1H-(1S)</w:t>
-      </w:r>
-    </w:p>
-    <w:p>
-      <w:r>
-        <w:rPr>
-          <w:rFonts w:hint="eastAsia"/>
-        </w:rPr>
-        <w:t>├</w:t>
-      </w:r>
-      <w:r>
-        <w:t>1NT：主动叫牌且同伴显示过一点点实力，显示 15-17 非均型，例如 4135，如果仅仅是 12-14，可以先 pass，18-19 可以先加倍或者叫 2NT</w:t>
-      </w:r>
-    </w:p>
-    <w:p>
-      <w:r>
-        <w:t>1C-(1H)-P-(P)</w:t>
-      </w:r>
-    </w:p>
-    <w:p>
-      <w:r>
-        <w:rPr>
-          <w:rFonts w:hint="eastAsia"/>
-        </w:rPr>
-        <w:t>├</w:t>
-      </w:r>
-      <w:r>
-        <w:t>1NT：主动叫牌且同伴没有显示过实力，显示 18-19 均型，后续自然叫</w:t>
-      </w:r>
-    </w:p>
-    <w:p>
-      <w:r>
-        <w:t>1C-(1H)-P-(2H)</w:t>
-      </w:r>
-    </w:p>
-    <w:p>
-      <w:r>
-        <w:rPr>
-          <w:rFonts w:hint="eastAsia"/>
-        </w:rPr>
-        <w:t>├</w:t>
-      </w:r>
-      <w:r>
-        <w:t>2NT：18-19 均型</w:t>
-      </w:r>
-    </w:p>
-    <w:p/>
-    <w:p>
-      <w:pPr>
-        <w:pStyle w:val="4"/>
-      </w:pPr>
-      <w:r>
-        <w:t>支持/实力性加倍</w:t>
-      </w:r>
-    </w:p>
-    <w:p>
-      <w:r>
-        <w:t>当同伴在一阶应叫高花，对方争叫 2 该高花以下花色叫品时，加倍显示要么支持性有 3 张，要么 2 张支持 16+强牌（18-19 均型比较常见）</w:t>
-      </w:r>
-    </w:p>
-    <w:p>
-      <w:r>
-        <w:t>1C-(P)-1H-(1S/2D)</w:t>
-      </w:r>
-    </w:p>
-    <w:p>
-      <w:r>
-        <w:rPr>
-          <w:rFonts w:hint="eastAsia"/>
-        </w:rPr>
-        <w:t>├</w:t>
-      </w:r>
-      <w:r>
-        <w:t>X：3 张支持或者 2 张支持强牌</w:t>
-      </w:r>
-    </w:p>
-    <w:p>
-      <w:r>
-        <w:t>1C-(P)-1H-(2S/3D)</w:t>
-      </w:r>
-    </w:p>
-    <w:p>
-      <w:r>
-        <w:rPr>
-          <w:rFonts w:hint="eastAsia"/>
-        </w:rPr>
-        <w:t>├</w:t>
-      </w:r>
-      <w:r>
-        <w:t>X：技术性加倍，好牌 2 张以上支持</w:t>
-      </w:r>
-    </w:p>
-    <w:p>
-      <w:r>
-        <w:t>1C-(1H)-1S-(2H)</w:t>
-      </w:r>
-    </w:p>
-    <w:p>
-      <w:r>
-        <w:rPr>
-          <w:rFonts w:hint="eastAsia"/>
-        </w:rPr>
-        <w:t>├</w:t>
-      </w:r>
-      <w:r>
-        <w:t>X：同伴显示了 5 张 S，所以加倍是技术性，不是支持性，有 3 张 S 可以加叫</w:t>
-      </w:r>
-    </w:p>
-    <w:p>
-      <w:r>
-        <w:t>当对方在同伴的高花加倍时候，再加倍不适用支持性，显示 16 点以上强牌，并且准备惩罚对方，后续双方技术性加倍</w:t>
-      </w:r>
-    </w:p>
-    <w:p>
-      <w:r>
-        <w:lastRenderedPageBreak/>
-        <w:t>1C-(P)-1H-(X)</w:t>
-      </w:r>
-    </w:p>
-    <w:p>
-      <w:r>
-        <w:rPr>
-          <w:rFonts w:hint="eastAsia"/>
-        </w:rPr>
-        <w:t>├</w:t>
-      </w:r>
-      <w:r>
-        <w:t>Pass：12-13 没有明显特征</w:t>
-      </w:r>
-    </w:p>
-    <w:p>
-      <w:r>
-        <w:rPr>
-          <w:rFonts w:hint="eastAsia"/>
-        </w:rPr>
-        <w:t>├</w:t>
-      </w:r>
-      <w:r>
-        <w:t>XX：16+强牌</w:t>
-      </w:r>
-    </w:p>
-    <w:p>
-      <w:r>
-        <w:rPr>
-          <w:rFonts w:hint="eastAsia"/>
-        </w:rPr>
-        <w:t>├</w:t>
-      </w:r>
-      <w:r>
-        <w:t>1S：自然叫，通常非均型，对方只以加倍介入，后续不变</w:t>
-      </w:r>
-    </w:p>
-    <w:p>
-      <w:r>
-        <w:rPr>
-          <w:rFonts w:hint="eastAsia"/>
-        </w:rPr>
-        <w:t>├</w:t>
-      </w:r>
-      <w:r>
-        <w:t>1NT：主动叫牌 14-15 均型或者准均型，后续不变</w:t>
-      </w:r>
-    </w:p>
-    <w:p/>
-    <w:p>
-      <w:pPr>
-        <w:pStyle w:val="4"/>
-      </w:pPr>
-      <w:r>
-        <w:t>双方扣叫均逼局</w:t>
-      </w:r>
-    </w:p>
-    <w:p>
-      <w:r>
-        <w:t>在开叫人和应叫人均参与过叫牌的情况下，双方的任何一方在自己的第二次以上的叫牌机会中扣叫均表示逼叫进局，具体什么类型的逼局牌在下一声叫牌显示，当同时可以选择加倍和扣叫的时候，加倍显示的牌比较偏向平均，而扣叫通常清楚定约将牌的方向是什么</w:t>
-      </w:r>
-    </w:p>
-    <w:p>
-      <w:r>
-        <w:t>1C-(P)-1H-(1S)</w:t>
-      </w:r>
-    </w:p>
-    <w:p>
-      <w:r>
-        <w:rPr>
-          <w:rFonts w:hint="eastAsia"/>
-        </w:rPr>
-        <w:t>├</w:t>
-      </w:r>
-      <w:r>
-        <w:t>2S：逼叫进局，扣叫可能的牌情有，4 张支持超过 18 点</w:t>
-      </w:r>
-      <w:r>
-        <w:rPr>
-          <w:rFonts w:hint="eastAsia"/>
-        </w:rPr>
-        <w:t>，或者</w:t>
-      </w:r>
-      <w:r>
-        <w:t>C 单套强牌逼局，</w:t>
-      </w:r>
-      <w:r>
-        <w:rPr>
-          <w:rFonts w:hint="eastAsia"/>
-        </w:rPr>
-        <w:t>6+C</w:t>
-      </w:r>
-    </w:p>
-    <w:p>
-      <w:r>
-        <w:rPr>
-          <w:rFonts w:hint="eastAsia"/>
-        </w:rPr>
-        <w:t>├</w:t>
-      </w:r>
-      <w:r>
-        <w:t>2D仍然是逆叫和逼叫，</w:t>
-      </w:r>
-    </w:p>
-    <w:p>
-      <w:r>
-        <w:rPr>
-          <w:rFonts w:hint="eastAsia"/>
-        </w:rPr>
-        <w:t>├</w:t>
-      </w:r>
-      <w:r>
-        <w:t>加倍显示的是支持性，或者 2 张支持不明确定约方向的强牌（例如挡张不是很好的 18-19 均型   ）</w:t>
-      </w:r>
-    </w:p>
-    <w:p>
-      <w:r>
-        <w:t>1C-(1H)-1S-(P)</w:t>
-      </w:r>
-    </w:p>
-    <w:p>
-      <w:r>
-        <w:rPr>
-          <w:rFonts w:hint="eastAsia"/>
-        </w:rPr>
-        <w:t>├</w:t>
-      </w:r>
-      <w:r>
-        <w:t>2H：逼叫进局，可能是 S 三张以上支持或者 C 单套逼局牌</w:t>
-      </w:r>
-      <w:r>
-        <w:rPr>
-          <w:rFonts w:hint="eastAsia"/>
-          <w:highlight w:val="yellow"/>
-        </w:rPr>
-        <w:t>，19点以上，6张C坚固套或7+C</w:t>
-      </w:r>
-    </w:p>
-    <w:p>
-      <w:r>
-        <w:rPr>
-          <w:rFonts w:hint="eastAsia"/>
-        </w:rPr>
-        <w:t>├</w:t>
-      </w:r>
-      <w:r>
-        <w:t>2D 仍然是逆叫</w:t>
-      </w:r>
-    </w:p>
-    <w:p/>
-    <w:p/>
-    <w:p>
-      <w:pPr>
-        <w:pStyle w:val="4"/>
-      </w:pPr>
-      <w:r>
-        <w:t>低花反加叫被干扰</w:t>
-      </w:r>
-    </w:p>
-    <w:p>
-      <w:r>
-        <w:t>低花反加叫逼叫到 3 低花，在 3 低花以下加倍建议惩罚，3低花以上加倍技术性</w:t>
-      </w:r>
-    </w:p>
-    <w:p>
-      <w:r>
-        <w:rPr>
-          <w:rFonts w:hint="eastAsia"/>
-        </w:rPr>
-        <w:t>1C-(P)-2C-(争叫 3C 以下)</w:t>
-      </w:r>
-    </w:p>
-    <w:p>
-      <w:r>
-        <w:rPr>
-          <w:rFonts w:hint="eastAsia"/>
-        </w:rPr>
-        <w:t>├Pass：逼叫</w:t>
-      </w:r>
-    </w:p>
-    <w:p>
-      <w:r>
-        <w:rPr>
-          <w:rFonts w:hint="eastAsia"/>
-        </w:rPr>
-        <w:t>├X：惩罚</w:t>
-      </w:r>
-    </w:p>
-    <w:p>
-      <w:r>
-        <w:rPr>
-          <w:rFonts w:hint="eastAsia"/>
-        </w:rPr>
-        <w:lastRenderedPageBreak/>
-        <w:t>├叫牌：牌型牌</w:t>
-      </w:r>
-    </w:p>
-    <w:p>
-      <w:r>
-        <w:rPr>
-          <w:rFonts w:hint="eastAsia"/>
-        </w:rPr>
-        <w:t>├2NT：18-19</w:t>
-      </w:r>
-    </w:p>
-    <w:p/>
-    <w:p/>
-    <w:p>
-      <w:r>
-        <w:t xml:space="preserve">12.2 </w:t>
-      </w:r>
-      <w:r>
-        <w:tab/>
-      </w:r>
-    </w:p>
-    <w:p>
-      <w:pPr>
-        <w:pStyle w:val="2"/>
-      </w:pPr>
-      <w:r>
-        <w:rPr>
-          <w:rFonts w:hint="eastAsia"/>
-        </w:rPr>
-        <w:t>我方开叫</w:t>
-      </w:r>
-      <w:r>
-        <w:t>1高花</w:t>
-      </w:r>
-    </w:p>
-    <w:p>
-      <w:pPr>
-        <w:pStyle w:val="3"/>
-      </w:pPr>
-      <w:r>
-        <w:t>12.2.1 敌方加倍</w:t>
-      </w:r>
-    </w:p>
-    <w:p>
-      <w:r>
-        <w:rPr>
-          <w:rFonts w:hint="eastAsia"/>
-        </w:rPr>
-        <w:t>1H-(X)-?</w:t>
-      </w:r>
-    </w:p>
-    <w:p>
-      <w:r>
-        <w:rPr>
-          <w:rFonts w:hint="eastAsia"/>
-        </w:rPr>
-        <w:t>├XX：10 点以上，如果有支持最多 3 张，逼叫到 2H</w:t>
-      </w:r>
-    </w:p>
-    <w:p>
-      <w:r>
-        <w:rPr>
-          <w:rFonts w:hint="eastAsia"/>
-        </w:rPr>
-        <w:t>├1NT：转移到2C，可能是6张C套不足二盖一（二盖一牌再加倍起步），也可能是5张C套但有2-3张H配合并且准备再叫回2H有一定的D指示首攻倾向</w:t>
-      </w:r>
-    </w:p>
-    <w:p>
-      <w:r>
-        <w:rPr>
-          <w:rFonts w:hint="eastAsia"/>
-        </w:rPr>
-        <w:t>├2C：转移到2D，可能是6张D套不足二盖一（二盖一牌再加倍起步），也可能是5张D套但有2-3张H配合并且准备再叫回2H有一定的指示首攻倾向</w:t>
-      </w:r>
-    </w:p>
-    <w:p>
-      <w:r>
-        <w:rPr>
-          <w:rFonts w:hint="eastAsia"/>
-        </w:rPr>
-        <w:t>├2D：显示正常加叫，3张以上H，6-9点</w:t>
-      </w:r>
-    </w:p>
-    <w:p>
-      <w:r>
-        <w:rPr>
-          <w:rFonts w:hint="eastAsia"/>
-        </w:rPr>
-        <w:t>├2H：直接加叫显示弱加叫（有局5-7，无局0-6）</w:t>
-      </w:r>
-    </w:p>
-    <w:p>
-      <w:r>
-        <w:rPr>
-          <w:rFonts w:hint="eastAsia"/>
-        </w:rPr>
-        <w:t>├2NT：4 张支持邀请以上，后续3H不接受邀请，其他叫品为自然含义（体系中对于高花开叫对方介入任何叫品以后叫 2NT 均是此含义）</w:t>
-      </w:r>
-    </w:p>
-    <w:p>
-      <w:r>
-        <w:rPr>
-          <w:rFonts w:hint="eastAsia"/>
-        </w:rPr>
-        <w:t>├3H：跳叫高花任何情况下都是阻击性加叫，是自然阻击</w:t>
-      </w:r>
-    </w:p>
-    <w:p>
-      <w:r>
-        <w:rPr>
-          <w:rFonts w:hint="eastAsia"/>
-        </w:rPr>
-        <w:t>├3m/4m：跳叫低花是配合显示叫（在体系中所有同伴开叫高花对方介入叫牌（加倍或者争叫），自己跳叫低花均表示配合显示叫，显示高花 4 张支持，低花 5 张以上套，且点力集中在两门花色的描述性，在这里跳叫 3 低花和 4 低花都是配合显示，4 低花对两套的长度和质量有更高的要求）</w:t>
-      </w:r>
-    </w:p>
-    <w:p/>
-    <w:p>
-      <w:r>
-        <w:rPr>
-          <w:rFonts w:hint="eastAsia"/>
-        </w:rPr>
-        <w:t>1S-(X)-?</w:t>
-      </w:r>
-    </w:p>
-    <w:p>
-      <w:r>
-        <w:rPr>
-          <w:rFonts w:hint="eastAsia"/>
-        </w:rPr>
-        <w:t>├XX：10 点以上，如果有支持最多 3 张，逼叫到 2S</w:t>
-      </w:r>
-    </w:p>
-    <w:p>
-      <w:r>
-        <w:rPr>
-          <w:rFonts w:hint="eastAsia"/>
-        </w:rPr>
-        <w:t>├1NT：转移到2C，可能是6张C套不足二盖一（二盖一牌再加倍起步），也可能是5张C套但有2-3张S配合并且准备再叫回2H有一定的D指示首攻倾向</w:t>
-      </w:r>
-    </w:p>
-    <w:p>
-      <w:r>
-        <w:rPr>
-          <w:rFonts w:hint="eastAsia"/>
-        </w:rPr>
-        <w:t>├2C：转移到2D，可能是6张D套不足二盖一（二盖一牌再加倍起步），也可能是5</w:t>
-      </w:r>
-      <w:r>
-        <w:rPr>
-          <w:rFonts w:hint="eastAsia"/>
-        </w:rPr>
-        <w:lastRenderedPageBreak/>
-        <w:t>张D套但有2-3张S配合并且准备再叫回2H有一定的指示首攻倾向</w:t>
-      </w:r>
-    </w:p>
-    <w:p>
-      <w:r>
-        <w:rPr>
-          <w:rFonts w:hint="eastAsia"/>
-        </w:rPr>
-        <w:t>├2D：转移到2H，可能是6张H套不足二盖一（二盖一牌再加倍起步），也可能是5张H套但有2-3张S配合并且准备再叫回2H有一定的指示首攻倾向</w:t>
-      </w:r>
-    </w:p>
-    <w:p>
-      <w:r>
-        <w:rPr>
-          <w:rFonts w:hint="eastAsia"/>
-        </w:rPr>
-        <w:t>├2H：显示正常加叫，3张以上S，6-9点</w:t>
-      </w:r>
-    </w:p>
-    <w:p>
-      <w:r>
-        <w:rPr>
-          <w:rFonts w:hint="eastAsia"/>
-        </w:rPr>
-        <w:t>├2S：直接加叫显示弱加叫（有局5-7，无局0-6）</w:t>
-      </w:r>
-    </w:p>
-    <w:p>
-      <w:r>
-        <w:rPr>
-          <w:rFonts w:hint="eastAsia"/>
-        </w:rPr>
-        <w:t>├2NT：4 张支持邀请以上，后续3S不接受邀请，其他叫品为自然含义（体系中对于高花开叫对方介入任何叫品以后叫 2NT 均是此含义）</w:t>
-      </w:r>
-    </w:p>
-    <w:p>
-      <w:r>
-        <w:rPr>
-          <w:rFonts w:hint="eastAsia"/>
-        </w:rPr>
-        <w:t>├3S：跳叫高花任何情况下都是阻击性加叫，是自然阻击</w:t>
-      </w:r>
-    </w:p>
-    <w:p>
-      <w:r>
-        <w:rPr>
-          <w:rFonts w:hint="eastAsia"/>
-        </w:rPr>
-        <w:t>├3m/4m：跳叫低花是配合显示叫（在体系中所有同伴开叫高花对方介入叫牌（加倍或者争叫），自己跳叫低花均表示配合显示叫，显示高花 4 张支持，低花 5 张以上套，且点力集中在两门花色的描述性，在这里跳叫 3 低花和 4 低花都是配合显示，4 低花对两套的长度和质量有更高的要求）</w:t>
-      </w:r>
-    </w:p>
-    <w:p/>
-    <w:p/>
-    <w:p>
-      <w:pPr>
-        <w:pStyle w:val="3"/>
-      </w:pPr>
-      <w:r>
-        <w:t>12.2.2 敌方争叫花色</w:t>
-      </w:r>
-    </w:p>
-    <w:p>
-      <w:r>
-        <w:rPr>
-          <w:rFonts w:hint="eastAsia"/>
-        </w:rPr>
-        <w:t>1H-(2C)-?</w:t>
-      </w:r>
-    </w:p>
-    <w:p>
-      <w:r>
-        <w:rPr>
-          <w:rFonts w:hint="eastAsia"/>
-        </w:rPr>
-        <w:t>├X：技术性，也可能是均型邀请</w:t>
-      </w:r>
-    </w:p>
-    <w:p>
-      <w:r>
-        <w:rPr>
-          <w:rFonts w:hint="eastAsia"/>
-        </w:rPr>
-        <w:t>├2D：逼叫一轮，邀请以上</w:t>
-      </w:r>
-    </w:p>
-    <w:p>
-      <w:r>
-        <w:rPr>
-          <w:rFonts w:hint="eastAsia"/>
-        </w:rPr>
-        <w:t>├2S：逼叫一轮，邀请以上</w:t>
-      </w:r>
-    </w:p>
-    <w:p>
-      <w:r>
-        <w:rPr>
-          <w:rFonts w:hint="eastAsia"/>
-        </w:rPr>
-        <w:t>├2NT：4 张支持邀请以上，自然叫牌先加倍</w:t>
-      </w:r>
-    </w:p>
-    <w:p>
-      <w:r>
-        <w:rPr>
-          <w:rFonts w:hint="eastAsia"/>
-        </w:rPr>
-        <w:t>├3C：3 张支持邀请以上</w:t>
-      </w:r>
-    </w:p>
-    <w:p>
-      <w:r>
-        <w:rPr>
-          <w:rFonts w:hint="eastAsia"/>
-        </w:rPr>
-        <w:t>├3D：配合显示叫</w:t>
-      </w:r>
-    </w:p>
-    <w:p>
-      <w:r>
-        <w:rPr>
-          <w:rFonts w:hint="eastAsia"/>
-        </w:rPr>
-        <w:t>├4D：配合显示叫</w:t>
-      </w:r>
-    </w:p>
-    <w:p>
-      <w:r>
-        <w:rPr>
-          <w:rFonts w:hint="eastAsia"/>
-        </w:rPr>
-        <w:t>├3S：阻击</w:t>
-      </w:r>
-    </w:p>
-    <w:p>
-      <w:r>
-        <w:rPr>
-          <w:rFonts w:hint="eastAsia"/>
-        </w:rPr>
-        <w:t>├4C：Splinter</w:t>
-      </w:r>
-      <w:r>
-        <w:t xml:space="preserve"> </w:t>
-      </w:r>
-    </w:p>
-    <w:p>
-      <w:r>
-        <w:t>也就是说仅在对方争叫后的跳扣叫显示 Splinter，其他花色的单缺不关心</w:t>
-      </w:r>
-    </w:p>
-    <w:p>
-      <w:r>
-        <w:rPr>
-          <w:rFonts w:hint="eastAsia"/>
-          <w:highlight w:val="yellow"/>
-        </w:rPr>
-        <w:t>敌方争叫阻击后，新花逼叫一轮，五张以上。加倍表示强牌偏另一门高花，但不足五张。</w:t>
-      </w:r>
-    </w:p>
-    <w:p/>
-    <w:p/>
-    <w:p>
-      <w:pPr>
-        <w:pStyle w:val="3"/>
-      </w:pPr>
-      <w:r>
-        <w:t>12.2.3 我方简单加叫后敌方参与</w:t>
-      </w:r>
-    </w:p>
-    <w:p>
-      <w:r>
-        <w:t>1M-P-2M-(3X)</w:t>
-      </w:r>
-    </w:p>
-    <w:p>
-      <w:r>
-        <w:rPr>
-          <w:rFonts w:hint="eastAsia"/>
-        </w:rPr>
-        <w:t>├</w:t>
-      </w:r>
-      <w:r>
-        <w:t>?</w:t>
-      </w:r>
-    </w:p>
-    <w:p>
-      <w:r>
-        <w:t>当 3X 和 3M 之间还有空间的时候，比如配合花色是 H，对方争叫 3C，此时加倍表示建议惩罚，叫空间内叫品表示邀叫；而如果没有空间，比如配合花色是 H，对方争叫 3D，加倍表示邀叫，直接叫 3M 表示竞叫</w:t>
-      </w:r>
-    </w:p>
-    <w:p/>
-    <w:p/>
-    <w:p>
-      <w:pPr>
-        <w:pStyle w:val="3"/>
-      </w:pPr>
-      <w:r>
-        <w:t>12.2.4 关于再加倍</w:t>
-      </w:r>
-    </w:p>
-    <w:p>
-      <w:r>
-        <w:t>我方开叫，对方加倍以后再加倍显示 10 点以上，以及配合不是很好，后续逼叫到我方开叫叫品的二阶。</w:t>
-      </w:r>
-    </w:p>
-    <w:p>
-      <w:r>
-        <w:t>在逼叫叫品以下，加倍表示惩罚性，在逼叫叫品以上，加倍表示技术性，另外在高花开叫后所有的二盖一逼局牌均从再加倍起步，后续再叫一个新花色表示自己原先是二盖一逼局实力，再叫无将/支持高花不逼叫</w:t>
-      </w:r>
-    </w:p>
-    <w:p>
-      <w:r>
-        <w:t>1H-(X)-XX-(1S)</w:t>
-      </w:r>
-    </w:p>
-    <w:p>
-      <w:r>
-        <w:rPr>
-          <w:rFonts w:hint="eastAsia"/>
-        </w:rPr>
-        <w:t>├</w:t>
-      </w:r>
-      <w:r>
-        <w:t>X：惩罚</w:t>
-      </w:r>
-    </w:p>
-    <w:p>
-      <w:r>
-        <w:rPr>
-          <w:rFonts w:hint="eastAsia"/>
-        </w:rPr>
-        <w:t>├</w:t>
-      </w:r>
-      <w:r>
-        <w:t>P：有两张 S，准备 Pass 同伴的惩罚加倍，逼叫到 2H，之后同伴叫 2C/D 表示原先是二盖一逼局实力，叫 NT/H 不逼叫，扣叫 2S 表示 3 张支持的加叫，或者均型强牌</w:t>
+        <w:t>先是二盖一逼局实力，叫 NT/H 不逼叫，扣叫 2S 表示 3 张支持的加叫，或者均型强牌</w:t>
       </w:r>
     </w:p>
     <w:p/>
@@ -21755,7 +21731,6 @@
           <w:b/>
           <w:bCs/>
         </w:rPr>
-        <w:lastRenderedPageBreak/>
         <w:t>记忆逻辑</w:t>
       </w:r>
       <w:r>
@@ -22040,6 +22015,7 @@
         <w:rPr>
           <w:rFonts w:ascii="等线" w:hAnsi="等线" w:cs="宋体"/>
         </w:rPr>
+        <w:lastRenderedPageBreak/>
         <w:t xml:space="preserve"> 直接叫新花色逼叫一轮。</w:t>
       </w:r>
     </w:p>
@@ -22131,7 +22107,6 @@
     <w:p/>
     <w:p>
       <w:r>
-        <w:lastRenderedPageBreak/>
         <w:t>12.3</w:t>
       </w:r>
       <w:r>
@@ -22313,7 +22288,6 @@
         <w:rPr>
           <w:rFonts w:hint="eastAsia"/>
         </w:rPr>
-        <w:lastRenderedPageBreak/>
         <w:t>?</w:t>
       </w:r>
     </w:p>
@@ -22502,7 +22476,6 @@
         <w:rPr>
           <w:rFonts w:hint="eastAsia"/>
         </w:rPr>
-        <w:lastRenderedPageBreak/>
         <w:t>├3D：自然不逼叫，保证邀请实力</w:t>
       </w:r>
     </w:p>
@@ -22633,6 +22606,7 @@
         <w:rPr>
           <w:rFonts w:hint="eastAsia"/>
         </w:rPr>
+        <w:lastRenderedPageBreak/>
         <w:t>├3S：55低花逼局</w:t>
       </w:r>
       <w:r>
@@ -22709,7 +22683,6 @@
         <w:rPr>
           <w:rFonts w:hint="eastAsia"/>
         </w:rPr>
-        <w:lastRenderedPageBreak/>
         <w:t>├3H：S 套邀请以上，开叫人 3S 不接受，其他叫品接受</w:t>
       </w:r>
     </w:p>
@@ -22895,7 +22868,6 @@
         <w:rPr>
           <w:rFonts w:hint="eastAsia"/>
         </w:rPr>
-        <w:lastRenderedPageBreak/>
         <w:t>├3D：H 邀请以上，开叫人接受转移表示不接受邀请</w:t>
       </w:r>
     </w:p>
@@ -23154,88 +23126,88 @@
     </w:p>
     <w:p>
       <w:r>
+        <w:t xml:space="preserve">      其他叫品维持原意</w:t>
+      </w:r>
+    </w:p>
+    <w:p>
+      <w:pPr>
+        <w:pStyle w:val="3"/>
+      </w:pPr>
+      <w:r>
+        <w:t>对方在 2 阶争叫</w:t>
+      </w:r>
+    </w:p>
+    <w:p>
+      <w:r>
+        <w:t xml:space="preserve">      Pass 表示 0-4 或者埋伏性，逼叫一轮，</w:t>
+      </w:r>
+    </w:p>
+    <w:p>
+      <w:r>
+        <w:t xml:space="preserve">      加倍表示 5+和逼局，</w:t>
+      </w:r>
+    </w:p>
+    <w:p>
+      <w:r>
+        <w:t xml:space="preserve">      叫牌显示逼局和比较好的套</w:t>
+      </w:r>
+    </w:p>
+    <w:p>
+      <w:pPr>
+        <w:pStyle w:val="3"/>
+      </w:pPr>
+      <w:r>
+        <w:t>对方在 3 阶到 4D 争叫</w:t>
+      </w:r>
+    </w:p>
+    <w:p>
+      <w:r>
+        <w:t xml:space="preserve">      Pass 不逼叫，</w:t>
+      </w:r>
+    </w:p>
+    <w:p>
+      <w:r>
+        <w:t xml:space="preserve">      加倍表示逼局和技术性加倍，</w:t>
+      </w:r>
+    </w:p>
+    <w:p>
+      <w:r>
+        <w:t xml:space="preserve">      叫牌显示逼局和逼叫好的套</w:t>
+      </w:r>
+    </w:p>
+    <w:p>
+      <w:pPr>
+        <w:pStyle w:val="3"/>
+      </w:pPr>
+      <w:r>
+        <w:t>对方在 4H 以上争叫：（进入逼叫性 Pass 序列）</w:t>
+      </w:r>
+    </w:p>
+    <w:p>
+      <w:r>
+        <w:t xml:space="preserve">      Pass 逼叫</w:t>
+      </w:r>
+    </w:p>
+    <w:p>
+      <w:r>
+        <w:t xml:space="preserve">      加倍表示差牌</w:t>
+      </w:r>
+    </w:p>
+    <w:p>
+      <w:r>
+        <w:t xml:space="preserve">      直接叫表示牌型牌</w:t>
+      </w:r>
+    </w:p>
+    <w:p>
+      <w:r>
+        <w:t xml:space="preserve">      Pass 再拉回表示比较好的牌和满贯兴趣</w:t>
+      </w:r>
+    </w:p>
+    <w:p/>
+    <w:p/>
+    <w:p>
+      <w:r>
         <w:lastRenderedPageBreak/>
-        <w:t xml:space="preserve">      其他叫品维持原意</w:t>
-      </w:r>
-    </w:p>
-    <w:p>
-      <w:pPr>
-        <w:pStyle w:val="3"/>
-      </w:pPr>
-      <w:r>
-        <w:t>对方在 2 阶争叫</w:t>
-      </w:r>
-    </w:p>
-    <w:p>
-      <w:r>
-        <w:t xml:space="preserve">      Pass 表示 0-4 或者埋伏性，逼叫一轮，</w:t>
-      </w:r>
-    </w:p>
-    <w:p>
-      <w:r>
-        <w:t xml:space="preserve">      加倍表示 5+和逼局，</w:t>
-      </w:r>
-    </w:p>
-    <w:p>
-      <w:r>
-        <w:t xml:space="preserve">      叫牌显示逼局和比较好的套</w:t>
-      </w:r>
-    </w:p>
-    <w:p>
-      <w:pPr>
-        <w:pStyle w:val="3"/>
-      </w:pPr>
-      <w:r>
-        <w:t>对方在 3 阶到 4D 争叫</w:t>
-      </w:r>
-    </w:p>
-    <w:p>
-      <w:r>
-        <w:t xml:space="preserve">      Pass 不逼叫，</w:t>
-      </w:r>
-    </w:p>
-    <w:p>
-      <w:r>
-        <w:t xml:space="preserve">      加倍表示逼局和技术性加倍，</w:t>
-      </w:r>
-    </w:p>
-    <w:p>
-      <w:r>
-        <w:t xml:space="preserve">      叫牌显示逼局和逼叫好的套</w:t>
-      </w:r>
-    </w:p>
-    <w:p>
-      <w:pPr>
-        <w:pStyle w:val="3"/>
-      </w:pPr>
-      <w:r>
-        <w:t>对方在 4H 以上争叫：（进入逼叫性 Pass 序列）</w:t>
-      </w:r>
-    </w:p>
-    <w:p>
-      <w:r>
-        <w:t xml:space="preserve">      Pass 逼叫</w:t>
-      </w:r>
-    </w:p>
-    <w:p>
-      <w:r>
-        <w:t xml:space="preserve">      加倍表示差牌</w:t>
-      </w:r>
-    </w:p>
-    <w:p>
-      <w:r>
-        <w:t xml:space="preserve">      直接叫表示牌型牌</w:t>
-      </w:r>
-    </w:p>
-    <w:p>
-      <w:r>
-        <w:t xml:space="preserve">      Pass 再拉回表示比较好的牌和满贯兴趣</w:t>
-      </w:r>
-    </w:p>
-    <w:p/>
-    <w:p/>
-    <w:p>
-      <w:r>
         <w:t xml:space="preserve">12.5 </w:t>
       </w:r>
       <w:r>
@@ -23365,6 +23337,7 @@
     </w:p>
     <w:p>
       <w:r>
+        <w:lastRenderedPageBreak/>
         <w:t xml:space="preserve">      </w:t>
       </w:r>
       <w:r>
@@ -23447,289 +23420,282 @@
         <w:rPr>
           <w:rFonts w:hint="eastAsia"/>
         </w:rPr>
-        <w:t>(1H)-1S-(P/X)-等，后续叫牌要参考(1D)-1H-(P/X)-和上面</w:t>
-      </w:r>
-      <w:r>
-        <w:rPr>
-          <w:rFonts w:hint="eastAsia"/>
-        </w:rPr>
+        <w:t>(1H)-1S-(P/X)-等，后续叫牌要参考(1D)-1H-(P/X)-和上面的一般说明做调整。</w:t>
+      </w:r>
+    </w:p>
+    <w:p/>
+    <w:p>
+      <w:r>
+        <w:rPr>
+          <w:rFonts w:hint="eastAsia"/>
+        </w:rPr>
+        <w:t>(1D)-1H-(P/X)-?</w:t>
+      </w:r>
+    </w:p>
+    <w:p>
+      <w:r>
+        <w:rPr>
+          <w:rFonts w:hint="eastAsia"/>
+        </w:rPr>
+        <w:t>├1S：自然叫通常保证 5 张，偶尔 4 张，争叫人 3 张可以加叫</w:t>
+      </w:r>
+    </w:p>
+    <w:p>
+      <w:r>
+        <w:rPr>
+          <w:rFonts w:hint="eastAsia"/>
+        </w:rPr>
+        <w:t>├1NT：自然叫 9-11</w:t>
+      </w:r>
+    </w:p>
+    <w:p>
+      <w:r>
+        <w:rPr>
+          <w:rFonts w:hint="eastAsia"/>
+        </w:rPr>
+        <w:t>├XX：有一大一小的支持，并且有一定的实力</w:t>
+      </w:r>
+    </w:p>
+    <w:p>
+      <w:r>
+        <w:rPr>
+          <w:rFonts w:hint="eastAsia"/>
+        </w:rPr>
+        <w:t>├2C：不逼叫，建设性</w:t>
+      </w:r>
+    </w:p>
+    <w:p>
+      <w:r>
+        <w:rPr>
+          <w:rFonts w:hint="eastAsia"/>
+        </w:rPr>
+        <w:t>├2D：通常有支持，好的 10 点以上，再叫 2NT 表示 14-15 邀请</w:t>
+      </w:r>
+    </w:p>
+    <w:p>
+      <w:r>
+        <w:rPr>
+          <w:rFonts w:hint="eastAsia"/>
+        </w:rPr>
+        <w:t>├2H：普通加叫 7-9</w:t>
+      </w:r>
+    </w:p>
+    <w:p>
+      <w:r>
+        <w:rPr>
+          <w:rFonts w:hint="eastAsia"/>
+        </w:rPr>
+        <w:t>├2S：第三家 Pass 表示自然叫和逼局，第三家加倍表示阻击</w:t>
+      </w:r>
+    </w:p>
+    <w:p>
+      <w:r>
+        <w:rPr>
+          <w:rFonts w:hint="eastAsia"/>
+        </w:rPr>
+        <w:t>├2NT：第三家 Pass 表示 12-13 邀请，第三家加倍表示 4 张支持邀请以上</w:t>
+      </w:r>
+    </w:p>
+    <w:p>
+      <w:r>
+        <w:rPr>
+          <w:rFonts w:hint="eastAsia"/>
+        </w:rPr>
+        <w:t>├3C：第三家 Pass 表示自然叫和逼局，第三家加倍表示配合显示</w:t>
+      </w:r>
+    </w:p>
+    <w:p>
+      <w:r>
+        <w:rPr>
+          <w:rFonts w:hint="eastAsia"/>
+        </w:rPr>
+        <w:t>├3D：跳扣叫表示混合加叫，4 张支持，6-9 点</w:t>
+      </w:r>
+    </w:p>
+    <w:p>
+      <w:r>
+        <w:rPr>
+          <w:rFonts w:hint="eastAsia"/>
+        </w:rPr>
+        <w:t>├3H：阻击</w:t>
+      </w:r>
+    </w:p>
+    <w:p>
+      <w:r>
+        <w:rPr>
+          <w:rFonts w:hint="eastAsia"/>
+        </w:rPr>
+        <w:t>├3S：自然阻击</w:t>
+      </w:r>
+    </w:p>
+    <w:p>
+      <w:r>
+        <w:rPr>
+          <w:rFonts w:hint="eastAsia"/>
+        </w:rPr>
+        <w:t>├3NT：16-18 想打，自然叫</w:t>
+      </w:r>
+    </w:p>
+    <w:p>
+      <w:r>
+        <w:rPr>
+          <w:rFonts w:hint="eastAsia"/>
+        </w:rPr>
+        <w:t>├4C：配合显示</w:t>
+      </w:r>
+    </w:p>
+    <w:p>
+      <w:r>
+        <w:rPr>
+          <w:rFonts w:hint="eastAsia"/>
+        </w:rPr>
+        <w:t>├4D：Splinter</w:t>
+      </w:r>
+    </w:p>
+    <w:p/>
+    <w:p>
+      <w:pPr>
+        <w:pStyle w:val="2"/>
+      </w:pPr>
+      <w:r>
+        <w:t>13.2 表邀请加叫叫品的扣叫以及2NT后对方干扰，</w:t>
+      </w:r>
+    </w:p>
+    <w:p>
+      <w:r>
+        <w:t>如果对方加倍介入，则直接叫回将牌表示最弱，Pass表示稍好，</w:t>
+      </w:r>
+    </w:p>
+    <w:p>
+      <w:r>
+        <w:t>如果对方争叫介入，则Pass表示最弱，且不逼叫，叫牌表示稍好</w:t>
+      </w:r>
+    </w:p>
+    <w:p>
+      <w:r>
+        <w:rPr>
+          <w:rFonts w:hint="eastAsia"/>
+        </w:rPr>
+        <w:t>(1D)-1H-(P)-2D</w:t>
+      </w:r>
+    </w:p>
+    <w:p>
+      <w:r>
+        <w:rPr>
+          <w:rFonts w:hint="eastAsia"/>
+        </w:rPr>
+        <w:t>(X)-?</w:t>
+      </w:r>
+    </w:p>
+    <w:p>
+      <w:r>
+        <w:rPr>
+          <w:rFonts w:hint="eastAsia"/>
+        </w:rPr>
+        <w:t>├2H：最弱</w:t>
+      </w:r>
+    </w:p>
+    <w:p>
+      <w:r>
+        <w:rPr>
+          <w:rFonts w:hint="eastAsia"/>
+        </w:rPr>
+        <w:t>├Pass：稍好</w:t>
+      </w:r>
+    </w:p>
+    <w:p/>
+    <w:p>
+      <w:r>
+        <w:rPr>
+          <w:rFonts w:hint="eastAsia"/>
+        </w:rPr>
+        <w:t>(1D)-1H-(X)-2NT</w:t>
+      </w:r>
+    </w:p>
+    <w:p>
+      <w:r>
+        <w:rPr>
+          <w:rFonts w:hint="eastAsia"/>
+        </w:rPr>
+        <w:t>(3D)-?</w:t>
+      </w:r>
+    </w:p>
+    <w:p>
+      <w:r>
+        <w:rPr>
+          <w:rFonts w:hint="eastAsia"/>
+        </w:rPr>
+        <w:t>├Pass：最弱</w:t>
+      </w:r>
+    </w:p>
+    <w:p>
+      <w:r>
+        <w:rPr>
+          <w:rFonts w:hint="eastAsia"/>
+        </w:rPr>
+        <w:t>├3H：稍好</w:t>
+      </w:r>
+    </w:p>
+    <w:p/>
+    <w:p>
+      <w:pPr>
+        <w:pStyle w:val="2"/>
+      </w:pPr>
+      <w:r>
+        <w:t>13.5 Scramble2NT</w:t>
+      </w:r>
+    </w:p>
+    <w:p>
+      <w:r>
+        <w:rPr>
+          <w:rFonts w:hint="eastAsia"/>
+        </w:rPr>
+        <w:t>竞叫进程中假如我方明显没有成局希望而是抢夺定约，这时候叫</w:t>
+      </w:r>
+      <w:r>
+        <w:t>2NT表示可能有两个地方可打，请同伴选择一门花色，而如果我方还有进局希望，则2NT表示自然含义，有挡张和一些实力：</w:t>
+      </w:r>
+    </w:p>
+    <w:p>
+      <w:r>
+        <w:rPr>
+          <w:rFonts w:hint="eastAsia"/>
+        </w:rPr>
+        <w:t>1C-(2H)-P-(P)</w:t>
+      </w:r>
+    </w:p>
+    <w:p>
+      <w:r>
+        <w:rPr>
+          <w:rFonts w:hint="eastAsia"/>
+        </w:rPr>
+        <w:t>(P)-2NT：有一些点和挡张</w:t>
+      </w:r>
+    </w:p>
+    <w:p/>
+    <w:p>
+      <w:r>
+        <w:rPr>
+          <w:rFonts w:hint="eastAsia"/>
+        </w:rPr>
+        <w:t>(1S)-X-(2S)-P</w:t>
+      </w:r>
+    </w:p>
+    <w:p>
+      <w:r>
+        <w:rPr>
+          <w:rFonts w:hint="eastAsia"/>
+        </w:rPr>
+        <w:t>(P)-X-(P)-2NT：两个地方可打</w:t>
+      </w:r>
+    </w:p>
+    <w:p/>
+    <w:p>
+      <w:pPr>
+        <w:pStyle w:val="2"/>
+      </w:pPr>
+      <w:r>
         <w:lastRenderedPageBreak/>
-        <w:t>的一般说明做调整。</w:t>
-      </w:r>
-    </w:p>
-    <w:p/>
-    <w:p>
-      <w:r>
-        <w:rPr>
-          <w:rFonts w:hint="eastAsia"/>
-        </w:rPr>
-        <w:t>(1D)-1H-(P/X)-?</w:t>
-      </w:r>
-    </w:p>
-    <w:p>
-      <w:r>
-        <w:rPr>
-          <w:rFonts w:hint="eastAsia"/>
-        </w:rPr>
-        <w:t>├1S：自然叫通常保证 5 张，偶尔 4 张，争叫人 3 张可以加叫</w:t>
-      </w:r>
-    </w:p>
-    <w:p>
-      <w:r>
-        <w:rPr>
-          <w:rFonts w:hint="eastAsia"/>
-        </w:rPr>
-        <w:t>├1NT：自然叫 9-11</w:t>
-      </w:r>
-    </w:p>
-    <w:p>
-      <w:r>
-        <w:rPr>
-          <w:rFonts w:hint="eastAsia"/>
-        </w:rPr>
-        <w:t>├XX：有一大一小的支持，并且有一定的实力</w:t>
-      </w:r>
-    </w:p>
-    <w:p>
-      <w:r>
-        <w:rPr>
-          <w:rFonts w:hint="eastAsia"/>
-        </w:rPr>
-        <w:t>├2C：不逼叫，建设性</w:t>
-      </w:r>
-    </w:p>
-    <w:p>
-      <w:r>
-        <w:rPr>
-          <w:rFonts w:hint="eastAsia"/>
-        </w:rPr>
-        <w:t>├2D：通常有支持，好的 10 点以上，再叫 2NT 表示 14-15 邀请</w:t>
-      </w:r>
-    </w:p>
-    <w:p>
-      <w:r>
-        <w:rPr>
-          <w:rFonts w:hint="eastAsia"/>
-        </w:rPr>
-        <w:t>├2H：普通加叫 7-9</w:t>
-      </w:r>
-    </w:p>
-    <w:p>
-      <w:r>
-        <w:rPr>
-          <w:rFonts w:hint="eastAsia"/>
-        </w:rPr>
-        <w:t>├2S：第三家 Pass 表示自然叫和逼局，第三家加倍表示阻击</w:t>
-      </w:r>
-    </w:p>
-    <w:p>
-      <w:r>
-        <w:rPr>
-          <w:rFonts w:hint="eastAsia"/>
-        </w:rPr>
-        <w:t>├2NT：第三家 Pass 表示 12-13 邀请，第三家加倍表示 4 张支持邀请以上</w:t>
-      </w:r>
-    </w:p>
-    <w:p>
-      <w:r>
-        <w:rPr>
-          <w:rFonts w:hint="eastAsia"/>
-        </w:rPr>
-        <w:t>├3C：第三家 Pass 表示自然叫和逼局，第三家加倍表示配合显示</w:t>
-      </w:r>
-    </w:p>
-    <w:p>
-      <w:r>
-        <w:rPr>
-          <w:rFonts w:hint="eastAsia"/>
-        </w:rPr>
-        <w:t>├3D：跳扣叫表示混合加叫，4 张支持，6-9 点</w:t>
-      </w:r>
-    </w:p>
-    <w:p>
-      <w:r>
-        <w:rPr>
-          <w:rFonts w:hint="eastAsia"/>
-        </w:rPr>
-        <w:t>├3H：阻击</w:t>
-      </w:r>
-    </w:p>
-    <w:p>
-      <w:r>
-        <w:rPr>
-          <w:rFonts w:hint="eastAsia"/>
-        </w:rPr>
-        <w:t>├3S：自然阻击</w:t>
-      </w:r>
-    </w:p>
-    <w:p>
-      <w:r>
-        <w:rPr>
-          <w:rFonts w:hint="eastAsia"/>
-        </w:rPr>
-        <w:t>├3NT：16-18 想打，自然叫</w:t>
-      </w:r>
-    </w:p>
-    <w:p>
-      <w:r>
-        <w:rPr>
-          <w:rFonts w:hint="eastAsia"/>
-        </w:rPr>
-        <w:t>├4C：配合显示</w:t>
-      </w:r>
-    </w:p>
-    <w:p>
-      <w:r>
-        <w:rPr>
-          <w:rFonts w:hint="eastAsia"/>
-        </w:rPr>
-        <w:t>├4D：Splinter</w:t>
-      </w:r>
-    </w:p>
-    <w:p/>
-    <w:p>
-      <w:pPr>
-        <w:pStyle w:val="2"/>
-      </w:pPr>
-      <w:r>
-        <w:t>13.2 表邀请加叫叫品的扣叫以及2NT后对方干扰，</w:t>
-      </w:r>
-    </w:p>
-    <w:p>
-      <w:r>
-        <w:t>如果对方加倍介入，则直接叫回将牌表示最弱，Pass表示稍好，</w:t>
-      </w:r>
-    </w:p>
-    <w:p>
-      <w:r>
-        <w:t>如果对方争叫介入，则Pass表示最弱，且不逼叫，叫牌表示稍好</w:t>
-      </w:r>
-    </w:p>
-    <w:p>
-      <w:r>
-        <w:rPr>
-          <w:rFonts w:hint="eastAsia"/>
-        </w:rPr>
-        <w:t>(1D)-1H-(P)-2D</w:t>
-      </w:r>
-    </w:p>
-    <w:p>
-      <w:r>
-        <w:rPr>
-          <w:rFonts w:hint="eastAsia"/>
-        </w:rPr>
-        <w:t>(X)-?</w:t>
-      </w:r>
-    </w:p>
-    <w:p>
-      <w:r>
-        <w:rPr>
-          <w:rFonts w:hint="eastAsia"/>
-        </w:rPr>
-        <w:t>├2H：最弱</w:t>
-      </w:r>
-    </w:p>
-    <w:p>
-      <w:r>
-        <w:rPr>
-          <w:rFonts w:hint="eastAsia"/>
-        </w:rPr>
-        <w:lastRenderedPageBreak/>
-        <w:t>├Pass：稍好</w:t>
-      </w:r>
-    </w:p>
-    <w:p/>
-    <w:p>
-      <w:r>
-        <w:rPr>
-          <w:rFonts w:hint="eastAsia"/>
-        </w:rPr>
-        <w:t>(1D)-1H-(X)-2NT</w:t>
-      </w:r>
-    </w:p>
-    <w:p>
-      <w:r>
-        <w:rPr>
-          <w:rFonts w:hint="eastAsia"/>
-        </w:rPr>
-        <w:t>(3D)-?</w:t>
-      </w:r>
-    </w:p>
-    <w:p>
-      <w:r>
-        <w:rPr>
-          <w:rFonts w:hint="eastAsia"/>
-        </w:rPr>
-        <w:t>├Pass：最弱</w:t>
-      </w:r>
-    </w:p>
-    <w:p>
-      <w:r>
-        <w:rPr>
-          <w:rFonts w:hint="eastAsia"/>
-        </w:rPr>
-        <w:t>├3H：稍好</w:t>
-      </w:r>
-    </w:p>
-    <w:p/>
-    <w:p>
-      <w:pPr>
-        <w:pStyle w:val="2"/>
-      </w:pPr>
-      <w:r>
-        <w:t>13.5 Scramble2NT</w:t>
-      </w:r>
-    </w:p>
-    <w:p>
-      <w:r>
-        <w:rPr>
-          <w:rFonts w:hint="eastAsia"/>
-        </w:rPr>
-        <w:t>竞叫进程中假如我方明显没有成局希望而是抢夺定约，这时候叫</w:t>
-      </w:r>
-      <w:r>
-        <w:t>2NT表示可能有两个地方可打，请同伴选择一门花色，而如果我方还有进局希望，则2NT表示自然含义，有挡张和一些实力：</w:t>
-      </w:r>
-    </w:p>
-    <w:p>
-      <w:r>
-        <w:rPr>
-          <w:rFonts w:hint="eastAsia"/>
-        </w:rPr>
-        <w:t>1C-(2H)-P-(P)</w:t>
-      </w:r>
-    </w:p>
-    <w:p>
-      <w:r>
-        <w:rPr>
-          <w:rFonts w:hint="eastAsia"/>
-        </w:rPr>
-        <w:t>(P)-2NT：有一些点和挡张</w:t>
-      </w:r>
-    </w:p>
-    <w:p/>
-    <w:p>
-      <w:r>
-        <w:rPr>
-          <w:rFonts w:hint="eastAsia"/>
-        </w:rPr>
-        <w:t>(1S)-X-(2S)-P</w:t>
-      </w:r>
-    </w:p>
-    <w:p>
-      <w:r>
-        <w:rPr>
-          <w:rFonts w:hint="eastAsia"/>
-        </w:rPr>
-        <w:t>(P)-X-(P)-2NT：两个地方可打</w:t>
-      </w:r>
-    </w:p>
-    <w:p/>
-    <w:p>
-      <w:pPr>
-        <w:pStyle w:val="2"/>
-      </w:pPr>
-      <w:r>
         <w:t>13.6</w:t>
       </w:r>
       <w:r>
@@ -23759,11 +23725,7 @@
     </w:p>
     <w:p>
       <w:r>
-        <w:t xml:space="preserve">      这两个位置被称为提前平衡位置，在这个位置，技术性加倍实力和直接位置相当，但是争叫实力当对方花色短的时候可以适当降低，基本持有一门花色的阻击叫牌和对方花色短就可以提前平衡，所以争叫人的同伴应该适度降低预期（因为此进程对方两人都显示了一定的建设性实力，所以我方进局前景较小，但是争抢定约很必</w:t>
-      </w:r>
-      <w:r>
-        <w:lastRenderedPageBreak/>
-        <w:t>要），非常好的牌可以扣叫，但不要贸然进局</w:t>
+        <w:t xml:space="preserve">      这两个位置被称为提前平衡位置，在这个位置，技术性加倍实力和直接位置相当，但是争叫实力当对方花色短的时候可以适当降低，基本持有一门花色的阻击叫牌和对方花色短就可以提前平衡，所以争叫人的同伴应该适度降低预期（因为此进程对方两人都显示了一定的建设性实力，所以我方进局前景较小，但是争抢定约很必要），非常好的牌可以扣叫，但不要贸然进局</w:t>
       </w:r>
     </w:p>
     <w:p/>
@@ -24040,6 +24002,7 @@
     </w:p>
     <w:p>
       <w:r>
+        <w:lastRenderedPageBreak/>
         <w:t xml:space="preserve">          1H-(P)-2H-(3C)</w:t>
       </w:r>
       <w:r>
@@ -24167,7 +24130,6 @@
     </w:p>
     <w:p>
       <w:r>
-        <w:lastRenderedPageBreak/>
         <w:t xml:space="preserve">             (1D)-X-(1H)-X</w:t>
       </w:r>
     </w:p>
@@ -24246,7 +24208,11 @@
     </w:p>
     <w:p>
       <w:r>
-        <w:t xml:space="preserve">      这两个位置被称为提前平衡位置，在这个位置，技术性加倍实力和直接位置相当，但是争叫实力当对方花色短的时候可以适当降低，基本持有一门花色的阻击叫牌和对方花色短就可以提前平衡，所以争叫人的同伴应该适度降低预期（因为此进程对方两人都显示了一定的建设性实力，所以我方进局前景较小，但是争抢定约很必要），非常好的牌可以扣叫，但不要贸然进局</w:t>
+        <w:t xml:space="preserve">      这两个位置被称为提前平衡位置，在这个位置，技术性加倍实力和直接位置相当，但是争叫实力当对方花色短的时候可以适当降低，基本持有一门花色的阻击叫牌和对方花色短就可以提前平衡，所以争叫人的同伴应该适度降低预期（因为此进程对</w:t>
+      </w:r>
+      <w:r>
+        <w:lastRenderedPageBreak/>
+        <w:t>方两人都显示了一定的建设性实力，所以我方进局前景较小，但是争抢定约很必要），非常好的牌可以扣叫，但不要贸然进局</w:t>
       </w:r>
     </w:p>
     <w:p/>
@@ -24291,108 +24257,108 @@
     </w:p>
     <w:p>
       <w:r>
+        <w:t xml:space="preserve">      2C：双高花 54 以上</w:t>
+      </w:r>
+    </w:p>
+    <w:p>
+      <w:r>
+        <w:t xml:space="preserve">      2D/H/S：自然叫</w:t>
+      </w:r>
+    </w:p>
+    <w:p>
+      <w:r>
+        <w:t xml:space="preserve">      2NT：双低花 55 以上</w:t>
+      </w:r>
+    </w:p>
+    <w:p>
+      <w:r>
+        <w:t xml:space="preserve">      3X：自然叫</w:t>
+      </w:r>
+    </w:p>
+    <w:p>
+      <w:r>
+        <w:t xml:space="preserve">      版本二：</w:t>
+      </w:r>
+    </w:p>
+    <w:p>
+      <w:r>
+        <w:t xml:space="preserve">      X：惩罚性，比对方开叫 1NT 的中限实力更强即可，当加倍以后对方逃叫以后，加倍表示技术性</w:t>
+      </w:r>
+    </w:p>
+    <w:p>
+      <w:r>
+        <w:t xml:space="preserve">      2C：双高花 54 以上</w:t>
+      </w:r>
+    </w:p>
+    <w:p>
+      <w:r>
+        <w:t xml:space="preserve">      2D：单高套</w:t>
+      </w:r>
+    </w:p>
+    <w:p>
+      <w:r>
+        <w:t xml:space="preserve">      2H/S：S+m（后续同麦德伯格）</w:t>
+      </w:r>
+    </w:p>
+    <w:p>
+      <w:r>
+        <w:t xml:space="preserve">      2NT：双低花 55 以上</w:t>
+      </w:r>
+    </w:p>
+    <w:p>
+      <w:r>
+        <w:t xml:space="preserve">      3X：自然叫</w:t>
+      </w:r>
+    </w:p>
+    <w:p>
+      <w:r>
+        <w:t xml:space="preserve">      牌例：</w:t>
+      </w:r>
+    </w:p>
+    <w:p>
+      <w:r>
+        <w:t>(1NT)-2C-(P/X)-?</w:t>
+      </w:r>
+    </w:p>
+    <w:p>
+      <w:r>
+        <w:rPr>
+          <w:rFonts w:hint="eastAsia"/>
+        </w:rPr>
+        <w:t>├</w:t>
+      </w:r>
+      <w:r>
+        <w:t>Pass：C 套</w:t>
+      </w:r>
+    </w:p>
+    <w:p>
+      <w:r>
+        <w:rPr>
+          <w:rFonts w:hint="eastAsia"/>
+        </w:rPr>
+        <w:t>├</w:t>
+      </w:r>
+      <w:r>
+        <w:t>XX：请同伴叫 2D</w:t>
+      </w:r>
+    </w:p>
+    <w:p>
+      <w:r>
+        <w:rPr>
+          <w:rFonts w:hint="eastAsia"/>
+        </w:rPr>
+        <w:t>├</w:t>
+      </w:r>
+      <w:r>
+        <w:t>2D：示选高花</w:t>
+      </w:r>
+    </w:p>
+    <w:p>
+      <w:r>
+        <w:rPr>
+          <w:rFonts w:hint="eastAsia"/>
+        </w:rPr>
         <w:lastRenderedPageBreak/>
-        <w:t xml:space="preserve">      2C：双高花 54 以上</w:t>
-      </w:r>
-    </w:p>
-    <w:p>
-      <w:r>
-        <w:t xml:space="preserve">      2D/H/S：自然叫</w:t>
-      </w:r>
-    </w:p>
-    <w:p>
-      <w:r>
-        <w:t xml:space="preserve">      2NT：双低花 55 以上</w:t>
-      </w:r>
-    </w:p>
-    <w:p>
-      <w:r>
-        <w:t xml:space="preserve">      3X：自然叫</w:t>
-      </w:r>
-    </w:p>
-    <w:p>
-      <w:r>
-        <w:t xml:space="preserve">      版本二：</w:t>
-      </w:r>
-    </w:p>
-    <w:p>
-      <w:r>
-        <w:t xml:space="preserve">      X：惩罚性，比对方开叫 1NT 的中限实力更强即可，当加倍以后对方逃叫以后，加倍表示技术性</w:t>
-      </w:r>
-    </w:p>
-    <w:p>
-      <w:r>
-        <w:t xml:space="preserve">      2C：双高花 54 以上</w:t>
-      </w:r>
-    </w:p>
-    <w:p>
-      <w:r>
-        <w:t xml:space="preserve">      2D：单高套</w:t>
-      </w:r>
-    </w:p>
-    <w:p>
-      <w:r>
-        <w:t xml:space="preserve">      2H/S：S+m（后续同麦德伯格）</w:t>
-      </w:r>
-    </w:p>
-    <w:p>
-      <w:r>
-        <w:t xml:space="preserve">      2NT：双低花 55 以上</w:t>
-      </w:r>
-    </w:p>
-    <w:p>
-      <w:r>
-        <w:t xml:space="preserve">      3X：自然叫</w:t>
-      </w:r>
-    </w:p>
-    <w:p>
-      <w:r>
-        <w:t xml:space="preserve">      牌例：</w:t>
-      </w:r>
-    </w:p>
-    <w:p>
-      <w:r>
-        <w:t>(1NT)-2C-(P/X)-?</w:t>
-      </w:r>
-    </w:p>
-    <w:p>
-      <w:r>
-        <w:rPr>
-          <w:rFonts w:hint="eastAsia"/>
-        </w:rPr>
-        <w:t>├</w:t>
-      </w:r>
-      <w:r>
-        <w:t>Pass：C 套</w:t>
-      </w:r>
-    </w:p>
-    <w:p>
-      <w:r>
-        <w:rPr>
-          <w:rFonts w:hint="eastAsia"/>
-        </w:rPr>
-        <w:t>├</w:t>
-      </w:r>
-      <w:r>
-        <w:t>XX：请同伴叫 2D</w:t>
-      </w:r>
-    </w:p>
-    <w:p>
-      <w:r>
-        <w:rPr>
-          <w:rFonts w:hint="eastAsia"/>
-        </w:rPr>
-        <w:t>├</w:t>
-      </w:r>
-      <w:r>
-        <w:t>2D：示选高花</w:t>
-      </w:r>
-    </w:p>
-    <w:p>
-      <w:r>
-        <w:rPr>
-          <w:rFonts w:hint="eastAsia"/>
-        </w:rPr>
         <w:t>├</w:t>
       </w:r>
       <w:r>
@@ -24581,6 +24547,7 @@
         <w:rPr>
           <w:rFonts w:hint="eastAsia"/>
         </w:rPr>
+        <w:lastRenderedPageBreak/>
         <w:t>├3C：H 邀请以上</w:t>
       </w:r>
     </w:p>
@@ -24654,7 +24621,6 @@
         <w:rPr>
           <w:rFonts w:hint="eastAsia"/>
         </w:rPr>
-        <w:lastRenderedPageBreak/>
         <w:t>├高花：阻击性质的加叫</w:t>
       </w:r>
     </w:p>
@@ -24761,6 +24727,7 @@
         <w:pStyle w:val="3"/>
       </w:pPr>
       <w:r>
+        <w:lastRenderedPageBreak/>
         <w:t>13.8.3</w:t>
       </w:r>
       <w:r>
@@ -24836,7 +24803,6 @@
     </w:p>
     <w:p>
       <w:r>
-        <w:lastRenderedPageBreak/>
         <w:t xml:space="preserve">      扣叫表示问挡张，</w:t>
       </w:r>
     </w:p>
@@ -25059,6 +25025,7 @@
         <w:rPr>
           <w:rFonts w:hint="eastAsia"/>
         </w:rPr>
+        <w:lastRenderedPageBreak/>
         <w:t>│-----│-----├再叫 3NT 表示比直接跳叫 3NT 更强的牌（大约 16-17 点）， (这里如果加倍人是加倍出套的话应该拒绝接受转移)</w:t>
       </w:r>
     </w:p>
@@ -25132,11 +25099,7 @@
     </w:p>
     <w:p>
       <w:r>
-        <w:t xml:space="preserve">      当对方开叫阻击叫之后（精确 2C 不算阻击叫），跳争叫新花色（如对方开叫 </w:t>
-      </w:r>
-      <w:r>
-        <w:lastRenderedPageBreak/>
-        <w:t>2H，争叫 3S），表示中限以上好牌，14-16 点，6 张以上好套，比加倍出套稍差。</w:t>
+        <w:t xml:space="preserve">      当对方开叫阻击叫之后（精确 2C 不算阻击叫），跳争叫新花色（如对方开叫 2H，争叫 3S），表示中限以上好牌，14-16 点，6 张以上好套，比加倍出套稍差。</w:t>
       </w:r>
     </w:p>
     <w:p>
@@ -25230,6 +25193,7 @@
     </w:p>
     <w:p>
       <w:r>
+        <w:lastRenderedPageBreak/>
         <w:t xml:space="preserve">            3H：问挡张</w:t>
       </w:r>
     </w:p>
@@ -25297,7 +25261,6 @@
     </w:p>
     <w:p>
       <w:r>
-        <w:lastRenderedPageBreak/>
         <w:t xml:space="preserve">      同伴争叫以后叫无将表示扣叫，好牌</w:t>
       </w:r>
     </w:p>
@@ -25374,6 +25337,7 @@
     </w:p>
     <w:p>
       <w:r>
+        <w:lastRenderedPageBreak/>
         <w:t xml:space="preserve">          3C：尽早表示配合，这里 Pass 仅仅是表示没有合适的叫品，因为 3C 仍然逼叫</w:t>
       </w:r>
     </w:p>
@@ -25429,7 +25393,6 @@
     </w:p>
     <w:p>
       <w:r>
-        <w:lastRenderedPageBreak/>
         <w:t xml:space="preserve">        2S：S单套（差于x后2S），6张以上，8+hcp</w:t>
       </w:r>
     </w:p>
@@ -25490,7 +25453,11 @@
     </w:p>
     <w:p>
       <w:r>
-        <w:t xml:space="preserve">    4C/D开叫：7+张（最好8张）准坚固套高花H/S，将牌最多1个潜在输墩，12-16hcp，旁门最多一个K以上防守实力。（全手坐庄8.5赢墩，防守1.5赢墩）</w:t>
+        <w:t xml:space="preserve">    4C/D开叫：7+张（最好8张）准坚固套高花H/S，将牌最多1个潜在输墩，12-</w:t>
+      </w:r>
+      <w:r>
+        <w:lastRenderedPageBreak/>
+        <w:t>16hcp，旁门最多一个K以上防守实力。（全手坐庄8.5赢墩，防守1.5赢墩）</w:t>
       </w:r>
     </w:p>
     <w:p>
@@ -25563,7 +25530,6 @@
         <w:pStyle w:val="2"/>
       </w:pPr>
       <w:r>
-        <w:lastRenderedPageBreak/>
         <w:t>14.3 CRASH - 对抗精确1C（及1C-1D）</w:t>
       </w:r>
     </w:p>
@@ -25692,6 +25658,7 @@
         <w:ind w:firstLine="437"/>
       </w:pPr>
       <w:r>
+        <w:lastRenderedPageBreak/>
         <w:t xml:space="preserve">              2D：三套牌</w:t>
       </w:r>
     </w:p>
@@ -25796,119 +25763,196 @@
         <w:rPr>
           <w:rFonts w:hint="eastAsia"/>
         </w:rPr>
+        <w:t>├2S：不叫或修正（对H有好的支持）</w:t>
+      </w:r>
+    </w:p>
+    <w:p>
+      <w:pPr>
+        <w:ind w:firstLine="437"/>
+      </w:pPr>
+      <w:r>
+        <w:rPr>
+          <w:rFonts w:hint="eastAsia"/>
+        </w:rPr>
+        <w:t>│-----├开叫人持弱二</w:t>
+      </w:r>
+      <w:r>
+        <w:rPr>
+          <w:rFonts w:hint="eastAsia"/>
+        </w:rPr>
+        <w:t>黑桃</w:t>
+      </w:r>
+      <w:r>
+        <w:rPr>
+          <w:rFonts w:hint="eastAsia"/>
+        </w:rPr>
+        <w:t>不叫，</w:t>
+      </w:r>
+      <w:r>
+        <w:rPr>
+          <w:rFonts w:hint="eastAsia"/>
+        </w:rPr>
+        <w:t>红心</w:t>
+      </w:r>
+      <w:r>
+        <w:rPr>
+          <w:rFonts w:hint="eastAsia"/>
+        </w:rPr>
+        <w:t>修正，强牌2NT</w:t>
+      </w:r>
+    </w:p>
+    <w:p>
+      <w:pPr>
+        <w:ind w:firstLine="437"/>
+      </w:pPr>
+      <w:r>
+        <w:rPr>
+          <w:rFonts w:hint="eastAsia"/>
+        </w:rPr>
+        <w:t>├2NT：逼叫/问叫（邀请及以上，15p+）</w:t>
+      </w:r>
+    </w:p>
+    <w:p>
+      <w:pPr>
+        <w:ind w:firstLine="437"/>
+      </w:pPr>
+      <w:r>
+        <w:rPr>
+          <w:rFonts w:hint="eastAsia"/>
+        </w:rPr>
+        <w:t>│-----├3C：中低限弱二红心</w:t>
+      </w:r>
+    </w:p>
+    <w:p>
+      <w:pPr>
+        <w:ind w:firstLine="437"/>
+      </w:pPr>
+      <w:r>
+        <w:rPr>
+          <w:rFonts w:hint="eastAsia"/>
+        </w:rPr>
+        <w:t>│-----│-----├3D：继续问叫</w:t>
+      </w:r>
+    </w:p>
+    <w:p>
+      <w:pPr>
+        <w:ind w:firstLine="437"/>
+      </w:pPr>
+      <w:r>
+        <w:rPr>
+          <w:rFonts w:hint="eastAsia"/>
+        </w:rPr>
+        <w:t>│-----│-----│-----├3H：低限弱二红心</w:t>
+      </w:r>
+    </w:p>
+    <w:p>
+      <w:pPr>
+        <w:ind w:firstLine="437"/>
+      </w:pPr>
+      <w:r>
+        <w:rPr>
+          <w:rFonts w:hint="eastAsia"/>
+        </w:rPr>
+        <w:t>│-----│-----│-----├3S：中限弱二红心</w:t>
+      </w:r>
+    </w:p>
+    <w:p>
+      <w:pPr>
+        <w:ind w:firstLine="437"/>
+      </w:pPr>
+      <w:r>
+        <w:rPr>
+          <w:rFonts w:hint="eastAsia"/>
+        </w:rPr>
+        <w:t>│-----│-----├3H：止叫</w:t>
+      </w:r>
+    </w:p>
+    <w:p>
+      <w:pPr>
+        <w:ind w:firstLine="437"/>
+      </w:pPr>
+      <w:r>
+        <w:rPr>
+          <w:rFonts w:hint="eastAsia"/>
+        </w:rPr>
+        <w:t>│-----│-----├3NT：止叫</w:t>
+      </w:r>
+    </w:p>
+    <w:p>
+      <w:pPr>
+        <w:ind w:firstLine="437"/>
+      </w:pPr>
+      <w:r>
+        <w:rPr>
+          <w:rFonts w:hint="eastAsia"/>
+        </w:rPr>
+        <w:t>│-----│-----├3S：好套，逼叫</w:t>
+      </w:r>
+    </w:p>
+    <w:p>
+      <w:pPr>
+        <w:ind w:firstLine="437"/>
+      </w:pPr>
+      <w:r>
+        <w:rPr>
+          <w:rFonts w:hint="eastAsia"/>
+        </w:rPr>
+        <w:t>│-----├3D：中低限弱二黑桃</w:t>
+      </w:r>
+    </w:p>
+    <w:p>
+      <w:pPr>
+        <w:ind w:firstLine="437"/>
+      </w:pPr>
+      <w:r>
+        <w:rPr>
+          <w:rFonts w:hint="eastAsia"/>
+        </w:rPr>
+        <w:t>│-----│-----├3H：继续问叫</w:t>
+      </w:r>
+    </w:p>
+    <w:p>
+      <w:pPr>
+        <w:ind w:firstLine="437"/>
+      </w:pPr>
+      <w:r>
+        <w:rPr>
+          <w:rFonts w:hint="eastAsia"/>
+        </w:rPr>
+        <w:t>│-----│-----│-----├3S：低限弱二黑桃</w:t>
+      </w:r>
+    </w:p>
+    <w:p>
+      <w:pPr>
+        <w:ind w:firstLine="437"/>
+      </w:pPr>
+      <w:r>
+        <w:rPr>
+          <w:rFonts w:hint="eastAsia"/>
+        </w:rPr>
+        <w:t>│-----│-----│-----├3NT：中限弱二黑桃</w:t>
+      </w:r>
+    </w:p>
+    <w:p>
+      <w:pPr>
+        <w:ind w:firstLine="437"/>
+      </w:pPr>
+      <w:r>
+        <w:rPr>
+          <w:rFonts w:hint="eastAsia"/>
+        </w:rPr>
+        <w:t>│-----│-----├3S：止叫</w:t>
+      </w:r>
+    </w:p>
+    <w:p>
+      <w:pPr>
+        <w:ind w:firstLine="437"/>
+      </w:pPr>
+      <w:r>
+        <w:rPr>
+          <w:rFonts w:hint="eastAsia"/>
+        </w:rPr>
         <w:lastRenderedPageBreak/>
-        <w:t>├2S：不叫或修正（对H有好的支持）</w:t>
-      </w:r>
-    </w:p>
-    <w:p>
-      <w:pPr>
-        <w:ind w:firstLine="437"/>
-      </w:pPr>
-      <w:r>
-        <w:rPr>
-          <w:rFonts w:hint="eastAsia"/>
-        </w:rPr>
-        <w:t>│-----├开叫人持弱二</w:t>
-      </w:r>
-      <w:r>
-        <w:rPr>
-          <w:rFonts w:hint="eastAsia"/>
-        </w:rPr>
-        <w:t>黑桃</w:t>
-      </w:r>
-      <w:r>
-        <w:rPr>
-          <w:rFonts w:hint="eastAsia"/>
-        </w:rPr>
-        <w:t>不叫，</w:t>
-      </w:r>
-      <w:r>
-        <w:rPr>
-          <w:rFonts w:hint="eastAsia"/>
-        </w:rPr>
-        <w:t>红心</w:t>
-      </w:r>
-      <w:r>
-        <w:rPr>
-          <w:rFonts w:hint="eastAsia"/>
-        </w:rPr>
-        <w:t>修正，强牌2NT</w:t>
-      </w:r>
-    </w:p>
-    <w:p>
-      <w:pPr>
-        <w:ind w:firstLine="437"/>
-      </w:pPr>
-      <w:r>
-        <w:rPr>
-          <w:rFonts w:hint="eastAsia"/>
-        </w:rPr>
-        <w:t>├2NT：逼叫/问叫（邀请及以上，15p+）</w:t>
-      </w:r>
-    </w:p>
-    <w:p>
-      <w:pPr>
-        <w:ind w:firstLine="437"/>
-      </w:pPr>
-      <w:r>
-        <w:rPr>
-          <w:rFonts w:hint="eastAsia"/>
-        </w:rPr>
-        <w:t>│-----├3C：中低限弱二红心</w:t>
-      </w:r>
-    </w:p>
-    <w:p>
-      <w:pPr>
-        <w:ind w:firstLine="437"/>
-      </w:pPr>
-      <w:r>
-        <w:rPr>
-          <w:rFonts w:hint="eastAsia"/>
-        </w:rPr>
-        <w:t>│-----│-----├3D：继续问叫</w:t>
-      </w:r>
-    </w:p>
-    <w:p>
-      <w:pPr>
-        <w:ind w:firstLine="437"/>
-      </w:pPr>
-      <w:r>
-        <w:rPr>
-          <w:rFonts w:hint="eastAsia"/>
-        </w:rPr>
-        <w:t>│-----│-----│-----├3H：低限弱二红心</w:t>
-      </w:r>
-    </w:p>
-    <w:p>
-      <w:pPr>
-        <w:ind w:firstLine="437"/>
-      </w:pPr>
-      <w:r>
-        <w:rPr>
-          <w:rFonts w:hint="eastAsia"/>
-        </w:rPr>
-        <w:t>│-----│-----│-----├3S：中限弱二红心</w:t>
-      </w:r>
-    </w:p>
-    <w:p>
-      <w:pPr>
-        <w:ind w:firstLine="437"/>
-      </w:pPr>
-      <w:r>
-        <w:rPr>
-          <w:rFonts w:hint="eastAsia"/>
-        </w:rPr>
-        <w:t>│-----│-----├3H：止叫</w:t>
-      </w:r>
-    </w:p>
-    <w:p>
-      <w:pPr>
-        <w:ind w:firstLine="437"/>
-      </w:pPr>
-      <w:r>
-        <w:rPr>
-          <w:rFonts w:hint="eastAsia"/>
-        </w:rPr>
         <w:t>│-----│-----├3NT：止叫</w:t>
       </w:r>
     </w:p>
@@ -25920,83 +25964,6 @@
         <w:rPr>
           <w:rFonts w:hint="eastAsia"/>
         </w:rPr>
-        <w:t>│-----│-----├3S：好套，逼叫</w:t>
-      </w:r>
-    </w:p>
-    <w:p>
-      <w:pPr>
-        <w:ind w:firstLine="437"/>
-      </w:pPr>
-      <w:r>
-        <w:rPr>
-          <w:rFonts w:hint="eastAsia"/>
-        </w:rPr>
-        <w:t>│-----├3D：中低限弱二黑桃</w:t>
-      </w:r>
-    </w:p>
-    <w:p>
-      <w:pPr>
-        <w:ind w:firstLine="437"/>
-      </w:pPr>
-      <w:r>
-        <w:rPr>
-          <w:rFonts w:hint="eastAsia"/>
-        </w:rPr>
-        <w:t>│-----│-----├3H：继续问叫</w:t>
-      </w:r>
-    </w:p>
-    <w:p>
-      <w:pPr>
-        <w:ind w:firstLine="437"/>
-      </w:pPr>
-      <w:r>
-        <w:rPr>
-          <w:rFonts w:hint="eastAsia"/>
-        </w:rPr>
-        <w:t>│-----│-----│-----├3S：低限弱二黑桃</w:t>
-      </w:r>
-    </w:p>
-    <w:p>
-      <w:pPr>
-        <w:ind w:firstLine="437"/>
-      </w:pPr>
-      <w:r>
-        <w:rPr>
-          <w:rFonts w:hint="eastAsia"/>
-        </w:rPr>
-        <w:t>│-----│-----│-----├3NT：中限弱二黑桃</w:t>
-      </w:r>
-    </w:p>
-    <w:p>
-      <w:pPr>
-        <w:ind w:firstLine="437"/>
-      </w:pPr>
-      <w:r>
-        <w:rPr>
-          <w:rFonts w:hint="eastAsia"/>
-        </w:rPr>
-        <w:t>│-----│-----├3S：止叫</w:t>
-      </w:r>
-    </w:p>
-    <w:p>
-      <w:pPr>
-        <w:ind w:firstLine="437"/>
-      </w:pPr>
-      <w:r>
-        <w:rPr>
-          <w:rFonts w:hint="eastAsia"/>
-        </w:rPr>
-        <w:t>│-----│-----├3NT：止叫</w:t>
-      </w:r>
-    </w:p>
-    <w:p>
-      <w:pPr>
-        <w:ind w:firstLine="437"/>
-      </w:pPr>
-      <w:r>
-        <w:rPr>
-          <w:rFonts w:hint="eastAsia"/>
-        </w:rPr>
         <w:t>│-----├3H：高限弱二黑桃</w:t>
       </w:r>
     </w:p>
@@ -26118,7 +26085,6 @@
         <w:rPr>
           <w:rFonts w:hint="eastAsia"/>
         </w:rPr>
-        <w:lastRenderedPageBreak/>
         <w:t>│-----├4S：有支持</w:t>
       </w:r>
     </w:p>
@@ -26411,172 +26377,172 @@
         <w:rPr>
           <w:rFonts w:hint="eastAsia"/>
         </w:rPr>
+        <w:t>│-----│-----│-----├3H：低限弱二红心</w:t>
+      </w:r>
+    </w:p>
+    <w:p>
+      <w:pPr>
+        <w:ind w:firstLine="437"/>
+      </w:pPr>
+      <w:r>
+        <w:rPr>
+          <w:rFonts w:hint="eastAsia"/>
+        </w:rPr>
+        <w:t>│-----│-----│-----├3S：中限弱二红心</w:t>
+      </w:r>
+    </w:p>
+    <w:p>
+      <w:pPr>
+        <w:ind w:firstLine="437"/>
+      </w:pPr>
+      <w:r>
+        <w:rPr>
+          <w:rFonts w:hint="eastAsia"/>
+        </w:rPr>
+        <w:t>│-----│-----├3H：止叫</w:t>
+      </w:r>
+    </w:p>
+    <w:p>
+      <w:pPr>
+        <w:ind w:firstLine="437"/>
+      </w:pPr>
+      <w:r>
+        <w:rPr>
+          <w:rFonts w:hint="eastAsia"/>
+        </w:rPr>
+        <w:t>│-----│-----├3NT：止叫</w:t>
+      </w:r>
+    </w:p>
+    <w:p>
+      <w:pPr>
+        <w:ind w:firstLine="437"/>
+      </w:pPr>
+      <w:r>
+        <w:rPr>
+          <w:rFonts w:hint="eastAsia"/>
+        </w:rPr>
+        <w:t>│-----│-----├3S：好套，逼叫</w:t>
+      </w:r>
+    </w:p>
+    <w:p>
+      <w:pPr>
+        <w:ind w:firstLine="437"/>
+      </w:pPr>
+      <w:r>
+        <w:rPr>
+          <w:rFonts w:hint="eastAsia"/>
+        </w:rPr>
+        <w:t>│-----├3D：中低限弱二黑桃</w:t>
+      </w:r>
+    </w:p>
+    <w:p>
+      <w:pPr>
+        <w:ind w:firstLine="437"/>
+      </w:pPr>
+      <w:r>
+        <w:rPr>
+          <w:rFonts w:hint="eastAsia"/>
+        </w:rPr>
+        <w:t>│-----│-----├3H：继续问叫</w:t>
+      </w:r>
+    </w:p>
+    <w:p>
+      <w:pPr>
+        <w:ind w:firstLine="437"/>
+      </w:pPr>
+      <w:r>
+        <w:rPr>
+          <w:rFonts w:hint="eastAsia"/>
+        </w:rPr>
+        <w:t>│-----│-----│-----├3S：低限弱二黑桃</w:t>
+      </w:r>
+    </w:p>
+    <w:p>
+      <w:pPr>
+        <w:ind w:firstLine="437"/>
+      </w:pPr>
+      <w:r>
+        <w:rPr>
+          <w:rFonts w:hint="eastAsia"/>
+        </w:rPr>
+        <w:t>│-----│-----│-----├3NT：中限弱二黑桃</w:t>
+      </w:r>
+    </w:p>
+    <w:p>
+      <w:pPr>
+        <w:ind w:firstLine="437"/>
+      </w:pPr>
+      <w:r>
+        <w:rPr>
+          <w:rFonts w:hint="eastAsia"/>
+        </w:rPr>
+        <w:t>│-----│-----├3S：止叫</w:t>
+      </w:r>
+    </w:p>
+    <w:p>
+      <w:pPr>
+        <w:ind w:firstLine="437"/>
+      </w:pPr>
+      <w:r>
+        <w:rPr>
+          <w:rFonts w:hint="eastAsia"/>
+        </w:rPr>
+        <w:t>│-----│-----├3NT：止叫</w:t>
+      </w:r>
+    </w:p>
+    <w:p>
+      <w:pPr>
+        <w:ind w:firstLine="437"/>
+      </w:pPr>
+      <w:r>
+        <w:rPr>
+          <w:rFonts w:hint="eastAsia"/>
+        </w:rPr>
+        <w:t>│-----├3H：高限弱二黑桃</w:t>
+      </w:r>
+    </w:p>
+    <w:p>
+      <w:pPr>
+        <w:ind w:firstLine="437"/>
+      </w:pPr>
+      <w:r>
+        <w:rPr>
+          <w:rFonts w:hint="eastAsia"/>
+        </w:rPr>
+        <w:t>│-----├3S：高限弱二红桃</w:t>
+      </w:r>
+    </w:p>
+    <w:p>
+      <w:pPr>
+        <w:ind w:firstLine="437"/>
+      </w:pPr>
+      <w:r>
+        <w:rPr>
+          <w:rFonts w:hint="eastAsia"/>
+        </w:rPr>
+        <w:t>│-----├3NT：AKQXXX 的任意一门高花</w:t>
+      </w:r>
+    </w:p>
+    <w:p>
+      <w:pPr>
+        <w:ind w:firstLine="437"/>
+      </w:pPr>
+      <w:r>
+        <w:rPr>
+          <w:rFonts w:hint="eastAsia"/>
+        </w:rPr>
+        <w:t>│-----├4NT：20-21均型牌</w:t>
+      </w:r>
+    </w:p>
+    <w:p>
+      <w:pPr>
+        <w:ind w:firstLine="437"/>
+      </w:pPr>
+      <w:r>
+        <w:rPr>
+          <w:rFonts w:hint="eastAsia"/>
+        </w:rPr>
         <w:lastRenderedPageBreak/>
-        <w:t>│-----│-----│-----├3H：低限弱二红心</w:t>
-      </w:r>
-    </w:p>
-    <w:p>
-      <w:pPr>
-        <w:ind w:firstLine="437"/>
-      </w:pPr>
-      <w:r>
-        <w:rPr>
-          <w:rFonts w:hint="eastAsia"/>
-        </w:rPr>
-        <w:t>│-----│-----│-----├3S：中限弱二红心</w:t>
-      </w:r>
-    </w:p>
-    <w:p>
-      <w:pPr>
-        <w:ind w:firstLine="437"/>
-      </w:pPr>
-      <w:r>
-        <w:rPr>
-          <w:rFonts w:hint="eastAsia"/>
-        </w:rPr>
-        <w:t>│-----│-----├3H：止叫</w:t>
-      </w:r>
-    </w:p>
-    <w:p>
-      <w:pPr>
-        <w:ind w:firstLine="437"/>
-      </w:pPr>
-      <w:r>
-        <w:rPr>
-          <w:rFonts w:hint="eastAsia"/>
-        </w:rPr>
-        <w:t>│-----│-----├3NT：止叫</w:t>
-      </w:r>
-    </w:p>
-    <w:p>
-      <w:pPr>
-        <w:ind w:firstLine="437"/>
-      </w:pPr>
-      <w:r>
-        <w:rPr>
-          <w:rFonts w:hint="eastAsia"/>
-        </w:rPr>
-        <w:t>│-----│-----├3S：好套，逼叫</w:t>
-      </w:r>
-    </w:p>
-    <w:p>
-      <w:pPr>
-        <w:ind w:firstLine="437"/>
-      </w:pPr>
-      <w:r>
-        <w:rPr>
-          <w:rFonts w:hint="eastAsia"/>
-        </w:rPr>
-        <w:t>│-----├3D：中低限弱二黑桃</w:t>
-      </w:r>
-    </w:p>
-    <w:p>
-      <w:pPr>
-        <w:ind w:firstLine="437"/>
-      </w:pPr>
-      <w:r>
-        <w:rPr>
-          <w:rFonts w:hint="eastAsia"/>
-        </w:rPr>
-        <w:t>│-----│-----├3H：继续问叫</w:t>
-      </w:r>
-    </w:p>
-    <w:p>
-      <w:pPr>
-        <w:ind w:firstLine="437"/>
-      </w:pPr>
-      <w:r>
-        <w:rPr>
-          <w:rFonts w:hint="eastAsia"/>
-        </w:rPr>
-        <w:t>│-----│-----│-----├3S：低限弱二黑桃</w:t>
-      </w:r>
-    </w:p>
-    <w:p>
-      <w:pPr>
-        <w:ind w:firstLine="437"/>
-      </w:pPr>
-      <w:r>
-        <w:rPr>
-          <w:rFonts w:hint="eastAsia"/>
-        </w:rPr>
-        <w:t>│-----│-----│-----├3NT：中限弱二黑桃</w:t>
-      </w:r>
-    </w:p>
-    <w:p>
-      <w:pPr>
-        <w:ind w:firstLine="437"/>
-      </w:pPr>
-      <w:r>
-        <w:rPr>
-          <w:rFonts w:hint="eastAsia"/>
-        </w:rPr>
-        <w:t>│-----│-----├3S：止叫</w:t>
-      </w:r>
-    </w:p>
-    <w:p>
-      <w:pPr>
-        <w:ind w:firstLine="437"/>
-      </w:pPr>
-      <w:r>
-        <w:rPr>
-          <w:rFonts w:hint="eastAsia"/>
-        </w:rPr>
-        <w:t>│-----│-----├3NT：止叫</w:t>
-      </w:r>
-    </w:p>
-    <w:p>
-      <w:pPr>
-        <w:ind w:firstLine="437"/>
-      </w:pPr>
-      <w:r>
-        <w:rPr>
-          <w:rFonts w:hint="eastAsia"/>
-        </w:rPr>
-        <w:t>│-----├3H：高限弱二黑桃</w:t>
-      </w:r>
-    </w:p>
-    <w:p>
-      <w:pPr>
-        <w:ind w:firstLine="437"/>
-      </w:pPr>
-      <w:r>
-        <w:rPr>
-          <w:rFonts w:hint="eastAsia"/>
-        </w:rPr>
-        <w:t>│-----├3S：高限弱二红桃</w:t>
-      </w:r>
-    </w:p>
-    <w:p>
-      <w:pPr>
-        <w:ind w:firstLine="437"/>
-      </w:pPr>
-      <w:r>
-        <w:rPr>
-          <w:rFonts w:hint="eastAsia"/>
-        </w:rPr>
-        <w:t>│-----├3NT：AKQXXX 的任意一门高花</w:t>
-      </w:r>
-    </w:p>
-    <w:p>
-      <w:pPr>
-        <w:ind w:firstLine="437"/>
-      </w:pPr>
-      <w:r>
-        <w:rPr>
-          <w:rFonts w:hint="eastAsia"/>
-        </w:rPr>
-        <w:t>│-----├4NT：20-21均型牌</w:t>
-      </w:r>
-    </w:p>
-    <w:p>
-      <w:pPr>
-        <w:ind w:firstLine="437"/>
-      </w:pPr>
-      <w:r>
-        <w:rPr>
-          <w:rFonts w:hint="eastAsia"/>
-        </w:rPr>
         <w:t>├3C/3D：自然叫/逼叫，15点以上6张半坚固套</w:t>
       </w:r>
     </w:p>
@@ -26709,123 +26675,189 @@
         <w:rPr>
           <w:rFonts w:hint="eastAsia"/>
         </w:rPr>
+        <w:t>│-----├pass：弱二阻击，接受3NT</w:t>
+      </w:r>
+    </w:p>
+    <w:p>
+      <w:pPr>
+        <w:ind w:firstLine="437"/>
+      </w:pPr>
+      <w:r>
+        <w:rPr>
+          <w:rFonts w:hint="eastAsia"/>
+        </w:rPr>
+        <w:t>│-----├4C/4D/4H/4S：持20-22强均时，按对方的3NT是盖伯问A处理</w:t>
+      </w:r>
+    </w:p>
+    <w:p>
+      <w:pPr>
+        <w:ind w:firstLine="437"/>
+      </w:pPr>
+      <w:r>
+        <w:rPr>
+          <w:rFonts w:hint="eastAsia"/>
+        </w:rPr>
+        <w:t>├4C：要求开叫人叫出比自己长套低一级花色，应叫人要庄位或者有满贯兴趣</w:t>
+      </w:r>
+    </w:p>
+    <w:p>
+      <w:pPr>
+        <w:ind w:firstLine="437"/>
+      </w:pPr>
+      <w:r>
+        <w:rPr>
+          <w:rFonts w:hint="eastAsia"/>
+        </w:rPr>
+        <w:t>│-----├开叫人无条件根据指示叫牌，然后应叫人</w:t>
+      </w:r>
+    </w:p>
+    <w:p>
+      <w:pPr>
+        <w:ind w:firstLine="437"/>
+      </w:pPr>
+      <w:r>
+        <w:rPr>
+          <w:rFonts w:hint="eastAsia"/>
+        </w:rPr>
+        <w:t>│-----│-----├直接4H/4S：自己坐庄打这个定约</w:t>
+      </w:r>
+    </w:p>
+    <w:p>
+      <w:pPr>
+        <w:ind w:firstLine="437"/>
+      </w:pPr>
+      <w:r>
+        <w:rPr>
+          <w:rFonts w:hint="eastAsia"/>
+        </w:rPr>
+        <w:t>│-----│-----├扣叫新花：满贯兴趣，要求对家继续扣叫</w:t>
+      </w:r>
+    </w:p>
+    <w:p>
+      <w:pPr>
+        <w:ind w:firstLine="437"/>
+      </w:pPr>
+      <w:r>
+        <w:rPr>
+          <w:rFonts w:hint="eastAsia"/>
+        </w:rPr>
+        <w:t>│-----│-----├4NT：RKCB</w:t>
+      </w:r>
+    </w:p>
+    <w:p>
+      <w:pPr>
+        <w:ind w:firstLine="437"/>
+      </w:pPr>
+      <w:r>
+        <w:rPr>
+          <w:rFonts w:hint="eastAsia"/>
+        </w:rPr>
+        <w:t>├4D：要求开叫人叫出自己的长套，没有满贯兴趣</w:t>
+      </w:r>
+    </w:p>
+    <w:p>
+      <w:pPr>
+        <w:ind w:firstLine="437"/>
+      </w:pPr>
+      <w:r>
+        <w:rPr>
+          <w:rFonts w:hint="eastAsia"/>
+        </w:rPr>
+        <w:t>│-----├开叫人叫出自己的长套，Over</w:t>
+      </w:r>
+    </w:p>
+    <w:p>
+      <w:pPr>
+        <w:ind w:firstLine="437"/>
+      </w:pPr>
+      <w:r>
+        <w:rPr>
+          <w:rFonts w:hint="eastAsia"/>
+        </w:rPr>
+        <w:t>├4H/4S：想打（一般是7张以上，14p+以上）</w:t>
+      </w:r>
+    </w:p>
+    <w:p>
+      <w:pPr>
+        <w:ind w:firstLine="437"/>
+      </w:pPr>
+    </w:p>
+    <w:p>
+      <w:pPr>
+        <w:ind w:firstLine="437"/>
+      </w:pPr>
+      <w:r>
+        <w:rPr>
+          <w:rFonts w:hint="eastAsia"/>
+        </w:rPr>
+        <w:t>2D-(2H)-?</w:t>
+      </w:r>
+    </w:p>
+    <w:p>
+      <w:pPr>
+        <w:ind w:firstLine="437"/>
+      </w:pPr>
+      <w:r>
+        <w:rPr>
+          <w:rFonts w:hint="eastAsia"/>
+        </w:rPr>
+        <w:t>├X：负加倍（显示其他三套都有一定的支持实力）</w:t>
+      </w:r>
+    </w:p>
+    <w:p>
+      <w:pPr>
+        <w:ind w:firstLine="437"/>
+      </w:pPr>
+      <w:r>
+        <w:rPr>
+          <w:rFonts w:hint="eastAsia"/>
+        </w:rPr>
+        <w:t>│-----├pass：开叫人持H套时Pass</w:t>
+      </w:r>
+    </w:p>
+    <w:p>
+      <w:pPr>
+        <w:ind w:firstLine="437"/>
+      </w:pPr>
+      <w:r>
+        <w:rPr>
+          <w:rFonts w:hint="eastAsia"/>
+        </w:rPr>
+        <w:t>│-----├开叫人持S弱牌时叫2S</w:t>
+      </w:r>
+    </w:p>
+    <w:p>
+      <w:pPr>
+        <w:ind w:firstLine="437"/>
+      </w:pPr>
+      <w:r>
+        <w:rPr>
+          <w:rFonts w:hint="eastAsia"/>
+        </w:rPr>
         <w:lastRenderedPageBreak/>
-        <w:t>│-----├pass：弱二阻击，接受3NT</w:t>
-      </w:r>
-    </w:p>
-    <w:p>
-      <w:pPr>
-        <w:ind w:firstLine="437"/>
-      </w:pPr>
-      <w:r>
-        <w:rPr>
-          <w:rFonts w:hint="eastAsia"/>
-        </w:rPr>
-        <w:t>│-----├4C/4D/4H/4S：持20-22强均时，按对方的3NT是盖伯问A处理</w:t>
-      </w:r>
-    </w:p>
-    <w:p>
-      <w:pPr>
-        <w:ind w:firstLine="437"/>
-      </w:pPr>
-      <w:r>
-        <w:rPr>
-          <w:rFonts w:hint="eastAsia"/>
-        </w:rPr>
-        <w:t>├4C：要求开叫人叫出比自己长套低一级花色，应叫人要庄位或者有满贯兴趣</w:t>
-      </w:r>
-    </w:p>
-    <w:p>
-      <w:pPr>
-        <w:ind w:firstLine="437"/>
-      </w:pPr>
-      <w:r>
-        <w:rPr>
-          <w:rFonts w:hint="eastAsia"/>
-        </w:rPr>
-        <w:t>│-----├开叫人无条件根据指示叫牌，然后应叫人</w:t>
-      </w:r>
-    </w:p>
-    <w:p>
-      <w:pPr>
-        <w:ind w:firstLine="437"/>
-      </w:pPr>
-      <w:r>
-        <w:rPr>
-          <w:rFonts w:hint="eastAsia"/>
-        </w:rPr>
-        <w:t>│-----│-----├直接4H/4S：自己坐庄打这个定约</w:t>
-      </w:r>
-    </w:p>
-    <w:p>
-      <w:pPr>
-        <w:ind w:firstLine="437"/>
-      </w:pPr>
-      <w:r>
-        <w:rPr>
-          <w:rFonts w:hint="eastAsia"/>
-        </w:rPr>
-        <w:t>│-----│-----├扣叫新花：满贯兴趣，要求对家继续扣叫</w:t>
-      </w:r>
-    </w:p>
-    <w:p>
-      <w:pPr>
-        <w:ind w:firstLine="437"/>
-      </w:pPr>
-      <w:r>
-        <w:rPr>
-          <w:rFonts w:hint="eastAsia"/>
-        </w:rPr>
-        <w:t>│-----│-----├4NT：RKCB</w:t>
-      </w:r>
-    </w:p>
-    <w:p>
-      <w:pPr>
-        <w:ind w:firstLine="437"/>
-      </w:pPr>
-      <w:r>
-        <w:rPr>
-          <w:rFonts w:hint="eastAsia"/>
-        </w:rPr>
-        <w:t>├4D：要求开叫人叫出自己的长套，没有满贯兴趣</w:t>
-      </w:r>
-    </w:p>
-    <w:p>
-      <w:pPr>
-        <w:ind w:firstLine="437"/>
-      </w:pPr>
-      <w:r>
-        <w:rPr>
-          <w:rFonts w:hint="eastAsia"/>
-        </w:rPr>
-        <w:t>│-----├开叫人叫出自己的长套，Over</w:t>
-      </w:r>
-    </w:p>
-    <w:p>
-      <w:pPr>
-        <w:ind w:firstLine="437"/>
-      </w:pPr>
-      <w:r>
-        <w:rPr>
-          <w:rFonts w:hint="eastAsia"/>
-        </w:rPr>
-        <w:t>├4H/4S：想打（一般是7张以上，14p+以上）</w:t>
-      </w:r>
-    </w:p>
-    <w:p>
-      <w:pPr>
-        <w:ind w:firstLine="437"/>
-      </w:pPr>
-    </w:p>
-    <w:p>
-      <w:pPr>
-        <w:ind w:firstLine="437"/>
-      </w:pPr>
-      <w:r>
-        <w:rPr>
-          <w:rFonts w:hint="eastAsia"/>
-        </w:rPr>
-        <w:t>2D-(2H)-?</w:t>
+        <w:t>│-----├开叫人持S强牌时扣叫3H试探进局</w:t>
+      </w:r>
+    </w:p>
+    <w:p>
+      <w:pPr>
+        <w:ind w:firstLine="437"/>
+      </w:pPr>
+      <w:r>
+        <w:rPr>
+          <w:rFonts w:hint="eastAsia"/>
+        </w:rPr>
+        <w:t xml:space="preserve">   </w:t>
+      </w:r>
+    </w:p>
+    <w:p>
+      <w:pPr>
+        <w:ind w:firstLine="437"/>
+      </w:pPr>
+      <w:r>
+        <w:rPr>
+          <w:rFonts w:hint="eastAsia"/>
+        </w:rPr>
+        <w:t>2D-(2S)-?</w:t>
       </w:r>
     </w:p>
     <w:p>
@@ -26847,72 +26879,6 @@
         <w:rPr>
           <w:rFonts w:hint="eastAsia"/>
         </w:rPr>
-        <w:t>│-----├pass：开叫人持H套时Pass</w:t>
-      </w:r>
-    </w:p>
-    <w:p>
-      <w:pPr>
-        <w:ind w:firstLine="437"/>
-      </w:pPr>
-      <w:r>
-        <w:rPr>
-          <w:rFonts w:hint="eastAsia"/>
-        </w:rPr>
-        <w:t>│-----├开叫人持S弱牌时叫2S</w:t>
-      </w:r>
-    </w:p>
-    <w:p>
-      <w:pPr>
-        <w:ind w:firstLine="437"/>
-      </w:pPr>
-      <w:r>
-        <w:rPr>
-          <w:rFonts w:hint="eastAsia"/>
-        </w:rPr>
-        <w:t>│-----├开叫人持S强牌时扣叫3H试探进局</w:t>
-      </w:r>
-    </w:p>
-    <w:p>
-      <w:pPr>
-        <w:ind w:firstLine="437"/>
-      </w:pPr>
-      <w:r>
-        <w:rPr>
-          <w:rFonts w:hint="eastAsia"/>
-        </w:rPr>
-        <w:t xml:space="preserve">   </w:t>
-      </w:r>
-    </w:p>
-    <w:p>
-      <w:pPr>
-        <w:ind w:firstLine="437"/>
-      </w:pPr>
-      <w:r>
-        <w:rPr>
-          <w:rFonts w:hint="eastAsia"/>
-        </w:rPr>
-        <w:t>2D-(2S)-?</w:t>
-      </w:r>
-    </w:p>
-    <w:p>
-      <w:pPr>
-        <w:ind w:firstLine="437"/>
-      </w:pPr>
-      <w:r>
-        <w:rPr>
-          <w:rFonts w:hint="eastAsia"/>
-        </w:rPr>
-        <w:t>├X：负加倍（显示其他三套都有一定的支持实力）</w:t>
-      </w:r>
-    </w:p>
-    <w:p>
-      <w:pPr>
-        <w:ind w:firstLine="437"/>
-      </w:pPr>
-      <w:r>
-        <w:rPr>
-          <w:rFonts w:hint="eastAsia"/>
-        </w:rPr>
         <w:t>│-----├pass：开叫人持S套时Pass</w:t>
       </w:r>
     </w:p>
@@ -26989,7 +26955,6 @@
         <w:rPr>
           <w:rFonts w:hint="eastAsia"/>
         </w:rPr>
-        <w:lastRenderedPageBreak/>
         <w:t>├X：加倍均为惩罚建议</w:t>
       </w:r>
     </w:p>
@@ -27210,6 +27175,7 @@
         <w:rPr>
           <w:rFonts w:hint="eastAsia"/>
         </w:rPr>
+        <w:lastRenderedPageBreak/>
         <w:t>├</w:t>
       </w:r>
       <w:r>
@@ -27329,172 +27295,172 @@
         <w:rPr>
           <w:rFonts w:hint="eastAsia"/>
         </w:rPr>
+        <w:t>2H/2S：</w:t>
+      </w:r>
+    </w:p>
+    <w:p>
+      <w:pPr>
+        <w:ind w:firstLine="437"/>
+      </w:pPr>
+      <w:r>
+        <w:rPr>
+          <w:rFonts w:hint="eastAsia"/>
+        </w:rPr>
+        <w:t>├2S（仅对2H）：自然叫牌，不逼叫</w:t>
+      </w:r>
+    </w:p>
+    <w:p>
+      <w:pPr>
+        <w:ind w:firstLine="437"/>
+      </w:pPr>
+      <w:r>
+        <w:rPr>
+          <w:rFonts w:hint="eastAsia"/>
+        </w:rPr>
+        <w:t>├2NT：问开叫人低花，可能是止叫，也可能是进局逼叫</w:t>
+      </w:r>
+    </w:p>
+    <w:p>
+      <w:pPr>
+        <w:ind w:firstLine="437"/>
+      </w:pPr>
+      <w:r>
+        <w:rPr>
+          <w:rFonts w:hint="eastAsia"/>
+        </w:rPr>
+        <w:t>│-----├3C/3D（开叫人回答低花后）</w:t>
+      </w:r>
+    </w:p>
+    <w:p>
+      <w:pPr>
+        <w:ind w:firstLine="437"/>
+      </w:pPr>
+      <w:r>
+        <w:rPr>
+          <w:rFonts w:hint="eastAsia"/>
+        </w:rPr>
+        <w:t>│-----│-----├3D（仅对3C）：自然叫，逼叫</w:t>
+      </w:r>
+    </w:p>
+    <w:p>
+      <w:pPr>
+        <w:ind w:firstLine="437"/>
+      </w:pPr>
+      <w:r>
+        <w:rPr>
+          <w:rFonts w:hint="eastAsia"/>
+        </w:rPr>
+        <w:t>│-----│-----├3M：加叫开叫人高花，显示该套高花配合，满贯兴趣</w:t>
+      </w:r>
+    </w:p>
+    <w:p>
+      <w:pPr>
+        <w:ind w:firstLine="437"/>
+      </w:pPr>
+      <w:r>
+        <w:rPr>
+          <w:rFonts w:hint="eastAsia"/>
+        </w:rPr>
+        <w:t>│-----│-----├3oM：另套高花，显示该高花有止张，试探3NT</w:t>
+      </w:r>
+    </w:p>
+    <w:p>
+      <w:pPr>
+        <w:ind w:firstLine="437"/>
+      </w:pPr>
+      <w:r>
+        <w:rPr>
+          <w:rFonts w:hint="eastAsia"/>
+        </w:rPr>
+        <w:t>│-----│-----├3NT：要打</w:t>
+      </w:r>
+    </w:p>
+    <w:p>
+      <w:pPr>
+        <w:ind w:firstLine="437"/>
+      </w:pPr>
+      <w:r>
+        <w:rPr>
+          <w:rFonts w:hint="eastAsia"/>
+        </w:rPr>
+        <w:t>│-----│-----├4m：加叫答叫低花，显示该套低花配合，满贯兴趣</w:t>
+      </w:r>
+    </w:p>
+    <w:p>
+      <w:pPr>
+        <w:ind w:firstLine="437"/>
+      </w:pPr>
+      <w:r>
+        <w:rPr>
+          <w:rFonts w:hint="eastAsia"/>
+        </w:rPr>
+        <w:t>│-----│-----├4C（仅对3D）：自然叫，逼叫</w:t>
+      </w:r>
+    </w:p>
+    <w:p>
+      <w:pPr>
+        <w:ind w:firstLine="437"/>
+      </w:pPr>
+      <w:r>
+        <w:rPr>
+          <w:rFonts w:hint="eastAsia"/>
+        </w:rPr>
+        <w:t>├3C：人工叫品，显示邀请实力（15-17hcp），但没有高花配合</w:t>
+      </w:r>
+    </w:p>
+    <w:p>
+      <w:pPr>
+        <w:ind w:firstLine="437"/>
+      </w:pPr>
+      <w:r>
+        <w:rPr>
+          <w:rFonts w:hint="eastAsia"/>
+        </w:rPr>
+        <w:t>│-----├pass：低限，梅花是第二套</w:t>
+      </w:r>
+    </w:p>
+    <w:p>
+      <w:pPr>
+        <w:ind w:firstLine="437"/>
+      </w:pPr>
+      <w:r>
+        <w:rPr>
+          <w:rFonts w:hint="eastAsia"/>
+        </w:rPr>
+        <w:t>│-----├3D：低限，方块是第二套</w:t>
+      </w:r>
+    </w:p>
+    <w:p>
+      <w:pPr>
+        <w:ind w:firstLine="437"/>
+      </w:pPr>
+      <w:r>
+        <w:rPr>
+          <w:rFonts w:hint="eastAsia"/>
+        </w:rPr>
+        <w:t>│-----├3H：高限，梅花是第二套</w:t>
+      </w:r>
+    </w:p>
+    <w:p>
+      <w:pPr>
+        <w:ind w:firstLine="437"/>
+      </w:pPr>
+      <w:r>
+        <w:rPr>
+          <w:rFonts w:hint="eastAsia"/>
+        </w:rPr>
+        <w:t>│-----├3S：高限，方块是第二套</w:t>
+      </w:r>
+    </w:p>
+    <w:p>
+      <w:pPr>
+        <w:ind w:firstLine="437"/>
+      </w:pPr>
+      <w:r>
+        <w:rPr>
+          <w:rFonts w:hint="eastAsia"/>
+        </w:rPr>
         <w:lastRenderedPageBreak/>
-        <w:t>2H/2S：</w:t>
-      </w:r>
-    </w:p>
-    <w:p>
-      <w:pPr>
-        <w:ind w:firstLine="437"/>
-      </w:pPr>
-      <w:r>
-        <w:rPr>
-          <w:rFonts w:hint="eastAsia"/>
-        </w:rPr>
-        <w:t>├2S（仅对2H）：自然叫牌，不逼叫</w:t>
-      </w:r>
-    </w:p>
-    <w:p>
-      <w:pPr>
-        <w:ind w:firstLine="437"/>
-      </w:pPr>
-      <w:r>
-        <w:rPr>
-          <w:rFonts w:hint="eastAsia"/>
-        </w:rPr>
-        <w:t>├2NT：问开叫人低花，可能是止叫，也可能是进局逼叫</w:t>
-      </w:r>
-    </w:p>
-    <w:p>
-      <w:pPr>
-        <w:ind w:firstLine="437"/>
-      </w:pPr>
-      <w:r>
-        <w:rPr>
-          <w:rFonts w:hint="eastAsia"/>
-        </w:rPr>
-        <w:t>│-----├3C/3D（开叫人回答低花后）</w:t>
-      </w:r>
-    </w:p>
-    <w:p>
-      <w:pPr>
-        <w:ind w:firstLine="437"/>
-      </w:pPr>
-      <w:r>
-        <w:rPr>
-          <w:rFonts w:hint="eastAsia"/>
-        </w:rPr>
-        <w:t>│-----│-----├3D（仅对3C）：自然叫，逼叫</w:t>
-      </w:r>
-    </w:p>
-    <w:p>
-      <w:pPr>
-        <w:ind w:firstLine="437"/>
-      </w:pPr>
-      <w:r>
-        <w:rPr>
-          <w:rFonts w:hint="eastAsia"/>
-        </w:rPr>
-        <w:t>│-----│-----├3M：加叫开叫人高花，显示该套高花配合，满贯兴趣</w:t>
-      </w:r>
-    </w:p>
-    <w:p>
-      <w:pPr>
-        <w:ind w:firstLine="437"/>
-      </w:pPr>
-      <w:r>
-        <w:rPr>
-          <w:rFonts w:hint="eastAsia"/>
-        </w:rPr>
-        <w:t>│-----│-----├3oM：另套高花，显示该高花有止张，试探3NT</w:t>
-      </w:r>
-    </w:p>
-    <w:p>
-      <w:pPr>
-        <w:ind w:firstLine="437"/>
-      </w:pPr>
-      <w:r>
-        <w:rPr>
-          <w:rFonts w:hint="eastAsia"/>
-        </w:rPr>
-        <w:t>│-----│-----├3NT：要打</w:t>
-      </w:r>
-    </w:p>
-    <w:p>
-      <w:pPr>
-        <w:ind w:firstLine="437"/>
-      </w:pPr>
-      <w:r>
-        <w:rPr>
-          <w:rFonts w:hint="eastAsia"/>
-        </w:rPr>
-        <w:t>│-----│-----├4m：加叫答叫低花，显示该套低花配合，满贯兴趣</w:t>
-      </w:r>
-    </w:p>
-    <w:p>
-      <w:pPr>
-        <w:ind w:firstLine="437"/>
-      </w:pPr>
-      <w:r>
-        <w:rPr>
-          <w:rFonts w:hint="eastAsia"/>
-        </w:rPr>
-        <w:t>│-----│-----├4C（仅对3D）：自然叫，逼叫</w:t>
-      </w:r>
-    </w:p>
-    <w:p>
-      <w:pPr>
-        <w:ind w:firstLine="437"/>
-      </w:pPr>
-      <w:r>
-        <w:rPr>
-          <w:rFonts w:hint="eastAsia"/>
-        </w:rPr>
-        <w:t>├3C：人工叫品，显示邀请实力（15-17hcp），但没有高花配合</w:t>
-      </w:r>
-    </w:p>
-    <w:p>
-      <w:pPr>
-        <w:ind w:firstLine="437"/>
-      </w:pPr>
-      <w:r>
-        <w:rPr>
-          <w:rFonts w:hint="eastAsia"/>
-        </w:rPr>
-        <w:t>│-----├pass：低限，梅花是第二套</w:t>
-      </w:r>
-    </w:p>
-    <w:p>
-      <w:pPr>
-        <w:ind w:firstLine="437"/>
-      </w:pPr>
-      <w:r>
-        <w:rPr>
-          <w:rFonts w:hint="eastAsia"/>
-        </w:rPr>
-        <w:t>│-----├3D：低限，方块是第二套</w:t>
-      </w:r>
-    </w:p>
-    <w:p>
-      <w:pPr>
-        <w:ind w:firstLine="437"/>
-      </w:pPr>
-      <w:r>
-        <w:rPr>
-          <w:rFonts w:hint="eastAsia"/>
-        </w:rPr>
-        <w:t>│-----├3H：高限，梅花是第二套</w:t>
-      </w:r>
-    </w:p>
-    <w:p>
-      <w:pPr>
-        <w:ind w:firstLine="437"/>
-      </w:pPr>
-      <w:r>
-        <w:rPr>
-          <w:rFonts w:hint="eastAsia"/>
-        </w:rPr>
-        <w:t>│-----├3S：高限，方块是第二套</w:t>
-      </w:r>
-    </w:p>
-    <w:p>
-      <w:pPr>
-        <w:ind w:firstLine="437"/>
-      </w:pPr>
-      <w:r>
-        <w:rPr>
-          <w:rFonts w:hint="eastAsia"/>
-        </w:rPr>
         <w:t>├3D：人工叫品，显示有高花配合的邀请实力</w:t>
       </w:r>
     </w:p>
@@ -27741,6 +27707,7 @@
         <w:rPr>
           <w:rFonts w:hint="eastAsia"/>
         </w:rPr>
+        <w:lastRenderedPageBreak/>
         <w:t>├3H：自然叫品，六张套，邀请</w:t>
       </w:r>
     </w:p>
@@ -27862,7 +27829,6 @@
         <w:rPr>
           <w:rFonts w:hint="eastAsia"/>
         </w:rPr>
-        <w:lastRenderedPageBreak/>
         <w:t>│-----├5S：2关键张，有Q</w:t>
       </w:r>
     </w:p>
@@ -28006,6 +27972,7 @@
         <w:ind w:firstLine="437"/>
       </w:pPr>
       <w:r>
+        <w:lastRenderedPageBreak/>
         <w:t xml:space="preserve">        问叫人在答叫后叫5NT是特定K问叫</w:t>
       </w:r>
     </w:p>
@@ -28109,7 +28076,6 @@
         <w:ind w:firstLine="437"/>
       </w:pPr>
       <w:r>
-        <w:lastRenderedPageBreak/>
         <w:t xml:space="preserve">        ？</w:t>
       </w:r>
     </w:p>
@@ -28257,6 +28223,7 @@
         <w:pStyle w:val="2"/>
       </w:pPr>
       <w:r>
+        <w:lastRenderedPageBreak/>
         <w:t>14.8防守信号（全部反式信号）</w:t>
       </w:r>
     </w:p>
@@ -28378,114 +28345,114 @@
         <w:rPr>
           <w:rFonts w:hint="eastAsia"/>
         </w:rPr>
+        <w:t>加叫过同伴的花色，攻最大张；有配合但未加叫过同伴攻正常</w:t>
+      </w:r>
+      <w:r>
+        <w:t>35（或长4）</w:t>
+      </w:r>
+    </w:p>
+    <w:p>
+      <w:pPr>
+        <w:ind w:firstLine="437"/>
+      </w:pPr>
+    </w:p>
+    <w:p>
+      <w:pPr>
+        <w:ind w:firstLine="437"/>
+      </w:pPr>
+    </w:p>
+    <w:p>
+      <w:pPr>
+        <w:pStyle w:val="1"/>
+      </w:pPr>
+      <w:r>
+        <w:rPr>
+          <w:rFonts w:hint="eastAsia"/>
+        </w:rPr>
+        <w:t>十五、附录</w:t>
+      </w:r>
+      <w:r>
+        <w:t>B、常见体系搭配</w:t>
+      </w:r>
+    </w:p>
+    <w:p>
+      <w:pPr>
+        <w:ind w:firstLine="437"/>
+      </w:pPr>
+      <w:r>
+        <w:t>15.1开叫约定叫选择</w:t>
+      </w:r>
+    </w:p>
+    <w:p>
+      <w:pPr>
+        <w:ind w:firstLine="437"/>
+      </w:pPr>
+      <w:r>
+        <w:t>15.1.12D开叫【2D】</w:t>
+      </w:r>
+    </w:p>
+    <w:p>
+      <w:pPr>
+        <w:ind w:firstLine="437"/>
+      </w:pPr>
+      <w:r>
+        <w:t>2D.MultiPlus：多功能2D，6张高花阻击，带20-21均型选项</w:t>
+      </w:r>
+    </w:p>
+    <w:p>
+      <w:pPr>
+        <w:ind w:firstLine="437"/>
+      </w:pPr>
+      <w:r>
+        <w:t>2D.SgleM多功能2D，6张高花阻击，不带20-21均型选项</w:t>
+      </w:r>
+    </w:p>
+    <w:p>
+      <w:pPr>
+        <w:ind w:firstLine="437"/>
+      </w:pPr>
+      <w:r>
+        <w:t>2D.Raw2D原义阻击</w:t>
+      </w:r>
+    </w:p>
+    <w:p>
+      <w:pPr>
+        <w:ind w:firstLine="437"/>
+      </w:pPr>
+      <w:r>
+        <w:t>2D.DualM双高阻击</w:t>
+      </w:r>
+    </w:p>
+    <w:p>
+      <w:pPr>
+        <w:ind w:firstLine="437"/>
+      </w:pPr>
+      <w:r>
+        <w:t>15.1.22M开叫【2M】</w:t>
+      </w:r>
+    </w:p>
+    <w:p>
+      <w:pPr>
+        <w:ind w:firstLine="437"/>
+      </w:pPr>
+      <w:r>
+        <w:t>2M.Raw：单套2高花阻击；</w:t>
+      </w:r>
+    </w:p>
+    <w:p>
+      <w:pPr>
+        <w:ind w:firstLine="437"/>
+      </w:pPr>
+      <w:r>
+        <w:t>2D.MdBerg麦德伯格，5张高花带4张以上低花建设性</w:t>
+      </w:r>
+    </w:p>
+    <w:p>
+      <w:pPr>
+        <w:ind w:firstLine="437"/>
+      </w:pPr>
+      <w:r>
         <w:lastRenderedPageBreak/>
-        <w:t>加叫过同伴的花色，攻最大张；有配合但未加叫过同伴攻正常</w:t>
-      </w:r>
-      <w:r>
-        <w:t>35（或长4）</w:t>
-      </w:r>
-    </w:p>
-    <w:p>
-      <w:pPr>
-        <w:ind w:firstLine="437"/>
-      </w:pPr>
-    </w:p>
-    <w:p>
-      <w:pPr>
-        <w:ind w:firstLine="437"/>
-      </w:pPr>
-    </w:p>
-    <w:p>
-      <w:pPr>
-        <w:pStyle w:val="1"/>
-      </w:pPr>
-      <w:r>
-        <w:rPr>
-          <w:rFonts w:hint="eastAsia"/>
-        </w:rPr>
-        <w:t>十五、附录</w:t>
-      </w:r>
-      <w:r>
-        <w:t>B、常见体系搭配</w:t>
-      </w:r>
-    </w:p>
-    <w:p>
-      <w:pPr>
-        <w:ind w:firstLine="437"/>
-      </w:pPr>
-      <w:r>
-        <w:t>15.1开叫约定叫选择</w:t>
-      </w:r>
-    </w:p>
-    <w:p>
-      <w:pPr>
-        <w:ind w:firstLine="437"/>
-      </w:pPr>
-      <w:r>
-        <w:t>15.1.12D开叫【2D】</w:t>
-      </w:r>
-    </w:p>
-    <w:p>
-      <w:pPr>
-        <w:ind w:firstLine="437"/>
-      </w:pPr>
-      <w:r>
-        <w:t>2D.MultiPlus：多功能2D，6张高花阻击，带20-21均型选项</w:t>
-      </w:r>
-    </w:p>
-    <w:p>
-      <w:pPr>
-        <w:ind w:firstLine="437"/>
-      </w:pPr>
-      <w:r>
-        <w:t>2D.SgleM多功能2D，6张高花阻击，不带20-21均型选项</w:t>
-      </w:r>
-    </w:p>
-    <w:p>
-      <w:pPr>
-        <w:ind w:firstLine="437"/>
-      </w:pPr>
-      <w:r>
-        <w:t>2D.Raw2D原义阻击</w:t>
-      </w:r>
-    </w:p>
-    <w:p>
-      <w:pPr>
-        <w:ind w:firstLine="437"/>
-      </w:pPr>
-      <w:r>
-        <w:t>2D.DualM双高阻击</w:t>
-      </w:r>
-    </w:p>
-    <w:p>
-      <w:pPr>
-        <w:ind w:firstLine="437"/>
-      </w:pPr>
-      <w:r>
-        <w:t>15.1.22M开叫【2M】</w:t>
-      </w:r>
-    </w:p>
-    <w:p>
-      <w:pPr>
-        <w:ind w:firstLine="437"/>
-      </w:pPr>
-      <w:r>
-        <w:t>2M.Raw：单套2高花阻击；</w:t>
-      </w:r>
-    </w:p>
-    <w:p>
-      <w:pPr>
-        <w:ind w:firstLine="437"/>
-      </w:pPr>
-      <w:r>
-        <w:t>2D.MdBerg麦德伯格，5张高花带4张以上低花建设性</w:t>
-      </w:r>
-    </w:p>
-    <w:p>
-      <w:pPr>
-        <w:ind w:firstLine="437"/>
-      </w:pPr>
-      <w:r>
         <w:t>15.1.32NT开叫【2N】</w:t>
       </w:r>
     </w:p>
@@ -28604,121 +28571,121 @@
         <w:ind w:firstLine="437"/>
       </w:pPr>
       <w:r>
+        <w:t>15.3.11M开叫被X【O1MX】</w:t>
+      </w:r>
+    </w:p>
+    <w:p>
+      <w:pPr>
+        <w:ind w:firstLine="437"/>
+      </w:pPr>
+      <w:r>
+        <w:t>O1MX.Raw：原始版，1NT=8-10支持，其他自然</w:t>
+      </w:r>
+    </w:p>
+    <w:p>
+      <w:pPr>
+        <w:ind w:firstLine="437"/>
+      </w:pPr>
+      <w:r>
+        <w:t>O1MX.Transfer：转移应叫（JF默认），1N到2M-1均为转移</w:t>
+      </w:r>
+    </w:p>
+    <w:p>
+      <w:pPr>
+        <w:ind w:firstLine="437"/>
+      </w:pPr>
+      <w:r>
+        <w:t>15.3.2开叫被双套争叫【O2SUIT】</w:t>
+      </w:r>
+    </w:p>
+    <w:p>
+      <w:pPr>
+        <w:ind w:firstLine="437"/>
+      </w:pPr>
+      <w:r>
+        <w:t>O2SUIT.XR扣叫方式：低对低高对高</w:t>
+      </w:r>
+    </w:p>
+    <w:p>
+      <w:pPr>
+        <w:ind w:firstLine="437"/>
+      </w:pPr>
+      <w:r>
+        <w:t>O2SUIT.JF扣叫方式：高对将牌</w:t>
+      </w:r>
+    </w:p>
+    <w:p>
+      <w:pPr>
+        <w:ind w:firstLine="437"/>
+      </w:pPr>
+      <w:r>
+        <w:t>15.3.31N开叫被争叫【O1NTO】</w:t>
+      </w:r>
+    </w:p>
+    <w:p>
+      <w:pPr>
+        <w:ind w:firstLine="437"/>
+      </w:pPr>
+      <w:r>
+        <w:t>O1NTO.Leben【新睿模式】Lebensol约定叫’</w:t>
+      </w:r>
+    </w:p>
+    <w:p>
+      <w:pPr>
+        <w:ind w:firstLine="437"/>
+      </w:pPr>
+      <w:r>
+        <w:t>O1NTO.Ruben【JF模式】Rubensol约定叫，见12.3.4章节</w:t>
+      </w:r>
+    </w:p>
+    <w:p>
+      <w:pPr>
+        <w:ind w:firstLine="437"/>
+      </w:pPr>
+      <w:r>
+        <w:t>15.3.41N开叫被惩罚逃叫【O1NTX】</w:t>
+      </w:r>
+    </w:p>
+    <w:p>
+      <w:pPr>
+        <w:ind w:firstLine="437"/>
+      </w:pPr>
+      <w:r>
+        <w:t>O1NTX.JF【JF模式】见12.3.1章节</w:t>
+      </w:r>
+    </w:p>
+    <w:p>
+      <w:pPr>
+        <w:ind w:firstLine="437"/>
+      </w:pPr>
+      <w:r>
+        <w:t>O1NTX.Other【其他模式】未能穷举抱歉</w:t>
+      </w:r>
+    </w:p>
+    <w:p>
+      <w:pPr>
+        <w:ind w:firstLine="437"/>
+      </w:pPr>
+    </w:p>
+    <w:p>
+      <w:pPr>
+        <w:ind w:firstLine="437"/>
+      </w:pPr>
+    </w:p>
+    <w:p>
+      <w:pPr>
+        <w:ind w:firstLine="437"/>
+      </w:pPr>
+      <w:r>
+        <w:t>15.4介入敌方叫牌约定叫选择</w:t>
+      </w:r>
+    </w:p>
+    <w:p>
+      <w:pPr>
+        <w:ind w:firstLine="437"/>
+      </w:pPr>
+      <w:r>
         <w:lastRenderedPageBreak/>
-        <w:t>15.3.11M开叫被X【O1MX】</w:t>
-      </w:r>
-    </w:p>
-    <w:p>
-      <w:pPr>
-        <w:ind w:firstLine="437"/>
-      </w:pPr>
-      <w:r>
-        <w:t>O1MX.Raw：原始版，1NT=8-10支持，其他自然</w:t>
-      </w:r>
-    </w:p>
-    <w:p>
-      <w:pPr>
-        <w:ind w:firstLine="437"/>
-      </w:pPr>
-      <w:r>
-        <w:t>O1MX.Transfer：转移应叫（JF默认），1N到2M-1均为转移</w:t>
-      </w:r>
-    </w:p>
-    <w:p>
-      <w:pPr>
-        <w:ind w:firstLine="437"/>
-      </w:pPr>
-      <w:r>
-        <w:t>15.3.2开叫被双套争叫【O2SUIT】</w:t>
-      </w:r>
-    </w:p>
-    <w:p>
-      <w:pPr>
-        <w:ind w:firstLine="437"/>
-      </w:pPr>
-      <w:r>
-        <w:t>O2SUIT.XR扣叫方式：低对低高对高</w:t>
-      </w:r>
-    </w:p>
-    <w:p>
-      <w:pPr>
-        <w:ind w:firstLine="437"/>
-      </w:pPr>
-      <w:r>
-        <w:t>O2SUIT.JF扣叫方式：高对将牌</w:t>
-      </w:r>
-    </w:p>
-    <w:p>
-      <w:pPr>
-        <w:ind w:firstLine="437"/>
-      </w:pPr>
-      <w:r>
-        <w:t>15.3.31N开叫被争叫【O1NTO】</w:t>
-      </w:r>
-    </w:p>
-    <w:p>
-      <w:pPr>
-        <w:ind w:firstLine="437"/>
-      </w:pPr>
-      <w:r>
-        <w:t>O1NTO.Leben【新睿模式】Lebensol约定叫’</w:t>
-      </w:r>
-    </w:p>
-    <w:p>
-      <w:pPr>
-        <w:ind w:firstLine="437"/>
-      </w:pPr>
-      <w:r>
-        <w:t>O1NTO.Ruben【JF模式】Rubensol约定叫，见12.3.4章节</w:t>
-      </w:r>
-    </w:p>
-    <w:p>
-      <w:pPr>
-        <w:ind w:firstLine="437"/>
-      </w:pPr>
-      <w:r>
-        <w:t>15.3.41N开叫被惩罚逃叫【O1NTX】</w:t>
-      </w:r>
-    </w:p>
-    <w:p>
-      <w:pPr>
-        <w:ind w:firstLine="437"/>
-      </w:pPr>
-      <w:r>
-        <w:t>O1NTX.JF【JF模式】见12.3.1章节</w:t>
-      </w:r>
-    </w:p>
-    <w:p>
-      <w:pPr>
-        <w:ind w:firstLine="437"/>
-      </w:pPr>
-      <w:r>
-        <w:t>O1NTX.Other【其他模式】未能穷举抱歉</w:t>
-      </w:r>
-    </w:p>
-    <w:p>
-      <w:pPr>
-        <w:ind w:firstLine="437"/>
-      </w:pPr>
-    </w:p>
-    <w:p>
-      <w:pPr>
-        <w:ind w:firstLine="437"/>
-      </w:pPr>
-    </w:p>
-    <w:p>
-      <w:pPr>
-        <w:ind w:firstLine="437"/>
-      </w:pPr>
-      <w:r>
-        <w:t>15.4介入敌方叫牌约定叫选择</w:t>
-      </w:r>
-    </w:p>
-    <w:p>
-      <w:pPr>
-        <w:ind w:firstLine="437"/>
-      </w:pPr>
-      <w:r>
         <w:t>15.4.1针对敌人自然1N【AN1N】</w:t>
       </w:r>
     </w:p>
@@ -28923,6 +28890,7 @@
         <w:ind w:firstLine="437"/>
       </w:pPr>
       <w:r>
+        <w:lastRenderedPageBreak/>
         <w:t>15.6当前已知配套方案说明</w:t>
       </w:r>
     </w:p>
@@ -29011,7 +28979,6 @@
         <w:ind w:firstLine="437"/>
       </w:pPr>
       <w:r>
-        <w:lastRenderedPageBreak/>
         <w:t>| O1NTX | JF | JF | JF | JF | JF | |</w:t>
       </w:r>
     </w:p>
